--- a/Words/Categories of Collocations and Words.docx
+++ b/Words/Categories of Collocations and Words.docx
@@ -1,6 +1,6 @@
 
 <file path=word/document.xml><?xml version="1.0" encoding="utf-8"?>
-<w:document xmlns:wpc="http://schemas.microsoft.com/office/word/2010/wordprocessingCanvas" xmlns:cx="http://schemas.microsoft.com/office/drawing/2014/chartex" xmlns:cx1="http://schemas.microsoft.com/office/drawing/2015/9/8/chartex" xmlns:cx2="http://schemas.microsoft.com/office/drawing/2015/10/21/chartex" xmlns:cx3="http://schemas.microsoft.com/office/drawing/2016/5/9/chartex" xmlns:cx4="http://schemas.microsoft.com/office/drawing/2016/5/10/chartex" xmlns:cx5="http://schemas.microsoft.com/office/drawing/2016/5/11/chartex" xmlns:cx6="http://schemas.microsoft.com/office/drawing/2016/5/12/chartex" xmlns:cx7="http://schemas.microsoft.com/office/drawing/2016/5/13/chartex" xmlns:cx8="http://schemas.microsoft.com/office/drawing/2016/5/14/chartex" xmlns:mc="http://schemas.openxmlformats.org/markup-compatibility/2006" xmlns:aink="http://schemas.microsoft.com/office/drawing/2016/ink" xmlns:am3d="http://schemas.microsoft.com/office/drawing/2017/model3d" xmlns:o="urn:schemas-microsoft-com:office:office" xmlns:oel="http://schemas.microsoft.com/office/2019/extlst" xmlns:r="http://schemas.openxmlformats.org/officeDocument/2006/relationships" xmlns:m="http://schemas.openxmlformats.org/officeDocument/2006/math" xmlns:v="urn:schemas-microsoft-com:vml" xmlns:wp14="http://schemas.microsoft.com/office/word/2010/wordprocessingDrawing" xmlns:wp="http://schemas.openxmlformats.org/drawingml/2006/wordprocessingDrawing" xmlns:w10="urn:schemas-microsoft-com:office:word" xmlns:w="http://schemas.openxmlformats.org/wordprocessingml/2006/main" xmlns:w14="http://schemas.microsoft.com/office/word/2010/wordml" xmlns:w15="http://schemas.microsoft.com/office/word/2012/wordml" xmlns:w16cex="http://schemas.microsoft.com/office/word/2018/wordml/cex" xmlns:w16cid="http://schemas.microsoft.com/office/word/2016/wordml/cid" xmlns:w16="http://schemas.microsoft.com/office/word/2018/wordml" xmlns:w16du="http://schemas.microsoft.com/office/word/2023/wordml/word16du" xmlns:w16sdtdh="http://schemas.microsoft.com/office/word/2020/wordml/sdtdatahash" xmlns:w16sdtfl="http://schemas.microsoft.com/office/word/2024/wordml/sdtformatlock" xmlns:w16se="http://schemas.microsoft.com/office/word/2015/wordml/symex" xmlns:wpg="http://schemas.microsoft.com/office/word/2010/wordprocessingGroup" xmlns:wpi="http://schemas.microsoft.com/office/word/2010/wordprocessingInk" xmlns:wne="http://schemas.microsoft.com/office/word/2006/wordml" xmlns:wps="http://schemas.microsoft.com/office/word/2010/wordprocessingShape" mc:Ignorable="w14 w15 w16se w16cid w16 w16cex w16sdtdh w16sdtfl w16du wp14">
+<w:document xmlns:wpc="http://schemas.microsoft.com/office/word/2010/wordprocessingCanvas" xmlns:mc="http://schemas.openxmlformats.org/markup-compatibility/2006" xmlns:o="urn:schemas-microsoft-com:office:office" xmlns:r="http://schemas.openxmlformats.org/officeDocument/2006/relationships" xmlns:m="http://schemas.openxmlformats.org/officeDocument/2006/math" xmlns:v="urn:schemas-microsoft-com:vml" xmlns:wp14="http://schemas.microsoft.com/office/word/2010/wordprocessingDrawing" xmlns:wp="http://schemas.openxmlformats.org/drawingml/2006/wordprocessingDrawing" xmlns:w10="urn:schemas-microsoft-com:office:word" xmlns:w="http://schemas.openxmlformats.org/wordprocessingml/2006/main" xmlns:w14="http://schemas.microsoft.com/office/word/2010/wordml" xmlns:wpg="http://schemas.microsoft.com/office/word/2010/wordprocessingGroup" xmlns:wpi="http://schemas.microsoft.com/office/word/2010/wordprocessingInk" xmlns:wne="http://schemas.microsoft.com/office/word/2006/wordml" xmlns:wps="http://schemas.microsoft.com/office/word/2010/wordprocessingShape" mc:Ignorable="w14 wp14">
   <w:body>
     <w:p>
       <w:pPr>
@@ -627,123 +627,119 @@
           <w:szCs w:val="23"/>
           <w:shd w:val="clear" w:color="auto" w:fill="FFFFFF"/>
         </w:rPr>
-        <w:t>pE'renTEsi:z</w:t>
-      </w:r>
-      <w:r>
-        <w:rPr>
-          <w:rFonts w:ascii="Arial" w:hAnsi="Arial" w:cs="Arial"/>
+        <w:t></w:t>
+      </w:r>
+      <w:r>
+        <w:rPr>
+          <w:rFonts w:ascii="GWIPA" w:hAnsi="GWIPA" w:cs="Arial"/>
           <w:color w:val="202122"/>
           <w:sz w:val="23"/>
           <w:szCs w:val="23"/>
           <w:shd w:val="clear" w:color="auto" w:fill="FFFFFF"/>
         </w:rPr>
-        <w:t>/</w:t>
-      </w:r>
-      <w:r>
-        <w:rPr>
-          <w:rFonts w:ascii="Arial" w:hAnsi="Arial" w:cs="Arial"/>
+        <w:t></w:t>
+      </w:r>
+      <w:r>
+        <w:rPr>
+          <w:rFonts w:ascii="GWIPA" w:hAnsi="GWIPA" w:cs="Arial"/>
           <w:color w:val="202122"/>
           <w:sz w:val="23"/>
           <w:szCs w:val="23"/>
           <w:shd w:val="clear" w:color="auto" w:fill="FFFFFF"/>
         </w:rPr>
-        <w:t xml:space="preserve">: [n. pl. parentheses] </w:t>
-      </w:r>
-      <w:r>
-        <w:rPr>
-          <w:rFonts w:ascii="Arial" w:hAnsi="Arial" w:cs="Arial"/>
+        <w:t></w:t>
+      </w:r>
+      <w:r>
+        <w:rPr>
+          <w:rFonts w:ascii="GWIPA" w:hAnsi="GWIPA" w:cs="Arial"/>
           <w:color w:val="202122"/>
           <w:sz w:val="23"/>
           <w:szCs w:val="23"/>
           <w:shd w:val="clear" w:color="auto" w:fill="FFFFFF"/>
         </w:rPr>
-        <w:t>括号</w:t>
-      </w:r>
-    </w:p>
-    <w:p>
-      <w:pPr>
-        <w:rPr>
-          <w:rFonts w:ascii="Arial" w:hAnsi="Arial" w:cs="Arial"/>
+        <w:t></w:t>
+      </w:r>
+      <w:r>
+        <w:rPr>
+          <w:rFonts w:ascii="GWIPA" w:hAnsi="GWIPA" w:cs="Arial"/>
           <w:color w:val="202122"/>
           <w:sz w:val="23"/>
           <w:szCs w:val="23"/>
           <w:shd w:val="clear" w:color="auto" w:fill="FFFFFF"/>
         </w:rPr>
-      </w:pPr>
-      <w:r>
-        <w:rPr>
-          <w:rFonts w:ascii="Arial" w:hAnsi="Arial" w:cs="Arial"/>
+        <w:t></w:t>
+      </w:r>
+      <w:r>
+        <w:rPr>
+          <w:rFonts w:ascii="GWIPA" w:hAnsi="GWIPA" w:cs="Arial"/>
           <w:color w:val="202122"/>
           <w:sz w:val="23"/>
           <w:szCs w:val="23"/>
           <w:shd w:val="clear" w:color="auto" w:fill="FFFFFF"/>
         </w:rPr>
-        <w:t xml:space="preserve">brace: </w:t>
-      </w:r>
-      <w:r>
-        <w:rPr>
-          <w:rFonts w:ascii="Arial" w:hAnsi="Arial" w:cs="Arial"/>
+        <w:t></w:t>
+      </w:r>
+      <w:r>
+        <w:rPr>
+          <w:rFonts w:ascii="GWIPA" w:hAnsi="GWIPA" w:cs="Arial"/>
           <w:color w:val="202122"/>
           <w:sz w:val="23"/>
           <w:szCs w:val="23"/>
           <w:shd w:val="clear" w:color="auto" w:fill="FFFFFF"/>
         </w:rPr>
-        <w:t>大括号</w:t>
-      </w:r>
-      <w:r>
-        <w:rPr>
-          <w:rFonts w:ascii="Arial" w:hAnsi="Arial" w:cs="Arial"/>
+        <w:t></w:t>
+      </w:r>
+      <w:r>
+        <w:rPr>
+          <w:rFonts w:ascii="GWIPA" w:hAnsi="GWIPA" w:cs="Arial"/>
           <w:color w:val="202122"/>
           <w:sz w:val="23"/>
           <w:szCs w:val="23"/>
           <w:shd w:val="clear" w:color="auto" w:fill="FFFFFF"/>
         </w:rPr>
-        <w:t xml:space="preserve"> {}</w:t>
-      </w:r>
-    </w:p>
-    <w:p>
-      <w:pPr>
-        <w:rPr>
-          <w:rFonts w:ascii="Arial" w:hAnsi="Arial" w:cs="Arial"/>
+        <w:t></w:t>
+      </w:r>
+      <w:r>
+        <w:rPr>
+          <w:rFonts w:ascii="GWIPA" w:hAnsi="GWIPA" w:cs="Arial"/>
           <w:color w:val="202122"/>
           <w:sz w:val="23"/>
           <w:szCs w:val="23"/>
           <w:shd w:val="clear" w:color="auto" w:fill="FFFFFF"/>
         </w:rPr>
-      </w:pPr>
-      <w:r>
-        <w:rPr>
-          <w:rFonts w:ascii="Arial" w:hAnsi="Arial" w:cs="Arial"/>
+        <w:t></w:t>
+      </w:r>
+      <w:r>
+        <w:rPr>
+          <w:rFonts w:ascii="GWIPA" w:hAnsi="GWIPA" w:cs="Arial"/>
           <w:color w:val="202122"/>
           <w:sz w:val="23"/>
           <w:szCs w:val="23"/>
           <w:shd w:val="clear" w:color="auto" w:fill="FFFFFF"/>
         </w:rPr>
-        <w:t xml:space="preserve">bracket : </w:t>
-      </w:r>
-      <w:r>
-        <w:rPr>
-          <w:rFonts w:ascii="Arial" w:hAnsi="Arial" w:cs="Arial"/>
+        <w:t></w:t>
+      </w:r>
+      <w:r>
+        <w:rPr>
+          <w:rFonts w:ascii="GWIPA" w:hAnsi="GWIPA" w:cs="Arial"/>
           <w:color w:val="202122"/>
           <w:sz w:val="23"/>
           <w:szCs w:val="23"/>
           <w:shd w:val="clear" w:color="auto" w:fill="FFFFFF"/>
         </w:rPr>
-        <w:t>中括号</w:t>
-      </w:r>
-      <w:r>
-        <w:rPr>
-          <w:rFonts w:ascii="Arial" w:hAnsi="Arial" w:cs="Arial"/>
+        <w:t></w:t>
+      </w:r>
+      <w:r>
+        <w:rPr>
+          <w:rFonts w:ascii="GWIPA" w:hAnsi="GWIPA" w:cs="Arial"/>
           <w:color w:val="202122"/>
           <w:sz w:val="23"/>
           <w:szCs w:val="23"/>
           <w:shd w:val="clear" w:color="auto" w:fill="FFFFFF"/>
         </w:rPr>
-        <w:t>[]</w:t>
-      </w:r>
-    </w:p>
-    <w:p>
-      <w:pPr>
+        <w:t></w:t>
+      </w:r>
+      <w:r>
         <w:rPr>
           <w:rFonts w:ascii="Arial" w:hAnsi="Arial" w:cs="Arial"/>
           <w:color w:val="202122"/>
@@ -751,7 +747,8 @@
           <w:szCs w:val="23"/>
           <w:shd w:val="clear" w:color="auto" w:fill="FFFFFF"/>
         </w:rPr>
-      </w:pPr>
+        <w:t>/</w:t>
+      </w:r>
       <w:r>
         <w:rPr>
           <w:rFonts w:ascii="Arial" w:hAnsi="Arial" w:cs="Arial"/>
@@ -760,7 +757,7 @@
           <w:szCs w:val="23"/>
           <w:shd w:val="clear" w:color="auto" w:fill="FFFFFF"/>
         </w:rPr>
-        <w:t xml:space="preserve">scientific notation : </w:t>
+        <w:t xml:space="preserve">: [n. pl. parentheses] </w:t>
       </w:r>
       <w:r>
         <w:rPr>
@@ -770,7 +767,7 @@
           <w:szCs w:val="23"/>
           <w:shd w:val="clear" w:color="auto" w:fill="FFFFFF"/>
         </w:rPr>
-        <w:t>科学计数法</w:t>
+        <w:t>括号</w:t>
       </w:r>
     </w:p>
     <w:p>
@@ -791,7 +788,7 @@
           <w:szCs w:val="23"/>
           <w:shd w:val="clear" w:color="auto" w:fill="FFFFFF"/>
         </w:rPr>
-        <w:t xml:space="preserve">fractional : </w:t>
+        <w:t xml:space="preserve">brace: </w:t>
       </w:r>
       <w:r>
         <w:rPr>
@@ -801,11 +798,9 @@
           <w:szCs w:val="23"/>
           <w:shd w:val="clear" w:color="auto" w:fill="FFFFFF"/>
         </w:rPr>
-        <w:t>分数，小数的</w:t>
-      </w:r>
-    </w:p>
-    <w:p>
-      <w:pPr>
+        <w:t>大括号</w:t>
+      </w:r>
+      <w:r>
         <w:rPr>
           <w:rFonts w:ascii="Arial" w:hAnsi="Arial" w:cs="Arial"/>
           <w:color w:val="202122"/>
@@ -813,7 +808,8 @@
           <w:szCs w:val="23"/>
           <w:shd w:val="clear" w:color="auto" w:fill="FFFFFF"/>
         </w:rPr>
-      </w:pPr>
+        <w:t xml:space="preserve"> {}</w:t>
+      </w:r>
     </w:p>
     <w:p>
       <w:pPr>
@@ -827,23 +823,23 @@
       </w:pPr>
       <w:r>
         <w:rPr>
-          <w:rFonts w:ascii="Arial" w:hAnsi="Arial" w:cs="Arial" w:hint="eastAsia"/>
+          <w:rFonts w:ascii="Arial" w:hAnsi="Arial" w:cs="Arial"/>
           <w:color w:val="202122"/>
           <w:sz w:val="23"/>
           <w:szCs w:val="23"/>
           <w:shd w:val="clear" w:color="auto" w:fill="FFFFFF"/>
         </w:rPr>
-        <w:t xml:space="preserve">circumference: </w:t>
-      </w:r>
-      <w:r>
-        <w:rPr>
-          <w:rFonts w:ascii="Arial" w:hAnsi="Arial" w:cs="Arial" w:hint="eastAsia"/>
+        <w:t xml:space="preserve">bracket : </w:t>
+      </w:r>
+      <w:r>
+        <w:rPr>
+          <w:rFonts w:ascii="Arial" w:hAnsi="Arial" w:cs="Arial"/>
           <w:color w:val="202122"/>
           <w:sz w:val="23"/>
           <w:szCs w:val="23"/>
           <w:shd w:val="clear" w:color="auto" w:fill="FFFFFF"/>
         </w:rPr>
-        <w:t>圆的周长</w:t>
+        <w:t>中括号</w:t>
       </w:r>
       <w:r>
         <w:rPr>
@@ -853,31 +849,30 @@
           <w:szCs w:val="23"/>
           <w:shd w:val="clear" w:color="auto" w:fill="FFFFFF"/>
         </w:rPr>
-        <w:br/>
-      </w:r>
-      <w:r>
-        <w:rPr>
-          <w:rFonts w:ascii="Arial" w:hAnsi="Arial" w:cs="Arial" w:hint="eastAsia"/>
+        <w:t>[]</w:t>
+      </w:r>
+    </w:p>
+    <w:p>
+      <w:pPr>
+        <w:rPr>
+          <w:rFonts w:ascii="Arial" w:hAnsi="Arial" w:cs="Arial"/>
           <w:color w:val="202122"/>
           <w:sz w:val="23"/>
           <w:szCs w:val="23"/>
           <w:shd w:val="clear" w:color="auto" w:fill="FFFFFF"/>
         </w:rPr>
-        <w:t>area</w:t>
-      </w:r>
-      <w:r>
-        <w:rPr>
-          <w:rFonts w:ascii="Arial" w:hAnsi="Arial" w:cs="Arial" w:hint="eastAsia"/>
+      </w:pPr>
+      <w:r>
+        <w:rPr>
+          <w:rFonts w:ascii="Arial" w:hAnsi="Arial" w:cs="Arial"/>
           <w:color w:val="202122"/>
           <w:sz w:val="23"/>
           <w:szCs w:val="23"/>
           <w:shd w:val="clear" w:color="auto" w:fill="FFFFFF"/>
         </w:rPr>
-        <w:t>：面积</w:t>
-      </w:r>
-    </w:p>
-    <w:p>
-      <w:pPr>
+        <w:t xml:space="preserve">scientific notation : </w:t>
+      </w:r>
+      <w:r>
         <w:rPr>
           <w:rFonts w:ascii="Arial" w:hAnsi="Arial" w:cs="Arial"/>
           <w:color w:val="202122"/>
@@ -885,30 +880,30 @@
           <w:szCs w:val="23"/>
           <w:shd w:val="clear" w:color="auto" w:fill="FFFFFF"/>
         </w:rPr>
-      </w:pPr>
-      <w:r>
-        <w:rPr>
-          <w:rFonts w:ascii="Arial" w:hAnsi="Arial" w:cs="Arial" w:hint="eastAsia"/>
+        <w:t>科学计数法</w:t>
+      </w:r>
+    </w:p>
+    <w:p>
+      <w:pPr>
+        <w:rPr>
+          <w:rFonts w:ascii="Arial" w:hAnsi="Arial" w:cs="Arial"/>
           <w:color w:val="202122"/>
           <w:sz w:val="23"/>
           <w:szCs w:val="23"/>
           <w:shd w:val="clear" w:color="auto" w:fill="FFFFFF"/>
         </w:rPr>
-        <w:t xml:space="preserve">divdend: </w:t>
-      </w:r>
-      <w:r>
-        <w:rPr>
-          <w:rFonts w:ascii="Arial" w:hAnsi="Arial" w:cs="Arial" w:hint="eastAsia"/>
+      </w:pPr>
+      <w:r>
+        <w:rPr>
+          <w:rFonts w:ascii="Arial" w:hAnsi="Arial" w:cs="Arial"/>
           <w:color w:val="202122"/>
           <w:sz w:val="23"/>
           <w:szCs w:val="23"/>
           <w:shd w:val="clear" w:color="auto" w:fill="FFFFFF"/>
         </w:rPr>
-        <w:t>被除数</w:t>
-      </w:r>
-    </w:p>
-    <w:p>
-      <w:pPr>
+        <w:t xml:space="preserve">fractional : </w:t>
+      </w:r>
+      <w:r>
         <w:rPr>
           <w:rFonts w:ascii="Arial" w:hAnsi="Arial" w:cs="Arial"/>
           <w:color w:val="202122"/>
@@ -916,38 +911,40 @@
           <w:szCs w:val="23"/>
           <w:shd w:val="clear" w:color="auto" w:fill="FFFFFF"/>
         </w:rPr>
-      </w:pPr>
-      <w:r>
-        <w:rPr>
-          <w:rFonts w:ascii="Arial" w:hAnsi="Arial" w:cs="Arial" w:hint="eastAsia"/>
+        <w:t>分数，小数的</w:t>
+      </w:r>
+    </w:p>
+    <w:p>
+      <w:pPr>
+        <w:rPr>
+          <w:rFonts w:ascii="Arial" w:hAnsi="Arial" w:cs="Arial"/>
           <w:color w:val="202122"/>
           <w:sz w:val="23"/>
           <w:szCs w:val="23"/>
           <w:shd w:val="clear" w:color="auto" w:fill="FFFFFF"/>
         </w:rPr>
-        <w:t xml:space="preserve">divsor: </w:t>
-      </w:r>
-      <w:r>
-        <w:rPr>
-          <w:rFonts w:ascii="Arial" w:hAnsi="Arial" w:cs="Arial" w:hint="eastAsia"/>
+      </w:pPr>
+    </w:p>
+    <w:p>
+      <w:pPr>
+        <w:rPr>
+          <w:rFonts w:ascii="Arial" w:hAnsi="Arial" w:cs="Arial"/>
           <w:color w:val="202122"/>
           <w:sz w:val="23"/>
           <w:szCs w:val="23"/>
           <w:shd w:val="clear" w:color="auto" w:fill="FFFFFF"/>
         </w:rPr>
-        <w:t>除数</w:t>
-      </w:r>
-    </w:p>
-    <w:p>
-      <w:pPr>
-        <w:rPr>
-          <w:rFonts w:ascii="Arial" w:hAnsi="Arial" w:cs="Arial"/>
+      </w:pPr>
+      <w:r>
+        <w:rPr>
+          <w:rFonts w:ascii="Arial" w:hAnsi="Arial" w:cs="Arial" w:hint="eastAsia"/>
           <w:color w:val="202122"/>
           <w:sz w:val="23"/>
           <w:szCs w:val="23"/>
           <w:shd w:val="clear" w:color="auto" w:fill="FFFFFF"/>
         </w:rPr>
-      </w:pPr>
+        <w:t xml:space="preserve">circumference: </w:t>
+      </w:r>
       <w:r>
         <w:rPr>
           <w:rFonts w:ascii="Arial" w:hAnsi="Arial" w:cs="Arial" w:hint="eastAsia"/>
@@ -956,50 +953,49 @@
           <w:szCs w:val="23"/>
           <w:shd w:val="clear" w:color="auto" w:fill="FFFFFF"/>
         </w:rPr>
-        <w:t xml:space="preserve">division: </w:t>
-      </w:r>
-      <w:r>
-        <w:rPr>
-          <w:rFonts w:ascii="Arial" w:hAnsi="Arial" w:cs="Arial" w:hint="eastAsia"/>
+        <w:t>圆的周长</w:t>
+      </w:r>
+      <w:r>
+        <w:rPr>
+          <w:rFonts w:ascii="Arial" w:hAnsi="Arial" w:cs="Arial"/>
           <w:color w:val="202122"/>
           <w:sz w:val="23"/>
           <w:szCs w:val="23"/>
           <w:shd w:val="clear" w:color="auto" w:fill="FFFFFF"/>
         </w:rPr>
-        <w:t>除法</w:t>
-      </w:r>
-    </w:p>
-    <w:p>
-      <w:pPr>
-        <w:rPr>
-          <w:rFonts w:ascii="Arial" w:hAnsi="Arial" w:cs="Arial"/>
+        <w:br/>
+      </w:r>
+      <w:r>
+        <w:rPr>
+          <w:rFonts w:ascii="Arial" w:hAnsi="Arial" w:cs="Arial" w:hint="eastAsia"/>
           <w:color w:val="202122"/>
           <w:sz w:val="23"/>
           <w:szCs w:val="23"/>
           <w:shd w:val="clear" w:color="auto" w:fill="FFFFFF"/>
         </w:rPr>
-      </w:pPr>
-    </w:p>
-    <w:p>
-      <w:pPr>
-        <w:rPr>
-          <w:rFonts w:ascii="Arial" w:hAnsi="Arial" w:cs="Arial"/>
+        <w:t>area</w:t>
+      </w:r>
+      <w:r>
+        <w:rPr>
+          <w:rFonts w:ascii="Arial" w:hAnsi="Arial" w:cs="Arial" w:hint="eastAsia"/>
           <w:color w:val="202122"/>
           <w:sz w:val="23"/>
           <w:szCs w:val="23"/>
           <w:shd w:val="clear" w:color="auto" w:fill="FFFFFF"/>
         </w:rPr>
-      </w:pPr>
-      <w:r>
-        <w:rPr>
-          <w:rFonts w:ascii="Arial" w:hAnsi="Arial" w:cs="Arial" w:hint="eastAsia"/>
+        <w:t>：面积</w:t>
+      </w:r>
+    </w:p>
+    <w:p>
+      <w:pPr>
+        <w:rPr>
+          <w:rFonts w:ascii="Arial" w:hAnsi="Arial" w:cs="Arial"/>
           <w:color w:val="202122"/>
           <w:sz w:val="23"/>
           <w:szCs w:val="23"/>
           <w:shd w:val="clear" w:color="auto" w:fill="FFFFFF"/>
         </w:rPr>
-        <w:t xml:space="preserve">compass: </w:t>
-      </w:r>
+      </w:pPr>
       <w:r>
         <w:rPr>
           <w:rFonts w:ascii="Arial" w:hAnsi="Arial" w:cs="Arial" w:hint="eastAsia"/>
@@ -1008,38 +1004,38 @@
           <w:szCs w:val="23"/>
           <w:shd w:val="clear" w:color="auto" w:fill="FFFFFF"/>
         </w:rPr>
-        <w:t>圆规</w:t>
-      </w:r>
-    </w:p>
-    <w:p>
-      <w:pPr>
-        <w:rPr>
-          <w:rFonts w:ascii="Arial" w:hAnsi="Arial" w:cs="Arial"/>
+        <w:t xml:space="preserve">divdend: </w:t>
+      </w:r>
+      <w:r>
+        <w:rPr>
+          <w:rFonts w:ascii="Arial" w:hAnsi="Arial" w:cs="Arial" w:hint="eastAsia"/>
           <w:color w:val="202122"/>
           <w:sz w:val="23"/>
           <w:szCs w:val="23"/>
           <w:shd w:val="clear" w:color="auto" w:fill="FFFFFF"/>
         </w:rPr>
-      </w:pPr>
-      <w:r>
-        <w:rPr>
-          <w:rFonts w:ascii="Arial" w:hAnsi="Arial" w:cs="Arial" w:hint="eastAsia"/>
+        <w:t>被除数</w:t>
+      </w:r>
+    </w:p>
+    <w:p>
+      <w:pPr>
+        <w:rPr>
+          <w:rFonts w:ascii="Arial" w:hAnsi="Arial" w:cs="Arial"/>
           <w:color w:val="202122"/>
           <w:sz w:val="23"/>
           <w:szCs w:val="23"/>
           <w:shd w:val="clear" w:color="auto" w:fill="FFFFFF"/>
         </w:rPr>
-        <w:t>protractor /</w:t>
-      </w:r>
-      <w:r>
-        <w:rPr>
-          <w:rFonts w:ascii="GWIPA" w:hAnsi="GWIPA" w:cs="Arial" w:hint="eastAsia"/>
+      </w:pPr>
+      <w:r>
+        <w:rPr>
+          <w:rFonts w:ascii="Arial" w:hAnsi="Arial" w:cs="Arial" w:hint="eastAsia"/>
           <w:color w:val="202122"/>
           <w:sz w:val="23"/>
           <w:szCs w:val="23"/>
           <w:shd w:val="clear" w:color="auto" w:fill="FFFFFF"/>
         </w:rPr>
-        <w:t>prE'trQktE</w:t>
+        <w:t xml:space="preserve">divsor: </w:t>
       </w:r>
       <w:r>
         <w:rPr>
@@ -1049,18 +1045,19 @@
           <w:szCs w:val="23"/>
           <w:shd w:val="clear" w:color="auto" w:fill="FFFFFF"/>
         </w:rPr>
-        <w:t>/</w:t>
-      </w:r>
-      <w:r>
-        <w:rPr>
-          <w:rFonts w:ascii="Arial" w:hAnsi="Arial" w:cs="Arial" w:hint="eastAsia"/>
+        <w:t>除数</w:t>
+      </w:r>
+    </w:p>
+    <w:p>
+      <w:pPr>
+        <w:rPr>
+          <w:rFonts w:ascii="Arial" w:hAnsi="Arial" w:cs="Arial"/>
           <w:color w:val="202122"/>
           <w:sz w:val="23"/>
           <w:szCs w:val="23"/>
           <w:shd w:val="clear" w:color="auto" w:fill="FFFFFF"/>
         </w:rPr>
-        <w:t xml:space="preserve">: </w:t>
-      </w:r>
+      </w:pPr>
       <w:r>
         <w:rPr>
           <w:rFonts w:ascii="Arial" w:hAnsi="Arial" w:cs="Arial" w:hint="eastAsia"/>
@@ -1069,7 +1066,7 @@
           <w:szCs w:val="23"/>
           <w:shd w:val="clear" w:color="auto" w:fill="FFFFFF"/>
         </w:rPr>
-        <w:t>量角器</w:t>
+        <w:t xml:space="preserve">division: </w:t>
       </w:r>
       <w:r>
         <w:rPr>
@@ -1079,223 +1076,328 @@
           <w:szCs w:val="23"/>
           <w:shd w:val="clear" w:color="auto" w:fill="FFFFFF"/>
         </w:rPr>
-        <w:t>(</w:t>
-      </w:r>
-      <w:r>
-        <w:rPr>
-          <w:rFonts w:ascii="Arial" w:hAnsi="Arial" w:cs="Arial" w:hint="eastAsia"/>
+        <w:t>除法</w:t>
+      </w:r>
+    </w:p>
+    <w:p>
+      <w:pPr>
+        <w:rPr>
+          <w:rFonts w:ascii="Arial" w:hAnsi="Arial" w:cs="Arial"/>
           <w:color w:val="202122"/>
           <w:sz w:val="23"/>
           <w:szCs w:val="23"/>
           <w:shd w:val="clear" w:color="auto" w:fill="FFFFFF"/>
         </w:rPr>
-        <w:t>半圆形</w:t>
-      </w:r>
-      <w:r>
-        <w:rPr>
-          <w:rFonts w:ascii="Arial" w:hAnsi="Arial" w:cs="Arial" w:hint="eastAsia"/>
+      </w:pPr>
+    </w:p>
+    <w:p>
+      <w:pPr>
+        <w:rPr>
+          <w:rFonts w:ascii="Arial" w:hAnsi="Arial" w:cs="Arial"/>
           <w:color w:val="202122"/>
           <w:sz w:val="23"/>
           <w:szCs w:val="23"/>
           <w:shd w:val="clear" w:color="auto" w:fill="FFFFFF"/>
         </w:rPr>
-        <w:t>)</w:t>
-      </w:r>
-    </w:p>
-    <w:p>
-      <w:pPr>
-        <w:rPr>
-          <w:rFonts w:ascii="Arial" w:hAnsi="Arial" w:cs="Arial"/>
+      </w:pPr>
+      <w:r>
+        <w:rPr>
+          <w:rFonts w:ascii="Arial" w:hAnsi="Arial" w:cs="Arial" w:hint="eastAsia"/>
           <w:color w:val="202122"/>
           <w:sz w:val="23"/>
           <w:szCs w:val="23"/>
           <w:shd w:val="clear" w:color="auto" w:fill="FFFFFF"/>
         </w:rPr>
-      </w:pPr>
-    </w:p>
-    <w:p>
-      <w:pPr>
-        <w:outlineLvl w:val="0"/>
-        <w:rPr>
-          <w:rStyle w:val="pron"/>
-          <w:rFonts w:ascii="Arial" w:hAnsi="Arial" w:cs="Arial"/>
-          <w:b/>
-          <w:bCs/>
-        </w:rPr>
-      </w:pPr>
-      <w:r>
-        <w:rPr>
-          <w:rStyle w:val="pron"/>
-          <w:rFonts w:ascii="Arial" w:hAnsi="Arial" w:cs="Arial"/>
-          <w:b/>
-          <w:bCs/>
-        </w:rPr>
-        <w:t xml:space="preserve">4, </w:t>
-      </w:r>
-      <w:r>
-        <w:rPr>
-          <w:rStyle w:val="pron"/>
-          <w:rFonts w:ascii="Arial" w:hAnsi="Arial" w:cs="Arial" w:hint="eastAsia"/>
-          <w:b/>
-          <w:bCs/>
-        </w:rPr>
-        <w:t xml:space="preserve">Medicine, </w:t>
-      </w:r>
-      <w:r>
-        <w:rPr>
-          <w:rStyle w:val="pron"/>
-          <w:rFonts w:ascii="Arial" w:hAnsi="Arial" w:cs="Arial" w:hint="eastAsia"/>
-          <w:b/>
-          <w:bCs/>
-        </w:rPr>
-        <w:t>Healthy and D</w:t>
-      </w:r>
-      <w:r>
-        <w:rPr>
-          <w:rStyle w:val="pron"/>
-          <w:rFonts w:ascii="Arial" w:hAnsi="Arial" w:cs="Arial"/>
-          <w:b/>
-          <w:bCs/>
-        </w:rPr>
-        <w:t xml:space="preserve">isease: </w:t>
-      </w:r>
-      <w:r>
-        <w:rPr>
-          <w:rStyle w:val="pron"/>
-          <w:rFonts w:ascii="Arial" w:hAnsi="Arial" w:cs="Arial"/>
-          <w:b/>
-          <w:bCs/>
-        </w:rPr>
-        <w:t>疾病</w:t>
-      </w:r>
-    </w:p>
-    <w:p>
-      <w:pPr>
-        <w:rPr>
-          <w:rFonts w:ascii="Arial" w:hAnsi="Arial" w:cs="Arial"/>
+        <w:t xml:space="preserve">compass: </w:t>
+      </w:r>
+      <w:r>
+        <w:rPr>
+          <w:rFonts w:ascii="Arial" w:hAnsi="Arial" w:cs="Arial" w:hint="eastAsia"/>
           <w:color w:val="202122"/>
           <w:sz w:val="23"/>
           <w:szCs w:val="23"/>
           <w:shd w:val="clear" w:color="auto" w:fill="FFFFFF"/>
         </w:rPr>
-      </w:pPr>
-      <w:r>
-        <w:rPr>
-          <w:rFonts w:ascii="Arial" w:hAnsi="Arial" w:cs="Arial"/>
-          <w:b/>
-          <w:bCs/>
+        <w:t>圆规</w:t>
+      </w:r>
+    </w:p>
+    <w:p>
+      <w:pPr>
+        <w:rPr>
+          <w:rFonts w:ascii="Arial" w:hAnsi="Arial" w:cs="Arial"/>
           <w:color w:val="202122"/>
           <w:sz w:val="23"/>
           <w:szCs w:val="23"/>
           <w:shd w:val="clear" w:color="auto" w:fill="FFFFFF"/>
         </w:rPr>
-        <w:t>diabetes</w:t>
-      </w:r>
-      <w:r>
-        <w:rPr>
-          <w:rFonts w:ascii="Arial" w:hAnsi="Arial" w:cs="Arial"/>
+      </w:pPr>
+      <w:r>
+        <w:rPr>
+          <w:rFonts w:ascii="Arial" w:hAnsi="Arial" w:cs="Arial" w:hint="eastAsia"/>
           <w:color w:val="202122"/>
           <w:sz w:val="23"/>
           <w:szCs w:val="23"/>
           <w:shd w:val="clear" w:color="auto" w:fill="FFFFFF"/>
         </w:rPr>
-        <w:t xml:space="preserve"> </w:t>
-      </w:r>
-      <w:r>
-        <w:rPr>
-          <w:rStyle w:val="pron"/>
-          <w:rFonts w:ascii="Arial" w:hAnsi="Arial" w:cs="Arial"/>
-        </w:rPr>
-        <w:t>/</w:t>
-      </w:r>
-      <w:r>
-        <w:rPr>
-          <w:rStyle w:val="ipa"/>
-          <w:rFonts w:ascii="Arial" w:eastAsia="MS Gothic" w:hAnsi="Arial" w:cs="Arial"/>
-        </w:rPr>
-        <w:t>ˌ</w:t>
-      </w:r>
-      <w:r>
-        <w:rPr>
-          <w:rStyle w:val="ipa"/>
-          <w:rFonts w:ascii="Arial" w:hAnsi="Arial" w:cs="Arial"/>
-        </w:rPr>
-        <w:t>da</w:t>
-      </w:r>
-      <w:r>
-        <w:rPr>
-          <w:rStyle w:val="ipa"/>
-          <w:rFonts w:ascii="Arial" w:eastAsia="MS Gothic" w:hAnsi="Arial" w:cs="Arial"/>
-        </w:rPr>
-        <w:t>ɪ</w:t>
-      </w:r>
-      <w:r>
-        <w:rPr>
-          <w:rStyle w:val="ipa"/>
-          <w:rFonts w:ascii="Arial" w:hAnsi="Arial" w:cs="Arial"/>
-        </w:rPr>
-        <w:t>.</w:t>
-      </w:r>
-      <w:r>
-        <w:rPr>
-          <w:rStyle w:val="ipa"/>
-          <w:rFonts w:ascii="Arial" w:eastAsia="MS Gothic" w:hAnsi="Arial" w:cs="Arial"/>
-        </w:rPr>
-        <w:t>əˈ</w:t>
-      </w:r>
-      <w:r>
-        <w:rPr>
-          <w:rStyle w:val="ipa"/>
-          <w:rFonts w:ascii="Arial" w:hAnsi="Arial" w:cs="Arial"/>
-        </w:rPr>
-        <w:t>biː.tiːz</w:t>
-      </w:r>
-      <w:r>
-        <w:rPr>
-          <w:rStyle w:val="pron"/>
-          <w:rFonts w:ascii="Arial" w:hAnsi="Arial" w:cs="Arial"/>
-        </w:rPr>
-        <w:t>/</w:t>
-      </w:r>
-      <w:r>
-        <w:rPr>
-          <w:rFonts w:ascii="Arial" w:hAnsi="Arial" w:cs="Arial"/>
+        <w:t>protractor /</w:t>
+      </w:r>
+      <w:r>
+        <w:rPr>
+          <w:rFonts w:ascii="GWIPA" w:hAnsi="GWIPA" w:cs="Arial"/>
           <w:color w:val="202122"/>
           <w:sz w:val="23"/>
           <w:szCs w:val="23"/>
           <w:shd w:val="clear" w:color="auto" w:fill="FFFFFF"/>
         </w:rPr>
-        <w:t xml:space="preserve"> : </w:t>
-      </w:r>
-      <w:r>
-        <w:rPr>
-          <w:rFonts w:ascii="Arial" w:hAnsi="Arial" w:cs="Arial"/>
+        <w:t></w:t>
+      </w:r>
+      <w:r>
+        <w:rPr>
+          <w:rFonts w:ascii="GWIPA" w:hAnsi="GWIPA" w:cs="Arial"/>
           <w:color w:val="202122"/>
           <w:sz w:val="23"/>
           <w:szCs w:val="23"/>
           <w:shd w:val="clear" w:color="auto" w:fill="FFFFFF"/>
         </w:rPr>
-        <w:t>糖尿病</w:t>
-      </w:r>
-    </w:p>
-    <w:p>
-      <w:pPr>
-        <w:rPr>
-          <w:rStyle w:val="pron"/>
-          <w:rFonts w:ascii="Arial" w:hAnsi="Arial" w:cs="Arial"/>
-        </w:rPr>
-      </w:pPr>
-      <w:r>
-        <w:rPr>
-          <w:rFonts w:ascii="Arial" w:hAnsi="Arial" w:cs="Arial"/>
-          <w:b/>
-          <w:bCs/>
-        </w:rPr>
-        <w:t>rhinitis</w:t>
-      </w:r>
-      <w:r>
-        <w:rPr>
-          <w:rFonts w:ascii="Arial" w:hAnsi="Arial" w:cs="Arial"/>
+        <w:t></w:t>
+      </w:r>
+      <w:r>
+        <w:rPr>
+          <w:rFonts w:ascii="GWIPA" w:hAnsi="GWIPA" w:cs="Arial"/>
+          <w:color w:val="202122"/>
+          <w:sz w:val="23"/>
+          <w:szCs w:val="23"/>
+          <w:shd w:val="clear" w:color="auto" w:fill="FFFFFF"/>
+        </w:rPr>
+        <w:t></w:t>
+      </w:r>
+      <w:r>
+        <w:rPr>
+          <w:rFonts w:ascii="GWIPA" w:hAnsi="GWIPA" w:cs="Arial"/>
+          <w:color w:val="202122"/>
+          <w:sz w:val="23"/>
+          <w:szCs w:val="23"/>
+          <w:shd w:val="clear" w:color="auto" w:fill="FFFFFF"/>
+        </w:rPr>
+        <w:t></w:t>
+      </w:r>
+      <w:r>
+        <w:rPr>
+          <w:rFonts w:ascii="GWIPA" w:hAnsi="GWIPA" w:cs="Arial"/>
+          <w:color w:val="202122"/>
+          <w:sz w:val="23"/>
+          <w:szCs w:val="23"/>
+          <w:shd w:val="clear" w:color="auto" w:fill="FFFFFF"/>
+        </w:rPr>
+        <w:t></w:t>
+      </w:r>
+      <w:r>
+        <w:rPr>
+          <w:rFonts w:ascii="GWIPA" w:hAnsi="GWIPA" w:cs="Arial"/>
+          <w:color w:val="202122"/>
+          <w:sz w:val="23"/>
+          <w:szCs w:val="23"/>
+          <w:shd w:val="clear" w:color="auto" w:fill="FFFFFF"/>
+        </w:rPr>
+        <w:t></w:t>
+      </w:r>
+      <w:r>
+        <w:rPr>
+          <w:rFonts w:ascii="GWIPA" w:hAnsi="GWIPA" w:cs="Arial"/>
+          <w:color w:val="202122"/>
+          <w:sz w:val="23"/>
+          <w:szCs w:val="23"/>
+          <w:shd w:val="clear" w:color="auto" w:fill="FFFFFF"/>
+        </w:rPr>
+        <w:t></w:t>
+      </w:r>
+      <w:r>
+        <w:rPr>
+          <w:rFonts w:ascii="GWIPA" w:hAnsi="GWIPA" w:cs="Arial"/>
+          <w:color w:val="202122"/>
+          <w:sz w:val="23"/>
+          <w:szCs w:val="23"/>
+          <w:shd w:val="clear" w:color="auto" w:fill="FFFFFF"/>
+        </w:rPr>
+        <w:t></w:t>
+      </w:r>
+      <w:r>
+        <w:rPr>
+          <w:rFonts w:ascii="GWIPA" w:hAnsi="GWIPA" w:cs="Arial"/>
+          <w:color w:val="202122"/>
+          <w:sz w:val="23"/>
+          <w:szCs w:val="23"/>
+          <w:shd w:val="clear" w:color="auto" w:fill="FFFFFF"/>
+        </w:rPr>
+        <w:t></w:t>
+      </w:r>
+      <w:r>
+        <w:rPr>
+          <w:rFonts w:ascii="GWIPA" w:hAnsi="GWIPA" w:cs="Arial"/>
+          <w:color w:val="202122"/>
+          <w:sz w:val="23"/>
+          <w:szCs w:val="23"/>
+          <w:shd w:val="clear" w:color="auto" w:fill="FFFFFF"/>
+        </w:rPr>
+        <w:t></w:t>
+      </w:r>
+      <w:r>
+        <w:rPr>
+          <w:rFonts w:ascii="Arial" w:hAnsi="Arial" w:cs="Arial" w:hint="eastAsia"/>
+          <w:color w:val="202122"/>
+          <w:sz w:val="23"/>
+          <w:szCs w:val="23"/>
+          <w:shd w:val="clear" w:color="auto" w:fill="FFFFFF"/>
+        </w:rPr>
+        <w:t>/</w:t>
+      </w:r>
+      <w:r>
+        <w:rPr>
+          <w:rFonts w:ascii="Arial" w:hAnsi="Arial" w:cs="Arial" w:hint="eastAsia"/>
+          <w:color w:val="202122"/>
+          <w:sz w:val="23"/>
+          <w:szCs w:val="23"/>
+          <w:shd w:val="clear" w:color="auto" w:fill="FFFFFF"/>
+        </w:rPr>
+        <w:t xml:space="preserve">: </w:t>
+      </w:r>
+      <w:r>
+        <w:rPr>
+          <w:rFonts w:ascii="Arial" w:hAnsi="Arial" w:cs="Arial" w:hint="eastAsia"/>
+          <w:color w:val="202122"/>
+          <w:sz w:val="23"/>
+          <w:szCs w:val="23"/>
+          <w:shd w:val="clear" w:color="auto" w:fill="FFFFFF"/>
+        </w:rPr>
+        <w:t>量角器</w:t>
+      </w:r>
+      <w:r>
+        <w:rPr>
+          <w:rFonts w:ascii="Arial" w:hAnsi="Arial" w:cs="Arial" w:hint="eastAsia"/>
+          <w:color w:val="202122"/>
+          <w:sz w:val="23"/>
+          <w:szCs w:val="23"/>
+          <w:shd w:val="clear" w:color="auto" w:fill="FFFFFF"/>
+        </w:rPr>
+        <w:t>(</w:t>
+      </w:r>
+      <w:r>
+        <w:rPr>
+          <w:rFonts w:ascii="Arial" w:hAnsi="Arial" w:cs="Arial" w:hint="eastAsia"/>
+          <w:color w:val="202122"/>
+          <w:sz w:val="23"/>
+          <w:szCs w:val="23"/>
+          <w:shd w:val="clear" w:color="auto" w:fill="FFFFFF"/>
+        </w:rPr>
+        <w:t>半圆形</w:t>
+      </w:r>
+      <w:r>
+        <w:rPr>
+          <w:rFonts w:ascii="Arial" w:hAnsi="Arial" w:cs="Arial" w:hint="eastAsia"/>
+          <w:color w:val="202122"/>
+          <w:sz w:val="23"/>
+          <w:szCs w:val="23"/>
+          <w:shd w:val="clear" w:color="auto" w:fill="FFFFFF"/>
+        </w:rPr>
+        <w:t>)</w:t>
+      </w:r>
+    </w:p>
+    <w:p>
+      <w:pPr>
+        <w:rPr>
+          <w:rFonts w:ascii="Arial" w:hAnsi="Arial" w:cs="Arial"/>
+          <w:color w:val="202122"/>
+          <w:sz w:val="23"/>
+          <w:szCs w:val="23"/>
+          <w:shd w:val="clear" w:color="auto" w:fill="FFFFFF"/>
+        </w:rPr>
+      </w:pPr>
+    </w:p>
+    <w:p>
+      <w:pPr>
+        <w:outlineLvl w:val="0"/>
+        <w:rPr>
+          <w:rStyle w:val="pron"/>
+          <w:rFonts w:ascii="Arial" w:hAnsi="Arial" w:cs="Arial"/>
+          <w:b/>
+          <w:bCs/>
+        </w:rPr>
+      </w:pPr>
+      <w:r>
+        <w:rPr>
+          <w:rStyle w:val="pron"/>
+          <w:rFonts w:ascii="Arial" w:hAnsi="Arial" w:cs="Arial"/>
+          <w:b/>
+          <w:bCs/>
+        </w:rPr>
+        <w:t xml:space="preserve">4, </w:t>
+      </w:r>
+      <w:r>
+        <w:rPr>
+          <w:rStyle w:val="pron"/>
+          <w:rFonts w:ascii="Arial" w:hAnsi="Arial" w:cs="Arial" w:hint="eastAsia"/>
+          <w:b/>
+          <w:bCs/>
+        </w:rPr>
+        <w:t xml:space="preserve">Medicine, </w:t>
+      </w:r>
+      <w:r>
+        <w:rPr>
+          <w:rStyle w:val="pron"/>
+          <w:rFonts w:ascii="Arial" w:hAnsi="Arial" w:cs="Arial" w:hint="eastAsia"/>
+          <w:b/>
+          <w:bCs/>
+        </w:rPr>
+        <w:t>Healthy and D</w:t>
+      </w:r>
+      <w:r>
+        <w:rPr>
+          <w:rStyle w:val="pron"/>
+          <w:rFonts w:ascii="Arial" w:hAnsi="Arial" w:cs="Arial"/>
+          <w:b/>
+          <w:bCs/>
+        </w:rPr>
+        <w:t xml:space="preserve">isease: </w:t>
+      </w:r>
+      <w:r>
+        <w:rPr>
+          <w:rStyle w:val="pron"/>
+          <w:rFonts w:ascii="Arial" w:hAnsi="Arial" w:cs="Arial"/>
+          <w:b/>
+          <w:bCs/>
+        </w:rPr>
+        <w:t>疾病</w:t>
+      </w:r>
+    </w:p>
+    <w:p>
+      <w:pPr>
+        <w:rPr>
+          <w:rFonts w:ascii="Arial" w:hAnsi="Arial" w:cs="Arial"/>
+          <w:color w:val="202122"/>
+          <w:sz w:val="23"/>
+          <w:szCs w:val="23"/>
+          <w:shd w:val="clear" w:color="auto" w:fill="FFFFFF"/>
+        </w:rPr>
+      </w:pPr>
+      <w:r>
+        <w:rPr>
+          <w:rFonts w:ascii="Arial" w:hAnsi="Arial" w:cs="Arial"/>
+          <w:b/>
+          <w:bCs/>
+          <w:color w:val="202122"/>
+          <w:sz w:val="23"/>
+          <w:szCs w:val="23"/>
+          <w:shd w:val="clear" w:color="auto" w:fill="FFFFFF"/>
+        </w:rPr>
+        <w:t>diabetes</w:t>
+      </w:r>
+      <w:r>
+        <w:rPr>
+          <w:rFonts w:ascii="Arial" w:hAnsi="Arial" w:cs="Arial"/>
+          <w:color w:val="202122"/>
+          <w:sz w:val="23"/>
+          <w:szCs w:val="23"/>
+          <w:shd w:val="clear" w:color="auto" w:fill="FFFFFF"/>
         </w:rPr>
         <w:t xml:space="preserve"> </w:t>
       </w:r>
@@ -1305,27 +1407,20 @@
           <w:rFonts w:ascii="Arial" w:hAnsi="Arial" w:cs="Arial"/>
         </w:rPr>
         <w:t>/</w:t>
-      </w:r>
-      <w:r>
-        <w:rPr>
-          <w:rStyle w:val="ipa"/>
-          <w:rFonts w:ascii="Arial" w:hAnsi="Arial" w:cs="Arial"/>
-        </w:rPr>
-        <w:t>ra</w:t>
       </w:r>
       <w:r>
         <w:rPr>
           <w:rStyle w:val="ipa"/>
           <w:rFonts w:ascii="Arial" w:eastAsia="MS Gothic" w:hAnsi="Arial" w:cs="Arial"/>
         </w:rPr>
-        <w:t>ɪˈ</w:t>
+        <w:t>ˌ</w:t>
       </w:r>
       <w:r>
         <w:rPr>
           <w:rStyle w:val="ipa"/>
           <w:rFonts w:ascii="Arial" w:hAnsi="Arial" w:cs="Arial"/>
         </w:rPr>
-        <w:t>na</w:t>
+        <w:t>da</w:t>
       </w:r>
       <w:r>
         <w:rPr>
@@ -1339,13 +1434,104 @@
           <w:rStyle w:val="ipa"/>
           <w:rFonts w:ascii="Arial" w:hAnsi="Arial" w:cs="Arial"/>
         </w:rPr>
-        <w:t>.t</w:t>
+        <w:t>.</w:t>
       </w:r>
       <w:r>
         <w:rPr>
           <w:rStyle w:val="ipa"/>
           <w:rFonts w:ascii="Arial" w:eastAsia="MS Gothic" w:hAnsi="Arial" w:cs="Arial"/>
         </w:rPr>
+        <w:t>əˈ</w:t>
+      </w:r>
+      <w:r>
+        <w:rPr>
+          <w:rStyle w:val="ipa"/>
+          <w:rFonts w:ascii="Arial" w:hAnsi="Arial" w:cs="Arial"/>
+        </w:rPr>
+        <w:t>biː.tiːz</w:t>
+      </w:r>
+      <w:r>
+        <w:rPr>
+          <w:rStyle w:val="pron"/>
+          <w:rFonts w:ascii="Arial" w:hAnsi="Arial" w:cs="Arial"/>
+        </w:rPr>
+        <w:t>/</w:t>
+      </w:r>
+      <w:r>
+        <w:rPr>
+          <w:rFonts w:ascii="Arial" w:hAnsi="Arial" w:cs="Arial"/>
+          <w:color w:val="202122"/>
+          <w:sz w:val="23"/>
+          <w:szCs w:val="23"/>
+          <w:shd w:val="clear" w:color="auto" w:fill="FFFFFF"/>
+        </w:rPr>
+        <w:t xml:space="preserve"> : </w:t>
+      </w:r>
+      <w:r>
+        <w:rPr>
+          <w:rFonts w:ascii="Arial" w:hAnsi="Arial" w:cs="Arial"/>
+          <w:color w:val="202122"/>
+          <w:sz w:val="23"/>
+          <w:szCs w:val="23"/>
+          <w:shd w:val="clear" w:color="auto" w:fill="FFFFFF"/>
+        </w:rPr>
+        <w:t>糖尿病</w:t>
+      </w:r>
+    </w:p>
+    <w:p>
+      <w:pPr>
+        <w:rPr>
+          <w:rStyle w:val="pron"/>
+          <w:rFonts w:ascii="Arial" w:hAnsi="Arial" w:cs="Arial"/>
+        </w:rPr>
+      </w:pPr>
+      <w:r>
+        <w:rPr>
+          <w:rFonts w:ascii="Arial" w:hAnsi="Arial" w:cs="Arial"/>
+          <w:b/>
+          <w:bCs/>
+        </w:rPr>
+        <w:t>rhinitis</w:t>
+      </w:r>
+      <w:r>
+        <w:rPr>
+          <w:rFonts w:ascii="Arial" w:hAnsi="Arial" w:cs="Arial"/>
+        </w:rPr>
+        <w:t xml:space="preserve"> </w:t>
+      </w:r>
+      <w:r>
+        <w:rPr>
+          <w:rStyle w:val="pron"/>
+          <w:rFonts w:ascii="Arial" w:hAnsi="Arial" w:cs="Arial"/>
+        </w:rPr>
+        <w:t>/</w:t>
+      </w:r>
+      <w:r>
+        <w:rPr>
+          <w:rStyle w:val="ipa"/>
+          <w:rFonts w:ascii="Arial" w:hAnsi="Arial" w:cs="Arial"/>
+        </w:rPr>
+        <w:t>ra</w:t>
+      </w:r>
+      <w:r>
+        <w:rPr>
+          <w:rStyle w:val="ipa"/>
+          <w:rFonts w:ascii="Arial" w:eastAsia="MS Gothic" w:hAnsi="Arial" w:cs="Arial"/>
+        </w:rPr>
+        <w:t>ɪˈ</w:t>
+      </w:r>
+      <w:r>
+        <w:rPr>
+          <w:rStyle w:val="ipa"/>
+          <w:rFonts w:ascii="Arial" w:hAnsi="Arial" w:cs="Arial"/>
+        </w:rPr>
+        <w:t>na</w:t>
+      </w:r>
+      <w:r>
+        <w:rPr>
+          <w:rStyle w:val="ipa"/>
+          <w:rFonts w:ascii="Arial" w:eastAsia="MS Gothic" w:hAnsi="Arial" w:cs="Arial"/>
+        </w:rPr>
         <w:t>ɪ</w:t>
       </w:r>
       <w:r>
@@ -1353,6 +1539,20 @@
           <w:rStyle w:val="ipa"/>
           <w:rFonts w:ascii="Arial" w:hAnsi="Arial" w:cs="Arial"/>
         </w:rPr>
+        <w:t>.t</w:t>
+      </w:r>
+      <w:r>
+        <w:rPr>
+          <w:rStyle w:val="ipa"/>
+          <w:rFonts w:ascii="Arial" w:eastAsia="MS Gothic" w:hAnsi="Arial" w:cs="Arial"/>
+        </w:rPr>
+        <w:t>ɪ</w:t>
+      </w:r>
+      <w:r>
+        <w:rPr>
+          <w:rStyle w:val="ipa"/>
+          <w:rFonts w:ascii="Arial" w:hAnsi="Arial" w:cs="Arial"/>
+        </w:rPr>
         <w:t>s</w:t>
       </w:r>
       <w:r>
@@ -1593,9 +1793,51 @@
       <w:r>
         <w:rPr>
           <w:rStyle w:val="pron"/>
-          <w:rFonts w:ascii="GWIPA" w:hAnsi="GWIPA" w:cs="Arial" w:hint="eastAsia"/>
-        </w:rPr>
-        <w:t>Eu'bi:s</w:t>
+          <w:rFonts w:ascii="GWIPA" w:hAnsi="GWIPA" w:cs="Arial"/>
+        </w:rPr>
+        <w:t></w:t>
+      </w:r>
+      <w:r>
+        <w:rPr>
+          <w:rStyle w:val="pron"/>
+          <w:rFonts w:ascii="GWIPA" w:hAnsi="GWIPA" w:cs="Arial"/>
+        </w:rPr>
+        <w:t></w:t>
+      </w:r>
+      <w:r>
+        <w:rPr>
+          <w:rStyle w:val="pron"/>
+          <w:rFonts w:ascii="GWIPA" w:hAnsi="GWIPA" w:cs="Arial"/>
+        </w:rPr>
+        <w:t></w:t>
+      </w:r>
+      <w:r>
+        <w:rPr>
+          <w:rStyle w:val="pron"/>
+          <w:rFonts w:ascii="GWIPA" w:hAnsi="GWIPA" w:cs="Arial"/>
+        </w:rPr>
+        <w:t></w:t>
+      </w:r>
+      <w:r>
+        <w:rPr>
+          <w:rStyle w:val="pron"/>
+          <w:rFonts w:ascii="GWIPA" w:hAnsi="GWIPA" w:cs="Arial"/>
+        </w:rPr>
+        <w:t></w:t>
+      </w:r>
+      <w:r>
+        <w:rPr>
+          <w:rStyle w:val="pron"/>
+          <w:rFonts w:ascii="GWIPA" w:hAnsi="GWIPA" w:cs="Arial"/>
+        </w:rPr>
+        <w:t></w:t>
+      </w:r>
+      <w:r>
+        <w:rPr>
+          <w:rStyle w:val="pron"/>
+          <w:rFonts w:ascii="GWIPA" w:hAnsi="GWIPA" w:cs="Arial"/>
+        </w:rPr>
+        <w:t></w:t>
       </w:r>
       <w:r>
         <w:rPr>
@@ -1781,9 +2023,72 @@
       <w:r>
         <w:rPr>
           <w:rStyle w:val="pron"/>
-          <w:rFonts w:ascii="GWIPA" w:hAnsi="GWIPA" w:cs="Arial" w:hint="eastAsia"/>
-        </w:rPr>
-        <w:t>kEn'teIgEs</w:t>
+          <w:rFonts w:ascii="GWIPA" w:hAnsi="GWIPA" w:cs="Arial"/>
+        </w:rPr>
+        <w:t></w:t>
+      </w:r>
+      <w:r>
+        <w:rPr>
+          <w:rStyle w:val="pron"/>
+          <w:rFonts w:ascii="GWIPA" w:hAnsi="GWIPA" w:cs="Arial"/>
+        </w:rPr>
+        <w:t></w:t>
+      </w:r>
+      <w:r>
+        <w:rPr>
+          <w:rStyle w:val="pron"/>
+          <w:rFonts w:ascii="GWIPA" w:hAnsi="GWIPA" w:cs="Arial"/>
+        </w:rPr>
+        <w:t></w:t>
+      </w:r>
+      <w:r>
+        <w:rPr>
+          <w:rStyle w:val="pron"/>
+          <w:rFonts w:ascii="GWIPA" w:hAnsi="GWIPA" w:cs="Arial"/>
+        </w:rPr>
+        <w:t></w:t>
+      </w:r>
+      <w:r>
+        <w:rPr>
+          <w:rStyle w:val="pron"/>
+          <w:rFonts w:ascii="GWIPA" w:hAnsi="GWIPA" w:cs="Arial"/>
+        </w:rPr>
+        <w:t></w:t>
+      </w:r>
+      <w:r>
+        <w:rPr>
+          <w:rStyle w:val="pron"/>
+          <w:rFonts w:ascii="GWIPA" w:hAnsi="GWIPA" w:cs="Arial"/>
+        </w:rPr>
+        <w:t></w:t>
+      </w:r>
+      <w:r>
+        <w:rPr>
+          <w:rStyle w:val="pron"/>
+          <w:rFonts w:ascii="GWIPA" w:hAnsi="GWIPA" w:cs="Arial"/>
+        </w:rPr>
+        <w:t></w:t>
+      </w:r>
+      <w:r>
+        <w:rPr>
+          <w:rStyle w:val="pron"/>
+          <w:rFonts w:ascii="GWIPA" w:hAnsi="GWIPA" w:cs="Arial"/>
+        </w:rPr>
+        <w:t></w:t>
+      </w:r>
+      <w:r>
+        <w:rPr>
+          <w:rStyle w:val="pron"/>
+          <w:rFonts w:ascii="GWIPA" w:hAnsi="GWIPA" w:cs="Arial"/>
+        </w:rPr>
+        <w:t></w:t>
+      </w:r>
+      <w:r>
+        <w:rPr>
+          <w:rStyle w:val="pron"/>
+          <w:rFonts w:ascii="GWIPA" w:hAnsi="GWIPA" w:cs="Arial"/>
+        </w:rPr>
+        <w:t></w:t>
       </w:r>
       <w:r>
         <w:rPr>
@@ -2572,9 +2877,58 @@
       <w:r>
         <w:rPr>
           <w:rStyle w:val="pron"/>
-          <w:rFonts w:ascii="GWIPA" w:hAnsi="GWIPA" w:cs="Arial" w:hint="eastAsia"/>
-        </w:rPr>
-        <w:t>'tE:SEri</w:t>
+          <w:rFonts w:ascii="GWIPA" w:hAnsi="GWIPA" w:cs="Arial"/>
+        </w:rPr>
+        <w:t></w:t>
+      </w:r>
+      <w:r>
+        <w:rPr>
+          <w:rStyle w:val="pron"/>
+          <w:rFonts w:ascii="GWIPA" w:hAnsi="GWIPA" w:cs="Arial"/>
+        </w:rPr>
+        <w:t></w:t>
+      </w:r>
+      <w:r>
+        <w:rPr>
+          <w:rStyle w:val="pron"/>
+          <w:rFonts w:ascii="GWIPA" w:hAnsi="GWIPA" w:cs="Arial"/>
+        </w:rPr>
+        <w:t></w:t>
+      </w:r>
+      <w:r>
+        <w:rPr>
+          <w:rStyle w:val="pron"/>
+          <w:rFonts w:ascii="GWIPA" w:hAnsi="GWIPA" w:cs="Arial"/>
+        </w:rPr>
+        <w:t></w:t>
+      </w:r>
+      <w:r>
+        <w:rPr>
+          <w:rStyle w:val="pron"/>
+          <w:rFonts w:ascii="GWIPA" w:hAnsi="GWIPA" w:cs="Arial"/>
+        </w:rPr>
+        <w:t></w:t>
+      </w:r>
+      <w:r>
+        <w:rPr>
+          <w:rStyle w:val="pron"/>
+          <w:rFonts w:ascii="GWIPA" w:hAnsi="GWIPA" w:cs="Arial"/>
+        </w:rPr>
+        <w:t></w:t>
+      </w:r>
+      <w:r>
+        <w:rPr>
+          <w:rStyle w:val="pron"/>
+          <w:rFonts w:ascii="GWIPA" w:hAnsi="GWIPA" w:cs="Arial"/>
+        </w:rPr>
+        <w:t></w:t>
+      </w:r>
+      <w:r>
+        <w:rPr>
+          <w:rStyle w:val="pron"/>
+          <w:rFonts w:ascii="GWIPA" w:hAnsi="GWIPA" w:cs="Arial"/>
+        </w:rPr>
+        <w:t></w:t>
       </w:r>
       <w:r>
         <w:rPr>
@@ -2876,7 +3230,56 @@
           <w:rStyle w:val="pron"/>
           <w:rFonts w:ascii="GWIPA" w:hAnsi="GWIPA" w:cs="Arial"/>
         </w:rPr>
-        <w:t>E'presIv</w:t>
+        <w:t></w:t>
+      </w:r>
+      <w:r>
+        <w:rPr>
+          <w:rStyle w:val="pron"/>
+          <w:rFonts w:ascii="GWIPA" w:hAnsi="GWIPA" w:cs="Arial"/>
+        </w:rPr>
+        <w:t></w:t>
+      </w:r>
+      <w:r>
+        <w:rPr>
+          <w:rStyle w:val="pron"/>
+          <w:rFonts w:ascii="GWIPA" w:hAnsi="GWIPA" w:cs="Arial"/>
+        </w:rPr>
+        <w:t></w:t>
+      </w:r>
+      <w:r>
+        <w:rPr>
+          <w:rStyle w:val="pron"/>
+          <w:rFonts w:ascii="GWIPA" w:hAnsi="GWIPA" w:cs="Arial"/>
+        </w:rPr>
+        <w:t></w:t>
+      </w:r>
+      <w:r>
+        <w:rPr>
+          <w:rStyle w:val="pron"/>
+          <w:rFonts w:ascii="GWIPA" w:hAnsi="GWIPA" w:cs="Arial"/>
+        </w:rPr>
+        <w:t></w:t>
+      </w:r>
+      <w:r>
+        <w:rPr>
+          <w:rStyle w:val="pron"/>
+          <w:rFonts w:ascii="GWIPA" w:hAnsi="GWIPA" w:cs="Arial"/>
+        </w:rPr>
+        <w:t></w:t>
+      </w:r>
+      <w:r>
+        <w:rPr>
+          <w:rStyle w:val="pron"/>
+          <w:rFonts w:ascii="GWIPA" w:hAnsi="GWIPA" w:cs="Arial"/>
+        </w:rPr>
+        <w:t></w:t>
+      </w:r>
+      <w:r>
+        <w:rPr>
+          <w:rStyle w:val="pron"/>
+          <w:rFonts w:ascii="GWIPA" w:hAnsi="GWIPA" w:cs="Arial"/>
+        </w:rPr>
+        <w:t></w:t>
       </w:r>
       <w:r>
         <w:rPr>
@@ -4062,7 +4465,49 @@
           <w:rStyle w:val="pron"/>
           <w:rFonts w:ascii="GWIPA" w:hAnsi="GWIPA" w:cs="Arial"/>
         </w:rPr>
-        <w:t>'kOnJQk</w:t>
+        <w:t></w:t>
+      </w:r>
+      <w:r>
+        <w:rPr>
+          <w:rStyle w:val="pron"/>
+          <w:rFonts w:ascii="GWIPA" w:hAnsi="GWIPA" w:cs="Arial"/>
+        </w:rPr>
+        <w:t></w:t>
+      </w:r>
+      <w:r>
+        <w:rPr>
+          <w:rStyle w:val="pron"/>
+          <w:rFonts w:ascii="GWIPA" w:hAnsi="GWIPA" w:cs="Arial"/>
+        </w:rPr>
+        <w:t></w:t>
+      </w:r>
+      <w:r>
+        <w:rPr>
+          <w:rStyle w:val="pron"/>
+          <w:rFonts w:ascii="GWIPA" w:hAnsi="GWIPA" w:cs="Arial"/>
+        </w:rPr>
+        <w:t></w:t>
+      </w:r>
+      <w:r>
+        <w:rPr>
+          <w:rStyle w:val="pron"/>
+          <w:rFonts w:ascii="GWIPA" w:hAnsi="GWIPA" w:cs="Arial"/>
+        </w:rPr>
+        <w:t></w:t>
+      </w:r>
+      <w:r>
+        <w:rPr>
+          <w:rStyle w:val="pron"/>
+          <w:rFonts w:ascii="GWIPA" w:hAnsi="GWIPA" w:cs="Arial"/>
+        </w:rPr>
+        <w:t></w:t>
+      </w:r>
+      <w:r>
+        <w:rPr>
+          <w:rStyle w:val="pron"/>
+          <w:rFonts w:ascii="GWIPA" w:hAnsi="GWIPA" w:cs="Arial"/>
+        </w:rPr>
+        <w:t></w:t>
       </w:r>
       <w:r>
         <w:rPr>
@@ -4903,7 +5348,7 @@
         <w:outlineLvl w:val="0"/>
         <w:rPr>
           <w:rStyle w:val="pron"/>
-          <w:rFonts w:ascii="Times New Roman" w:hAnsi="Times New Roman" w:cs="Times New Roman" w:hint="eastAsia"/>
+          <w:rFonts w:ascii="Times New Roman" w:hAnsi="Times New Roman" w:cs="Times New Roman"/>
           <w:b/>
           <w:bCs/>
           <w:sz w:val="32"/>
@@ -4966,8 +5411,16 @@
         <w:rPr>
           <w:rStyle w:val="pron"/>
           <w:rFonts w:ascii="Arial" w:hAnsi="Arial" w:cs="Arial"/>
-        </w:rPr>
-        <w:t xml:space="preserve">farm: </w:t>
+          <w:b/>
+        </w:rPr>
+        <w:t>farm</w:t>
+      </w:r>
+      <w:r>
+        <w:rPr>
+          <w:rStyle w:val="pron"/>
+          <w:rFonts w:ascii="Arial" w:hAnsi="Arial" w:cs="Arial"/>
+        </w:rPr>
+        <w:t xml:space="preserve">: </w:t>
       </w:r>
       <w:r>
         <w:rPr>
@@ -4988,6 +5441,7 @@
         <w:rPr>
           <w:rStyle w:val="pron"/>
           <w:rFonts w:ascii="Arial" w:hAnsi="Arial" w:cs="Arial"/>
+          <w:b/>
         </w:rPr>
         <w:t>orchard</w:t>
       </w:r>
@@ -5043,6 +5497,13 @@
       <w:r>
         <w:rPr>
           <w:rStyle w:val="pron"/>
+          <w:rFonts w:ascii="Arial" w:hAnsi="Arial" w:cs="Arial" w:hint="eastAsia"/>
+        </w:rPr>
+        <w:t xml:space="preserve"> </w:t>
+      </w:r>
+      <w:r>
+        <w:rPr>
+          <w:rStyle w:val="pron"/>
           <w:rFonts w:ascii="Arial" w:hAnsi="Arial" w:cs="Arial"/>
         </w:rPr>
         <w:t>果园</w:t>
@@ -5075,9 +5536,23 @@
       <w:r>
         <w:rPr>
           <w:rStyle w:val="pron"/>
-          <w:rFonts w:ascii="GWIPA" w:hAnsi="GWIPA" w:cs="Arial" w:hint="eastAsia"/>
-        </w:rPr>
-        <w:t>sEu</w:t>
+          <w:rFonts w:ascii="GWIPA" w:hAnsi="GWIPA" w:cs="Arial"/>
+        </w:rPr>
+        <w:t></w:t>
+      </w:r>
+      <w:r>
+        <w:rPr>
+          <w:rStyle w:val="pron"/>
+          <w:rFonts w:ascii="GWIPA" w:hAnsi="GWIPA" w:cs="Arial"/>
+        </w:rPr>
+        <w:t></w:t>
+      </w:r>
+      <w:r>
+        <w:rPr>
+          <w:rStyle w:val="pron"/>
+          <w:rFonts w:ascii="GWIPA" w:hAnsi="GWIPA" w:cs="Arial"/>
+        </w:rPr>
+        <w:t></w:t>
       </w:r>
       <w:r>
         <w:rPr>
@@ -5220,7 +5695,7 @@
       <w:pPr>
         <w:rPr>
           <w:rStyle w:val="pron"/>
-          <w:rFonts w:ascii="Arial" w:hAnsi="Arial" w:cs="Arial" w:hint="eastAsia"/>
+          <w:rFonts w:ascii="Arial" w:hAnsi="Arial" w:cs="Arial"/>
         </w:rPr>
       </w:pPr>
       <w:r>
@@ -5237,14 +5712,7 @@
           <w:rStyle w:val="pron"/>
           <w:rFonts w:ascii="Arial" w:hAnsi="Arial" w:cs="Arial" w:hint="eastAsia"/>
         </w:rPr>
-        <w:t xml:space="preserve"> </w:t>
-      </w:r>
-      <w:r>
-        <w:rPr>
-          <w:rStyle w:val="pron"/>
-          <w:rFonts w:ascii="Arial" w:hAnsi="Arial" w:cs="Arial" w:hint="eastAsia"/>
-        </w:rPr>
-        <w:t>(</w:t>
+        <w:t xml:space="preserve"> (</w:t>
       </w:r>
       <w:r>
         <w:rPr>
@@ -5274,7 +5742,21 @@
           <w:rStyle w:val="pron"/>
           <w:rFonts w:ascii="Arial" w:hAnsi="Arial" w:cs="Arial" w:hint="eastAsia"/>
         </w:rPr>
-        <w:t xml:space="preserve">to benefi or suffer as a direct result of sth that you have done. </w:t>
+        <w:t>to benefi</w:t>
+      </w:r>
+      <w:r>
+        <w:rPr>
+          <w:rStyle w:val="pron"/>
+          <w:rFonts w:ascii="Arial" w:hAnsi="Arial" w:cs="Arial" w:hint="eastAsia"/>
+        </w:rPr>
+        <w:t>t</w:t>
+      </w:r>
+      <w:r>
+        <w:rPr>
+          <w:rStyle w:val="pron"/>
+          <w:rFonts w:ascii="Arial" w:hAnsi="Arial" w:cs="Arial" w:hint="eastAsia"/>
+        </w:rPr>
+        <w:t xml:space="preserve"> or suffer as a direct result of sth that you have done. </w:t>
       </w:r>
       <w:r>
         <w:rPr>
@@ -5313,20 +5795,43 @@
           <w:sz w:val="32"/>
           <w:szCs w:val="36"/>
         </w:rPr>
-        <w:t xml:space="preserve">23, war </w:t>
-      </w:r>
-    </w:p>
-    <w:p>
-      <w:pPr>
-        <w:rPr>
-          <w:rStyle w:val="pron"/>
-          <w:rFonts w:ascii="Arial" w:hAnsi="Arial" w:cs="Arial"/>
-        </w:rPr>
-      </w:pPr>
-      <w:r>
-        <w:rPr>
-          <w:rStyle w:val="pron"/>
-          <w:rFonts w:ascii="Arial" w:hAnsi="Arial" w:cs="Arial"/>
+        <w:t xml:space="preserve">23, </w:t>
+      </w:r>
+      <w:r>
+        <w:rPr>
+          <w:rStyle w:val="pron"/>
+          <w:rFonts w:ascii="Times New Roman" w:hAnsi="Times New Roman" w:cs="Times New Roman" w:hint="eastAsia"/>
+          <w:b/>
+          <w:bCs/>
+          <w:sz w:val="32"/>
+          <w:szCs w:val="36"/>
+        </w:rPr>
+        <w:t>W</w:t>
+      </w:r>
+      <w:r>
+        <w:rPr>
+          <w:rStyle w:val="pron"/>
+          <w:rFonts w:ascii="Times New Roman" w:hAnsi="Times New Roman" w:cs="Times New Roman"/>
+          <w:b/>
+          <w:bCs/>
+          <w:sz w:val="32"/>
+          <w:szCs w:val="36"/>
+        </w:rPr>
+        <w:t xml:space="preserve">ar </w:t>
+      </w:r>
+    </w:p>
+    <w:p>
+      <w:pPr>
+        <w:rPr>
+          <w:rStyle w:val="pron"/>
+          <w:rFonts w:ascii="Arial" w:hAnsi="Arial" w:cs="Arial"/>
+        </w:rPr>
+      </w:pPr>
+      <w:r>
+        <w:rPr>
+          <w:rStyle w:val="pron"/>
+          <w:rFonts w:ascii="Arial" w:hAnsi="Arial" w:cs="Arial"/>
+          <w:b/>
         </w:rPr>
         <w:t>ceasefire</w:t>
       </w:r>
@@ -5407,13 +5912,23 @@
           <w:rFonts w:ascii="Arial" w:hAnsi="Arial" w:cs="Arial"/>
         </w:rPr>
       </w:pPr>
-      <w:r>
-        <w:rPr>
-          <w:rStyle w:val="pron"/>
-          <w:rFonts w:ascii="Arial" w:hAnsi="Arial" w:cs="Arial"/>
-        </w:rPr>
-        <w:t xml:space="preserve">holocaust </w:t>
-      </w:r>
+      <w:bookmarkStart w:id="0" w:name="_GoBack"/>
+      <w:r>
+        <w:rPr>
+          <w:rStyle w:val="pron"/>
+          <w:rFonts w:ascii="Arial" w:hAnsi="Arial" w:cs="Arial"/>
+          <w:b/>
+        </w:rPr>
+        <w:t>holocaust</w:t>
+      </w:r>
+      <w:r>
+        <w:rPr>
+          <w:rStyle w:val="pron"/>
+          <w:rFonts w:ascii="Arial" w:hAnsi="Arial" w:cs="Arial"/>
+        </w:rPr>
+        <w:t xml:space="preserve"> </w:t>
+      </w:r>
+      <w:bookmarkEnd w:id="0"/>
       <w:r>
         <w:rPr>
           <w:rFonts w:ascii="Arial" w:hAnsi="Arial" w:cs="Arial"/>
@@ -5828,15 +6343,10 @@
       </w:r>
     </w:p>
     <w:p>
-      <w:pPr>
-        <w:rPr>
-          <w:rFonts w:hint="eastAsia"/>
-        </w:rPr>
-      </w:pPr>
-      <w:hyperlink r:id="rId6" w:history="1">
+      <w:hyperlink r:id="rId7" w:history="1">
         <w:r>
           <w:rPr>
-            <w:rStyle w:val="a7"/>
+            <w:rStyle w:val="a5"/>
             <w:rFonts w:ascii="Arial" w:hAnsi="Arial" w:cs="Arial"/>
           </w:rPr>
           <w:t>images of words\bedroom.jpg</w:t>
@@ -5866,9 +6376,51 @@
       </w:r>
       <w:r>
         <w:rPr>
-          <w:rFonts w:ascii="GWIPA" w:hAnsi="GWIPA" w:hint="eastAsia"/>
-        </w:rPr>
-        <w:t>;O'swi:t</w:t>
+          <w:rFonts w:ascii="GWIPA" w:hAnsi="GWIPA"/>
+        </w:rPr>
+        <w:t></w:t>
+      </w:r>
+      <w:r>
+        <w:rPr>
+          <w:rFonts w:ascii="GWIPA" w:hAnsi="GWIPA"/>
+        </w:rPr>
+        <w:t></w:t>
+      </w:r>
+      <w:r>
+        <w:rPr>
+          <w:rFonts w:ascii="GWIPA" w:hAnsi="GWIPA"/>
+        </w:rPr>
+        <w:t></w:t>
+      </w:r>
+      <w:r>
+        <w:rPr>
+          <w:rFonts w:ascii="GWIPA" w:hAnsi="GWIPA"/>
+        </w:rPr>
+        <w:t></w:t>
+      </w:r>
+      <w:r>
+        <w:rPr>
+          <w:rFonts w:ascii="GWIPA" w:hAnsi="GWIPA"/>
+        </w:rPr>
+        <w:t></w:t>
+      </w:r>
+      <w:r>
+        <w:rPr>
+          <w:rFonts w:ascii="GWIPA" w:hAnsi="GWIPA"/>
+        </w:rPr>
+        <w:t></w:t>
+      </w:r>
+      <w:r>
+        <w:rPr>
+          <w:rFonts w:ascii="GWIPA" w:hAnsi="GWIPA"/>
+        </w:rPr>
+        <w:t></w:t>
+      </w:r>
+      <w:r>
+        <w:rPr>
+          <w:rFonts w:ascii="GWIPA" w:hAnsi="GWIPA"/>
+        </w:rPr>
+        <w:t></w:t>
       </w:r>
       <w:r>
         <w:rPr>
@@ -6033,10 +6585,10 @@
           <w:rFonts w:ascii="Arial" w:hAnsi="Arial" w:cs="Arial"/>
         </w:rPr>
       </w:pPr>
-      <w:hyperlink r:id="rId7" w:history="1">
+      <w:hyperlink r:id="rId8" w:history="1">
         <w:r>
           <w:rPr>
-            <w:rStyle w:val="a7"/>
+            <w:rStyle w:val="a5"/>
             <w:rFonts w:ascii="Arial" w:hAnsi="Arial" w:cs="Arial"/>
           </w:rPr>
           <w:t>images of words\flowers.jpg</w:t>
@@ -6071,7 +6623,7 @@
       <w:pPr>
         <w:rPr>
           <w:rStyle w:val="pron"/>
-          <w:rFonts w:ascii="Arial" w:hAnsi="Arial" w:cs="Arial"/>
+          <w:rFonts w:ascii="Arial" w:hAnsi="Arial" w:cs="Arial" w:hint="eastAsia"/>
         </w:rPr>
       </w:pPr>
       <w:r>
@@ -6093,16 +6645,78 @@
       <w:pPr>
         <w:rPr>
           <w:rStyle w:val="pron"/>
-          <w:rFonts w:ascii="Arial" w:hAnsi="Arial" w:cs="Arial" w:hint="eastAsia"/>
-        </w:rPr>
-      </w:pPr>
-      <w:r>
-        <w:rPr>
-          <w:rStyle w:val="pron"/>
-          <w:rFonts w:ascii="Arial" w:hAnsi="Arial" w:cs="Arial" w:hint="eastAsia"/>
+          <w:rFonts w:ascii="Arial" w:hAnsi="Arial" w:cs="Arial"/>
+        </w:rPr>
+      </w:pPr>
+      <w:r>
+        <w:rPr>
+          <w:rStyle w:val="pron"/>
+          <w:rFonts w:ascii="Arial" w:hAnsi="Arial" w:cs="Arial" w:hint="eastAsia"/>
+          <w:b/>
         </w:rPr>
         <w:lastRenderedPageBreak/>
-        <w:t xml:space="preserve">25.3 </w:t>
+        <w:t xml:space="preserve">oak </w:t>
+      </w:r>
+      <w:r>
+        <w:rPr>
+          <w:rStyle w:val="pron"/>
+          <w:rFonts w:ascii="Arial" w:hAnsi="Arial" w:cs="Arial" w:hint="eastAsia"/>
+        </w:rPr>
+        <w:t xml:space="preserve">: </w:t>
+      </w:r>
+      <w:r>
+        <w:rPr>
+          <w:rStyle w:val="pron"/>
+          <w:rFonts w:ascii="Arial" w:hAnsi="Arial" w:cs="Arial" w:hint="eastAsia"/>
+        </w:rPr>
+        <w:t>橡树</w:t>
+      </w:r>
+      <w:r>
+        <w:rPr>
+          <w:rStyle w:val="pron"/>
+          <w:rFonts w:ascii="Arial" w:hAnsi="Arial" w:cs="Arial"/>
+        </w:rPr>
+        <w:br/>
+      </w:r>
+      <w:r>
+        <w:rPr>
+          <w:noProof/>
+        </w:rPr>
+        <w:drawing>
+          <wp:inline distT="0" distB="0" distL="0" distR="0" wp14:anchorId="49BA7F4F" wp14:editId="1F186F82">
+            <wp:extent cx="1110343" cy="1371600"/>
+            <wp:effectExtent l="0" t="0" r="0" b="0"/>
+            <wp:docPr id="1" name="图片 1"/>
+            <wp:cNvGraphicFramePr>
+              <a:graphicFrameLocks xmlns:a="http://schemas.openxmlformats.org/drawingml/2006/main" noChangeAspect="1"/>
+            </wp:cNvGraphicFramePr>
+            <a:graphic xmlns:a="http://schemas.openxmlformats.org/drawingml/2006/main">
+              <a:graphicData uri="http://schemas.openxmlformats.org/drawingml/2006/picture">
+                <pic:pic xmlns:pic="http://schemas.openxmlformats.org/drawingml/2006/picture">
+                  <pic:nvPicPr>
+                    <pic:cNvPr id="0" name=""/>
+                    <pic:cNvPicPr/>
+                  </pic:nvPicPr>
+                  <pic:blipFill>
+                    <a:blip r:embed="rId9"/>
+                    <a:stretch>
+                      <a:fillRect/>
+                    </a:stretch>
+                  </pic:blipFill>
+                  <pic:spPr>
+                    <a:xfrm>
+                      <a:off x="0" y="0"/>
+                      <a:ext cx="1110204" cy="1371429"/>
+                    </a:xfrm>
+                    <a:prstGeom prst="rect">
+                      <a:avLst/>
+                    </a:prstGeom>
+                  </pic:spPr>
+                </pic:pic>
+              </a:graphicData>
+            </a:graphic>
+          </wp:inline>
+        </w:drawing>
       </w:r>
     </w:p>
     <w:p>
@@ -6176,9 +6790,65 @@
       <w:r>
         <w:rPr>
           <w:rStyle w:val="pron"/>
-          <w:rFonts w:ascii="GWIPA" w:hAnsi="GWIPA" w:cs="Arial" w:hint="eastAsia"/>
-        </w:rPr>
-        <w:t>mE'dZentE</w:t>
+          <w:rFonts w:ascii="GWIPA" w:hAnsi="GWIPA" w:cs="Arial"/>
+        </w:rPr>
+        <w:t></w:t>
+      </w:r>
+      <w:r>
+        <w:rPr>
+          <w:rStyle w:val="pron"/>
+          <w:rFonts w:ascii="GWIPA" w:hAnsi="GWIPA" w:cs="Arial"/>
+        </w:rPr>
+        <w:t></w:t>
+      </w:r>
+      <w:r>
+        <w:rPr>
+          <w:rStyle w:val="pron"/>
+          <w:rFonts w:ascii="GWIPA" w:hAnsi="GWIPA" w:cs="Arial"/>
+        </w:rPr>
+        <w:t></w:t>
+      </w:r>
+      <w:r>
+        <w:rPr>
+          <w:rStyle w:val="pron"/>
+          <w:rFonts w:ascii="GWIPA" w:hAnsi="GWIPA" w:cs="Arial"/>
+        </w:rPr>
+        <w:t></w:t>
+      </w:r>
+      <w:r>
+        <w:rPr>
+          <w:rStyle w:val="pron"/>
+          <w:rFonts w:ascii="GWIPA" w:hAnsi="GWIPA" w:cs="Arial"/>
+        </w:rPr>
+        <w:t></w:t>
+      </w:r>
+      <w:r>
+        <w:rPr>
+          <w:rStyle w:val="pron"/>
+          <w:rFonts w:ascii="GWIPA" w:hAnsi="GWIPA" w:cs="Arial"/>
+        </w:rPr>
+        <w:t></w:t>
+      </w:r>
+      <w:r>
+        <w:rPr>
+          <w:rStyle w:val="pron"/>
+          <w:rFonts w:ascii="GWIPA" w:hAnsi="GWIPA" w:cs="Arial"/>
+        </w:rPr>
+        <w:t></w:t>
+      </w:r>
+      <w:r>
+        <w:rPr>
+          <w:rStyle w:val="pron"/>
+          <w:rFonts w:ascii="GWIPA" w:hAnsi="GWIPA" w:cs="Arial"/>
+        </w:rPr>
+        <w:t></w:t>
+      </w:r>
+      <w:r>
+        <w:rPr>
+          <w:rStyle w:val="pron"/>
+          <w:rFonts w:ascii="GWIPA" w:hAnsi="GWIPA" w:cs="Arial"/>
+        </w:rPr>
+        <w:t></w:t>
       </w:r>
       <w:r>
         <w:rPr>
@@ -6267,8 +6937,16 @@
         <w:rPr>
           <w:rStyle w:val="pron"/>
           <w:rFonts w:ascii="Arial" w:hAnsi="Arial" w:cs="Arial" w:hint="eastAsia"/>
-        </w:rPr>
-        <w:t xml:space="preserve">fountain pen: </w:t>
+          <w:b/>
+        </w:rPr>
+        <w:t>fountain pen</w:t>
+      </w:r>
+      <w:r>
+        <w:rPr>
+          <w:rStyle w:val="pron"/>
+          <w:rFonts w:ascii="Arial" w:hAnsi="Arial" w:cs="Arial" w:hint="eastAsia"/>
+        </w:rPr>
+        <w:t xml:space="preserve">: </w:t>
       </w:r>
       <w:r>
         <w:rPr>
@@ -6521,9 +7199,44 @@
       <w:r>
         <w:rPr>
           <w:rStyle w:val="pron"/>
-          <w:rFonts w:ascii="GWIPA" w:hAnsi="GWIPA" w:cs="Arial" w:hint="eastAsia"/>
-        </w:rPr>
-        <w:t>'vi:lE</w:t>
+          <w:rFonts w:ascii="GWIPA" w:hAnsi="GWIPA" w:cs="Arial"/>
+        </w:rPr>
+        <w:t></w:t>
+      </w:r>
+      <w:r>
+        <w:rPr>
+          <w:rStyle w:val="pron"/>
+          <w:rFonts w:ascii="GWIPA" w:hAnsi="GWIPA" w:cs="Arial"/>
+        </w:rPr>
+        <w:t></w:t>
+      </w:r>
+      <w:r>
+        <w:rPr>
+          <w:rStyle w:val="pron"/>
+          <w:rFonts w:ascii="GWIPA" w:hAnsi="GWIPA" w:cs="Arial"/>
+        </w:rPr>
+        <w:t></w:t>
+      </w:r>
+      <w:r>
+        <w:rPr>
+          <w:rStyle w:val="pron"/>
+          <w:rFonts w:ascii="GWIPA" w:hAnsi="GWIPA" w:cs="Arial"/>
+        </w:rPr>
+        <w:t></w:t>
+      </w:r>
+      <w:r>
+        <w:rPr>
+          <w:rStyle w:val="pron"/>
+          <w:rFonts w:ascii="GWIPA" w:hAnsi="GWIPA" w:cs="Arial"/>
+        </w:rPr>
+        <w:t></w:t>
+      </w:r>
+      <w:r>
+        <w:rPr>
+          <w:rStyle w:val="pron"/>
+          <w:rFonts w:ascii="GWIPA" w:hAnsi="GWIPA" w:cs="Arial"/>
+        </w:rPr>
+        <w:t></w:t>
       </w:r>
       <w:r>
         <w:rPr>
@@ -6535,9 +7248,44 @@
       <w:r>
         <w:rPr>
           <w:rStyle w:val="pron"/>
-          <w:rFonts w:ascii="GWIPA" w:hAnsi="GWIPA" w:cs="Arial" w:hint="eastAsia"/>
-        </w:rPr>
-        <w:t>'neIzl</w:t>
+          <w:rFonts w:ascii="GWIPA" w:hAnsi="GWIPA" w:cs="Arial"/>
+        </w:rPr>
+        <w:t></w:t>
+      </w:r>
+      <w:r>
+        <w:rPr>
+          <w:rStyle w:val="pron"/>
+          <w:rFonts w:ascii="GWIPA" w:hAnsi="GWIPA" w:cs="Arial"/>
+        </w:rPr>
+        <w:t></w:t>
+      </w:r>
+      <w:r>
+        <w:rPr>
+          <w:rStyle w:val="pron"/>
+          <w:rFonts w:ascii="GWIPA" w:hAnsi="GWIPA" w:cs="Arial"/>
+        </w:rPr>
+        <w:t></w:t>
+      </w:r>
+      <w:r>
+        <w:rPr>
+          <w:rStyle w:val="pron"/>
+          <w:rFonts w:ascii="GWIPA" w:hAnsi="GWIPA" w:cs="Arial"/>
+        </w:rPr>
+        <w:t></w:t>
+      </w:r>
+      <w:r>
+        <w:rPr>
+          <w:rStyle w:val="pron"/>
+          <w:rFonts w:ascii="GWIPA" w:hAnsi="GWIPA" w:cs="Arial"/>
+        </w:rPr>
+        <w:t></w:t>
+      </w:r>
+      <w:r>
+        <w:rPr>
+          <w:rStyle w:val="pron"/>
+          <w:rFonts w:ascii="GWIPA" w:hAnsi="GWIPA" w:cs="Arial"/>
+        </w:rPr>
+        <w:t></w:t>
       </w:r>
       <w:r>
         <w:rPr>
@@ -6732,7 +7480,6 @@
     <w:p>
       <w:pPr>
         <w:rPr>
-          <w:rFonts w:hint="eastAsia"/>
           <w:lang w:val="en-GB"/>
         </w:rPr>
       </w:pPr>
@@ -6754,7 +7501,43 @@
         <w:rPr>
           <w:rFonts w:ascii="GWIPA" w:hAnsi="GWIPA" w:cs="Arial"/>
         </w:rPr>
-        <w:t>'dIfTON</w:t>
+        <w:t></w:t>
+      </w:r>
+      <w:r>
+        <w:rPr>
+          <w:rFonts w:ascii="GWIPA" w:hAnsi="GWIPA" w:cs="Arial"/>
+        </w:rPr>
+        <w:t></w:t>
+      </w:r>
+      <w:r>
+        <w:rPr>
+          <w:rFonts w:ascii="GWIPA" w:hAnsi="GWIPA" w:cs="Arial"/>
+        </w:rPr>
+        <w:t></w:t>
+      </w:r>
+      <w:r>
+        <w:rPr>
+          <w:rFonts w:ascii="GWIPA" w:hAnsi="GWIPA" w:cs="Arial"/>
+        </w:rPr>
+        <w:t></w:t>
+      </w:r>
+      <w:r>
+        <w:rPr>
+          <w:rFonts w:ascii="GWIPA" w:hAnsi="GWIPA" w:cs="Arial"/>
+        </w:rPr>
+        <w:t></w:t>
+      </w:r>
+      <w:r>
+        <w:rPr>
+          <w:rFonts w:ascii="GWIPA" w:hAnsi="GWIPA" w:cs="Arial"/>
+        </w:rPr>
+        <w:t></w:t>
+      </w:r>
+      <w:r>
+        <w:rPr>
+          <w:rFonts w:ascii="GWIPA" w:hAnsi="GWIPA" w:cs="Arial"/>
+        </w:rPr>
+        <w:t></w:t>
       </w:r>
       <w:r>
         <w:rPr>
@@ -7274,7 +8057,6 @@
         <w:rPr>
           <w:rFonts w:ascii="Arial" w:hAnsi="Arial" w:cs="Arial" w:hint="eastAsia"/>
         </w:rPr>
-        <w:lastRenderedPageBreak/>
         <w:t xml:space="preserve">The four main cardinal directions, or cardinal points, are the four main compass directions: north, south, east, </w:t>
       </w:r>
       <w:r>
@@ -7393,11 +8175,67 @@
       </w:r>
       <w:r>
         <w:rPr>
-          <w:rFonts w:ascii="GWIPA" w:hAnsi="GWIPA" w:cs="Arial" w:hint="eastAsia"/>
-          <w:sz w:val="22"/>
-          <w:szCs w:val="24"/>
-        </w:rPr>
-        <w:t>'reptaIl</w:t>
+          <w:rFonts w:ascii="GWIPA" w:hAnsi="GWIPA" w:cs="Arial"/>
+          <w:sz w:val="22"/>
+          <w:szCs w:val="24"/>
+        </w:rPr>
+        <w:t></w:t>
+      </w:r>
+      <w:r>
+        <w:rPr>
+          <w:rFonts w:ascii="GWIPA" w:hAnsi="GWIPA" w:cs="Arial"/>
+          <w:sz w:val="22"/>
+          <w:szCs w:val="24"/>
+        </w:rPr>
+        <w:t></w:t>
+      </w:r>
+      <w:r>
+        <w:rPr>
+          <w:rFonts w:ascii="GWIPA" w:hAnsi="GWIPA" w:cs="Arial"/>
+          <w:sz w:val="22"/>
+          <w:szCs w:val="24"/>
+        </w:rPr>
+        <w:t></w:t>
+      </w:r>
+      <w:r>
+        <w:rPr>
+          <w:rFonts w:ascii="GWIPA" w:hAnsi="GWIPA" w:cs="Arial"/>
+          <w:sz w:val="22"/>
+          <w:szCs w:val="24"/>
+        </w:rPr>
+        <w:t></w:t>
+      </w:r>
+      <w:r>
+        <w:rPr>
+          <w:rFonts w:ascii="GWIPA" w:hAnsi="GWIPA" w:cs="Arial"/>
+          <w:sz w:val="22"/>
+          <w:szCs w:val="24"/>
+        </w:rPr>
+        <w:t></w:t>
+      </w:r>
+      <w:r>
+        <w:rPr>
+          <w:rFonts w:ascii="GWIPA" w:hAnsi="GWIPA" w:cs="Arial"/>
+          <w:sz w:val="22"/>
+          <w:szCs w:val="24"/>
+        </w:rPr>
+        <w:t></w:t>
+      </w:r>
+      <w:r>
+        <w:rPr>
+          <w:rFonts w:ascii="GWIPA" w:hAnsi="GWIPA" w:cs="Arial"/>
+          <w:sz w:val="22"/>
+          <w:szCs w:val="24"/>
+        </w:rPr>
+        <w:t></w:t>
+      </w:r>
+      <w:r>
+        <w:rPr>
+          <w:rFonts w:ascii="GWIPA" w:hAnsi="GWIPA" w:cs="Arial"/>
+          <w:sz w:val="22"/>
+          <w:szCs w:val="24"/>
+        </w:rPr>
+        <w:t></w:t>
       </w:r>
       <w:r>
         <w:rPr>
@@ -7636,11 +8474,91 @@
       </w:r>
       <w:r>
         <w:rPr>
-          <w:rFonts w:ascii="GWIPA" w:hAnsi="GWIPA" w:cs="Arial" w:hint="eastAsia"/>
-          <w:sz w:val="22"/>
-          <w:szCs w:val="24"/>
-        </w:rPr>
-        <w:t>fIzi'OlEdZi</w:t>
+          <w:rFonts w:ascii="GWIPA" w:hAnsi="GWIPA" w:cs="Arial"/>
+          <w:sz w:val="22"/>
+          <w:szCs w:val="24"/>
+        </w:rPr>
+        <w:t></w:t>
+      </w:r>
+      <w:r>
+        <w:rPr>
+          <w:rFonts w:ascii="GWIPA" w:hAnsi="GWIPA" w:cs="Arial"/>
+          <w:sz w:val="22"/>
+          <w:szCs w:val="24"/>
+        </w:rPr>
+        <w:t></w:t>
+      </w:r>
+      <w:r>
+        <w:rPr>
+          <w:rFonts w:ascii="GWIPA" w:hAnsi="GWIPA" w:cs="Arial"/>
+          <w:sz w:val="22"/>
+          <w:szCs w:val="24"/>
+        </w:rPr>
+        <w:t></w:t>
+      </w:r>
+      <w:r>
+        <w:rPr>
+          <w:rFonts w:ascii="GWIPA" w:hAnsi="GWIPA" w:cs="Arial"/>
+          <w:sz w:val="22"/>
+          <w:szCs w:val="24"/>
+        </w:rPr>
+        <w:t></w:t>
+      </w:r>
+      <w:r>
+        <w:rPr>
+          <w:rFonts w:ascii="GWIPA" w:hAnsi="GWIPA" w:cs="Arial"/>
+          <w:sz w:val="22"/>
+          <w:szCs w:val="24"/>
+        </w:rPr>
+        <w:t></w:t>
+      </w:r>
+      <w:r>
+        <w:rPr>
+          <w:rFonts w:ascii="GWIPA" w:hAnsi="GWIPA" w:cs="Arial"/>
+          <w:sz w:val="22"/>
+          <w:szCs w:val="24"/>
+        </w:rPr>
+        <w:t></w:t>
+      </w:r>
+      <w:r>
+        <w:rPr>
+          <w:rFonts w:ascii="GWIPA" w:hAnsi="GWIPA" w:cs="Arial"/>
+          <w:sz w:val="22"/>
+          <w:szCs w:val="24"/>
+        </w:rPr>
+        <w:t></w:t>
+      </w:r>
+      <w:r>
+        <w:rPr>
+          <w:rFonts w:ascii="GWIPA" w:hAnsi="GWIPA" w:cs="Arial"/>
+          <w:sz w:val="22"/>
+          <w:szCs w:val="24"/>
+        </w:rPr>
+        <w:t></w:t>
+      </w:r>
+      <w:r>
+        <w:rPr>
+          <w:rFonts w:ascii="GWIPA" w:hAnsi="GWIPA" w:cs="Arial"/>
+          <w:sz w:val="22"/>
+          <w:szCs w:val="24"/>
+        </w:rPr>
+        <w:t></w:t>
+      </w:r>
+      <w:r>
+        <w:rPr>
+          <w:rFonts w:ascii="GWIPA" w:hAnsi="GWIPA" w:cs="Arial"/>
+          <w:sz w:val="22"/>
+          <w:szCs w:val="24"/>
+        </w:rPr>
+        <w:t></w:t>
+      </w:r>
+      <w:r>
+        <w:rPr>
+          <w:rFonts w:ascii="GWIPA" w:hAnsi="GWIPA" w:cs="Arial"/>
+          <w:sz w:val="22"/>
+          <w:szCs w:val="24"/>
+        </w:rPr>
+        <w:t></w:t>
       </w:r>
       <w:r>
         <w:rPr>
@@ -7761,11 +8679,107 @@
       </w:r>
       <w:r>
         <w:rPr>
-          <w:rFonts w:ascii="GWIPA" w:hAnsi="GWIPA" w:cs="Arial" w:hint="eastAsia"/>
-          <w:sz w:val="22"/>
-          <w:szCs w:val="24"/>
-        </w:rPr>
-        <w:t>;A:kI'pelEgEu</w:t>
+          <w:rFonts w:ascii="GWIPA" w:hAnsi="GWIPA" w:cs="Arial"/>
+          <w:sz w:val="22"/>
+          <w:szCs w:val="24"/>
+        </w:rPr>
+        <w:t></w:t>
+      </w:r>
+      <w:r>
+        <w:rPr>
+          <w:rFonts w:ascii="GWIPA" w:hAnsi="GWIPA" w:cs="Arial"/>
+          <w:sz w:val="22"/>
+          <w:szCs w:val="24"/>
+        </w:rPr>
+        <w:t></w:t>
+      </w:r>
+      <w:r>
+        <w:rPr>
+          <w:rFonts w:ascii="GWIPA" w:hAnsi="GWIPA" w:cs="Arial"/>
+          <w:sz w:val="22"/>
+          <w:szCs w:val="24"/>
+        </w:rPr>
+        <w:t></w:t>
+      </w:r>
+      <w:r>
+        <w:rPr>
+          <w:rFonts w:ascii="GWIPA" w:hAnsi="GWIPA" w:cs="Arial"/>
+          <w:sz w:val="22"/>
+          <w:szCs w:val="24"/>
+        </w:rPr>
+        <w:t></w:t>
+      </w:r>
+      <w:r>
+        <w:rPr>
+          <w:rFonts w:ascii="GWIPA" w:hAnsi="GWIPA" w:cs="Arial"/>
+          <w:sz w:val="22"/>
+          <w:szCs w:val="24"/>
+        </w:rPr>
+        <w:t></w:t>
+      </w:r>
+      <w:r>
+        <w:rPr>
+          <w:rFonts w:ascii="GWIPA" w:hAnsi="GWIPA" w:cs="Arial"/>
+          <w:sz w:val="22"/>
+          <w:szCs w:val="24"/>
+        </w:rPr>
+        <w:t></w:t>
+      </w:r>
+      <w:r>
+        <w:rPr>
+          <w:rFonts w:ascii="GWIPA" w:hAnsi="GWIPA" w:cs="Arial"/>
+          <w:sz w:val="22"/>
+          <w:szCs w:val="24"/>
+        </w:rPr>
+        <w:t></w:t>
+      </w:r>
+      <w:r>
+        <w:rPr>
+          <w:rFonts w:ascii="GWIPA" w:hAnsi="GWIPA" w:cs="Arial"/>
+          <w:sz w:val="22"/>
+          <w:szCs w:val="24"/>
+        </w:rPr>
+        <w:t></w:t>
+      </w:r>
+      <w:r>
+        <w:rPr>
+          <w:rFonts w:ascii="GWIPA" w:hAnsi="GWIPA" w:cs="Arial"/>
+          <w:sz w:val="22"/>
+          <w:szCs w:val="24"/>
+        </w:rPr>
+        <w:t></w:t>
+      </w:r>
+      <w:r>
+        <w:rPr>
+          <w:rFonts w:ascii="GWIPA" w:hAnsi="GWIPA" w:cs="Arial"/>
+          <w:sz w:val="22"/>
+          <w:szCs w:val="24"/>
+        </w:rPr>
+        <w:t></w:t>
+      </w:r>
+      <w:r>
+        <w:rPr>
+          <w:rFonts w:ascii="GWIPA" w:hAnsi="GWIPA" w:cs="Arial"/>
+          <w:sz w:val="22"/>
+          <w:szCs w:val="24"/>
+        </w:rPr>
+        <w:t></w:t>
+      </w:r>
+      <w:r>
+        <w:rPr>
+          <w:rFonts w:ascii="GWIPA" w:hAnsi="GWIPA" w:cs="Arial"/>
+          <w:sz w:val="22"/>
+          <w:szCs w:val="24"/>
+        </w:rPr>
+        <w:t></w:t>
+      </w:r>
+      <w:r>
+        <w:rPr>
+          <w:rFonts w:ascii="GWIPA" w:hAnsi="GWIPA" w:cs="Arial"/>
+          <w:sz w:val="22"/>
+          <w:szCs w:val="24"/>
+        </w:rPr>
+        <w:t></w:t>
       </w:r>
       <w:r>
         <w:rPr>
@@ -7868,11 +8882,59 @@
       </w:r>
       <w:r>
         <w:rPr>
-          <w:rFonts w:ascii="GWIPA" w:hAnsi="GWIPA" w:cs="Arial" w:hint="eastAsia"/>
-          <w:sz w:val="22"/>
-          <w:szCs w:val="24"/>
-        </w:rPr>
-        <w:t>'sQfaIE</w:t>
+          <w:rFonts w:ascii="GWIPA" w:hAnsi="GWIPA" w:cs="Arial"/>
+          <w:sz w:val="22"/>
+          <w:szCs w:val="24"/>
+        </w:rPr>
+        <w:t></w:t>
+      </w:r>
+      <w:r>
+        <w:rPr>
+          <w:rFonts w:ascii="GWIPA" w:hAnsi="GWIPA" w:cs="Arial"/>
+          <w:sz w:val="22"/>
+          <w:szCs w:val="24"/>
+        </w:rPr>
+        <w:t></w:t>
+      </w:r>
+      <w:r>
+        <w:rPr>
+          <w:rFonts w:ascii="GWIPA" w:hAnsi="GWIPA" w:cs="Arial"/>
+          <w:sz w:val="22"/>
+          <w:szCs w:val="24"/>
+        </w:rPr>
+        <w:t></w:t>
+      </w:r>
+      <w:r>
+        <w:rPr>
+          <w:rFonts w:ascii="GWIPA" w:hAnsi="GWIPA" w:cs="Arial"/>
+          <w:sz w:val="22"/>
+          <w:szCs w:val="24"/>
+        </w:rPr>
+        <w:t></w:t>
+      </w:r>
+      <w:r>
+        <w:rPr>
+          <w:rFonts w:ascii="GWIPA" w:hAnsi="GWIPA" w:cs="Arial"/>
+          <w:sz w:val="22"/>
+          <w:szCs w:val="24"/>
+        </w:rPr>
+        <w:t></w:t>
+      </w:r>
+      <w:r>
+        <w:rPr>
+          <w:rFonts w:ascii="GWIPA" w:hAnsi="GWIPA" w:cs="Arial"/>
+          <w:sz w:val="22"/>
+          <w:szCs w:val="24"/>
+        </w:rPr>
+        <w:t></w:t>
+      </w:r>
+      <w:r>
+        <w:rPr>
+          <w:rFonts w:ascii="GWIPA" w:hAnsi="GWIPA" w:cs="Arial"/>
+          <w:sz w:val="22"/>
+          <w:szCs w:val="24"/>
+        </w:rPr>
+        <w:t></w:t>
       </w:r>
       <w:r>
         <w:rPr>
@@ -7935,11 +8997,59 @@
       </w:r>
       <w:r>
         <w:rPr>
-          <w:rFonts w:ascii="GWIPA" w:hAnsi="GWIPA" w:cs="Arial" w:hint="eastAsia"/>
-          <w:sz w:val="22"/>
-          <w:szCs w:val="24"/>
-        </w:rPr>
-        <w:t>'plQtEu</w:t>
+          <w:rFonts w:ascii="GWIPA" w:hAnsi="GWIPA" w:cs="Arial"/>
+          <w:sz w:val="22"/>
+          <w:szCs w:val="24"/>
+        </w:rPr>
+        <w:t></w:t>
+      </w:r>
+      <w:r>
+        <w:rPr>
+          <w:rFonts w:ascii="GWIPA" w:hAnsi="GWIPA" w:cs="Arial"/>
+          <w:sz w:val="22"/>
+          <w:szCs w:val="24"/>
+        </w:rPr>
+        <w:t></w:t>
+      </w:r>
+      <w:r>
+        <w:rPr>
+          <w:rFonts w:ascii="GWIPA" w:hAnsi="GWIPA" w:cs="Arial"/>
+          <w:sz w:val="22"/>
+          <w:szCs w:val="24"/>
+        </w:rPr>
+        <w:t></w:t>
+      </w:r>
+      <w:r>
+        <w:rPr>
+          <w:rFonts w:ascii="GWIPA" w:hAnsi="GWIPA" w:cs="Arial"/>
+          <w:sz w:val="22"/>
+          <w:szCs w:val="24"/>
+        </w:rPr>
+        <w:t></w:t>
+      </w:r>
+      <w:r>
+        <w:rPr>
+          <w:rFonts w:ascii="GWIPA" w:hAnsi="GWIPA" w:cs="Arial"/>
+          <w:sz w:val="22"/>
+          <w:szCs w:val="24"/>
+        </w:rPr>
+        <w:t></w:t>
+      </w:r>
+      <w:r>
+        <w:rPr>
+          <w:rFonts w:ascii="GWIPA" w:hAnsi="GWIPA" w:cs="Arial"/>
+          <w:sz w:val="22"/>
+          <w:szCs w:val="24"/>
+        </w:rPr>
+        <w:t></w:t>
+      </w:r>
+      <w:r>
+        <w:rPr>
+          <w:rFonts w:ascii="GWIPA" w:hAnsi="GWIPA" w:cs="Arial"/>
+          <w:sz w:val="22"/>
+          <w:szCs w:val="24"/>
+        </w:rPr>
+        <w:t></w:t>
       </w:r>
       <w:r>
         <w:rPr>
@@ -8125,6 +9235,7 @@
           <w:b/>
           <w:bCs/>
         </w:rPr>
+        <w:lastRenderedPageBreak/>
         <w:t>environmental degradation</w:t>
       </w:r>
       <w:r>
@@ -8246,7 +9357,6 @@
           <w:rStyle w:val="pron"/>
           <w:rFonts w:ascii="Arial" w:hAnsi="Arial" w:cs="Arial" w:hint="eastAsia"/>
         </w:rPr>
-        <w:lastRenderedPageBreak/>
         <w:t xml:space="preserve">[n.C.U.] a strong feeling of wanting sth/sb. </w:t>
       </w:r>
       <w:r>
@@ -8335,9 +9445,58 @@
       <w:r>
         <w:rPr>
           <w:rStyle w:val="pron"/>
-          <w:rFonts w:ascii="GWIPA" w:hAnsi="GWIPA" w:cs="Arial" w:hint="eastAsia"/>
-        </w:rPr>
-        <w:t>mE'tE:nl</w:t>
+          <w:rFonts w:ascii="GWIPA" w:hAnsi="GWIPA" w:cs="Arial"/>
+        </w:rPr>
+        <w:t></w:t>
+      </w:r>
+      <w:r>
+        <w:rPr>
+          <w:rStyle w:val="pron"/>
+          <w:rFonts w:ascii="GWIPA" w:hAnsi="GWIPA" w:cs="Arial"/>
+        </w:rPr>
+        <w:t></w:t>
+      </w:r>
+      <w:r>
+        <w:rPr>
+          <w:rStyle w:val="pron"/>
+          <w:rFonts w:ascii="GWIPA" w:hAnsi="GWIPA" w:cs="Arial"/>
+        </w:rPr>
+        <w:t></w:t>
+      </w:r>
+      <w:r>
+        <w:rPr>
+          <w:rStyle w:val="pron"/>
+          <w:rFonts w:ascii="GWIPA" w:hAnsi="GWIPA" w:cs="Arial"/>
+        </w:rPr>
+        <w:t></w:t>
+      </w:r>
+      <w:r>
+        <w:rPr>
+          <w:rStyle w:val="pron"/>
+          <w:rFonts w:ascii="GWIPA" w:hAnsi="GWIPA" w:cs="Arial"/>
+        </w:rPr>
+        <w:t></w:t>
+      </w:r>
+      <w:r>
+        <w:rPr>
+          <w:rStyle w:val="pron"/>
+          <w:rFonts w:ascii="GWIPA" w:hAnsi="GWIPA" w:cs="Arial"/>
+        </w:rPr>
+        <w:t></w:t>
+      </w:r>
+      <w:r>
+        <w:rPr>
+          <w:rStyle w:val="pron"/>
+          <w:rFonts w:ascii="GWIPA" w:hAnsi="GWIPA" w:cs="Arial"/>
+        </w:rPr>
+        <w:t></w:t>
+      </w:r>
+      <w:r>
+        <w:rPr>
+          <w:rStyle w:val="pron"/>
+          <w:rFonts w:ascii="GWIPA" w:hAnsi="GWIPA" w:cs="Arial"/>
+        </w:rPr>
+        <w:t></w:t>
       </w:r>
       <w:r>
         <w:rPr>
@@ -8442,9 +9601,58 @@
       <w:r>
         <w:rPr>
           <w:rStyle w:val="pron"/>
-          <w:rFonts w:ascii="GWIPA" w:hAnsi="GWIPA" w:cs="Arial" w:hint="eastAsia"/>
-        </w:rPr>
-        <w:t>pE'tE:nl</w:t>
+          <w:rFonts w:ascii="GWIPA" w:hAnsi="GWIPA" w:cs="Arial"/>
+        </w:rPr>
+        <w:t></w:t>
+      </w:r>
+      <w:r>
+        <w:rPr>
+          <w:rStyle w:val="pron"/>
+          <w:rFonts w:ascii="GWIPA" w:hAnsi="GWIPA" w:cs="Arial"/>
+        </w:rPr>
+        <w:t></w:t>
+      </w:r>
+      <w:r>
+        <w:rPr>
+          <w:rStyle w:val="pron"/>
+          <w:rFonts w:ascii="GWIPA" w:hAnsi="GWIPA" w:cs="Arial"/>
+        </w:rPr>
+        <w:t></w:t>
+      </w:r>
+      <w:r>
+        <w:rPr>
+          <w:rStyle w:val="pron"/>
+          <w:rFonts w:ascii="GWIPA" w:hAnsi="GWIPA" w:cs="Arial"/>
+        </w:rPr>
+        <w:t></w:t>
+      </w:r>
+      <w:r>
+        <w:rPr>
+          <w:rStyle w:val="pron"/>
+          <w:rFonts w:ascii="GWIPA" w:hAnsi="GWIPA" w:cs="Arial"/>
+        </w:rPr>
+        <w:t></w:t>
+      </w:r>
+      <w:r>
+        <w:rPr>
+          <w:rStyle w:val="pron"/>
+          <w:rFonts w:ascii="GWIPA" w:hAnsi="GWIPA" w:cs="Arial"/>
+        </w:rPr>
+        <w:t></w:t>
+      </w:r>
+      <w:r>
+        <w:rPr>
+          <w:rStyle w:val="pron"/>
+          <w:rFonts w:ascii="GWIPA" w:hAnsi="GWIPA" w:cs="Arial"/>
+        </w:rPr>
+        <w:t></w:t>
+      </w:r>
+      <w:r>
+        <w:rPr>
+          <w:rStyle w:val="pron"/>
+          <w:rFonts w:ascii="GWIPA" w:hAnsi="GWIPA" w:cs="Arial"/>
+        </w:rPr>
+        <w:t></w:t>
       </w:r>
       <w:r>
         <w:rPr>
@@ -8624,14 +9832,9 @@
 </file>
 
 <file path=word/endnotes.xml><?xml version="1.0" encoding="utf-8"?>
-<w:endnotes xmlns:wpc="http://schemas.microsoft.com/office/word/2010/wordprocessingCanvas" xmlns:cx="http://schemas.microsoft.com/office/drawing/2014/chartex" xmlns:cx1="http://schemas.microsoft.com/office/drawing/2015/9/8/chartex" xmlns:cx2="http://schemas.microsoft.com/office/drawing/2015/10/21/chartex" xmlns:cx3="http://schemas.microsoft.com/office/drawing/2016/5/9/chartex" xmlns:cx4="http://schemas.microsoft.com/office/drawing/2016/5/10/chartex" xmlns:cx5="http://schemas.microsoft.com/office/drawing/2016/5/11/chartex" xmlns:cx6="http://schemas.microsoft.com/office/drawing/2016/5/12/chartex" xmlns:cx7="http://schemas.microsoft.com/office/drawing/2016/5/13/chartex" xmlns:cx8="http://schemas.microsoft.com/office/drawing/2016/5/14/chartex" xmlns:mc="http://schemas.openxmlformats.org/markup-compatibility/2006" xmlns:aink="http://schemas.microsoft.com/office/drawing/2016/ink" xmlns:am3d="http://schemas.microsoft.com/office/drawing/2017/model3d" xmlns:o="urn:schemas-microsoft-com:office:office" xmlns:oel="http://schemas.microsoft.com/office/2019/extlst" xmlns:r="http://schemas.openxmlformats.org/officeDocument/2006/relationships" xmlns:m="http://schemas.openxmlformats.org/officeDocument/2006/math" xmlns:v="urn:schemas-microsoft-com:vml" xmlns:wp14="http://schemas.microsoft.com/office/word/2010/wordprocessingDrawing" xmlns:wp="http://schemas.openxmlformats.org/drawingml/2006/wordprocessingDrawing" xmlns:w10="urn:schemas-microsoft-com:office:word" xmlns:w="http://schemas.openxmlformats.org/wordprocessingml/2006/main" xmlns:w14="http://schemas.microsoft.com/office/word/2010/wordml" xmlns:w15="http://schemas.microsoft.com/office/word/2012/wordml" xmlns:w16cex="http://schemas.microsoft.com/office/word/2018/wordml/cex" xmlns:w16cid="http://schemas.microsoft.com/office/word/2016/wordml/cid" xmlns:w16="http://schemas.microsoft.com/office/word/2018/wordml" xmlns:w16du="http://schemas.microsoft.com/office/word/2023/wordml/word16du" xmlns:w16sdtdh="http://schemas.microsoft.com/office/word/2020/wordml/sdtdatahash" xmlns:w16sdtfl="http://schemas.microsoft.com/office/word/2024/wordml/sdtformatlock" xmlns:w16se="http://schemas.microsoft.com/office/word/2015/wordml/symex" xmlns:wpg="http://schemas.microsoft.com/office/word/2010/wordprocessingGroup" xmlns:wpi="http://schemas.microsoft.com/office/word/2010/wordprocessingInk" xmlns:wne="http://schemas.microsoft.com/office/word/2006/wordml" xmlns:wps="http://schemas.microsoft.com/office/word/2010/wordprocessingShape" mc:Ignorable="w14 w15 w16se w16cid w16 w16cex w16sdtdh w16sdtfl w16du wp14">
+<w:endnotes xmlns:wpc="http://schemas.microsoft.com/office/word/2010/wordprocessingCanvas" xmlns:mc="http://schemas.openxmlformats.org/markup-compatibility/2006" xmlns:o="urn:schemas-microsoft-com:office:office" xmlns:r="http://schemas.openxmlformats.org/officeDocument/2006/relationships" xmlns:m="http://schemas.openxmlformats.org/officeDocument/2006/math" xmlns:v="urn:schemas-microsoft-com:vml" xmlns:wp14="http://schemas.microsoft.com/office/word/2010/wordprocessingDrawing" xmlns:wp="http://schemas.openxmlformats.org/drawingml/2006/wordprocessingDrawing" xmlns:w10="urn:schemas-microsoft-com:office:word" xmlns:w="http://schemas.openxmlformats.org/wordprocessingml/2006/main" xmlns:w14="http://schemas.microsoft.com/office/word/2010/wordml" xmlns:wpg="http://schemas.microsoft.com/office/word/2010/wordprocessingGroup" xmlns:wpi="http://schemas.microsoft.com/office/word/2010/wordprocessingInk" xmlns:wne="http://schemas.microsoft.com/office/word/2006/wordml" xmlns:wps="http://schemas.microsoft.com/office/word/2010/wordprocessingShape" mc:Ignorable="w14 wp14">
   <w:endnote w:type="separator" w:id="-1">
     <w:p>
-      <w:pPr>
-        <w:rPr>
-          <w:rFonts w:hint="eastAsia"/>
-        </w:rPr>
-      </w:pPr>
       <w:r>
         <w:separator/>
       </w:r>
@@ -8639,11 +9842,6 @@
   </w:endnote>
   <w:endnote w:type="continuationSeparator" w:id="0">
     <w:p>
-      <w:pPr>
-        <w:rPr>
-          <w:rFonts w:hint="eastAsia"/>
-        </w:rPr>
-      </w:pPr>
       <w:r>
         <w:continuationSeparator/>
       </w:r>
@@ -8653,14 +9851,9 @@
 </file>
 
 <file path=word/footnotes.xml><?xml version="1.0" encoding="utf-8"?>
-<w:footnotes xmlns:wpc="http://schemas.microsoft.com/office/word/2010/wordprocessingCanvas" xmlns:cx="http://schemas.microsoft.com/office/drawing/2014/chartex" xmlns:cx1="http://schemas.microsoft.com/office/drawing/2015/9/8/chartex" xmlns:cx2="http://schemas.microsoft.com/office/drawing/2015/10/21/chartex" xmlns:cx3="http://schemas.microsoft.com/office/drawing/2016/5/9/chartex" xmlns:cx4="http://schemas.microsoft.com/office/drawing/2016/5/10/chartex" xmlns:cx5="http://schemas.microsoft.com/office/drawing/2016/5/11/chartex" xmlns:cx6="http://schemas.microsoft.com/office/drawing/2016/5/12/chartex" xmlns:cx7="http://schemas.microsoft.com/office/drawing/2016/5/13/chartex" xmlns:cx8="http://schemas.microsoft.com/office/drawing/2016/5/14/chartex" xmlns:mc="http://schemas.openxmlformats.org/markup-compatibility/2006" xmlns:aink="http://schemas.microsoft.com/office/drawing/2016/ink" xmlns:am3d="http://schemas.microsoft.com/office/drawing/2017/model3d" xmlns:o="urn:schemas-microsoft-com:office:office" xmlns:oel="http://schemas.microsoft.com/office/2019/extlst" xmlns:r="http://schemas.openxmlformats.org/officeDocument/2006/relationships" xmlns:m="http://schemas.openxmlformats.org/officeDocument/2006/math" xmlns:v="urn:schemas-microsoft-com:vml" xmlns:wp14="http://schemas.microsoft.com/office/word/2010/wordprocessingDrawing" xmlns:wp="http://schemas.openxmlformats.org/drawingml/2006/wordprocessingDrawing" xmlns:w10="urn:schemas-microsoft-com:office:word" xmlns:w="http://schemas.openxmlformats.org/wordprocessingml/2006/main" xmlns:w14="http://schemas.microsoft.com/office/word/2010/wordml" xmlns:w15="http://schemas.microsoft.com/office/word/2012/wordml" xmlns:w16cex="http://schemas.microsoft.com/office/word/2018/wordml/cex" xmlns:w16cid="http://schemas.microsoft.com/office/word/2016/wordml/cid" xmlns:w16="http://schemas.microsoft.com/office/word/2018/wordml" xmlns:w16du="http://schemas.microsoft.com/office/word/2023/wordml/word16du" xmlns:w16sdtdh="http://schemas.microsoft.com/office/word/2020/wordml/sdtdatahash" xmlns:w16sdtfl="http://schemas.microsoft.com/office/word/2024/wordml/sdtformatlock" xmlns:w16se="http://schemas.microsoft.com/office/word/2015/wordml/symex" xmlns:wpg="http://schemas.microsoft.com/office/word/2010/wordprocessingGroup" xmlns:wpi="http://schemas.microsoft.com/office/word/2010/wordprocessingInk" xmlns:wne="http://schemas.microsoft.com/office/word/2006/wordml" xmlns:wps="http://schemas.microsoft.com/office/word/2010/wordprocessingShape" mc:Ignorable="w14 w15 w16se w16cid w16 w16cex w16sdtdh w16sdtfl w16du wp14">
+<w:footnotes xmlns:wpc="http://schemas.microsoft.com/office/word/2010/wordprocessingCanvas" xmlns:mc="http://schemas.openxmlformats.org/markup-compatibility/2006" xmlns:o="urn:schemas-microsoft-com:office:office" xmlns:r="http://schemas.openxmlformats.org/officeDocument/2006/relationships" xmlns:m="http://schemas.openxmlformats.org/officeDocument/2006/math" xmlns:v="urn:schemas-microsoft-com:vml" xmlns:wp14="http://schemas.microsoft.com/office/word/2010/wordprocessingDrawing" xmlns:wp="http://schemas.openxmlformats.org/drawingml/2006/wordprocessingDrawing" xmlns:w10="urn:schemas-microsoft-com:office:word" xmlns:w="http://schemas.openxmlformats.org/wordprocessingml/2006/main" xmlns:w14="http://schemas.microsoft.com/office/word/2010/wordml" xmlns:wpg="http://schemas.microsoft.com/office/word/2010/wordprocessingGroup" xmlns:wpi="http://schemas.microsoft.com/office/word/2010/wordprocessingInk" xmlns:wne="http://schemas.microsoft.com/office/word/2006/wordml" xmlns:wps="http://schemas.microsoft.com/office/word/2010/wordprocessingShape" mc:Ignorable="w14 wp14">
   <w:footnote w:type="separator" w:id="-1">
     <w:p>
-      <w:pPr>
-        <w:rPr>
-          <w:rFonts w:hint="eastAsia"/>
-        </w:rPr>
-      </w:pPr>
       <w:r>
         <w:separator/>
       </w:r>
@@ -8668,11 +9861,6 @@
   </w:footnote>
   <w:footnote w:type="continuationSeparator" w:id="0">
     <w:p>
-      <w:pPr>
-        <w:rPr>
-          <w:rFonts w:hint="eastAsia"/>
-        </w:rPr>
-      </w:pPr>
       <w:r>
         <w:continuationSeparator/>
       </w:r>
@@ -8682,7 +9870,7 @@
 </file>
 
 <file path=word/styles.xml><?xml version="1.0" encoding="utf-8"?>
-<w:styles xmlns:mc="http://schemas.openxmlformats.org/markup-compatibility/2006" xmlns:r="http://schemas.openxmlformats.org/officeDocument/2006/relationships" xmlns:w="http://schemas.openxmlformats.org/wordprocessingml/2006/main" xmlns:w14="http://schemas.microsoft.com/office/word/2010/wordml" xmlns:w15="http://schemas.microsoft.com/office/word/2012/wordml" xmlns:w16cex="http://schemas.microsoft.com/office/word/2018/wordml/cex" xmlns:w16cid="http://schemas.microsoft.com/office/word/2016/wordml/cid" xmlns:w16="http://schemas.microsoft.com/office/word/2018/wordml" xmlns:w16du="http://schemas.microsoft.com/office/word/2023/wordml/word16du" xmlns:w16sdtdh="http://schemas.microsoft.com/office/word/2020/wordml/sdtdatahash" xmlns:w16sdtfl="http://schemas.microsoft.com/office/word/2024/wordml/sdtformatlock" xmlns:w16se="http://schemas.microsoft.com/office/word/2015/wordml/symex" mc:Ignorable="w14 w15 w16se w16cid w16 w16cex w16sdtdh w16sdtfl w16du">
+<w:styles xmlns:mc="http://schemas.openxmlformats.org/markup-compatibility/2006" xmlns:r="http://schemas.openxmlformats.org/officeDocument/2006/relationships" xmlns:w="http://schemas.openxmlformats.org/wordprocessingml/2006/main" xmlns:w14="http://schemas.microsoft.com/office/word/2010/wordml" mc:Ignorable="w14">
   <w:docDefaults>
     <w:rPrDefault>
       <w:rPr>
@@ -8695,383 +9883,144 @@
     </w:rPrDefault>
     <w:pPrDefault/>
   </w:docDefaults>
-  <w:latentStyles w:defLockedState="0" w:defUIPriority="99" w:defSemiHidden="0" w:defUnhideWhenUsed="0" w:defQFormat="0" w:count="376">
-    <w:lsdException w:name="Normal" w:uiPriority="0" w:qFormat="1"/>
-    <w:lsdException w:name="heading 1" w:uiPriority="9" w:qFormat="1"/>
-    <w:lsdException w:name="heading 2" w:semiHidden="1" w:uiPriority="9" w:unhideWhenUsed="1" w:qFormat="1"/>
-    <w:lsdException w:name="heading 3" w:semiHidden="1" w:uiPriority="9" w:unhideWhenUsed="1" w:qFormat="1"/>
-    <w:lsdException w:name="heading 4" w:semiHidden="1" w:uiPriority="9" w:unhideWhenUsed="1" w:qFormat="1"/>
-    <w:lsdException w:name="heading 5" w:semiHidden="1" w:uiPriority="9" w:unhideWhenUsed="1" w:qFormat="1"/>
-    <w:lsdException w:name="heading 6" w:semiHidden="1" w:uiPriority="9" w:unhideWhenUsed="1" w:qFormat="1"/>
-    <w:lsdException w:name="heading 7" w:semiHidden="1" w:uiPriority="9" w:unhideWhenUsed="1" w:qFormat="1"/>
-    <w:lsdException w:name="heading 8" w:semiHidden="1" w:uiPriority="9" w:unhideWhenUsed="1" w:qFormat="1"/>
-    <w:lsdException w:name="heading 9" w:semiHidden="1" w:uiPriority="9" w:unhideWhenUsed="1" w:qFormat="1"/>
-    <w:lsdException w:name="index 1" w:semiHidden="1" w:unhideWhenUsed="1"/>
-    <w:lsdException w:name="index 2" w:semiHidden="1" w:unhideWhenUsed="1"/>
-    <w:lsdException w:name="index 3" w:semiHidden="1" w:unhideWhenUsed="1"/>
-    <w:lsdException w:name="index 4" w:semiHidden="1" w:unhideWhenUsed="1"/>
-    <w:lsdException w:name="index 5" w:semiHidden="1" w:unhideWhenUsed="1"/>
-    <w:lsdException w:name="index 6" w:semiHidden="1" w:unhideWhenUsed="1"/>
-    <w:lsdException w:name="index 7" w:semiHidden="1" w:unhideWhenUsed="1"/>
-    <w:lsdException w:name="index 8" w:semiHidden="1" w:unhideWhenUsed="1"/>
-    <w:lsdException w:name="index 9" w:semiHidden="1" w:unhideWhenUsed="1"/>
-    <w:lsdException w:name="toc 1" w:semiHidden="1" w:uiPriority="39" w:unhideWhenUsed="1"/>
-    <w:lsdException w:name="toc 2" w:semiHidden="1" w:uiPriority="39" w:unhideWhenUsed="1"/>
-    <w:lsdException w:name="toc 3" w:semiHidden="1" w:uiPriority="39" w:unhideWhenUsed="1"/>
-    <w:lsdException w:name="toc 4" w:semiHidden="1" w:uiPriority="39" w:unhideWhenUsed="1"/>
-    <w:lsdException w:name="toc 5" w:semiHidden="1" w:uiPriority="39" w:unhideWhenUsed="1"/>
-    <w:lsdException w:name="toc 6" w:semiHidden="1" w:uiPriority="39" w:unhideWhenUsed="1"/>
-    <w:lsdException w:name="toc 7" w:semiHidden="1" w:uiPriority="39" w:unhideWhenUsed="1"/>
-    <w:lsdException w:name="toc 8" w:semiHidden="1" w:uiPriority="39" w:unhideWhenUsed="1"/>
-    <w:lsdException w:name="toc 9" w:semiHidden="1" w:uiPriority="39" w:unhideWhenUsed="1"/>
-    <w:lsdException w:name="Normal Indent" w:semiHidden="1" w:unhideWhenUsed="1"/>
-    <w:lsdException w:name="footnote text" w:semiHidden="1" w:unhideWhenUsed="1"/>
-    <w:lsdException w:name="annotation text" w:semiHidden="1" w:unhideWhenUsed="1"/>
-    <w:lsdException w:name="header" w:semiHidden="1" w:unhideWhenUsed="1"/>
-    <w:lsdException w:name="footer" w:semiHidden="1" w:unhideWhenUsed="1"/>
-    <w:lsdException w:name="index heading" w:semiHidden="1" w:unhideWhenUsed="1"/>
-    <w:lsdException w:name="caption" w:semiHidden="1" w:uiPriority="35" w:unhideWhenUsed="1" w:qFormat="1"/>
-    <w:lsdException w:name="table of figures" w:semiHidden="1" w:unhideWhenUsed="1"/>
-    <w:lsdException w:name="envelope address" w:semiHidden="1" w:unhideWhenUsed="1"/>
-    <w:lsdException w:name="envelope return" w:semiHidden="1" w:unhideWhenUsed="1"/>
-    <w:lsdException w:name="footnote reference" w:semiHidden="1" w:unhideWhenUsed="1"/>
-    <w:lsdException w:name="annotation reference" w:semiHidden="1" w:unhideWhenUsed="1"/>
-    <w:lsdException w:name="line number" w:semiHidden="1" w:unhideWhenUsed="1"/>
-    <w:lsdException w:name="page number" w:semiHidden="1" w:unhideWhenUsed="1"/>
-    <w:lsdException w:name="endnote reference" w:semiHidden="1" w:unhideWhenUsed="1"/>
-    <w:lsdException w:name="endnote text" w:semiHidden="1" w:unhideWhenUsed="1"/>
-    <w:lsdException w:name="table of authorities" w:semiHidden="1" w:unhideWhenUsed="1"/>
-    <w:lsdException w:name="macro" w:semiHidden="1" w:unhideWhenUsed="1"/>
-    <w:lsdException w:name="toa heading" w:semiHidden="1" w:unhideWhenUsed="1"/>
-    <w:lsdException w:name="List" w:semiHidden="1" w:unhideWhenUsed="1"/>
-    <w:lsdException w:name="List Bullet" w:semiHidden="1" w:unhideWhenUsed="1"/>
-    <w:lsdException w:name="List Number" w:semiHidden="1" w:unhideWhenUsed="1"/>
-    <w:lsdException w:name="List 2" w:semiHidden="1" w:unhideWhenUsed="1"/>
-    <w:lsdException w:name="List 3" w:semiHidden="1" w:unhideWhenUsed="1"/>
-    <w:lsdException w:name="List 4" w:semiHidden="1" w:unhideWhenUsed="1"/>
-    <w:lsdException w:name="List 5" w:semiHidden="1" w:unhideWhenUsed="1"/>
-    <w:lsdException w:name="List Bullet 2" w:semiHidden="1" w:unhideWhenUsed="1"/>
-    <w:lsdException w:name="List Bullet 3" w:semiHidden="1" w:unhideWhenUsed="1"/>
-    <w:lsdException w:name="List Bullet 4" w:semiHidden="1" w:unhideWhenUsed="1"/>
-    <w:lsdException w:name="List Bullet 5" w:semiHidden="1" w:unhideWhenUsed="1"/>
-    <w:lsdException w:name="List Number 2" w:semiHidden="1" w:unhideWhenUsed="1"/>
-    <w:lsdException w:name="List Number 3" w:semiHidden="1" w:unhideWhenUsed="1"/>
-    <w:lsdException w:name="List Number 4" w:semiHidden="1" w:unhideWhenUsed="1"/>
-    <w:lsdException w:name="List Number 5" w:semiHidden="1" w:unhideWhenUsed="1"/>
-    <w:lsdException w:name="Title" w:uiPriority="10" w:qFormat="1"/>
-    <w:lsdException w:name="Closing" w:semiHidden="1" w:unhideWhenUsed="1"/>
-    <w:lsdException w:name="Signature" w:semiHidden="1" w:unhideWhenUsed="1"/>
-    <w:lsdException w:name="Default Paragraph Font" w:semiHidden="1" w:uiPriority="1" w:unhideWhenUsed="1"/>
-    <w:lsdException w:name="Body Text" w:semiHidden="1" w:unhideWhenUsed="1"/>
-    <w:lsdException w:name="Body Text Indent" w:semiHidden="1" w:unhideWhenUsed="1"/>
-    <w:lsdException w:name="List Continue" w:semiHidden="1" w:unhideWhenUsed="1"/>
-    <w:lsdException w:name="List Continue 2" w:semiHidden="1" w:unhideWhenUsed="1"/>
-    <w:lsdException w:name="List Continue 3" w:semiHidden="1" w:unhideWhenUsed="1"/>
-    <w:lsdException w:name="List Continue 4" w:semiHidden="1" w:unhideWhenUsed="1"/>
-    <w:lsdException w:name="List Continue 5" w:semiHidden="1" w:unhideWhenUsed="1"/>
-    <w:lsdException w:name="Message Header" w:semiHidden="1" w:unhideWhenUsed="1"/>
-    <w:lsdException w:name="Subtitle" w:uiPriority="11" w:qFormat="1"/>
-    <w:lsdException w:name="Salutation" w:semiHidden="1" w:unhideWhenUsed="1"/>
-    <w:lsdException w:name="Date" w:semiHidden="1" w:unhideWhenUsed="1"/>
-    <w:lsdException w:name="Body Text First Indent" w:semiHidden="1" w:unhideWhenUsed="1"/>
-    <w:lsdException w:name="Body Text First Indent 2" w:semiHidden="1" w:unhideWhenUsed="1"/>
-    <w:lsdException w:name="Note Heading" w:semiHidden="1" w:unhideWhenUsed="1"/>
-    <w:lsdException w:name="Body Text 2" w:semiHidden="1" w:unhideWhenUsed="1"/>
-    <w:lsdException w:name="Body Text 3" w:semiHidden="1" w:unhideWhenUsed="1"/>
-    <w:lsdException w:name="Body Text Indent 2" w:semiHidden="1" w:unhideWhenUsed="1"/>
-    <w:lsdException w:name="Body Text Indent 3" w:semiHidden="1" w:unhideWhenUsed="1"/>
-    <w:lsdException w:name="Block Text" w:semiHidden="1" w:unhideWhenUsed="1"/>
-    <w:lsdException w:name="Hyperlink" w:semiHidden="1" w:unhideWhenUsed="1"/>
-    <w:lsdException w:name="FollowedHyperlink" w:semiHidden="1" w:unhideWhenUsed="1"/>
-    <w:lsdException w:name="Strong" w:uiPriority="22" w:qFormat="1"/>
-    <w:lsdException w:name="Emphasis" w:uiPriority="20" w:qFormat="1"/>
-    <w:lsdException w:name="Document Map" w:semiHidden="1" w:unhideWhenUsed="1"/>
-    <w:lsdException w:name="Plain Text" w:semiHidden="1" w:unhideWhenUsed="1"/>
-    <w:lsdException w:name="E-mail Signature" w:semiHidden="1" w:unhideWhenUsed="1"/>
-    <w:lsdException w:name="HTML Top of Form" w:semiHidden="1" w:unhideWhenUsed="1"/>
-    <w:lsdException w:name="HTML Bottom of Form" w:semiHidden="1" w:unhideWhenUsed="1"/>
-    <w:lsdException w:name="Normal (Web)" w:semiHidden="1" w:unhideWhenUsed="1"/>
-    <w:lsdException w:name="HTML Acronym" w:semiHidden="1" w:unhideWhenUsed="1"/>
-    <w:lsdException w:name="HTML Address" w:semiHidden="1" w:unhideWhenUsed="1"/>
-    <w:lsdException w:name="HTML Cite" w:semiHidden="1" w:unhideWhenUsed="1"/>
-    <w:lsdException w:name="HTML Code" w:semiHidden="1" w:unhideWhenUsed="1"/>
-    <w:lsdException w:name="HTML Definition" w:semiHidden="1" w:unhideWhenUsed="1"/>
-    <w:lsdException w:name="HTML Keyboard" w:semiHidden="1" w:unhideWhenUsed="1"/>
-    <w:lsdException w:name="HTML Preformatted" w:semiHidden="1" w:unhideWhenUsed="1"/>
-    <w:lsdException w:name="HTML Sample" w:semiHidden="1" w:unhideWhenUsed="1"/>
-    <w:lsdException w:name="HTML Typewriter" w:semiHidden="1" w:unhideWhenUsed="1"/>
-    <w:lsdException w:name="HTML Variable" w:semiHidden="1" w:unhideWhenUsed="1"/>
-    <w:lsdException w:name="Normal Table" w:semiHidden="1" w:unhideWhenUsed="1"/>
-    <w:lsdException w:name="annotation subject" w:semiHidden="1" w:unhideWhenUsed="1"/>
-    <w:lsdException w:name="No List" w:semiHidden="1" w:unhideWhenUsed="1"/>
-    <w:lsdException w:name="Outline List 1" w:semiHidden="1" w:unhideWhenUsed="1"/>
-    <w:lsdException w:name="Outline List 2" w:semiHidden="1" w:unhideWhenUsed="1"/>
-    <w:lsdException w:name="Outline List 3" w:semiHidden="1" w:unhideWhenUsed="1"/>
-    <w:lsdException w:name="Table Simple 1" w:semiHidden="1" w:unhideWhenUsed="1"/>
-    <w:lsdException w:name="Table Simple 2" w:semiHidden="1" w:unhideWhenUsed="1"/>
-    <w:lsdException w:name="Table Simple 3" w:semiHidden="1" w:unhideWhenUsed="1"/>
-    <w:lsdException w:name="Table Classic 1" w:semiHidden="1" w:unhideWhenUsed="1"/>
-    <w:lsdException w:name="Table Classic 2" w:semiHidden="1" w:unhideWhenUsed="1"/>
-    <w:lsdException w:name="Table Classic 3" w:semiHidden="1" w:unhideWhenUsed="1"/>
-    <w:lsdException w:name="Table Classic 4" w:semiHidden="1" w:unhideWhenUsed="1"/>
-    <w:lsdException w:name="Table Colorful 1" w:semiHidden="1" w:unhideWhenUsed="1"/>
-    <w:lsdException w:name="Table Colorful 2" w:semiHidden="1" w:unhideWhenUsed="1"/>
-    <w:lsdException w:name="Table Colorful 3" w:semiHidden="1" w:unhideWhenUsed="1"/>
-    <w:lsdException w:name="Table Columns 1" w:semiHidden="1" w:unhideWhenUsed="1"/>
-    <w:lsdException w:name="Table Columns 2" w:semiHidden="1" w:unhideWhenUsed="1"/>
-    <w:lsdException w:name="Table Columns 3" w:semiHidden="1" w:unhideWhenUsed="1"/>
-    <w:lsdException w:name="Table Columns 4" w:semiHidden="1" w:unhideWhenUsed="1"/>
-    <w:lsdException w:name="Table Columns 5" w:semiHidden="1" w:unhideWhenUsed="1"/>
-    <w:lsdException w:name="Table Grid 1" w:semiHidden="1" w:unhideWhenUsed="1"/>
-    <w:lsdException w:name="Table Grid 2" w:semiHidden="1" w:unhideWhenUsed="1"/>
-    <w:lsdException w:name="Table Grid 3" w:semiHidden="1" w:unhideWhenUsed="1"/>
-    <w:lsdException w:name="Table Grid 4" w:semiHidden="1" w:unhideWhenUsed="1"/>
-    <w:lsdException w:name="Table Grid 5" w:semiHidden="1" w:unhideWhenUsed="1"/>
-    <w:lsdException w:name="Table Grid 6" w:semiHidden="1" w:unhideWhenUsed="1"/>
-    <w:lsdException w:name="Table Grid 7" w:semiHidden="1" w:unhideWhenUsed="1"/>
-    <w:lsdException w:name="Table Grid 8" w:semiHidden="1" w:unhideWhenUsed="1"/>
-    <w:lsdException w:name="Table List 1" w:semiHidden="1" w:unhideWhenUsed="1"/>
-    <w:lsdException w:name="Table List 2" w:semiHidden="1" w:unhideWhenUsed="1"/>
-    <w:lsdException w:name="Table List 3" w:semiHidden="1" w:unhideWhenUsed="1"/>
-    <w:lsdException w:name="Table List 4" w:semiHidden="1" w:unhideWhenUsed="1"/>
-    <w:lsdException w:name="Table List 5" w:semiHidden="1" w:unhideWhenUsed="1"/>
-    <w:lsdException w:name="Table List 6" w:semiHidden="1" w:unhideWhenUsed="1"/>
-    <w:lsdException w:name="Table List 7" w:semiHidden="1" w:unhideWhenUsed="1"/>
-    <w:lsdException w:name="Table List 8" w:semiHidden="1" w:unhideWhenUsed="1"/>
-    <w:lsdException w:name="Table 3D effects 1" w:semiHidden="1" w:unhideWhenUsed="1"/>
-    <w:lsdException w:name="Table 3D effects 2" w:semiHidden="1" w:unhideWhenUsed="1"/>
-    <w:lsdException w:name="Table 3D effects 3" w:semiHidden="1" w:unhideWhenUsed="1"/>
-    <w:lsdException w:name="Table Contemporary" w:semiHidden="1" w:unhideWhenUsed="1"/>
-    <w:lsdException w:name="Table Elegant" w:semiHidden="1" w:unhideWhenUsed="1"/>
-    <w:lsdException w:name="Table Professional" w:semiHidden="1" w:unhideWhenUsed="1"/>
-    <w:lsdException w:name="Table Subtle 1" w:semiHidden="1" w:unhideWhenUsed="1"/>
-    <w:lsdException w:name="Table Subtle 2" w:semiHidden="1" w:unhideWhenUsed="1"/>
-    <w:lsdException w:name="Table Web 1" w:semiHidden="1" w:unhideWhenUsed="1"/>
-    <w:lsdException w:name="Table Web 2" w:semiHidden="1" w:unhideWhenUsed="1"/>
-    <w:lsdException w:name="Table Web 3" w:semiHidden="1" w:unhideWhenUsed="1"/>
-    <w:lsdException w:name="Balloon Text" w:semiHidden="1" w:unhideWhenUsed="1"/>
-    <w:lsdException w:name="Table Grid" w:uiPriority="39"/>
-    <w:lsdException w:name="Table Theme" w:semiHidden="1" w:unhideWhenUsed="1"/>
-    <w:lsdException w:name="Placeholder Text" w:semiHidden="1"/>
-    <w:lsdException w:name="No Spacing" w:uiPriority="1" w:qFormat="1"/>
-    <w:lsdException w:name="Light Shading" w:uiPriority="60"/>
-    <w:lsdException w:name="Light List" w:uiPriority="61"/>
-    <w:lsdException w:name="Light Grid" w:uiPriority="62"/>
-    <w:lsdException w:name="Medium Shading 1" w:uiPriority="63"/>
-    <w:lsdException w:name="Medium Shading 2" w:uiPriority="64"/>
-    <w:lsdException w:name="Medium List 1" w:uiPriority="65"/>
-    <w:lsdException w:name="Medium List 2" w:uiPriority="66"/>
-    <w:lsdException w:name="Medium Grid 1" w:uiPriority="67"/>
-    <w:lsdException w:name="Medium Grid 2" w:uiPriority="68"/>
-    <w:lsdException w:name="Medium Grid 3" w:uiPriority="69"/>
-    <w:lsdException w:name="Dark List" w:uiPriority="70"/>
-    <w:lsdException w:name="Colorful Shading" w:uiPriority="71"/>
-    <w:lsdException w:name="Colorful List" w:uiPriority="72"/>
-    <w:lsdException w:name="Colorful Grid" w:uiPriority="73"/>
-    <w:lsdException w:name="Light Shading Accent 1" w:uiPriority="60"/>
-    <w:lsdException w:name="Light List Accent 1" w:uiPriority="61"/>
-    <w:lsdException w:name="Light Grid Accent 1" w:uiPriority="62"/>
-    <w:lsdException w:name="Medium Shading 1 Accent 1" w:uiPriority="63"/>
-    <w:lsdException w:name="Medium Shading 2 Accent 1" w:uiPriority="64"/>
-    <w:lsdException w:name="Medium List 1 Accent 1" w:uiPriority="65"/>
-    <w:lsdException w:name="Revision" w:semiHidden="1"/>
-    <w:lsdException w:name="List Paragraph" w:uiPriority="34" w:qFormat="1"/>
-    <w:lsdException w:name="Quote" w:uiPriority="29" w:qFormat="1"/>
-    <w:lsdException w:name="Intense Quote" w:uiPriority="30" w:qFormat="1"/>
-    <w:lsdException w:name="Medium List 2 Accent 1" w:uiPriority="66"/>
-    <w:lsdException w:name="Medium Grid 1 Accent 1" w:uiPriority="67"/>
-    <w:lsdException w:name="Medium Grid 2 Accent 1" w:uiPriority="68"/>
-    <w:lsdException w:name="Medium Grid 3 Accent 1" w:uiPriority="69"/>
-    <w:lsdException w:name="Dark List Accent 1" w:uiPriority="70"/>
-    <w:lsdException w:name="Colorful Shading Accent 1" w:uiPriority="71"/>
-    <w:lsdException w:name="Colorful List Accent 1" w:uiPriority="72"/>
-    <w:lsdException w:name="Colorful Grid Accent 1" w:uiPriority="73"/>
-    <w:lsdException w:name="Light Shading Accent 2" w:uiPriority="60"/>
-    <w:lsdException w:name="Light List Accent 2" w:uiPriority="61"/>
-    <w:lsdException w:name="Light Grid Accent 2" w:uiPriority="62"/>
-    <w:lsdException w:name="Medium Shading 1 Accent 2" w:uiPriority="63"/>
-    <w:lsdException w:name="Medium Shading 2 Accent 2" w:uiPriority="64"/>
-    <w:lsdException w:name="Medium List 1 Accent 2" w:uiPriority="65"/>
-    <w:lsdException w:name="Medium List 2 Accent 2" w:uiPriority="66"/>
-    <w:lsdException w:name="Medium Grid 1 Accent 2" w:uiPriority="67"/>
-    <w:lsdException w:name="Medium Grid 2 Accent 2" w:uiPriority="68"/>
-    <w:lsdException w:name="Medium Grid 3 Accent 2" w:uiPriority="69"/>
-    <w:lsdException w:name="Dark List Accent 2" w:uiPriority="70"/>
-    <w:lsdException w:name="Colorful Shading Accent 2" w:uiPriority="71"/>
-    <w:lsdException w:name="Colorful List Accent 2" w:uiPriority="72"/>
-    <w:lsdException w:name="Colorful Grid Accent 2" w:uiPriority="73"/>
-    <w:lsdException w:name="Light Shading Accent 3" w:uiPriority="60"/>
-    <w:lsdException w:name="Light List Accent 3" w:uiPriority="61"/>
-    <w:lsdException w:name="Light Grid Accent 3" w:uiPriority="62"/>
-    <w:lsdException w:name="Medium Shading 1 Accent 3" w:uiPriority="63"/>
-    <w:lsdException w:name="Medium Shading 2 Accent 3" w:uiPriority="64"/>
-    <w:lsdException w:name="Medium List 1 Accent 3" w:uiPriority="65"/>
-    <w:lsdException w:name="Medium List 2 Accent 3" w:uiPriority="66"/>
-    <w:lsdException w:name="Medium Grid 1 Accent 3" w:uiPriority="67"/>
-    <w:lsdException w:name="Medium Grid 2 Accent 3" w:uiPriority="68"/>
-    <w:lsdException w:name="Medium Grid 3 Accent 3" w:uiPriority="69"/>
-    <w:lsdException w:name="Dark List Accent 3" w:uiPriority="70"/>
-    <w:lsdException w:name="Colorful Shading Accent 3" w:uiPriority="71"/>
-    <w:lsdException w:name="Colorful List Accent 3" w:uiPriority="72"/>
-    <w:lsdException w:name="Colorful Grid Accent 3" w:uiPriority="73"/>
-    <w:lsdException w:name="Light Shading Accent 4" w:uiPriority="60"/>
-    <w:lsdException w:name="Light List Accent 4" w:uiPriority="61"/>
-    <w:lsdException w:name="Light Grid Accent 4" w:uiPriority="62"/>
-    <w:lsdException w:name="Medium Shading 1 Accent 4" w:uiPriority="63"/>
-    <w:lsdException w:name="Medium Shading 2 Accent 4" w:uiPriority="64"/>
-    <w:lsdException w:name="Medium List 1 Accent 4" w:uiPriority="65"/>
-    <w:lsdException w:name="Medium List 2 Accent 4" w:uiPriority="66"/>
-    <w:lsdException w:name="Medium Grid 1 Accent 4" w:uiPriority="67"/>
-    <w:lsdException w:name="Medium Grid 2 Accent 4" w:uiPriority="68"/>
-    <w:lsdException w:name="Medium Grid 3 Accent 4" w:uiPriority="69"/>
-    <w:lsdException w:name="Dark List Accent 4" w:uiPriority="70"/>
-    <w:lsdException w:name="Colorful Shading Accent 4" w:uiPriority="71"/>
-    <w:lsdException w:name="Colorful List Accent 4" w:uiPriority="72"/>
-    <w:lsdException w:name="Colorful Grid Accent 4" w:uiPriority="73"/>
-    <w:lsdException w:name="Light Shading Accent 5" w:uiPriority="60"/>
-    <w:lsdException w:name="Light List Accent 5" w:uiPriority="61"/>
-    <w:lsdException w:name="Light Grid Accent 5" w:uiPriority="62"/>
-    <w:lsdException w:name="Medium Shading 1 Accent 5" w:uiPriority="63"/>
-    <w:lsdException w:name="Medium Shading 2 Accent 5" w:uiPriority="64"/>
-    <w:lsdException w:name="Medium List 1 Accent 5" w:uiPriority="65"/>
-    <w:lsdException w:name="Medium List 2 Accent 5" w:uiPriority="66"/>
-    <w:lsdException w:name="Medium Grid 1 Accent 5" w:uiPriority="67"/>
-    <w:lsdException w:name="Medium Grid 2 Accent 5" w:uiPriority="68"/>
-    <w:lsdException w:name="Medium Grid 3 Accent 5" w:uiPriority="69"/>
-    <w:lsdException w:name="Dark List Accent 5" w:uiPriority="70"/>
-    <w:lsdException w:name="Colorful Shading Accent 5" w:uiPriority="71"/>
-    <w:lsdException w:name="Colorful List Accent 5" w:uiPriority="72"/>
-    <w:lsdException w:name="Colorful Grid Accent 5" w:uiPriority="73"/>
-    <w:lsdException w:name="Light Shading Accent 6" w:uiPriority="60"/>
-    <w:lsdException w:name="Light List Accent 6" w:uiPriority="61"/>
-    <w:lsdException w:name="Light Grid Accent 6" w:uiPriority="62"/>
-    <w:lsdException w:name="Medium Shading 1 Accent 6" w:uiPriority="63"/>
-    <w:lsdException w:name="Medium Shading 2 Accent 6" w:uiPriority="64"/>
-    <w:lsdException w:name="Medium List 1 Accent 6" w:uiPriority="65"/>
-    <w:lsdException w:name="Medium List 2 Accent 6" w:uiPriority="66"/>
-    <w:lsdException w:name="Medium Grid 1 Accent 6" w:uiPriority="67"/>
-    <w:lsdException w:name="Medium Grid 2 Accent 6" w:uiPriority="68"/>
-    <w:lsdException w:name="Medium Grid 3 Accent 6" w:uiPriority="69"/>
-    <w:lsdException w:name="Dark List Accent 6" w:uiPriority="70"/>
-    <w:lsdException w:name="Colorful Shading Accent 6" w:uiPriority="71"/>
-    <w:lsdException w:name="Colorful List Accent 6" w:uiPriority="72"/>
-    <w:lsdException w:name="Colorful Grid Accent 6" w:uiPriority="73"/>
-    <w:lsdException w:name="Subtle Emphasis" w:uiPriority="19" w:qFormat="1"/>
-    <w:lsdException w:name="Intense Emphasis" w:uiPriority="21" w:qFormat="1"/>
-    <w:lsdException w:name="Subtle Reference" w:uiPriority="31" w:qFormat="1"/>
-    <w:lsdException w:name="Intense Reference" w:uiPriority="32" w:qFormat="1"/>
-    <w:lsdException w:name="Book Title" w:uiPriority="33" w:qFormat="1"/>
-    <w:lsdException w:name="Bibliography" w:semiHidden="1" w:uiPriority="37" w:unhideWhenUsed="1"/>
-    <w:lsdException w:name="TOC Heading" w:semiHidden="1" w:uiPriority="39" w:unhideWhenUsed="1" w:qFormat="1"/>
-    <w:lsdException w:name="Plain Table 1" w:uiPriority="41"/>
-    <w:lsdException w:name="Plain Table 2" w:uiPriority="42"/>
-    <w:lsdException w:name="Plain Table 3" w:uiPriority="43"/>
-    <w:lsdException w:name="Plain Table 4" w:uiPriority="44"/>
-    <w:lsdException w:name="Plain Table 5" w:uiPriority="45"/>
-    <w:lsdException w:name="Grid Table Light" w:uiPriority="40"/>
-    <w:lsdException w:name="Grid Table 1 Light" w:uiPriority="46"/>
-    <w:lsdException w:name="Grid Table 2" w:uiPriority="47"/>
-    <w:lsdException w:name="Grid Table 3" w:uiPriority="48"/>
-    <w:lsdException w:name="Grid Table 4" w:uiPriority="49"/>
-    <w:lsdException w:name="Grid Table 5 Dark" w:uiPriority="50"/>
-    <w:lsdException w:name="Grid Table 6 Colorful" w:uiPriority="51"/>
-    <w:lsdException w:name="Grid Table 7 Colorful" w:uiPriority="52"/>
-    <w:lsdException w:name="Grid Table 1 Light Accent 1" w:uiPriority="46"/>
-    <w:lsdException w:name="Grid Table 2 Accent 1" w:uiPriority="47"/>
-    <w:lsdException w:name="Grid Table 3 Accent 1" w:uiPriority="48"/>
-    <w:lsdException w:name="Grid Table 4 Accent 1" w:uiPriority="49"/>
-    <w:lsdException w:name="Grid Table 5 Dark Accent 1" w:uiPriority="50"/>
-    <w:lsdException w:name="Grid Table 6 Colorful Accent 1" w:uiPriority="51"/>
-    <w:lsdException w:name="Grid Table 7 Colorful Accent 1" w:uiPriority="52"/>
-    <w:lsdException w:name="Grid Table 1 Light Accent 2" w:uiPriority="46"/>
-    <w:lsdException w:name="Grid Table 2 Accent 2" w:uiPriority="47"/>
-    <w:lsdException w:name="Grid Table 3 Accent 2" w:uiPriority="48"/>
-    <w:lsdException w:name="Grid Table 4 Accent 2" w:uiPriority="49"/>
-    <w:lsdException w:name="Grid Table 5 Dark Accent 2" w:uiPriority="50"/>
-    <w:lsdException w:name="Grid Table 6 Colorful Accent 2" w:uiPriority="51"/>
-    <w:lsdException w:name="Grid Table 7 Colorful Accent 2" w:uiPriority="52"/>
-    <w:lsdException w:name="Grid Table 1 Light Accent 3" w:uiPriority="46"/>
-    <w:lsdException w:name="Grid Table 2 Accent 3" w:uiPriority="47"/>
-    <w:lsdException w:name="Grid Table 3 Accent 3" w:uiPriority="48"/>
-    <w:lsdException w:name="Grid Table 4 Accent 3" w:uiPriority="49"/>
-    <w:lsdException w:name="Grid Table 5 Dark Accent 3" w:uiPriority="50"/>
-    <w:lsdException w:name="Grid Table 6 Colorful Accent 3" w:uiPriority="51"/>
-    <w:lsdException w:name="Grid Table 7 Colorful Accent 3" w:uiPriority="52"/>
-    <w:lsdException w:name="Grid Table 1 Light Accent 4" w:uiPriority="46"/>
-    <w:lsdException w:name="Grid Table 2 Accent 4" w:uiPriority="47"/>
-    <w:lsdException w:name="Grid Table 3 Accent 4" w:uiPriority="48"/>
-    <w:lsdException w:name="Grid Table 4 Accent 4" w:uiPriority="49"/>
-    <w:lsdException w:name="Grid Table 5 Dark Accent 4" w:uiPriority="50"/>
-    <w:lsdException w:name="Grid Table 6 Colorful Accent 4" w:uiPriority="51"/>
-    <w:lsdException w:name="Grid Table 7 Colorful Accent 4" w:uiPriority="52"/>
-    <w:lsdException w:name="Grid Table 1 Light Accent 5" w:uiPriority="46"/>
-    <w:lsdException w:name="Grid Table 2 Accent 5" w:uiPriority="47"/>
-    <w:lsdException w:name="Grid Table 3 Accent 5" w:uiPriority="48"/>
-    <w:lsdException w:name="Grid Table 4 Accent 5" w:uiPriority="49"/>
-    <w:lsdException w:name="Grid Table 5 Dark Accent 5" w:uiPriority="50"/>
-    <w:lsdException w:name="Grid Table 6 Colorful Accent 5" w:uiPriority="51"/>
-    <w:lsdException w:name="Grid Table 7 Colorful Accent 5" w:uiPriority="52"/>
-    <w:lsdException w:name="Grid Table 1 Light Accent 6" w:uiPriority="46"/>
-    <w:lsdException w:name="Grid Table 2 Accent 6" w:uiPriority="47"/>
-    <w:lsdException w:name="Grid Table 3 Accent 6" w:uiPriority="48"/>
-    <w:lsdException w:name="Grid Table 4 Accent 6" w:uiPriority="49"/>
-    <w:lsdException w:name="Grid Table 5 Dark Accent 6" w:uiPriority="50"/>
-    <w:lsdException w:name="Grid Table 6 Colorful Accent 6" w:uiPriority="51"/>
-    <w:lsdException w:name="Grid Table 7 Colorful Accent 6" w:uiPriority="52"/>
-    <w:lsdException w:name="List Table 1 Light" w:uiPriority="46"/>
-    <w:lsdException w:name="List Table 2" w:uiPriority="47"/>
-    <w:lsdException w:name="List Table 3" w:uiPriority="48"/>
-    <w:lsdException w:name="List Table 4" w:uiPriority="49"/>
-    <w:lsdException w:name="List Table 5 Dark" w:uiPriority="50"/>
-    <w:lsdException w:name="List Table 6 Colorful" w:uiPriority="51"/>
-    <w:lsdException w:name="List Table 7 Colorful" w:uiPriority="52"/>
-    <w:lsdException w:name="List Table 1 Light Accent 1" w:uiPriority="46"/>
-    <w:lsdException w:name="List Table 2 Accent 1" w:uiPriority="47"/>
-    <w:lsdException w:name="List Table 3 Accent 1" w:uiPriority="48"/>
-    <w:lsdException w:name="List Table 4 Accent 1" w:uiPriority="49"/>
-    <w:lsdException w:name="List Table 5 Dark Accent 1" w:uiPriority="50"/>
-    <w:lsdException w:name="List Table 6 Colorful Accent 1" w:uiPriority="51"/>
-    <w:lsdException w:name="List Table 7 Colorful Accent 1" w:uiPriority="52"/>
-    <w:lsdException w:name="List Table 1 Light Accent 2" w:uiPriority="46"/>
-    <w:lsdException w:name="List Table 2 Accent 2" w:uiPriority="47"/>
-    <w:lsdException w:name="List Table 3 Accent 2" w:uiPriority="48"/>
-    <w:lsdException w:name="List Table 4 Accent 2" w:uiPriority="49"/>
-    <w:lsdException w:name="List Table 5 Dark Accent 2" w:uiPriority="50"/>
-    <w:lsdException w:name="List Table 6 Colorful Accent 2" w:uiPriority="51"/>
-    <w:lsdException w:name="List Table 7 Colorful Accent 2" w:uiPriority="52"/>
-    <w:lsdException w:name="List Table 1 Light Accent 3" w:uiPriority="46"/>
-    <w:lsdException w:name="List Table 2 Accent 3" w:uiPriority="47"/>
-    <w:lsdException w:name="List Table 3 Accent 3" w:uiPriority="48"/>
-    <w:lsdException w:name="List Table 4 Accent 3" w:uiPriority="49"/>
-    <w:lsdException w:name="List Table 5 Dark Accent 3" w:uiPriority="50"/>
-    <w:lsdException w:name="List Table 6 Colorful Accent 3" w:uiPriority="51"/>
-    <w:lsdException w:name="List Table 7 Colorful Accent 3" w:uiPriority="52"/>
-    <w:lsdException w:name="List Table 1 Light Accent 4" w:uiPriority="46"/>
-    <w:lsdException w:name="List Table 2 Accent 4" w:uiPriority="47"/>
-    <w:lsdException w:name="List Table 3 Accent 4" w:uiPriority="48"/>
-    <w:lsdException w:name="List Table 4 Accent 4" w:uiPriority="49"/>
-    <w:lsdException w:name="List Table 5 Dark Accent 4" w:uiPriority="50"/>
-    <w:lsdException w:name="List Table 6 Colorful Accent 4" w:uiPriority="51"/>
-    <w:lsdException w:name="List Table 7 Colorful Accent 4" w:uiPriority="52"/>
-    <w:lsdException w:name="List Table 1 Light Accent 5" w:uiPriority="46"/>
-    <w:lsdException w:name="List Table 2 Accent 5" w:uiPriority="47"/>
-    <w:lsdException w:name="List Table 3 Accent 5" w:uiPriority="48"/>
-    <w:lsdException w:name="List Table 4 Accent 5" w:uiPriority="49"/>
-    <w:lsdException w:name="List Table 5 Dark Accent 5" w:uiPriority="50"/>
-    <w:lsdException w:name="List Table 6 Colorful Accent 5" w:uiPriority="51"/>
-    <w:lsdException w:name="List Table 7 Colorful Accent 5" w:uiPriority="52"/>
-    <w:lsdException w:name="List Table 1 Light Accent 6" w:uiPriority="46"/>
-    <w:lsdException w:name="List Table 2 Accent 6" w:uiPriority="47"/>
-    <w:lsdException w:name="List Table 3 Accent 6" w:uiPriority="48"/>
-    <w:lsdException w:name="List Table 4 Accent 6" w:uiPriority="49"/>
-    <w:lsdException w:name="List Table 5 Dark Accent 6" w:uiPriority="50"/>
-    <w:lsdException w:name="List Table 6 Colorful Accent 6" w:uiPriority="51"/>
-    <w:lsdException w:name="List Table 7 Colorful Accent 6" w:uiPriority="52"/>
-    <w:lsdException w:name="Mention" w:semiHidden="1" w:unhideWhenUsed="1"/>
-    <w:lsdException w:name="Smart Hyperlink" w:semiHidden="1" w:unhideWhenUsed="1"/>
-    <w:lsdException w:name="Hashtag" w:semiHidden="1" w:unhideWhenUsed="1"/>
-    <w:lsdException w:name="Unresolved Mention" w:semiHidden="1" w:unhideWhenUsed="1"/>
-    <w:lsdException w:name="Smart Link" w:semiHidden="1" w:unhideWhenUsed="1"/>
+  <w:latentStyles w:defLockedState="0" w:defUIPriority="99" w:defSemiHidden="1" w:defUnhideWhenUsed="1" w:defQFormat="0" w:count="267">
+    <w:lsdException w:name="Normal" w:semiHidden="0" w:uiPriority="0" w:unhideWhenUsed="0" w:qFormat="1"/>
+    <w:lsdException w:name="heading 1" w:semiHidden="0" w:uiPriority="9" w:unhideWhenUsed="0" w:qFormat="1"/>
+    <w:lsdException w:name="heading 2" w:uiPriority="9" w:qFormat="1"/>
+    <w:lsdException w:name="heading 3" w:uiPriority="9" w:qFormat="1"/>
+    <w:lsdException w:name="heading 4" w:uiPriority="9" w:qFormat="1"/>
+    <w:lsdException w:name="heading 5" w:uiPriority="9" w:qFormat="1"/>
+    <w:lsdException w:name="heading 6" w:uiPriority="9" w:qFormat="1"/>
+    <w:lsdException w:name="heading 7" w:uiPriority="9" w:qFormat="1"/>
+    <w:lsdException w:name="heading 8" w:uiPriority="9" w:qFormat="1"/>
+    <w:lsdException w:name="heading 9" w:uiPriority="9" w:qFormat="1"/>
+    <w:lsdException w:name="toc 1" w:uiPriority="39"/>
+    <w:lsdException w:name="toc 2" w:uiPriority="39"/>
+    <w:lsdException w:name="toc 3" w:uiPriority="39"/>
+    <w:lsdException w:name="toc 4" w:uiPriority="39"/>
+    <w:lsdException w:name="toc 5" w:uiPriority="39"/>
+    <w:lsdException w:name="toc 6" w:uiPriority="39"/>
+    <w:lsdException w:name="toc 7" w:uiPriority="39"/>
+    <w:lsdException w:name="toc 8" w:uiPriority="39"/>
+    <w:lsdException w:name="toc 9" w:uiPriority="39"/>
+    <w:lsdException w:name="caption" w:uiPriority="35" w:qFormat="1"/>
+    <w:lsdException w:name="Title" w:semiHidden="0" w:uiPriority="10" w:unhideWhenUsed="0" w:qFormat="1"/>
+    <w:lsdException w:name="Default Paragraph Font" w:uiPriority="1"/>
+    <w:lsdException w:name="Subtitle" w:semiHidden="0" w:uiPriority="11" w:unhideWhenUsed="0" w:qFormat="1"/>
+    <w:lsdException w:name="Strong" w:semiHidden="0" w:uiPriority="22" w:unhideWhenUsed="0" w:qFormat="1"/>
+    <w:lsdException w:name="Emphasis" w:semiHidden="0" w:uiPriority="20" w:unhideWhenUsed="0" w:qFormat="1"/>
+    <w:lsdException w:name="Table Grid" w:semiHidden="0" w:uiPriority="39" w:unhideWhenUsed="0"/>
+    <w:lsdException w:name="Placeholder Text" w:unhideWhenUsed="0"/>
+    <w:lsdException w:name="No Spacing" w:semiHidden="0" w:uiPriority="1" w:unhideWhenUsed="0" w:qFormat="1"/>
+    <w:lsdException w:name="Light Shading" w:semiHidden="0" w:uiPriority="60" w:unhideWhenUsed="0"/>
+    <w:lsdException w:name="Light List" w:semiHidden="0" w:uiPriority="61" w:unhideWhenUsed="0"/>
+    <w:lsdException w:name="Light Grid" w:semiHidden="0" w:uiPriority="62" w:unhideWhenUsed="0"/>
+    <w:lsdException w:name="Medium Shading 1" w:semiHidden="0" w:uiPriority="63" w:unhideWhenUsed="0"/>
+    <w:lsdException w:name="Medium Shading 2" w:semiHidden="0" w:uiPriority="64" w:unhideWhenUsed="0"/>
+    <w:lsdException w:name="Medium List 1" w:semiHidden="0" w:uiPriority="65" w:unhideWhenUsed="0"/>
+    <w:lsdException w:name="Medium List 2" w:semiHidden="0" w:uiPriority="66" w:unhideWhenUsed="0"/>
+    <w:lsdException w:name="Medium Grid 1" w:semiHidden="0" w:uiPriority="67" w:unhideWhenUsed="0"/>
+    <w:lsdException w:name="Medium Grid 2" w:semiHidden="0" w:uiPriority="68" w:unhideWhenUsed="0"/>
+    <w:lsdException w:name="Medium Grid 3" w:semiHidden="0" w:uiPriority="69" w:unhideWhenUsed="0"/>
+    <w:lsdException w:name="Dark List" w:semiHidden="0" w:uiPriority="70" w:unhideWhenUsed="0"/>
+    <w:lsdException w:name="Colorful Shading" w:semiHidden="0" w:uiPriority="71" w:unhideWhenUsed="0"/>
+    <w:lsdException w:name="Colorful List" w:semiHidden="0" w:uiPriority="72" w:unhideWhenUsed="0"/>
+    <w:lsdException w:name="Colorful Grid" w:semiHidden="0" w:uiPriority="73" w:unhideWhenUsed="0"/>
+    <w:lsdException w:name="Light Shading Accent 1" w:semiHidden="0" w:uiPriority="60" w:unhideWhenUsed="0"/>
+    <w:lsdException w:name="Light List Accent 1" w:semiHidden="0" w:uiPriority="61" w:unhideWhenUsed="0"/>
+    <w:lsdException w:name="Light Grid Accent 1" w:semiHidden="0" w:uiPriority="62" w:unhideWhenUsed="0"/>
+    <w:lsdException w:name="Medium Shading 1 Accent 1" w:semiHidden="0" w:uiPriority="63" w:unhideWhenUsed="0"/>
+    <w:lsdException w:name="Medium Shading 2 Accent 1" w:semiHidden="0" w:uiPriority="64" w:unhideWhenUsed="0"/>
+    <w:lsdException w:name="Medium List 1 Accent 1" w:semiHidden="0" w:uiPriority="65" w:unhideWhenUsed="0"/>
+    <w:lsdException w:name="Revision" w:unhideWhenUsed="0"/>
+    <w:lsdException w:name="List Paragraph" w:semiHidden="0" w:uiPriority="34" w:unhideWhenUsed="0" w:qFormat="1"/>
+    <w:lsdException w:name="Quote" w:semiHidden="0" w:uiPriority="29" w:unhideWhenUsed="0" w:qFormat="1"/>
+    <w:lsdException w:name="Intense Quote" w:semiHidden="0" w:uiPriority="30" w:unhideWhenUsed="0" w:qFormat="1"/>
+    <w:lsdException w:name="Medium List 2 Accent 1" w:semiHidden="0" w:uiPriority="66" w:unhideWhenUsed="0"/>
+    <w:lsdException w:name="Medium Grid 1 Accent 1" w:semiHidden="0" w:uiPriority="67" w:unhideWhenUsed="0"/>
+    <w:lsdException w:name="Medium Grid 2 Accent 1" w:semiHidden="0" w:uiPriority="68" w:unhideWhenUsed="0"/>
+    <w:lsdException w:name="Medium Grid 3 Accent 1" w:semiHidden="0" w:uiPriority="69" w:unhideWhenUsed="0"/>
+    <w:lsdException w:name="Dark List Accent 1" w:semiHidden="0" w:uiPriority="70" w:unhideWhenUsed="0"/>
+    <w:lsdException w:name="Colorful Shading Accent 1" w:semiHidden="0" w:uiPriority="71" w:unhideWhenUsed="0"/>
+    <w:lsdException w:name="Colorful List Accent 1" w:semiHidden="0" w:uiPriority="72" w:unhideWhenUsed="0"/>
+    <w:lsdException w:name="Colorful Grid Accent 1" w:semiHidden="0" w:uiPriority="73" w:unhideWhenUsed="0"/>
+    <w:lsdException w:name="Light Shading Accent 2" w:semiHidden="0" w:uiPriority="60" w:unhideWhenUsed="0"/>
+    <w:lsdException w:name="Light List Accent 2" w:semiHidden="0" w:uiPriority="61" w:unhideWhenUsed="0"/>
+    <w:lsdException w:name="Light Grid Accent 2" w:semiHidden="0" w:uiPriority="62" w:unhideWhenUsed="0"/>
+    <w:lsdException w:name="Medium Shading 1 Accent 2" w:semiHidden="0" w:uiPriority="63" w:unhideWhenUsed="0"/>
+    <w:lsdException w:name="Medium Shading 2 Accent 2" w:semiHidden="0" w:uiPriority="64" w:unhideWhenUsed="0"/>
+    <w:lsdException w:name="Medium List 1 Accent 2" w:semiHidden="0" w:uiPriority="65" w:unhideWhenUsed="0"/>
+    <w:lsdException w:name="Medium List 2 Accent 2" w:semiHidden="0" w:uiPriority="66" w:unhideWhenUsed="0"/>
+    <w:lsdException w:name="Medium Grid 1 Accent 2" w:semiHidden="0" w:uiPriority="67" w:unhideWhenUsed="0"/>
+    <w:lsdException w:name="Medium Grid 2 Accent 2" w:semiHidden="0" w:uiPriority="68" w:unhideWhenUsed="0"/>
+    <w:lsdException w:name="Medium Grid 3 Accent 2" w:semiHidden="0" w:uiPriority="69" w:unhideWhenUsed="0"/>
+    <w:lsdException w:name="Dark List Accent 2" w:semiHidden="0" w:uiPriority="70" w:unhideWhenUsed="0"/>
+    <w:lsdException w:name="Colorful Shading Accent 2" w:semiHidden="0" w:uiPriority="71" w:unhideWhenUsed="0"/>
+    <w:lsdException w:name="Colorful List Accent 2" w:semiHidden="0" w:uiPriority="72" w:unhideWhenUsed="0"/>
+    <w:lsdException w:name="Colorful Grid Accent 2" w:semiHidden="0" w:uiPriority="73" w:unhideWhenUsed="0"/>
+    <w:lsdException w:name="Light Shading Accent 3" w:semiHidden="0" w:uiPriority="60" w:unhideWhenUsed="0"/>
+    <w:lsdException w:name="Light List Accent 3" w:semiHidden="0" w:uiPriority="61" w:unhideWhenUsed="0"/>
+    <w:lsdException w:name="Light Grid Accent 3" w:semiHidden="0" w:uiPriority="62" w:unhideWhenUsed="0"/>
+    <w:lsdException w:name="Medium Shading 1 Accent 3" w:semiHidden="0" w:uiPriority="63" w:unhideWhenUsed="0"/>
+    <w:lsdException w:name="Medium Shading 2 Accent 3" w:semiHidden="0" w:uiPriority="64" w:unhideWhenUsed="0"/>
+    <w:lsdException w:name="Medium List 1 Accent 3" w:semiHidden="0" w:uiPriority="65" w:unhideWhenUsed="0"/>
+    <w:lsdException w:name="Medium List 2 Accent 3" w:semiHidden="0" w:uiPriority="66" w:unhideWhenUsed="0"/>
+    <w:lsdException w:name="Medium Grid 1 Accent 3" w:semiHidden="0" w:uiPriority="67" w:unhideWhenUsed="0"/>
+    <w:lsdException w:name="Medium Grid 2 Accent 3" w:semiHidden="0" w:uiPriority="68" w:unhideWhenUsed="0"/>
+    <w:lsdException w:name="Medium Grid 3 Accent 3" w:semiHidden="0" w:uiPriority="69" w:unhideWhenUsed="0"/>
+    <w:lsdException w:name="Dark List Accent 3" w:semiHidden="0" w:uiPriority="70" w:unhideWhenUsed="0"/>
+    <w:lsdException w:name="Colorful Shading Accent 3" w:semiHidden="0" w:uiPriority="71" w:unhideWhenUsed="0"/>
+    <w:lsdException w:name="Colorful List Accent 3" w:semiHidden="0" w:uiPriority="72" w:unhideWhenUsed="0"/>
+    <w:lsdException w:name="Colorful Grid Accent 3" w:semiHidden="0" w:uiPriority="73" w:unhideWhenUsed="0"/>
+    <w:lsdException w:name="Light Shading Accent 4" w:semiHidden="0" w:uiPriority="60" w:unhideWhenUsed="0"/>
+    <w:lsdException w:name="Light List Accent 4" w:semiHidden="0" w:uiPriority="61" w:unhideWhenUsed="0"/>
+    <w:lsdException w:name="Light Grid Accent 4" w:semiHidden="0" w:uiPriority="62" w:unhideWhenUsed="0"/>
+    <w:lsdException w:name="Medium Shading 1 Accent 4" w:semiHidden="0" w:uiPriority="63" w:unhideWhenUsed="0"/>
+    <w:lsdException w:name="Medium Shading 2 Accent 4" w:semiHidden="0" w:uiPriority="64" w:unhideWhenUsed="0"/>
+    <w:lsdException w:name="Medium List 1 Accent 4" w:semiHidden="0" w:uiPriority="65" w:unhideWhenUsed="0"/>
+    <w:lsdException w:name="Medium List 2 Accent 4" w:semiHidden="0" w:uiPriority="66" w:unhideWhenUsed="0"/>
+    <w:lsdException w:name="Medium Grid 1 Accent 4" w:semiHidden="0" w:uiPriority="67" w:unhideWhenUsed="0"/>
+    <w:lsdException w:name="Medium Grid 2 Accent 4" w:semiHidden="0" w:uiPriority="68" w:unhideWhenUsed="0"/>
+    <w:lsdException w:name="Medium Grid 3 Accent 4" w:semiHidden="0" w:uiPriority="69" w:unhideWhenUsed="0"/>
+    <w:lsdException w:name="Dark List Accent 4" w:semiHidden="0" w:uiPriority="70" w:unhideWhenUsed="0"/>
+    <w:lsdException w:name="Colorful Shading Accent 4" w:semiHidden="0" w:uiPriority="71" w:unhideWhenUsed="0"/>
+    <w:lsdException w:name="Colorful List Accent 4" w:semiHidden="0" w:uiPriority="72" w:unhideWhenUsed="0"/>
+    <w:lsdException w:name="Colorful Grid Accent 4" w:semiHidden="0" w:uiPriority="73" w:unhideWhenUsed="0"/>
+    <w:lsdException w:name="Light Shading Accent 5" w:semiHidden="0" w:uiPriority="60" w:unhideWhenUsed="0"/>
+    <w:lsdException w:name="Light List Accent 5" w:semiHidden="0" w:uiPriority="61" w:unhideWhenUsed="0"/>
+    <w:lsdException w:name="Light Grid Accent 5" w:semiHidden="0" w:uiPriority="62" w:unhideWhenUsed="0"/>
+    <w:lsdException w:name="Medium Shading 1 Accent 5" w:semiHidden="0" w:uiPriority="63" w:unhideWhenUsed="0"/>
+    <w:lsdException w:name="Medium Shading 2 Accent 5" w:semiHidden="0" w:uiPriority="64" w:unhideWhenUsed="0"/>
+    <w:lsdException w:name="Medium List 1 Accent 5" w:semiHidden="0" w:uiPriority="65" w:unhideWhenUsed="0"/>
+    <w:lsdException w:name="Medium List 2 Accent 5" w:semiHidden="0" w:uiPriority="66" w:unhideWhenUsed="0"/>
+    <w:lsdException w:name="Medium Grid 1 Accent 5" w:semiHidden="0" w:uiPriority="67" w:unhideWhenUsed="0"/>
+    <w:lsdException w:name="Medium Grid 2 Accent 5" w:semiHidden="0" w:uiPriority="68" w:unhideWhenUsed="0"/>
+    <w:lsdException w:name="Medium Grid 3 Accent 5" w:semiHidden="0" w:uiPriority="69" w:unhideWhenUsed="0"/>
+    <w:lsdException w:name="Dark List Accent 5" w:semiHidden="0" w:uiPriority="70" w:unhideWhenUsed="0"/>
+    <w:lsdException w:name="Colorful Shading Accent 5" w:semiHidden="0" w:uiPriority="71" w:unhideWhenUsed="0"/>
+    <w:lsdException w:name="Colorful List Accent 5" w:semiHidden="0" w:uiPriority="72" w:unhideWhenUsed="0"/>
+    <w:lsdException w:name="Colorful Grid Accent 5" w:semiHidden="0" w:uiPriority="73" w:unhideWhenUsed="0"/>
+    <w:lsdException w:name="Light Shading Accent 6" w:semiHidden="0" w:uiPriority="60" w:unhideWhenUsed="0"/>
+    <w:lsdException w:name="Light List Accent 6" w:semiHidden="0" w:uiPriority="61" w:unhideWhenUsed="0"/>
+    <w:lsdException w:name="Light Grid Accent 6" w:semiHidden="0" w:uiPriority="62" w:unhideWhenUsed="0"/>
+    <w:lsdException w:name="Medium Shading 1 Accent 6" w:semiHidden="0" w:uiPriority="63" w:unhideWhenUsed="0"/>
+    <w:lsdException w:name="Medium Shading 2 Accent 6" w:semiHidden="0" w:uiPriority="64" w:unhideWhenUsed="0"/>
+    <w:lsdException w:name="Medium List 1 Accent 6" w:semiHidden="0" w:uiPriority="65" w:unhideWhenUsed="0"/>
+    <w:lsdException w:name="Medium List 2 Accent 6" w:semiHidden="0" w:uiPriority="66" w:unhideWhenUsed="0"/>
+    <w:lsdException w:name="Medium Grid 1 Accent 6" w:semiHidden="0" w:uiPriority="67" w:unhideWhenUsed="0"/>
+    <w:lsdException w:name="Medium Grid 2 Accent 6" w:semiHidden="0" w:uiPriority="68" w:unhideWhenUsed="0"/>
+    <w:lsdException w:name="Medium Grid 3 Accent 6" w:semiHidden="0" w:uiPriority="69" w:unhideWhenUsed="0"/>
+    <w:lsdException w:name="Dark List Accent 6" w:semiHidden="0" w:uiPriority="70" w:unhideWhenUsed="0"/>
+    <w:lsdException w:name="Colorful Shading Accent 6" w:semiHidden="0" w:uiPriority="71" w:unhideWhenUsed="0"/>
+    <w:lsdException w:name="Colorful List Accent 6" w:semiHidden="0" w:uiPriority="72" w:unhideWhenUsed="0"/>
+    <w:lsdException w:name="Colorful Grid Accent 6" w:semiHidden="0" w:uiPriority="73" w:unhideWhenUsed="0"/>
+    <w:lsdException w:name="Subtle Emphasis" w:semiHidden="0" w:uiPriority="19" w:unhideWhenUsed="0" w:qFormat="1"/>
+    <w:lsdException w:name="Intense Emphasis" w:semiHidden="0" w:uiPriority="21" w:unhideWhenUsed="0" w:qFormat="1"/>
+    <w:lsdException w:name="Subtle Reference" w:semiHidden="0" w:uiPriority="31" w:unhideWhenUsed="0" w:qFormat="1"/>
+    <w:lsdException w:name="Intense Reference" w:semiHidden="0" w:uiPriority="32" w:unhideWhenUsed="0" w:qFormat="1"/>
+    <w:lsdException w:name="Book Title" w:semiHidden="0" w:uiPriority="33" w:unhideWhenUsed="0" w:qFormat="1"/>
+    <w:lsdException w:name="Bibliography" w:uiPriority="37"/>
+    <w:lsdException w:name="TOC Heading" w:uiPriority="39" w:qFormat="1"/>
   </w:latentStyles>
   <w:style w:type="paragraph" w:default="1" w:styleId="a">
     <w:name w:val="Normal"/>
@@ -9142,7 +10091,7 @@
   <w:style w:type="paragraph" w:styleId="a3">
     <w:name w:val="header"/>
     <w:basedOn w:val="a"/>
-    <w:link w:val="a4"/>
+    <w:link w:val="Char"/>
     <w:uiPriority w:val="99"/>
     <w:unhideWhenUsed/>
     <w:rsid w:val="00C103F3"/>
@@ -9159,8 +10108,8 @@
       <w:szCs w:val="18"/>
     </w:rPr>
   </w:style>
-  <w:style w:type="character" w:customStyle="1" w:styleId="a4">
-    <w:name w:val="页眉 字符"/>
+  <w:style w:type="character" w:customStyle="1" w:styleId="Char">
+    <w:name w:val="页眉 Char"/>
     <w:basedOn w:val="a0"/>
     <w:link w:val="a3"/>
     <w:uiPriority w:val="99"/>
@@ -9170,10 +10119,10 @@
       <w:szCs w:val="18"/>
     </w:rPr>
   </w:style>
-  <w:style w:type="paragraph" w:styleId="a5">
+  <w:style w:type="paragraph" w:styleId="a4">
     <w:name w:val="footer"/>
     <w:basedOn w:val="a"/>
-    <w:link w:val="a6"/>
+    <w:link w:val="Char0"/>
     <w:uiPriority w:val="99"/>
     <w:unhideWhenUsed/>
     <w:rsid w:val="00C103F3"/>
@@ -9190,10 +10139,10 @@
       <w:szCs w:val="18"/>
     </w:rPr>
   </w:style>
-  <w:style w:type="character" w:customStyle="1" w:styleId="a6">
-    <w:name w:val="页脚 字符"/>
+  <w:style w:type="character" w:customStyle="1" w:styleId="Char0">
+    <w:name w:val="页脚 Char"/>
     <w:basedOn w:val="a0"/>
-    <w:link w:val="a5"/>
+    <w:link w:val="a4"/>
     <w:uiPriority w:val="99"/>
     <w:rsid w:val="00C103F3"/>
     <w:rPr>
@@ -9221,7 +10170,7 @@
     <w:basedOn w:val="a0"/>
     <w:rsid w:val="0002197C"/>
   </w:style>
-  <w:style w:type="character" w:styleId="a7">
+  <w:style w:type="character" w:styleId="a5">
     <w:name w:val="Hyperlink"/>
     <w:basedOn w:val="a0"/>
     <w:uiPriority w:val="99"/>
@@ -9232,7 +10181,7 @@
       <w:u w:val="single"/>
     </w:rPr>
   </w:style>
-  <w:style w:type="character" w:styleId="a8">
+  <w:style w:type="character" w:customStyle="1" w:styleId="UnresolvedMention">
     <w:name w:val="Unresolved Mention"/>
     <w:basedOn w:val="a0"/>
     <w:uiPriority w:val="99"/>
@@ -9249,7 +10198,7 @@
     <w:basedOn w:val="a0"/>
     <w:rsid w:val="00F07C7A"/>
   </w:style>
-  <w:style w:type="character" w:styleId="a9">
+  <w:style w:type="character" w:styleId="a6">
     <w:name w:val="FollowedHyperlink"/>
     <w:basedOn w:val="a0"/>
     <w:uiPriority w:val="99"/>
@@ -9259,6 +10208,404 @@
     <w:rPr>
       <w:color w:val="954F72" w:themeColor="followedHyperlink"/>
       <w:u w:val="single"/>
+    </w:rPr>
+  </w:style>
+  <w:style w:type="paragraph" w:styleId="a7">
+    <w:name w:val="Balloon Text"/>
+    <w:basedOn w:val="a"/>
+    <w:link w:val="Char1"/>
+    <w:uiPriority w:val="99"/>
+    <w:semiHidden/>
+    <w:unhideWhenUsed/>
+    <w:rsid w:val="00465E79"/>
+    <w:rPr>
+      <w:rFonts w:ascii="宋体" w:eastAsia="宋体"/>
+      <w:sz w:val="18"/>
+      <w:szCs w:val="18"/>
+    </w:rPr>
+  </w:style>
+  <w:style w:type="character" w:customStyle="1" w:styleId="Char1">
+    <w:name w:val="批注框文本 Char"/>
+    <w:basedOn w:val="a0"/>
+    <w:link w:val="a7"/>
+    <w:uiPriority w:val="99"/>
+    <w:semiHidden/>
+    <w:rsid w:val="00465E79"/>
+    <w:rPr>
+      <w:rFonts w:ascii="宋体" w:eastAsia="宋体"/>
+      <w:sz w:val="18"/>
+      <w:szCs w:val="18"/>
+    </w:rPr>
+  </w:style>
+</w:styles>
+</file>
+
+<file path=word/stylesWithEffects.xml><?xml version="1.0" encoding="utf-8"?>
+<w:styles xmlns:wpc="http://schemas.microsoft.com/office/word/2010/wordprocessingCanvas" xmlns:mc="http://schemas.openxmlformats.org/markup-compatibility/2006" xmlns:o="urn:schemas-microsoft-com:office:office" xmlns:r="http://schemas.openxmlformats.org/officeDocument/2006/relationships" xmlns:m="http://schemas.openxmlformats.org/officeDocument/2006/math" xmlns:v="urn:schemas-microsoft-com:vml" xmlns:wp14="http://schemas.microsoft.com/office/word/2010/wordprocessingDrawing" xmlns:wp="http://schemas.openxmlformats.org/drawingml/2006/wordprocessingDrawing" xmlns:w10="urn:schemas-microsoft-com:office:word" xmlns:w="http://schemas.openxmlformats.org/wordprocessingml/2006/main" xmlns:w14="http://schemas.microsoft.com/office/word/2010/wordml" xmlns:wpg="http://schemas.microsoft.com/office/word/2010/wordprocessingGroup" xmlns:wpi="http://schemas.microsoft.com/office/word/2010/wordprocessingInk" xmlns:wne="http://schemas.microsoft.com/office/word/2006/wordml" xmlns:wps="http://schemas.microsoft.com/office/word/2010/wordprocessingShape" mc:Ignorable="w14 wp14">
+  <w:docDefaults>
+    <w:rPrDefault>
+      <w:rPr>
+        <w:rFonts w:asciiTheme="minorHAnsi" w:eastAsiaTheme="minorEastAsia" w:hAnsiTheme="minorHAnsi" w:cstheme="minorBidi"/>
+        <w:kern w:val="2"/>
+        <w:sz w:val="21"/>
+        <w:szCs w:val="22"/>
+        <w:lang w:val="en-US" w:eastAsia="zh-CN" w:bidi="ar-SA"/>
+      </w:rPr>
+    </w:rPrDefault>
+    <w:pPrDefault/>
+  </w:docDefaults>
+  <w:latentStyles w:defLockedState="0" w:defUIPriority="99" w:defSemiHidden="1" w:defUnhideWhenUsed="1" w:defQFormat="0" w:count="267">
+    <w:lsdException w:name="Normal" w:semiHidden="0" w:uiPriority="0" w:unhideWhenUsed="0" w:qFormat="1"/>
+    <w:lsdException w:name="heading 1" w:semiHidden="0" w:uiPriority="9" w:unhideWhenUsed="0" w:qFormat="1"/>
+    <w:lsdException w:name="heading 2" w:uiPriority="9" w:qFormat="1"/>
+    <w:lsdException w:name="heading 3" w:uiPriority="9" w:qFormat="1"/>
+    <w:lsdException w:name="heading 4" w:uiPriority="9" w:qFormat="1"/>
+    <w:lsdException w:name="heading 5" w:uiPriority="9" w:qFormat="1"/>
+    <w:lsdException w:name="heading 6" w:uiPriority="9" w:qFormat="1"/>
+    <w:lsdException w:name="heading 7" w:uiPriority="9" w:qFormat="1"/>
+    <w:lsdException w:name="heading 8" w:uiPriority="9" w:qFormat="1"/>
+    <w:lsdException w:name="heading 9" w:uiPriority="9" w:qFormat="1"/>
+    <w:lsdException w:name="toc 1" w:uiPriority="39"/>
+    <w:lsdException w:name="toc 2" w:uiPriority="39"/>
+    <w:lsdException w:name="toc 3" w:uiPriority="39"/>
+    <w:lsdException w:name="toc 4" w:uiPriority="39"/>
+    <w:lsdException w:name="toc 5" w:uiPriority="39"/>
+    <w:lsdException w:name="toc 6" w:uiPriority="39"/>
+    <w:lsdException w:name="toc 7" w:uiPriority="39"/>
+    <w:lsdException w:name="toc 8" w:uiPriority="39"/>
+    <w:lsdException w:name="toc 9" w:uiPriority="39"/>
+    <w:lsdException w:name="caption" w:uiPriority="35" w:qFormat="1"/>
+    <w:lsdException w:name="Title" w:semiHidden="0" w:uiPriority="10" w:unhideWhenUsed="0" w:qFormat="1"/>
+    <w:lsdException w:name="Default Paragraph Font" w:uiPriority="1"/>
+    <w:lsdException w:name="Subtitle" w:semiHidden="0" w:uiPriority="11" w:unhideWhenUsed="0" w:qFormat="1"/>
+    <w:lsdException w:name="Strong" w:semiHidden="0" w:uiPriority="22" w:unhideWhenUsed="0" w:qFormat="1"/>
+    <w:lsdException w:name="Emphasis" w:semiHidden="0" w:uiPriority="20" w:unhideWhenUsed="0" w:qFormat="1"/>
+    <w:lsdException w:name="Table Grid" w:semiHidden="0" w:uiPriority="39" w:unhideWhenUsed="0"/>
+    <w:lsdException w:name="Placeholder Text" w:unhideWhenUsed="0"/>
+    <w:lsdException w:name="No Spacing" w:semiHidden="0" w:uiPriority="1" w:unhideWhenUsed="0" w:qFormat="1"/>
+    <w:lsdException w:name="Light Shading" w:semiHidden="0" w:uiPriority="60" w:unhideWhenUsed="0"/>
+    <w:lsdException w:name="Light List" w:semiHidden="0" w:uiPriority="61" w:unhideWhenUsed="0"/>
+    <w:lsdException w:name="Light Grid" w:semiHidden="0" w:uiPriority="62" w:unhideWhenUsed="0"/>
+    <w:lsdException w:name="Medium Shading 1" w:semiHidden="0" w:uiPriority="63" w:unhideWhenUsed="0"/>
+    <w:lsdException w:name="Medium Shading 2" w:semiHidden="0" w:uiPriority="64" w:unhideWhenUsed="0"/>
+    <w:lsdException w:name="Medium List 1" w:semiHidden="0" w:uiPriority="65" w:unhideWhenUsed="0"/>
+    <w:lsdException w:name="Medium List 2" w:semiHidden="0" w:uiPriority="66" w:unhideWhenUsed="0"/>
+    <w:lsdException w:name="Medium Grid 1" w:semiHidden="0" w:uiPriority="67" w:unhideWhenUsed="0"/>
+    <w:lsdException w:name="Medium Grid 2" w:semiHidden="0" w:uiPriority="68" w:unhideWhenUsed="0"/>
+    <w:lsdException w:name="Medium Grid 3" w:semiHidden="0" w:uiPriority="69" w:unhideWhenUsed="0"/>
+    <w:lsdException w:name="Dark List" w:semiHidden="0" w:uiPriority="70" w:unhideWhenUsed="0"/>
+    <w:lsdException w:name="Colorful Shading" w:semiHidden="0" w:uiPriority="71" w:unhideWhenUsed="0"/>
+    <w:lsdException w:name="Colorful List" w:semiHidden="0" w:uiPriority="72" w:unhideWhenUsed="0"/>
+    <w:lsdException w:name="Colorful Grid" w:semiHidden="0" w:uiPriority="73" w:unhideWhenUsed="0"/>
+    <w:lsdException w:name="Light Shading Accent 1" w:semiHidden="0" w:uiPriority="60" w:unhideWhenUsed="0"/>
+    <w:lsdException w:name="Light List Accent 1" w:semiHidden="0" w:uiPriority="61" w:unhideWhenUsed="0"/>
+    <w:lsdException w:name="Light Grid Accent 1" w:semiHidden="0" w:uiPriority="62" w:unhideWhenUsed="0"/>
+    <w:lsdException w:name="Medium Shading 1 Accent 1" w:semiHidden="0" w:uiPriority="63" w:unhideWhenUsed="0"/>
+    <w:lsdException w:name="Medium Shading 2 Accent 1" w:semiHidden="0" w:uiPriority="64" w:unhideWhenUsed="0"/>
+    <w:lsdException w:name="Medium List 1 Accent 1" w:semiHidden="0" w:uiPriority="65" w:unhideWhenUsed="0"/>
+    <w:lsdException w:name="Revision" w:unhideWhenUsed="0"/>
+    <w:lsdException w:name="List Paragraph" w:semiHidden="0" w:uiPriority="34" w:unhideWhenUsed="0" w:qFormat="1"/>
+    <w:lsdException w:name="Quote" w:semiHidden="0" w:uiPriority="29" w:unhideWhenUsed="0" w:qFormat="1"/>
+    <w:lsdException w:name="Intense Quote" w:semiHidden="0" w:uiPriority="30" w:unhideWhenUsed="0" w:qFormat="1"/>
+    <w:lsdException w:name="Medium List 2 Accent 1" w:semiHidden="0" w:uiPriority="66" w:unhideWhenUsed="0"/>
+    <w:lsdException w:name="Medium Grid 1 Accent 1" w:semiHidden="0" w:uiPriority="67" w:unhideWhenUsed="0"/>
+    <w:lsdException w:name="Medium Grid 2 Accent 1" w:semiHidden="0" w:uiPriority="68" w:unhideWhenUsed="0"/>
+    <w:lsdException w:name="Medium Grid 3 Accent 1" w:semiHidden="0" w:uiPriority="69" w:unhideWhenUsed="0"/>
+    <w:lsdException w:name="Dark List Accent 1" w:semiHidden="0" w:uiPriority="70" w:unhideWhenUsed="0"/>
+    <w:lsdException w:name="Colorful Shading Accent 1" w:semiHidden="0" w:uiPriority="71" w:unhideWhenUsed="0"/>
+    <w:lsdException w:name="Colorful List Accent 1" w:semiHidden="0" w:uiPriority="72" w:unhideWhenUsed="0"/>
+    <w:lsdException w:name="Colorful Grid Accent 1" w:semiHidden="0" w:uiPriority="73" w:unhideWhenUsed="0"/>
+    <w:lsdException w:name="Light Shading Accent 2" w:semiHidden="0" w:uiPriority="60" w:unhideWhenUsed="0"/>
+    <w:lsdException w:name="Light List Accent 2" w:semiHidden="0" w:uiPriority="61" w:unhideWhenUsed="0"/>
+    <w:lsdException w:name="Light Grid Accent 2" w:semiHidden="0" w:uiPriority="62" w:unhideWhenUsed="0"/>
+    <w:lsdException w:name="Medium Shading 1 Accent 2" w:semiHidden="0" w:uiPriority="63" w:unhideWhenUsed="0"/>
+    <w:lsdException w:name="Medium Shading 2 Accent 2" w:semiHidden="0" w:uiPriority="64" w:unhideWhenUsed="0"/>
+    <w:lsdException w:name="Medium List 1 Accent 2" w:semiHidden="0" w:uiPriority="65" w:unhideWhenUsed="0"/>
+    <w:lsdException w:name="Medium List 2 Accent 2" w:semiHidden="0" w:uiPriority="66" w:unhideWhenUsed="0"/>
+    <w:lsdException w:name="Medium Grid 1 Accent 2" w:semiHidden="0" w:uiPriority="67" w:unhideWhenUsed="0"/>
+    <w:lsdException w:name="Medium Grid 2 Accent 2" w:semiHidden="0" w:uiPriority="68" w:unhideWhenUsed="0"/>
+    <w:lsdException w:name="Medium Grid 3 Accent 2" w:semiHidden="0" w:uiPriority="69" w:unhideWhenUsed="0"/>
+    <w:lsdException w:name="Dark List Accent 2" w:semiHidden="0" w:uiPriority="70" w:unhideWhenUsed="0"/>
+    <w:lsdException w:name="Colorful Shading Accent 2" w:semiHidden="0" w:uiPriority="71" w:unhideWhenUsed="0"/>
+    <w:lsdException w:name="Colorful List Accent 2" w:semiHidden="0" w:uiPriority="72" w:unhideWhenUsed="0"/>
+    <w:lsdException w:name="Colorful Grid Accent 2" w:semiHidden="0" w:uiPriority="73" w:unhideWhenUsed="0"/>
+    <w:lsdException w:name="Light Shading Accent 3" w:semiHidden="0" w:uiPriority="60" w:unhideWhenUsed="0"/>
+    <w:lsdException w:name="Light List Accent 3" w:semiHidden="0" w:uiPriority="61" w:unhideWhenUsed="0"/>
+    <w:lsdException w:name="Light Grid Accent 3" w:semiHidden="0" w:uiPriority="62" w:unhideWhenUsed="0"/>
+    <w:lsdException w:name="Medium Shading 1 Accent 3" w:semiHidden="0" w:uiPriority="63" w:unhideWhenUsed="0"/>
+    <w:lsdException w:name="Medium Shading 2 Accent 3" w:semiHidden="0" w:uiPriority="64" w:unhideWhenUsed="0"/>
+    <w:lsdException w:name="Medium List 1 Accent 3" w:semiHidden="0" w:uiPriority="65" w:unhideWhenUsed="0"/>
+    <w:lsdException w:name="Medium List 2 Accent 3" w:semiHidden="0" w:uiPriority="66" w:unhideWhenUsed="0"/>
+    <w:lsdException w:name="Medium Grid 1 Accent 3" w:semiHidden="0" w:uiPriority="67" w:unhideWhenUsed="0"/>
+    <w:lsdException w:name="Medium Grid 2 Accent 3" w:semiHidden="0" w:uiPriority="68" w:unhideWhenUsed="0"/>
+    <w:lsdException w:name="Medium Grid 3 Accent 3" w:semiHidden="0" w:uiPriority="69" w:unhideWhenUsed="0"/>
+    <w:lsdException w:name="Dark List Accent 3" w:semiHidden="0" w:uiPriority="70" w:unhideWhenUsed="0"/>
+    <w:lsdException w:name="Colorful Shading Accent 3" w:semiHidden="0" w:uiPriority="71" w:unhideWhenUsed="0"/>
+    <w:lsdException w:name="Colorful List Accent 3" w:semiHidden="0" w:uiPriority="72" w:unhideWhenUsed="0"/>
+    <w:lsdException w:name="Colorful Grid Accent 3" w:semiHidden="0" w:uiPriority="73" w:unhideWhenUsed="0"/>
+    <w:lsdException w:name="Light Shading Accent 4" w:semiHidden="0" w:uiPriority="60" w:unhideWhenUsed="0"/>
+    <w:lsdException w:name="Light List Accent 4" w:semiHidden="0" w:uiPriority="61" w:unhideWhenUsed="0"/>
+    <w:lsdException w:name="Light Grid Accent 4" w:semiHidden="0" w:uiPriority="62" w:unhideWhenUsed="0"/>
+    <w:lsdException w:name="Medium Shading 1 Accent 4" w:semiHidden="0" w:uiPriority="63" w:unhideWhenUsed="0"/>
+    <w:lsdException w:name="Medium Shading 2 Accent 4" w:semiHidden="0" w:uiPriority="64" w:unhideWhenUsed="0"/>
+    <w:lsdException w:name="Medium List 1 Accent 4" w:semiHidden="0" w:uiPriority="65" w:unhideWhenUsed="0"/>
+    <w:lsdException w:name="Medium List 2 Accent 4" w:semiHidden="0" w:uiPriority="66" w:unhideWhenUsed="0"/>
+    <w:lsdException w:name="Medium Grid 1 Accent 4" w:semiHidden="0" w:uiPriority="67" w:unhideWhenUsed="0"/>
+    <w:lsdException w:name="Medium Grid 2 Accent 4" w:semiHidden="0" w:uiPriority="68" w:unhideWhenUsed="0"/>
+    <w:lsdException w:name="Medium Grid 3 Accent 4" w:semiHidden="0" w:uiPriority="69" w:unhideWhenUsed="0"/>
+    <w:lsdException w:name="Dark List Accent 4" w:semiHidden="0" w:uiPriority="70" w:unhideWhenUsed="0"/>
+    <w:lsdException w:name="Colorful Shading Accent 4" w:semiHidden="0" w:uiPriority="71" w:unhideWhenUsed="0"/>
+    <w:lsdException w:name="Colorful List Accent 4" w:semiHidden="0" w:uiPriority="72" w:unhideWhenUsed="0"/>
+    <w:lsdException w:name="Colorful Grid Accent 4" w:semiHidden="0" w:uiPriority="73" w:unhideWhenUsed="0"/>
+    <w:lsdException w:name="Light Shading Accent 5" w:semiHidden="0" w:uiPriority="60" w:unhideWhenUsed="0"/>
+    <w:lsdException w:name="Light List Accent 5" w:semiHidden="0" w:uiPriority="61" w:unhideWhenUsed="0"/>
+    <w:lsdException w:name="Light Grid Accent 5" w:semiHidden="0" w:uiPriority="62" w:unhideWhenUsed="0"/>
+    <w:lsdException w:name="Medium Shading 1 Accent 5" w:semiHidden="0" w:uiPriority="63" w:unhideWhenUsed="0"/>
+    <w:lsdException w:name="Medium Shading 2 Accent 5" w:semiHidden="0" w:uiPriority="64" w:unhideWhenUsed="0"/>
+    <w:lsdException w:name="Medium List 1 Accent 5" w:semiHidden="0" w:uiPriority="65" w:unhideWhenUsed="0"/>
+    <w:lsdException w:name="Medium List 2 Accent 5" w:semiHidden="0" w:uiPriority="66" w:unhideWhenUsed="0"/>
+    <w:lsdException w:name="Medium Grid 1 Accent 5" w:semiHidden="0" w:uiPriority="67" w:unhideWhenUsed="0"/>
+    <w:lsdException w:name="Medium Grid 2 Accent 5" w:semiHidden="0" w:uiPriority="68" w:unhideWhenUsed="0"/>
+    <w:lsdException w:name="Medium Grid 3 Accent 5" w:semiHidden="0" w:uiPriority="69" w:unhideWhenUsed="0"/>
+    <w:lsdException w:name="Dark List Accent 5" w:semiHidden="0" w:uiPriority="70" w:unhideWhenUsed="0"/>
+    <w:lsdException w:name="Colorful Shading Accent 5" w:semiHidden="0" w:uiPriority="71" w:unhideWhenUsed="0"/>
+    <w:lsdException w:name="Colorful List Accent 5" w:semiHidden="0" w:uiPriority="72" w:unhideWhenUsed="0"/>
+    <w:lsdException w:name="Colorful Grid Accent 5" w:semiHidden="0" w:uiPriority="73" w:unhideWhenUsed="0"/>
+    <w:lsdException w:name="Light Shading Accent 6" w:semiHidden="0" w:uiPriority="60" w:unhideWhenUsed="0"/>
+    <w:lsdException w:name="Light List Accent 6" w:semiHidden="0" w:uiPriority="61" w:unhideWhenUsed="0"/>
+    <w:lsdException w:name="Light Grid Accent 6" w:semiHidden="0" w:uiPriority="62" w:unhideWhenUsed="0"/>
+    <w:lsdException w:name="Medium Shading 1 Accent 6" w:semiHidden="0" w:uiPriority="63" w:unhideWhenUsed="0"/>
+    <w:lsdException w:name="Medium Shading 2 Accent 6" w:semiHidden="0" w:uiPriority="64" w:unhideWhenUsed="0"/>
+    <w:lsdException w:name="Medium List 1 Accent 6" w:semiHidden="0" w:uiPriority="65" w:unhideWhenUsed="0"/>
+    <w:lsdException w:name="Medium List 2 Accent 6" w:semiHidden="0" w:uiPriority="66" w:unhideWhenUsed="0"/>
+    <w:lsdException w:name="Medium Grid 1 Accent 6" w:semiHidden="0" w:uiPriority="67" w:unhideWhenUsed="0"/>
+    <w:lsdException w:name="Medium Grid 2 Accent 6" w:semiHidden="0" w:uiPriority="68" w:unhideWhenUsed="0"/>
+    <w:lsdException w:name="Medium Grid 3 Accent 6" w:semiHidden="0" w:uiPriority="69" w:unhideWhenUsed="0"/>
+    <w:lsdException w:name="Dark List Accent 6" w:semiHidden="0" w:uiPriority="70" w:unhideWhenUsed="0"/>
+    <w:lsdException w:name="Colorful Shading Accent 6" w:semiHidden="0" w:uiPriority="71" w:unhideWhenUsed="0"/>
+    <w:lsdException w:name="Colorful List Accent 6" w:semiHidden="0" w:uiPriority="72" w:unhideWhenUsed="0"/>
+    <w:lsdException w:name="Colorful Grid Accent 6" w:semiHidden="0" w:uiPriority="73" w:unhideWhenUsed="0"/>
+    <w:lsdException w:name="Subtle Emphasis" w:semiHidden="0" w:uiPriority="19" w:unhideWhenUsed="0" w:qFormat="1"/>
+    <w:lsdException w:name="Intense Emphasis" w:semiHidden="0" w:uiPriority="21" w:unhideWhenUsed="0" w:qFormat="1"/>
+    <w:lsdException w:name="Subtle Reference" w:semiHidden="0" w:uiPriority="31" w:unhideWhenUsed="0" w:qFormat="1"/>
+    <w:lsdException w:name="Intense Reference" w:semiHidden="0" w:uiPriority="32" w:unhideWhenUsed="0" w:qFormat="1"/>
+    <w:lsdException w:name="Book Title" w:semiHidden="0" w:uiPriority="33" w:unhideWhenUsed="0" w:qFormat="1"/>
+    <w:lsdException w:name="Bibliography" w:uiPriority="37"/>
+    <w:lsdException w:name="TOC Heading" w:uiPriority="39" w:qFormat="1"/>
+  </w:latentStyles>
+  <w:style w:type="paragraph" w:default="1" w:styleId="a">
+    <w:name w:val="Normal"/>
+    <w:qFormat/>
+    <w:rsid w:val="009A5213"/>
+    <w:pPr>
+      <w:widowControl w:val="0"/>
+      <w:jc w:val="both"/>
+    </w:pPr>
+  </w:style>
+  <w:style w:type="character" w:default="1" w:styleId="a0">
+    <w:name w:val="Default Paragraph Font"/>
+    <w:uiPriority w:val="1"/>
+    <w:semiHidden/>
+    <w:unhideWhenUsed/>
+  </w:style>
+  <w:style w:type="table" w:default="1" w:styleId="a1">
+    <w:name w:val="Normal Table"/>
+    <w:uiPriority w:val="99"/>
+    <w:semiHidden/>
+    <w:unhideWhenUsed/>
+    <w:tblPr>
+      <w:tblInd w:w="0" w:type="dxa"/>
+      <w:tblCellMar>
+        <w:top w:w="0" w:type="dxa"/>
+        <w:left w:w="108" w:type="dxa"/>
+        <w:bottom w:w="0" w:type="dxa"/>
+        <w:right w:w="108" w:type="dxa"/>
+      </w:tblCellMar>
+    </w:tblPr>
+  </w:style>
+  <w:style w:type="numbering" w:default="1" w:styleId="a2">
+    <w:name w:val="No List"/>
+    <w:uiPriority w:val="99"/>
+    <w:semiHidden/>
+    <w:unhideWhenUsed/>
+  </w:style>
+  <w:style w:type="character" w:customStyle="1" w:styleId="ei-g">
+    <w:name w:val="ei-g"/>
+    <w:basedOn w:val="a0"/>
+    <w:rsid w:val="00E1555D"/>
+  </w:style>
+  <w:style w:type="character" w:customStyle="1" w:styleId="phon-gb">
+    <w:name w:val="phon-gb"/>
+    <w:basedOn w:val="a0"/>
+    <w:rsid w:val="00E1555D"/>
+  </w:style>
+  <w:style w:type="character" w:customStyle="1" w:styleId="z">
+    <w:name w:val="z"/>
+    <w:basedOn w:val="a0"/>
+    <w:rsid w:val="00E1555D"/>
+  </w:style>
+  <w:style w:type="character" w:customStyle="1" w:styleId="zphon-us">
+    <w:name w:val="z_phon-us"/>
+    <w:basedOn w:val="a0"/>
+    <w:rsid w:val="00E1555D"/>
+  </w:style>
+  <w:style w:type="character" w:customStyle="1" w:styleId="phon-us">
+    <w:name w:val="phon-us"/>
+    <w:basedOn w:val="a0"/>
+    <w:rsid w:val="00E1555D"/>
+  </w:style>
+  <w:style w:type="character" w:customStyle="1" w:styleId="zei-g">
+    <w:name w:val="z_ei-g"/>
+    <w:basedOn w:val="a0"/>
+    <w:rsid w:val="00E1555D"/>
+  </w:style>
+  <w:style w:type="paragraph" w:styleId="a3">
+    <w:name w:val="header"/>
+    <w:basedOn w:val="a"/>
+    <w:link w:val="Char"/>
+    <w:uiPriority w:val="99"/>
+    <w:unhideWhenUsed/>
+    <w:rsid w:val="00C103F3"/>
+    <w:pPr>
+      <w:tabs>
+        <w:tab w:val="center" w:pos="4153"/>
+        <w:tab w:val="right" w:pos="8306"/>
+      </w:tabs>
+      <w:snapToGrid w:val="0"/>
+      <w:jc w:val="center"/>
+    </w:pPr>
+    <w:rPr>
+      <w:sz w:val="18"/>
+      <w:szCs w:val="18"/>
+    </w:rPr>
+  </w:style>
+  <w:style w:type="character" w:customStyle="1" w:styleId="Char">
+    <w:name w:val="页眉 Char"/>
+    <w:basedOn w:val="a0"/>
+    <w:link w:val="a3"/>
+    <w:uiPriority w:val="99"/>
+    <w:rsid w:val="00C103F3"/>
+    <w:rPr>
+      <w:sz w:val="18"/>
+      <w:szCs w:val="18"/>
+    </w:rPr>
+  </w:style>
+  <w:style w:type="paragraph" w:styleId="a4">
+    <w:name w:val="footer"/>
+    <w:basedOn w:val="a"/>
+    <w:link w:val="Char0"/>
+    <w:uiPriority w:val="99"/>
+    <w:unhideWhenUsed/>
+    <w:rsid w:val="00C103F3"/>
+    <w:pPr>
+      <w:tabs>
+        <w:tab w:val="center" w:pos="4153"/>
+        <w:tab w:val="right" w:pos="8306"/>
+      </w:tabs>
+      <w:snapToGrid w:val="0"/>
+      <w:jc w:val="left"/>
+    </w:pPr>
+    <w:rPr>
+      <w:sz w:val="18"/>
+      <w:szCs w:val="18"/>
+    </w:rPr>
+  </w:style>
+  <w:style w:type="character" w:customStyle="1" w:styleId="Char0">
+    <w:name w:val="页脚 Char"/>
+    <w:basedOn w:val="a0"/>
+    <w:link w:val="a4"/>
+    <w:uiPriority w:val="99"/>
+    <w:rsid w:val="00C103F3"/>
+    <w:rPr>
+      <w:sz w:val="18"/>
+      <w:szCs w:val="18"/>
+    </w:rPr>
+  </w:style>
+  <w:style w:type="character" w:customStyle="1" w:styleId="pron">
+    <w:name w:val="pron"/>
+    <w:basedOn w:val="a0"/>
+    <w:rsid w:val="004F218D"/>
+  </w:style>
+  <w:style w:type="character" w:customStyle="1" w:styleId="ipa">
+    <w:name w:val="ipa"/>
+    <w:basedOn w:val="a0"/>
+    <w:rsid w:val="004F218D"/>
+  </w:style>
+  <w:style w:type="character" w:customStyle="1" w:styleId="sp">
+    <w:name w:val="sp"/>
+    <w:basedOn w:val="a0"/>
+    <w:rsid w:val="008476B1"/>
+  </w:style>
+  <w:style w:type="character" w:customStyle="1" w:styleId="richtext">
+    <w:name w:val="richtext"/>
+    <w:basedOn w:val="a0"/>
+    <w:rsid w:val="0002197C"/>
+  </w:style>
+  <w:style w:type="character" w:styleId="a5">
+    <w:name w:val="Hyperlink"/>
+    <w:basedOn w:val="a0"/>
+    <w:uiPriority w:val="99"/>
+    <w:unhideWhenUsed/>
+    <w:rsid w:val="006E741E"/>
+    <w:rPr>
+      <w:color w:val="0563C1" w:themeColor="hyperlink"/>
+      <w:u w:val="single"/>
+    </w:rPr>
+  </w:style>
+  <w:style w:type="character" w:customStyle="1" w:styleId="UnresolvedMention">
+    <w:name w:val="Unresolved Mention"/>
+    <w:basedOn w:val="a0"/>
+    <w:uiPriority w:val="99"/>
+    <w:semiHidden/>
+    <w:unhideWhenUsed/>
+    <w:rsid w:val="006E741E"/>
+    <w:rPr>
+      <w:color w:val="605E5C"/>
+      <w:shd w:val="clear" w:color="auto" w:fill="E1DFDD"/>
+    </w:rPr>
+  </w:style>
+  <w:style w:type="character" w:customStyle="1" w:styleId="transcribedword">
+    <w:name w:val="transcribed_word"/>
+    <w:basedOn w:val="a0"/>
+    <w:rsid w:val="00F07C7A"/>
+  </w:style>
+  <w:style w:type="character" w:styleId="a6">
+    <w:name w:val="FollowedHyperlink"/>
+    <w:basedOn w:val="a0"/>
+    <w:uiPriority w:val="99"/>
+    <w:semiHidden/>
+    <w:unhideWhenUsed/>
+    <w:rsid w:val="00D67ADF"/>
+    <w:rPr>
+      <w:color w:val="954F72" w:themeColor="followedHyperlink"/>
+      <w:u w:val="single"/>
+    </w:rPr>
+  </w:style>
+  <w:style w:type="paragraph" w:styleId="a7">
+    <w:name w:val="Balloon Text"/>
+    <w:basedOn w:val="a"/>
+    <w:link w:val="Char1"/>
+    <w:uiPriority w:val="99"/>
+    <w:semiHidden/>
+    <w:unhideWhenUsed/>
+    <w:rsid w:val="00465E79"/>
+    <w:rPr>
+      <w:rFonts w:ascii="宋体" w:eastAsia="宋体"/>
+      <w:sz w:val="18"/>
+      <w:szCs w:val="18"/>
+    </w:rPr>
+  </w:style>
+  <w:style w:type="character" w:customStyle="1" w:styleId="Char1">
+    <w:name w:val="批注框文本 Char"/>
+    <w:basedOn w:val="a0"/>
+    <w:link w:val="a7"/>
+    <w:uiPriority w:val="99"/>
+    <w:semiHidden/>
+    <w:rsid w:val="00465E79"/>
+    <w:rPr>
+      <w:rFonts w:ascii="宋体" w:eastAsia="宋体"/>
+      <w:sz w:val="18"/>
+      <w:szCs w:val="18"/>
     </w:rPr>
   </w:style>
 </w:styles>
@@ -9307,7 +10654,7 @@
     </a:clrScheme>
     <a:fontScheme name="Office">
       <a:majorFont>
-        <a:latin typeface="等线 Light" panose="020F0302020204030204"/>
+        <a:latin typeface="等线 Light"/>
         <a:ea typeface=""/>
         <a:cs typeface=""/>
         <a:font script="Jpan" typeface="游ゴシック Light"/>
@@ -9359,7 +10706,7 @@
         <a:font script="Tfng" typeface="Ebrima"/>
       </a:majorFont>
       <a:minorFont>
-        <a:latin typeface="等线" panose="020F0502020204030204"/>
+        <a:latin typeface="等线"/>
         <a:ea typeface=""/>
         <a:cs typeface=""/>
         <a:font script="Jpan" typeface="游明朝"/>
@@ -9553,7 +10900,7 @@
   <a:extraClrSchemeLst/>
   <a:extLst>
     <a:ext uri="{05A4C25C-085E-4340-85A3-A5531E510DB2}">
-      <thm15:themeFamily xmlns:thm15="http://schemas.microsoft.com/office/thememl/2012/main" name="Office Theme" id="{62F939B6-93AF-4DB8-9C6B-D6C7DFDC589F}" vid="{4A3C46E8-61CC-4603-A589-7422A47A8E4A}"/>
+      <thm15:themeFamily xmlns:thm15="http://schemas.microsoft.com/office/thememl/2012/main" xmlns="" name="Office Theme" id="{62F939B6-93AF-4DB8-9C6B-D6C7DFDC589F}" vid="{4A3C46E8-61CC-4603-A589-7422A47A8E4A}"/>
     </a:ext>
   </a:extLst>
 </a:theme>

--- a/Words/Categories of Collocations and Words.docx
+++ b/Words/Categories of Collocations and Words.docx
@@ -5912,7 +5912,6 @@
           <w:rFonts w:ascii="Arial" w:hAnsi="Arial" w:cs="Arial"/>
         </w:rPr>
       </w:pPr>
-      <w:bookmarkStart w:id="0" w:name="_GoBack"/>
       <w:r>
         <w:rPr>
           <w:rStyle w:val="pron"/>
@@ -5928,7 +5927,6 @@
         </w:rPr>
         <w:t xml:space="preserve"> </w:t>
       </w:r>
-      <w:bookmarkEnd w:id="0"/>
       <w:r>
         <w:rPr>
           <w:rFonts w:ascii="Arial" w:hAnsi="Arial" w:cs="Arial"/>
@@ -6623,7 +6621,7 @@
       <w:pPr>
         <w:rPr>
           <w:rStyle w:val="pron"/>
-          <w:rFonts w:ascii="Arial" w:hAnsi="Arial" w:cs="Arial" w:hint="eastAsia"/>
+          <w:rFonts w:ascii="Arial" w:hAnsi="Arial" w:cs="Arial"/>
         </w:rPr>
       </w:pPr>
       <w:r>
@@ -8036,7 +8034,7 @@
     <w:p>
       <w:pPr>
         <w:rPr>
-          <w:rFonts w:ascii="Arial" w:hAnsi="Arial" w:cs="Arial"/>
+          <w:rFonts w:ascii="Arial" w:hAnsi="Arial" w:cs="Arial" w:hint="eastAsia"/>
         </w:rPr>
       </w:pPr>
       <w:r>
@@ -8115,6 +8113,482 @@
         </w:rPr>
         <w:t xml:space="preserve"> are northwest, northeast, southwest, and southeast.</w:t>
       </w:r>
+    </w:p>
+    <w:p>
+      <w:pPr>
+        <w:rPr>
+          <w:rFonts w:ascii="Arial" w:hAnsi="Arial" w:cs="Arial"/>
+          <w:sz w:val="22"/>
+          <w:szCs w:val="24"/>
+        </w:rPr>
+      </w:pPr>
+      <w:r>
+        <w:rPr>
+          <w:rFonts w:ascii="Arial" w:hAnsi="Arial" w:cs="Arial" w:hint="eastAsia"/>
+          <w:b/>
+          <w:bCs/>
+          <w:sz w:val="22"/>
+          <w:szCs w:val="24"/>
+        </w:rPr>
+        <w:t>archipelago</w:t>
+      </w:r>
+      <w:r>
+        <w:rPr>
+          <w:rFonts w:ascii="Arial" w:hAnsi="Arial" w:cs="Arial" w:hint="eastAsia"/>
+          <w:sz w:val="22"/>
+          <w:szCs w:val="24"/>
+        </w:rPr>
+        <w:t xml:space="preserve"> /</w:t>
+      </w:r>
+      <w:r>
+        <w:rPr>
+          <w:rFonts w:ascii="GWIPA" w:hAnsi="GWIPA" w:cs="Arial"/>
+          <w:sz w:val="22"/>
+          <w:szCs w:val="24"/>
+        </w:rPr>
+        <w:t></w:t>
+      </w:r>
+      <w:r>
+        <w:rPr>
+          <w:rFonts w:ascii="GWIPA" w:hAnsi="GWIPA" w:cs="Arial"/>
+          <w:sz w:val="22"/>
+          <w:szCs w:val="24"/>
+        </w:rPr>
+        <w:t></w:t>
+      </w:r>
+      <w:r>
+        <w:rPr>
+          <w:rFonts w:ascii="GWIPA" w:hAnsi="GWIPA" w:cs="Arial"/>
+          <w:sz w:val="22"/>
+          <w:szCs w:val="24"/>
+        </w:rPr>
+        <w:t></w:t>
+      </w:r>
+      <w:r>
+        <w:rPr>
+          <w:rFonts w:ascii="GWIPA" w:hAnsi="GWIPA" w:cs="Arial"/>
+          <w:sz w:val="22"/>
+          <w:szCs w:val="24"/>
+        </w:rPr>
+        <w:t></w:t>
+      </w:r>
+      <w:r>
+        <w:rPr>
+          <w:rFonts w:ascii="GWIPA" w:hAnsi="GWIPA" w:cs="Arial"/>
+          <w:sz w:val="22"/>
+          <w:szCs w:val="24"/>
+        </w:rPr>
+        <w:t></w:t>
+      </w:r>
+      <w:r>
+        <w:rPr>
+          <w:rFonts w:ascii="GWIPA" w:hAnsi="GWIPA" w:cs="Arial"/>
+          <w:sz w:val="22"/>
+          <w:szCs w:val="24"/>
+        </w:rPr>
+        <w:t></w:t>
+      </w:r>
+      <w:r>
+        <w:rPr>
+          <w:rFonts w:ascii="GWIPA" w:hAnsi="GWIPA" w:cs="Arial"/>
+          <w:sz w:val="22"/>
+          <w:szCs w:val="24"/>
+        </w:rPr>
+        <w:t></w:t>
+      </w:r>
+      <w:r>
+        <w:rPr>
+          <w:rFonts w:ascii="GWIPA" w:hAnsi="GWIPA" w:cs="Arial"/>
+          <w:sz w:val="22"/>
+          <w:szCs w:val="24"/>
+        </w:rPr>
+        <w:t></w:t>
+      </w:r>
+      <w:r>
+        <w:rPr>
+          <w:rFonts w:ascii="GWIPA" w:hAnsi="GWIPA" w:cs="Arial"/>
+          <w:sz w:val="22"/>
+          <w:szCs w:val="24"/>
+        </w:rPr>
+        <w:t></w:t>
+      </w:r>
+      <w:r>
+        <w:rPr>
+          <w:rFonts w:ascii="GWIPA" w:hAnsi="GWIPA" w:cs="Arial"/>
+          <w:sz w:val="22"/>
+          <w:szCs w:val="24"/>
+        </w:rPr>
+        <w:t></w:t>
+      </w:r>
+      <w:r>
+        <w:rPr>
+          <w:rFonts w:ascii="GWIPA" w:hAnsi="GWIPA" w:cs="Arial"/>
+          <w:sz w:val="22"/>
+          <w:szCs w:val="24"/>
+        </w:rPr>
+        <w:t></w:t>
+      </w:r>
+      <w:r>
+        <w:rPr>
+          <w:rFonts w:ascii="GWIPA" w:hAnsi="GWIPA" w:cs="Arial"/>
+          <w:sz w:val="22"/>
+          <w:szCs w:val="24"/>
+        </w:rPr>
+        <w:t></w:t>
+      </w:r>
+      <w:r>
+        <w:rPr>
+          <w:rFonts w:ascii="GWIPA" w:hAnsi="GWIPA" w:cs="Arial"/>
+          <w:sz w:val="22"/>
+          <w:szCs w:val="24"/>
+        </w:rPr>
+        <w:t></w:t>
+      </w:r>
+      <w:r>
+        <w:rPr>
+          <w:rFonts w:ascii="Arial" w:hAnsi="Arial" w:cs="Arial" w:hint="eastAsia"/>
+          <w:sz w:val="22"/>
+          <w:szCs w:val="24"/>
+        </w:rPr>
+        <w:t>/</w:t>
+      </w:r>
+      <w:r>
+        <w:rPr>
+          <w:rFonts w:ascii="Arial" w:hAnsi="Arial" w:cs="Arial"/>
+          <w:sz w:val="22"/>
+          <w:szCs w:val="24"/>
+        </w:rPr>
+        <w:br/>
+      </w:r>
+      <w:r>
+        <w:rPr>
+          <w:rFonts w:ascii="Arial" w:hAnsi="Arial" w:cs="Arial" w:hint="eastAsia"/>
+          <w:sz w:val="22"/>
+          <w:szCs w:val="24"/>
+        </w:rPr>
+        <w:t>[C.] a group of islands and the sea surrounging them.</w:t>
+      </w:r>
+      <w:r>
+        <w:rPr>
+          <w:rFonts w:ascii="Arial" w:hAnsi="Arial" w:cs="Arial"/>
+          <w:sz w:val="22"/>
+          <w:szCs w:val="24"/>
+        </w:rPr>
+        <w:br/>
+      </w:r>
+      <w:r>
+        <w:rPr>
+          <w:rFonts w:ascii="Arial" w:hAnsi="Arial" w:cs="Arial" w:hint="eastAsia"/>
+          <w:sz w:val="22"/>
+          <w:szCs w:val="24"/>
+        </w:rPr>
+        <w:t xml:space="preserve">the Indonesian archipelago. </w:t>
+      </w:r>
+      <w:r>
+        <w:rPr>
+          <w:rFonts w:ascii="Arial" w:hAnsi="Arial" w:cs="Arial"/>
+          <w:sz w:val="22"/>
+          <w:szCs w:val="24"/>
+        </w:rPr>
+        <w:br/>
+      </w:r>
+      <w:r>
+        <w:rPr>
+          <w:rFonts w:ascii="Arial" w:hAnsi="Arial" w:cs="Arial" w:hint="eastAsia"/>
+          <w:sz w:val="22"/>
+          <w:szCs w:val="24"/>
+        </w:rPr>
+        <w:t>Philippines has over seven thousands archipelagos.</w:t>
+      </w:r>
+    </w:p>
+    <w:p>
+      <w:pPr>
+        <w:rPr>
+          <w:rFonts w:ascii="Arial" w:hAnsi="Arial" w:cs="Arial"/>
+          <w:sz w:val="22"/>
+          <w:szCs w:val="24"/>
+        </w:rPr>
+      </w:pPr>
+      <w:r>
+        <w:rPr>
+          <w:rFonts w:ascii="Arial" w:hAnsi="Arial" w:cs="Arial" w:hint="eastAsia"/>
+          <w:b/>
+          <w:bCs/>
+          <w:sz w:val="22"/>
+          <w:szCs w:val="24"/>
+        </w:rPr>
+        <w:t>sapphire</w:t>
+      </w:r>
+      <w:r>
+        <w:rPr>
+          <w:rFonts w:ascii="Arial" w:hAnsi="Arial" w:cs="Arial" w:hint="eastAsia"/>
+          <w:sz w:val="22"/>
+          <w:szCs w:val="24"/>
+        </w:rPr>
+        <w:t xml:space="preserve"> /</w:t>
+      </w:r>
+      <w:r>
+        <w:rPr>
+          <w:rFonts w:ascii="GWIPA" w:hAnsi="GWIPA" w:cs="Arial"/>
+          <w:sz w:val="22"/>
+          <w:szCs w:val="24"/>
+        </w:rPr>
+        <w:t></w:t>
+      </w:r>
+      <w:r>
+        <w:rPr>
+          <w:rFonts w:ascii="GWIPA" w:hAnsi="GWIPA" w:cs="Arial"/>
+          <w:sz w:val="22"/>
+          <w:szCs w:val="24"/>
+        </w:rPr>
+        <w:t></w:t>
+      </w:r>
+      <w:r>
+        <w:rPr>
+          <w:rFonts w:ascii="GWIPA" w:hAnsi="GWIPA" w:cs="Arial"/>
+          <w:sz w:val="22"/>
+          <w:szCs w:val="24"/>
+        </w:rPr>
+        <w:t></w:t>
+      </w:r>
+      <w:r>
+        <w:rPr>
+          <w:rFonts w:ascii="GWIPA" w:hAnsi="GWIPA" w:cs="Arial"/>
+          <w:sz w:val="22"/>
+          <w:szCs w:val="24"/>
+        </w:rPr>
+        <w:t></w:t>
+      </w:r>
+      <w:r>
+        <w:rPr>
+          <w:rFonts w:ascii="GWIPA" w:hAnsi="GWIPA" w:cs="Arial"/>
+          <w:sz w:val="22"/>
+          <w:szCs w:val="24"/>
+        </w:rPr>
+        <w:t></w:t>
+      </w:r>
+      <w:r>
+        <w:rPr>
+          <w:rFonts w:ascii="GWIPA" w:hAnsi="GWIPA" w:cs="Arial"/>
+          <w:sz w:val="22"/>
+          <w:szCs w:val="24"/>
+        </w:rPr>
+        <w:t></w:t>
+      </w:r>
+      <w:r>
+        <w:rPr>
+          <w:rFonts w:ascii="GWIPA" w:hAnsi="GWIPA" w:cs="Arial"/>
+          <w:sz w:val="22"/>
+          <w:szCs w:val="24"/>
+        </w:rPr>
+        <w:t></w:t>
+      </w:r>
+      <w:r>
+        <w:rPr>
+          <w:rFonts w:ascii="Arial" w:hAnsi="Arial" w:cs="Arial" w:hint="eastAsia"/>
+          <w:sz w:val="22"/>
+          <w:szCs w:val="24"/>
+        </w:rPr>
+        <w:t>/</w:t>
+      </w:r>
+      <w:r>
+        <w:rPr>
+          <w:rFonts w:ascii="Arial" w:hAnsi="Arial" w:cs="Arial"/>
+          <w:sz w:val="22"/>
+          <w:szCs w:val="24"/>
+        </w:rPr>
+        <w:br/>
+      </w:r>
+      <w:r>
+        <w:rPr>
+          <w:rFonts w:ascii="Arial" w:hAnsi="Arial" w:cs="Arial" w:hint="eastAsia"/>
+          <w:sz w:val="22"/>
+          <w:szCs w:val="24"/>
+        </w:rPr>
+        <w:t xml:space="preserve">[n.] </w:t>
+      </w:r>
+      <w:r>
+        <w:rPr>
+          <w:rFonts w:ascii="Arial" w:hAnsi="Arial" w:cs="Arial" w:hint="eastAsia"/>
+          <w:sz w:val="22"/>
+          <w:szCs w:val="24"/>
+        </w:rPr>
+        <w:t>蓝宝石</w:t>
+      </w:r>
+    </w:p>
+    <w:p>
+      <w:pPr>
+        <w:rPr>
+          <w:rFonts w:ascii="Arial" w:hAnsi="Arial" w:cs="Arial" w:hint="eastAsia"/>
+          <w:sz w:val="22"/>
+          <w:szCs w:val="24"/>
+        </w:rPr>
+      </w:pPr>
+      <w:r>
+        <w:rPr>
+          <w:rFonts w:ascii="Arial" w:hAnsi="Arial" w:cs="Arial" w:hint="eastAsia"/>
+          <w:b/>
+          <w:bCs/>
+          <w:sz w:val="22"/>
+          <w:szCs w:val="24"/>
+        </w:rPr>
+        <w:t>plateau</w:t>
+      </w:r>
+      <w:r>
+        <w:rPr>
+          <w:rFonts w:ascii="Arial" w:hAnsi="Arial" w:cs="Arial" w:hint="eastAsia"/>
+          <w:sz w:val="22"/>
+          <w:szCs w:val="24"/>
+        </w:rPr>
+        <w:t xml:space="preserve"> /</w:t>
+      </w:r>
+      <w:r>
+        <w:rPr>
+          <w:rFonts w:ascii="GWIPA" w:hAnsi="GWIPA" w:cs="Arial"/>
+          <w:sz w:val="22"/>
+          <w:szCs w:val="24"/>
+        </w:rPr>
+        <w:t></w:t>
+      </w:r>
+      <w:r>
+        <w:rPr>
+          <w:rFonts w:ascii="GWIPA" w:hAnsi="GWIPA" w:cs="Arial"/>
+          <w:sz w:val="22"/>
+          <w:szCs w:val="24"/>
+        </w:rPr>
+        <w:t></w:t>
+      </w:r>
+      <w:r>
+        <w:rPr>
+          <w:rFonts w:ascii="GWIPA" w:hAnsi="GWIPA" w:cs="Arial"/>
+          <w:sz w:val="22"/>
+          <w:szCs w:val="24"/>
+        </w:rPr>
+        <w:t></w:t>
+      </w:r>
+      <w:r>
+        <w:rPr>
+          <w:rFonts w:ascii="GWIPA" w:hAnsi="GWIPA" w:cs="Arial"/>
+          <w:sz w:val="22"/>
+          <w:szCs w:val="24"/>
+        </w:rPr>
+        <w:t></w:t>
+      </w:r>
+      <w:r>
+        <w:rPr>
+          <w:rFonts w:ascii="GWIPA" w:hAnsi="GWIPA" w:cs="Arial"/>
+          <w:sz w:val="22"/>
+          <w:szCs w:val="24"/>
+        </w:rPr>
+        <w:t></w:t>
+      </w:r>
+      <w:r>
+        <w:rPr>
+          <w:rFonts w:ascii="GWIPA" w:hAnsi="GWIPA" w:cs="Arial"/>
+          <w:sz w:val="22"/>
+          <w:szCs w:val="24"/>
+        </w:rPr>
+        <w:t></w:t>
+      </w:r>
+      <w:r>
+        <w:rPr>
+          <w:rFonts w:ascii="GWIPA" w:hAnsi="GWIPA" w:cs="Arial"/>
+          <w:sz w:val="22"/>
+          <w:szCs w:val="24"/>
+        </w:rPr>
+        <w:t></w:t>
+      </w:r>
+      <w:r>
+        <w:rPr>
+          <w:rFonts w:ascii="Arial" w:hAnsi="Arial" w:cs="Arial" w:hint="eastAsia"/>
+          <w:sz w:val="22"/>
+          <w:szCs w:val="24"/>
+        </w:rPr>
+        <w:t>/</w:t>
+      </w:r>
+      <w:r>
+        <w:rPr>
+          <w:rFonts w:ascii="Arial" w:hAnsi="Arial" w:cs="Arial"/>
+          <w:sz w:val="22"/>
+          <w:szCs w:val="24"/>
+        </w:rPr>
+        <w:br/>
+      </w:r>
+      <w:r>
+        <w:rPr>
+          <w:rFonts w:ascii="Arial" w:hAnsi="Arial" w:cs="Arial" w:hint="eastAsia"/>
+          <w:sz w:val="22"/>
+          <w:szCs w:val="24"/>
+        </w:rPr>
+        <w:t xml:space="preserve">[n.] </w:t>
+      </w:r>
+      <w:r>
+        <w:rPr>
+          <w:rFonts w:ascii="Arial" w:hAnsi="Arial" w:cs="Arial" w:hint="eastAsia"/>
+          <w:sz w:val="22"/>
+          <w:szCs w:val="24"/>
+        </w:rPr>
+        <w:t>高原</w:t>
+      </w:r>
+    </w:p>
+    <w:p>
+      <w:pPr>
+        <w:rPr>
+          <w:rFonts w:ascii="Arial" w:hAnsi="Arial" w:cs="Arial"/>
+          <w:sz w:val="22"/>
+          <w:szCs w:val="24"/>
+        </w:rPr>
+      </w:pPr>
+      <w:r>
+        <w:rPr>
+          <w:rFonts w:ascii="Arial" w:hAnsi="Arial" w:cs="Arial" w:hint="eastAsia"/>
+          <w:b/>
+          <w:sz w:val="22"/>
+          <w:szCs w:val="24"/>
+        </w:rPr>
+        <w:t>mar</w:t>
+      </w:r>
+      <w:r>
+        <w:rPr>
+          <w:rFonts w:ascii="Arial" w:hAnsi="Arial" w:cs="Arial" w:hint="eastAsia"/>
+          <w:b/>
+          <w:sz w:val="22"/>
+          <w:szCs w:val="24"/>
+        </w:rPr>
+        <w:t>ble</w:t>
+      </w:r>
+      <w:r>
+        <w:rPr>
+          <w:rFonts w:ascii="Arial" w:hAnsi="Arial" w:cs="Arial"/>
+          <w:b/>
+          <w:sz w:val="22"/>
+          <w:szCs w:val="24"/>
+        </w:rPr>
+        <w:br/>
+      </w:r>
+      <w:r>
+        <w:rPr>
+          <w:rFonts w:ascii="Arial" w:hAnsi="Arial" w:cs="Arial" w:hint="eastAsia"/>
+          <w:sz w:val="22"/>
+          <w:szCs w:val="24"/>
+        </w:rPr>
+        <w:t xml:space="preserve">[n.] </w:t>
+      </w:r>
+      <w:r>
+        <w:rPr>
+          <w:rFonts w:ascii="Arial" w:hAnsi="Arial" w:cs="Arial" w:hint="eastAsia"/>
+          <w:sz w:val="22"/>
+          <w:szCs w:val="24"/>
+        </w:rPr>
+        <w:t>大理石</w:t>
+      </w:r>
+    </w:p>
+    <w:p>
+      <w:pPr>
+        <w:rPr>
+          <w:rFonts w:ascii="Arial" w:hAnsi="Arial" w:cs="Arial"/>
+        </w:rPr>
+      </w:pPr>
     </w:p>
     <w:p>
       <w:pPr>
@@ -8648,440 +9122,96 @@
           <w:sz w:val="32"/>
           <w:szCs w:val="36"/>
         </w:rPr>
-        <w:t>32. Geography</w:t>
-      </w:r>
-    </w:p>
-    <w:p>
-      <w:pPr>
-        <w:rPr>
-          <w:rFonts w:ascii="Arial" w:hAnsi="Arial" w:cs="Arial"/>
-          <w:sz w:val="22"/>
-          <w:szCs w:val="24"/>
-        </w:rPr>
-      </w:pPr>
-      <w:r>
-        <w:rPr>
-          <w:rFonts w:ascii="Arial" w:hAnsi="Arial" w:cs="Arial" w:hint="eastAsia"/>
-          <w:b/>
-          <w:bCs/>
-          <w:sz w:val="22"/>
-          <w:szCs w:val="24"/>
-        </w:rPr>
-        <w:t>archipelago</w:t>
-      </w:r>
-      <w:r>
-        <w:rPr>
-          <w:rFonts w:ascii="Arial" w:hAnsi="Arial" w:cs="Arial" w:hint="eastAsia"/>
-          <w:sz w:val="22"/>
-          <w:szCs w:val="24"/>
-        </w:rPr>
-        <w:t xml:space="preserve"> /</w:t>
-      </w:r>
-      <w:r>
-        <w:rPr>
-          <w:rFonts w:ascii="GWIPA" w:hAnsi="GWIPA" w:cs="Arial"/>
-          <w:sz w:val="22"/>
-          <w:szCs w:val="24"/>
-        </w:rPr>
-        <w:t></w:t>
-      </w:r>
-      <w:r>
-        <w:rPr>
-          <w:rFonts w:ascii="GWIPA" w:hAnsi="GWIPA" w:cs="Arial"/>
-          <w:sz w:val="22"/>
-          <w:szCs w:val="24"/>
-        </w:rPr>
-        <w:t></w:t>
-      </w:r>
-      <w:r>
-        <w:rPr>
-          <w:rFonts w:ascii="GWIPA" w:hAnsi="GWIPA" w:cs="Arial"/>
-          <w:sz w:val="22"/>
-          <w:szCs w:val="24"/>
-        </w:rPr>
-        <w:t></w:t>
-      </w:r>
-      <w:r>
-        <w:rPr>
-          <w:rFonts w:ascii="GWIPA" w:hAnsi="GWIPA" w:cs="Arial"/>
-          <w:sz w:val="22"/>
-          <w:szCs w:val="24"/>
-        </w:rPr>
-        <w:t></w:t>
-      </w:r>
-      <w:r>
-        <w:rPr>
-          <w:rFonts w:ascii="GWIPA" w:hAnsi="GWIPA" w:cs="Arial"/>
-          <w:sz w:val="22"/>
-          <w:szCs w:val="24"/>
-        </w:rPr>
-        <w:t></w:t>
-      </w:r>
-      <w:r>
-        <w:rPr>
-          <w:rFonts w:ascii="GWIPA" w:hAnsi="GWIPA" w:cs="Arial"/>
-          <w:sz w:val="22"/>
-          <w:szCs w:val="24"/>
-        </w:rPr>
-        <w:t></w:t>
-      </w:r>
-      <w:r>
-        <w:rPr>
-          <w:rFonts w:ascii="GWIPA" w:hAnsi="GWIPA" w:cs="Arial"/>
-          <w:sz w:val="22"/>
-          <w:szCs w:val="24"/>
-        </w:rPr>
-        <w:t></w:t>
-      </w:r>
-      <w:r>
-        <w:rPr>
-          <w:rFonts w:ascii="GWIPA" w:hAnsi="GWIPA" w:cs="Arial"/>
-          <w:sz w:val="22"/>
-          <w:szCs w:val="24"/>
-        </w:rPr>
-        <w:t></w:t>
-      </w:r>
-      <w:r>
-        <w:rPr>
-          <w:rFonts w:ascii="GWIPA" w:hAnsi="GWIPA" w:cs="Arial"/>
-          <w:sz w:val="22"/>
-          <w:szCs w:val="24"/>
-        </w:rPr>
-        <w:t></w:t>
-      </w:r>
-      <w:r>
-        <w:rPr>
-          <w:rFonts w:ascii="GWIPA" w:hAnsi="GWIPA" w:cs="Arial"/>
-          <w:sz w:val="22"/>
-          <w:szCs w:val="24"/>
-        </w:rPr>
-        <w:t></w:t>
-      </w:r>
-      <w:r>
-        <w:rPr>
-          <w:rFonts w:ascii="GWIPA" w:hAnsi="GWIPA" w:cs="Arial"/>
-          <w:sz w:val="22"/>
-          <w:szCs w:val="24"/>
-        </w:rPr>
-        <w:t></w:t>
-      </w:r>
-      <w:r>
-        <w:rPr>
-          <w:rFonts w:ascii="GWIPA" w:hAnsi="GWIPA" w:cs="Arial"/>
-          <w:sz w:val="22"/>
-          <w:szCs w:val="24"/>
-        </w:rPr>
-        <w:t></w:t>
-      </w:r>
-      <w:r>
-        <w:rPr>
-          <w:rFonts w:ascii="GWIPA" w:hAnsi="GWIPA" w:cs="Arial"/>
-          <w:sz w:val="22"/>
-          <w:szCs w:val="24"/>
-        </w:rPr>
-        <w:t></w:t>
-      </w:r>
-      <w:r>
-        <w:rPr>
-          <w:rFonts w:ascii="Arial" w:hAnsi="Arial" w:cs="Arial" w:hint="eastAsia"/>
-          <w:sz w:val="22"/>
-          <w:szCs w:val="24"/>
-        </w:rPr>
-        <w:t>/</w:t>
-      </w:r>
-      <w:r>
-        <w:rPr>
-          <w:rFonts w:ascii="Arial" w:hAnsi="Arial" w:cs="Arial"/>
-          <w:sz w:val="22"/>
-          <w:szCs w:val="24"/>
-        </w:rPr>
-        <w:br/>
-      </w:r>
-      <w:r>
-        <w:rPr>
-          <w:rFonts w:ascii="Arial" w:hAnsi="Arial" w:cs="Arial" w:hint="eastAsia"/>
-          <w:sz w:val="22"/>
-          <w:szCs w:val="24"/>
-        </w:rPr>
-        <w:t>[C.] a group of islands and the sea surrounging them.</w:t>
-      </w:r>
-      <w:r>
-        <w:rPr>
-          <w:rFonts w:ascii="Arial" w:hAnsi="Arial" w:cs="Arial"/>
-          <w:sz w:val="22"/>
-          <w:szCs w:val="24"/>
-        </w:rPr>
-        <w:br/>
-      </w:r>
-      <w:r>
-        <w:rPr>
-          <w:rFonts w:ascii="Arial" w:hAnsi="Arial" w:cs="Arial" w:hint="eastAsia"/>
-          <w:sz w:val="22"/>
-          <w:szCs w:val="24"/>
-        </w:rPr>
-        <w:t>the Indonesian archipelago</w:t>
-      </w:r>
-      <w:r>
-        <w:rPr>
-          <w:rFonts w:ascii="Arial" w:hAnsi="Arial" w:cs="Arial" w:hint="eastAsia"/>
-          <w:sz w:val="22"/>
-          <w:szCs w:val="24"/>
-        </w:rPr>
-        <w:t>.</w:t>
-      </w:r>
-      <w:r>
-        <w:rPr>
-          <w:rFonts w:ascii="Arial" w:hAnsi="Arial" w:cs="Arial" w:hint="eastAsia"/>
-          <w:sz w:val="22"/>
-          <w:szCs w:val="24"/>
-        </w:rPr>
-        <w:t xml:space="preserve"> </w:t>
-      </w:r>
-      <w:r>
-        <w:rPr>
-          <w:rFonts w:ascii="Arial" w:hAnsi="Arial" w:cs="Arial"/>
-          <w:sz w:val="22"/>
-          <w:szCs w:val="24"/>
-        </w:rPr>
-        <w:br/>
-      </w:r>
-      <w:r>
-        <w:rPr>
-          <w:rFonts w:ascii="Arial" w:hAnsi="Arial" w:cs="Arial" w:hint="eastAsia"/>
-          <w:sz w:val="22"/>
-          <w:szCs w:val="24"/>
-        </w:rPr>
-        <w:t>Philippines has over seven thousands archipelagos.</w:t>
-      </w:r>
-    </w:p>
-    <w:p>
-      <w:pPr>
-        <w:rPr>
-          <w:rFonts w:ascii="Arial" w:hAnsi="Arial" w:cs="Arial"/>
-          <w:sz w:val="22"/>
-          <w:szCs w:val="24"/>
-        </w:rPr>
-      </w:pPr>
-      <w:r>
-        <w:rPr>
-          <w:rFonts w:ascii="Arial" w:hAnsi="Arial" w:cs="Arial" w:hint="eastAsia"/>
-          <w:b/>
-          <w:bCs/>
-          <w:sz w:val="22"/>
-          <w:szCs w:val="24"/>
-        </w:rPr>
-        <w:t>sapphire</w:t>
-      </w:r>
-      <w:r>
-        <w:rPr>
-          <w:rFonts w:ascii="Arial" w:hAnsi="Arial" w:cs="Arial" w:hint="eastAsia"/>
-          <w:sz w:val="22"/>
-          <w:szCs w:val="24"/>
-        </w:rPr>
-        <w:t xml:space="preserve"> /</w:t>
-      </w:r>
-      <w:r>
-        <w:rPr>
-          <w:rFonts w:ascii="GWIPA" w:hAnsi="GWIPA" w:cs="Arial"/>
-          <w:sz w:val="22"/>
-          <w:szCs w:val="24"/>
-        </w:rPr>
-        <w:t></w:t>
-      </w:r>
-      <w:r>
-        <w:rPr>
-          <w:rFonts w:ascii="GWIPA" w:hAnsi="GWIPA" w:cs="Arial"/>
-          <w:sz w:val="22"/>
-          <w:szCs w:val="24"/>
-        </w:rPr>
-        <w:t></w:t>
-      </w:r>
-      <w:r>
-        <w:rPr>
-          <w:rFonts w:ascii="GWIPA" w:hAnsi="GWIPA" w:cs="Arial"/>
-          <w:sz w:val="22"/>
-          <w:szCs w:val="24"/>
-        </w:rPr>
-        <w:t></w:t>
-      </w:r>
-      <w:r>
-        <w:rPr>
-          <w:rFonts w:ascii="GWIPA" w:hAnsi="GWIPA" w:cs="Arial"/>
-          <w:sz w:val="22"/>
-          <w:szCs w:val="24"/>
-        </w:rPr>
-        <w:t></w:t>
-      </w:r>
-      <w:r>
-        <w:rPr>
-          <w:rFonts w:ascii="GWIPA" w:hAnsi="GWIPA" w:cs="Arial"/>
-          <w:sz w:val="22"/>
-          <w:szCs w:val="24"/>
-        </w:rPr>
-        <w:t></w:t>
-      </w:r>
-      <w:r>
-        <w:rPr>
-          <w:rFonts w:ascii="GWIPA" w:hAnsi="GWIPA" w:cs="Arial"/>
-          <w:sz w:val="22"/>
-          <w:szCs w:val="24"/>
-        </w:rPr>
-        <w:t></w:t>
-      </w:r>
-      <w:r>
-        <w:rPr>
-          <w:rFonts w:ascii="GWIPA" w:hAnsi="GWIPA" w:cs="Arial"/>
-          <w:sz w:val="22"/>
-          <w:szCs w:val="24"/>
-        </w:rPr>
-        <w:t></w:t>
-      </w:r>
-      <w:r>
-        <w:rPr>
-          <w:rFonts w:ascii="Arial" w:hAnsi="Arial" w:cs="Arial" w:hint="eastAsia"/>
-          <w:sz w:val="22"/>
-          <w:szCs w:val="24"/>
-        </w:rPr>
-        <w:t>/</w:t>
-      </w:r>
-      <w:r>
-        <w:rPr>
-          <w:rFonts w:ascii="Arial" w:hAnsi="Arial" w:cs="Arial"/>
-          <w:sz w:val="22"/>
-          <w:szCs w:val="24"/>
-        </w:rPr>
-        <w:br/>
-      </w:r>
-      <w:r>
-        <w:rPr>
-          <w:rFonts w:ascii="Arial" w:hAnsi="Arial" w:cs="Arial" w:hint="eastAsia"/>
-          <w:sz w:val="22"/>
-          <w:szCs w:val="24"/>
-        </w:rPr>
-        <w:t xml:space="preserve">[n.] </w:t>
-      </w:r>
-      <w:r>
-        <w:rPr>
-          <w:rFonts w:ascii="Arial" w:hAnsi="Arial" w:cs="Arial" w:hint="eastAsia"/>
-          <w:sz w:val="22"/>
-          <w:szCs w:val="24"/>
-        </w:rPr>
-        <w:t>蓝宝石</w:t>
-      </w:r>
-    </w:p>
-    <w:p>
-      <w:pPr>
-        <w:rPr>
-          <w:rFonts w:ascii="Arial" w:hAnsi="Arial" w:cs="Arial"/>
-          <w:sz w:val="22"/>
-          <w:szCs w:val="24"/>
-        </w:rPr>
-      </w:pPr>
-      <w:r>
-        <w:rPr>
-          <w:rFonts w:ascii="Arial" w:hAnsi="Arial" w:cs="Arial" w:hint="eastAsia"/>
-          <w:b/>
-          <w:bCs/>
-          <w:sz w:val="22"/>
-          <w:szCs w:val="24"/>
-        </w:rPr>
-        <w:t>plateau</w:t>
-      </w:r>
-      <w:r>
-        <w:rPr>
-          <w:rFonts w:ascii="Arial" w:hAnsi="Arial" w:cs="Arial" w:hint="eastAsia"/>
-          <w:sz w:val="22"/>
-          <w:szCs w:val="24"/>
-        </w:rPr>
-        <w:t xml:space="preserve"> /</w:t>
-      </w:r>
-      <w:r>
-        <w:rPr>
-          <w:rFonts w:ascii="GWIPA" w:hAnsi="GWIPA" w:cs="Arial"/>
-          <w:sz w:val="22"/>
-          <w:szCs w:val="24"/>
-        </w:rPr>
-        <w:t></w:t>
-      </w:r>
-      <w:r>
-        <w:rPr>
-          <w:rFonts w:ascii="GWIPA" w:hAnsi="GWIPA" w:cs="Arial"/>
-          <w:sz w:val="22"/>
-          <w:szCs w:val="24"/>
-        </w:rPr>
-        <w:t></w:t>
-      </w:r>
-      <w:r>
-        <w:rPr>
-          <w:rFonts w:ascii="GWIPA" w:hAnsi="GWIPA" w:cs="Arial"/>
-          <w:sz w:val="22"/>
-          <w:szCs w:val="24"/>
-        </w:rPr>
-        <w:t></w:t>
-      </w:r>
-      <w:r>
-        <w:rPr>
-          <w:rFonts w:ascii="GWIPA" w:hAnsi="GWIPA" w:cs="Arial"/>
-          <w:sz w:val="22"/>
-          <w:szCs w:val="24"/>
-        </w:rPr>
-        <w:t></w:t>
-      </w:r>
-      <w:r>
-        <w:rPr>
-          <w:rFonts w:ascii="GWIPA" w:hAnsi="GWIPA" w:cs="Arial"/>
-          <w:sz w:val="22"/>
-          <w:szCs w:val="24"/>
-        </w:rPr>
-        <w:t></w:t>
-      </w:r>
-      <w:r>
-        <w:rPr>
-          <w:rFonts w:ascii="GWIPA" w:hAnsi="GWIPA" w:cs="Arial"/>
-          <w:sz w:val="22"/>
-          <w:szCs w:val="24"/>
-        </w:rPr>
-        <w:t></w:t>
-      </w:r>
-      <w:r>
-        <w:rPr>
-          <w:rFonts w:ascii="GWIPA" w:hAnsi="GWIPA" w:cs="Arial"/>
-          <w:sz w:val="22"/>
-          <w:szCs w:val="24"/>
-        </w:rPr>
-        <w:t></w:t>
-      </w:r>
-      <w:r>
-        <w:rPr>
-          <w:rFonts w:ascii="Arial" w:hAnsi="Arial" w:cs="Arial" w:hint="eastAsia"/>
-          <w:sz w:val="22"/>
-          <w:szCs w:val="24"/>
-        </w:rPr>
-        <w:t>/</w:t>
-      </w:r>
-      <w:r>
-        <w:rPr>
-          <w:rFonts w:ascii="Arial" w:hAnsi="Arial" w:cs="Arial"/>
-          <w:sz w:val="22"/>
-          <w:szCs w:val="24"/>
-        </w:rPr>
-        <w:br/>
-      </w:r>
-      <w:r>
-        <w:rPr>
-          <w:rFonts w:ascii="Arial" w:hAnsi="Arial" w:cs="Arial" w:hint="eastAsia"/>
-          <w:sz w:val="22"/>
-          <w:szCs w:val="24"/>
-        </w:rPr>
-        <w:t xml:space="preserve">[n.] </w:t>
-      </w:r>
-      <w:r>
-        <w:rPr>
-          <w:rFonts w:ascii="Arial" w:hAnsi="Arial" w:cs="Arial" w:hint="eastAsia"/>
-          <w:sz w:val="22"/>
-          <w:szCs w:val="24"/>
-        </w:rPr>
-        <w:t>高原</w:t>
+        <w:t>33, War and Army</w:t>
+      </w:r>
+    </w:p>
+    <w:p>
+      <w:pPr>
+        <w:rPr>
+          <w:rFonts w:ascii="Arial" w:hAnsi="Arial" w:cs="Arial"/>
+          <w:sz w:val="22"/>
+          <w:szCs w:val="24"/>
+        </w:rPr>
+      </w:pPr>
+      <w:r>
+        <w:rPr>
+          <w:rFonts w:ascii="Arial" w:hAnsi="Arial" w:cs="Arial" w:hint="eastAsia"/>
+          <w:sz w:val="22"/>
+          <w:szCs w:val="24"/>
+        </w:rPr>
+        <w:t>brigade</w:t>
+      </w:r>
+      <w:r>
+        <w:rPr>
+          <w:rFonts w:ascii="Arial" w:hAnsi="Arial" w:cs="Arial" w:hint="eastAsia"/>
+          <w:sz w:val="22"/>
+          <w:szCs w:val="24"/>
+        </w:rPr>
+        <w:t>(</w:t>
+      </w:r>
+      <w:r>
+        <w:rPr>
+          <w:rFonts w:ascii="Arial" w:hAnsi="Arial" w:cs="Arial" w:hint="eastAsia"/>
+          <w:sz w:val="22"/>
+          <w:szCs w:val="24"/>
+        </w:rPr>
+        <w:t>旅</w:t>
+      </w:r>
+      <w:r>
+        <w:rPr>
+          <w:rFonts w:ascii="Arial" w:hAnsi="Arial" w:cs="Arial" w:hint="eastAsia"/>
+          <w:sz w:val="22"/>
+          <w:szCs w:val="24"/>
+        </w:rPr>
+        <w:t>- from 3000 to 5000 troops</w:t>
+      </w:r>
+      <w:r>
+        <w:rPr>
+          <w:rFonts w:ascii="Arial" w:hAnsi="Arial" w:cs="Arial" w:hint="eastAsia"/>
+          <w:sz w:val="22"/>
+          <w:szCs w:val="24"/>
+        </w:rPr>
+        <w:t>)</w:t>
+      </w:r>
+      <w:r>
+        <w:rPr>
+          <w:rFonts w:ascii="Arial" w:hAnsi="Arial" w:cs="Arial" w:hint="eastAsia"/>
+          <w:sz w:val="22"/>
+          <w:szCs w:val="24"/>
+        </w:rPr>
+        <w:t xml:space="preserve"> &gt; battalio</w:t>
+      </w:r>
+      <w:r>
+        <w:rPr>
+          <w:rFonts w:ascii="Arial" w:hAnsi="Arial" w:cs="Arial" w:hint="eastAsia"/>
+          <w:sz w:val="22"/>
+          <w:szCs w:val="24"/>
+        </w:rPr>
+        <w:t>n(</w:t>
+      </w:r>
+      <w:r>
+        <w:rPr>
+          <w:rFonts w:ascii="Arial" w:hAnsi="Arial" w:cs="Arial" w:hint="eastAsia"/>
+          <w:sz w:val="22"/>
+          <w:szCs w:val="24"/>
+        </w:rPr>
+        <w:t>营</w:t>
+      </w:r>
+      <w:r>
+        <w:rPr>
+          <w:rFonts w:ascii="Arial" w:hAnsi="Arial" w:cs="Arial" w:hint="eastAsia"/>
+          <w:sz w:val="22"/>
+          <w:szCs w:val="24"/>
+        </w:rPr>
+        <w:t>-up to 1000 troops</w:t>
+      </w:r>
+      <w:r>
+        <w:rPr>
+          <w:rFonts w:ascii="Arial" w:hAnsi="Arial" w:cs="Arial" w:hint="eastAsia"/>
+          <w:sz w:val="22"/>
+          <w:szCs w:val="24"/>
+        </w:rPr>
+        <w:t>)</w:t>
       </w:r>
     </w:p>
     <w:p>
@@ -9105,97 +9235,92 @@
           <w:sz w:val="32"/>
           <w:szCs w:val="36"/>
         </w:rPr>
-        <w:t>33, War and Army</w:t>
-      </w:r>
-    </w:p>
-    <w:p>
-      <w:pPr>
-        <w:rPr>
-          <w:rFonts w:ascii="Arial" w:hAnsi="Arial" w:cs="Arial"/>
-          <w:sz w:val="22"/>
-          <w:szCs w:val="24"/>
-        </w:rPr>
-      </w:pPr>
-      <w:r>
-        <w:rPr>
-          <w:rFonts w:ascii="Arial" w:hAnsi="Arial" w:cs="Arial" w:hint="eastAsia"/>
-          <w:sz w:val="22"/>
-          <w:szCs w:val="24"/>
-        </w:rPr>
-        <w:t>brigade</w:t>
-      </w:r>
-      <w:r>
-        <w:rPr>
-          <w:rFonts w:ascii="Arial" w:hAnsi="Arial" w:cs="Arial" w:hint="eastAsia"/>
-          <w:sz w:val="22"/>
-          <w:szCs w:val="24"/>
-        </w:rPr>
-        <w:t>(</w:t>
-      </w:r>
-      <w:r>
-        <w:rPr>
-          <w:rFonts w:ascii="Arial" w:hAnsi="Arial" w:cs="Arial" w:hint="eastAsia"/>
-          <w:sz w:val="22"/>
-          <w:szCs w:val="24"/>
-        </w:rPr>
-        <w:t>旅</w:t>
-      </w:r>
-      <w:r>
-        <w:rPr>
-          <w:rFonts w:ascii="Arial" w:hAnsi="Arial" w:cs="Arial" w:hint="eastAsia"/>
-          <w:sz w:val="22"/>
-          <w:szCs w:val="24"/>
-        </w:rPr>
-        <w:t>- from 3000 to 5000 troops</w:t>
-      </w:r>
-      <w:r>
-        <w:rPr>
-          <w:rFonts w:ascii="Arial" w:hAnsi="Arial" w:cs="Arial" w:hint="eastAsia"/>
-          <w:sz w:val="22"/>
-          <w:szCs w:val="24"/>
-        </w:rPr>
-        <w:t>)</w:t>
-      </w:r>
-      <w:r>
-        <w:rPr>
-          <w:rFonts w:ascii="Arial" w:hAnsi="Arial" w:cs="Arial" w:hint="eastAsia"/>
-          <w:sz w:val="22"/>
-          <w:szCs w:val="24"/>
-        </w:rPr>
-        <w:t xml:space="preserve"> &gt; battalio</w:t>
-      </w:r>
-      <w:r>
-        <w:rPr>
-          <w:rFonts w:ascii="Arial" w:hAnsi="Arial" w:cs="Arial" w:hint="eastAsia"/>
-          <w:sz w:val="22"/>
-          <w:szCs w:val="24"/>
-        </w:rPr>
-        <w:t>n(</w:t>
-      </w:r>
-      <w:r>
-        <w:rPr>
-          <w:rFonts w:ascii="Arial" w:hAnsi="Arial" w:cs="Arial" w:hint="eastAsia"/>
-          <w:sz w:val="22"/>
-          <w:szCs w:val="24"/>
-        </w:rPr>
-        <w:t>营</w:t>
-      </w:r>
-      <w:r>
-        <w:rPr>
-          <w:rFonts w:ascii="Arial" w:hAnsi="Arial" w:cs="Arial" w:hint="eastAsia"/>
-          <w:sz w:val="22"/>
-          <w:szCs w:val="24"/>
-        </w:rPr>
-        <w:t>-up to 1000 troops</w:t>
-      </w:r>
-      <w:r>
-        <w:rPr>
-          <w:rFonts w:ascii="Arial" w:hAnsi="Arial" w:cs="Arial" w:hint="eastAsia"/>
-          <w:sz w:val="22"/>
-          <w:szCs w:val="24"/>
-        </w:rPr>
-        <w:t>)</w:t>
-      </w:r>
+        <w:lastRenderedPageBreak/>
+        <w:t>34, Environment</w:t>
+      </w:r>
+    </w:p>
+    <w:p>
+      <w:pPr>
+        <w:rPr>
+          <w:rStyle w:val="pron"/>
+          <w:rFonts w:ascii="Arial" w:hAnsi="Arial" w:cs="Arial"/>
+        </w:rPr>
+      </w:pPr>
+      <w:r>
+        <w:rPr>
+          <w:rStyle w:val="pron"/>
+          <w:rFonts w:ascii="Arial" w:hAnsi="Arial" w:cs="Arial" w:hint="eastAsia"/>
+          <w:b/>
+          <w:bCs/>
+        </w:rPr>
+        <w:t>environmental degradation</w:t>
+      </w:r>
+      <w:r>
+        <w:rPr>
+          <w:rStyle w:val="pron"/>
+          <w:rFonts w:ascii="Arial" w:hAnsi="Arial" w:cs="Arial" w:hint="eastAsia"/>
+          <w:b/>
+          <w:bCs/>
+        </w:rPr>
+        <w:t xml:space="preserve">: </w:t>
+      </w:r>
+      <w:r>
+        <w:rPr>
+          <w:rStyle w:val="pron"/>
+          <w:rFonts w:ascii="Arial" w:hAnsi="Arial" w:cs="Arial" w:hint="eastAsia"/>
+        </w:rPr>
+        <w:t>环境恶化</w:t>
+      </w:r>
+    </w:p>
+    <w:p>
+      <w:pPr>
+        <w:rPr>
+          <w:rStyle w:val="pron"/>
+          <w:rFonts w:ascii="Arial" w:hAnsi="Arial" w:cs="Arial"/>
+        </w:rPr>
+      </w:pPr>
+      <w:r>
+        <w:rPr>
+          <w:rStyle w:val="pron"/>
+          <w:rFonts w:ascii="Arial" w:hAnsi="Arial" w:cs="Arial" w:hint="eastAsia"/>
+          <w:b/>
+          <w:bCs/>
+        </w:rPr>
+        <w:t>depletion of natural resources</w:t>
+      </w:r>
+      <w:r>
+        <w:rPr>
+          <w:rStyle w:val="pron"/>
+          <w:rFonts w:ascii="Arial" w:hAnsi="Arial" w:cs="Arial" w:hint="eastAsia"/>
+          <w:b/>
+          <w:bCs/>
+        </w:rPr>
+        <w:t>:</w:t>
+      </w:r>
+      <w:r>
+        <w:rPr>
+          <w:rStyle w:val="pron"/>
+          <w:rFonts w:ascii="Arial" w:hAnsi="Arial" w:cs="Arial" w:hint="eastAsia"/>
+          <w:b/>
+          <w:bCs/>
+        </w:rPr>
+        <w:t xml:space="preserve"> </w:t>
+      </w:r>
+      <w:r>
+        <w:rPr>
+          <w:rStyle w:val="pron"/>
+          <w:rFonts w:ascii="Arial" w:hAnsi="Arial" w:cs="Arial" w:hint="eastAsia"/>
+        </w:rPr>
+        <w:t>资源短缺</w:t>
+      </w:r>
+    </w:p>
+    <w:p>
+      <w:pPr>
+        <w:rPr>
+          <w:rStyle w:val="pron"/>
+          <w:rFonts w:ascii="Arial" w:hAnsi="Arial" w:cs="Arial"/>
+        </w:rPr>
+      </w:pPr>
     </w:p>
     <w:p>
       <w:pPr>
@@ -9218,83 +9343,66 @@
           <w:sz w:val="32"/>
           <w:szCs w:val="36"/>
         </w:rPr>
-        <w:t>34, Environment</w:t>
-      </w:r>
-    </w:p>
-    <w:p>
-      <w:pPr>
-        <w:rPr>
-          <w:rStyle w:val="pron"/>
-          <w:rFonts w:ascii="Arial" w:hAnsi="Arial" w:cs="Arial"/>
-        </w:rPr>
-      </w:pPr>
-      <w:r>
-        <w:rPr>
-          <w:rStyle w:val="pron"/>
-          <w:rFonts w:ascii="Arial" w:hAnsi="Arial" w:cs="Arial" w:hint="eastAsia"/>
-          <w:b/>
-          <w:bCs/>
-        </w:rPr>
-        <w:lastRenderedPageBreak/>
-        <w:t>environmental degradation</w:t>
-      </w:r>
-      <w:r>
-        <w:rPr>
-          <w:rStyle w:val="pron"/>
-          <w:rFonts w:ascii="Arial" w:hAnsi="Arial" w:cs="Arial" w:hint="eastAsia"/>
-          <w:b/>
-          <w:bCs/>
-        </w:rPr>
-        <w:t xml:space="preserve">: </w:t>
-      </w:r>
-      <w:r>
-        <w:rPr>
-          <w:rStyle w:val="pron"/>
-          <w:rFonts w:ascii="Arial" w:hAnsi="Arial" w:cs="Arial" w:hint="eastAsia"/>
-        </w:rPr>
-        <w:t>环境恶化</w:t>
-      </w:r>
-    </w:p>
-    <w:p>
-      <w:pPr>
-        <w:rPr>
-          <w:rStyle w:val="pron"/>
-          <w:rFonts w:ascii="Arial" w:hAnsi="Arial" w:cs="Arial"/>
-        </w:rPr>
-      </w:pPr>
-      <w:r>
-        <w:rPr>
-          <w:rStyle w:val="pron"/>
-          <w:rFonts w:ascii="Arial" w:hAnsi="Arial" w:cs="Arial" w:hint="eastAsia"/>
-          <w:b/>
-          <w:bCs/>
-        </w:rPr>
-        <w:t>depletion of natural resources</w:t>
-      </w:r>
-      <w:r>
-        <w:rPr>
-          <w:rStyle w:val="pron"/>
-          <w:rFonts w:ascii="Arial" w:hAnsi="Arial" w:cs="Arial" w:hint="eastAsia"/>
-          <w:b/>
-          <w:bCs/>
-        </w:rPr>
-        <w:t>:</w:t>
-      </w:r>
-      <w:r>
-        <w:rPr>
-          <w:rStyle w:val="pron"/>
-          <w:rFonts w:ascii="Arial" w:hAnsi="Arial" w:cs="Arial" w:hint="eastAsia"/>
-          <w:b/>
-          <w:bCs/>
-        </w:rPr>
-        <w:t xml:space="preserve"> </w:t>
-      </w:r>
-      <w:r>
-        <w:rPr>
-          <w:rStyle w:val="pron"/>
-          <w:rFonts w:ascii="Arial" w:hAnsi="Arial" w:cs="Arial" w:hint="eastAsia"/>
-        </w:rPr>
-        <w:t>资源短缺</w:t>
+        <w:t>35, Emotions</w:t>
+      </w:r>
+    </w:p>
+    <w:p>
+      <w:pPr>
+        <w:rPr>
+          <w:rStyle w:val="pron"/>
+          <w:rFonts w:ascii="Arial" w:hAnsi="Arial" w:cs="Arial"/>
+        </w:rPr>
+      </w:pPr>
+      <w:r>
+        <w:rPr>
+          <w:rStyle w:val="pron"/>
+          <w:rFonts w:ascii="Arial" w:hAnsi="Arial" w:cs="Arial" w:hint="eastAsia"/>
+          <w:b/>
+          <w:bCs/>
+        </w:rPr>
+        <w:t>longing</w:t>
+      </w:r>
+      <w:r>
+        <w:rPr>
+          <w:rStyle w:val="pron"/>
+          <w:rFonts w:ascii="Arial" w:hAnsi="Arial" w:cs="Arial"/>
+        </w:rPr>
+        <w:br/>
+      </w:r>
+      <w:r>
+        <w:rPr>
+          <w:rStyle w:val="pron"/>
+          <w:rFonts w:ascii="Arial" w:hAnsi="Arial" w:cs="Arial" w:hint="eastAsia"/>
+        </w:rPr>
+        <w:t xml:space="preserve">[n.C.U.] a strong feeling of wanting sth/sb. </w:t>
+      </w:r>
+      <w:r>
+        <w:rPr>
+          <w:rStyle w:val="pron"/>
+          <w:rFonts w:ascii="Arial" w:hAnsi="Arial" w:cs="Arial"/>
+        </w:rPr>
+        <w:br/>
+      </w:r>
+      <w:r>
+        <w:rPr>
+          <w:rStyle w:val="pron"/>
+          <w:rFonts w:ascii="Arial" w:hAnsi="Arial" w:cs="Arial" w:hint="eastAsia"/>
+        </w:rPr>
+        <w:t>a longing for home.</w:t>
+      </w:r>
+      <w:r>
+        <w:rPr>
+          <w:rStyle w:val="pron"/>
+          <w:rFonts w:ascii="Arial" w:hAnsi="Arial" w:cs="Arial"/>
+        </w:rPr>
+        <w:br/>
+      </w:r>
+      <w:r>
+        <w:rPr>
+          <w:rStyle w:val="pron"/>
+          <w:rFonts w:ascii="Arial" w:hAnsi="Arial" w:cs="Arial" w:hint="eastAsia"/>
+        </w:rPr>
+        <w:t xml:space="preserve">[ad.] </w:t>
       </w:r>
     </w:p>
     <w:p>
@@ -9326,24 +9434,93 @@
           <w:sz w:val="32"/>
           <w:szCs w:val="36"/>
         </w:rPr>
-        <w:t>35, Emotions</w:t>
-      </w:r>
-    </w:p>
-    <w:p>
-      <w:pPr>
-        <w:rPr>
-          <w:rStyle w:val="pron"/>
-          <w:rFonts w:ascii="Arial" w:hAnsi="Arial" w:cs="Arial"/>
-        </w:rPr>
-      </w:pPr>
-      <w:r>
-        <w:rPr>
-          <w:rStyle w:val="pron"/>
-          <w:rFonts w:ascii="Arial" w:hAnsi="Arial" w:cs="Arial" w:hint="eastAsia"/>
-          <w:b/>
-          <w:bCs/>
-        </w:rPr>
-        <w:t>longing</w:t>
+        <w:t>36, Family</w:t>
+      </w:r>
+    </w:p>
+    <w:p>
+      <w:pPr>
+        <w:rPr>
+          <w:rFonts w:ascii="Arial" w:hAnsi="Arial" w:cs="Arial"/>
+        </w:rPr>
+      </w:pPr>
+      <w:r>
+        <w:rPr>
+          <w:rStyle w:val="pron"/>
+          <w:rFonts w:ascii="Arial" w:hAnsi="Arial" w:cs="Arial" w:hint="eastAsia"/>
+          <w:b/>
+          <w:bCs/>
+        </w:rPr>
+        <w:t>maternal</w:t>
+      </w:r>
+      <w:r>
+        <w:rPr>
+          <w:rStyle w:val="pron"/>
+          <w:rFonts w:ascii="Arial" w:hAnsi="Arial" w:cs="Arial" w:hint="eastAsia"/>
+        </w:rPr>
+        <w:t xml:space="preserve"> /</w:t>
+      </w:r>
+      <w:r>
+        <w:rPr>
+          <w:rStyle w:val="pron"/>
+          <w:rFonts w:ascii="GWIPA" w:hAnsi="GWIPA" w:cs="Arial"/>
+        </w:rPr>
+        <w:t></w:t>
+      </w:r>
+      <w:r>
+        <w:rPr>
+          <w:rStyle w:val="pron"/>
+          <w:rFonts w:ascii="GWIPA" w:hAnsi="GWIPA" w:cs="Arial"/>
+        </w:rPr>
+        <w:t></w:t>
+      </w:r>
+      <w:r>
+        <w:rPr>
+          <w:rStyle w:val="pron"/>
+          <w:rFonts w:ascii="GWIPA" w:hAnsi="GWIPA" w:cs="Arial"/>
+        </w:rPr>
+        <w:t></w:t>
+      </w:r>
+      <w:r>
+        <w:rPr>
+          <w:rStyle w:val="pron"/>
+          <w:rFonts w:ascii="GWIPA" w:hAnsi="GWIPA" w:cs="Arial"/>
+        </w:rPr>
+        <w:t></w:t>
+      </w:r>
+      <w:r>
+        <w:rPr>
+          <w:rStyle w:val="pron"/>
+          <w:rFonts w:ascii="GWIPA" w:hAnsi="GWIPA" w:cs="Arial"/>
+        </w:rPr>
+        <w:t></w:t>
+      </w:r>
+      <w:r>
+        <w:rPr>
+          <w:rStyle w:val="pron"/>
+          <w:rFonts w:ascii="GWIPA" w:hAnsi="GWIPA" w:cs="Arial"/>
+        </w:rPr>
+        <w:t></w:t>
+      </w:r>
+      <w:r>
+        <w:rPr>
+          <w:rStyle w:val="pron"/>
+          <w:rFonts w:ascii="GWIPA" w:hAnsi="GWIPA" w:cs="Arial"/>
+        </w:rPr>
+        <w:t></w:t>
+      </w:r>
+      <w:r>
+        <w:rPr>
+          <w:rStyle w:val="pron"/>
+          <w:rFonts w:ascii="GWIPA" w:hAnsi="GWIPA" w:cs="Arial"/>
+        </w:rPr>
+        <w:t></w:t>
+      </w:r>
+      <w:r>
+        <w:rPr>
+          <w:rStyle w:val="pron"/>
+          <w:rFonts w:ascii="Arial" w:hAnsi="Arial" w:cs="Arial" w:hint="eastAsia"/>
+        </w:rPr>
+        <w:t>/</w:t>
       </w:r>
       <w:r>
         <w:rPr>
@@ -9357,7 +9534,28 @@
           <w:rStyle w:val="pron"/>
           <w:rFonts w:ascii="Arial" w:hAnsi="Arial" w:cs="Arial" w:hint="eastAsia"/>
         </w:rPr>
-        <w:t xml:space="preserve">[n.C.U.] a strong feeling of wanting sth/sb. </w:t>
+        <w:t>[adj.] related through the mother</w:t>
+      </w:r>
+      <w:r>
+        <w:rPr>
+          <w:rStyle w:val="pron"/>
+          <w:rFonts w:ascii="Arial" w:hAnsi="Arial" w:cs="Arial"/>
+        </w:rPr>
+        <w:t>’</w:t>
+      </w:r>
+      <w:r>
+        <w:rPr>
+          <w:rStyle w:val="pron"/>
+          <w:rFonts w:ascii="Arial" w:hAnsi="Arial" w:cs="Arial" w:hint="eastAsia"/>
+        </w:rPr>
+        <w:t>s side of family</w:t>
+      </w:r>
+      <w:r>
+        <w:rPr>
+          <w:rStyle w:val="pron"/>
+          <w:rFonts w:ascii="Arial" w:hAnsi="Arial" w:cs="Arial" w:hint="eastAsia"/>
+        </w:rPr>
+        <w:t>.</w:t>
       </w:r>
       <w:r>
         <w:rPr>
@@ -9371,7 +9569,28 @@
           <w:rStyle w:val="pron"/>
           <w:rFonts w:ascii="Arial" w:hAnsi="Arial" w:cs="Arial" w:hint="eastAsia"/>
         </w:rPr>
-        <w:t>a longing for home.</w:t>
+        <w:t>my maternal grandmother.</w:t>
+      </w:r>
+      <w:r>
+        <w:rPr>
+          <w:rStyle w:val="pron"/>
+          <w:rFonts w:ascii="Arial" w:hAnsi="Arial" w:cs="Arial" w:hint="eastAsia"/>
+        </w:rPr>
+        <w:t xml:space="preserve"> (</w:t>
+      </w:r>
+      <w:r>
+        <w:rPr>
+          <w:rStyle w:val="pron"/>
+          <w:rFonts w:ascii="Arial" w:hAnsi="Arial" w:cs="Arial" w:hint="eastAsia"/>
+        </w:rPr>
+        <w:t>外婆</w:t>
+      </w:r>
+      <w:r>
+        <w:rPr>
+          <w:rStyle w:val="pron"/>
+          <w:rFonts w:ascii="Arial" w:hAnsi="Arial" w:cs="Arial" w:hint="eastAsia"/>
+        </w:rPr>
+        <w:t>)</w:t>
       </w:r>
       <w:r>
         <w:rPr>
@@ -9384,17 +9603,151 @@
         <w:rPr>
           <w:rStyle w:val="pron"/>
           <w:rFonts w:ascii="Arial" w:hAnsi="Arial" w:cs="Arial" w:hint="eastAsia"/>
-        </w:rPr>
-        <w:t xml:space="preserve">[ad.] </w:t>
-      </w:r>
-    </w:p>
-    <w:p>
-      <w:pPr>
-        <w:rPr>
-          <w:rStyle w:val="pron"/>
-          <w:rFonts w:ascii="Arial" w:hAnsi="Arial" w:cs="Arial"/>
-        </w:rPr>
-      </w:pPr>
+          <w:b/>
+          <w:bCs/>
+        </w:rPr>
+        <w:t>paternal</w:t>
+      </w:r>
+      <w:r>
+        <w:rPr>
+          <w:rStyle w:val="pron"/>
+          <w:rFonts w:ascii="Arial" w:hAnsi="Arial" w:cs="Arial" w:hint="eastAsia"/>
+        </w:rPr>
+        <w:t xml:space="preserve"> /</w:t>
+      </w:r>
+      <w:r>
+        <w:rPr>
+          <w:rStyle w:val="pron"/>
+          <w:rFonts w:ascii="GWIPA" w:hAnsi="GWIPA" w:cs="Arial"/>
+        </w:rPr>
+        <w:t></w:t>
+      </w:r>
+      <w:r>
+        <w:rPr>
+          <w:rStyle w:val="pron"/>
+          <w:rFonts w:ascii="GWIPA" w:hAnsi="GWIPA" w:cs="Arial"/>
+        </w:rPr>
+        <w:t></w:t>
+      </w:r>
+      <w:r>
+        <w:rPr>
+          <w:rStyle w:val="pron"/>
+          <w:rFonts w:ascii="GWIPA" w:hAnsi="GWIPA" w:cs="Arial"/>
+        </w:rPr>
+        <w:t></w:t>
+      </w:r>
+      <w:r>
+        <w:rPr>
+          <w:rStyle w:val="pron"/>
+          <w:rFonts w:ascii="GWIPA" w:hAnsi="GWIPA" w:cs="Arial"/>
+        </w:rPr>
+        <w:t></w:t>
+      </w:r>
+      <w:r>
+        <w:rPr>
+          <w:rStyle w:val="pron"/>
+          <w:rFonts w:ascii="GWIPA" w:hAnsi="GWIPA" w:cs="Arial"/>
+        </w:rPr>
+        <w:t></w:t>
+      </w:r>
+      <w:r>
+        <w:rPr>
+          <w:rStyle w:val="pron"/>
+          <w:rFonts w:ascii="GWIPA" w:hAnsi="GWIPA" w:cs="Arial"/>
+        </w:rPr>
+        <w:t></w:t>
+      </w:r>
+      <w:r>
+        <w:rPr>
+          <w:rStyle w:val="pron"/>
+          <w:rFonts w:ascii="GWIPA" w:hAnsi="GWIPA" w:cs="Arial"/>
+        </w:rPr>
+        <w:t></w:t>
+      </w:r>
+      <w:r>
+        <w:rPr>
+          <w:rStyle w:val="pron"/>
+          <w:rFonts w:ascii="GWIPA" w:hAnsi="GWIPA" w:cs="Arial"/>
+        </w:rPr>
+        <w:t></w:t>
+      </w:r>
+      <w:r>
+        <w:rPr>
+          <w:rStyle w:val="pron"/>
+          <w:rFonts w:ascii="Arial" w:hAnsi="Arial" w:cs="Arial" w:hint="eastAsia"/>
+        </w:rPr>
+        <w:t>/</w:t>
+      </w:r>
+      <w:r>
+        <w:rPr>
+          <w:rStyle w:val="pron"/>
+          <w:rFonts w:ascii="Arial" w:hAnsi="Arial" w:cs="Arial"/>
+        </w:rPr>
+        <w:br/>
+      </w:r>
+      <w:r>
+        <w:rPr>
+          <w:rStyle w:val="pron"/>
+          <w:rFonts w:ascii="Arial" w:hAnsi="Arial" w:cs="Arial" w:hint="eastAsia"/>
+        </w:rPr>
+        <w:t>[adj.] related through the father</w:t>
+      </w:r>
+      <w:r>
+        <w:rPr>
+          <w:rStyle w:val="pron"/>
+          <w:rFonts w:ascii="Arial" w:hAnsi="Arial" w:cs="Arial"/>
+        </w:rPr>
+        <w:t>’</w:t>
+      </w:r>
+      <w:r>
+        <w:rPr>
+          <w:rStyle w:val="pron"/>
+          <w:rFonts w:ascii="Arial" w:hAnsi="Arial" w:cs="Arial" w:hint="eastAsia"/>
+        </w:rPr>
+        <w:t>s side of family</w:t>
+      </w:r>
+      <w:r>
+        <w:rPr>
+          <w:rStyle w:val="pron"/>
+          <w:rFonts w:ascii="Arial" w:hAnsi="Arial" w:cs="Arial" w:hint="eastAsia"/>
+        </w:rPr>
+        <w:t>.</w:t>
+      </w:r>
+      <w:r>
+        <w:rPr>
+          <w:rStyle w:val="pron"/>
+          <w:rFonts w:ascii="Arial" w:hAnsi="Arial" w:cs="Arial"/>
+        </w:rPr>
+        <w:br/>
+      </w:r>
+      <w:r>
+        <w:rPr>
+          <w:rStyle w:val="pron"/>
+          <w:rFonts w:ascii="Arial" w:hAnsi="Arial" w:cs="Arial" w:hint="eastAsia"/>
+        </w:rPr>
+        <w:t>my paternal grandmother (</w:t>
+      </w:r>
+      <w:r>
+        <w:rPr>
+          <w:rStyle w:val="pron"/>
+          <w:rFonts w:ascii="Arial" w:hAnsi="Arial" w:cs="Arial" w:hint="eastAsia"/>
+        </w:rPr>
+        <w:t>奶奶</w:t>
+      </w:r>
+      <w:r>
+        <w:rPr>
+          <w:rStyle w:val="pron"/>
+          <w:rFonts w:ascii="Arial" w:hAnsi="Arial" w:cs="Arial" w:hint="eastAsia"/>
+        </w:rPr>
+        <w:t>)</w:t>
+      </w:r>
+      <w:r>
+        <w:rPr>
+          <w:rStyle w:val="pron"/>
+          <w:rFonts w:ascii="Arial" w:hAnsi="Arial" w:cs="Arial"/>
+        </w:rPr>
+        <w:br/>
+      </w:r>
     </w:p>
     <w:p>
       <w:pPr>
@@ -9417,327 +9770,87 @@
           <w:sz w:val="32"/>
           <w:szCs w:val="36"/>
         </w:rPr>
-        <w:t>36, Family</w:t>
-      </w:r>
-    </w:p>
-    <w:p>
-      <w:pPr>
-        <w:rPr>
-          <w:rFonts w:ascii="Arial" w:hAnsi="Arial" w:cs="Arial"/>
-        </w:rPr>
-      </w:pPr>
-      <w:r>
-        <w:rPr>
-          <w:rStyle w:val="pron"/>
-          <w:rFonts w:ascii="Arial" w:hAnsi="Arial" w:cs="Arial" w:hint="eastAsia"/>
-          <w:b/>
-          <w:bCs/>
-        </w:rPr>
-        <w:t>maternal</w:t>
-      </w:r>
-      <w:r>
-        <w:rPr>
-          <w:rStyle w:val="pron"/>
-          <w:rFonts w:ascii="Arial" w:hAnsi="Arial" w:cs="Arial" w:hint="eastAsia"/>
-        </w:rPr>
-        <w:t xml:space="preserve"> /</w:t>
-      </w:r>
-      <w:r>
-        <w:rPr>
-          <w:rStyle w:val="pron"/>
-          <w:rFonts w:ascii="GWIPA" w:hAnsi="GWIPA" w:cs="Arial"/>
-        </w:rPr>
-        <w:t></w:t>
-      </w:r>
-      <w:r>
-        <w:rPr>
-          <w:rStyle w:val="pron"/>
-          <w:rFonts w:ascii="GWIPA" w:hAnsi="GWIPA" w:cs="Arial"/>
-        </w:rPr>
-        <w:t></w:t>
-      </w:r>
-      <w:r>
-        <w:rPr>
-          <w:rStyle w:val="pron"/>
-          <w:rFonts w:ascii="GWIPA" w:hAnsi="GWIPA" w:cs="Arial"/>
-        </w:rPr>
-        <w:t></w:t>
-      </w:r>
-      <w:r>
-        <w:rPr>
-          <w:rStyle w:val="pron"/>
-          <w:rFonts w:ascii="GWIPA" w:hAnsi="GWIPA" w:cs="Arial"/>
-        </w:rPr>
-        <w:t></w:t>
-      </w:r>
-      <w:r>
-        <w:rPr>
-          <w:rStyle w:val="pron"/>
-          <w:rFonts w:ascii="GWIPA" w:hAnsi="GWIPA" w:cs="Arial"/>
-        </w:rPr>
-        <w:t></w:t>
-      </w:r>
-      <w:r>
-        <w:rPr>
-          <w:rStyle w:val="pron"/>
-          <w:rFonts w:ascii="GWIPA" w:hAnsi="GWIPA" w:cs="Arial"/>
-        </w:rPr>
-        <w:t></w:t>
-      </w:r>
-      <w:r>
-        <w:rPr>
-          <w:rStyle w:val="pron"/>
-          <w:rFonts w:ascii="GWIPA" w:hAnsi="GWIPA" w:cs="Arial"/>
-        </w:rPr>
-        <w:t></w:t>
-      </w:r>
-      <w:r>
-        <w:rPr>
-          <w:rStyle w:val="pron"/>
-          <w:rFonts w:ascii="GWIPA" w:hAnsi="GWIPA" w:cs="Arial"/>
-        </w:rPr>
-        <w:t></w:t>
-      </w:r>
-      <w:r>
-        <w:rPr>
-          <w:rStyle w:val="pron"/>
-          <w:rFonts w:ascii="Arial" w:hAnsi="Arial" w:cs="Arial" w:hint="eastAsia"/>
-        </w:rPr>
-        <w:t>/</w:t>
-      </w:r>
-      <w:r>
-        <w:rPr>
-          <w:rStyle w:val="pron"/>
-          <w:rFonts w:ascii="Arial" w:hAnsi="Arial" w:cs="Arial"/>
+        <w:t>37, Politics</w:t>
+      </w:r>
+    </w:p>
+    <w:p>
+      <w:pPr>
+        <w:rPr>
+          <w:rFonts w:ascii="Arial" w:hAnsi="Arial" w:cs="Arial" w:hint="eastAsia"/>
+        </w:rPr>
+      </w:pPr>
+      <w:r>
+        <w:rPr>
+          <w:rFonts w:ascii="Arial" w:hAnsi="Arial" w:cs="Arial" w:hint="eastAsia"/>
+          <w:b/>
+          <w:bCs/>
+        </w:rPr>
+        <w:t>overthrow</w:t>
+      </w:r>
+      <w:r>
+        <w:rPr>
+          <w:rFonts w:ascii="Arial" w:hAnsi="Arial" w:cs="Arial"/>
+          <w:b/>
+          <w:bCs/>
         </w:rPr>
         <w:br/>
       </w:r>
       <w:r>
         <w:rPr>
-          <w:rStyle w:val="pron"/>
-          <w:rFonts w:ascii="Arial" w:hAnsi="Arial" w:cs="Arial" w:hint="eastAsia"/>
-        </w:rPr>
-        <w:t>[adj.] related through the mother</w:t>
-      </w:r>
-      <w:r>
-        <w:rPr>
-          <w:rStyle w:val="pron"/>
-          <w:rFonts w:ascii="Arial" w:hAnsi="Arial" w:cs="Arial"/>
-        </w:rPr>
-        <w:t>’</w:t>
-      </w:r>
-      <w:r>
-        <w:rPr>
-          <w:rStyle w:val="pron"/>
-          <w:rFonts w:ascii="Arial" w:hAnsi="Arial" w:cs="Arial" w:hint="eastAsia"/>
-        </w:rPr>
-        <w:t>s side of family</w:t>
-      </w:r>
-      <w:r>
-        <w:rPr>
-          <w:rStyle w:val="pron"/>
+          <w:rFonts w:ascii="Arial" w:hAnsi="Arial" w:cs="Arial" w:hint="eastAsia"/>
+        </w:rPr>
+        <w:t>[vt.] to remove a leader or a government from a position of power by force.</w:t>
+      </w:r>
+      <w:r>
+        <w:rPr>
+          <w:rFonts w:ascii="Arial" w:hAnsi="Arial" w:cs="Arial"/>
+        </w:rPr>
+        <w:br/>
+      </w:r>
+      <w:r>
+        <w:rPr>
+          <w:rFonts w:ascii="Arial" w:hAnsi="Arial" w:cs="Arial" w:hint="eastAsia"/>
+        </w:rPr>
+        <w:t>The president was overthrown in a military coup.</w:t>
+      </w:r>
+      <w:r>
+        <w:rPr>
+          <w:rFonts w:ascii="Arial" w:hAnsi="Arial" w:cs="Arial"/>
+        </w:rPr>
+        <w:br/>
+      </w:r>
+      <w:r>
+        <w:rPr>
+          <w:rFonts w:ascii="Arial" w:hAnsi="Arial" w:cs="Arial" w:hint="eastAsia"/>
+        </w:rPr>
+        <w:t xml:space="preserve">[n.] </w:t>
+      </w:r>
+      <w:r>
+        <w:rPr>
+          <w:rFonts w:ascii="Arial" w:hAnsi="Arial" w:cs="Arial" w:hint="eastAsia"/>
+        </w:rPr>
+        <w:t>the act of it</w:t>
+      </w:r>
+      <w:r>
+        <w:rPr>
           <w:rFonts w:ascii="Arial" w:hAnsi="Arial" w:cs="Arial" w:hint="eastAsia"/>
         </w:rPr>
         <w:t>.</w:t>
       </w:r>
-      <w:r>
-        <w:rPr>
-          <w:rStyle w:val="pron"/>
-          <w:rFonts w:ascii="Arial" w:hAnsi="Arial" w:cs="Arial"/>
-        </w:rPr>
-        <w:br/>
-      </w:r>
-      <w:r>
-        <w:rPr>
-          <w:rStyle w:val="pron"/>
-          <w:rFonts w:ascii="Arial" w:hAnsi="Arial" w:cs="Arial" w:hint="eastAsia"/>
-        </w:rPr>
-        <w:t>my maternal grandmother.</w:t>
-      </w:r>
-      <w:r>
-        <w:rPr>
-          <w:rStyle w:val="pron"/>
-          <w:rFonts w:ascii="Arial" w:hAnsi="Arial" w:cs="Arial" w:hint="eastAsia"/>
-        </w:rPr>
-        <w:t xml:space="preserve"> (</w:t>
-      </w:r>
-      <w:r>
-        <w:rPr>
-          <w:rStyle w:val="pron"/>
-          <w:rFonts w:ascii="Arial" w:hAnsi="Arial" w:cs="Arial" w:hint="eastAsia"/>
-        </w:rPr>
-        <w:t>外婆</w:t>
-      </w:r>
-      <w:r>
-        <w:rPr>
-          <w:rStyle w:val="pron"/>
-          <w:rFonts w:ascii="Arial" w:hAnsi="Arial" w:cs="Arial" w:hint="eastAsia"/>
-        </w:rPr>
-        <w:t>)</w:t>
-      </w:r>
-      <w:r>
-        <w:rPr>
-          <w:rStyle w:val="pron"/>
-          <w:rFonts w:ascii="Arial" w:hAnsi="Arial" w:cs="Arial"/>
-        </w:rPr>
-        <w:br/>
-      </w:r>
-      <w:r>
-        <w:rPr>
-          <w:rStyle w:val="pron"/>
-          <w:rFonts w:ascii="Arial" w:hAnsi="Arial" w:cs="Arial" w:hint="eastAsia"/>
-          <w:b/>
-          <w:bCs/>
-        </w:rPr>
-        <w:t>paternal</w:t>
-      </w:r>
-      <w:r>
-        <w:rPr>
-          <w:rStyle w:val="pron"/>
-          <w:rFonts w:ascii="Arial" w:hAnsi="Arial" w:cs="Arial" w:hint="eastAsia"/>
-        </w:rPr>
-        <w:t xml:space="preserve"> /</w:t>
-      </w:r>
-      <w:r>
-        <w:rPr>
-          <w:rStyle w:val="pron"/>
-          <w:rFonts w:ascii="GWIPA" w:hAnsi="GWIPA" w:cs="Arial"/>
-        </w:rPr>
-        <w:t></w:t>
-      </w:r>
-      <w:r>
-        <w:rPr>
-          <w:rStyle w:val="pron"/>
-          <w:rFonts w:ascii="GWIPA" w:hAnsi="GWIPA" w:cs="Arial"/>
-        </w:rPr>
-        <w:t></w:t>
-      </w:r>
-      <w:r>
-        <w:rPr>
-          <w:rStyle w:val="pron"/>
-          <w:rFonts w:ascii="GWIPA" w:hAnsi="GWIPA" w:cs="Arial"/>
-        </w:rPr>
-        <w:t></w:t>
-      </w:r>
-      <w:r>
-        <w:rPr>
-          <w:rStyle w:val="pron"/>
-          <w:rFonts w:ascii="GWIPA" w:hAnsi="GWIPA" w:cs="Arial"/>
-        </w:rPr>
-        <w:t></w:t>
-      </w:r>
-      <w:r>
-        <w:rPr>
-          <w:rStyle w:val="pron"/>
-          <w:rFonts w:ascii="GWIPA" w:hAnsi="GWIPA" w:cs="Arial"/>
-        </w:rPr>
-        <w:t></w:t>
-      </w:r>
-      <w:r>
-        <w:rPr>
-          <w:rStyle w:val="pron"/>
-          <w:rFonts w:ascii="GWIPA" w:hAnsi="GWIPA" w:cs="Arial"/>
-        </w:rPr>
-        <w:t></w:t>
-      </w:r>
-      <w:r>
-        <w:rPr>
-          <w:rStyle w:val="pron"/>
-          <w:rFonts w:ascii="GWIPA" w:hAnsi="GWIPA" w:cs="Arial"/>
-        </w:rPr>
-        <w:t></w:t>
-      </w:r>
-      <w:r>
-        <w:rPr>
-          <w:rStyle w:val="pron"/>
-          <w:rFonts w:ascii="GWIPA" w:hAnsi="GWIPA" w:cs="Arial"/>
-        </w:rPr>
-        <w:t></w:t>
-      </w:r>
-      <w:r>
-        <w:rPr>
-          <w:rStyle w:val="pron"/>
-          <w:rFonts w:ascii="Arial" w:hAnsi="Arial" w:cs="Arial" w:hint="eastAsia"/>
-        </w:rPr>
-        <w:t>/</w:t>
-      </w:r>
-      <w:r>
-        <w:rPr>
-          <w:rStyle w:val="pron"/>
-          <w:rFonts w:ascii="Arial" w:hAnsi="Arial" w:cs="Arial"/>
-        </w:rPr>
-        <w:br/>
-      </w:r>
-      <w:r>
-        <w:rPr>
-          <w:rStyle w:val="pron"/>
-          <w:rFonts w:ascii="Arial" w:hAnsi="Arial" w:cs="Arial" w:hint="eastAsia"/>
-        </w:rPr>
-        <w:t>[adj.] related through the father</w:t>
-      </w:r>
-      <w:r>
-        <w:rPr>
-          <w:rStyle w:val="pron"/>
-          <w:rFonts w:ascii="Arial" w:hAnsi="Arial" w:cs="Arial"/>
-        </w:rPr>
-        <w:t>’</w:t>
-      </w:r>
-      <w:r>
-        <w:rPr>
-          <w:rStyle w:val="pron"/>
-          <w:rFonts w:ascii="Arial" w:hAnsi="Arial" w:cs="Arial" w:hint="eastAsia"/>
-        </w:rPr>
-        <w:t>s side of family</w:t>
-      </w:r>
-      <w:r>
-        <w:rPr>
-          <w:rStyle w:val="pron"/>
-          <w:rFonts w:ascii="Arial" w:hAnsi="Arial" w:cs="Arial" w:hint="eastAsia"/>
-        </w:rPr>
-        <w:t>.</w:t>
-      </w:r>
-      <w:r>
-        <w:rPr>
-          <w:rStyle w:val="pron"/>
-          <w:rFonts w:ascii="Arial" w:hAnsi="Arial" w:cs="Arial"/>
-        </w:rPr>
-        <w:br/>
-      </w:r>
-      <w:r>
-        <w:rPr>
-          <w:rStyle w:val="pron"/>
-          <w:rFonts w:ascii="Arial" w:hAnsi="Arial" w:cs="Arial" w:hint="eastAsia"/>
-        </w:rPr>
-        <w:t>my paternal grandmother (</w:t>
-      </w:r>
-      <w:r>
-        <w:rPr>
-          <w:rStyle w:val="pron"/>
-          <w:rFonts w:ascii="Arial" w:hAnsi="Arial" w:cs="Arial" w:hint="eastAsia"/>
-        </w:rPr>
-        <w:t>奶奶</w:t>
-      </w:r>
-      <w:r>
-        <w:rPr>
-          <w:rStyle w:val="pron"/>
-          <w:rFonts w:ascii="Arial" w:hAnsi="Arial" w:cs="Arial" w:hint="eastAsia"/>
-        </w:rPr>
-        <w:t>)</w:t>
-      </w:r>
-      <w:r>
-        <w:rPr>
-          <w:rStyle w:val="pron"/>
-          <w:rFonts w:ascii="Arial" w:hAnsi="Arial" w:cs="Arial"/>
-        </w:rPr>
-        <w:br/>
-      </w:r>
+    </w:p>
+    <w:p>
+      <w:pPr>
+        <w:rPr>
+          <w:rFonts w:ascii="Arial" w:hAnsi="Arial" w:cs="Arial" w:hint="eastAsia"/>
+        </w:rPr>
+      </w:pPr>
     </w:p>
     <w:p>
       <w:pPr>
         <w:outlineLvl w:val="0"/>
         <w:rPr>
           <w:rStyle w:val="pron"/>
-          <w:rFonts w:ascii="Times New Roman" w:hAnsi="Times New Roman" w:cs="Times New Roman"/>
+          <w:rFonts w:ascii="Times New Roman" w:hAnsi="Times New Roman" w:cs="Times New Roman" w:hint="eastAsia"/>
           <w:b/>
           <w:bCs/>
           <w:sz w:val="32"/>
@@ -9753,28 +9866,31 @@
           <w:sz w:val="32"/>
           <w:szCs w:val="36"/>
         </w:rPr>
-        <w:t>37, Politics</w:t>
-      </w:r>
-    </w:p>
-    <w:p>
-      <w:pPr>
-        <w:rPr>
-          <w:rFonts w:ascii="Arial" w:hAnsi="Arial" w:cs="Arial"/>
-        </w:rPr>
-      </w:pPr>
-      <w:r>
-        <w:rPr>
-          <w:rFonts w:ascii="Arial" w:hAnsi="Arial" w:cs="Arial" w:hint="eastAsia"/>
-          <w:b/>
-          <w:bCs/>
-        </w:rPr>
-        <w:t>overthrow</w:t>
-      </w:r>
-      <w:r>
-        <w:rPr>
-          <w:rFonts w:ascii="Arial" w:hAnsi="Arial" w:cs="Arial"/>
-          <w:b/>
-          <w:bCs/>
+        <w:t>38, Literature</w:t>
+      </w:r>
+    </w:p>
+    <w:p>
+      <w:pPr>
+        <w:rPr>
+          <w:rFonts w:ascii="Arial" w:hAnsi="Arial" w:cs="Arial" w:hint="eastAsia"/>
+        </w:rPr>
+      </w:pPr>
+      <w:r>
+        <w:rPr>
+          <w:rFonts w:ascii="Arial" w:hAnsi="Arial" w:cs="Arial" w:hint="eastAsia"/>
+          <w:b/>
+        </w:rPr>
+        <w:t>verse</w:t>
+      </w:r>
+      <w:r>
+        <w:rPr>
+          <w:rFonts w:ascii="Arial" w:hAnsi="Arial" w:cs="Arial" w:hint="eastAsia"/>
+        </w:rPr>
+        <w:t xml:space="preserve"> </w:t>
+      </w:r>
+      <w:r>
+        <w:rPr>
+          <w:rFonts w:ascii="Arial" w:hAnsi="Arial" w:cs="Arial"/>
         </w:rPr>
         <w:br/>
       </w:r>
@@ -9782,7 +9898,99 @@
         <w:rPr>
           <w:rFonts w:ascii="Arial" w:hAnsi="Arial" w:cs="Arial" w:hint="eastAsia"/>
         </w:rPr>
-        <w:t>[vt.] to remove a leader or a government from a position of power by force.</w:t>
+        <w:t xml:space="preserve">[n.] </w:t>
+      </w:r>
+      <w:r>
+        <w:rPr>
+          <w:rFonts w:ascii="Arial" w:hAnsi="Arial" w:cs="Arial" w:hint="eastAsia"/>
+        </w:rPr>
+        <w:t>诗；韵文</w:t>
+      </w:r>
+    </w:p>
+    <w:p>
+      <w:pPr>
+        <w:rPr>
+          <w:rFonts w:ascii="Arial" w:hAnsi="Arial" w:cs="Arial" w:hint="eastAsia"/>
+        </w:rPr>
+      </w:pPr>
+      <w:r>
+        <w:rPr>
+          <w:rFonts w:ascii="Arial" w:hAnsi="Arial" w:cs="Arial" w:hint="eastAsia"/>
+          <w:b/>
+        </w:rPr>
+        <w:t>stylised</w:t>
+      </w:r>
+      <w:r>
+        <w:rPr>
+          <w:rFonts w:ascii="Arial" w:hAnsi="Arial" w:cs="Arial" w:hint="eastAsia"/>
+        </w:rPr>
+        <w:t xml:space="preserve"> /</w:t>
+      </w:r>
+      <w:r>
+        <w:rPr>
+          <w:rFonts w:ascii="GWIPA" w:hAnsi="GWIPA" w:cs="Arial"/>
+        </w:rPr>
+        <w:t></w:t>
+      </w:r>
+      <w:r>
+        <w:rPr>
+          <w:rFonts w:ascii="GWIPA" w:hAnsi="GWIPA" w:cs="Arial"/>
+        </w:rPr>
+        <w:t></w:t>
+      </w:r>
+      <w:r>
+        <w:rPr>
+          <w:rFonts w:ascii="GWIPA" w:hAnsi="GWIPA" w:cs="Arial"/>
+        </w:rPr>
+        <w:t></w:t>
+      </w:r>
+      <w:r>
+        <w:rPr>
+          <w:rFonts w:ascii="GWIPA" w:hAnsi="GWIPA" w:cs="Arial"/>
+        </w:rPr>
+        <w:t></w:t>
+      </w:r>
+      <w:r>
+        <w:rPr>
+          <w:rFonts w:ascii="GWIPA" w:hAnsi="GWIPA" w:cs="Arial"/>
+        </w:rPr>
+        <w:t></w:t>
+      </w:r>
+      <w:r>
+        <w:rPr>
+          <w:rFonts w:ascii="GWIPA" w:hAnsi="GWIPA" w:cs="Arial"/>
+        </w:rPr>
+        <w:t></w:t>
+      </w:r>
+      <w:r>
+        <w:rPr>
+          <w:rFonts w:ascii="GWIPA" w:hAnsi="GWIPA" w:cs="Arial"/>
+        </w:rPr>
+        <w:t></w:t>
+      </w:r>
+      <w:r>
+        <w:rPr>
+          <w:rFonts w:ascii="GWIPA" w:hAnsi="GWIPA" w:cs="Arial"/>
+        </w:rPr>
+        <w:t></w:t>
+      </w:r>
+      <w:r>
+        <w:rPr>
+          <w:rFonts w:ascii="GWIPA" w:hAnsi="GWIPA" w:cs="Arial"/>
+        </w:rPr>
+        <w:t></w:t>
+      </w:r>
+      <w:r>
+        <w:rPr>
+          <w:rFonts w:ascii="GWIPA" w:hAnsi="GWIPA" w:cs="Arial"/>
+        </w:rPr>
+        <w:t></w:t>
+      </w:r>
+      <w:r>
+        <w:rPr>
+          <w:rFonts w:ascii="Arial" w:hAnsi="Arial" w:cs="Arial" w:hint="eastAsia"/>
+        </w:rPr>
+        <w:t>/</w:t>
       </w:r>
       <w:r>
         <w:rPr>
@@ -9794,7 +10002,7 @@
         <w:rPr>
           <w:rFonts w:ascii="Arial" w:hAnsi="Arial" w:cs="Arial" w:hint="eastAsia"/>
         </w:rPr>
-        <w:t>The president was overthrown in a military coup.</w:t>
+        <w:t>[adj.] drawn, written, etc. in a way that is not natural or realistic.</w:t>
       </w:r>
       <w:r>
         <w:rPr>
@@ -9806,20 +10014,49 @@
         <w:rPr>
           <w:rFonts w:ascii="Arial" w:hAnsi="Arial" w:cs="Arial" w:hint="eastAsia"/>
         </w:rPr>
-        <w:t xml:space="preserve">[n.] </w:t>
-      </w:r>
-      <w:r>
-        <w:rPr>
-          <w:rFonts w:ascii="Arial" w:hAnsi="Arial" w:cs="Arial" w:hint="eastAsia"/>
-        </w:rPr>
-        <w:t>the act of it</w:t>
-      </w:r>
-      <w:r>
-        <w:rPr>
-          <w:rFonts w:ascii="Arial" w:hAnsi="Arial" w:cs="Arial" w:hint="eastAsia"/>
-        </w:rPr>
-        <w:t>.</w:t>
-      </w:r>
+        <w:t>a stylised calligraphy.</w:t>
+      </w:r>
+    </w:p>
+    <w:p>
+      <w:pPr>
+        <w:rPr>
+          <w:rFonts w:ascii="Arial" w:hAnsi="Arial" w:cs="Arial" w:hint="eastAsia"/>
+        </w:rPr>
+      </w:pPr>
+      <w:r>
+        <w:rPr>
+          <w:rFonts w:ascii="Arial" w:hAnsi="Arial" w:cs="Arial" w:hint="eastAsia"/>
+          <w:b/>
+        </w:rPr>
+        <w:t>calligraphy</w:t>
+      </w:r>
+      <w:r>
+        <w:rPr>
+          <w:rFonts w:ascii="Arial" w:hAnsi="Arial" w:cs="Arial"/>
+        </w:rPr>
+        <w:br/>
+      </w:r>
+      <w:r>
+        <w:rPr>
+          <w:rFonts w:ascii="Arial" w:hAnsi="Arial" w:cs="Arial" w:hint="eastAsia"/>
+        </w:rPr>
+        <w:t>[n.] beautiful handwriting that you do with a special pen or bursh.</w:t>
+      </w:r>
+    </w:p>
+    <w:p>
+      <w:pPr>
+        <w:rPr>
+          <w:rFonts w:ascii="Arial" w:hAnsi="Arial" w:cs="Arial"/>
+        </w:rPr>
+      </w:pPr>
+      <w:r>
+        <w:rPr>
+          <w:rFonts w:ascii="Arial" w:hAnsi="Arial" w:cs="Arial" w:hint="eastAsia"/>
+        </w:rPr>
+        <w:t>e.g. a poem written in neat italic calligraphy.</w:t>
+      </w:r>
+      <w:bookmarkStart w:id="0" w:name="_GoBack"/>
+      <w:bookmarkEnd w:id="0"/>
     </w:p>
     <w:sectPr>
       <w:pgSz w:w="11906" w:h="16838"/>
@@ -10900,7 +11137,7 @@
   <a:extraClrSchemeLst/>
   <a:extLst>
     <a:ext uri="{05A4C25C-085E-4340-85A3-A5531E510DB2}">
-      <thm15:themeFamily xmlns:thm15="http://schemas.microsoft.com/office/thememl/2012/main" xmlns="" name="Office Theme" id="{62F939B6-93AF-4DB8-9C6B-D6C7DFDC589F}" vid="{4A3C46E8-61CC-4603-A589-7422A47A8E4A}"/>
+      <thm15:themeFamily xmlns="" xmlns:thm15="http://schemas.microsoft.com/office/thememl/2012/main" name="Office Theme" id="{62F939B6-93AF-4DB8-9C6B-D6C7DFDC589F}" vid="{4A3C46E8-61CC-4603-A589-7422A47A8E4A}"/>
     </a:ext>
   </a:extLst>
 </a:theme>

--- a/Words/Categories of Collocations and Words.docx
+++ b/Words/Categories of Collocations and Words.docx
@@ -7984,7 +7984,7 @@
     <w:p>
       <w:pPr>
         <w:rPr>
-          <w:rFonts w:ascii="Arial" w:hAnsi="Arial" w:cs="Arial"/>
+          <w:rFonts w:ascii="Arial" w:hAnsi="Arial" w:cs="Arial" w:hint="eastAsia"/>
         </w:rPr>
       </w:pPr>
       <w:r>
@@ -8006,6 +8006,126 @@
           <w:rFonts w:ascii="Arial" w:hAnsi="Arial" w:cs="Arial" w:hint="eastAsia"/>
         </w:rPr>
         <w:t>主句</w:t>
+      </w:r>
+    </w:p>
+    <w:p>
+      <w:pPr>
+        <w:rPr>
+          <w:rFonts w:ascii="Arial" w:hAnsi="Arial" w:cs="Arial"/>
+          <w:i/>
+        </w:rPr>
+      </w:pPr>
+      <w:r>
+        <w:rPr>
+          <w:rFonts w:ascii="Arial" w:hAnsi="Arial" w:cs="Arial" w:hint="eastAsia"/>
+          <w:b/>
+        </w:rPr>
+        <w:t xml:space="preserve">linking devices: </w:t>
+      </w:r>
+      <w:r>
+        <w:rPr>
+          <w:rFonts w:ascii="Arial" w:hAnsi="Arial" w:cs="Arial" w:hint="eastAsia"/>
+          <w:b/>
+        </w:rPr>
+        <w:t>过度词、</w:t>
+      </w:r>
+      <w:r>
+        <w:rPr>
+          <w:rFonts w:ascii="Arial" w:hAnsi="Arial" w:cs="Arial"/>
+          <w:b/>
+        </w:rPr>
+        <w:br/>
+      </w:r>
+      <w:r>
+        <w:rPr>
+          <w:rFonts w:ascii="Arial" w:hAnsi="Arial" w:cs="Arial" w:hint="eastAsia"/>
+        </w:rPr>
+        <w:t xml:space="preserve">It is also called </w:t>
+      </w:r>
+      <w:r>
+        <w:rPr>
+          <w:rFonts w:ascii="Arial" w:hAnsi="Arial" w:cs="Arial" w:hint="eastAsia"/>
+          <w:b/>
+        </w:rPr>
+        <w:t>conjunction adverbs</w:t>
+      </w:r>
+      <w:r>
+        <w:rPr>
+          <w:rFonts w:ascii="Arial" w:hAnsi="Arial" w:cs="Arial" w:hint="eastAsia"/>
+          <w:b/>
+        </w:rPr>
+        <w:t xml:space="preserve">. </w:t>
+      </w:r>
+      <w:r>
+        <w:rPr>
+          <w:rFonts w:ascii="Arial" w:hAnsi="Arial" w:cs="Arial" w:hint="eastAsia"/>
+        </w:rPr>
+        <w:t xml:space="preserve"> For example, </w:t>
+      </w:r>
+      <w:r>
+        <w:rPr>
+          <w:rFonts w:ascii="Arial" w:hAnsi="Arial" w:cs="Arial"/>
+        </w:rPr>
+        <w:t>“</w:t>
+      </w:r>
+      <w:r>
+        <w:rPr>
+          <w:rFonts w:ascii="Arial" w:hAnsi="Arial" w:cs="Arial" w:hint="eastAsia"/>
+        </w:rPr>
+        <w:t>concequently, as a result, therefore</w:t>
+      </w:r>
+      <w:r>
+        <w:rPr>
+          <w:rFonts w:ascii="Arial" w:hAnsi="Arial" w:cs="Arial"/>
+        </w:rPr>
+        <w:t>”</w:t>
+      </w:r>
+      <w:r>
+        <w:rPr>
+          <w:rFonts w:ascii="Arial" w:hAnsi="Arial" w:cs="Arial" w:hint="eastAsia"/>
+        </w:rPr>
+        <w:t xml:space="preserve"> are all linking devices.</w:t>
+      </w:r>
+      <w:r>
+        <w:rPr>
+          <w:rFonts w:ascii="Arial" w:hAnsi="Arial" w:cs="Arial"/>
+        </w:rPr>
+        <w:br/>
+      </w:r>
+      <w:r>
+        <w:rPr>
+          <w:rFonts w:ascii="Arial" w:hAnsi="Arial" w:cs="Arial" w:hint="eastAsia"/>
+        </w:rPr>
+        <w:t>Some sentences with linking adverbs.</w:t>
+      </w:r>
+      <w:r>
+        <w:rPr>
+          <w:rFonts w:ascii="Arial" w:hAnsi="Arial" w:cs="Arial"/>
+        </w:rPr>
+        <w:br/>
+      </w:r>
+      <w:r>
+        <w:rPr>
+          <w:rFonts w:ascii="Arial" w:hAnsi="Arial" w:cs="Arial" w:hint="eastAsia"/>
+          <w:i/>
+        </w:rPr>
+        <w:t>The populat</w:t>
+      </w:r>
+      <w:r>
+        <w:rPr>
+          <w:rFonts w:ascii="Arial" w:hAnsi="Arial" w:cs="Arial" w:hint="eastAsia"/>
+          <w:i/>
+        </w:rPr>
+        <w:t>io</w:t>
+      </w:r>
+      <w:bookmarkStart w:id="0" w:name="_GoBack"/>
+      <w:bookmarkEnd w:id="0"/>
+      <w:r>
+        <w:rPr>
+          <w:rFonts w:ascii="Arial" w:hAnsi="Arial" w:cs="Arial" w:hint="eastAsia"/>
+          <w:i/>
+        </w:rPr>
+        <w:t xml:space="preserve">n has increased. Consequesntly, the government is going to build more houses. </w:t>
       </w:r>
     </w:p>
     <w:p>
@@ -8034,7 +8154,7 @@
     <w:p>
       <w:pPr>
         <w:rPr>
-          <w:rFonts w:ascii="Arial" w:hAnsi="Arial" w:cs="Arial" w:hint="eastAsia"/>
+          <w:rFonts w:ascii="Arial" w:hAnsi="Arial" w:cs="Arial"/>
         </w:rPr>
       </w:pPr>
       <w:r>
@@ -8419,7 +8539,7 @@
     <w:p>
       <w:pPr>
         <w:rPr>
-          <w:rFonts w:ascii="Arial" w:hAnsi="Arial" w:cs="Arial" w:hint="eastAsia"/>
+          <w:rFonts w:ascii="Arial" w:hAnsi="Arial" w:cs="Arial"/>
           <w:sz w:val="22"/>
           <w:szCs w:val="24"/>
         </w:rPr>
@@ -9056,6 +9176,7 @@
           <w:sz w:val="22"/>
           <w:szCs w:val="24"/>
         </w:rPr>
+        <w:lastRenderedPageBreak/>
         <w:t xml:space="preserve">[n. U.] the scientific study of the normal function of living things. </w:t>
       </w:r>
     </w:p>
@@ -9235,7 +9356,6 @@
           <w:sz w:val="32"/>
           <w:szCs w:val="36"/>
         </w:rPr>
-        <w:lastRenderedPageBreak/>
         <w:t>34, Environment</w:t>
       </w:r>
     </w:p>
@@ -9776,7 +9896,7 @@
     <w:p>
       <w:pPr>
         <w:rPr>
-          <w:rFonts w:ascii="Arial" w:hAnsi="Arial" w:cs="Arial" w:hint="eastAsia"/>
+          <w:rFonts w:ascii="Arial" w:hAnsi="Arial" w:cs="Arial"/>
         </w:rPr>
       </w:pPr>
       <w:r>
@@ -9841,7 +9961,7 @@
     <w:p>
       <w:pPr>
         <w:rPr>
-          <w:rFonts w:ascii="Arial" w:hAnsi="Arial" w:cs="Arial" w:hint="eastAsia"/>
+          <w:rFonts w:ascii="Arial" w:hAnsi="Arial" w:cs="Arial"/>
         </w:rPr>
       </w:pPr>
     </w:p>
@@ -9850,7 +9970,7 @@
         <w:outlineLvl w:val="0"/>
         <w:rPr>
           <w:rStyle w:val="pron"/>
-          <w:rFonts w:ascii="Times New Roman" w:hAnsi="Times New Roman" w:cs="Times New Roman" w:hint="eastAsia"/>
+          <w:rFonts w:ascii="Times New Roman" w:hAnsi="Times New Roman" w:cs="Times New Roman"/>
           <w:b/>
           <w:bCs/>
           <w:sz w:val="32"/>
@@ -9872,7 +9992,7 @@
     <w:p>
       <w:pPr>
         <w:rPr>
-          <w:rFonts w:ascii="Arial" w:hAnsi="Arial" w:cs="Arial" w:hint="eastAsia"/>
+          <w:rFonts w:ascii="Arial" w:hAnsi="Arial" w:cs="Arial"/>
         </w:rPr>
       </w:pPr>
       <w:r>
@@ -9910,7 +10030,7 @@
     <w:p>
       <w:pPr>
         <w:rPr>
-          <w:rFonts w:ascii="Arial" w:hAnsi="Arial" w:cs="Arial" w:hint="eastAsia"/>
+          <w:rFonts w:ascii="Arial" w:hAnsi="Arial" w:cs="Arial"/>
         </w:rPr>
       </w:pPr>
       <w:r>
@@ -10020,7 +10140,7 @@
     <w:p>
       <w:pPr>
         <w:rPr>
-          <w:rFonts w:ascii="Arial" w:hAnsi="Arial" w:cs="Arial" w:hint="eastAsia"/>
+          <w:rFonts w:ascii="Arial" w:hAnsi="Arial" w:cs="Arial"/>
         </w:rPr>
       </w:pPr>
       <w:r>
@@ -10055,8 +10175,6 @@
         </w:rPr>
         <w:t>e.g. a poem written in neat italic calligraphy.</w:t>
       </w:r>
-      <w:bookmarkStart w:id="0" w:name="_GoBack"/>
-      <w:bookmarkEnd w:id="0"/>
     </w:p>
     <w:sectPr>
       <w:pgSz w:w="11906" w:h="16838"/>
@@ -11137,7 +11255,7 @@
   <a:extraClrSchemeLst/>
   <a:extLst>
     <a:ext uri="{05A4C25C-085E-4340-85A3-A5531E510DB2}">
-      <thm15:themeFamily xmlns="" xmlns:thm15="http://schemas.microsoft.com/office/thememl/2012/main" name="Office Theme" id="{62F939B6-93AF-4DB8-9C6B-D6C7DFDC589F}" vid="{4A3C46E8-61CC-4603-A589-7422A47A8E4A}"/>
+      <thm15:themeFamily xmlns:thm15="http://schemas.microsoft.com/office/thememl/2012/main" xmlns="" name="Office Theme" id="{62F939B6-93AF-4DB8-9C6B-D6C7DFDC589F}" vid="{4A3C46E8-61CC-4603-A589-7422A47A8E4A}"/>
     </a:ext>
   </a:extLst>
 </a:theme>

--- a/Words/Categories of Collocations and Words.docx
+++ b/Words/Categories of Collocations and Words.docx
@@ -7984,7 +7984,7 @@
     <w:p>
       <w:pPr>
         <w:rPr>
-          <w:rFonts w:ascii="Arial" w:hAnsi="Arial" w:cs="Arial" w:hint="eastAsia"/>
+          <w:rFonts w:ascii="Arial" w:hAnsi="Arial" w:cs="Arial"/>
         </w:rPr>
       </w:pPr>
       <w:r>
@@ -8011,7 +8011,7 @@
     <w:p>
       <w:pPr>
         <w:rPr>
-          <w:rFonts w:ascii="Arial" w:hAnsi="Arial" w:cs="Arial"/>
+          <w:rFonts w:ascii="Arial" w:hAnsi="Arial" w:cs="Arial" w:hint="eastAsia"/>
           <w:i/>
         </w:rPr>
       </w:pPr>
@@ -8117,16 +8117,132 @@
           <w:i/>
         </w:rPr>
         <w:t>io</w:t>
+      </w:r>
+      <w:r>
+        <w:rPr>
+          <w:rFonts w:ascii="Arial" w:hAnsi="Arial" w:cs="Arial" w:hint="eastAsia"/>
+          <w:i/>
+        </w:rPr>
+        <w:t xml:space="preserve">n has increased. Consequesntly, the government is going to build more houses. </w:t>
+      </w:r>
+    </w:p>
+    <w:p>
+      <w:pPr>
+        <w:outlineLvl w:val="0"/>
+        <w:rPr>
+          <w:rStyle w:val="pron"/>
+          <w:rFonts w:ascii="Times New Roman" w:hAnsi="Times New Roman" w:cs="Times New Roman" w:hint="eastAsia"/>
+          <w:b/>
+          <w:bCs/>
+          <w:sz w:val="32"/>
+          <w:szCs w:val="36"/>
+        </w:rPr>
+      </w:pPr>
+      <w:r>
+        <w:rPr>
+          <w:rStyle w:val="pron"/>
+          <w:rFonts w:ascii="Times New Roman" w:hAnsi="Times New Roman" w:cs="Times New Roman" w:hint="eastAsia"/>
+          <w:b/>
+          <w:bCs/>
+          <w:sz w:val="32"/>
+          <w:szCs w:val="36"/>
+        </w:rPr>
+        <w:t>28, Punctuation</w:t>
+      </w:r>
+    </w:p>
+    <w:p>
+      <w:pPr>
+        <w:rPr>
+          <w:rFonts w:ascii="Arial" w:hAnsi="Arial" w:cs="Arial"/>
+        </w:rPr>
+      </w:pPr>
+      <w:r>
+        <w:rPr>
+          <w:rFonts w:ascii="Arial" w:hAnsi="Arial" w:cs="Arial" w:hint="eastAsia"/>
+          <w:b/>
+        </w:rPr>
+        <w:t>ellipsis/dots</w:t>
+      </w:r>
+      <w:r>
+        <w:rPr>
+          <w:rFonts w:ascii="Arial" w:hAnsi="Arial" w:cs="Arial" w:hint="eastAsia"/>
+        </w:rPr>
+        <w:t xml:space="preserve"> </w:t>
+      </w:r>
+      <w:r>
+        <w:rPr>
+          <w:rFonts w:ascii="Arial" w:hAnsi="Arial" w:cs="Arial"/>
+        </w:rPr>
+        <w:br/>
+      </w:r>
+      <w:r>
+        <w:rPr>
+          <w:rFonts w:ascii="Arial" w:hAnsi="Arial" w:cs="Arial" w:hint="eastAsia"/>
+        </w:rPr>
+        <w:t>[n.]</w:t>
+      </w:r>
+      <w:r>
+        <w:rPr>
+          <w:rFonts w:ascii="Arial" w:hAnsi="Arial" w:cs="Arial" w:hint="eastAsia"/>
+        </w:rPr>
+        <w:t>...</w:t>
+      </w:r>
+      <w:r>
+        <w:rPr>
+          <w:rFonts w:ascii="Arial" w:hAnsi="Arial" w:cs="Arial" w:hint="eastAsia"/>
+        </w:rPr>
+        <w:t xml:space="preserve">  (</w:t>
+      </w:r>
+      <w:r>
+        <w:rPr>
+          <w:rFonts w:ascii="Arial" w:hAnsi="Arial" w:cs="Arial" w:hint="eastAsia"/>
+        </w:rPr>
+        <w:t>省略号</w:t>
+      </w:r>
+      <w:r>
+        <w:rPr>
+          <w:rFonts w:ascii="Arial" w:hAnsi="Arial" w:cs="Arial" w:hint="eastAsia"/>
+        </w:rPr>
+        <w:t>)</w:t>
+      </w:r>
+      <w:r>
+        <w:rPr>
+          <w:rFonts w:ascii="Arial" w:hAnsi="Arial" w:cs="Arial"/>
+        </w:rPr>
+        <w:br/>
+      </w:r>
+      <w:r>
+        <w:rPr>
+          <w:rFonts w:ascii="Arial" w:hAnsi="Arial" w:cs="Arial" w:hint="eastAsia"/>
+        </w:rPr>
+        <w:t>...challenging the view that Britain...</w:t>
+      </w:r>
+      <w:r>
+        <w:rPr>
+          <w:rFonts w:ascii="Arial" w:hAnsi="Arial" w:cs="Arial"/>
+        </w:rPr>
+        <w:br/>
+      </w:r>
+      <w:r>
+        <w:rPr>
+          <w:rFonts w:ascii="Arial" w:hAnsi="Arial" w:cs="Arial" w:hint="eastAsia"/>
+        </w:rPr>
+        <w:t>There is no gap between the ell</w:t>
+      </w:r>
+      <w:r>
+        <w:rPr>
+          <w:rFonts w:ascii="Arial" w:hAnsi="Arial" w:cs="Arial" w:hint="eastAsia"/>
+        </w:rPr>
+        <w:t>ipsis and the words either preceded or followed it</w:t>
+      </w:r>
+      <w:r>
+        <w:rPr>
+          <w:rFonts w:ascii="Arial" w:hAnsi="Arial" w:cs="Arial" w:hint="eastAsia"/>
+        </w:rPr>
+        <w:t>.</w:t>
       </w:r>
       <w:bookmarkStart w:id="0" w:name="_GoBack"/>
       <w:bookmarkEnd w:id="0"/>
-      <w:r>
-        <w:rPr>
-          <w:rFonts w:ascii="Arial" w:hAnsi="Arial" w:cs="Arial" w:hint="eastAsia"/>
-          <w:i/>
-        </w:rPr>
-        <w:t xml:space="preserve">n has increased. Consequesntly, the government is going to build more houses. </w:t>
-      </w:r>
     </w:p>
     <w:p>
       <w:pPr>
@@ -8971,6 +9087,7 @@
           <w:sz w:val="22"/>
           <w:szCs w:val="24"/>
         </w:rPr>
+        <w:lastRenderedPageBreak/>
         <w:t xml:space="preserve">1. [n.] </w:t>
       </w:r>
       <w:r>
@@ -9176,7 +9293,6 @@
           <w:sz w:val="22"/>
           <w:szCs w:val="24"/>
         </w:rPr>
-        <w:lastRenderedPageBreak/>
         <w:t xml:space="preserve">[n. U.] the scientific study of the normal function of living things. </w:t>
       </w:r>
     </w:p>
@@ -10038,6 +10154,7 @@
           <w:rFonts w:ascii="Arial" w:hAnsi="Arial" w:cs="Arial" w:hint="eastAsia"/>
           <w:b/>
         </w:rPr>
+        <w:lastRenderedPageBreak/>
         <w:t>stylised</w:t>
       </w:r>
       <w:r>
@@ -11255,7 +11372,7 @@
   <a:extraClrSchemeLst/>
   <a:extLst>
     <a:ext uri="{05A4C25C-085E-4340-85A3-A5531E510DB2}">
-      <thm15:themeFamily xmlns:thm15="http://schemas.microsoft.com/office/thememl/2012/main" xmlns="" name="Office Theme" id="{62F939B6-93AF-4DB8-9C6B-D6C7DFDC589F}" vid="{4A3C46E8-61CC-4603-A589-7422A47A8E4A}"/>
+      <thm15:themeFamily xmlns="" xmlns:thm15="http://schemas.microsoft.com/office/thememl/2012/main" name="Office Theme" id="{62F939B6-93AF-4DB8-9C6B-D6C7DFDC589F}" vid="{4A3C46E8-61CC-4603-A589-7422A47A8E4A}"/>
     </a:ext>
   </a:extLst>
 </a:theme>

--- a/Words/Categories of Collocations and Words.docx
+++ b/Words/Categories of Collocations and Words.docx
@@ -6,32 +6,40 @@
       <w:pPr>
         <w:outlineLvl w:val="0"/>
         <w:rPr>
-          <w:rFonts w:ascii="Arial" w:hAnsi="Arial" w:cs="Arial"/>
-          <w:b/>
-          <w:bCs/>
-        </w:rPr>
-      </w:pPr>
-      <w:r>
-        <w:rPr>
-          <w:rFonts w:ascii="Arial" w:hAnsi="Arial" w:cs="Arial"/>
-          <w:b/>
-          <w:bCs/>
+          <w:rStyle w:val="pron"/>
+          <w:rFonts w:ascii="Times New Roman" w:hAnsi="Times New Roman" w:cs="Times New Roman"/>
+          <w:b/>
+          <w:sz w:val="28"/>
+          <w:szCs w:val="32"/>
+        </w:rPr>
+      </w:pPr>
+      <w:r>
+        <w:rPr>
+          <w:rStyle w:val="pron"/>
+          <w:rFonts w:ascii="Times New Roman" w:hAnsi="Times New Roman" w:cs="Times New Roman"/>
+          <w:b/>
+          <w:sz w:val="28"/>
+          <w:szCs w:val="32"/>
         </w:rPr>
         <w:t>1</w:t>
       </w:r>
       <w:r>
         <w:rPr>
-          <w:rFonts w:ascii="Arial" w:hAnsi="Arial" w:cs="Arial"/>
-          <w:b/>
-          <w:bCs/>
+          <w:rStyle w:val="pron"/>
+          <w:rFonts w:ascii="Times New Roman" w:hAnsi="Times New Roman" w:cs="Times New Roman"/>
+          <w:b/>
+          <w:sz w:val="28"/>
+          <w:szCs w:val="32"/>
         </w:rPr>
         <w:t>,</w:t>
       </w:r>
       <w:r>
         <w:rPr>
-          <w:rFonts w:ascii="Arial" w:hAnsi="Arial" w:cs="Arial" w:hint="eastAsia"/>
-          <w:b/>
-          <w:bCs/>
+          <w:rStyle w:val="pron"/>
+          <w:rFonts w:ascii="Times New Roman" w:hAnsi="Times New Roman" w:cs="Times New Roman" w:hint="eastAsia"/>
+          <w:b/>
+          <w:sz w:val="28"/>
+          <w:szCs w:val="32"/>
         </w:rPr>
         <w:t xml:space="preserve"> Places</w:t>
       </w:r>
@@ -48,6 +56,111 @@
           <w:rStyle w:val="pron"/>
           <w:rFonts w:ascii="Arial" w:hAnsi="Arial" w:cs="Arial" w:hint="eastAsia"/>
         </w:rPr>
+        <w:t>metropolis</w:t>
+      </w:r>
+      <w:r>
+        <w:rPr>
+          <w:rStyle w:val="pron"/>
+          <w:rFonts w:ascii="Arial" w:hAnsi="Arial" w:cs="Arial" w:hint="eastAsia"/>
+        </w:rPr>
+        <w:t xml:space="preserve"> /</w:t>
+      </w:r>
+      <w:r>
+        <w:rPr>
+          <w:rStyle w:val="pron"/>
+          <w:rFonts w:ascii="GWIPA" w:hAnsi="GWIPA" w:cs="Arial"/>
+        </w:rPr>
+        <w:t></w:t>
+      </w:r>
+      <w:r>
+        <w:rPr>
+          <w:rStyle w:val="pron"/>
+          <w:rFonts w:ascii="GWIPA" w:hAnsi="GWIPA" w:cs="Arial"/>
+        </w:rPr>
+        <w:t></w:t>
+      </w:r>
+      <w:r>
+        <w:rPr>
+          <w:rStyle w:val="pron"/>
+          <w:rFonts w:ascii="GWIPA" w:hAnsi="GWIPA" w:cs="Arial"/>
+        </w:rPr>
+        <w:t></w:t>
+      </w:r>
+      <w:r>
+        <w:rPr>
+          <w:rStyle w:val="pron"/>
+          <w:rFonts w:ascii="GWIPA" w:hAnsi="GWIPA" w:cs="Arial"/>
+        </w:rPr>
+        <w:t></w:t>
+      </w:r>
+      <w:r>
+        <w:rPr>
+          <w:rStyle w:val="pron"/>
+          <w:rFonts w:ascii="GWIPA" w:hAnsi="GWIPA" w:cs="Arial"/>
+        </w:rPr>
+        <w:t></w:t>
+      </w:r>
+      <w:r>
+        <w:rPr>
+          <w:rStyle w:val="pron"/>
+          <w:rFonts w:ascii="GWIPA" w:hAnsi="GWIPA" w:cs="Arial"/>
+        </w:rPr>
+        <w:t></w:t>
+      </w:r>
+      <w:r>
+        <w:rPr>
+          <w:rStyle w:val="pron"/>
+          <w:rFonts w:ascii="GWIPA" w:hAnsi="GWIPA" w:cs="Arial"/>
+        </w:rPr>
+        <w:t></w:t>
+      </w:r>
+      <w:r>
+        <w:rPr>
+          <w:rStyle w:val="pron"/>
+          <w:rFonts w:ascii="GWIPA" w:hAnsi="GWIPA" w:cs="Arial"/>
+        </w:rPr>
+        <w:t></w:t>
+      </w:r>
+      <w:r>
+        <w:rPr>
+          <w:rStyle w:val="pron"/>
+          <w:rFonts w:ascii="GWIPA" w:hAnsi="GWIPA" w:cs="Arial"/>
+        </w:rPr>
+        <w:t></w:t>
+      </w:r>
+      <w:r>
+        <w:rPr>
+          <w:rStyle w:val="pron"/>
+          <w:rFonts w:ascii="GWIPA" w:hAnsi="GWIPA" w:cs="Arial"/>
+        </w:rPr>
+        <w:t></w:t>
+      </w:r>
+      <w:r>
+        <w:rPr>
+          <w:rStyle w:val="pron"/>
+          <w:rFonts w:ascii="GWIPA" w:hAnsi="GWIPA" w:cs="Arial"/>
+        </w:rPr>
+        <w:t></w:t>
+      </w:r>
+      <w:r>
+        <w:rPr>
+          <w:rStyle w:val="pron"/>
+          <w:rFonts w:ascii="Arial" w:hAnsi="Arial" w:cs="Arial" w:hint="eastAsia"/>
+        </w:rPr>
+        <w:t>/</w:t>
+      </w:r>
+      <w:r>
+        <w:rPr>
+          <w:rStyle w:val="pron"/>
+          <w:rFonts w:ascii="Arial" w:hAnsi="Arial" w:cs="Arial" w:hint="eastAsia"/>
+        </w:rPr>
+        <w:t xml:space="preserve"> &gt; </w:t>
+      </w:r>
+      <w:r>
+        <w:rPr>
+          <w:rStyle w:val="pron"/>
+          <w:rFonts w:ascii="Arial" w:hAnsi="Arial" w:cs="Arial" w:hint="eastAsia"/>
+        </w:rPr>
         <w:t>city &gt; town &gt; village &gt; hamlet</w:t>
       </w:r>
     </w:p>
@@ -64,116 +177,96 @@
         <w:outlineLvl w:val="0"/>
         <w:rPr>
           <w:rStyle w:val="pron"/>
-          <w:rFonts w:ascii="Arial" w:hAnsi="Arial" w:cs="Arial"/>
-          <w:b/>
-          <w:bCs/>
-        </w:rPr>
-      </w:pPr>
-      <w:r>
-        <w:rPr>
-          <w:rStyle w:val="pron"/>
-          <w:rFonts w:ascii="Arial" w:hAnsi="Arial" w:cs="Arial"/>
-          <w:b/>
-          <w:bCs/>
+          <w:rFonts w:ascii="Times New Roman" w:hAnsi="Times New Roman" w:cs="Times New Roman"/>
+          <w:b/>
+          <w:bCs/>
+          <w:sz w:val="28"/>
+          <w:szCs w:val="32"/>
+        </w:rPr>
+      </w:pPr>
+      <w:r>
+        <w:rPr>
+          <w:rStyle w:val="pron"/>
+          <w:rFonts w:ascii="Times New Roman" w:hAnsi="Times New Roman" w:cs="Times New Roman"/>
+          <w:b/>
+          <w:bCs/>
+          <w:sz w:val="28"/>
+          <w:szCs w:val="32"/>
         </w:rPr>
         <w:t>2</w:t>
       </w:r>
       <w:r>
         <w:rPr>
           <w:rStyle w:val="pron"/>
-          <w:rFonts w:ascii="Arial" w:hAnsi="Arial" w:cs="Arial"/>
-          <w:b/>
-          <w:bCs/>
+          <w:rFonts w:ascii="Times New Roman" w:hAnsi="Times New Roman" w:cs="Times New Roman"/>
+          <w:b/>
+          <w:bCs/>
+          <w:sz w:val="28"/>
+          <w:szCs w:val="32"/>
         </w:rPr>
         <w:t xml:space="preserve">, </w:t>
       </w:r>
       <w:r>
         <w:rPr>
           <w:rStyle w:val="pron"/>
-          <w:rFonts w:ascii="Arial" w:hAnsi="Arial" w:cs="Arial"/>
-          <w:b/>
-          <w:bCs/>
+          <w:rFonts w:ascii="Times New Roman" w:hAnsi="Times New Roman" w:cs="Times New Roman"/>
+          <w:b/>
+          <w:bCs/>
+          <w:sz w:val="28"/>
+          <w:szCs w:val="32"/>
         </w:rPr>
         <w:t>Household appliance</w:t>
       </w:r>
       <w:r>
         <w:rPr>
           <w:rStyle w:val="pron"/>
-          <w:rFonts w:ascii="Arial" w:hAnsi="Arial" w:cs="Arial"/>
-          <w:b/>
-          <w:bCs/>
+          <w:rFonts w:ascii="Times New Roman" w:hAnsi="Times New Roman" w:cs="Times New Roman" w:hint="eastAsia"/>
+          <w:b/>
+          <w:bCs/>
+          <w:sz w:val="28"/>
+          <w:szCs w:val="32"/>
+        </w:rPr>
+        <w:t xml:space="preserve"> </w:t>
+      </w:r>
+      <w:r>
+        <w:rPr>
+          <w:rStyle w:val="pron"/>
+          <w:rFonts w:ascii="Times New Roman" w:hAnsi="Times New Roman" w:cs="Times New Roman"/>
+          <w:b/>
+          <w:bCs/>
+          <w:sz w:val="28"/>
+          <w:szCs w:val="32"/>
         </w:rPr>
         <w:t>/</w:t>
       </w:r>
       <w:r>
         <w:rPr>
-          <w:rStyle w:val="ipa"/>
-          <w:rFonts w:ascii="Arial" w:eastAsia="MS Gothic" w:hAnsi="Arial" w:cs="Arial"/>
-          <w:b/>
-          <w:bCs/>
-        </w:rPr>
-        <w:t>əˈ</w:t>
-      </w:r>
-      <w:r>
-        <w:rPr>
-          <w:rStyle w:val="ipa"/>
-          <w:rFonts w:ascii="Arial" w:hAnsi="Arial" w:cs="Arial"/>
-          <w:b/>
-          <w:bCs/>
-        </w:rPr>
-        <w:t>pla</w:t>
-      </w:r>
-      <w:r>
-        <w:rPr>
-          <w:rStyle w:val="ipa"/>
-          <w:rFonts w:ascii="Arial" w:eastAsia="MS Gothic" w:hAnsi="Arial" w:cs="Arial"/>
-          <w:b/>
-          <w:bCs/>
-        </w:rPr>
-        <w:t>ɪ</w:t>
-      </w:r>
-      <w:r>
-        <w:rPr>
-          <w:rStyle w:val="ipa"/>
-          <w:rFonts w:ascii="Arial" w:hAnsi="Arial" w:cs="Arial"/>
-          <w:b/>
-          <w:bCs/>
-        </w:rPr>
-        <w:t>.</w:t>
-      </w:r>
-      <w:r>
-        <w:rPr>
-          <w:rStyle w:val="ipa"/>
-          <w:rFonts w:ascii="Arial" w:eastAsia="MS Gothic" w:hAnsi="Arial" w:cs="Arial"/>
-          <w:b/>
-          <w:bCs/>
-        </w:rPr>
-        <w:t>ə</w:t>
-      </w:r>
-      <w:r>
-        <w:rPr>
-          <w:rStyle w:val="ipa"/>
-          <w:rFonts w:ascii="Arial" w:hAnsi="Arial" w:cs="Arial"/>
-          <w:b/>
-          <w:bCs/>
-        </w:rPr>
-        <w:t>ns</w:t>
-      </w:r>
-      <w:r>
-        <w:rPr>
-          <w:rStyle w:val="pron"/>
-          <w:rFonts w:ascii="Arial" w:hAnsi="Arial" w:cs="Arial"/>
-          <w:b/>
-          <w:bCs/>
+          <w:rStyle w:val="pron"/>
+          <w:rFonts w:ascii="Times New Roman" w:hAnsi="Times New Roman" w:cs="Times New Roman"/>
+          <w:sz w:val="28"/>
+          <w:szCs w:val="32"/>
+        </w:rPr>
+        <w:t>əˈplaɪ.əns</w:t>
+      </w:r>
+      <w:r>
+        <w:rPr>
+          <w:rStyle w:val="pron"/>
+          <w:rFonts w:ascii="Times New Roman" w:hAnsi="Times New Roman" w:cs="Times New Roman"/>
+          <w:b/>
+          <w:bCs/>
+          <w:sz w:val="28"/>
+          <w:szCs w:val="32"/>
         </w:rPr>
         <w:t>/</w:t>
       </w:r>
       <w:r>
         <w:rPr>
           <w:rStyle w:val="pron"/>
-          <w:rFonts w:ascii="Arial" w:hAnsi="Arial" w:cs="Arial"/>
-          <w:b/>
-          <w:bCs/>
+          <w:rFonts w:ascii="Times New Roman" w:hAnsi="Times New Roman" w:cs="Times New Roman"/>
+          <w:b/>
+          <w:bCs/>
+          <w:sz w:val="28"/>
+          <w:szCs w:val="32"/>
         </w:rPr>
         <w:t xml:space="preserve"> </w:t>
       </w:r>
@@ -1318,55 +1411,67 @@
         <w:outlineLvl w:val="0"/>
         <w:rPr>
           <w:rStyle w:val="pron"/>
-          <w:rFonts w:ascii="Arial" w:hAnsi="Arial" w:cs="Arial"/>
-          <w:b/>
-          <w:bCs/>
-        </w:rPr>
-      </w:pPr>
-      <w:r>
-        <w:rPr>
-          <w:rStyle w:val="pron"/>
-          <w:rFonts w:ascii="Arial" w:hAnsi="Arial" w:cs="Arial"/>
-          <w:b/>
-          <w:bCs/>
+          <w:rFonts w:ascii="Times New Roman" w:hAnsi="Times New Roman" w:cs="Times New Roman"/>
+          <w:b/>
+          <w:bCs/>
+          <w:sz w:val="28"/>
+          <w:szCs w:val="32"/>
+        </w:rPr>
+      </w:pPr>
+      <w:r>
+        <w:rPr>
+          <w:rStyle w:val="pron"/>
+          <w:rFonts w:ascii="Times New Roman" w:hAnsi="Times New Roman" w:cs="Times New Roman"/>
+          <w:b/>
+          <w:bCs/>
+          <w:sz w:val="28"/>
+          <w:szCs w:val="32"/>
         </w:rPr>
         <w:t xml:space="preserve">4, </w:t>
       </w:r>
       <w:r>
         <w:rPr>
           <w:rStyle w:val="pron"/>
-          <w:rFonts w:ascii="Arial" w:hAnsi="Arial" w:cs="Arial" w:hint="eastAsia"/>
-          <w:b/>
-          <w:bCs/>
+          <w:rFonts w:ascii="Times New Roman" w:hAnsi="Times New Roman" w:cs="Times New Roman" w:hint="eastAsia"/>
+          <w:b/>
+          <w:bCs/>
+          <w:sz w:val="28"/>
+          <w:szCs w:val="32"/>
         </w:rPr>
         <w:t xml:space="preserve">Medicine, </w:t>
       </w:r>
       <w:r>
         <w:rPr>
           <w:rStyle w:val="pron"/>
-          <w:rFonts w:ascii="Arial" w:hAnsi="Arial" w:cs="Arial" w:hint="eastAsia"/>
-          <w:b/>
-          <w:bCs/>
+          <w:rFonts w:ascii="Times New Roman" w:hAnsi="Times New Roman" w:cs="Times New Roman" w:hint="eastAsia"/>
+          <w:b/>
+          <w:bCs/>
+          <w:sz w:val="28"/>
+          <w:szCs w:val="32"/>
         </w:rPr>
         <w:t>Healthy and D</w:t>
       </w:r>
       <w:r>
         <w:rPr>
           <w:rStyle w:val="pron"/>
-          <w:rFonts w:ascii="Arial" w:hAnsi="Arial" w:cs="Arial"/>
-          <w:b/>
-          <w:bCs/>
-        </w:rPr>
-        <w:t xml:space="preserve">isease: </w:t>
-      </w:r>
-      <w:r>
-        <w:rPr>
-          <w:rStyle w:val="pron"/>
-          <w:rFonts w:ascii="Arial" w:hAnsi="Arial" w:cs="Arial"/>
-          <w:b/>
-          <w:bCs/>
-        </w:rPr>
-        <w:t>疾病</w:t>
+          <w:rFonts w:ascii="Times New Roman" w:hAnsi="Times New Roman" w:cs="Times New Roman"/>
+          <w:b/>
+          <w:bCs/>
+          <w:sz w:val="28"/>
+          <w:szCs w:val="32"/>
+        </w:rPr>
+        <w:t>isease</w:t>
+      </w:r>
+      <w:r>
+        <w:rPr>
+          <w:rStyle w:val="pron"/>
+          <w:rFonts w:ascii="Times New Roman" w:hAnsi="Times New Roman" w:cs="Times New Roman"/>
+          <w:b/>
+          <w:bCs/>
+          <w:sz w:val="28"/>
+          <w:szCs w:val="32"/>
+        </w:rPr>
+        <w:t xml:space="preserve"> </w:t>
       </w:r>
     </w:p>
     <w:p>
@@ -1748,6 +1853,7 @@
           <w:rStyle w:val="pron"/>
           <w:rFonts w:ascii="Arial" w:hAnsi="Arial" w:cs="Arial"/>
         </w:rPr>
+        <w:lastRenderedPageBreak/>
         <w:t xml:space="preserve">e.g. prone to injuries/illness: </w:t>
       </w:r>
       <w:r>
@@ -1926,212 +2032,1084 @@
           <w:b/>
           <w:bCs/>
         </w:rPr>
+        <w:t>practitioner</w:t>
+      </w:r>
+      <w:r>
+        <w:rPr>
+          <w:rStyle w:val="pron"/>
+          <w:rFonts w:ascii="Arial" w:hAnsi="Arial" w:cs="Arial"/>
+        </w:rPr>
+        <w:br/>
+      </w:r>
+      <w:r>
+        <w:rPr>
+          <w:rStyle w:val="pron"/>
+          <w:rFonts w:ascii="Arial" w:hAnsi="Arial" w:cs="Arial" w:hint="eastAsia"/>
+        </w:rPr>
+        <w:t>[n.] a person who works in a profession, especially in medicine or law.</w:t>
+      </w:r>
+      <w:r>
+        <w:rPr>
+          <w:rStyle w:val="pron"/>
+          <w:rFonts w:ascii="Arial" w:hAnsi="Arial" w:cs="Arial"/>
+        </w:rPr>
+        <w:br/>
+      </w:r>
+      <w:r>
+        <w:rPr>
+          <w:rStyle w:val="pron"/>
+          <w:rFonts w:ascii="Arial" w:hAnsi="Arial" w:cs="Arial" w:hint="eastAsia"/>
+          <w:b/>
+          <w:bCs/>
+        </w:rPr>
+        <w:t>general practitioner</w:t>
+      </w:r>
+      <w:r>
+        <w:rPr>
+          <w:rStyle w:val="pron"/>
+          <w:rFonts w:ascii="Arial" w:hAnsi="Arial" w:cs="Arial"/>
+        </w:rPr>
+        <w:br/>
+      </w:r>
+      <w:r>
+        <w:rPr>
+          <w:rStyle w:val="pron"/>
+          <w:rFonts w:ascii="Arial" w:hAnsi="Arial" w:cs="Arial" w:hint="eastAsia"/>
+        </w:rPr>
+        <w:t xml:space="preserve">[compound noun] a person who is trained in general medicine and who treats patients in local community rather than a hostipal. </w:t>
+      </w:r>
+      <w:r>
+        <w:rPr>
+          <w:rStyle w:val="pron"/>
+          <w:rFonts w:ascii="Arial" w:hAnsi="Arial" w:cs="Arial" w:hint="eastAsia"/>
+        </w:rPr>
+        <w:t xml:space="preserve">(Its abbreviation is </w:t>
+      </w:r>
+      <w:r>
+        <w:rPr>
+          <w:rStyle w:val="pron"/>
+          <w:rFonts w:ascii="Arial" w:hAnsi="Arial" w:cs="Arial" w:hint="eastAsia"/>
+          <w:b/>
+          <w:bCs/>
+        </w:rPr>
+        <w:t>GP</w:t>
+      </w:r>
+      <w:r>
+        <w:rPr>
+          <w:rStyle w:val="pron"/>
+          <w:rFonts w:ascii="Arial" w:hAnsi="Arial" w:cs="Arial" w:hint="eastAsia"/>
+        </w:rPr>
+        <w:t>)</w:t>
+      </w:r>
+    </w:p>
+    <w:p>
+      <w:pPr>
+        <w:rPr>
+          <w:rStyle w:val="pron"/>
+          <w:rFonts w:ascii="Arial" w:hAnsi="Arial" w:cs="Arial"/>
+        </w:rPr>
+      </w:pPr>
+      <w:r>
+        <w:rPr>
+          <w:rStyle w:val="pron"/>
+          <w:rFonts w:ascii="Arial" w:hAnsi="Arial" w:cs="Arial" w:hint="eastAsia"/>
+          <w:b/>
+          <w:bCs/>
+        </w:rPr>
+        <w:t>contagious</w:t>
+      </w:r>
+      <w:r>
+        <w:rPr>
+          <w:rStyle w:val="pron"/>
+          <w:rFonts w:ascii="Arial" w:hAnsi="Arial" w:cs="Arial" w:hint="eastAsia"/>
+        </w:rPr>
+        <w:t xml:space="preserve"> /</w:t>
+      </w:r>
+      <w:r>
+        <w:rPr>
+          <w:rStyle w:val="pron"/>
+          <w:rFonts w:ascii="GWIPA" w:hAnsi="GWIPA" w:cs="Arial"/>
+        </w:rPr>
+        <w:t></w:t>
+      </w:r>
+      <w:r>
+        <w:rPr>
+          <w:rStyle w:val="pron"/>
+          <w:rFonts w:ascii="GWIPA" w:hAnsi="GWIPA" w:cs="Arial"/>
+        </w:rPr>
+        <w:t></w:t>
+      </w:r>
+      <w:r>
+        <w:rPr>
+          <w:rStyle w:val="pron"/>
+          <w:rFonts w:ascii="GWIPA" w:hAnsi="GWIPA" w:cs="Arial"/>
+        </w:rPr>
+        <w:t></w:t>
+      </w:r>
+      <w:r>
+        <w:rPr>
+          <w:rStyle w:val="pron"/>
+          <w:rFonts w:ascii="GWIPA" w:hAnsi="GWIPA" w:cs="Arial"/>
+        </w:rPr>
+        <w:t></w:t>
+      </w:r>
+      <w:r>
+        <w:rPr>
+          <w:rStyle w:val="pron"/>
+          <w:rFonts w:ascii="GWIPA" w:hAnsi="GWIPA" w:cs="Arial"/>
+        </w:rPr>
+        <w:t></w:t>
+      </w:r>
+      <w:r>
+        <w:rPr>
+          <w:rStyle w:val="pron"/>
+          <w:rFonts w:ascii="GWIPA" w:hAnsi="GWIPA" w:cs="Arial"/>
+        </w:rPr>
+        <w:t></w:t>
+      </w:r>
+      <w:r>
+        <w:rPr>
+          <w:rStyle w:val="pron"/>
+          <w:rFonts w:ascii="GWIPA" w:hAnsi="GWIPA" w:cs="Arial"/>
+        </w:rPr>
+        <w:t></w:t>
+      </w:r>
+      <w:r>
+        <w:rPr>
+          <w:rStyle w:val="pron"/>
+          <w:rFonts w:ascii="GWIPA" w:hAnsi="GWIPA" w:cs="Arial"/>
+        </w:rPr>
+        <w:t></w:t>
+      </w:r>
+      <w:r>
+        <w:rPr>
+          <w:rStyle w:val="pron"/>
+          <w:rFonts w:ascii="GWIPA" w:hAnsi="GWIPA" w:cs="Arial"/>
+        </w:rPr>
+        <w:t></w:t>
+      </w:r>
+      <w:r>
+        <w:rPr>
+          <w:rStyle w:val="pron"/>
+          <w:rFonts w:ascii="GWIPA" w:hAnsi="GWIPA" w:cs="Arial"/>
+        </w:rPr>
+        <w:t></w:t>
+      </w:r>
+      <w:r>
+        <w:rPr>
+          <w:rStyle w:val="pron"/>
+          <w:rFonts w:ascii="Arial" w:hAnsi="Arial" w:cs="Arial" w:hint="eastAsia"/>
+        </w:rPr>
+        <w:t>/</w:t>
+      </w:r>
+      <w:r>
+        <w:rPr>
+          <w:rStyle w:val="pron"/>
+          <w:rFonts w:ascii="Arial" w:hAnsi="Arial" w:cs="Arial"/>
+        </w:rPr>
+        <w:br/>
+      </w:r>
+      <w:r>
+        <w:rPr>
+          <w:rStyle w:val="pron"/>
+          <w:rFonts w:ascii="Arial" w:hAnsi="Arial" w:cs="Arial" w:hint="eastAsia"/>
+        </w:rPr>
+        <w:t>[adj.]</w:t>
+      </w:r>
+      <w:r>
+        <w:rPr>
+          <w:rStyle w:val="pron"/>
+          <w:rFonts w:ascii="Arial" w:hAnsi="Arial" w:cs="Arial" w:hint="eastAsia"/>
+        </w:rPr>
+        <w:t xml:space="preserve"> a contagious disease spreads by people touching each other</w:t>
+      </w:r>
+    </w:p>
+    <w:p>
+      <w:pPr>
+        <w:rPr>
+          <w:rStyle w:val="pron"/>
+          <w:rFonts w:ascii="Arial" w:hAnsi="Arial" w:cs="Arial"/>
+        </w:rPr>
+      </w:pPr>
+      <w:r>
+        <w:rPr>
+          <w:rStyle w:val="pron"/>
+          <w:rFonts w:ascii="Arial" w:hAnsi="Arial" w:cs="Arial" w:hint="eastAsia"/>
+        </w:rPr>
+        <w:t>Scarlet fever is highly contagious.</w:t>
+      </w:r>
+    </w:p>
+    <w:p>
+      <w:pPr>
+        <w:rPr>
+          <w:rStyle w:val="pron"/>
+          <w:rFonts w:ascii="Arial" w:hAnsi="Arial" w:cs="Arial"/>
+        </w:rPr>
+      </w:pPr>
+    </w:p>
+    <w:p>
+      <w:pPr>
+        <w:outlineLvl w:val="0"/>
+        <w:rPr>
+          <w:rStyle w:val="pron"/>
+          <w:rFonts w:ascii="Times New Roman" w:hAnsi="Times New Roman" w:cs="Times New Roman"/>
+          <w:b/>
+          <w:bCs/>
+          <w:sz w:val="28"/>
+          <w:szCs w:val="32"/>
+        </w:rPr>
+      </w:pPr>
+      <w:bookmarkStart w:id="0" w:name="_GoBack"/>
+      <w:r>
+        <w:rPr>
+          <w:rStyle w:val="pron"/>
+          <w:rFonts w:ascii="Times New Roman" w:hAnsi="Times New Roman" w:cs="Times New Roman"/>
+          <w:b/>
+          <w:bCs/>
+          <w:sz w:val="28"/>
+          <w:szCs w:val="32"/>
+        </w:rPr>
+        <w:t xml:space="preserve">5, toiletries : </w:t>
+      </w:r>
+      <w:r>
+        <w:rPr>
+          <w:rStyle w:val="pron"/>
+          <w:rFonts w:ascii="Times New Roman" w:hAnsi="Times New Roman" w:cs="Times New Roman"/>
+          <w:b/>
+          <w:bCs/>
+          <w:sz w:val="28"/>
+          <w:szCs w:val="32"/>
+        </w:rPr>
+        <w:t>洗漱用品</w:t>
+      </w:r>
+      <w:r>
+        <w:rPr>
+          <w:rStyle w:val="pron"/>
+          <w:rFonts w:ascii="Times New Roman" w:hAnsi="Times New Roman" w:cs="Times New Roman"/>
+          <w:b/>
+          <w:bCs/>
+          <w:sz w:val="28"/>
+          <w:szCs w:val="32"/>
+        </w:rPr>
+        <w:t>。</w:t>
+      </w:r>
+    </w:p>
+    <w:bookmarkEnd w:id="0"/>
+    <w:p>
+      <w:pPr>
+        <w:rPr>
+          <w:rStyle w:val="pron"/>
+          <w:rFonts w:ascii="Arial" w:hAnsi="Arial" w:cs="Arial"/>
+        </w:rPr>
+      </w:pPr>
+      <w:r>
+        <w:rPr>
+          <w:rStyle w:val="pron"/>
+          <w:rFonts w:ascii="Arial" w:hAnsi="Arial" w:cs="Arial"/>
+        </w:rPr>
+        <w:t>注意，</w:t>
+      </w:r>
+      <w:r>
+        <w:rPr>
+          <w:rStyle w:val="pron"/>
+          <w:rFonts w:ascii="Arial" w:hAnsi="Arial" w:cs="Arial"/>
+        </w:rPr>
+        <w:t>toiletries</w:t>
+      </w:r>
+      <w:r>
+        <w:rPr>
+          <w:rStyle w:val="pron"/>
+          <w:rFonts w:ascii="Arial" w:hAnsi="Arial" w:cs="Arial"/>
+        </w:rPr>
+        <w:t>不是复数，是专有名词。</w:t>
+      </w:r>
+    </w:p>
+    <w:p>
+      <w:pPr>
+        <w:rPr>
+          <w:rStyle w:val="pron"/>
+          <w:rFonts w:ascii="Arial" w:hAnsi="Arial" w:cs="Arial"/>
+        </w:rPr>
+      </w:pPr>
+      <w:r>
+        <w:rPr>
+          <w:rStyle w:val="pron"/>
+          <w:rFonts w:ascii="Arial" w:hAnsi="Arial" w:cs="Arial"/>
+          <w:b/>
+          <w:bCs/>
+        </w:rPr>
+        <w:t>body wash</w:t>
+      </w:r>
+      <w:r>
+        <w:rPr>
+          <w:rStyle w:val="pron"/>
+          <w:rFonts w:ascii="Arial" w:hAnsi="Arial" w:cs="Arial"/>
+        </w:rPr>
+        <w:t xml:space="preserve">: </w:t>
+      </w:r>
+      <w:r>
+        <w:rPr>
+          <w:rStyle w:val="pron"/>
+          <w:rFonts w:ascii="Arial" w:hAnsi="Arial" w:cs="Arial"/>
+        </w:rPr>
+        <w:t>沐浴露</w:t>
+      </w:r>
+    </w:p>
+    <w:p>
+      <w:pPr>
+        <w:rPr>
+          <w:rStyle w:val="pron"/>
+          <w:rFonts w:ascii="Arial" w:hAnsi="Arial" w:cs="Arial"/>
+        </w:rPr>
+      </w:pPr>
+      <w:r>
+        <w:rPr>
+          <w:rStyle w:val="pron"/>
+          <w:rFonts w:ascii="Arial" w:hAnsi="Arial" w:cs="Arial"/>
+        </w:rPr>
+        <w:t>moisturizing cream /</w:t>
+      </w:r>
+      <w:r>
+        <w:rPr>
+          <w:rStyle w:val="pron"/>
+          <w:rFonts w:ascii="Arial" w:hAnsi="Arial" w:cs="Arial"/>
+        </w:rPr>
+        <w:t xml:space="preserve"> moisturi</w:t>
+      </w:r>
+      <w:r>
+        <w:rPr>
+          <w:rStyle w:val="pron"/>
+          <w:rFonts w:ascii="Arial" w:hAnsi="Arial" w:cs="Arial"/>
+        </w:rPr>
+        <w:t>z</w:t>
+      </w:r>
+      <w:r>
+        <w:rPr>
+          <w:rStyle w:val="pron"/>
+          <w:rFonts w:ascii="Arial" w:hAnsi="Arial" w:cs="Arial"/>
+        </w:rPr>
+        <w:t xml:space="preserve">er / </w:t>
+      </w:r>
+      <w:r>
+        <w:rPr>
+          <w:rStyle w:val="pron"/>
+          <w:rFonts w:ascii="Arial" w:hAnsi="Arial" w:cs="Arial"/>
+        </w:rPr>
+        <w:t xml:space="preserve">skin cream : </w:t>
+      </w:r>
+      <w:r>
+        <w:rPr>
+          <w:rStyle w:val="pron"/>
+          <w:rFonts w:ascii="Arial" w:hAnsi="Arial" w:cs="Arial"/>
+        </w:rPr>
+        <w:t>护肤霜</w:t>
+      </w:r>
+    </w:p>
+    <w:p>
+      <w:pPr>
+        <w:rPr>
+          <w:rStyle w:val="pron"/>
+          <w:rFonts w:ascii="Arial" w:hAnsi="Arial" w:cs="Arial"/>
+        </w:rPr>
+      </w:pPr>
+      <w:r>
+        <w:rPr>
+          <w:rStyle w:val="pron"/>
+          <w:rFonts w:ascii="Arial" w:hAnsi="Arial" w:cs="Arial"/>
+        </w:rPr>
+        <w:t xml:space="preserve">toothpaste : </w:t>
+      </w:r>
+      <w:r>
+        <w:rPr>
+          <w:rStyle w:val="pron"/>
+          <w:rFonts w:ascii="Arial" w:hAnsi="Arial" w:cs="Arial"/>
+        </w:rPr>
+        <w:t>牙膏</w:t>
+      </w:r>
+    </w:p>
+    <w:p>
+      <w:pPr>
+        <w:rPr>
+          <w:rStyle w:val="pron"/>
+          <w:rFonts w:ascii="Arial" w:hAnsi="Arial" w:cs="Arial"/>
+        </w:rPr>
+      </w:pPr>
+      <w:r>
+        <w:rPr>
+          <w:rStyle w:val="pron"/>
+          <w:rFonts w:ascii="Arial" w:hAnsi="Arial" w:cs="Arial"/>
+        </w:rPr>
+        <w:t xml:space="preserve">toothbrush : </w:t>
+      </w:r>
+      <w:r>
+        <w:rPr>
+          <w:rStyle w:val="pron"/>
+          <w:rFonts w:ascii="Arial" w:hAnsi="Arial" w:cs="Arial"/>
+        </w:rPr>
+        <w:t>牙刷</w:t>
+      </w:r>
+    </w:p>
+    <w:p>
+      <w:pPr>
+        <w:rPr>
+          <w:rStyle w:val="pron"/>
+          <w:rFonts w:ascii="Arial" w:hAnsi="Arial" w:cs="Arial"/>
+        </w:rPr>
+      </w:pPr>
+      <w:r>
+        <w:rPr>
+          <w:rStyle w:val="pron"/>
+          <w:rFonts w:ascii="Arial" w:hAnsi="Arial" w:cs="Arial"/>
+        </w:rPr>
+        <w:t xml:space="preserve">shampoo : </w:t>
+      </w:r>
+      <w:r>
+        <w:rPr>
+          <w:rStyle w:val="pron"/>
+          <w:rFonts w:ascii="Arial" w:hAnsi="Arial" w:cs="Arial"/>
+        </w:rPr>
+        <w:t>洗头膏</w:t>
+      </w:r>
+      <w:r>
+        <w:rPr>
+          <w:rStyle w:val="pron"/>
+          <w:rFonts w:ascii="Arial" w:hAnsi="Arial" w:cs="Arial"/>
+        </w:rPr>
+        <w:t xml:space="preserve"> </w:t>
+      </w:r>
+    </w:p>
+    <w:p>
+      <w:pPr>
+        <w:rPr>
+          <w:rStyle w:val="pron"/>
+          <w:rFonts w:ascii="Arial" w:hAnsi="Arial" w:cs="Arial"/>
+        </w:rPr>
+      </w:pPr>
+    </w:p>
+    <w:p>
+      <w:pPr>
+        <w:outlineLvl w:val="0"/>
+        <w:rPr>
+          <w:rStyle w:val="pron"/>
+          <w:rFonts w:ascii="Arial" w:hAnsi="Arial" w:cs="Arial"/>
+          <w:b/>
+          <w:bCs/>
+        </w:rPr>
+      </w:pPr>
+      <w:r>
+        <w:rPr>
+          <w:rStyle w:val="pron"/>
+          <w:rFonts w:ascii="Arial" w:hAnsi="Arial" w:cs="Arial"/>
+          <w:b/>
+          <w:bCs/>
+        </w:rPr>
+        <w:t xml:space="preserve">6, make up : </w:t>
+      </w:r>
+      <w:r>
+        <w:rPr>
+          <w:rStyle w:val="pron"/>
+          <w:rFonts w:ascii="Arial" w:hAnsi="Arial" w:cs="Arial"/>
+          <w:b/>
+          <w:bCs/>
+        </w:rPr>
+        <w:t>化妆品</w:t>
+      </w:r>
+    </w:p>
+    <w:p>
+      <w:pPr>
+        <w:rPr>
+          <w:rStyle w:val="pron"/>
+          <w:rFonts w:ascii="Arial" w:hAnsi="Arial" w:cs="Arial"/>
+        </w:rPr>
+      </w:pPr>
+      <w:r>
+        <w:rPr>
+          <w:rStyle w:val="pron"/>
+          <w:rFonts w:ascii="Arial" w:hAnsi="Arial" w:cs="Arial"/>
+        </w:rPr>
+        <w:t>moisturi</w:t>
+      </w:r>
+      <w:r>
+        <w:rPr>
+          <w:rStyle w:val="pron"/>
+          <w:rFonts w:ascii="Arial" w:hAnsi="Arial" w:cs="Arial"/>
+        </w:rPr>
+        <w:t>z</w:t>
+      </w:r>
+      <w:r>
+        <w:rPr>
+          <w:rStyle w:val="pron"/>
+          <w:rFonts w:ascii="Arial" w:hAnsi="Arial" w:cs="Arial"/>
+        </w:rPr>
+        <w:t xml:space="preserve">er : </w:t>
+      </w:r>
+      <w:r>
+        <w:rPr>
+          <w:rStyle w:val="pron"/>
+          <w:rFonts w:ascii="Arial" w:hAnsi="Arial" w:cs="Arial"/>
+        </w:rPr>
+        <w:t>护肤霜</w:t>
+      </w:r>
+    </w:p>
+    <w:p>
+      <w:pPr>
+        <w:rPr>
+          <w:rStyle w:val="pron"/>
+          <w:rFonts w:ascii="Arial" w:hAnsi="Arial" w:cs="Arial"/>
+        </w:rPr>
+      </w:pPr>
+      <w:r>
+        <w:rPr>
+          <w:rStyle w:val="pron"/>
+          <w:rFonts w:ascii="Arial" w:hAnsi="Arial" w:cs="Arial"/>
+        </w:rPr>
+        <w:t xml:space="preserve">a moisturizing cream : </w:t>
+      </w:r>
+      <w:r>
+        <w:rPr>
+          <w:rStyle w:val="pron"/>
+          <w:rFonts w:ascii="Arial" w:hAnsi="Arial" w:cs="Arial"/>
+        </w:rPr>
+        <w:t>护肤霜</w:t>
+      </w:r>
+    </w:p>
+    <w:p>
+      <w:pPr>
+        <w:rPr>
+          <w:rStyle w:val="pron"/>
+          <w:rFonts w:ascii="Arial" w:hAnsi="Arial" w:cs="Arial"/>
+        </w:rPr>
+      </w:pPr>
+      <w:r>
+        <w:rPr>
+          <w:rStyle w:val="pron"/>
+          <w:rFonts w:ascii="Arial" w:hAnsi="Arial" w:cs="Arial"/>
+        </w:rPr>
+        <w:t xml:space="preserve">apply sun cream : </w:t>
+      </w:r>
+      <w:r>
+        <w:rPr>
+          <w:rStyle w:val="pron"/>
+          <w:rFonts w:ascii="Arial" w:hAnsi="Arial" w:cs="Arial"/>
+        </w:rPr>
+        <w:t>涂防晒霜</w:t>
+      </w:r>
+    </w:p>
+    <w:p>
+      <w:pPr>
+        <w:rPr>
+          <w:rStyle w:val="pron"/>
+          <w:rFonts w:ascii="Arial" w:hAnsi="Arial" w:cs="Arial"/>
+        </w:rPr>
+      </w:pPr>
+      <w:r>
+        <w:rPr>
+          <w:rStyle w:val="pron"/>
+          <w:rFonts w:ascii="Arial" w:hAnsi="Arial" w:cs="Arial" w:hint="eastAsia"/>
+        </w:rPr>
+        <w:t>mosquito repellent</w:t>
+      </w:r>
+    </w:p>
+    <w:p>
+      <w:pPr>
+        <w:rPr>
+          <w:rStyle w:val="pron"/>
+          <w:rFonts w:ascii="Arial" w:hAnsi="Arial" w:cs="Arial"/>
+        </w:rPr>
+      </w:pPr>
+      <w:r>
+        <w:rPr>
+          <w:rStyle w:val="pron"/>
+          <w:rFonts w:ascii="Arial" w:hAnsi="Arial" w:cs="Arial" w:hint="eastAsia"/>
+        </w:rPr>
+        <w:t>sunscreen</w:t>
+      </w:r>
+    </w:p>
+    <w:p>
+      <w:pPr>
+        <w:rPr>
+          <w:rStyle w:val="pron"/>
+          <w:rFonts w:ascii="Arial" w:hAnsi="Arial" w:cs="Arial"/>
+        </w:rPr>
+      </w:pPr>
+    </w:p>
+    <w:p>
+      <w:pPr>
+        <w:outlineLvl w:val="0"/>
+        <w:rPr>
+          <w:rStyle w:val="pron"/>
+          <w:rFonts w:ascii="Arial" w:hAnsi="Arial" w:cs="Arial"/>
+          <w:b/>
+          <w:bCs/>
+        </w:rPr>
+      </w:pPr>
+      <w:r>
+        <w:rPr>
+          <w:rStyle w:val="pron"/>
+          <w:rFonts w:ascii="Arial" w:hAnsi="Arial" w:cs="Arial"/>
+          <w:b/>
+          <w:bCs/>
+        </w:rPr>
+        <w:t>7</w:t>
+      </w:r>
+      <w:r>
+        <w:rPr>
+          <w:rStyle w:val="pron"/>
+          <w:rFonts w:ascii="Arial" w:hAnsi="Arial" w:cs="Arial"/>
+          <w:b/>
+          <w:bCs/>
+        </w:rPr>
+        <w:t xml:space="preserve">, Job and Occupation: </w:t>
+      </w:r>
+      <w:r>
+        <w:rPr>
+          <w:rStyle w:val="pron"/>
+          <w:rFonts w:ascii="Arial" w:hAnsi="Arial" w:cs="Arial"/>
+          <w:b/>
+          <w:bCs/>
+        </w:rPr>
+        <w:t>工作和职位</w:t>
+      </w:r>
+    </w:p>
+    <w:p>
+      <w:pPr>
+        <w:rPr>
+          <w:rStyle w:val="pron"/>
+          <w:rFonts w:ascii="Arial" w:hAnsi="Arial" w:cs="Arial"/>
+        </w:rPr>
+      </w:pPr>
+      <w:r>
+        <w:rPr>
+          <w:rStyle w:val="pron"/>
+          <w:rFonts w:ascii="Arial" w:hAnsi="Arial" w:cs="Arial"/>
+        </w:rPr>
+        <w:t xml:space="preserve">vacancy : </w:t>
+      </w:r>
+      <w:r>
+        <w:rPr>
+          <w:rStyle w:val="pron"/>
+          <w:rFonts w:ascii="Arial" w:hAnsi="Arial" w:cs="Arial"/>
+        </w:rPr>
+        <w:t>职位空缺</w:t>
+      </w:r>
+    </w:p>
+    <w:p>
+      <w:pPr>
+        <w:rPr>
+          <w:rStyle w:val="pron"/>
+          <w:rFonts w:ascii="Arial" w:hAnsi="Arial" w:cs="Arial"/>
+        </w:rPr>
+      </w:pPr>
+    </w:p>
+    <w:p>
+      <w:pPr>
+        <w:outlineLvl w:val="0"/>
+        <w:rPr>
+          <w:rStyle w:val="pron"/>
+          <w:rFonts w:ascii="Arial" w:hAnsi="Arial" w:cs="Arial"/>
+          <w:b/>
+          <w:bCs/>
+        </w:rPr>
+      </w:pPr>
+      <w:r>
+        <w:rPr>
+          <w:rStyle w:val="pron"/>
+          <w:rFonts w:ascii="Arial" w:hAnsi="Arial" w:cs="Arial"/>
+          <w:b/>
+          <w:bCs/>
+        </w:rPr>
+        <w:t xml:space="preserve">8, character : </w:t>
+      </w:r>
+      <w:r>
+        <w:rPr>
+          <w:rStyle w:val="pron"/>
+          <w:rFonts w:ascii="Arial" w:hAnsi="Arial" w:cs="Arial"/>
+          <w:b/>
+          <w:bCs/>
+        </w:rPr>
+        <w:t>性格</w:t>
+      </w:r>
+    </w:p>
+    <w:p>
+      <w:pPr>
+        <w:rPr>
+          <w:rStyle w:val="pron"/>
+          <w:rFonts w:ascii="Arial" w:hAnsi="Arial" w:cs="Arial"/>
+        </w:rPr>
+      </w:pPr>
+      <w:r>
+        <w:rPr>
+          <w:rStyle w:val="pron"/>
+          <w:rFonts w:ascii="Arial" w:hAnsi="Arial" w:cs="Arial"/>
+        </w:rPr>
+        <w:t xml:space="preserve">disposition </w:t>
+      </w:r>
+      <w:r>
+        <w:rPr>
+          <w:rStyle w:val="pron"/>
+          <w:rFonts w:ascii="Arial" w:hAnsi="Arial" w:cs="Arial"/>
+        </w:rPr>
+        <w:t xml:space="preserve">[formal] </w:t>
+      </w:r>
+      <w:r>
+        <w:rPr>
+          <w:rStyle w:val="pron"/>
+          <w:rFonts w:ascii="Arial" w:hAnsi="Arial" w:cs="Arial"/>
+        </w:rPr>
+        <w:t>[n. C. usually single]</w:t>
+      </w:r>
+      <w:r>
+        <w:rPr>
+          <w:rStyle w:val="pron"/>
+          <w:rFonts w:ascii="Arial" w:hAnsi="Arial" w:cs="Arial"/>
+        </w:rPr>
+        <w:t>:</w:t>
+      </w:r>
+      <w:r>
+        <w:rPr>
+          <w:rStyle w:val="pron"/>
+          <w:rFonts w:ascii="Arial" w:hAnsi="Arial" w:cs="Arial"/>
+        </w:rPr>
+        <w:t xml:space="preserve"> </w:t>
+      </w:r>
+      <w:r>
+        <w:rPr>
+          <w:rStyle w:val="pron"/>
+          <w:rFonts w:ascii="Arial" w:hAnsi="Arial" w:cs="Arial"/>
+        </w:rPr>
+        <w:t>性格</w:t>
+      </w:r>
+    </w:p>
+    <w:p>
+      <w:pPr>
+        <w:rPr>
+          <w:rStyle w:val="pron"/>
+          <w:rFonts w:ascii="Arial" w:hAnsi="Arial" w:cs="Arial"/>
+        </w:rPr>
+      </w:pPr>
+      <w:r>
+        <w:rPr>
+          <w:rStyle w:val="pron"/>
+          <w:rFonts w:ascii="Arial" w:hAnsi="Arial" w:cs="Arial"/>
+        </w:rPr>
+        <w:t xml:space="preserve">e.g. a reflective disposition : </w:t>
+      </w:r>
+      <w:r>
+        <w:rPr>
+          <w:rStyle w:val="pron"/>
+          <w:rFonts w:ascii="Arial" w:hAnsi="Arial" w:cs="Arial"/>
+        </w:rPr>
+        <w:t>一个善于反思的性格</w:t>
+      </w:r>
+      <w:r>
+        <w:rPr>
+          <w:rStyle w:val="pron"/>
+          <w:rFonts w:ascii="Arial" w:hAnsi="Arial" w:cs="Arial"/>
+        </w:rPr>
+        <w:t xml:space="preserve"> </w:t>
+      </w:r>
+    </w:p>
+    <w:p>
+      <w:pPr>
+        <w:rPr>
+          <w:rStyle w:val="pron"/>
+          <w:rFonts w:ascii="Arial" w:hAnsi="Arial" w:cs="Arial"/>
+        </w:rPr>
+      </w:pPr>
+    </w:p>
+    <w:p>
+      <w:pPr>
+        <w:rPr>
+          <w:rStyle w:val="pron"/>
+          <w:rFonts w:ascii="Arial" w:hAnsi="Arial" w:cs="Arial"/>
+        </w:rPr>
+      </w:pPr>
+    </w:p>
+    <w:p>
+      <w:pPr>
+        <w:rPr>
+          <w:rStyle w:val="pron"/>
+          <w:rFonts w:ascii="Arial" w:hAnsi="Arial" w:cs="Arial"/>
+          <w:b/>
+          <w:bCs/>
+        </w:rPr>
+      </w:pPr>
+      <w:r>
+        <w:rPr>
+          <w:rStyle w:val="pron"/>
+          <w:rFonts w:ascii="Arial" w:hAnsi="Arial" w:cs="Arial"/>
+          <w:b/>
+          <w:bCs/>
+        </w:rPr>
+        <w:br/>
+      </w:r>
+    </w:p>
+    <w:p>
+      <w:pPr>
+        <w:rPr>
+          <w:rStyle w:val="pron"/>
+          <w:rFonts w:ascii="Arial" w:hAnsi="Arial" w:cs="Arial"/>
+        </w:rPr>
+      </w:pPr>
+    </w:p>
+    <w:p>
+      <w:pPr>
+        <w:outlineLvl w:val="0"/>
+        <w:rPr>
+          <w:rStyle w:val="pron"/>
+          <w:rFonts w:ascii="Arial" w:hAnsi="Arial" w:cs="Arial"/>
+          <w:b/>
+          <w:bCs/>
+        </w:rPr>
+      </w:pPr>
+      <w:r>
+        <w:rPr>
+          <w:rStyle w:val="pron"/>
+          <w:rFonts w:ascii="Arial" w:hAnsi="Arial" w:cs="Arial"/>
+          <w:b/>
+          <w:bCs/>
+        </w:rPr>
+        <w:t>10, school</w:t>
+      </w:r>
+    </w:p>
+    <w:p>
+      <w:pPr>
+        <w:rPr>
+          <w:rStyle w:val="pron"/>
+          <w:rFonts w:ascii="Arial" w:hAnsi="Arial" w:cs="Arial"/>
+        </w:rPr>
+      </w:pPr>
+      <w:r>
+        <w:rPr>
+          <w:rStyle w:val="pron"/>
+          <w:rFonts w:ascii="Arial" w:hAnsi="Arial" w:cs="Arial"/>
+        </w:rPr>
+        <w:t xml:space="preserve">attend college/university: </w:t>
+      </w:r>
+      <w:r>
+        <w:rPr>
+          <w:rStyle w:val="pron"/>
+          <w:rFonts w:ascii="Arial" w:hAnsi="Arial" w:cs="Arial"/>
+        </w:rPr>
+        <w:t>上大学</w:t>
+      </w:r>
+    </w:p>
+    <w:p>
+      <w:pPr>
+        <w:rPr>
+          <w:rStyle w:val="pron"/>
+          <w:rFonts w:ascii="Arial" w:hAnsi="Arial" w:cs="Arial"/>
+        </w:rPr>
+      </w:pPr>
+      <w:r>
+        <w:rPr>
+          <w:rStyle w:val="pron"/>
+          <w:rFonts w:ascii="Arial" w:hAnsi="Arial" w:cs="Arial"/>
+        </w:rPr>
+        <w:t xml:space="preserve">admit [vt.] </w:t>
+      </w:r>
+      <w:r>
+        <w:rPr>
+          <w:rStyle w:val="pron"/>
+          <w:rFonts w:ascii="Arial" w:hAnsi="Arial" w:cs="Arial"/>
+        </w:rPr>
+        <w:t>接收</w:t>
+      </w:r>
+      <w:r>
+        <w:rPr>
+          <w:rStyle w:val="pron"/>
+          <w:rFonts w:ascii="Arial" w:hAnsi="Arial" w:cs="Arial"/>
+        </w:rPr>
+        <w:t>(</w:t>
+      </w:r>
+      <w:r>
+        <w:rPr>
+          <w:rStyle w:val="pron"/>
+          <w:rFonts w:ascii="Arial" w:hAnsi="Arial" w:cs="Arial"/>
+        </w:rPr>
+        <w:t>入学</w:t>
+      </w:r>
+      <w:r>
+        <w:rPr>
+          <w:rStyle w:val="pron"/>
+          <w:rFonts w:ascii="Arial" w:hAnsi="Arial" w:cs="Arial"/>
+        </w:rPr>
+        <w:t>)</w:t>
+      </w:r>
+    </w:p>
+    <w:p>
+      <w:pPr>
+        <w:rPr>
+          <w:rStyle w:val="pron"/>
+          <w:rFonts w:ascii="Arial" w:hAnsi="Arial" w:cs="Arial"/>
+        </w:rPr>
+      </w:pPr>
+      <w:r>
+        <w:rPr>
+          <w:rStyle w:val="pron"/>
+          <w:rFonts w:ascii="Arial" w:hAnsi="Arial" w:cs="Arial"/>
+        </w:rPr>
+        <w:t xml:space="preserve">e.g. Jane was admitted </w:t>
+      </w:r>
+      <w:r>
+        <w:rPr>
+          <w:rStyle w:val="pron"/>
+          <w:rFonts w:ascii="Arial" w:hAnsi="Arial" w:cs="Arial"/>
+        </w:rPr>
+        <w:t>to</w:t>
+      </w:r>
+      <w:r>
+        <w:rPr>
+          <w:rStyle w:val="pron"/>
+          <w:rFonts w:ascii="Arial" w:hAnsi="Arial" w:cs="Arial"/>
+        </w:rPr>
+        <w:t xml:space="preserve"> a university.</w:t>
+      </w:r>
+    </w:p>
+    <w:p>
+      <w:pPr>
+        <w:rPr>
+          <w:rStyle w:val="pron"/>
+          <w:rFonts w:ascii="Arial" w:hAnsi="Arial" w:cs="Arial"/>
+        </w:rPr>
+      </w:pPr>
+      <w:r>
+        <w:rPr>
+          <w:rStyle w:val="pron"/>
+          <w:rFonts w:ascii="Arial" w:hAnsi="Arial" w:cs="Arial" w:hint="eastAsia"/>
+          <w:b/>
+          <w:bCs/>
+        </w:rPr>
+        <w:t>tertiary</w:t>
+      </w:r>
+      <w:r>
+        <w:rPr>
+          <w:rStyle w:val="pron"/>
+          <w:rFonts w:ascii="Arial" w:hAnsi="Arial" w:cs="Arial" w:hint="eastAsia"/>
+        </w:rPr>
+        <w:t xml:space="preserve"> /</w:t>
+      </w:r>
+      <w:r>
+        <w:rPr>
+          <w:rStyle w:val="pron"/>
+          <w:rFonts w:ascii="GWIPA" w:hAnsi="GWIPA" w:cs="Arial"/>
+        </w:rPr>
+        <w:t></w:t>
+      </w:r>
+      <w:r>
+        <w:rPr>
+          <w:rStyle w:val="pron"/>
+          <w:rFonts w:ascii="GWIPA" w:hAnsi="GWIPA" w:cs="Arial"/>
+        </w:rPr>
+        <w:t></w:t>
+      </w:r>
+      <w:r>
+        <w:rPr>
+          <w:rStyle w:val="pron"/>
+          <w:rFonts w:ascii="GWIPA" w:hAnsi="GWIPA" w:cs="Arial"/>
+        </w:rPr>
+        <w:t></w:t>
+      </w:r>
+      <w:r>
+        <w:rPr>
+          <w:rStyle w:val="pron"/>
+          <w:rFonts w:ascii="GWIPA" w:hAnsi="GWIPA" w:cs="Arial"/>
+        </w:rPr>
+        <w:t></w:t>
+      </w:r>
+      <w:r>
+        <w:rPr>
+          <w:rStyle w:val="pron"/>
+          <w:rFonts w:ascii="GWIPA" w:hAnsi="GWIPA" w:cs="Arial"/>
+        </w:rPr>
+        <w:t></w:t>
+      </w:r>
+      <w:r>
+        <w:rPr>
+          <w:rStyle w:val="pron"/>
+          <w:rFonts w:ascii="GWIPA" w:hAnsi="GWIPA" w:cs="Arial"/>
+        </w:rPr>
+        <w:t></w:t>
+      </w:r>
+      <w:r>
+        <w:rPr>
+          <w:rStyle w:val="pron"/>
+          <w:rFonts w:ascii="GWIPA" w:hAnsi="GWIPA" w:cs="Arial"/>
+        </w:rPr>
+        <w:t></w:t>
+      </w:r>
+      <w:r>
+        <w:rPr>
+          <w:rStyle w:val="pron"/>
+          <w:rFonts w:ascii="GWIPA" w:hAnsi="GWIPA" w:cs="Arial"/>
+        </w:rPr>
+        <w:t></w:t>
+      </w:r>
+      <w:r>
+        <w:rPr>
+          <w:rStyle w:val="pron"/>
+          <w:rFonts w:ascii="Arial" w:hAnsi="Arial" w:cs="Arial" w:hint="eastAsia"/>
+        </w:rPr>
+        <w:t xml:space="preserve">/ adj. </w:t>
+      </w:r>
+      <w:r>
+        <w:rPr>
+          <w:rStyle w:val="pron"/>
+          <w:rFonts w:ascii="Arial" w:hAnsi="Arial" w:cs="Arial"/>
+        </w:rPr>
+        <w:br/>
+      </w:r>
+      <w:r>
+        <w:rPr>
+          <w:rStyle w:val="pron"/>
+          <w:rFonts w:ascii="Arial" w:hAnsi="Arial" w:cs="Arial" w:hint="eastAsia"/>
+        </w:rPr>
         <w:lastRenderedPageBreak/>
-        <w:t>practitioner</w:t>
-      </w:r>
-      <w:r>
-        <w:rPr>
-          <w:rStyle w:val="pron"/>
-          <w:rFonts w:ascii="Arial" w:hAnsi="Arial" w:cs="Arial"/>
-        </w:rPr>
-        <w:br/>
-      </w:r>
-      <w:r>
-        <w:rPr>
-          <w:rStyle w:val="pron"/>
-          <w:rFonts w:ascii="Arial" w:hAnsi="Arial" w:cs="Arial" w:hint="eastAsia"/>
-        </w:rPr>
-        <w:t>[n.] a person who works in a profession, especially in medicine or law.</w:t>
-      </w:r>
-      <w:r>
-        <w:rPr>
-          <w:rStyle w:val="pron"/>
-          <w:rFonts w:ascii="Arial" w:hAnsi="Arial" w:cs="Arial"/>
-        </w:rPr>
-        <w:br/>
-      </w:r>
-      <w:r>
-        <w:rPr>
-          <w:rStyle w:val="pron"/>
-          <w:rFonts w:ascii="Arial" w:hAnsi="Arial" w:cs="Arial" w:hint="eastAsia"/>
-          <w:b/>
-          <w:bCs/>
-        </w:rPr>
-        <w:t>general practitioner</w:t>
-      </w:r>
-      <w:r>
-        <w:rPr>
-          <w:rStyle w:val="pron"/>
-          <w:rFonts w:ascii="Arial" w:hAnsi="Arial" w:cs="Arial"/>
-        </w:rPr>
-        <w:br/>
-      </w:r>
-      <w:r>
-        <w:rPr>
-          <w:rStyle w:val="pron"/>
-          <w:rFonts w:ascii="Arial" w:hAnsi="Arial" w:cs="Arial" w:hint="eastAsia"/>
-        </w:rPr>
-        <w:t xml:space="preserve">[compound noun] a person who is trained in general medicine and who treats patients in local community rather than a hostipal. </w:t>
-      </w:r>
-      <w:r>
-        <w:rPr>
-          <w:rStyle w:val="pron"/>
-          <w:rFonts w:ascii="Arial" w:hAnsi="Arial" w:cs="Arial" w:hint="eastAsia"/>
-        </w:rPr>
-        <w:t xml:space="preserve">(Its abbreviation is </w:t>
-      </w:r>
-      <w:r>
-        <w:rPr>
-          <w:rStyle w:val="pron"/>
-          <w:rFonts w:ascii="Arial" w:hAnsi="Arial" w:cs="Arial" w:hint="eastAsia"/>
-          <w:b/>
-          <w:bCs/>
-        </w:rPr>
-        <w:t>GP</w:t>
-      </w:r>
-      <w:r>
-        <w:rPr>
-          <w:rStyle w:val="pron"/>
-          <w:rFonts w:ascii="Arial" w:hAnsi="Arial" w:cs="Arial" w:hint="eastAsia"/>
-        </w:rPr>
-        <w:t>)</w:t>
-      </w:r>
-    </w:p>
-    <w:p>
-      <w:pPr>
-        <w:rPr>
-          <w:rStyle w:val="pron"/>
-          <w:rFonts w:ascii="Arial" w:hAnsi="Arial" w:cs="Arial"/>
-        </w:rPr>
-      </w:pPr>
-      <w:r>
-        <w:rPr>
-          <w:rStyle w:val="pron"/>
-          <w:rFonts w:ascii="Arial" w:hAnsi="Arial" w:cs="Arial" w:hint="eastAsia"/>
-          <w:b/>
-          <w:bCs/>
-        </w:rPr>
-        <w:t>contagious</w:t>
-      </w:r>
-      <w:r>
-        <w:rPr>
-          <w:rStyle w:val="pron"/>
-          <w:rFonts w:ascii="Arial" w:hAnsi="Arial" w:cs="Arial" w:hint="eastAsia"/>
-        </w:rPr>
-        <w:t xml:space="preserve"> /</w:t>
-      </w:r>
-      <w:r>
-        <w:rPr>
-          <w:rStyle w:val="pron"/>
-          <w:rFonts w:ascii="GWIPA" w:hAnsi="GWIPA" w:cs="Arial"/>
-        </w:rPr>
-        <w:t></w:t>
-      </w:r>
-      <w:r>
-        <w:rPr>
-          <w:rStyle w:val="pron"/>
-          <w:rFonts w:ascii="GWIPA" w:hAnsi="GWIPA" w:cs="Arial"/>
-        </w:rPr>
-        <w:t></w:t>
-      </w:r>
-      <w:r>
-        <w:rPr>
-          <w:rStyle w:val="pron"/>
-          <w:rFonts w:ascii="GWIPA" w:hAnsi="GWIPA" w:cs="Arial"/>
-        </w:rPr>
-        <w:t></w:t>
-      </w:r>
-      <w:r>
-        <w:rPr>
-          <w:rStyle w:val="pron"/>
-          <w:rFonts w:ascii="GWIPA" w:hAnsi="GWIPA" w:cs="Arial"/>
-        </w:rPr>
-        <w:t></w:t>
-      </w:r>
-      <w:r>
-        <w:rPr>
-          <w:rStyle w:val="pron"/>
-          <w:rFonts w:ascii="GWIPA" w:hAnsi="GWIPA" w:cs="Arial"/>
-        </w:rPr>
-        <w:t></w:t>
-      </w:r>
-      <w:r>
-        <w:rPr>
-          <w:rStyle w:val="pron"/>
-          <w:rFonts w:ascii="GWIPA" w:hAnsi="GWIPA" w:cs="Arial"/>
-        </w:rPr>
-        <w:t></w:t>
-      </w:r>
-      <w:r>
-        <w:rPr>
-          <w:rStyle w:val="pron"/>
-          <w:rFonts w:ascii="GWIPA" w:hAnsi="GWIPA" w:cs="Arial"/>
-        </w:rPr>
-        <w:t></w:t>
-      </w:r>
-      <w:r>
-        <w:rPr>
-          <w:rStyle w:val="pron"/>
-          <w:rFonts w:ascii="GWIPA" w:hAnsi="GWIPA" w:cs="Arial"/>
-        </w:rPr>
-        <w:t></w:t>
-      </w:r>
-      <w:r>
-        <w:rPr>
-          <w:rStyle w:val="pron"/>
-          <w:rFonts w:ascii="GWIPA" w:hAnsi="GWIPA" w:cs="Arial"/>
-        </w:rPr>
-        <w:t></w:t>
-      </w:r>
-      <w:r>
-        <w:rPr>
-          <w:rStyle w:val="pron"/>
-          <w:rFonts w:ascii="GWIPA" w:hAnsi="GWIPA" w:cs="Arial"/>
-        </w:rPr>
-        <w:t></w:t>
-      </w:r>
-      <w:r>
-        <w:rPr>
-          <w:rStyle w:val="pron"/>
-          <w:rFonts w:ascii="Arial" w:hAnsi="Arial" w:cs="Arial" w:hint="eastAsia"/>
-        </w:rPr>
-        <w:t>/</w:t>
-      </w:r>
-      <w:r>
-        <w:rPr>
-          <w:rStyle w:val="pron"/>
-          <w:rFonts w:ascii="Arial" w:hAnsi="Arial" w:cs="Arial"/>
-        </w:rPr>
-        <w:br/>
-      </w:r>
-      <w:r>
-        <w:rPr>
-          <w:rStyle w:val="pron"/>
-          <w:rFonts w:ascii="Arial" w:hAnsi="Arial" w:cs="Arial" w:hint="eastAsia"/>
-        </w:rPr>
-        <w:t>[adj.]</w:t>
-      </w:r>
-      <w:r>
-        <w:rPr>
-          <w:rStyle w:val="pron"/>
-          <w:rFonts w:ascii="Arial" w:hAnsi="Arial" w:cs="Arial" w:hint="eastAsia"/>
-        </w:rPr>
-        <w:t xml:space="preserve"> a contagious disease spreads by people touching each other</w:t>
-      </w:r>
-    </w:p>
-    <w:p>
-      <w:pPr>
-        <w:rPr>
-          <w:rStyle w:val="pron"/>
-          <w:rFonts w:ascii="Arial" w:hAnsi="Arial" w:cs="Arial"/>
-        </w:rPr>
-      </w:pPr>
-      <w:r>
-        <w:rPr>
-          <w:rStyle w:val="pron"/>
-          <w:rFonts w:ascii="Arial" w:hAnsi="Arial" w:cs="Arial" w:hint="eastAsia"/>
-        </w:rPr>
-        <w:t>Scarlet fever is highly contagious.</w:t>
+        <w:t>tertiary education</w:t>
+      </w:r>
+      <w:r>
+        <w:rPr>
+          <w:rStyle w:val="pron"/>
+          <w:rFonts w:ascii="Arial" w:hAnsi="Arial" w:cs="Arial" w:hint="eastAsia"/>
+        </w:rPr>
+        <w:t xml:space="preserve"> (= university or college level)</w:t>
+      </w:r>
+      <w:r>
+        <w:rPr>
+          <w:rStyle w:val="pron"/>
+          <w:rFonts w:ascii="Arial" w:hAnsi="Arial" w:cs="Arial" w:hint="eastAsia"/>
+        </w:rPr>
+        <w:t>.</w:t>
+      </w:r>
+    </w:p>
+    <w:p>
+      <w:pPr>
+        <w:rPr>
+          <w:rStyle w:val="pron"/>
+          <w:rFonts w:ascii="Arial" w:hAnsi="Arial" w:cs="Arial"/>
+        </w:rPr>
+      </w:pPr>
+      <w:r>
+        <w:rPr>
+          <w:rStyle w:val="pron"/>
+          <w:rFonts w:ascii="Arial" w:hAnsi="Arial" w:cs="Arial" w:hint="eastAsia"/>
+        </w:rPr>
+        <w:t>primary school</w:t>
+      </w:r>
+    </w:p>
+    <w:p>
+      <w:pPr>
+        <w:rPr>
+          <w:rStyle w:val="pron"/>
+          <w:rFonts w:ascii="Arial" w:hAnsi="Arial" w:cs="Arial"/>
+        </w:rPr>
+      </w:pPr>
+      <w:r>
+        <w:rPr>
+          <w:rStyle w:val="pron"/>
+          <w:rFonts w:ascii="Arial" w:hAnsi="Arial" w:cs="Arial" w:hint="eastAsia"/>
+        </w:rPr>
+        <w:t>secondary school</w:t>
       </w:r>
     </w:p>
     <w:p>
@@ -2159,869 +3137,6 @@
           <w:b/>
           <w:bCs/>
         </w:rPr>
-        <w:t xml:space="preserve">5, toiletries : </w:t>
-      </w:r>
-      <w:r>
-        <w:rPr>
-          <w:rStyle w:val="pron"/>
-          <w:rFonts w:ascii="Arial" w:hAnsi="Arial" w:cs="Arial"/>
-          <w:b/>
-          <w:bCs/>
-        </w:rPr>
-        <w:t>洗漱用品</w:t>
-      </w:r>
-      <w:r>
-        <w:rPr>
-          <w:rStyle w:val="pron"/>
-          <w:rFonts w:ascii="Arial" w:hAnsi="Arial" w:cs="Arial"/>
-          <w:b/>
-          <w:bCs/>
-        </w:rPr>
-        <w:t>。</w:t>
-      </w:r>
-    </w:p>
-    <w:p>
-      <w:pPr>
-        <w:rPr>
-          <w:rStyle w:val="pron"/>
-          <w:rFonts w:ascii="Arial" w:hAnsi="Arial" w:cs="Arial"/>
-        </w:rPr>
-      </w:pPr>
-      <w:r>
-        <w:rPr>
-          <w:rStyle w:val="pron"/>
-          <w:rFonts w:ascii="Arial" w:hAnsi="Arial" w:cs="Arial"/>
-        </w:rPr>
-        <w:t>注意，</w:t>
-      </w:r>
-      <w:r>
-        <w:rPr>
-          <w:rStyle w:val="pron"/>
-          <w:rFonts w:ascii="Arial" w:hAnsi="Arial" w:cs="Arial"/>
-        </w:rPr>
-        <w:t>toiletries</w:t>
-      </w:r>
-      <w:r>
-        <w:rPr>
-          <w:rStyle w:val="pron"/>
-          <w:rFonts w:ascii="Arial" w:hAnsi="Arial" w:cs="Arial"/>
-        </w:rPr>
-        <w:t>不是复数，是专有名词。</w:t>
-      </w:r>
-    </w:p>
-    <w:p>
-      <w:pPr>
-        <w:rPr>
-          <w:rStyle w:val="pron"/>
-          <w:rFonts w:ascii="Arial" w:hAnsi="Arial" w:cs="Arial"/>
-        </w:rPr>
-      </w:pPr>
-      <w:r>
-        <w:rPr>
-          <w:rStyle w:val="pron"/>
-          <w:rFonts w:ascii="Arial" w:hAnsi="Arial" w:cs="Arial"/>
-          <w:b/>
-          <w:bCs/>
-        </w:rPr>
-        <w:t>body wash</w:t>
-      </w:r>
-      <w:r>
-        <w:rPr>
-          <w:rStyle w:val="pron"/>
-          <w:rFonts w:ascii="Arial" w:hAnsi="Arial" w:cs="Arial"/>
-        </w:rPr>
-        <w:t xml:space="preserve">: </w:t>
-      </w:r>
-      <w:r>
-        <w:rPr>
-          <w:rStyle w:val="pron"/>
-          <w:rFonts w:ascii="Arial" w:hAnsi="Arial" w:cs="Arial"/>
-        </w:rPr>
-        <w:t>沐浴露</w:t>
-      </w:r>
-    </w:p>
-    <w:p>
-      <w:pPr>
-        <w:rPr>
-          <w:rStyle w:val="pron"/>
-          <w:rFonts w:ascii="Arial" w:hAnsi="Arial" w:cs="Arial"/>
-        </w:rPr>
-      </w:pPr>
-      <w:r>
-        <w:rPr>
-          <w:rStyle w:val="pron"/>
-          <w:rFonts w:ascii="Arial" w:hAnsi="Arial" w:cs="Arial"/>
-        </w:rPr>
-        <w:t>moisturizing cream /</w:t>
-      </w:r>
-      <w:r>
-        <w:rPr>
-          <w:rStyle w:val="pron"/>
-          <w:rFonts w:ascii="Arial" w:hAnsi="Arial" w:cs="Arial"/>
-        </w:rPr>
-        <w:t xml:space="preserve"> moisturi</w:t>
-      </w:r>
-      <w:r>
-        <w:rPr>
-          <w:rStyle w:val="pron"/>
-          <w:rFonts w:ascii="Arial" w:hAnsi="Arial" w:cs="Arial"/>
-        </w:rPr>
-        <w:t>z</w:t>
-      </w:r>
-      <w:r>
-        <w:rPr>
-          <w:rStyle w:val="pron"/>
-          <w:rFonts w:ascii="Arial" w:hAnsi="Arial" w:cs="Arial"/>
-        </w:rPr>
-        <w:t xml:space="preserve">er / </w:t>
-      </w:r>
-      <w:r>
-        <w:rPr>
-          <w:rStyle w:val="pron"/>
-          <w:rFonts w:ascii="Arial" w:hAnsi="Arial" w:cs="Arial"/>
-        </w:rPr>
-        <w:t xml:space="preserve">skin cream : </w:t>
-      </w:r>
-      <w:r>
-        <w:rPr>
-          <w:rStyle w:val="pron"/>
-          <w:rFonts w:ascii="Arial" w:hAnsi="Arial" w:cs="Arial"/>
-        </w:rPr>
-        <w:t>护肤霜</w:t>
-      </w:r>
-    </w:p>
-    <w:p>
-      <w:pPr>
-        <w:rPr>
-          <w:rStyle w:val="pron"/>
-          <w:rFonts w:ascii="Arial" w:hAnsi="Arial" w:cs="Arial"/>
-        </w:rPr>
-      </w:pPr>
-      <w:r>
-        <w:rPr>
-          <w:rStyle w:val="pron"/>
-          <w:rFonts w:ascii="Arial" w:hAnsi="Arial" w:cs="Arial"/>
-        </w:rPr>
-        <w:t xml:space="preserve">toothpaste : </w:t>
-      </w:r>
-      <w:r>
-        <w:rPr>
-          <w:rStyle w:val="pron"/>
-          <w:rFonts w:ascii="Arial" w:hAnsi="Arial" w:cs="Arial"/>
-        </w:rPr>
-        <w:t>牙膏</w:t>
-      </w:r>
-    </w:p>
-    <w:p>
-      <w:pPr>
-        <w:rPr>
-          <w:rStyle w:val="pron"/>
-          <w:rFonts w:ascii="Arial" w:hAnsi="Arial" w:cs="Arial"/>
-        </w:rPr>
-      </w:pPr>
-      <w:r>
-        <w:rPr>
-          <w:rStyle w:val="pron"/>
-          <w:rFonts w:ascii="Arial" w:hAnsi="Arial" w:cs="Arial"/>
-        </w:rPr>
-        <w:t xml:space="preserve">toothbrush : </w:t>
-      </w:r>
-      <w:r>
-        <w:rPr>
-          <w:rStyle w:val="pron"/>
-          <w:rFonts w:ascii="Arial" w:hAnsi="Arial" w:cs="Arial"/>
-        </w:rPr>
-        <w:t>牙刷</w:t>
-      </w:r>
-    </w:p>
-    <w:p>
-      <w:pPr>
-        <w:rPr>
-          <w:rStyle w:val="pron"/>
-          <w:rFonts w:ascii="Arial" w:hAnsi="Arial" w:cs="Arial"/>
-        </w:rPr>
-      </w:pPr>
-      <w:r>
-        <w:rPr>
-          <w:rStyle w:val="pron"/>
-          <w:rFonts w:ascii="Arial" w:hAnsi="Arial" w:cs="Arial"/>
-        </w:rPr>
-        <w:t xml:space="preserve">shampoo : </w:t>
-      </w:r>
-      <w:r>
-        <w:rPr>
-          <w:rStyle w:val="pron"/>
-          <w:rFonts w:ascii="Arial" w:hAnsi="Arial" w:cs="Arial"/>
-        </w:rPr>
-        <w:t>洗头膏</w:t>
-      </w:r>
-      <w:r>
-        <w:rPr>
-          <w:rStyle w:val="pron"/>
-          <w:rFonts w:ascii="Arial" w:hAnsi="Arial" w:cs="Arial"/>
-        </w:rPr>
-        <w:t xml:space="preserve"> </w:t>
-      </w:r>
-    </w:p>
-    <w:p>
-      <w:pPr>
-        <w:rPr>
-          <w:rStyle w:val="pron"/>
-          <w:rFonts w:ascii="Arial" w:hAnsi="Arial" w:cs="Arial"/>
-        </w:rPr>
-      </w:pPr>
-    </w:p>
-    <w:p>
-      <w:pPr>
-        <w:outlineLvl w:val="0"/>
-        <w:rPr>
-          <w:rStyle w:val="pron"/>
-          <w:rFonts w:ascii="Arial" w:hAnsi="Arial" w:cs="Arial"/>
-          <w:b/>
-          <w:bCs/>
-        </w:rPr>
-      </w:pPr>
-      <w:r>
-        <w:rPr>
-          <w:rStyle w:val="pron"/>
-          <w:rFonts w:ascii="Arial" w:hAnsi="Arial" w:cs="Arial"/>
-          <w:b/>
-          <w:bCs/>
-        </w:rPr>
-        <w:t xml:space="preserve">6, make up : </w:t>
-      </w:r>
-      <w:r>
-        <w:rPr>
-          <w:rStyle w:val="pron"/>
-          <w:rFonts w:ascii="Arial" w:hAnsi="Arial" w:cs="Arial"/>
-          <w:b/>
-          <w:bCs/>
-        </w:rPr>
-        <w:t>化妆品</w:t>
-      </w:r>
-    </w:p>
-    <w:p>
-      <w:pPr>
-        <w:rPr>
-          <w:rStyle w:val="pron"/>
-          <w:rFonts w:ascii="Arial" w:hAnsi="Arial" w:cs="Arial"/>
-        </w:rPr>
-      </w:pPr>
-      <w:r>
-        <w:rPr>
-          <w:rStyle w:val="pron"/>
-          <w:rFonts w:ascii="Arial" w:hAnsi="Arial" w:cs="Arial"/>
-        </w:rPr>
-        <w:t>moisturi</w:t>
-      </w:r>
-      <w:r>
-        <w:rPr>
-          <w:rStyle w:val="pron"/>
-          <w:rFonts w:ascii="Arial" w:hAnsi="Arial" w:cs="Arial"/>
-        </w:rPr>
-        <w:t>z</w:t>
-      </w:r>
-      <w:r>
-        <w:rPr>
-          <w:rStyle w:val="pron"/>
-          <w:rFonts w:ascii="Arial" w:hAnsi="Arial" w:cs="Arial"/>
-        </w:rPr>
-        <w:t xml:space="preserve">er : </w:t>
-      </w:r>
-      <w:r>
-        <w:rPr>
-          <w:rStyle w:val="pron"/>
-          <w:rFonts w:ascii="Arial" w:hAnsi="Arial" w:cs="Arial"/>
-        </w:rPr>
-        <w:t>护肤霜</w:t>
-      </w:r>
-    </w:p>
-    <w:p>
-      <w:pPr>
-        <w:rPr>
-          <w:rStyle w:val="pron"/>
-          <w:rFonts w:ascii="Arial" w:hAnsi="Arial" w:cs="Arial"/>
-        </w:rPr>
-      </w:pPr>
-      <w:r>
-        <w:rPr>
-          <w:rStyle w:val="pron"/>
-          <w:rFonts w:ascii="Arial" w:hAnsi="Arial" w:cs="Arial"/>
-        </w:rPr>
-        <w:t xml:space="preserve">a moisturizing cream : </w:t>
-      </w:r>
-      <w:r>
-        <w:rPr>
-          <w:rStyle w:val="pron"/>
-          <w:rFonts w:ascii="Arial" w:hAnsi="Arial" w:cs="Arial"/>
-        </w:rPr>
-        <w:t>护肤霜</w:t>
-      </w:r>
-    </w:p>
-    <w:p>
-      <w:pPr>
-        <w:rPr>
-          <w:rStyle w:val="pron"/>
-          <w:rFonts w:ascii="Arial" w:hAnsi="Arial" w:cs="Arial"/>
-        </w:rPr>
-      </w:pPr>
-      <w:r>
-        <w:rPr>
-          <w:rStyle w:val="pron"/>
-          <w:rFonts w:ascii="Arial" w:hAnsi="Arial" w:cs="Arial"/>
-        </w:rPr>
-        <w:t xml:space="preserve">apply sun cream : </w:t>
-      </w:r>
-      <w:r>
-        <w:rPr>
-          <w:rStyle w:val="pron"/>
-          <w:rFonts w:ascii="Arial" w:hAnsi="Arial" w:cs="Arial"/>
-        </w:rPr>
-        <w:t>涂防晒霜</w:t>
-      </w:r>
-    </w:p>
-    <w:p>
-      <w:pPr>
-        <w:rPr>
-          <w:rStyle w:val="pron"/>
-          <w:rFonts w:ascii="Arial" w:hAnsi="Arial" w:cs="Arial"/>
-        </w:rPr>
-      </w:pPr>
-      <w:r>
-        <w:rPr>
-          <w:rStyle w:val="pron"/>
-          <w:rFonts w:ascii="Arial" w:hAnsi="Arial" w:cs="Arial" w:hint="eastAsia"/>
-        </w:rPr>
-        <w:t>mosquito repellent</w:t>
-      </w:r>
-    </w:p>
-    <w:p>
-      <w:pPr>
-        <w:rPr>
-          <w:rStyle w:val="pron"/>
-          <w:rFonts w:ascii="Arial" w:hAnsi="Arial" w:cs="Arial"/>
-        </w:rPr>
-      </w:pPr>
-      <w:r>
-        <w:rPr>
-          <w:rStyle w:val="pron"/>
-          <w:rFonts w:ascii="Arial" w:hAnsi="Arial" w:cs="Arial" w:hint="eastAsia"/>
-        </w:rPr>
-        <w:t>sunscreen</w:t>
-      </w:r>
-    </w:p>
-    <w:p>
-      <w:pPr>
-        <w:rPr>
-          <w:rStyle w:val="pron"/>
-          <w:rFonts w:ascii="Arial" w:hAnsi="Arial" w:cs="Arial"/>
-        </w:rPr>
-      </w:pPr>
-    </w:p>
-    <w:p>
-      <w:pPr>
-        <w:outlineLvl w:val="0"/>
-        <w:rPr>
-          <w:rStyle w:val="pron"/>
-          <w:rFonts w:ascii="Arial" w:hAnsi="Arial" w:cs="Arial"/>
-          <w:b/>
-          <w:bCs/>
-        </w:rPr>
-      </w:pPr>
-      <w:r>
-        <w:rPr>
-          <w:rStyle w:val="pron"/>
-          <w:rFonts w:ascii="Arial" w:hAnsi="Arial" w:cs="Arial"/>
-          <w:b/>
-          <w:bCs/>
-        </w:rPr>
-        <w:t>7</w:t>
-      </w:r>
-      <w:r>
-        <w:rPr>
-          <w:rStyle w:val="pron"/>
-          <w:rFonts w:ascii="Arial" w:hAnsi="Arial" w:cs="Arial"/>
-          <w:b/>
-          <w:bCs/>
-        </w:rPr>
-        <w:t xml:space="preserve">, Job and Occupation: </w:t>
-      </w:r>
-      <w:r>
-        <w:rPr>
-          <w:rStyle w:val="pron"/>
-          <w:rFonts w:ascii="Arial" w:hAnsi="Arial" w:cs="Arial"/>
-          <w:b/>
-          <w:bCs/>
-        </w:rPr>
-        <w:t>工作和职位</w:t>
-      </w:r>
-    </w:p>
-    <w:p>
-      <w:pPr>
-        <w:rPr>
-          <w:rStyle w:val="pron"/>
-          <w:rFonts w:ascii="Arial" w:hAnsi="Arial" w:cs="Arial"/>
-        </w:rPr>
-      </w:pPr>
-      <w:r>
-        <w:rPr>
-          <w:rStyle w:val="pron"/>
-          <w:rFonts w:ascii="Arial" w:hAnsi="Arial" w:cs="Arial"/>
-        </w:rPr>
-        <w:t xml:space="preserve">vacancy : </w:t>
-      </w:r>
-      <w:r>
-        <w:rPr>
-          <w:rStyle w:val="pron"/>
-          <w:rFonts w:ascii="Arial" w:hAnsi="Arial" w:cs="Arial"/>
-        </w:rPr>
-        <w:t>职位空缺</w:t>
-      </w:r>
-    </w:p>
-    <w:p>
-      <w:pPr>
-        <w:rPr>
-          <w:rStyle w:val="pron"/>
-          <w:rFonts w:ascii="Arial" w:hAnsi="Arial" w:cs="Arial"/>
-        </w:rPr>
-      </w:pPr>
-    </w:p>
-    <w:p>
-      <w:pPr>
-        <w:outlineLvl w:val="0"/>
-        <w:rPr>
-          <w:rStyle w:val="pron"/>
-          <w:rFonts w:ascii="Arial" w:hAnsi="Arial" w:cs="Arial"/>
-          <w:b/>
-          <w:bCs/>
-        </w:rPr>
-      </w:pPr>
-      <w:r>
-        <w:rPr>
-          <w:rStyle w:val="pron"/>
-          <w:rFonts w:ascii="Arial" w:hAnsi="Arial" w:cs="Arial"/>
-          <w:b/>
-          <w:bCs/>
-        </w:rPr>
-        <w:t xml:space="preserve">8, character : </w:t>
-      </w:r>
-      <w:r>
-        <w:rPr>
-          <w:rStyle w:val="pron"/>
-          <w:rFonts w:ascii="Arial" w:hAnsi="Arial" w:cs="Arial"/>
-          <w:b/>
-          <w:bCs/>
-        </w:rPr>
-        <w:t>性格</w:t>
-      </w:r>
-    </w:p>
-    <w:p>
-      <w:pPr>
-        <w:rPr>
-          <w:rStyle w:val="pron"/>
-          <w:rFonts w:ascii="Arial" w:hAnsi="Arial" w:cs="Arial"/>
-        </w:rPr>
-      </w:pPr>
-      <w:r>
-        <w:rPr>
-          <w:rStyle w:val="pron"/>
-          <w:rFonts w:ascii="Arial" w:hAnsi="Arial" w:cs="Arial"/>
-        </w:rPr>
-        <w:t xml:space="preserve">disposition </w:t>
-      </w:r>
-      <w:r>
-        <w:rPr>
-          <w:rStyle w:val="pron"/>
-          <w:rFonts w:ascii="Arial" w:hAnsi="Arial" w:cs="Arial"/>
-        </w:rPr>
-        <w:t xml:space="preserve">[formal] </w:t>
-      </w:r>
-      <w:r>
-        <w:rPr>
-          <w:rStyle w:val="pron"/>
-          <w:rFonts w:ascii="Arial" w:hAnsi="Arial" w:cs="Arial"/>
-        </w:rPr>
-        <w:t>[n. C. usually single]</w:t>
-      </w:r>
-      <w:r>
-        <w:rPr>
-          <w:rStyle w:val="pron"/>
-          <w:rFonts w:ascii="Arial" w:hAnsi="Arial" w:cs="Arial"/>
-        </w:rPr>
-        <w:t>:</w:t>
-      </w:r>
-      <w:r>
-        <w:rPr>
-          <w:rStyle w:val="pron"/>
-          <w:rFonts w:ascii="Arial" w:hAnsi="Arial" w:cs="Arial"/>
-        </w:rPr>
-        <w:t xml:space="preserve"> </w:t>
-      </w:r>
-      <w:r>
-        <w:rPr>
-          <w:rStyle w:val="pron"/>
-          <w:rFonts w:ascii="Arial" w:hAnsi="Arial" w:cs="Arial"/>
-        </w:rPr>
-        <w:t>性格</w:t>
-      </w:r>
-    </w:p>
-    <w:p>
-      <w:pPr>
-        <w:rPr>
-          <w:rStyle w:val="pron"/>
-          <w:rFonts w:ascii="Arial" w:hAnsi="Arial" w:cs="Arial"/>
-        </w:rPr>
-      </w:pPr>
-      <w:r>
-        <w:rPr>
-          <w:rStyle w:val="pron"/>
-          <w:rFonts w:ascii="Arial" w:hAnsi="Arial" w:cs="Arial"/>
-        </w:rPr>
-        <w:t xml:space="preserve">e.g. a reflective disposition : </w:t>
-      </w:r>
-      <w:r>
-        <w:rPr>
-          <w:rStyle w:val="pron"/>
-          <w:rFonts w:ascii="Arial" w:hAnsi="Arial" w:cs="Arial"/>
-        </w:rPr>
-        <w:t>一个善于反思的性格</w:t>
-      </w:r>
-      <w:r>
-        <w:rPr>
-          <w:rStyle w:val="pron"/>
-          <w:rFonts w:ascii="Arial" w:hAnsi="Arial" w:cs="Arial"/>
-        </w:rPr>
-        <w:t xml:space="preserve"> </w:t>
-      </w:r>
-    </w:p>
-    <w:p>
-      <w:pPr>
-        <w:rPr>
-          <w:rStyle w:val="pron"/>
-          <w:rFonts w:ascii="Arial" w:hAnsi="Arial" w:cs="Arial"/>
-        </w:rPr>
-      </w:pPr>
-    </w:p>
-    <w:p>
-      <w:pPr>
-        <w:rPr>
-          <w:rStyle w:val="pron"/>
-          <w:rFonts w:ascii="Arial" w:hAnsi="Arial" w:cs="Arial"/>
-        </w:rPr>
-      </w:pPr>
-    </w:p>
-    <w:p>
-      <w:pPr>
-        <w:rPr>
-          <w:rStyle w:val="pron"/>
-          <w:rFonts w:ascii="Arial" w:hAnsi="Arial" w:cs="Arial"/>
-          <w:b/>
-          <w:bCs/>
-        </w:rPr>
-      </w:pPr>
-      <w:r>
-        <w:rPr>
-          <w:rStyle w:val="pron"/>
-          <w:rFonts w:ascii="Arial" w:hAnsi="Arial" w:cs="Arial"/>
-          <w:b/>
-          <w:bCs/>
-        </w:rPr>
-        <w:br/>
-      </w:r>
-    </w:p>
-    <w:p>
-      <w:pPr>
-        <w:rPr>
-          <w:rStyle w:val="pron"/>
-          <w:rFonts w:ascii="Arial" w:hAnsi="Arial" w:cs="Arial"/>
-        </w:rPr>
-      </w:pPr>
-    </w:p>
-    <w:p>
-      <w:pPr>
-        <w:outlineLvl w:val="0"/>
-        <w:rPr>
-          <w:rStyle w:val="pron"/>
-          <w:rFonts w:ascii="Arial" w:hAnsi="Arial" w:cs="Arial"/>
-          <w:b/>
-          <w:bCs/>
-        </w:rPr>
-      </w:pPr>
-      <w:r>
-        <w:rPr>
-          <w:rStyle w:val="pron"/>
-          <w:rFonts w:ascii="Arial" w:hAnsi="Arial" w:cs="Arial"/>
-          <w:b/>
-          <w:bCs/>
-        </w:rPr>
-        <w:t>10, school</w:t>
-      </w:r>
-    </w:p>
-    <w:p>
-      <w:pPr>
-        <w:rPr>
-          <w:rStyle w:val="pron"/>
-          <w:rFonts w:ascii="Arial" w:hAnsi="Arial" w:cs="Arial"/>
-        </w:rPr>
-      </w:pPr>
-      <w:r>
-        <w:rPr>
-          <w:rStyle w:val="pron"/>
-          <w:rFonts w:ascii="Arial" w:hAnsi="Arial" w:cs="Arial"/>
-        </w:rPr>
-        <w:t xml:space="preserve">attend college/university: </w:t>
-      </w:r>
-      <w:r>
-        <w:rPr>
-          <w:rStyle w:val="pron"/>
-          <w:rFonts w:ascii="Arial" w:hAnsi="Arial" w:cs="Arial"/>
-        </w:rPr>
-        <w:t>上大学</w:t>
-      </w:r>
-    </w:p>
-    <w:p>
-      <w:pPr>
-        <w:rPr>
-          <w:rStyle w:val="pron"/>
-          <w:rFonts w:ascii="Arial" w:hAnsi="Arial" w:cs="Arial"/>
-        </w:rPr>
-      </w:pPr>
-      <w:r>
-        <w:rPr>
-          <w:rStyle w:val="pron"/>
-          <w:rFonts w:ascii="Arial" w:hAnsi="Arial" w:cs="Arial"/>
-        </w:rPr>
-        <w:t xml:space="preserve">admit [vt.] </w:t>
-      </w:r>
-      <w:r>
-        <w:rPr>
-          <w:rStyle w:val="pron"/>
-          <w:rFonts w:ascii="Arial" w:hAnsi="Arial" w:cs="Arial"/>
-        </w:rPr>
-        <w:t>接收</w:t>
-      </w:r>
-      <w:r>
-        <w:rPr>
-          <w:rStyle w:val="pron"/>
-          <w:rFonts w:ascii="Arial" w:hAnsi="Arial" w:cs="Arial"/>
-        </w:rPr>
-        <w:t>(</w:t>
-      </w:r>
-      <w:r>
-        <w:rPr>
-          <w:rStyle w:val="pron"/>
-          <w:rFonts w:ascii="Arial" w:hAnsi="Arial" w:cs="Arial"/>
-        </w:rPr>
-        <w:t>入学</w:t>
-      </w:r>
-      <w:r>
-        <w:rPr>
-          <w:rStyle w:val="pron"/>
-          <w:rFonts w:ascii="Arial" w:hAnsi="Arial" w:cs="Arial"/>
-        </w:rPr>
-        <w:t>)</w:t>
-      </w:r>
-    </w:p>
-    <w:p>
-      <w:pPr>
-        <w:rPr>
-          <w:rStyle w:val="pron"/>
-          <w:rFonts w:ascii="Arial" w:hAnsi="Arial" w:cs="Arial"/>
-        </w:rPr>
-      </w:pPr>
-      <w:r>
-        <w:rPr>
-          <w:rStyle w:val="pron"/>
-          <w:rFonts w:ascii="Arial" w:hAnsi="Arial" w:cs="Arial"/>
-        </w:rPr>
-        <w:t xml:space="preserve">e.g. Jane was admitted </w:t>
-      </w:r>
-      <w:r>
-        <w:rPr>
-          <w:rStyle w:val="pron"/>
-          <w:rFonts w:ascii="Arial" w:hAnsi="Arial" w:cs="Arial"/>
-        </w:rPr>
-        <w:t>to</w:t>
-      </w:r>
-      <w:r>
-        <w:rPr>
-          <w:rStyle w:val="pron"/>
-          <w:rFonts w:ascii="Arial" w:hAnsi="Arial" w:cs="Arial"/>
-        </w:rPr>
-        <w:t xml:space="preserve"> a university.</w:t>
-      </w:r>
-    </w:p>
-    <w:p>
-      <w:pPr>
-        <w:rPr>
-          <w:rStyle w:val="pron"/>
-          <w:rFonts w:ascii="Arial" w:hAnsi="Arial" w:cs="Arial"/>
-        </w:rPr>
-      </w:pPr>
-      <w:r>
-        <w:rPr>
-          <w:rStyle w:val="pron"/>
-          <w:rFonts w:ascii="Arial" w:hAnsi="Arial" w:cs="Arial" w:hint="eastAsia"/>
-          <w:b/>
-          <w:bCs/>
-        </w:rPr>
-        <w:t>tertiary</w:t>
-      </w:r>
-      <w:r>
-        <w:rPr>
-          <w:rStyle w:val="pron"/>
-          <w:rFonts w:ascii="Arial" w:hAnsi="Arial" w:cs="Arial" w:hint="eastAsia"/>
-        </w:rPr>
-        <w:t xml:space="preserve"> /</w:t>
-      </w:r>
-      <w:r>
-        <w:rPr>
-          <w:rStyle w:val="pron"/>
-          <w:rFonts w:ascii="GWIPA" w:hAnsi="GWIPA" w:cs="Arial"/>
-        </w:rPr>
-        <w:t></w:t>
-      </w:r>
-      <w:r>
-        <w:rPr>
-          <w:rStyle w:val="pron"/>
-          <w:rFonts w:ascii="GWIPA" w:hAnsi="GWIPA" w:cs="Arial"/>
-        </w:rPr>
-        <w:t></w:t>
-      </w:r>
-      <w:r>
-        <w:rPr>
-          <w:rStyle w:val="pron"/>
-          <w:rFonts w:ascii="GWIPA" w:hAnsi="GWIPA" w:cs="Arial"/>
-        </w:rPr>
-        <w:t></w:t>
-      </w:r>
-      <w:r>
-        <w:rPr>
-          <w:rStyle w:val="pron"/>
-          <w:rFonts w:ascii="GWIPA" w:hAnsi="GWIPA" w:cs="Arial"/>
-        </w:rPr>
-        <w:t></w:t>
-      </w:r>
-      <w:r>
-        <w:rPr>
-          <w:rStyle w:val="pron"/>
-          <w:rFonts w:ascii="GWIPA" w:hAnsi="GWIPA" w:cs="Arial"/>
-        </w:rPr>
-        <w:t></w:t>
-      </w:r>
-      <w:r>
-        <w:rPr>
-          <w:rStyle w:val="pron"/>
-          <w:rFonts w:ascii="GWIPA" w:hAnsi="GWIPA" w:cs="Arial"/>
-        </w:rPr>
-        <w:t></w:t>
-      </w:r>
-      <w:r>
-        <w:rPr>
-          <w:rStyle w:val="pron"/>
-          <w:rFonts w:ascii="GWIPA" w:hAnsi="GWIPA" w:cs="Arial"/>
-        </w:rPr>
-        <w:t></w:t>
-      </w:r>
-      <w:r>
-        <w:rPr>
-          <w:rStyle w:val="pron"/>
-          <w:rFonts w:ascii="GWIPA" w:hAnsi="GWIPA" w:cs="Arial"/>
-        </w:rPr>
-        <w:t></w:t>
-      </w:r>
-      <w:r>
-        <w:rPr>
-          <w:rStyle w:val="pron"/>
-          <w:rFonts w:ascii="Arial" w:hAnsi="Arial" w:cs="Arial" w:hint="eastAsia"/>
-        </w:rPr>
-        <w:t xml:space="preserve">/ adj. </w:t>
-      </w:r>
-      <w:r>
-        <w:rPr>
-          <w:rStyle w:val="pron"/>
-          <w:rFonts w:ascii="Arial" w:hAnsi="Arial" w:cs="Arial"/>
-        </w:rPr>
-        <w:br/>
-      </w:r>
-      <w:r>
-        <w:rPr>
-          <w:rStyle w:val="pron"/>
-          <w:rFonts w:ascii="Arial" w:hAnsi="Arial" w:cs="Arial" w:hint="eastAsia"/>
-        </w:rPr>
-        <w:t>tertiary education</w:t>
-      </w:r>
-      <w:r>
-        <w:rPr>
-          <w:rStyle w:val="pron"/>
-          <w:rFonts w:ascii="Arial" w:hAnsi="Arial" w:cs="Arial" w:hint="eastAsia"/>
-        </w:rPr>
-        <w:t xml:space="preserve"> (= university or college level)</w:t>
-      </w:r>
-      <w:r>
-        <w:rPr>
-          <w:rStyle w:val="pron"/>
-          <w:rFonts w:ascii="Arial" w:hAnsi="Arial" w:cs="Arial" w:hint="eastAsia"/>
-        </w:rPr>
-        <w:t>.</w:t>
-      </w:r>
-    </w:p>
-    <w:p>
-      <w:pPr>
-        <w:rPr>
-          <w:rStyle w:val="pron"/>
-          <w:rFonts w:ascii="Arial" w:hAnsi="Arial" w:cs="Arial"/>
-        </w:rPr>
-      </w:pPr>
-      <w:r>
-        <w:rPr>
-          <w:rStyle w:val="pron"/>
-          <w:rFonts w:ascii="Arial" w:hAnsi="Arial" w:cs="Arial" w:hint="eastAsia"/>
-        </w:rPr>
-        <w:t>primary school</w:t>
-      </w:r>
-    </w:p>
-    <w:p>
-      <w:pPr>
-        <w:rPr>
-          <w:rStyle w:val="pron"/>
-          <w:rFonts w:ascii="Arial" w:hAnsi="Arial" w:cs="Arial"/>
-        </w:rPr>
-      </w:pPr>
-      <w:r>
-        <w:rPr>
-          <w:rStyle w:val="pron"/>
-          <w:rFonts w:ascii="Arial" w:hAnsi="Arial" w:cs="Arial" w:hint="eastAsia"/>
-        </w:rPr>
-        <w:t>secondary school</w:t>
-      </w:r>
-    </w:p>
-    <w:p>
-      <w:pPr>
-        <w:rPr>
-          <w:rStyle w:val="pron"/>
-          <w:rFonts w:ascii="Arial" w:hAnsi="Arial" w:cs="Arial"/>
-        </w:rPr>
-      </w:pPr>
-    </w:p>
-    <w:p>
-      <w:pPr>
-        <w:outlineLvl w:val="0"/>
-        <w:rPr>
-          <w:rStyle w:val="pron"/>
-          <w:rFonts w:ascii="Arial" w:hAnsi="Arial" w:cs="Arial"/>
-          <w:b/>
-          <w:bCs/>
-        </w:rPr>
-      </w:pPr>
-      <w:r>
-        <w:rPr>
-          <w:rStyle w:val="pron"/>
-          <w:rFonts w:ascii="Arial" w:hAnsi="Arial" w:cs="Arial"/>
-          <w:b/>
-          <w:bCs/>
-        </w:rPr>
-        <w:lastRenderedPageBreak/>
         <w:t>11, people</w:t>
       </w:r>
     </w:p>
@@ -4165,7 +4280,6 @@
           <w:rStyle w:val="pron"/>
           <w:rFonts w:ascii="Arial" w:hAnsi="Arial" w:cs="Arial"/>
         </w:rPr>
-        <w:lastRenderedPageBreak/>
         <w:t xml:space="preserve">work out :  </w:t>
       </w:r>
       <w:r>
@@ -5364,6 +5478,7 @@
           <w:sz w:val="32"/>
           <w:szCs w:val="36"/>
         </w:rPr>
+        <w:lastRenderedPageBreak/>
         <w:t xml:space="preserve">22, </w:t>
       </w:r>
       <w:r>
@@ -5523,7 +5638,6 @@
           <w:b/>
           <w:bCs/>
         </w:rPr>
-        <w:lastRenderedPageBreak/>
         <w:t xml:space="preserve">sow </w:t>
       </w:r>
       <w:r>
@@ -6652,7 +6766,6 @@
           <w:rFonts w:ascii="Arial" w:hAnsi="Arial" w:cs="Arial" w:hint="eastAsia"/>
           <w:b/>
         </w:rPr>
-        <w:lastRenderedPageBreak/>
         <w:t xml:space="preserve">oak </w:t>
       </w:r>
       <w:r>
@@ -7798,6 +7911,7 @@
           <w:b/>
           <w:bCs/>
         </w:rPr>
+        <w:lastRenderedPageBreak/>
         <w:t>passive voice</w:t>
       </w:r>
       <w:r>
@@ -8011,7 +8125,7 @@
     <w:p>
       <w:pPr>
         <w:rPr>
-          <w:rFonts w:ascii="Arial" w:hAnsi="Arial" w:cs="Arial" w:hint="eastAsia"/>
+          <w:rFonts w:ascii="Arial" w:hAnsi="Arial" w:cs="Arial"/>
           <w:i/>
         </w:rPr>
       </w:pPr>
@@ -8131,7 +8245,7 @@
         <w:outlineLvl w:val="0"/>
         <w:rPr>
           <w:rStyle w:val="pron"/>
-          <w:rFonts w:ascii="Times New Roman" w:hAnsi="Times New Roman" w:cs="Times New Roman" w:hint="eastAsia"/>
+          <w:rFonts w:ascii="Times New Roman" w:hAnsi="Times New Roman" w:cs="Times New Roman"/>
           <w:b/>
           <w:bCs/>
           <w:sz w:val="32"/>
@@ -8241,8 +8355,6 @@
         </w:rPr>
         <w:t>.</w:t>
       </w:r>
-      <w:bookmarkStart w:id="0" w:name="_GoBack"/>
-      <w:bookmarkEnd w:id="0"/>
     </w:p>
     <w:p>
       <w:pPr>
@@ -8996,6 +9108,7 @@
           <w:sz w:val="22"/>
           <w:szCs w:val="24"/>
         </w:rPr>
+        <w:lastRenderedPageBreak/>
         <w:t xml:space="preserve">tusk </w:t>
       </w:r>
       <w:r>
@@ -9087,7 +9200,6 @@
           <w:sz w:val="22"/>
           <w:szCs w:val="24"/>
         </w:rPr>
-        <w:lastRenderedPageBreak/>
         <w:t xml:space="preserve">1. [n.] </w:t>
       </w:r>
       <w:r>
@@ -10102,6 +10214,7 @@
           <w:sz w:val="32"/>
           <w:szCs w:val="36"/>
         </w:rPr>
+        <w:lastRenderedPageBreak/>
         <w:t>38, Literature</w:t>
       </w:r>
     </w:p>
@@ -10154,7 +10267,6 @@
           <w:rFonts w:ascii="Arial" w:hAnsi="Arial" w:cs="Arial" w:hint="eastAsia"/>
           <w:b/>
         </w:rPr>
-        <w:lastRenderedPageBreak/>
         <w:t>stylised</w:t>
       </w:r>
       <w:r>
@@ -11372,7 +11484,7 @@
   <a:extraClrSchemeLst/>
   <a:extLst>
     <a:ext uri="{05A4C25C-085E-4340-85A3-A5531E510DB2}">
-      <thm15:themeFamily xmlns="" xmlns:thm15="http://schemas.microsoft.com/office/thememl/2012/main" name="Office Theme" id="{62F939B6-93AF-4DB8-9C6B-D6C7DFDC589F}" vid="{4A3C46E8-61CC-4603-A589-7422A47A8E4A}"/>
+      <thm15:themeFamily xmlns:thm15="http://schemas.microsoft.com/office/thememl/2012/main" xmlns="" name="Office Theme" id="{62F939B6-93AF-4DB8-9C6B-D6C7DFDC589F}" vid="{4A3C46E8-61CC-4603-A589-7422A47A8E4A}"/>
     </a:ext>
   </a:extLst>
 </a:theme>

--- a/Words/Categories of Collocations and Words.docx
+++ b/Words/Categories of Collocations and Words.docx
@@ -2242,6 +2242,228 @@
     <w:p>
       <w:pPr>
         <w:rPr>
+          <w:rFonts w:ascii="Times New Roman" w:eastAsia="华文宋体" w:hAnsi="Times New Roman" w:cs="Times New Roman" w:hint="eastAsia"/>
+          <w:sz w:val="24"/>
+          <w:szCs w:val="24"/>
+        </w:rPr>
+      </w:pPr>
+      <w:r>
+        <w:rPr>
+          <w:rFonts w:ascii="Times New Roman" w:eastAsia="华文宋体" w:hAnsi="Times New Roman" w:cs="Times New Roman" w:hint="eastAsia"/>
+          <w:b/>
+          <w:sz w:val="22"/>
+          <w:szCs w:val="24"/>
+        </w:rPr>
+        <w:t>pharmaceutical</w:t>
+      </w:r>
+      <w:r>
+        <w:rPr>
+          <w:rFonts w:ascii="Times New Roman" w:eastAsia="华文宋体" w:hAnsi="Times New Roman" w:cs="Times New Roman" w:hint="eastAsia"/>
+          <w:sz w:val="22"/>
+          <w:szCs w:val="24"/>
+        </w:rPr>
+        <w:t xml:space="preserve">  /</w:t>
+      </w:r>
+      <w:r>
+        <w:rPr>
+          <w:rFonts w:ascii="GWIPA" w:eastAsia="华文宋体" w:hAnsi="GWIPA" w:cs="Times New Roman"/>
+          <w:sz w:val="22"/>
+          <w:szCs w:val="24"/>
+        </w:rPr>
+        <w:t></w:t>
+      </w:r>
+      <w:r>
+        <w:rPr>
+          <w:rFonts w:ascii="GWIPA" w:eastAsia="华文宋体" w:hAnsi="GWIPA" w:cs="Times New Roman"/>
+          <w:sz w:val="22"/>
+          <w:szCs w:val="24"/>
+        </w:rPr>
+        <w:t></w:t>
+      </w:r>
+      <w:r>
+        <w:rPr>
+          <w:rFonts w:ascii="GWIPA" w:eastAsia="华文宋体" w:hAnsi="GWIPA" w:cs="Times New Roman"/>
+          <w:sz w:val="22"/>
+          <w:szCs w:val="24"/>
+        </w:rPr>
+        <w:t></w:t>
+      </w:r>
+      <w:r>
+        <w:rPr>
+          <w:rFonts w:ascii="GWIPA" w:eastAsia="华文宋体" w:hAnsi="GWIPA" w:cs="Times New Roman"/>
+          <w:sz w:val="22"/>
+          <w:szCs w:val="24"/>
+        </w:rPr>
+        <w:t></w:t>
+      </w:r>
+      <w:r>
+        <w:rPr>
+          <w:rFonts w:ascii="GWIPA" w:eastAsia="华文宋体" w:hAnsi="GWIPA" w:cs="Times New Roman"/>
+          <w:sz w:val="22"/>
+          <w:szCs w:val="24"/>
+        </w:rPr>
+        <w:t></w:t>
+      </w:r>
+      <w:r>
+        <w:rPr>
+          <w:rFonts w:ascii="GWIPA" w:eastAsia="华文宋体" w:hAnsi="GWIPA" w:cs="Times New Roman"/>
+          <w:sz w:val="22"/>
+          <w:szCs w:val="24"/>
+        </w:rPr>
+        <w:t></w:t>
+      </w:r>
+      <w:r>
+        <w:rPr>
+          <w:rFonts w:ascii="GWIPA" w:eastAsia="华文宋体" w:hAnsi="GWIPA" w:cs="Times New Roman"/>
+          <w:sz w:val="22"/>
+          <w:szCs w:val="24"/>
+        </w:rPr>
+        <w:t></w:t>
+      </w:r>
+      <w:r>
+        <w:rPr>
+          <w:rFonts w:ascii="GWIPA" w:eastAsia="华文宋体" w:hAnsi="GWIPA" w:cs="Times New Roman"/>
+          <w:sz w:val="22"/>
+          <w:szCs w:val="24"/>
+        </w:rPr>
+        <w:t></w:t>
+      </w:r>
+      <w:r>
+        <w:rPr>
+          <w:rFonts w:ascii="GWIPA" w:eastAsia="华文宋体" w:hAnsi="GWIPA" w:cs="Times New Roman"/>
+          <w:sz w:val="22"/>
+          <w:szCs w:val="24"/>
+        </w:rPr>
+        <w:t></w:t>
+      </w:r>
+      <w:r>
+        <w:rPr>
+          <w:rFonts w:ascii="GWIPA" w:eastAsia="华文宋体" w:hAnsi="GWIPA" w:cs="Times New Roman"/>
+          <w:sz w:val="22"/>
+          <w:szCs w:val="24"/>
+        </w:rPr>
+        <w:t></w:t>
+      </w:r>
+      <w:r>
+        <w:rPr>
+          <w:rFonts w:ascii="GWIPA" w:eastAsia="华文宋体" w:hAnsi="GWIPA" w:cs="Times New Roman"/>
+          <w:sz w:val="22"/>
+          <w:szCs w:val="24"/>
+        </w:rPr>
+        <w:t></w:t>
+      </w:r>
+      <w:r>
+        <w:rPr>
+          <w:rFonts w:ascii="GWIPA" w:eastAsia="华文宋体" w:hAnsi="GWIPA" w:cs="Times New Roman"/>
+          <w:sz w:val="22"/>
+          <w:szCs w:val="24"/>
+        </w:rPr>
+        <w:t></w:t>
+      </w:r>
+      <w:r>
+        <w:rPr>
+          <w:rFonts w:ascii="GWIPA" w:eastAsia="华文宋体" w:hAnsi="GWIPA" w:cs="Times New Roman"/>
+          <w:sz w:val="22"/>
+          <w:szCs w:val="24"/>
+        </w:rPr>
+        <w:t></w:t>
+      </w:r>
+      <w:r>
+        <w:rPr>
+          <w:rFonts w:ascii="GWIPA" w:eastAsia="华文宋体" w:hAnsi="GWIPA" w:cs="Times New Roman"/>
+          <w:sz w:val="22"/>
+          <w:szCs w:val="24"/>
+        </w:rPr>
+        <w:t></w:t>
+      </w:r>
+      <w:r>
+        <w:rPr>
+          <w:rFonts w:ascii="Times New Roman" w:eastAsia="华文宋体" w:hAnsi="Times New Roman" w:cs="Times New Roman" w:hint="eastAsia"/>
+          <w:sz w:val="22"/>
+          <w:szCs w:val="24"/>
+        </w:rPr>
+        <w:t>/</w:t>
+      </w:r>
+      <w:r>
+        <w:rPr>
+          <w:rFonts w:ascii="Times New Roman" w:eastAsia="华文宋体" w:hAnsi="Times New Roman" w:cs="Times New Roman"/>
+          <w:sz w:val="24"/>
+          <w:szCs w:val="24"/>
+        </w:rPr>
+        <w:br/>
+      </w:r>
+      <w:r>
+        <w:rPr>
+          <w:rFonts w:ascii="Times New Roman" w:eastAsia="华文宋体" w:hAnsi="Times New Roman" w:cs="Times New Roman" w:hint="eastAsia"/>
+          <w:sz w:val="24"/>
+          <w:szCs w:val="24"/>
+        </w:rPr>
+        <w:t xml:space="preserve">1. [adj.] connected with making and selling drugs and medicines. </w:t>
+      </w:r>
+      <w:r>
+        <w:rPr>
+          <w:rFonts w:ascii="Times New Roman" w:eastAsia="华文宋体" w:hAnsi="Times New Roman" w:cs="Times New Roman"/>
+          <w:sz w:val="24"/>
+          <w:szCs w:val="24"/>
+        </w:rPr>
+        <w:br/>
+      </w:r>
+      <w:r>
+        <w:rPr>
+          <w:rFonts w:ascii="Times New Roman" w:eastAsia="华文宋体" w:hAnsi="Times New Roman" w:cs="Times New Roman" w:hint="eastAsia"/>
+          <w:sz w:val="24"/>
+          <w:szCs w:val="24"/>
+        </w:rPr>
+        <w:t>e.g. the pharmatical industry.</w:t>
+      </w:r>
+    </w:p>
+    <w:p>
+      <w:pPr>
+        <w:rPr>
+          <w:rFonts w:ascii="Times New Roman" w:eastAsia="华文宋体" w:hAnsi="Times New Roman" w:cs="Times New Roman" w:hint="eastAsia"/>
+          <w:sz w:val="24"/>
+          <w:szCs w:val="24"/>
+        </w:rPr>
+      </w:pPr>
+      <w:r>
+        <w:rPr>
+          <w:rFonts w:ascii="Times New Roman" w:eastAsia="华文宋体" w:hAnsi="Times New Roman" w:cs="Times New Roman" w:hint="eastAsia"/>
+          <w:sz w:val="24"/>
+          <w:szCs w:val="24"/>
+        </w:rPr>
+        <w:t>2. [n.C.] a dru</w:t>
+      </w:r>
+      <w:bookmarkStart w:id="0" w:name="_GoBack"/>
+      <w:bookmarkEnd w:id="0"/>
+      <w:r>
+        <w:rPr>
+          <w:rFonts w:ascii="Times New Roman" w:eastAsia="华文宋体" w:hAnsi="Times New Roman" w:cs="Times New Roman" w:hint="eastAsia"/>
+          <w:sz w:val="24"/>
+          <w:szCs w:val="24"/>
+        </w:rPr>
+        <w:t>g or medicine.</w:t>
+      </w:r>
+    </w:p>
+    <w:p>
+      <w:pPr>
+        <w:rPr>
+          <w:rFonts w:ascii="Times New Roman" w:eastAsia="华文宋体" w:hAnsi="Times New Roman" w:cs="Times New Roman" w:hint="eastAsia"/>
+          <w:sz w:val="24"/>
+          <w:szCs w:val="24"/>
+        </w:rPr>
+      </w:pPr>
+      <w:r>
+        <w:rPr>
+          <w:rFonts w:ascii="Times New Roman" w:eastAsia="华文宋体" w:hAnsi="Times New Roman" w:cs="Times New Roman" w:hint="eastAsia"/>
+          <w:sz w:val="24"/>
+          <w:szCs w:val="24"/>
+        </w:rPr>
+        <w:t>e.g. the development of new pharmaceuticals.</w:t>
+      </w:r>
+    </w:p>
+    <w:p>
+      <w:pPr>
+        <w:rPr>
           <w:rStyle w:val="pron"/>
           <w:rFonts w:ascii="Arial" w:hAnsi="Arial" w:cs="Arial"/>
         </w:rPr>
@@ -2259,7 +2481,6 @@
           <w:szCs w:val="32"/>
         </w:rPr>
       </w:pPr>
-      <w:bookmarkStart w:id="0" w:name="_GoBack"/>
       <w:r>
         <w:rPr>
           <w:rStyle w:val="pron"/>
@@ -2294,7 +2515,6 @@
         <w:t>。</w:t>
       </w:r>
     </w:p>
-    <w:bookmarkEnd w:id="0"/>
     <w:p>
       <w:pPr>
         <w:rPr>
@@ -2869,6 +3089,7 @@
           <w:b/>
           <w:bCs/>
         </w:rPr>
+        <w:lastRenderedPageBreak/>
         <w:t>10, school</w:t>
       </w:r>
     </w:p>
@@ -3064,7 +3285,6 @@
           <w:rStyle w:val="pron"/>
           <w:rFonts w:ascii="Arial" w:hAnsi="Arial" w:cs="Arial" w:hint="eastAsia"/>
         </w:rPr>
-        <w:lastRenderedPageBreak/>
         <w:t>tertiary education</w:t>
       </w:r>
       <w:r>
@@ -5338,6 +5558,7 @@
           <w:rStyle w:val="pron"/>
           <w:rFonts w:ascii="Arial" w:hAnsi="Arial" w:cs="Arial"/>
         </w:rPr>
+        <w:lastRenderedPageBreak/>
         <w:t>receipt /</w:t>
       </w:r>
       <w:r>
@@ -5478,7 +5699,6 @@
           <w:sz w:val="32"/>
           <w:szCs w:val="36"/>
         </w:rPr>
-        <w:lastRenderedPageBreak/>
         <w:t xml:space="preserve">22, </w:t>
       </w:r>
       <w:r>
@@ -7710,6 +7930,7 @@
           <w:b/>
           <w:bCs/>
         </w:rPr>
+        <w:lastRenderedPageBreak/>
         <w:t>acronym</w:t>
       </w:r>
       <w:r>
@@ -7911,7 +8132,6 @@
           <w:b/>
           <w:bCs/>
         </w:rPr>
-        <w:lastRenderedPageBreak/>
         <w:t>passive voice</w:t>
       </w:r>
       <w:r>
@@ -9108,7 +9328,6 @@
           <w:sz w:val="22"/>
           <w:szCs w:val="24"/>
         </w:rPr>
-        <w:lastRenderedPageBreak/>
         <w:t xml:space="preserve">tusk </w:t>
       </w:r>
       <w:r>
@@ -10133,6 +10352,7 @@
           <w:b/>
           <w:bCs/>
         </w:rPr>
+        <w:lastRenderedPageBreak/>
         <w:t>overthrow</w:t>
       </w:r>
       <w:r>
@@ -10214,7 +10434,6 @@
           <w:sz w:val="32"/>
           <w:szCs w:val="36"/>
         </w:rPr>
-        <w:lastRenderedPageBreak/>
         <w:t>38, Literature</w:t>
       </w:r>
     </w:p>
@@ -11484,7 +11703,7 @@
   <a:extraClrSchemeLst/>
   <a:extLst>
     <a:ext uri="{05A4C25C-085E-4340-85A3-A5531E510DB2}">
-      <thm15:themeFamily xmlns:thm15="http://schemas.microsoft.com/office/thememl/2012/main" xmlns="" name="Office Theme" id="{62F939B6-93AF-4DB8-9C6B-D6C7DFDC589F}" vid="{4A3C46E8-61CC-4603-A589-7422A47A8E4A}"/>
+      <thm15:themeFamily xmlns="" xmlns:thm15="http://schemas.microsoft.com/office/thememl/2012/main" name="Office Theme" id="{62F939B6-93AF-4DB8-9C6B-D6C7DFDC589F}" vid="{4A3C46E8-61CC-4603-A589-7422A47A8E4A}"/>
     </a:ext>
   </a:extLst>
 </a:theme>

--- a/Words/Categories of Collocations and Words.docx
+++ b/Words/Categories of Collocations and Words.docx
@@ -1217,7 +1217,7 @@
     <w:p>
       <w:pPr>
         <w:rPr>
-          <w:rFonts w:ascii="Arial" w:hAnsi="Arial" w:cs="Arial"/>
+          <w:rFonts w:ascii="Arial" w:hAnsi="Arial" w:cs="Arial" w:hint="eastAsia"/>
           <w:color w:val="202122"/>
           <w:sz w:val="23"/>
           <w:szCs w:val="23"/>
@@ -1405,232 +1405,210 @@
           <w:shd w:val="clear" w:color="auto" w:fill="FFFFFF"/>
         </w:rPr>
       </w:pPr>
-    </w:p>
-    <w:p>
-      <w:pPr>
-        <w:outlineLvl w:val="0"/>
-        <w:rPr>
-          <w:rStyle w:val="pron"/>
-          <w:rFonts w:ascii="Times New Roman" w:hAnsi="Times New Roman" w:cs="Times New Roman"/>
-          <w:b/>
-          <w:bCs/>
-          <w:sz w:val="28"/>
-          <w:szCs w:val="32"/>
-        </w:rPr>
-      </w:pPr>
-      <w:r>
-        <w:rPr>
-          <w:rStyle w:val="pron"/>
-          <w:rFonts w:ascii="Times New Roman" w:hAnsi="Times New Roman" w:cs="Times New Roman"/>
-          <w:b/>
-          <w:bCs/>
-          <w:sz w:val="28"/>
-          <w:szCs w:val="32"/>
-        </w:rPr>
-        <w:t xml:space="preserve">4, </w:t>
-      </w:r>
-      <w:r>
-        <w:rPr>
-          <w:rStyle w:val="pron"/>
-          <w:rFonts w:ascii="Times New Roman" w:hAnsi="Times New Roman" w:cs="Times New Roman" w:hint="eastAsia"/>
-          <w:b/>
-          <w:bCs/>
-          <w:sz w:val="28"/>
-          <w:szCs w:val="32"/>
-        </w:rPr>
-        <w:t xml:space="preserve">Medicine, </w:t>
-      </w:r>
-      <w:r>
-        <w:rPr>
-          <w:rStyle w:val="pron"/>
-          <w:rFonts w:ascii="Times New Roman" w:hAnsi="Times New Roman" w:cs="Times New Roman" w:hint="eastAsia"/>
-          <w:b/>
-          <w:bCs/>
-          <w:sz w:val="28"/>
-          <w:szCs w:val="32"/>
-        </w:rPr>
-        <w:t>Healthy and D</w:t>
-      </w:r>
-      <w:r>
-        <w:rPr>
-          <w:rStyle w:val="pron"/>
-          <w:rFonts w:ascii="Times New Roman" w:hAnsi="Times New Roman" w:cs="Times New Roman"/>
-          <w:b/>
-          <w:bCs/>
-          <w:sz w:val="28"/>
-          <w:szCs w:val="32"/>
-        </w:rPr>
-        <w:t>isease</w:t>
-      </w:r>
-      <w:r>
-        <w:rPr>
-          <w:rStyle w:val="pron"/>
-          <w:rFonts w:ascii="Times New Roman" w:hAnsi="Times New Roman" w:cs="Times New Roman"/>
-          <w:b/>
-          <w:bCs/>
-          <w:sz w:val="28"/>
-          <w:szCs w:val="32"/>
-        </w:rPr>
-        <w:t xml:space="preserve"> </w:t>
-      </w:r>
-    </w:p>
-    <w:p>
-      <w:pPr>
-        <w:rPr>
-          <w:rFonts w:ascii="Arial" w:hAnsi="Arial" w:cs="Arial"/>
+      <w:r>
+        <w:rPr>
+          <w:rFonts w:ascii="Arial" w:hAnsi="Arial" w:cs="Arial" w:hint="eastAsia"/>
           <w:color w:val="202122"/>
           <w:sz w:val="23"/>
           <w:szCs w:val="23"/>
           <w:shd w:val="clear" w:color="auto" w:fill="FFFFFF"/>
         </w:rPr>
-      </w:pPr>
-      <w:r>
-        <w:rPr>
-          <w:rFonts w:ascii="Arial" w:hAnsi="Arial" w:cs="Arial"/>
-          <w:b/>
-          <w:bCs/>
+        <w:t xml:space="preserve">carry: </w:t>
+      </w:r>
+      <w:r>
+        <w:rPr>
+          <w:rFonts w:ascii="Arial" w:hAnsi="Arial" w:cs="Arial" w:hint="eastAsia"/>
           <w:color w:val="202122"/>
           <w:sz w:val="23"/>
           <w:szCs w:val="23"/>
           <w:shd w:val="clear" w:color="auto" w:fill="FFFFFF"/>
         </w:rPr>
-        <w:t>diabetes</w:t>
-      </w:r>
-      <w:r>
-        <w:rPr>
-          <w:rFonts w:ascii="Arial" w:hAnsi="Arial" w:cs="Arial"/>
+        <w:t>进位。</w:t>
+      </w:r>
+      <w:r>
+        <w:rPr>
+          <w:rFonts w:ascii="Arial" w:hAnsi="Arial" w:cs="Arial" w:hint="eastAsia"/>
           <w:color w:val="202122"/>
           <w:sz w:val="23"/>
           <w:szCs w:val="23"/>
           <w:shd w:val="clear" w:color="auto" w:fill="FFFFFF"/>
         </w:rPr>
-        <w:t xml:space="preserve"> </w:t>
-      </w:r>
-      <w:r>
-        <w:rPr>
-          <w:rStyle w:val="pron"/>
-          <w:rFonts w:ascii="Arial" w:hAnsi="Arial" w:cs="Arial"/>
-        </w:rPr>
-        <w:t>/</w:t>
-      </w:r>
-      <w:r>
-        <w:rPr>
-          <w:rStyle w:val="ipa"/>
-          <w:rFonts w:ascii="Arial" w:eastAsia="MS Gothic" w:hAnsi="Arial" w:cs="Arial"/>
-        </w:rPr>
-        <w:t>ˌ</w:t>
-      </w:r>
-      <w:r>
-        <w:rPr>
-          <w:rStyle w:val="ipa"/>
-          <w:rFonts w:ascii="Arial" w:hAnsi="Arial" w:cs="Arial"/>
-        </w:rPr>
-        <w:t>da</w:t>
-      </w:r>
-      <w:r>
-        <w:rPr>
-          <w:rStyle w:val="ipa"/>
-          <w:rFonts w:ascii="Arial" w:eastAsia="MS Gothic" w:hAnsi="Arial" w:cs="Arial"/>
-        </w:rPr>
-        <w:t>ɪ</w:t>
-      </w:r>
-      <w:r>
-        <w:rPr>
-          <w:rStyle w:val="ipa"/>
-          <w:rFonts w:ascii="Arial" w:hAnsi="Arial" w:cs="Arial"/>
-        </w:rPr>
-        <w:t>.</w:t>
-      </w:r>
-      <w:r>
-        <w:rPr>
-          <w:rStyle w:val="ipa"/>
-          <w:rFonts w:ascii="Arial" w:eastAsia="MS Gothic" w:hAnsi="Arial" w:cs="Arial"/>
-        </w:rPr>
-        <w:t>əˈ</w:t>
-      </w:r>
-      <w:r>
-        <w:rPr>
-          <w:rStyle w:val="ipa"/>
-          <w:rFonts w:ascii="Arial" w:hAnsi="Arial" w:cs="Arial"/>
-        </w:rPr>
-        <w:t>biː.tiːz</w:t>
-      </w:r>
-      <w:r>
-        <w:rPr>
-          <w:rStyle w:val="pron"/>
-          <w:rFonts w:ascii="Arial" w:hAnsi="Arial" w:cs="Arial"/>
-        </w:rPr>
-        <w:t>/</w:t>
-      </w:r>
-      <w:r>
-        <w:rPr>
-          <w:rFonts w:ascii="Arial" w:hAnsi="Arial" w:cs="Arial"/>
+        <w:t>(9+1</w:t>
+      </w:r>
+      <w:r>
+        <w:rPr>
+          <w:rFonts w:ascii="Arial" w:hAnsi="Arial" w:cs="Arial" w:hint="eastAsia"/>
           <w:color w:val="202122"/>
           <w:sz w:val="23"/>
           <w:szCs w:val="23"/>
           <w:shd w:val="clear" w:color="auto" w:fill="FFFFFF"/>
         </w:rPr>
-        <w:t xml:space="preserve"> : </w:t>
-      </w:r>
-      <w:r>
-        <w:rPr>
-          <w:rFonts w:ascii="Arial" w:hAnsi="Arial" w:cs="Arial"/>
+        <w:t>向十位进</w:t>
+      </w:r>
+      <w:r>
+        <w:rPr>
+          <w:rFonts w:ascii="Arial" w:hAnsi="Arial" w:cs="Arial" w:hint="eastAsia"/>
           <w:color w:val="202122"/>
           <w:sz w:val="23"/>
           <w:szCs w:val="23"/>
           <w:shd w:val="clear" w:color="auto" w:fill="FFFFFF"/>
         </w:rPr>
-        <w:t>糖尿病</w:t>
-      </w:r>
-    </w:p>
-    <w:p>
-      <w:pPr>
-        <w:rPr>
-          <w:rStyle w:val="pron"/>
-          <w:rFonts w:ascii="Arial" w:hAnsi="Arial" w:cs="Arial"/>
-        </w:rPr>
-      </w:pPr>
-      <w:r>
-        <w:rPr>
-          <w:rFonts w:ascii="Arial" w:hAnsi="Arial" w:cs="Arial"/>
-          <w:b/>
-          <w:bCs/>
-        </w:rPr>
-        <w:t>rhinitis</w:t>
-      </w:r>
-      <w:r>
-        <w:rPr>
-          <w:rFonts w:ascii="Arial" w:hAnsi="Arial" w:cs="Arial"/>
+        <w:t>1</w:t>
+      </w:r>
+      <w:r>
+        <w:rPr>
+          <w:rFonts w:ascii="Arial" w:hAnsi="Arial" w:cs="Arial" w:hint="eastAsia"/>
+          <w:color w:val="202122"/>
+          <w:sz w:val="23"/>
+          <w:szCs w:val="23"/>
+          <w:shd w:val="clear" w:color="auto" w:fill="FFFFFF"/>
+        </w:rPr>
+        <w:t>位</w:t>
+      </w:r>
+      <w:bookmarkStart w:id="0" w:name="_GoBack"/>
+      <w:bookmarkEnd w:id="0"/>
+      <w:r>
+        <w:rPr>
+          <w:rFonts w:ascii="Arial" w:hAnsi="Arial" w:cs="Arial" w:hint="eastAsia"/>
+          <w:color w:val="202122"/>
+          <w:sz w:val="23"/>
+          <w:szCs w:val="23"/>
+          <w:shd w:val="clear" w:color="auto" w:fill="FFFFFF"/>
+        </w:rPr>
+        <w:t>)</w:t>
+      </w:r>
+    </w:p>
+    <w:p>
+      <w:pPr>
+        <w:rPr>
+          <w:rFonts w:ascii="Arial" w:hAnsi="Arial" w:cs="Arial"/>
+          <w:color w:val="202122"/>
+          <w:sz w:val="23"/>
+          <w:szCs w:val="23"/>
+          <w:shd w:val="clear" w:color="auto" w:fill="FFFFFF"/>
+        </w:rPr>
+      </w:pPr>
+    </w:p>
+    <w:p>
+      <w:pPr>
+        <w:outlineLvl w:val="0"/>
+        <w:rPr>
+          <w:rStyle w:val="pron"/>
+          <w:rFonts w:ascii="Times New Roman" w:hAnsi="Times New Roman" w:cs="Times New Roman"/>
+          <w:b/>
+          <w:bCs/>
+          <w:sz w:val="28"/>
+          <w:szCs w:val="32"/>
+        </w:rPr>
+      </w:pPr>
+      <w:r>
+        <w:rPr>
+          <w:rStyle w:val="pron"/>
+          <w:rFonts w:ascii="Times New Roman" w:hAnsi="Times New Roman" w:cs="Times New Roman"/>
+          <w:b/>
+          <w:bCs/>
+          <w:sz w:val="28"/>
+          <w:szCs w:val="32"/>
+        </w:rPr>
+        <w:t xml:space="preserve">4, </w:t>
+      </w:r>
+      <w:r>
+        <w:rPr>
+          <w:rStyle w:val="pron"/>
+          <w:rFonts w:ascii="Times New Roman" w:hAnsi="Times New Roman" w:cs="Times New Roman" w:hint="eastAsia"/>
+          <w:b/>
+          <w:bCs/>
+          <w:sz w:val="28"/>
+          <w:szCs w:val="32"/>
+        </w:rPr>
+        <w:t xml:space="preserve">Medicine, </w:t>
+      </w:r>
+      <w:r>
+        <w:rPr>
+          <w:rStyle w:val="pron"/>
+          <w:rFonts w:ascii="Times New Roman" w:hAnsi="Times New Roman" w:cs="Times New Roman" w:hint="eastAsia"/>
+          <w:b/>
+          <w:bCs/>
+          <w:sz w:val="28"/>
+          <w:szCs w:val="32"/>
+        </w:rPr>
+        <w:t>Healthy and D</w:t>
+      </w:r>
+      <w:r>
+        <w:rPr>
+          <w:rStyle w:val="pron"/>
+          <w:rFonts w:ascii="Times New Roman" w:hAnsi="Times New Roman" w:cs="Times New Roman"/>
+          <w:b/>
+          <w:bCs/>
+          <w:sz w:val="28"/>
+          <w:szCs w:val="32"/>
+        </w:rPr>
+        <w:t>isease</w:t>
+      </w:r>
+      <w:r>
+        <w:rPr>
+          <w:rStyle w:val="pron"/>
+          <w:rFonts w:ascii="Times New Roman" w:hAnsi="Times New Roman" w:cs="Times New Roman"/>
+          <w:b/>
+          <w:bCs/>
+          <w:sz w:val="28"/>
+          <w:szCs w:val="32"/>
         </w:rPr>
         <w:t xml:space="preserve"> </w:t>
       </w:r>
+    </w:p>
+    <w:p>
+      <w:pPr>
+        <w:rPr>
+          <w:rFonts w:ascii="Arial" w:hAnsi="Arial" w:cs="Arial"/>
+          <w:color w:val="202122"/>
+          <w:sz w:val="23"/>
+          <w:szCs w:val="23"/>
+          <w:shd w:val="clear" w:color="auto" w:fill="FFFFFF"/>
+        </w:rPr>
+      </w:pPr>
+      <w:r>
+        <w:rPr>
+          <w:rFonts w:ascii="Arial" w:hAnsi="Arial" w:cs="Arial"/>
+          <w:b/>
+          <w:bCs/>
+          <w:color w:val="202122"/>
+          <w:sz w:val="23"/>
+          <w:szCs w:val="23"/>
+          <w:shd w:val="clear" w:color="auto" w:fill="FFFFFF"/>
+        </w:rPr>
+        <w:t>diabetes</w:t>
+      </w:r>
+      <w:r>
+        <w:rPr>
+          <w:rFonts w:ascii="Arial" w:hAnsi="Arial" w:cs="Arial"/>
+          <w:color w:val="202122"/>
+          <w:sz w:val="23"/>
+          <w:szCs w:val="23"/>
+          <w:shd w:val="clear" w:color="auto" w:fill="FFFFFF"/>
+        </w:rPr>
+        <w:t xml:space="preserve"> </w:t>
+      </w:r>
       <w:r>
         <w:rPr>
           <w:rStyle w:val="pron"/>
           <w:rFonts w:ascii="Arial" w:hAnsi="Arial" w:cs="Arial"/>
         </w:rPr>
         <w:t>/</w:t>
-      </w:r>
-      <w:r>
-        <w:rPr>
-          <w:rStyle w:val="ipa"/>
-          <w:rFonts w:ascii="Arial" w:hAnsi="Arial" w:cs="Arial"/>
-        </w:rPr>
-        <w:t>ra</w:t>
       </w:r>
       <w:r>
         <w:rPr>
           <w:rStyle w:val="ipa"/>
           <w:rFonts w:ascii="Arial" w:eastAsia="MS Gothic" w:hAnsi="Arial" w:cs="Arial"/>
         </w:rPr>
-        <w:t>ɪˈ</w:t>
+        <w:t>ˌ</w:t>
       </w:r>
       <w:r>
         <w:rPr>
           <w:rStyle w:val="ipa"/>
           <w:rFonts w:ascii="Arial" w:hAnsi="Arial" w:cs="Arial"/>
         </w:rPr>
-        <w:t>na</w:t>
+        <w:t>da</w:t>
       </w:r>
       <w:r>
         <w:rPr>
@@ -1644,13 +1622,104 @@
           <w:rStyle w:val="ipa"/>
           <w:rFonts w:ascii="Arial" w:hAnsi="Arial" w:cs="Arial"/>
         </w:rPr>
-        <w:t>.t</w:t>
+        <w:t>.</w:t>
       </w:r>
       <w:r>
         <w:rPr>
           <w:rStyle w:val="ipa"/>
           <w:rFonts w:ascii="Arial" w:eastAsia="MS Gothic" w:hAnsi="Arial" w:cs="Arial"/>
         </w:rPr>
+        <w:t>əˈ</w:t>
+      </w:r>
+      <w:r>
+        <w:rPr>
+          <w:rStyle w:val="ipa"/>
+          <w:rFonts w:ascii="Arial" w:hAnsi="Arial" w:cs="Arial"/>
+        </w:rPr>
+        <w:t>biː.tiːz</w:t>
+      </w:r>
+      <w:r>
+        <w:rPr>
+          <w:rStyle w:val="pron"/>
+          <w:rFonts w:ascii="Arial" w:hAnsi="Arial" w:cs="Arial"/>
+        </w:rPr>
+        <w:t>/</w:t>
+      </w:r>
+      <w:r>
+        <w:rPr>
+          <w:rFonts w:ascii="Arial" w:hAnsi="Arial" w:cs="Arial"/>
+          <w:color w:val="202122"/>
+          <w:sz w:val="23"/>
+          <w:szCs w:val="23"/>
+          <w:shd w:val="clear" w:color="auto" w:fill="FFFFFF"/>
+        </w:rPr>
+        <w:t xml:space="preserve"> : </w:t>
+      </w:r>
+      <w:r>
+        <w:rPr>
+          <w:rFonts w:ascii="Arial" w:hAnsi="Arial" w:cs="Arial"/>
+          <w:color w:val="202122"/>
+          <w:sz w:val="23"/>
+          <w:szCs w:val="23"/>
+          <w:shd w:val="clear" w:color="auto" w:fill="FFFFFF"/>
+        </w:rPr>
+        <w:t>糖尿病</w:t>
+      </w:r>
+    </w:p>
+    <w:p>
+      <w:pPr>
+        <w:rPr>
+          <w:rStyle w:val="pron"/>
+          <w:rFonts w:ascii="Arial" w:hAnsi="Arial" w:cs="Arial"/>
+        </w:rPr>
+      </w:pPr>
+      <w:r>
+        <w:rPr>
+          <w:rFonts w:ascii="Arial" w:hAnsi="Arial" w:cs="Arial"/>
+          <w:b/>
+          <w:bCs/>
+        </w:rPr>
+        <w:t>rhinitis</w:t>
+      </w:r>
+      <w:r>
+        <w:rPr>
+          <w:rFonts w:ascii="Arial" w:hAnsi="Arial" w:cs="Arial"/>
+        </w:rPr>
+        <w:t xml:space="preserve"> </w:t>
+      </w:r>
+      <w:r>
+        <w:rPr>
+          <w:rStyle w:val="pron"/>
+          <w:rFonts w:ascii="Arial" w:hAnsi="Arial" w:cs="Arial"/>
+        </w:rPr>
+        <w:t>/</w:t>
+      </w:r>
+      <w:r>
+        <w:rPr>
+          <w:rStyle w:val="ipa"/>
+          <w:rFonts w:ascii="Arial" w:hAnsi="Arial" w:cs="Arial"/>
+        </w:rPr>
+        <w:t>ra</w:t>
+      </w:r>
+      <w:r>
+        <w:rPr>
+          <w:rStyle w:val="ipa"/>
+          <w:rFonts w:ascii="Arial" w:eastAsia="MS Gothic" w:hAnsi="Arial" w:cs="Arial"/>
+        </w:rPr>
+        <w:t>ɪˈ</w:t>
+      </w:r>
+      <w:r>
+        <w:rPr>
+          <w:rStyle w:val="ipa"/>
+          <w:rFonts w:ascii="Arial" w:hAnsi="Arial" w:cs="Arial"/>
+        </w:rPr>
+        <w:t>na</w:t>
+      </w:r>
+      <w:r>
+        <w:rPr>
+          <w:rStyle w:val="ipa"/>
+          <w:rFonts w:ascii="Arial" w:eastAsia="MS Gothic" w:hAnsi="Arial" w:cs="Arial"/>
+        </w:rPr>
         <w:t>ɪ</w:t>
       </w:r>
       <w:r>
@@ -1658,6 +1727,20 @@
           <w:rStyle w:val="ipa"/>
           <w:rFonts w:ascii="Arial" w:hAnsi="Arial" w:cs="Arial"/>
         </w:rPr>
+        <w:t>.t</w:t>
+      </w:r>
+      <w:r>
+        <w:rPr>
+          <w:rStyle w:val="ipa"/>
+          <w:rFonts w:ascii="Arial" w:eastAsia="MS Gothic" w:hAnsi="Arial" w:cs="Arial"/>
+        </w:rPr>
+        <w:t>ɪ</w:t>
+      </w:r>
+      <w:r>
+        <w:rPr>
+          <w:rStyle w:val="ipa"/>
+          <w:rFonts w:ascii="Arial" w:hAnsi="Arial" w:cs="Arial"/>
+        </w:rPr>
         <w:t>s</w:t>
       </w:r>
       <w:r>
@@ -1824,6 +1907,7 @@
           <w:b/>
           <w:bCs/>
         </w:rPr>
+        <w:lastRenderedPageBreak/>
         <w:t xml:space="preserve">prone </w:t>
       </w:r>
       <w:r>
@@ -1853,7 +1937,6 @@
           <w:rStyle w:val="pron"/>
           <w:rFonts w:ascii="Arial" w:hAnsi="Arial" w:cs="Arial"/>
         </w:rPr>
-        <w:lastRenderedPageBreak/>
         <w:t xml:space="preserve">e.g. prone to injuries/illness: </w:t>
       </w:r>
       <w:r>
@@ -2241,148 +2324,164 @@
     </w:p>
     <w:p>
       <w:pPr>
+        <w:rPr>
+          <w:rFonts w:ascii="Times New Roman" w:eastAsia="华文宋体" w:hAnsi="Times New Roman" w:cs="Times New Roman"/>
+          <w:sz w:val="24"/>
+          <w:szCs w:val="24"/>
+        </w:rPr>
+      </w:pPr>
+      <w:r>
+        <w:rPr>
+          <w:rFonts w:ascii="Times New Roman" w:eastAsia="华文宋体" w:hAnsi="Times New Roman" w:cs="Times New Roman" w:hint="eastAsia"/>
+          <w:b/>
+          <w:sz w:val="22"/>
+          <w:szCs w:val="24"/>
+        </w:rPr>
+        <w:t>pharmaceutical</w:t>
+      </w:r>
+      <w:r>
+        <w:rPr>
+          <w:rFonts w:ascii="Times New Roman" w:eastAsia="华文宋体" w:hAnsi="Times New Roman" w:cs="Times New Roman" w:hint="eastAsia"/>
+          <w:sz w:val="22"/>
+          <w:szCs w:val="24"/>
+        </w:rPr>
+        <w:t xml:space="preserve">  /</w:t>
+      </w:r>
+      <w:r>
+        <w:rPr>
+          <w:rFonts w:ascii="GWIPA" w:eastAsia="华文宋体" w:hAnsi="GWIPA" w:cs="Times New Roman"/>
+          <w:sz w:val="22"/>
+          <w:szCs w:val="24"/>
+        </w:rPr>
+        <w:t></w:t>
+      </w:r>
+      <w:r>
+        <w:rPr>
+          <w:rFonts w:ascii="GWIPA" w:eastAsia="华文宋体" w:hAnsi="GWIPA" w:cs="Times New Roman"/>
+          <w:sz w:val="22"/>
+          <w:szCs w:val="24"/>
+        </w:rPr>
+        <w:t></w:t>
+      </w:r>
+      <w:r>
+        <w:rPr>
+          <w:rFonts w:ascii="GWIPA" w:eastAsia="华文宋体" w:hAnsi="GWIPA" w:cs="Times New Roman"/>
+          <w:sz w:val="22"/>
+          <w:szCs w:val="24"/>
+        </w:rPr>
+        <w:t></w:t>
+      </w:r>
+      <w:r>
+        <w:rPr>
+          <w:rFonts w:ascii="GWIPA" w:eastAsia="华文宋体" w:hAnsi="GWIPA" w:cs="Times New Roman"/>
+          <w:sz w:val="22"/>
+          <w:szCs w:val="24"/>
+        </w:rPr>
+        <w:t></w:t>
+      </w:r>
+      <w:r>
+        <w:rPr>
+          <w:rFonts w:ascii="GWIPA" w:eastAsia="华文宋体" w:hAnsi="GWIPA" w:cs="Times New Roman"/>
+          <w:sz w:val="22"/>
+          <w:szCs w:val="24"/>
+        </w:rPr>
+        <w:t></w:t>
+      </w:r>
+      <w:r>
+        <w:rPr>
+          <w:rFonts w:ascii="GWIPA" w:eastAsia="华文宋体" w:hAnsi="GWIPA" w:cs="Times New Roman"/>
+          <w:sz w:val="22"/>
+          <w:szCs w:val="24"/>
+        </w:rPr>
+        <w:t></w:t>
+      </w:r>
+      <w:r>
+        <w:rPr>
+          <w:rFonts w:ascii="GWIPA" w:eastAsia="华文宋体" w:hAnsi="GWIPA" w:cs="Times New Roman"/>
+          <w:sz w:val="22"/>
+          <w:szCs w:val="24"/>
+        </w:rPr>
+        <w:t></w:t>
+      </w:r>
+      <w:r>
+        <w:rPr>
+          <w:rFonts w:ascii="GWIPA" w:eastAsia="华文宋体" w:hAnsi="GWIPA" w:cs="Times New Roman"/>
+          <w:sz w:val="22"/>
+          <w:szCs w:val="24"/>
+        </w:rPr>
+        <w:t></w:t>
+      </w:r>
+      <w:r>
+        <w:rPr>
+          <w:rFonts w:ascii="GWIPA" w:eastAsia="华文宋体" w:hAnsi="GWIPA" w:cs="Times New Roman"/>
+          <w:sz w:val="22"/>
+          <w:szCs w:val="24"/>
+        </w:rPr>
+        <w:t></w:t>
+      </w:r>
+      <w:r>
+        <w:rPr>
+          <w:rFonts w:ascii="GWIPA" w:eastAsia="华文宋体" w:hAnsi="GWIPA" w:cs="Times New Roman"/>
+          <w:sz w:val="22"/>
+          <w:szCs w:val="24"/>
+        </w:rPr>
+        <w:t></w:t>
+      </w:r>
+      <w:r>
+        <w:rPr>
+          <w:rFonts w:ascii="GWIPA" w:eastAsia="华文宋体" w:hAnsi="GWIPA" w:cs="Times New Roman"/>
+          <w:sz w:val="22"/>
+          <w:szCs w:val="24"/>
+        </w:rPr>
+        <w:t></w:t>
+      </w:r>
+      <w:r>
+        <w:rPr>
+          <w:rFonts w:ascii="GWIPA" w:eastAsia="华文宋体" w:hAnsi="GWIPA" w:cs="Times New Roman"/>
+          <w:sz w:val="22"/>
+          <w:szCs w:val="24"/>
+        </w:rPr>
+        <w:t></w:t>
+      </w:r>
+      <w:r>
+        <w:rPr>
+          <w:rFonts w:ascii="GWIPA" w:eastAsia="华文宋体" w:hAnsi="GWIPA" w:cs="Times New Roman"/>
+          <w:sz w:val="22"/>
+          <w:szCs w:val="24"/>
+        </w:rPr>
+        <w:t></w:t>
+      </w:r>
+      <w:r>
+        <w:rPr>
+          <w:rFonts w:ascii="GWIPA" w:eastAsia="华文宋体" w:hAnsi="GWIPA" w:cs="Times New Roman"/>
+          <w:sz w:val="22"/>
+          <w:szCs w:val="24"/>
+        </w:rPr>
+        <w:t></w:t>
+      </w:r>
+      <w:r>
+        <w:rPr>
+          <w:rFonts w:ascii="Times New Roman" w:eastAsia="华文宋体" w:hAnsi="Times New Roman" w:cs="Times New Roman" w:hint="eastAsia"/>
+          <w:sz w:val="22"/>
+          <w:szCs w:val="24"/>
+        </w:rPr>
+        <w:t>/</w:t>
+      </w:r>
+      <w:r>
+        <w:rPr>
+          <w:rFonts w:ascii="Times New Roman" w:eastAsia="华文宋体" w:hAnsi="Times New Roman" w:cs="Times New Roman"/>
+          <w:sz w:val="24"/>
+          <w:szCs w:val="24"/>
+        </w:rPr>
+        <w:br/>
+      </w:r>
+      <w:r>
         <w:rPr>
           <w:rFonts w:ascii="Times New Roman" w:eastAsia="华文宋体" w:hAnsi="Times New Roman" w:cs="Times New Roman" w:hint="eastAsia"/>
           <w:sz w:val="24"/>
           <w:szCs w:val="24"/>
         </w:rPr>
-      </w:pPr>
-      <w:r>
-        <w:rPr>
-          <w:rFonts w:ascii="Times New Roman" w:eastAsia="华文宋体" w:hAnsi="Times New Roman" w:cs="Times New Roman" w:hint="eastAsia"/>
-          <w:b/>
-          <w:sz w:val="22"/>
-          <w:szCs w:val="24"/>
-        </w:rPr>
-        <w:t>pharmaceutical</w:t>
-      </w:r>
-      <w:r>
-        <w:rPr>
-          <w:rFonts w:ascii="Times New Roman" w:eastAsia="华文宋体" w:hAnsi="Times New Roman" w:cs="Times New Roman" w:hint="eastAsia"/>
-          <w:sz w:val="22"/>
-          <w:szCs w:val="24"/>
-        </w:rPr>
-        <w:t xml:space="preserve">  /</w:t>
-      </w:r>
-      <w:r>
-        <w:rPr>
-          <w:rFonts w:ascii="GWIPA" w:eastAsia="华文宋体" w:hAnsi="GWIPA" w:cs="Times New Roman"/>
-          <w:sz w:val="22"/>
-          <w:szCs w:val="24"/>
-        </w:rPr>
-        <w:t></w:t>
-      </w:r>
-      <w:r>
-        <w:rPr>
-          <w:rFonts w:ascii="GWIPA" w:eastAsia="华文宋体" w:hAnsi="GWIPA" w:cs="Times New Roman"/>
-          <w:sz w:val="22"/>
-          <w:szCs w:val="24"/>
-        </w:rPr>
-        <w:t></w:t>
-      </w:r>
-      <w:r>
-        <w:rPr>
-          <w:rFonts w:ascii="GWIPA" w:eastAsia="华文宋体" w:hAnsi="GWIPA" w:cs="Times New Roman"/>
-          <w:sz w:val="22"/>
-          <w:szCs w:val="24"/>
-        </w:rPr>
-        <w:t></w:t>
-      </w:r>
-      <w:r>
-        <w:rPr>
-          <w:rFonts w:ascii="GWIPA" w:eastAsia="华文宋体" w:hAnsi="GWIPA" w:cs="Times New Roman"/>
-          <w:sz w:val="22"/>
-          <w:szCs w:val="24"/>
-        </w:rPr>
-        <w:t></w:t>
-      </w:r>
-      <w:r>
-        <w:rPr>
-          <w:rFonts w:ascii="GWIPA" w:eastAsia="华文宋体" w:hAnsi="GWIPA" w:cs="Times New Roman"/>
-          <w:sz w:val="22"/>
-          <w:szCs w:val="24"/>
-        </w:rPr>
-        <w:t></w:t>
-      </w:r>
-      <w:r>
-        <w:rPr>
-          <w:rFonts w:ascii="GWIPA" w:eastAsia="华文宋体" w:hAnsi="GWIPA" w:cs="Times New Roman"/>
-          <w:sz w:val="22"/>
-          <w:szCs w:val="24"/>
-        </w:rPr>
-        <w:t></w:t>
-      </w:r>
-      <w:r>
-        <w:rPr>
-          <w:rFonts w:ascii="GWIPA" w:eastAsia="华文宋体" w:hAnsi="GWIPA" w:cs="Times New Roman"/>
-          <w:sz w:val="22"/>
-          <w:szCs w:val="24"/>
-        </w:rPr>
-        <w:t></w:t>
-      </w:r>
-      <w:r>
-        <w:rPr>
-          <w:rFonts w:ascii="GWIPA" w:eastAsia="华文宋体" w:hAnsi="GWIPA" w:cs="Times New Roman"/>
-          <w:sz w:val="22"/>
-          <w:szCs w:val="24"/>
-        </w:rPr>
-        <w:t></w:t>
-      </w:r>
-      <w:r>
-        <w:rPr>
-          <w:rFonts w:ascii="GWIPA" w:eastAsia="华文宋体" w:hAnsi="GWIPA" w:cs="Times New Roman"/>
-          <w:sz w:val="22"/>
-          <w:szCs w:val="24"/>
-        </w:rPr>
-        <w:t></w:t>
-      </w:r>
-      <w:r>
-        <w:rPr>
-          <w:rFonts w:ascii="GWIPA" w:eastAsia="华文宋体" w:hAnsi="GWIPA" w:cs="Times New Roman"/>
-          <w:sz w:val="22"/>
-          <w:szCs w:val="24"/>
-        </w:rPr>
-        <w:t></w:t>
-      </w:r>
-      <w:r>
-        <w:rPr>
-          <w:rFonts w:ascii="GWIPA" w:eastAsia="华文宋体" w:hAnsi="GWIPA" w:cs="Times New Roman"/>
-          <w:sz w:val="22"/>
-          <w:szCs w:val="24"/>
-        </w:rPr>
-        <w:t></w:t>
-      </w:r>
-      <w:r>
-        <w:rPr>
-          <w:rFonts w:ascii="GWIPA" w:eastAsia="华文宋体" w:hAnsi="GWIPA" w:cs="Times New Roman"/>
-          <w:sz w:val="22"/>
-          <w:szCs w:val="24"/>
-        </w:rPr>
-        <w:t></w:t>
-      </w:r>
-      <w:r>
-        <w:rPr>
-          <w:rFonts w:ascii="GWIPA" w:eastAsia="华文宋体" w:hAnsi="GWIPA" w:cs="Times New Roman"/>
-          <w:sz w:val="22"/>
-          <w:szCs w:val="24"/>
-        </w:rPr>
-        <w:t></w:t>
-      </w:r>
-      <w:r>
-        <w:rPr>
-          <w:rFonts w:ascii="GWIPA" w:eastAsia="华文宋体" w:hAnsi="GWIPA" w:cs="Times New Roman"/>
-          <w:sz w:val="22"/>
-          <w:szCs w:val="24"/>
-        </w:rPr>
-        <w:t></w:t>
-      </w:r>
-      <w:r>
-        <w:rPr>
-          <w:rFonts w:ascii="Times New Roman" w:eastAsia="华文宋体" w:hAnsi="Times New Roman" w:cs="Times New Roman" w:hint="eastAsia"/>
-          <w:sz w:val="22"/>
-          <w:szCs w:val="24"/>
-        </w:rPr>
-        <w:t>/</w:t>
+        <w:t xml:space="preserve">1. [adj.] connected with making and selling drugs and medicines. </w:t>
       </w:r>
       <w:r>
         <w:rPr>
@@ -2398,66 +2497,40 @@
           <w:sz w:val="24"/>
           <w:szCs w:val="24"/>
         </w:rPr>
-        <w:t xml:space="preserve">1. [adj.] connected with making and selling drugs and medicines. </w:t>
-      </w:r>
-      <w:r>
+        <w:t>e.g. the pharmatical industry.</w:t>
+      </w:r>
+    </w:p>
+    <w:p>
+      <w:pPr>
         <w:rPr>
           <w:rFonts w:ascii="Times New Roman" w:eastAsia="华文宋体" w:hAnsi="Times New Roman" w:cs="Times New Roman"/>
           <w:sz w:val="24"/>
           <w:szCs w:val="24"/>
         </w:rPr>
-        <w:br/>
-      </w:r>
+      </w:pPr>
       <w:r>
         <w:rPr>
           <w:rFonts w:ascii="Times New Roman" w:eastAsia="华文宋体" w:hAnsi="Times New Roman" w:cs="Times New Roman" w:hint="eastAsia"/>
           <w:sz w:val="24"/>
           <w:szCs w:val="24"/>
         </w:rPr>
-        <w:t>e.g. the pharmatical industry.</w:t>
-      </w:r>
-    </w:p>
-    <w:p>
-      <w:pPr>
+        <w:t>2. [n.C.] a drug or medicine.</w:t>
+      </w:r>
+    </w:p>
+    <w:p>
+      <w:pPr>
+        <w:rPr>
+          <w:rFonts w:ascii="Times New Roman" w:eastAsia="华文宋体" w:hAnsi="Times New Roman" w:cs="Times New Roman"/>
+          <w:sz w:val="24"/>
+          <w:szCs w:val="24"/>
+        </w:rPr>
+      </w:pPr>
+      <w:r>
         <w:rPr>
           <w:rFonts w:ascii="Times New Roman" w:eastAsia="华文宋体" w:hAnsi="Times New Roman" w:cs="Times New Roman" w:hint="eastAsia"/>
           <w:sz w:val="24"/>
           <w:szCs w:val="24"/>
         </w:rPr>
-      </w:pPr>
-      <w:r>
-        <w:rPr>
-          <w:rFonts w:ascii="Times New Roman" w:eastAsia="华文宋体" w:hAnsi="Times New Roman" w:cs="Times New Roman" w:hint="eastAsia"/>
-          <w:sz w:val="24"/>
-          <w:szCs w:val="24"/>
-        </w:rPr>
-        <w:t>2. [n.C.] a dru</w:t>
-      </w:r>
-      <w:bookmarkStart w:id="0" w:name="_GoBack"/>
-      <w:bookmarkEnd w:id="0"/>
-      <w:r>
-        <w:rPr>
-          <w:rFonts w:ascii="Times New Roman" w:eastAsia="华文宋体" w:hAnsi="Times New Roman" w:cs="Times New Roman" w:hint="eastAsia"/>
-          <w:sz w:val="24"/>
-          <w:szCs w:val="24"/>
-        </w:rPr>
-        <w:t>g or medicine.</w:t>
-      </w:r>
-    </w:p>
-    <w:p>
-      <w:pPr>
-        <w:rPr>
-          <w:rFonts w:ascii="Times New Roman" w:eastAsia="华文宋体" w:hAnsi="Times New Roman" w:cs="Times New Roman" w:hint="eastAsia"/>
-          <w:sz w:val="24"/>
-          <w:szCs w:val="24"/>
-        </w:rPr>
-      </w:pPr>
-      <w:r>
-        <w:rPr>
-          <w:rFonts w:ascii="Times New Roman" w:eastAsia="华文宋体" w:hAnsi="Times New Roman" w:cs="Times New Roman" w:hint="eastAsia"/>
-          <w:sz w:val="24"/>
-          <w:szCs w:val="24"/>
-        </w:rPr>
         <w:t>e.g. the development of new pharmaceuticals.</w:t>
       </w:r>
     </w:p>
@@ -3089,7 +3162,6 @@
           <w:b/>
           <w:bCs/>
         </w:rPr>
-        <w:lastRenderedPageBreak/>
         <w:t>10, school</w:t>
       </w:r>
     </w:p>
@@ -4344,6 +4416,7 @@
           <w:rStyle w:val="pron"/>
           <w:rFonts w:ascii="Arial" w:hAnsi="Arial" w:cs="Arial"/>
         </w:rPr>
+        <w:lastRenderedPageBreak/>
         <w:t xml:space="preserve">argument : </w:t>
       </w:r>
       <w:r>
@@ -7256,82 +7329,67 @@
         </w:rPr>
         <w:t>tationery</w:t>
       </w:r>
-    </w:p>
-    <w:p>
-      <w:pPr>
-        <w:rPr>
-          <w:rStyle w:val="pron"/>
-          <w:rFonts w:ascii="Arial" w:hAnsi="Arial" w:cs="Arial"/>
-        </w:rPr>
-      </w:pPr>
-      <w:r>
-        <w:rPr>
-          <w:rStyle w:val="pron"/>
-          <w:rFonts w:ascii="Arial" w:hAnsi="Arial" w:cs="Arial" w:hint="eastAsia"/>
-          <w:b/>
-        </w:rPr>
-        <w:t>fountain pen</w:t>
-      </w:r>
-      <w:r>
-        <w:rPr>
-          <w:rStyle w:val="pron"/>
-          <w:rFonts w:ascii="Arial" w:hAnsi="Arial" w:cs="Arial" w:hint="eastAsia"/>
-        </w:rPr>
-        <w:t xml:space="preserve">: </w:t>
-      </w:r>
-      <w:r>
-        <w:rPr>
-          <w:rStyle w:val="pron"/>
-          <w:rFonts w:ascii="Arial" w:hAnsi="Arial" w:cs="Arial" w:hint="eastAsia"/>
-        </w:rPr>
-        <w:t>钢笔</w:t>
-      </w:r>
-    </w:p>
-    <w:p>
-      <w:pPr>
-        <w:rPr>
-          <w:rStyle w:val="pron"/>
-          <w:rFonts w:ascii="Arial" w:hAnsi="Arial" w:cs="Arial"/>
-        </w:rPr>
-      </w:pPr>
-    </w:p>
-    <w:p>
-      <w:pPr>
-        <w:rPr>
-          <w:rStyle w:val="pron"/>
-          <w:rFonts w:ascii="Arial" w:hAnsi="Arial" w:cs="Arial"/>
-        </w:rPr>
-      </w:pPr>
-    </w:p>
-    <w:p>
-      <w:pPr>
-        <w:rPr>
-          <w:rStyle w:val="pron"/>
-          <w:rFonts w:ascii="Arial" w:hAnsi="Arial" w:cs="Arial"/>
-        </w:rPr>
-      </w:pPr>
-    </w:p>
-    <w:p>
-      <w:pPr>
-        <w:rPr>
-          <w:rStyle w:val="pron"/>
-          <w:rFonts w:ascii="Arial" w:hAnsi="Arial" w:cs="Arial"/>
-        </w:rPr>
-      </w:pPr>
-    </w:p>
-    <w:p>
-      <w:pPr>
-        <w:outlineLvl w:val="0"/>
-        <w:rPr>
-          <w:rStyle w:val="pron"/>
-          <w:rFonts w:ascii="Times New Roman" w:hAnsi="Times New Roman" w:cs="Times New Roman"/>
+      <w:r>
+        <w:rPr>
+          <w:rStyle w:val="pron"/>
+          <w:rFonts w:ascii="Times New Roman" w:hAnsi="Times New Roman" w:cs="Times New Roman" w:hint="eastAsia"/>
           <w:b/>
           <w:bCs/>
           <w:sz w:val="32"/>
           <w:szCs w:val="36"/>
         </w:rPr>
-      </w:pPr>
-      <w:r>
+        <w:t xml:space="preserve"> </w:t>
+      </w:r>
+    </w:p>
+    <w:p>
+      <w:pPr>
+        <w:rPr>
+          <w:rStyle w:val="pron"/>
+          <w:rFonts w:ascii="Arial" w:hAnsi="Arial" w:cs="Arial"/>
+        </w:rPr>
+      </w:pPr>
+      <w:r>
+        <w:rPr>
+          <w:rStyle w:val="pron"/>
+          <w:rFonts w:ascii="Arial" w:hAnsi="Arial" w:cs="Arial" w:hint="eastAsia"/>
+          <w:b/>
+        </w:rPr>
+        <w:t>fountain pen</w:t>
+      </w:r>
+      <w:r>
+        <w:rPr>
+          <w:rStyle w:val="pron"/>
+          <w:rFonts w:ascii="Arial" w:hAnsi="Arial" w:cs="Arial" w:hint="eastAsia"/>
+        </w:rPr>
+        <w:t xml:space="preserve">: </w:t>
+      </w:r>
+      <w:r>
+        <w:rPr>
+          <w:rStyle w:val="pron"/>
+          <w:rFonts w:ascii="Arial" w:hAnsi="Arial" w:cs="Arial" w:hint="eastAsia"/>
+        </w:rPr>
+        <w:t>钢笔</w:t>
+      </w:r>
+    </w:p>
+    <w:p>
+      <w:pPr>
+        <w:rPr>
+          <w:rStyle w:val="pron"/>
+          <w:rFonts w:ascii="Arial" w:hAnsi="Arial" w:cs="Arial"/>
+        </w:rPr>
+      </w:pPr>
+    </w:p>
+    <w:p>
+      <w:pPr>
+        <w:rPr>
+          <w:rStyle w:val="pron"/>
+          <w:rFonts w:ascii="Arial" w:hAnsi="Arial" w:cs="Arial"/>
+        </w:rPr>
+      </w:pPr>
+    </w:p>
+    <w:p>
+      <w:pPr>
+        <w:outlineLvl w:val="0"/>
         <w:rPr>
           <w:rStyle w:val="pron"/>
           <w:rFonts w:ascii="Times New Roman" w:hAnsi="Times New Roman" w:cs="Times New Roman"/>
@@ -7340,1125 +7398,700 @@
           <w:sz w:val="32"/>
           <w:szCs w:val="36"/>
         </w:rPr>
-        <w:t>28</w:t>
-      </w:r>
-      <w:r>
-        <w:rPr>
-          <w:rStyle w:val="pron"/>
-          <w:rFonts w:ascii="Times New Roman" w:hAnsi="Times New Roman" w:cs="Times New Roman"/>
+      </w:pPr>
+      <w:r>
+        <w:rPr>
+          <w:rStyle w:val="pron"/>
+          <w:rFonts w:ascii="Times New Roman" w:hAnsi="Times New Roman" w:cs="Times New Roman" w:hint="eastAsia"/>
           <w:b/>
           <w:bCs/>
           <w:sz w:val="32"/>
           <w:szCs w:val="36"/>
         </w:rPr>
-        <w:t xml:space="preserve">, </w:t>
-      </w:r>
-      <w:r>
-        <w:rPr>
-          <w:rStyle w:val="pron"/>
+        <w:t>28, Punctuation</w:t>
+      </w:r>
+    </w:p>
+    <w:p>
+      <w:pPr>
+        <w:rPr>
+          <w:rFonts w:ascii="Arial" w:hAnsi="Arial" w:cs="Arial"/>
+        </w:rPr>
+      </w:pPr>
+      <w:r>
+        <w:rPr>
+          <w:rFonts w:ascii="Arial" w:hAnsi="Arial" w:cs="Arial" w:hint="eastAsia"/>
+          <w:b/>
+        </w:rPr>
+        <w:t>ellipsis/dots</w:t>
+      </w:r>
+      <w:r>
+        <w:rPr>
+          <w:rFonts w:ascii="Arial" w:hAnsi="Arial" w:cs="Arial" w:hint="eastAsia"/>
+        </w:rPr>
+        <w:t xml:space="preserve"> </w:t>
+      </w:r>
+      <w:r>
+        <w:rPr>
+          <w:rFonts w:ascii="Arial" w:hAnsi="Arial" w:cs="Arial"/>
+        </w:rPr>
+        <w:br/>
+      </w:r>
+      <w:r>
+        <w:rPr>
+          <w:rFonts w:ascii="Arial" w:hAnsi="Arial" w:cs="Arial" w:hint="eastAsia"/>
+        </w:rPr>
+        <w:t>[n.]</w:t>
+      </w:r>
+      <w:r>
+        <w:rPr>
+          <w:rFonts w:ascii="Arial" w:hAnsi="Arial" w:cs="Arial" w:hint="eastAsia"/>
+        </w:rPr>
+        <w:t>...</w:t>
+      </w:r>
+      <w:r>
+        <w:rPr>
+          <w:rFonts w:ascii="Arial" w:hAnsi="Arial" w:cs="Arial" w:hint="eastAsia"/>
+        </w:rPr>
+        <w:t xml:space="preserve">  (</w:t>
+      </w:r>
+      <w:r>
+        <w:rPr>
+          <w:rFonts w:ascii="Arial" w:hAnsi="Arial" w:cs="Arial" w:hint="eastAsia"/>
+        </w:rPr>
+        <w:t>省略号</w:t>
+      </w:r>
+      <w:r>
+        <w:rPr>
+          <w:rFonts w:ascii="Arial" w:hAnsi="Arial" w:cs="Arial" w:hint="eastAsia"/>
+        </w:rPr>
+        <w:t>)</w:t>
+      </w:r>
+      <w:r>
+        <w:rPr>
+          <w:rFonts w:ascii="Arial" w:hAnsi="Arial" w:cs="Arial"/>
+        </w:rPr>
+        <w:br/>
+      </w:r>
+      <w:r>
+        <w:rPr>
+          <w:rFonts w:ascii="Arial" w:hAnsi="Arial" w:cs="Arial" w:hint="eastAsia"/>
+        </w:rPr>
+        <w:t>...challenging the view that Britain...</w:t>
+      </w:r>
+      <w:r>
+        <w:rPr>
+          <w:rFonts w:ascii="Arial" w:hAnsi="Arial" w:cs="Arial"/>
+        </w:rPr>
+        <w:br/>
+      </w:r>
+      <w:r>
+        <w:rPr>
+          <w:rFonts w:ascii="Arial" w:hAnsi="Arial" w:cs="Arial" w:hint="eastAsia"/>
+        </w:rPr>
+        <w:t>There is no gap between the ell</w:t>
+      </w:r>
+      <w:r>
+        <w:rPr>
+          <w:rFonts w:ascii="Arial" w:hAnsi="Arial" w:cs="Arial" w:hint="eastAsia"/>
+        </w:rPr>
+        <w:t>ipsis and the words either preceded or followed it</w:t>
+      </w:r>
+      <w:r>
+        <w:rPr>
+          <w:rFonts w:ascii="Arial" w:hAnsi="Arial" w:cs="Arial" w:hint="eastAsia"/>
+        </w:rPr>
+        <w:t>.</w:t>
+      </w:r>
+    </w:p>
+    <w:p>
+      <w:pPr>
+        <w:outlineLvl w:val="0"/>
+        <w:rPr>
           <w:rFonts w:ascii="Times New Roman" w:hAnsi="Times New Roman" w:cs="Times New Roman"/>
           <w:b/>
           <w:bCs/>
           <w:sz w:val="32"/>
           <w:szCs w:val="36"/>
         </w:rPr>
-        <w:t>G</w:t>
-      </w:r>
-      <w:r>
-        <w:rPr>
-          <w:rStyle w:val="pron"/>
-          <w:rFonts w:ascii="Times New Roman" w:hAnsi="Times New Roman" w:cs="Times New Roman"/>
+      </w:pPr>
+      <w:r>
+        <w:rPr>
+          <w:rStyle w:val="pron"/>
+          <w:rFonts w:ascii="Times New Roman" w:hAnsi="Times New Roman" w:cs="Times New Roman" w:hint="eastAsia"/>
           <w:b/>
           <w:bCs/>
           <w:sz w:val="32"/>
           <w:szCs w:val="36"/>
         </w:rPr>
-        <w:t>rammar</w:t>
-      </w:r>
-    </w:p>
-    <w:p>
-      <w:pPr>
-        <w:rPr>
-          <w:rStyle w:val="pron"/>
-          <w:rFonts w:ascii="Arial" w:hAnsi="Arial" w:cs="Arial"/>
-        </w:rPr>
-      </w:pPr>
-      <w:r>
-        <w:rPr>
-          <w:rStyle w:val="pron"/>
-          <w:rFonts w:ascii="Arial" w:hAnsi="Arial" w:cs="Arial" w:hint="eastAsia"/>
-          <w:b/>
-          <w:bCs/>
-        </w:rPr>
-        <w:t>superlative</w:t>
-      </w:r>
-      <w:r>
-        <w:rPr>
-          <w:rStyle w:val="pron"/>
-          <w:rFonts w:ascii="Arial" w:hAnsi="Arial" w:cs="Arial" w:hint="eastAsia"/>
-        </w:rPr>
-        <w:t xml:space="preserve">: </w:t>
-      </w:r>
-      <w:r>
-        <w:rPr>
-          <w:rStyle w:val="pron"/>
-          <w:rFonts w:ascii="Arial" w:hAnsi="Arial" w:cs="Arial" w:hint="eastAsia"/>
-        </w:rPr>
-        <w:t>最高级</w:t>
-      </w:r>
-    </w:p>
-    <w:p>
-      <w:pPr>
-        <w:rPr>
-          <w:rStyle w:val="pron"/>
-          <w:rFonts w:ascii="Arial" w:hAnsi="Arial" w:cs="Arial"/>
-        </w:rPr>
-      </w:pPr>
-      <w:r>
-        <w:rPr>
-          <w:rStyle w:val="pron"/>
-          <w:rFonts w:ascii="Arial" w:hAnsi="Arial" w:cs="Arial" w:hint="eastAsia"/>
-          <w:b/>
-          <w:bCs/>
-        </w:rPr>
-        <w:t>comparative</w:t>
-      </w:r>
-      <w:r>
-        <w:rPr>
-          <w:rStyle w:val="pron"/>
-          <w:rFonts w:ascii="Arial" w:hAnsi="Arial" w:cs="Arial" w:hint="eastAsia"/>
-        </w:rPr>
-        <w:t xml:space="preserve">: </w:t>
-      </w:r>
-      <w:r>
-        <w:rPr>
-          <w:rStyle w:val="pron"/>
-          <w:rFonts w:ascii="Arial" w:hAnsi="Arial" w:cs="Arial" w:hint="eastAsia"/>
-        </w:rPr>
-        <w:t>比较级</w:t>
-      </w:r>
-    </w:p>
-    <w:p>
-      <w:pPr>
-        <w:rPr>
-          <w:rStyle w:val="pron"/>
-          <w:rFonts w:ascii="Arial" w:hAnsi="Arial" w:cs="Arial"/>
-        </w:rPr>
-      </w:pPr>
-      <w:r>
-        <w:rPr>
-          <w:rStyle w:val="pron"/>
-          <w:rFonts w:ascii="Arial" w:hAnsi="Arial" w:cs="Arial" w:hint="eastAsia"/>
-          <w:b/>
-          <w:bCs/>
-        </w:rPr>
-        <w:t>modal</w:t>
-      </w:r>
-      <w:r>
-        <w:rPr>
-          <w:rStyle w:val="pron"/>
-          <w:rFonts w:ascii="Arial" w:hAnsi="Arial" w:cs="Arial" w:hint="eastAsia"/>
-        </w:rPr>
-        <w:t xml:space="preserve">: </w:t>
-      </w:r>
-      <w:r>
-        <w:rPr>
-          <w:rStyle w:val="pron"/>
-          <w:rFonts w:ascii="Arial" w:hAnsi="Arial" w:cs="Arial" w:hint="eastAsia"/>
-        </w:rPr>
-        <w:t>情态动词</w:t>
-      </w:r>
-      <w:r>
-        <w:rPr>
-          <w:rStyle w:val="pron"/>
-          <w:rFonts w:ascii="Arial" w:hAnsi="Arial" w:cs="Arial" w:hint="eastAsia"/>
-        </w:rPr>
-        <w:t xml:space="preserve"> (can, may, could, might</w:t>
-      </w:r>
-      <w:r>
-        <w:rPr>
-          <w:rStyle w:val="pron"/>
-          <w:rFonts w:ascii="Arial" w:hAnsi="Arial" w:cs="Arial" w:hint="eastAsia"/>
-        </w:rPr>
-        <w:t>, will</w:t>
-      </w:r>
-      <w:r>
-        <w:rPr>
-          <w:rStyle w:val="pron"/>
-          <w:rFonts w:ascii="Arial" w:hAnsi="Arial" w:cs="Arial" w:hint="eastAsia"/>
-        </w:rPr>
-        <w:t>)</w:t>
-      </w:r>
-    </w:p>
-    <w:p>
-      <w:pPr>
-        <w:rPr>
-          <w:rStyle w:val="pron"/>
-          <w:rFonts w:ascii="Arial" w:hAnsi="Arial" w:cs="Arial"/>
-        </w:rPr>
-      </w:pPr>
-      <w:r>
-        <w:rPr>
-          <w:rStyle w:val="pron"/>
-          <w:rFonts w:ascii="Arial" w:hAnsi="Arial" w:cs="Arial" w:hint="eastAsia"/>
-          <w:b/>
-          <w:bCs/>
-        </w:rPr>
-        <w:t>velar nasal</w:t>
-      </w:r>
-      <w:r>
-        <w:rPr>
-          <w:rStyle w:val="pron"/>
-          <w:rFonts w:ascii="Arial" w:hAnsi="Arial" w:cs="Arial" w:hint="eastAsia"/>
-        </w:rPr>
-        <w:t xml:space="preserve">: </w:t>
-      </w:r>
-      <w:r>
-        <w:rPr>
-          <w:rStyle w:val="pron"/>
-          <w:rFonts w:ascii="Arial" w:hAnsi="Arial" w:cs="Arial" w:hint="eastAsia"/>
-        </w:rPr>
-        <w:t>后鼻音</w:t>
-      </w:r>
-      <w:r>
-        <w:rPr>
-          <w:rStyle w:val="pron"/>
-          <w:rFonts w:ascii="Arial" w:hAnsi="Arial" w:cs="Arial" w:hint="eastAsia"/>
-        </w:rPr>
-        <w:t xml:space="preserve"> (velar /</w:t>
-      </w:r>
-      <w:r>
-        <w:rPr>
-          <w:rStyle w:val="pron"/>
-          <w:rFonts w:ascii="GWIPA" w:hAnsi="GWIPA" w:cs="Arial"/>
+        <w:t>29, Geography</w:t>
+      </w:r>
+    </w:p>
+    <w:p>
+      <w:pPr>
+        <w:rPr>
+          <w:rFonts w:ascii="Arial" w:hAnsi="Arial" w:cs="Arial"/>
+        </w:rPr>
+      </w:pPr>
+      <w:r>
+        <w:rPr>
+          <w:rFonts w:ascii="Arial" w:hAnsi="Arial" w:cs="Arial" w:hint="eastAsia"/>
+          <w:b/>
+          <w:bCs/>
+        </w:rPr>
+        <w:t>cardinal directions</w:t>
+      </w:r>
+      <w:r>
+        <w:rPr>
+          <w:rFonts w:ascii="Arial" w:hAnsi="Arial" w:cs="Arial"/>
+        </w:rPr>
+        <w:br/>
+      </w:r>
+      <w:r>
+        <w:rPr>
+          <w:rFonts w:ascii="Arial" w:hAnsi="Arial" w:cs="Arial" w:hint="eastAsia"/>
+        </w:rPr>
+        <w:t xml:space="preserve">The four main cardinal directions, or cardinal points, are the four main compass directions: north, south, east, </w:t>
+      </w:r>
+      <w:r>
+        <w:rPr>
+          <w:rFonts w:ascii="Arial" w:hAnsi="Arial" w:cs="Arial" w:hint="eastAsia"/>
+        </w:rPr>
+        <w:t xml:space="preserve">and </w:t>
+      </w:r>
+      <w:r>
+        <w:rPr>
+          <w:rFonts w:ascii="Arial" w:hAnsi="Arial" w:cs="Arial" w:hint="eastAsia"/>
+        </w:rPr>
+        <w:t xml:space="preserve">west. </w:t>
+      </w:r>
+      <w:r>
+        <w:rPr>
+          <w:rFonts w:ascii="Arial" w:hAnsi="Arial" w:cs="Arial"/>
+        </w:rPr>
+        <w:br/>
+      </w:r>
+      <w:r>
+        <w:rPr>
+          <w:rFonts w:ascii="Arial" w:hAnsi="Arial" w:cs="Arial" w:hint="eastAsia"/>
+          <w:b/>
+          <w:bCs/>
+        </w:rPr>
+        <w:t>ordinal directions</w:t>
+      </w:r>
+      <w:r>
+        <w:rPr>
+          <w:rFonts w:ascii="Arial" w:hAnsi="Arial" w:cs="Arial"/>
+        </w:rPr>
+        <w:br/>
+      </w:r>
+      <w:r>
+        <w:rPr>
+          <w:rFonts w:ascii="Arial" w:hAnsi="Arial" w:cs="Arial" w:hint="eastAsia"/>
+        </w:rPr>
+        <w:t>The</w:t>
+      </w:r>
+      <w:r>
+        <w:rPr>
+          <w:rFonts w:ascii="Arial" w:hAnsi="Arial" w:cs="Arial" w:hint="eastAsia"/>
+        </w:rPr>
+        <w:t xml:space="preserve"> ordinal directions</w:t>
+      </w:r>
+      <w:r>
+        <w:rPr>
+          <w:rFonts w:ascii="Arial" w:hAnsi="Arial" w:cs="Arial" w:hint="eastAsia"/>
+        </w:rPr>
+        <w:t>, also called intercardinal directions,</w:t>
+      </w:r>
+      <w:r>
+        <w:rPr>
+          <w:rFonts w:ascii="Arial" w:hAnsi="Arial" w:cs="Arial" w:hint="eastAsia"/>
+        </w:rPr>
+        <w:t xml:space="preserve"> are northwest, northeast, southwest, and southeast.</w:t>
+      </w:r>
+    </w:p>
+    <w:p>
+      <w:pPr>
+        <w:rPr>
+          <w:rFonts w:ascii="Arial" w:hAnsi="Arial" w:cs="Arial"/>
+          <w:sz w:val="22"/>
+          <w:szCs w:val="24"/>
+        </w:rPr>
+      </w:pPr>
+      <w:r>
+        <w:rPr>
+          <w:rFonts w:ascii="Arial" w:hAnsi="Arial" w:cs="Arial" w:hint="eastAsia"/>
+          <w:b/>
+          <w:bCs/>
+          <w:sz w:val="22"/>
+          <w:szCs w:val="24"/>
+        </w:rPr>
+        <w:t>archipelago</w:t>
+      </w:r>
+      <w:r>
+        <w:rPr>
+          <w:rFonts w:ascii="Arial" w:hAnsi="Arial" w:cs="Arial" w:hint="eastAsia"/>
+          <w:sz w:val="22"/>
+          <w:szCs w:val="24"/>
+        </w:rPr>
+        <w:t xml:space="preserve"> /</w:t>
+      </w:r>
+      <w:r>
+        <w:rPr>
+          <w:rFonts w:ascii="GWIPA" w:hAnsi="GWIPA" w:cs="Arial"/>
+          <w:sz w:val="22"/>
+          <w:szCs w:val="24"/>
+        </w:rPr>
+        <w:t></w:t>
+      </w:r>
+      <w:r>
+        <w:rPr>
+          <w:rFonts w:ascii="GWIPA" w:hAnsi="GWIPA" w:cs="Arial"/>
+          <w:sz w:val="22"/>
+          <w:szCs w:val="24"/>
+        </w:rPr>
+        <w:t></w:t>
+      </w:r>
+      <w:r>
+        <w:rPr>
+          <w:rFonts w:ascii="GWIPA" w:hAnsi="GWIPA" w:cs="Arial"/>
+          <w:sz w:val="22"/>
+          <w:szCs w:val="24"/>
+        </w:rPr>
+        <w:t></w:t>
+      </w:r>
+      <w:r>
+        <w:rPr>
+          <w:rFonts w:ascii="GWIPA" w:hAnsi="GWIPA" w:cs="Arial"/>
+          <w:sz w:val="22"/>
+          <w:szCs w:val="24"/>
+        </w:rPr>
+        <w:t></w:t>
+      </w:r>
+      <w:r>
+        <w:rPr>
+          <w:rFonts w:ascii="GWIPA" w:hAnsi="GWIPA" w:cs="Arial"/>
+          <w:sz w:val="22"/>
+          <w:szCs w:val="24"/>
+        </w:rPr>
+        <w:t></w:t>
+      </w:r>
+      <w:r>
+        <w:rPr>
+          <w:rFonts w:ascii="GWIPA" w:hAnsi="GWIPA" w:cs="Arial"/>
+          <w:sz w:val="22"/>
+          <w:szCs w:val="24"/>
         </w:rPr>
         <w:t></w:t>
       </w:r>
       <w:r>
         <w:rPr>
-          <w:rStyle w:val="pron"/>
-          <w:rFonts w:ascii="GWIPA" w:hAnsi="GWIPA" w:cs="Arial"/>
-        </w:rPr>
-        <w:t></w:t>
-      </w:r>
-      <w:r>
-        <w:rPr>
-          <w:rStyle w:val="pron"/>
-          <w:rFonts w:ascii="GWIPA" w:hAnsi="GWIPA" w:cs="Arial"/>
-        </w:rPr>
-        <w:t></w:t>
-      </w:r>
-      <w:r>
-        <w:rPr>
-          <w:rStyle w:val="pron"/>
-          <w:rFonts w:ascii="GWIPA" w:hAnsi="GWIPA" w:cs="Arial"/>
-        </w:rPr>
-        <w:t></w:t>
-      </w:r>
-      <w:r>
-        <w:rPr>
-          <w:rStyle w:val="pron"/>
-          <w:rFonts w:ascii="GWIPA" w:hAnsi="GWIPA" w:cs="Arial"/>
+          <w:rFonts w:ascii="GWIPA" w:hAnsi="GWIPA" w:cs="Arial"/>
+          <w:sz w:val="22"/>
+          <w:szCs w:val="24"/>
+        </w:rPr>
+        <w:t></w:t>
+      </w:r>
+      <w:r>
+        <w:rPr>
+          <w:rFonts w:ascii="GWIPA" w:hAnsi="GWIPA" w:cs="Arial"/>
+          <w:sz w:val="22"/>
+          <w:szCs w:val="24"/>
+        </w:rPr>
+        <w:t></w:t>
+      </w:r>
+      <w:r>
+        <w:rPr>
+          <w:rFonts w:ascii="GWIPA" w:hAnsi="GWIPA" w:cs="Arial"/>
+          <w:sz w:val="22"/>
+          <w:szCs w:val="24"/>
         </w:rPr>
         <w:t></w:t>
       </w:r>
       <w:r>
         <w:rPr>
-          <w:rStyle w:val="pron"/>
-          <w:rFonts w:ascii="GWIPA" w:hAnsi="GWIPA" w:cs="Arial"/>
+          <w:rFonts w:ascii="GWIPA" w:hAnsi="GWIPA" w:cs="Arial"/>
+          <w:sz w:val="22"/>
+          <w:szCs w:val="24"/>
         </w:rPr>
         <w:t></w:t>
       </w:r>
       <w:r>
         <w:rPr>
-          <w:rStyle w:val="pron"/>
-          <w:rFonts w:ascii="Arial" w:hAnsi="Arial" w:cs="Arial" w:hint="eastAsia"/>
-        </w:rPr>
-        <w:t>/ nasal /</w:t>
-      </w:r>
-      <w:r>
-        <w:rPr>
-          <w:rStyle w:val="pron"/>
-          <w:rFonts w:ascii="GWIPA" w:hAnsi="GWIPA" w:cs="Arial"/>
+          <w:rFonts w:ascii="GWIPA" w:hAnsi="GWIPA" w:cs="Arial"/>
+          <w:sz w:val="22"/>
+          <w:szCs w:val="24"/>
+        </w:rPr>
+        <w:t></w:t>
+      </w:r>
+      <w:r>
+        <w:rPr>
+          <w:rFonts w:ascii="GWIPA" w:hAnsi="GWIPA" w:cs="Arial"/>
+          <w:sz w:val="22"/>
+          <w:szCs w:val="24"/>
+        </w:rPr>
+        <w:t></w:t>
+      </w:r>
+      <w:r>
+        <w:rPr>
+          <w:rFonts w:ascii="GWIPA" w:hAnsi="GWIPA" w:cs="Arial"/>
+          <w:sz w:val="22"/>
+          <w:szCs w:val="24"/>
+        </w:rPr>
+        <w:t></w:t>
+      </w:r>
+      <w:r>
+        <w:rPr>
+          <w:rFonts w:ascii="Arial" w:hAnsi="Arial" w:cs="Arial" w:hint="eastAsia"/>
+          <w:sz w:val="22"/>
+          <w:szCs w:val="24"/>
+        </w:rPr>
+        <w:t>/</w:t>
+      </w:r>
+      <w:r>
+        <w:rPr>
+          <w:rFonts w:ascii="Arial" w:hAnsi="Arial" w:cs="Arial"/>
+          <w:sz w:val="22"/>
+          <w:szCs w:val="24"/>
+        </w:rPr>
+        <w:br/>
+      </w:r>
+      <w:r>
+        <w:rPr>
+          <w:rFonts w:ascii="Arial" w:hAnsi="Arial" w:cs="Arial" w:hint="eastAsia"/>
+          <w:sz w:val="22"/>
+          <w:szCs w:val="24"/>
+        </w:rPr>
+        <w:t>[C.] a group of islands and the sea surrounging them.</w:t>
+      </w:r>
+      <w:r>
+        <w:rPr>
+          <w:rFonts w:ascii="Arial" w:hAnsi="Arial" w:cs="Arial"/>
+          <w:sz w:val="22"/>
+          <w:szCs w:val="24"/>
+        </w:rPr>
+        <w:br/>
+      </w:r>
+      <w:r>
+        <w:rPr>
+          <w:rFonts w:ascii="Arial" w:hAnsi="Arial" w:cs="Arial" w:hint="eastAsia"/>
+          <w:sz w:val="22"/>
+          <w:szCs w:val="24"/>
+        </w:rPr>
+        <w:lastRenderedPageBreak/>
+        <w:t xml:space="preserve">the Indonesian archipelago. </w:t>
+      </w:r>
+      <w:r>
+        <w:rPr>
+          <w:rFonts w:ascii="Arial" w:hAnsi="Arial" w:cs="Arial"/>
+          <w:sz w:val="22"/>
+          <w:szCs w:val="24"/>
+        </w:rPr>
+        <w:br/>
+      </w:r>
+      <w:r>
+        <w:rPr>
+          <w:rFonts w:ascii="Arial" w:hAnsi="Arial" w:cs="Arial" w:hint="eastAsia"/>
+          <w:sz w:val="22"/>
+          <w:szCs w:val="24"/>
+        </w:rPr>
+        <w:t>Philippines has over seven thousands archipelagos.</w:t>
+      </w:r>
+    </w:p>
+    <w:p>
+      <w:pPr>
+        <w:rPr>
+          <w:rFonts w:ascii="Arial" w:hAnsi="Arial" w:cs="Arial"/>
+          <w:sz w:val="22"/>
+          <w:szCs w:val="24"/>
+        </w:rPr>
+      </w:pPr>
+      <w:r>
+        <w:rPr>
+          <w:rFonts w:ascii="Arial" w:hAnsi="Arial" w:cs="Arial" w:hint="eastAsia"/>
+          <w:b/>
+          <w:bCs/>
+          <w:sz w:val="22"/>
+          <w:szCs w:val="24"/>
+        </w:rPr>
+        <w:t>sapphire</w:t>
+      </w:r>
+      <w:r>
+        <w:rPr>
+          <w:rFonts w:ascii="Arial" w:hAnsi="Arial" w:cs="Arial" w:hint="eastAsia"/>
+          <w:sz w:val="22"/>
+          <w:szCs w:val="24"/>
+        </w:rPr>
+        <w:t xml:space="preserve"> /</w:t>
+      </w:r>
+      <w:r>
+        <w:rPr>
+          <w:rFonts w:ascii="GWIPA" w:hAnsi="GWIPA" w:cs="Arial"/>
+          <w:sz w:val="22"/>
+          <w:szCs w:val="24"/>
         </w:rPr>
         <w:t></w:t>
       </w:r>
       <w:r>
         <w:rPr>
-          <w:rStyle w:val="pron"/>
-          <w:rFonts w:ascii="GWIPA" w:hAnsi="GWIPA" w:cs="Arial"/>
-        </w:rPr>
-        <w:t></w:t>
-      </w:r>
-      <w:r>
-        <w:rPr>
-          <w:rStyle w:val="pron"/>
-          <w:rFonts w:ascii="GWIPA" w:hAnsi="GWIPA" w:cs="Arial"/>
-        </w:rPr>
-        <w:t></w:t>
-      </w:r>
-      <w:r>
-        <w:rPr>
-          <w:rStyle w:val="pron"/>
-          <w:rFonts w:ascii="GWIPA" w:hAnsi="GWIPA" w:cs="Arial"/>
+          <w:rFonts w:ascii="GWIPA" w:hAnsi="GWIPA" w:cs="Arial"/>
+          <w:sz w:val="22"/>
+          <w:szCs w:val="24"/>
+        </w:rPr>
+        <w:t></w:t>
+      </w:r>
+      <w:r>
+        <w:rPr>
+          <w:rFonts w:ascii="GWIPA" w:hAnsi="GWIPA" w:cs="Arial"/>
+          <w:sz w:val="22"/>
+          <w:szCs w:val="24"/>
+        </w:rPr>
+        <w:t></w:t>
+      </w:r>
+      <w:r>
+        <w:rPr>
+          <w:rFonts w:ascii="GWIPA" w:hAnsi="GWIPA" w:cs="Arial"/>
+          <w:sz w:val="22"/>
+          <w:szCs w:val="24"/>
+        </w:rPr>
+        <w:t></w:t>
+      </w:r>
+      <w:r>
+        <w:rPr>
+          <w:rFonts w:ascii="GWIPA" w:hAnsi="GWIPA" w:cs="Arial"/>
+          <w:sz w:val="22"/>
+          <w:szCs w:val="24"/>
+        </w:rPr>
+        <w:t></w:t>
+      </w:r>
+      <w:r>
+        <w:rPr>
+          <w:rFonts w:ascii="GWIPA" w:hAnsi="GWIPA" w:cs="Arial"/>
+          <w:sz w:val="22"/>
+          <w:szCs w:val="24"/>
         </w:rPr>
         <w:t></w:t>
       </w:r>
       <w:r>
         <w:rPr>
-          <w:rStyle w:val="pron"/>
-          <w:rFonts w:ascii="GWIPA" w:hAnsi="GWIPA" w:cs="Arial"/>
-        </w:rPr>
-        <w:t></w:t>
-      </w:r>
-      <w:r>
-        <w:rPr>
-          <w:rStyle w:val="pron"/>
-          <w:rFonts w:ascii="GWIPA" w:hAnsi="GWIPA" w:cs="Arial"/>
+          <w:rFonts w:ascii="GWIPA" w:hAnsi="GWIPA" w:cs="Arial"/>
+          <w:sz w:val="22"/>
+          <w:szCs w:val="24"/>
+        </w:rPr>
+        <w:t></w:t>
+      </w:r>
+      <w:r>
+        <w:rPr>
+          <w:rFonts w:ascii="Arial" w:hAnsi="Arial" w:cs="Arial" w:hint="eastAsia"/>
+          <w:sz w:val="22"/>
+          <w:szCs w:val="24"/>
+        </w:rPr>
+        <w:t>/</w:t>
+      </w:r>
+      <w:r>
+        <w:rPr>
+          <w:rFonts w:ascii="Arial" w:hAnsi="Arial" w:cs="Arial"/>
+          <w:sz w:val="22"/>
+          <w:szCs w:val="24"/>
+        </w:rPr>
+        <w:br/>
+      </w:r>
+      <w:r>
+        <w:rPr>
+          <w:rFonts w:ascii="Arial" w:hAnsi="Arial" w:cs="Arial" w:hint="eastAsia"/>
+          <w:sz w:val="22"/>
+          <w:szCs w:val="24"/>
+        </w:rPr>
+        <w:t xml:space="preserve">[n.] </w:t>
+      </w:r>
+      <w:r>
+        <w:rPr>
+          <w:rFonts w:ascii="Arial" w:hAnsi="Arial" w:cs="Arial" w:hint="eastAsia"/>
+          <w:sz w:val="22"/>
+          <w:szCs w:val="24"/>
+        </w:rPr>
+        <w:t>蓝宝石</w:t>
+      </w:r>
+    </w:p>
+    <w:p>
+      <w:pPr>
+        <w:rPr>
+          <w:rFonts w:ascii="Arial" w:hAnsi="Arial" w:cs="Arial"/>
+          <w:sz w:val="22"/>
+          <w:szCs w:val="24"/>
+        </w:rPr>
+      </w:pPr>
+      <w:r>
+        <w:rPr>
+          <w:rFonts w:ascii="Arial" w:hAnsi="Arial" w:cs="Arial" w:hint="eastAsia"/>
+          <w:b/>
+          <w:bCs/>
+          <w:sz w:val="22"/>
+          <w:szCs w:val="24"/>
+        </w:rPr>
+        <w:t>plateau</w:t>
+      </w:r>
+      <w:r>
+        <w:rPr>
+          <w:rFonts w:ascii="Arial" w:hAnsi="Arial" w:cs="Arial" w:hint="eastAsia"/>
+          <w:sz w:val="22"/>
+          <w:szCs w:val="24"/>
+        </w:rPr>
+        <w:t xml:space="preserve"> /</w:t>
+      </w:r>
+      <w:r>
+        <w:rPr>
+          <w:rFonts w:ascii="GWIPA" w:hAnsi="GWIPA" w:cs="Arial"/>
+          <w:sz w:val="22"/>
+          <w:szCs w:val="24"/>
+        </w:rPr>
+        <w:t></w:t>
+      </w:r>
+      <w:r>
+        <w:rPr>
+          <w:rFonts w:ascii="GWIPA" w:hAnsi="GWIPA" w:cs="Arial"/>
+          <w:sz w:val="22"/>
+          <w:szCs w:val="24"/>
+        </w:rPr>
+        <w:t></w:t>
+      </w:r>
+      <w:r>
+        <w:rPr>
+          <w:rFonts w:ascii="GWIPA" w:hAnsi="GWIPA" w:cs="Arial"/>
+          <w:sz w:val="22"/>
+          <w:szCs w:val="24"/>
         </w:rPr>
         <w:t></w:t>
       </w:r>
       <w:r>
         <w:rPr>
-          <w:rStyle w:val="pron"/>
-          <w:rFonts w:ascii="Arial" w:hAnsi="Arial" w:cs="Arial" w:hint="eastAsia"/>
-        </w:rPr>
-        <w:t>/)</w:t>
-      </w:r>
-    </w:p>
-    <w:p>
-      <w:pPr>
-        <w:jc w:val="left"/>
-        <w:rPr>
-          <w:rStyle w:val="richtext"/>
-          <w:rFonts w:ascii="Arial" w:hAnsi="Arial" w:cs="Arial"/>
-        </w:rPr>
-      </w:pPr>
-      <w:r>
-        <w:rPr>
-          <w:rStyle w:val="richtext"/>
-          <w:rFonts w:ascii="Arial" w:hAnsi="Arial" w:cs="Arial"/>
-          <w:b/>
-          <w:bCs/>
-        </w:rPr>
-        <w:t>part of speech</w:t>
-      </w:r>
-      <w:r>
-        <w:rPr>
-          <w:rStyle w:val="richtext"/>
-          <w:rFonts w:ascii="Arial" w:hAnsi="Arial" w:cs="Arial"/>
-        </w:rPr>
-        <w:t xml:space="preserve"> : </w:t>
-      </w:r>
-      <w:r>
-        <w:rPr>
-          <w:rStyle w:val="richtext"/>
-          <w:rFonts w:ascii="Arial" w:hAnsi="Arial" w:cs="Arial"/>
-        </w:rPr>
-        <w:t>词性。（</w:t>
-      </w:r>
-      <w:r>
-        <w:rPr>
-          <w:rStyle w:val="richtext"/>
-          <w:rFonts w:ascii="Arial" w:hAnsi="Arial" w:cs="Arial"/>
-        </w:rPr>
-        <w:t>n. adj…etc</w:t>
-      </w:r>
-      <w:r>
-        <w:rPr>
-          <w:rStyle w:val="richtext"/>
-          <w:rFonts w:ascii="Arial" w:hAnsi="Arial" w:cs="Arial"/>
-        </w:rPr>
-        <w:t>）</w:t>
-      </w:r>
-    </w:p>
-    <w:p>
-      <w:pPr>
-        <w:jc w:val="left"/>
-        <w:rPr>
-          <w:rStyle w:val="richtext"/>
-          <w:rFonts w:ascii="Arial" w:hAnsi="Arial" w:cs="Arial"/>
-        </w:rPr>
-      </w:pPr>
-      <w:r>
-        <w:rPr>
-          <w:rStyle w:val="richtext"/>
-          <w:rFonts w:ascii="Arial" w:hAnsi="Arial" w:cs="Arial"/>
-        </w:rPr>
-        <w:t>英语共有</w:t>
-      </w:r>
-      <w:r>
-        <w:rPr>
-          <w:rStyle w:val="richtext"/>
-          <w:rFonts w:ascii="Arial" w:hAnsi="Arial" w:cs="Arial"/>
-        </w:rPr>
-        <w:t>8</w:t>
-      </w:r>
-      <w:r>
-        <w:rPr>
-          <w:rStyle w:val="richtext"/>
-          <w:rFonts w:ascii="Arial" w:hAnsi="Arial" w:cs="Arial"/>
-        </w:rPr>
-        <w:t>个词性</w:t>
-      </w:r>
-    </w:p>
-    <w:p>
-      <w:pPr>
-        <w:jc w:val="left"/>
-        <w:rPr>
-          <w:rStyle w:val="pron"/>
-          <w:rFonts w:ascii="Arial" w:hAnsi="Arial" w:cs="Arial"/>
-        </w:rPr>
-      </w:pPr>
-      <w:r>
-        <w:rPr>
-          <w:rStyle w:val="pron"/>
-          <w:rFonts w:ascii="Arial" w:hAnsi="Arial" w:cs="Arial"/>
-        </w:rPr>
-        <w:t>noun, pronoun, verb, adjective, adverb, preposition, conjunction, and interjection</w:t>
-      </w:r>
-    </w:p>
-    <w:p>
-      <w:pPr>
-        <w:rPr>
-          <w:rFonts w:ascii="Arial" w:hAnsi="Arial" w:cs="Arial"/>
-        </w:rPr>
-      </w:pPr>
-      <w:r>
-        <w:rPr>
-          <w:rFonts w:ascii="Arial" w:hAnsi="Arial" w:cs="Arial" w:hint="eastAsia"/>
-          <w:b/>
-          <w:bCs/>
-        </w:rPr>
-        <w:t>conditional</w:t>
-      </w:r>
-      <w:r>
-        <w:rPr>
-          <w:rFonts w:ascii="Arial" w:hAnsi="Arial" w:cs="Arial" w:hint="eastAsia"/>
-        </w:rPr>
-        <w:t xml:space="preserve">: </w:t>
-      </w:r>
-      <w:r>
-        <w:rPr>
-          <w:rFonts w:ascii="Arial" w:hAnsi="Arial" w:cs="Arial" w:hint="eastAsia"/>
-        </w:rPr>
-        <w:t>条件从句</w:t>
-      </w:r>
-    </w:p>
-    <w:p>
-      <w:pPr>
-        <w:rPr>
-          <w:rFonts w:ascii="Arial" w:hAnsi="Arial" w:cs="Arial"/>
-        </w:rPr>
-      </w:pPr>
-      <w:r>
-        <w:rPr>
-          <w:rFonts w:ascii="Arial" w:hAnsi="Arial" w:cs="Arial" w:hint="eastAsia"/>
-          <w:b/>
-          <w:bCs/>
-        </w:rPr>
-        <w:t xml:space="preserve">subjunctive / </w:t>
-      </w:r>
-      <w:r>
-        <w:rPr>
-          <w:rFonts w:ascii="Arial" w:hAnsi="Arial" w:cs="Arial" w:hint="eastAsia"/>
-          <w:b/>
-          <w:bCs/>
-        </w:rPr>
-        <w:t>hypothetical</w:t>
-      </w:r>
-      <w:r>
-        <w:rPr>
-          <w:rFonts w:ascii="Arial" w:hAnsi="Arial" w:cs="Arial" w:hint="eastAsia"/>
-          <w:b/>
-          <w:bCs/>
-        </w:rPr>
-        <w:t xml:space="preserve"> </w:t>
-      </w:r>
-      <w:r>
-        <w:rPr>
-          <w:rFonts w:ascii="Arial" w:hAnsi="Arial" w:cs="Arial" w:hint="eastAsia"/>
-          <w:b/>
-          <w:bCs/>
-        </w:rPr>
-        <w:t>proposition</w:t>
-      </w:r>
-      <w:r>
-        <w:rPr>
-          <w:rFonts w:ascii="Arial" w:hAnsi="Arial" w:cs="Arial" w:hint="eastAsia"/>
-        </w:rPr>
-        <w:t>[adj.]</w:t>
-      </w:r>
-      <w:r>
-        <w:rPr>
-          <w:rFonts w:ascii="Arial" w:hAnsi="Arial" w:cs="Arial" w:hint="eastAsia"/>
-        </w:rPr>
-        <w:t xml:space="preserve"> : </w:t>
-      </w:r>
-      <w:r>
-        <w:rPr>
-          <w:rFonts w:ascii="Arial" w:hAnsi="Arial" w:cs="Arial" w:hint="eastAsia"/>
-        </w:rPr>
-        <w:t>虚拟语气</w:t>
-      </w:r>
-      <w:r>
-        <w:rPr>
-          <w:rFonts w:ascii="Arial" w:hAnsi="Arial" w:cs="Arial" w:hint="eastAsia"/>
-        </w:rPr>
-        <w:t xml:space="preserve">  ??</w:t>
-      </w:r>
-    </w:p>
-    <w:p>
-      <w:pPr>
-        <w:rPr>
-          <w:lang w:val="en-GB"/>
-        </w:rPr>
-      </w:pPr>
-      <w:r>
-        <w:rPr>
-          <w:rFonts w:ascii="Arial" w:hAnsi="Arial" w:cs="Arial"/>
-          <w:b/>
-          <w:bCs/>
-        </w:rPr>
-        <w:t>diphthong</w:t>
-      </w:r>
-      <w:r>
-        <w:rPr>
-          <w:rFonts w:ascii="Arial" w:hAnsi="Arial" w:cs="Arial"/>
-        </w:rPr>
-        <w:t xml:space="preserve"> /</w:t>
-      </w:r>
-      <w:r>
-        <w:rPr>
-          <w:rFonts w:ascii="GWIPA" w:hAnsi="GWIPA" w:cs="Arial"/>
-        </w:rPr>
-        <w:t></w:t>
-      </w:r>
-      <w:r>
-        <w:rPr>
-          <w:rFonts w:ascii="GWIPA" w:hAnsi="GWIPA" w:cs="Arial"/>
-        </w:rPr>
-        <w:t></w:t>
-      </w:r>
-      <w:r>
-        <w:rPr>
-          <w:rFonts w:ascii="GWIPA" w:hAnsi="GWIPA" w:cs="Arial"/>
-        </w:rPr>
-        <w:t></w:t>
-      </w:r>
-      <w:r>
-        <w:rPr>
-          <w:rFonts w:ascii="GWIPA" w:hAnsi="GWIPA" w:cs="Arial"/>
-        </w:rPr>
-        <w:t></w:t>
-      </w:r>
-      <w:r>
-        <w:rPr>
-          <w:rFonts w:ascii="GWIPA" w:hAnsi="GWIPA" w:cs="Arial"/>
-        </w:rPr>
-        <w:t></w:t>
-      </w:r>
-      <w:r>
-        <w:rPr>
-          <w:rFonts w:ascii="GWIPA" w:hAnsi="GWIPA" w:cs="Arial"/>
-        </w:rPr>
-        <w:t></w:t>
-      </w:r>
-      <w:r>
-        <w:rPr>
-          <w:rFonts w:ascii="GWIPA" w:hAnsi="GWIPA" w:cs="Arial"/>
-        </w:rPr>
-        <w:t></w:t>
-      </w:r>
-      <w:r>
-        <w:rPr>
-          <w:rFonts w:ascii="Arial" w:hAnsi="Arial" w:cs="Arial"/>
-        </w:rPr>
-        <w:t xml:space="preserve">/ </w:t>
-      </w:r>
-      <w:r>
-        <w:rPr>
-          <w:rFonts w:ascii="Arial" w:hAnsi="Arial" w:cs="Arial"/>
+          <w:rFonts w:ascii="GWIPA" w:hAnsi="GWIPA" w:cs="Arial"/>
+          <w:sz w:val="22"/>
+          <w:szCs w:val="24"/>
+        </w:rPr>
+        <w:t></w:t>
+      </w:r>
+      <w:r>
+        <w:rPr>
+          <w:rFonts w:ascii="GWIPA" w:hAnsi="GWIPA" w:cs="Arial"/>
+          <w:sz w:val="22"/>
+          <w:szCs w:val="24"/>
+        </w:rPr>
+        <w:t></w:t>
+      </w:r>
+      <w:r>
+        <w:rPr>
+          <w:rFonts w:ascii="GWIPA" w:hAnsi="GWIPA" w:cs="Arial"/>
+          <w:sz w:val="22"/>
+          <w:szCs w:val="24"/>
+        </w:rPr>
+        <w:t></w:t>
+      </w:r>
+      <w:r>
+        <w:rPr>
+          <w:rFonts w:ascii="GWIPA" w:hAnsi="GWIPA" w:cs="Arial"/>
+          <w:sz w:val="22"/>
+          <w:szCs w:val="24"/>
+        </w:rPr>
+        <w:t></w:t>
+      </w:r>
+      <w:r>
+        <w:rPr>
+          <w:rFonts w:ascii="Arial" w:hAnsi="Arial" w:cs="Arial" w:hint="eastAsia"/>
+          <w:sz w:val="22"/>
+          <w:szCs w:val="24"/>
+        </w:rPr>
+        <w:t>/</w:t>
+      </w:r>
+      <w:r>
+        <w:rPr>
+          <w:rFonts w:ascii="Arial" w:hAnsi="Arial" w:cs="Arial"/>
+          <w:sz w:val="22"/>
+          <w:szCs w:val="24"/>
         </w:rPr>
         <w:br/>
+      </w:r>
+      <w:r>
+        <w:rPr>
+          <w:rFonts w:ascii="Arial" w:hAnsi="Arial" w:cs="Arial" w:hint="eastAsia"/>
+          <w:sz w:val="22"/>
+          <w:szCs w:val="24"/>
+        </w:rPr>
         <w:t xml:space="preserve">[n.] </w:t>
       </w:r>
       <w:r>
         <w:rPr>
-          <w:rFonts w:hint="eastAsia"/>
-          <w:lang w:val="sq-AL"/>
-        </w:rPr>
-        <w:t>双元音</w:t>
-      </w:r>
-    </w:p>
-    <w:p>
-      <w:pPr>
-        <w:rPr>
-          <w:rFonts w:ascii="Arial" w:hAnsi="Arial" w:cs="Arial"/>
-        </w:rPr>
-      </w:pPr>
-      <w:r>
-        <w:rPr>
-          <w:rFonts w:ascii="Arial" w:hAnsi="Arial" w:cs="Arial" w:hint="eastAsia"/>
-          <w:b/>
-          <w:bCs/>
-        </w:rPr>
-        <w:t>passive voice</w:t>
-      </w:r>
-      <w:r>
-        <w:rPr>
-          <w:rFonts w:ascii="Arial" w:hAnsi="Arial" w:cs="Arial" w:hint="eastAsia"/>
-        </w:rPr>
-        <w:t xml:space="preserve">: </w:t>
-      </w:r>
-      <w:r>
-        <w:rPr>
-          <w:rFonts w:ascii="Arial" w:hAnsi="Arial" w:cs="Arial" w:hint="eastAsia"/>
-        </w:rPr>
-        <w:t>被动语态</w:t>
-      </w:r>
-    </w:p>
-    <w:p>
-      <w:pPr>
-        <w:rPr>
-          <w:rFonts w:ascii="Arial" w:hAnsi="Arial" w:cs="Arial"/>
-        </w:rPr>
-      </w:pPr>
-      <w:r>
-        <w:rPr>
-          <w:rFonts w:ascii="Arial" w:hAnsi="Arial" w:cs="Arial" w:hint="eastAsia"/>
-          <w:b/>
-          <w:bCs/>
-        </w:rPr>
-        <w:lastRenderedPageBreak/>
-        <w:t>acronym</w:t>
-      </w:r>
-      <w:r>
-        <w:rPr>
-          <w:rFonts w:ascii="Arial" w:hAnsi="Arial" w:cs="Arial" w:hint="eastAsia"/>
-        </w:rPr>
-        <w:t xml:space="preserve">: </w:t>
-      </w:r>
-      <w:r>
-        <w:rPr>
-          <w:rFonts w:ascii="Arial" w:hAnsi="Arial" w:cs="Arial" w:hint="eastAsia"/>
-        </w:rPr>
-        <w:t>首字母缩写</w:t>
-      </w:r>
-    </w:p>
-    <w:p>
-      <w:pPr>
-        <w:rPr>
-          <w:rFonts w:ascii="Arial" w:hAnsi="Arial" w:cs="Arial"/>
-        </w:rPr>
-      </w:pPr>
-      <w:r>
-        <w:rPr>
-          <w:rFonts w:ascii="Arial" w:hAnsi="Arial" w:cs="Arial" w:hint="eastAsia"/>
-          <w:b/>
-          <w:bCs/>
-        </w:rPr>
-        <w:t>main clause</w:t>
-      </w:r>
-      <w:r>
-        <w:rPr>
-          <w:rFonts w:ascii="Arial" w:hAnsi="Arial" w:cs="Arial" w:hint="eastAsia"/>
-        </w:rPr>
-        <w:t xml:space="preserve">: </w:t>
-      </w:r>
-      <w:r>
-        <w:rPr>
-          <w:rFonts w:ascii="Arial" w:hAnsi="Arial" w:cs="Arial" w:hint="eastAsia"/>
-        </w:rPr>
-        <w:t>主句</w:t>
-      </w:r>
-    </w:p>
-    <w:p>
-      <w:pPr>
-        <w:rPr>
-          <w:rFonts w:ascii="Arial" w:hAnsi="Arial" w:cs="Arial"/>
-        </w:rPr>
-      </w:pPr>
-      <w:r>
-        <w:rPr>
-          <w:rFonts w:ascii="Arial" w:hAnsi="Arial" w:cs="Arial" w:hint="eastAsia"/>
-          <w:b/>
-          <w:bCs/>
-        </w:rPr>
-        <w:t>dependant clause</w:t>
-      </w:r>
-      <w:r>
-        <w:rPr>
-          <w:rFonts w:ascii="Arial" w:hAnsi="Arial" w:cs="Arial" w:hint="eastAsia"/>
-          <w:b/>
-          <w:bCs/>
-        </w:rPr>
-        <w:t xml:space="preserve"> </w:t>
-      </w:r>
-      <w:r>
-        <w:rPr>
-          <w:rFonts w:ascii="Arial" w:hAnsi="Arial" w:cs="Arial" w:hint="eastAsia"/>
-          <w:b/>
-          <w:bCs/>
-        </w:rPr>
-        <w:t>/</w:t>
-      </w:r>
-      <w:r>
-        <w:rPr>
-          <w:rFonts w:ascii="Arial" w:hAnsi="Arial" w:cs="Arial" w:hint="eastAsia"/>
-          <w:b/>
-          <w:bCs/>
-        </w:rPr>
-        <w:t xml:space="preserve"> </w:t>
-      </w:r>
-      <w:r>
-        <w:rPr>
-          <w:rFonts w:ascii="Arial" w:hAnsi="Arial" w:cs="Arial" w:hint="eastAsia"/>
-          <w:b/>
-          <w:bCs/>
-        </w:rPr>
-        <w:t>subordinate clause</w:t>
-      </w:r>
-      <w:r>
-        <w:rPr>
-          <w:rFonts w:ascii="Arial" w:hAnsi="Arial" w:cs="Arial" w:hint="eastAsia"/>
-        </w:rPr>
-        <w:t xml:space="preserve">: </w:t>
-      </w:r>
-      <w:r>
-        <w:rPr>
-          <w:rFonts w:ascii="Arial" w:hAnsi="Arial" w:cs="Arial" w:hint="eastAsia"/>
-        </w:rPr>
-        <w:t>从句</w:t>
-      </w:r>
-    </w:p>
-    <w:p>
-      <w:pPr>
-        <w:rPr>
-          <w:rFonts w:ascii="Arial" w:hAnsi="Arial" w:cs="Arial"/>
-        </w:rPr>
-      </w:pPr>
-      <w:r>
-        <w:rPr>
-          <w:rFonts w:ascii="Arial" w:hAnsi="Arial" w:cs="Arial" w:hint="eastAsia"/>
-          <w:b/>
-          <w:bCs/>
-        </w:rPr>
-        <w:t>apostr</w:t>
-      </w:r>
-      <w:r>
-        <w:rPr>
-          <w:rFonts w:ascii="Arial" w:hAnsi="Arial" w:cs="Arial" w:hint="eastAsia"/>
-          <w:b/>
-          <w:bCs/>
-        </w:rPr>
-        <w:t>o</w:t>
-      </w:r>
-      <w:r>
-        <w:rPr>
-          <w:rFonts w:ascii="Arial" w:hAnsi="Arial" w:cs="Arial" w:hint="eastAsia"/>
-          <w:b/>
-          <w:bCs/>
-        </w:rPr>
-        <w:t>phe</w:t>
-      </w:r>
-      <w:r>
-        <w:rPr>
-          <w:rFonts w:ascii="Arial" w:hAnsi="Arial" w:cs="Arial" w:hint="eastAsia"/>
-        </w:rPr>
-        <w:t xml:space="preserve">: </w:t>
-      </w:r>
-      <w:r>
-        <w:rPr>
-          <w:rFonts w:ascii="Arial" w:hAnsi="Arial" w:cs="Arial" w:hint="eastAsia"/>
-        </w:rPr>
-        <w:t>撇号</w:t>
-      </w:r>
-      <w:r>
-        <w:rPr>
-          <w:rFonts w:ascii="Arial" w:hAnsi="Arial" w:cs="Arial" w:hint="eastAsia"/>
-        </w:rPr>
-        <w:t xml:space="preserve"> </w:t>
-      </w:r>
-      <w:r>
-        <w:rPr>
-          <w:rFonts w:ascii="Arial" w:hAnsi="Arial" w:cs="Arial"/>
-        </w:rPr>
-        <w:t>“</w:t>
-      </w:r>
-      <w:r>
-        <w:rPr>
-          <w:rFonts w:ascii="Arial" w:hAnsi="Arial" w:cs="Arial" w:hint="eastAsia"/>
-        </w:rPr>
-        <w:t>I</w:t>
-      </w:r>
-      <w:r>
-        <w:rPr>
-          <w:rFonts w:ascii="Arial" w:hAnsi="Arial" w:cs="Arial"/>
-        </w:rPr>
-        <w:t>’</w:t>
-      </w:r>
-      <w:r>
-        <w:rPr>
-          <w:rFonts w:ascii="Arial" w:hAnsi="Arial" w:cs="Arial" w:hint="eastAsia"/>
-        </w:rPr>
-        <w:t>m</w:t>
-      </w:r>
-      <w:r>
-        <w:rPr>
-          <w:rFonts w:ascii="Arial" w:hAnsi="Arial" w:cs="Arial"/>
-        </w:rPr>
-        <w:t>”</w:t>
-      </w:r>
-    </w:p>
-    <w:p>
-      <w:pPr>
-        <w:rPr>
-          <w:rFonts w:ascii="Arial" w:hAnsi="Arial" w:cs="Arial"/>
-          <w:b/>
-          <w:bCs/>
-        </w:rPr>
-      </w:pPr>
-    </w:p>
-    <w:p>
-      <w:pPr>
-        <w:rPr>
-          <w:rFonts w:ascii="Arial" w:hAnsi="Arial" w:cs="Arial"/>
-        </w:rPr>
-      </w:pPr>
-      <w:r>
-        <w:rPr>
-          <w:rFonts w:ascii="Arial" w:hAnsi="Arial" w:cs="Arial" w:hint="eastAsia"/>
-          <w:b/>
-          <w:bCs/>
-        </w:rPr>
-        <w:t>passive voice</w:t>
-      </w:r>
-      <w:r>
-        <w:rPr>
-          <w:rFonts w:ascii="Arial" w:hAnsi="Arial" w:cs="Arial" w:hint="eastAsia"/>
-        </w:rPr>
-        <w:t xml:space="preserve">: </w:t>
-      </w:r>
-      <w:r>
-        <w:rPr>
-          <w:rFonts w:ascii="Arial" w:hAnsi="Arial" w:cs="Arial" w:hint="eastAsia"/>
-        </w:rPr>
-        <w:t>被动语态</w:t>
-      </w:r>
-    </w:p>
-    <w:p>
-      <w:pPr>
-        <w:rPr>
-          <w:rFonts w:ascii="Arial" w:hAnsi="Arial" w:cs="Arial"/>
-        </w:rPr>
-      </w:pPr>
-      <w:r>
-        <w:rPr>
-          <w:rFonts w:ascii="Arial" w:hAnsi="Arial" w:cs="Arial" w:hint="eastAsia"/>
-          <w:b/>
-          <w:bCs/>
-        </w:rPr>
-        <w:t>past participle</w:t>
-      </w:r>
-      <w:r>
-        <w:rPr>
-          <w:rFonts w:ascii="Arial" w:hAnsi="Arial" w:cs="Arial" w:hint="eastAsia"/>
-        </w:rPr>
-        <w:t xml:space="preserve">: </w:t>
-      </w:r>
-      <w:r>
-        <w:rPr>
-          <w:rFonts w:ascii="Arial" w:hAnsi="Arial" w:cs="Arial" w:hint="eastAsia"/>
-        </w:rPr>
-        <w:t>过去分词</w:t>
-      </w:r>
-      <w:r>
-        <w:rPr>
-          <w:rFonts w:ascii="Arial" w:hAnsi="Arial" w:cs="Arial" w:hint="eastAsia"/>
-        </w:rPr>
-        <w:t xml:space="preserve"> (~ed/en and so forth)</w:t>
-      </w:r>
-    </w:p>
-    <w:p>
-      <w:pPr>
-        <w:rPr>
-          <w:rFonts w:ascii="Arial" w:hAnsi="Arial" w:cs="Arial"/>
-        </w:rPr>
-      </w:pPr>
-      <w:r>
-        <w:rPr>
-          <w:rFonts w:ascii="Arial" w:hAnsi="Arial" w:cs="Arial" w:hint="eastAsia"/>
-          <w:b/>
-          <w:bCs/>
-        </w:rPr>
-        <w:t>present participle</w:t>
-      </w:r>
-      <w:r>
-        <w:rPr>
-          <w:rFonts w:ascii="Arial" w:hAnsi="Arial" w:cs="Arial" w:hint="eastAsia"/>
-        </w:rPr>
-        <w:t xml:space="preserve">: </w:t>
-      </w:r>
-      <w:r>
-        <w:rPr>
-          <w:rFonts w:ascii="Arial" w:hAnsi="Arial" w:cs="Arial" w:hint="eastAsia"/>
-        </w:rPr>
-        <w:t>现在分词</w:t>
-      </w:r>
-      <w:r>
-        <w:rPr>
-          <w:rFonts w:ascii="Arial" w:hAnsi="Arial" w:cs="Arial" w:hint="eastAsia"/>
-        </w:rPr>
-        <w:t>(~ing)</w:t>
-      </w:r>
-    </w:p>
-    <w:p>
-      <w:pPr>
-        <w:rPr>
-          <w:rFonts w:ascii="Arial" w:hAnsi="Arial" w:cs="Arial"/>
-        </w:rPr>
-      </w:pPr>
-      <w:r>
-        <w:rPr>
-          <w:rFonts w:ascii="Arial" w:hAnsi="Arial" w:cs="Arial" w:hint="eastAsia"/>
-          <w:b/>
-          <w:bCs/>
-        </w:rPr>
-        <w:t>parenthetic expression</w:t>
-      </w:r>
-      <w:r>
-        <w:rPr>
-          <w:rFonts w:ascii="Arial" w:hAnsi="Arial" w:cs="Arial" w:hint="eastAsia"/>
-        </w:rPr>
-        <w:t xml:space="preserve">: </w:t>
-      </w:r>
-      <w:r>
-        <w:rPr>
-          <w:rFonts w:ascii="Arial" w:hAnsi="Arial" w:cs="Arial" w:hint="eastAsia"/>
-        </w:rPr>
-        <w:t>插入语</w:t>
-      </w:r>
-    </w:p>
-    <w:p>
-      <w:pPr>
-        <w:rPr>
-          <w:rFonts w:ascii="Arial" w:hAnsi="Arial" w:cs="Arial"/>
-          <w:b/>
-          <w:bCs/>
-        </w:rPr>
-      </w:pPr>
-    </w:p>
-    <w:p>
-      <w:pPr>
-        <w:rPr>
-          <w:rFonts w:ascii="Arial" w:hAnsi="Arial" w:cs="Arial"/>
-        </w:rPr>
-      </w:pPr>
-      <w:r>
-        <w:rPr>
-          <w:rFonts w:ascii="Arial" w:hAnsi="Arial" w:cs="Arial" w:hint="eastAsia"/>
-          <w:b/>
-          <w:bCs/>
-        </w:rPr>
-        <w:t>coordinate clause</w:t>
-      </w:r>
-      <w:r>
-        <w:rPr>
-          <w:rFonts w:ascii="Arial" w:hAnsi="Arial" w:cs="Arial" w:hint="eastAsia"/>
-        </w:rPr>
-        <w:t xml:space="preserve">: </w:t>
-      </w:r>
-      <w:r>
-        <w:rPr>
-          <w:rFonts w:ascii="Arial" w:hAnsi="Arial" w:cs="Arial" w:hint="eastAsia"/>
-        </w:rPr>
-        <w:t>并列句，常由</w:t>
-      </w:r>
-      <w:r>
-        <w:rPr>
-          <w:rFonts w:ascii="Arial" w:hAnsi="Arial" w:cs="Arial" w:hint="eastAsia"/>
-        </w:rPr>
-        <w:t>but, and, or</w:t>
-      </w:r>
-      <w:r>
-        <w:rPr>
-          <w:rFonts w:ascii="Arial" w:hAnsi="Arial" w:cs="Arial" w:hint="eastAsia"/>
-        </w:rPr>
-        <w:t>等链接</w:t>
-      </w:r>
-    </w:p>
-    <w:p>
-      <w:pPr>
-        <w:rPr>
-          <w:rFonts w:ascii="Arial" w:hAnsi="Arial" w:cs="Arial"/>
-        </w:rPr>
-      </w:pPr>
-      <w:r>
-        <w:rPr>
-          <w:rFonts w:ascii="Arial" w:hAnsi="Arial" w:cs="Arial" w:hint="eastAsia"/>
-          <w:b/>
-          <w:bCs/>
-        </w:rPr>
-        <w:t>subordinate clause</w:t>
-      </w:r>
-      <w:r>
-        <w:rPr>
-          <w:rFonts w:ascii="Arial" w:hAnsi="Arial" w:cs="Arial" w:hint="eastAsia"/>
-        </w:rPr>
-        <w:t xml:space="preserve">: </w:t>
-      </w:r>
-      <w:r>
-        <w:rPr>
-          <w:rFonts w:ascii="Arial" w:hAnsi="Arial" w:cs="Arial" w:hint="eastAsia"/>
-        </w:rPr>
-        <w:t>从句</w:t>
-      </w:r>
-    </w:p>
-    <w:p>
-      <w:pPr>
-        <w:rPr>
-          <w:rFonts w:ascii="Arial" w:hAnsi="Arial" w:cs="Arial"/>
-        </w:rPr>
-      </w:pPr>
-      <w:r>
-        <w:rPr>
-          <w:rFonts w:ascii="Arial" w:hAnsi="Arial" w:cs="Arial" w:hint="eastAsia"/>
-          <w:b/>
-          <w:bCs/>
-        </w:rPr>
-        <w:t>main clause</w:t>
-      </w:r>
-      <w:r>
-        <w:rPr>
-          <w:rFonts w:ascii="Arial" w:hAnsi="Arial" w:cs="Arial" w:hint="eastAsia"/>
-        </w:rPr>
-        <w:t xml:space="preserve">: </w:t>
-      </w:r>
-      <w:r>
-        <w:rPr>
-          <w:rFonts w:ascii="Arial" w:hAnsi="Arial" w:cs="Arial" w:hint="eastAsia"/>
-        </w:rPr>
-        <w:t>主句</w:t>
-      </w:r>
-    </w:p>
-    <w:p>
-      <w:pPr>
-        <w:rPr>
-          <w:rFonts w:ascii="Arial" w:hAnsi="Arial" w:cs="Arial"/>
-          <w:i/>
-        </w:rPr>
-      </w:pPr>
-      <w:r>
-        <w:rPr>
-          <w:rFonts w:ascii="Arial" w:hAnsi="Arial" w:cs="Arial" w:hint="eastAsia"/>
-          <w:b/>
-        </w:rPr>
-        <w:t xml:space="preserve">linking devices: </w:t>
-      </w:r>
-      <w:r>
-        <w:rPr>
-          <w:rFonts w:ascii="Arial" w:hAnsi="Arial" w:cs="Arial" w:hint="eastAsia"/>
-          <w:b/>
-        </w:rPr>
-        <w:t>过度词、</w:t>
-      </w:r>
-      <w:r>
-        <w:rPr>
-          <w:rFonts w:ascii="Arial" w:hAnsi="Arial" w:cs="Arial"/>
-          <w:b/>
+          <w:rFonts w:ascii="Arial" w:hAnsi="Arial" w:cs="Arial" w:hint="eastAsia"/>
+          <w:sz w:val="22"/>
+          <w:szCs w:val="24"/>
+        </w:rPr>
+        <w:t>高原</w:t>
+      </w:r>
+    </w:p>
+    <w:p>
+      <w:pPr>
+        <w:rPr>
+          <w:rFonts w:ascii="Arial" w:hAnsi="Arial" w:cs="Arial"/>
+          <w:sz w:val="22"/>
+          <w:szCs w:val="24"/>
+        </w:rPr>
+      </w:pPr>
+      <w:r>
+        <w:rPr>
+          <w:rFonts w:ascii="Arial" w:hAnsi="Arial" w:cs="Arial" w:hint="eastAsia"/>
+          <w:b/>
+          <w:sz w:val="22"/>
+          <w:szCs w:val="24"/>
+        </w:rPr>
+        <w:t>mar</w:t>
+      </w:r>
+      <w:r>
+        <w:rPr>
+          <w:rFonts w:ascii="Arial" w:hAnsi="Arial" w:cs="Arial" w:hint="eastAsia"/>
+          <w:b/>
+          <w:sz w:val="22"/>
+          <w:szCs w:val="24"/>
+        </w:rPr>
+        <w:t>ble</w:t>
+      </w:r>
+      <w:r>
+        <w:rPr>
+          <w:rFonts w:ascii="Arial" w:hAnsi="Arial" w:cs="Arial"/>
+          <w:b/>
+          <w:sz w:val="22"/>
+          <w:szCs w:val="24"/>
         </w:rPr>
         <w:br/>
       </w:r>
       <w:r>
         <w:rPr>
           <w:rFonts w:ascii="Arial" w:hAnsi="Arial" w:cs="Arial" w:hint="eastAsia"/>
-        </w:rPr>
-        <w:t xml:space="preserve">It is also called </w:t>
-      </w:r>
-      <w:r>
-        <w:rPr>
-          <w:rFonts w:ascii="Arial" w:hAnsi="Arial" w:cs="Arial" w:hint="eastAsia"/>
-          <w:b/>
-        </w:rPr>
-        <w:t>conjunction adverbs</w:t>
-      </w:r>
-      <w:r>
-        <w:rPr>
-          <w:rFonts w:ascii="Arial" w:hAnsi="Arial" w:cs="Arial" w:hint="eastAsia"/>
-          <w:b/>
-        </w:rPr>
-        <w:t xml:space="preserve">. </w:t>
-      </w:r>
-      <w:r>
-        <w:rPr>
-          <w:rFonts w:ascii="Arial" w:hAnsi="Arial" w:cs="Arial" w:hint="eastAsia"/>
-        </w:rPr>
-        <w:t xml:space="preserve"> For example, </w:t>
-      </w:r>
-      <w:r>
-        <w:rPr>
-          <w:rFonts w:ascii="Arial" w:hAnsi="Arial" w:cs="Arial"/>
-        </w:rPr>
-        <w:t>“</w:t>
-      </w:r>
-      <w:r>
-        <w:rPr>
-          <w:rFonts w:ascii="Arial" w:hAnsi="Arial" w:cs="Arial" w:hint="eastAsia"/>
-        </w:rPr>
-        <w:t>concequently, as a result, therefore</w:t>
-      </w:r>
-      <w:r>
-        <w:rPr>
-          <w:rFonts w:ascii="Arial" w:hAnsi="Arial" w:cs="Arial"/>
-        </w:rPr>
-        <w:t>”</w:t>
-      </w:r>
-      <w:r>
-        <w:rPr>
-          <w:rFonts w:ascii="Arial" w:hAnsi="Arial" w:cs="Arial" w:hint="eastAsia"/>
-        </w:rPr>
-        <w:t xml:space="preserve"> are all linking devices.</w:t>
-      </w:r>
-      <w:r>
-        <w:rPr>
-          <w:rFonts w:ascii="Arial" w:hAnsi="Arial" w:cs="Arial"/>
-        </w:rPr>
-        <w:br/>
-      </w:r>
-      <w:r>
-        <w:rPr>
-          <w:rFonts w:ascii="Arial" w:hAnsi="Arial" w:cs="Arial" w:hint="eastAsia"/>
-        </w:rPr>
-        <w:t>Some sentences with linking adverbs.</w:t>
-      </w:r>
-      <w:r>
-        <w:rPr>
-          <w:rFonts w:ascii="Arial" w:hAnsi="Arial" w:cs="Arial"/>
-        </w:rPr>
-        <w:br/>
-      </w:r>
-      <w:r>
-        <w:rPr>
-          <w:rFonts w:ascii="Arial" w:hAnsi="Arial" w:cs="Arial" w:hint="eastAsia"/>
-          <w:i/>
-        </w:rPr>
-        <w:t>The populat</w:t>
-      </w:r>
-      <w:r>
-        <w:rPr>
-          <w:rFonts w:ascii="Arial" w:hAnsi="Arial" w:cs="Arial" w:hint="eastAsia"/>
-          <w:i/>
-        </w:rPr>
-        <w:t>io</w:t>
-      </w:r>
-      <w:r>
-        <w:rPr>
-          <w:rFonts w:ascii="Arial" w:hAnsi="Arial" w:cs="Arial" w:hint="eastAsia"/>
-          <w:i/>
-        </w:rPr>
-        <w:t xml:space="preserve">n has increased. Consequesntly, the government is going to build more houses. </w:t>
-      </w:r>
+          <w:sz w:val="22"/>
+          <w:szCs w:val="24"/>
+        </w:rPr>
+        <w:t xml:space="preserve">[n.] </w:t>
+      </w:r>
+      <w:r>
+        <w:rPr>
+          <w:rFonts w:ascii="Arial" w:hAnsi="Arial" w:cs="Arial" w:hint="eastAsia"/>
+          <w:sz w:val="22"/>
+          <w:szCs w:val="24"/>
+        </w:rPr>
+        <w:t>大理石</w:t>
+      </w:r>
+    </w:p>
+    <w:p>
+      <w:pPr>
+        <w:rPr>
+          <w:rFonts w:ascii="Arial" w:hAnsi="Arial" w:cs="Arial"/>
+        </w:rPr>
+      </w:pPr>
+    </w:p>
+    <w:p>
+      <w:pPr>
+        <w:rPr>
+          <w:rFonts w:ascii="Arial" w:hAnsi="Arial" w:cs="Arial"/>
+        </w:rPr>
+      </w:pPr>
     </w:p>
     <w:p>
       <w:pPr>
@@ -8481,105 +8114,289 @@
           <w:sz w:val="32"/>
           <w:szCs w:val="36"/>
         </w:rPr>
-        <w:t>28, Punctuation</w:t>
-      </w:r>
-    </w:p>
-    <w:p>
-      <w:pPr>
-        <w:rPr>
-          <w:rFonts w:ascii="Arial" w:hAnsi="Arial" w:cs="Arial"/>
-        </w:rPr>
-      </w:pPr>
-      <w:r>
-        <w:rPr>
-          <w:rFonts w:ascii="Arial" w:hAnsi="Arial" w:cs="Arial" w:hint="eastAsia"/>
-          <w:b/>
-        </w:rPr>
-        <w:t>ellipsis/dots</w:t>
-      </w:r>
-      <w:r>
-        <w:rPr>
-          <w:rFonts w:ascii="Arial" w:hAnsi="Arial" w:cs="Arial" w:hint="eastAsia"/>
-        </w:rPr>
-        <w:t xml:space="preserve"> </w:t>
-      </w:r>
-      <w:r>
-        <w:rPr>
-          <w:rFonts w:ascii="Arial" w:hAnsi="Arial" w:cs="Arial"/>
+        <w:t>30. Animals</w:t>
+      </w:r>
+    </w:p>
+    <w:p>
+      <w:pPr>
+        <w:rPr>
+          <w:rFonts w:ascii="Arial" w:hAnsi="Arial" w:cs="Arial"/>
+          <w:sz w:val="22"/>
+          <w:szCs w:val="24"/>
+        </w:rPr>
+      </w:pPr>
+      <w:r>
+        <w:rPr>
+          <w:rFonts w:ascii="Arial" w:hAnsi="Arial" w:cs="Arial" w:hint="eastAsia"/>
+          <w:b/>
+          <w:bCs/>
+          <w:sz w:val="22"/>
+          <w:szCs w:val="24"/>
+        </w:rPr>
+        <w:t>reptile</w:t>
+      </w:r>
+      <w:r>
+        <w:rPr>
+          <w:rFonts w:ascii="Arial" w:hAnsi="Arial" w:cs="Arial" w:hint="eastAsia"/>
+          <w:sz w:val="22"/>
+          <w:szCs w:val="24"/>
+        </w:rPr>
+        <w:t xml:space="preserve"> /</w:t>
+      </w:r>
+      <w:r>
+        <w:rPr>
+          <w:rFonts w:ascii="GWIPA" w:hAnsi="GWIPA" w:cs="Arial"/>
+          <w:sz w:val="22"/>
+          <w:szCs w:val="24"/>
+        </w:rPr>
+        <w:t></w:t>
+      </w:r>
+      <w:r>
+        <w:rPr>
+          <w:rFonts w:ascii="GWIPA" w:hAnsi="GWIPA" w:cs="Arial"/>
+          <w:sz w:val="22"/>
+          <w:szCs w:val="24"/>
+        </w:rPr>
+        <w:t></w:t>
+      </w:r>
+      <w:r>
+        <w:rPr>
+          <w:rFonts w:ascii="GWIPA" w:hAnsi="GWIPA" w:cs="Arial"/>
+          <w:sz w:val="22"/>
+          <w:szCs w:val="24"/>
+        </w:rPr>
+        <w:t></w:t>
+      </w:r>
+      <w:r>
+        <w:rPr>
+          <w:rFonts w:ascii="GWIPA" w:hAnsi="GWIPA" w:cs="Arial"/>
+          <w:sz w:val="22"/>
+          <w:szCs w:val="24"/>
+        </w:rPr>
+        <w:t></w:t>
+      </w:r>
+      <w:r>
+        <w:rPr>
+          <w:rFonts w:ascii="GWIPA" w:hAnsi="GWIPA" w:cs="Arial"/>
+          <w:sz w:val="22"/>
+          <w:szCs w:val="24"/>
+        </w:rPr>
+        <w:t></w:t>
+      </w:r>
+      <w:r>
+        <w:rPr>
+          <w:rFonts w:ascii="GWIPA" w:hAnsi="GWIPA" w:cs="Arial"/>
+          <w:sz w:val="22"/>
+          <w:szCs w:val="24"/>
+        </w:rPr>
+        <w:t></w:t>
+      </w:r>
+      <w:r>
+        <w:rPr>
+          <w:rFonts w:ascii="GWIPA" w:hAnsi="GWIPA" w:cs="Arial"/>
+          <w:sz w:val="22"/>
+          <w:szCs w:val="24"/>
+        </w:rPr>
+        <w:t></w:t>
+      </w:r>
+      <w:r>
+        <w:rPr>
+          <w:rFonts w:ascii="GWIPA" w:hAnsi="GWIPA" w:cs="Arial"/>
+          <w:sz w:val="22"/>
+          <w:szCs w:val="24"/>
+        </w:rPr>
+        <w:t></w:t>
+      </w:r>
+      <w:r>
+        <w:rPr>
+          <w:rFonts w:ascii="Arial" w:hAnsi="Arial" w:cs="Arial" w:hint="eastAsia"/>
+          <w:sz w:val="22"/>
+          <w:szCs w:val="24"/>
+        </w:rPr>
+        <w:t>/</w:t>
+      </w:r>
+      <w:r>
+        <w:rPr>
+          <w:rFonts w:ascii="Arial" w:hAnsi="Arial" w:cs="Arial"/>
+          <w:sz w:val="22"/>
+          <w:szCs w:val="24"/>
         </w:rPr>
         <w:br/>
       </w:r>
       <w:r>
         <w:rPr>
           <w:rFonts w:ascii="Arial" w:hAnsi="Arial" w:cs="Arial" w:hint="eastAsia"/>
-        </w:rPr>
-        <w:t>[n.]</w:t>
-      </w:r>
-      <w:r>
-        <w:rPr>
-          <w:rFonts w:ascii="Arial" w:hAnsi="Arial" w:cs="Arial" w:hint="eastAsia"/>
-        </w:rPr>
-        <w:t>...</w:t>
-      </w:r>
-      <w:r>
-        <w:rPr>
-          <w:rFonts w:ascii="Arial" w:hAnsi="Arial" w:cs="Arial" w:hint="eastAsia"/>
-        </w:rPr>
-        <w:t xml:space="preserve">  (</w:t>
-      </w:r>
-      <w:r>
-        <w:rPr>
-          <w:rFonts w:ascii="Arial" w:hAnsi="Arial" w:cs="Arial" w:hint="eastAsia"/>
-        </w:rPr>
-        <w:t>省略号</w:t>
-      </w:r>
-      <w:r>
-        <w:rPr>
-          <w:rFonts w:ascii="Arial" w:hAnsi="Arial" w:cs="Arial" w:hint="eastAsia"/>
+          <w:sz w:val="22"/>
+          <w:szCs w:val="24"/>
+        </w:rPr>
+        <w:t xml:space="preserve">[n.] </w:t>
+      </w:r>
+      <w:r>
+        <w:rPr>
+          <w:rFonts w:ascii="Arial" w:hAnsi="Arial" w:cs="Arial" w:hint="eastAsia"/>
+          <w:sz w:val="22"/>
+          <w:szCs w:val="24"/>
+        </w:rPr>
+        <w:t>爬行动物</w:t>
+      </w:r>
+    </w:p>
+    <w:p>
+      <w:pPr>
+        <w:rPr>
+          <w:rFonts w:ascii="Arial" w:hAnsi="Arial" w:cs="Arial"/>
+          <w:sz w:val="22"/>
+          <w:szCs w:val="24"/>
+        </w:rPr>
+      </w:pPr>
+      <w:r>
+        <w:rPr>
+          <w:rFonts w:ascii="Arial" w:hAnsi="Arial" w:cs="Arial" w:hint="eastAsia"/>
+          <w:b/>
+          <w:bCs/>
+          <w:sz w:val="22"/>
+          <w:szCs w:val="24"/>
+        </w:rPr>
+        <w:t xml:space="preserve">tusk </w:t>
+      </w:r>
+      <w:r>
+        <w:rPr>
+          <w:rFonts w:ascii="Arial" w:hAnsi="Arial" w:cs="Arial"/>
+          <w:sz w:val="22"/>
+          <w:szCs w:val="24"/>
+        </w:rPr>
+        <w:br/>
+      </w:r>
+      <w:r>
+        <w:rPr>
+          <w:rFonts w:ascii="Arial" w:hAnsi="Arial" w:cs="Arial" w:hint="eastAsia"/>
+          <w:sz w:val="22"/>
+          <w:szCs w:val="24"/>
+        </w:rPr>
+        <w:t xml:space="preserve">[n.] either of the long curved teeth that stick out of the mouth of an elephant of </w:t>
+      </w:r>
+      <w:r>
+        <w:rPr>
+          <w:rFonts w:ascii="Arial" w:hAnsi="Arial" w:cs="Arial" w:hint="eastAsia"/>
+          <w:sz w:val="22"/>
+          <w:szCs w:val="24"/>
+        </w:rPr>
+        <w:t xml:space="preserve">some </w:t>
+      </w:r>
+      <w:r>
+        <w:rPr>
+          <w:rFonts w:ascii="Arial" w:hAnsi="Arial" w:cs="Arial" w:hint="eastAsia"/>
+          <w:sz w:val="22"/>
+          <w:szCs w:val="24"/>
+        </w:rPr>
+        <w:t>other animals.</w:t>
+      </w:r>
+      <w:r>
+        <w:rPr>
+          <w:rFonts w:ascii="Arial" w:hAnsi="Arial" w:cs="Arial" w:hint="eastAsia"/>
+          <w:sz w:val="22"/>
+          <w:szCs w:val="24"/>
+        </w:rPr>
+        <w:t xml:space="preserve"> (</w:t>
+      </w:r>
+      <w:r>
+        <w:rPr>
+          <w:rFonts w:ascii="Arial" w:hAnsi="Arial" w:cs="Arial" w:hint="eastAsia"/>
+          <w:sz w:val="22"/>
+          <w:szCs w:val="24"/>
+        </w:rPr>
+        <w:t>长牙，例如猛犸象的长牙</w:t>
+      </w:r>
+      <w:r>
+        <w:rPr>
+          <w:rFonts w:ascii="Arial" w:hAnsi="Arial" w:cs="Arial" w:hint="eastAsia"/>
+          <w:sz w:val="22"/>
+          <w:szCs w:val="24"/>
         </w:rPr>
         <w:t>)</w:t>
       </w:r>
-      <w:r>
-        <w:rPr>
-          <w:rFonts w:ascii="Arial" w:hAnsi="Arial" w:cs="Arial"/>
+    </w:p>
+    <w:p>
+      <w:pPr>
+        <w:rPr>
+          <w:rFonts w:ascii="Arial" w:hAnsi="Arial" w:cs="Arial"/>
+          <w:sz w:val="22"/>
+          <w:szCs w:val="24"/>
+        </w:rPr>
+      </w:pPr>
+      <w:r>
+        <w:rPr>
+          <w:rFonts w:ascii="Arial" w:hAnsi="Arial" w:cs="Arial" w:hint="eastAsia"/>
+          <w:b/>
+          <w:bCs/>
+          <w:sz w:val="22"/>
+          <w:szCs w:val="24"/>
+        </w:rPr>
+        <w:t>ivory</w:t>
+      </w:r>
+      <w:r>
+        <w:rPr>
+          <w:rFonts w:ascii="Arial" w:hAnsi="Arial" w:cs="Arial"/>
+          <w:sz w:val="22"/>
+          <w:szCs w:val="24"/>
         </w:rPr>
         <w:br/>
       </w:r>
       <w:r>
         <w:rPr>
           <w:rFonts w:ascii="Arial" w:hAnsi="Arial" w:cs="Arial" w:hint="eastAsia"/>
-        </w:rPr>
-        <w:t>...challenging the view that Britain...</w:t>
-      </w:r>
-      <w:r>
-        <w:rPr>
-          <w:rFonts w:ascii="Arial" w:hAnsi="Arial" w:cs="Arial"/>
-        </w:rPr>
-        <w:br/>
-      </w:r>
-      <w:r>
-        <w:rPr>
-          <w:rFonts w:ascii="Arial" w:hAnsi="Arial" w:cs="Arial" w:hint="eastAsia"/>
-        </w:rPr>
-        <w:t>There is no gap between the ell</w:t>
-      </w:r>
-      <w:r>
-        <w:rPr>
-          <w:rFonts w:ascii="Arial" w:hAnsi="Arial" w:cs="Arial" w:hint="eastAsia"/>
-        </w:rPr>
-        <w:t>ipsis and the words either preceded or followed it</w:t>
-      </w:r>
-      <w:r>
-        <w:rPr>
-          <w:rFonts w:ascii="Arial" w:hAnsi="Arial" w:cs="Arial" w:hint="eastAsia"/>
+          <w:sz w:val="22"/>
+          <w:szCs w:val="24"/>
+        </w:rPr>
+        <w:t xml:space="preserve">1. [n.] </w:t>
+      </w:r>
+      <w:r>
+        <w:rPr>
+          <w:rFonts w:ascii="Arial" w:hAnsi="Arial" w:cs="Arial" w:hint="eastAsia"/>
+          <w:sz w:val="22"/>
+          <w:szCs w:val="24"/>
+        </w:rPr>
+        <w:t>象牙</w:t>
+      </w:r>
+      <w:r>
+        <w:rPr>
+          <w:rFonts w:ascii="Arial" w:hAnsi="Arial" w:cs="Arial" w:hint="eastAsia"/>
+          <w:sz w:val="22"/>
+          <w:szCs w:val="24"/>
         </w:rPr>
         <w:t>.</w:t>
       </w:r>
     </w:p>
     <w:p>
       <w:pPr>
+        <w:rPr>
+          <w:rFonts w:ascii="Arial" w:hAnsi="Arial" w:cs="Arial"/>
+          <w:sz w:val="22"/>
+          <w:szCs w:val="24"/>
+        </w:rPr>
+      </w:pPr>
+      <w:r>
+        <w:rPr>
+          <w:rFonts w:ascii="Arial" w:hAnsi="Arial" w:cs="Arial" w:hint="eastAsia"/>
+          <w:sz w:val="22"/>
+          <w:szCs w:val="24"/>
+        </w:rPr>
+        <w:t>2. [n.] an object made of ivory</w:t>
+      </w:r>
+    </w:p>
+    <w:p>
+      <w:pPr>
+        <w:rPr>
+          <w:rFonts w:ascii="Arial" w:hAnsi="Arial" w:cs="Arial"/>
+          <w:sz w:val="22"/>
+          <w:szCs w:val="24"/>
+        </w:rPr>
+      </w:pPr>
+    </w:p>
+    <w:p>
+      <w:pPr>
         <w:outlineLvl w:val="0"/>
         <w:rPr>
+          <w:rStyle w:val="pron"/>
           <w:rFonts w:ascii="Times New Roman" w:hAnsi="Times New Roman" w:cs="Times New Roman"/>
           <w:b/>
           <w:bCs/>
@@ -8596,572 +8413,187 @@
           <w:sz w:val="32"/>
           <w:szCs w:val="36"/>
         </w:rPr>
-        <w:t>29, Geography</w:t>
-      </w:r>
-    </w:p>
-    <w:p>
-      <w:pPr>
-        <w:rPr>
-          <w:rFonts w:ascii="Arial" w:hAnsi="Arial" w:cs="Arial"/>
-        </w:rPr>
-      </w:pPr>
-      <w:r>
-        <w:rPr>
-          <w:rFonts w:ascii="Arial" w:hAnsi="Arial" w:cs="Arial" w:hint="eastAsia"/>
-          <w:b/>
-          <w:bCs/>
-        </w:rPr>
-        <w:t>cardinal directions</w:t>
-      </w:r>
-      <w:r>
-        <w:rPr>
-          <w:rFonts w:ascii="Arial" w:hAnsi="Arial" w:cs="Arial"/>
+        <w:t>31. -ology</w:t>
+      </w:r>
+    </w:p>
+    <w:p>
+      <w:pPr>
+        <w:rPr>
+          <w:rFonts w:ascii="Arial" w:hAnsi="Arial" w:cs="Arial"/>
+          <w:sz w:val="22"/>
+          <w:szCs w:val="24"/>
+        </w:rPr>
+      </w:pPr>
+      <w:r>
+        <w:rPr>
+          <w:rFonts w:ascii="Arial" w:hAnsi="Arial" w:cs="Arial" w:hint="eastAsia"/>
+          <w:b/>
+          <w:bCs/>
+          <w:sz w:val="22"/>
+          <w:szCs w:val="24"/>
+        </w:rPr>
+        <w:t>physiology</w:t>
+      </w:r>
+      <w:r>
+        <w:rPr>
+          <w:rFonts w:ascii="Arial" w:hAnsi="Arial" w:cs="Arial" w:hint="eastAsia"/>
+          <w:sz w:val="22"/>
+          <w:szCs w:val="24"/>
+        </w:rPr>
+        <w:t xml:space="preserve"> /</w:t>
+      </w:r>
+      <w:r>
+        <w:rPr>
+          <w:rFonts w:ascii="GWIPA" w:hAnsi="GWIPA" w:cs="Arial"/>
+          <w:sz w:val="22"/>
+          <w:szCs w:val="24"/>
+        </w:rPr>
+        <w:t></w:t>
+      </w:r>
+      <w:r>
+        <w:rPr>
+          <w:rFonts w:ascii="GWIPA" w:hAnsi="GWIPA" w:cs="Arial"/>
+          <w:sz w:val="22"/>
+          <w:szCs w:val="24"/>
+        </w:rPr>
+        <w:t></w:t>
+      </w:r>
+      <w:r>
+        <w:rPr>
+          <w:rFonts w:ascii="GWIPA" w:hAnsi="GWIPA" w:cs="Arial"/>
+          <w:sz w:val="22"/>
+          <w:szCs w:val="24"/>
+        </w:rPr>
+        <w:t></w:t>
+      </w:r>
+      <w:r>
+        <w:rPr>
+          <w:rFonts w:ascii="GWIPA" w:hAnsi="GWIPA" w:cs="Arial"/>
+          <w:sz w:val="22"/>
+          <w:szCs w:val="24"/>
+        </w:rPr>
+        <w:t></w:t>
+      </w:r>
+      <w:r>
+        <w:rPr>
+          <w:rFonts w:ascii="GWIPA" w:hAnsi="GWIPA" w:cs="Arial"/>
+          <w:sz w:val="22"/>
+          <w:szCs w:val="24"/>
+        </w:rPr>
+        <w:t></w:t>
+      </w:r>
+      <w:r>
+        <w:rPr>
+          <w:rFonts w:ascii="GWIPA" w:hAnsi="GWIPA" w:cs="Arial"/>
+          <w:sz w:val="22"/>
+          <w:szCs w:val="24"/>
+        </w:rPr>
+        <w:t></w:t>
+      </w:r>
+      <w:r>
+        <w:rPr>
+          <w:rFonts w:ascii="GWIPA" w:hAnsi="GWIPA" w:cs="Arial"/>
+          <w:sz w:val="22"/>
+          <w:szCs w:val="24"/>
+        </w:rPr>
+        <w:t></w:t>
+      </w:r>
+      <w:r>
+        <w:rPr>
+          <w:rFonts w:ascii="GWIPA" w:hAnsi="GWIPA" w:cs="Arial"/>
+          <w:sz w:val="22"/>
+          <w:szCs w:val="24"/>
+        </w:rPr>
+        <w:t></w:t>
+      </w:r>
+      <w:r>
+        <w:rPr>
+          <w:rFonts w:ascii="GWIPA" w:hAnsi="GWIPA" w:cs="Arial"/>
+          <w:sz w:val="22"/>
+          <w:szCs w:val="24"/>
+        </w:rPr>
+        <w:t></w:t>
+      </w:r>
+      <w:r>
+        <w:rPr>
+          <w:rFonts w:ascii="GWIPA" w:hAnsi="GWIPA" w:cs="Arial"/>
+          <w:sz w:val="22"/>
+          <w:szCs w:val="24"/>
+        </w:rPr>
+        <w:t></w:t>
+      </w:r>
+      <w:r>
+        <w:rPr>
+          <w:rFonts w:ascii="GWIPA" w:hAnsi="GWIPA" w:cs="Arial"/>
+          <w:sz w:val="22"/>
+          <w:szCs w:val="24"/>
+        </w:rPr>
+        <w:t></w:t>
+      </w:r>
+      <w:r>
+        <w:rPr>
+          <w:rFonts w:ascii="Arial" w:hAnsi="Arial" w:cs="Arial" w:hint="eastAsia"/>
+          <w:sz w:val="22"/>
+          <w:szCs w:val="24"/>
+        </w:rPr>
+        <w:t>/</w:t>
+      </w:r>
+      <w:r>
+        <w:rPr>
+          <w:rFonts w:ascii="Arial" w:hAnsi="Arial" w:cs="Arial"/>
+          <w:sz w:val="22"/>
+          <w:szCs w:val="24"/>
         </w:rPr>
         <w:br/>
       </w:r>
       <w:r>
         <w:rPr>
           <w:rFonts w:ascii="Arial" w:hAnsi="Arial" w:cs="Arial" w:hint="eastAsia"/>
-        </w:rPr>
-        <w:t xml:space="preserve">The four main cardinal directions, or cardinal points, are the four main compass directions: north, south, east, </w:t>
-      </w:r>
-      <w:r>
-        <w:rPr>
-          <w:rFonts w:ascii="Arial" w:hAnsi="Arial" w:cs="Arial" w:hint="eastAsia"/>
-        </w:rPr>
-        <w:t xml:space="preserve">and </w:t>
-      </w:r>
-      <w:r>
-        <w:rPr>
-          <w:rFonts w:ascii="Arial" w:hAnsi="Arial" w:cs="Arial" w:hint="eastAsia"/>
-        </w:rPr>
-        <w:t xml:space="preserve">west. </w:t>
-      </w:r>
-      <w:r>
-        <w:rPr>
-          <w:rFonts w:ascii="Arial" w:hAnsi="Arial" w:cs="Arial"/>
-        </w:rPr>
-        <w:br/>
-      </w:r>
-      <w:r>
-        <w:rPr>
-          <w:rFonts w:ascii="Arial" w:hAnsi="Arial" w:cs="Arial" w:hint="eastAsia"/>
-          <w:b/>
-          <w:bCs/>
-        </w:rPr>
-        <w:t>ordinal directions</w:t>
-      </w:r>
-      <w:r>
-        <w:rPr>
-          <w:rFonts w:ascii="Arial" w:hAnsi="Arial" w:cs="Arial"/>
-        </w:rPr>
-        <w:br/>
-      </w:r>
-      <w:r>
-        <w:rPr>
-          <w:rFonts w:ascii="Arial" w:hAnsi="Arial" w:cs="Arial" w:hint="eastAsia"/>
-        </w:rPr>
-        <w:t>The</w:t>
-      </w:r>
-      <w:r>
-        <w:rPr>
-          <w:rFonts w:ascii="Arial" w:hAnsi="Arial" w:cs="Arial" w:hint="eastAsia"/>
-        </w:rPr>
-        <w:t xml:space="preserve"> ordinal directions</w:t>
-      </w:r>
-      <w:r>
-        <w:rPr>
-          <w:rFonts w:ascii="Arial" w:hAnsi="Arial" w:cs="Arial" w:hint="eastAsia"/>
-        </w:rPr>
-        <w:t>, also called intercardinal directions,</w:t>
-      </w:r>
-      <w:r>
-        <w:rPr>
-          <w:rFonts w:ascii="Arial" w:hAnsi="Arial" w:cs="Arial" w:hint="eastAsia"/>
-        </w:rPr>
-        <w:t xml:space="preserve"> are northwest, northeast, southwest, and southeast.</w:t>
-      </w:r>
-    </w:p>
-    <w:p>
-      <w:pPr>
-        <w:rPr>
-          <w:rFonts w:ascii="Arial" w:hAnsi="Arial" w:cs="Arial"/>
-          <w:sz w:val="22"/>
-          <w:szCs w:val="24"/>
-        </w:rPr>
-      </w:pPr>
-      <w:r>
-        <w:rPr>
-          <w:rFonts w:ascii="Arial" w:hAnsi="Arial" w:cs="Arial" w:hint="eastAsia"/>
-          <w:b/>
-          <w:bCs/>
-          <w:sz w:val="22"/>
-          <w:szCs w:val="24"/>
-        </w:rPr>
-        <w:t>archipelago</w:t>
-      </w:r>
-      <w:r>
-        <w:rPr>
-          <w:rFonts w:ascii="Arial" w:hAnsi="Arial" w:cs="Arial" w:hint="eastAsia"/>
-          <w:sz w:val="22"/>
-          <w:szCs w:val="24"/>
-        </w:rPr>
-        <w:t xml:space="preserve"> /</w:t>
-      </w:r>
-      <w:r>
-        <w:rPr>
-          <w:rFonts w:ascii="GWIPA" w:hAnsi="GWIPA" w:cs="Arial"/>
-          <w:sz w:val="22"/>
-          <w:szCs w:val="24"/>
-        </w:rPr>
-        <w:t></w:t>
-      </w:r>
-      <w:r>
-        <w:rPr>
-          <w:rFonts w:ascii="GWIPA" w:hAnsi="GWIPA" w:cs="Arial"/>
-          <w:sz w:val="22"/>
-          <w:szCs w:val="24"/>
-        </w:rPr>
-        <w:t></w:t>
-      </w:r>
-      <w:r>
-        <w:rPr>
-          <w:rFonts w:ascii="GWIPA" w:hAnsi="GWIPA" w:cs="Arial"/>
-          <w:sz w:val="22"/>
-          <w:szCs w:val="24"/>
-        </w:rPr>
-        <w:t></w:t>
-      </w:r>
-      <w:r>
-        <w:rPr>
-          <w:rFonts w:ascii="GWIPA" w:hAnsi="GWIPA" w:cs="Arial"/>
-          <w:sz w:val="22"/>
-          <w:szCs w:val="24"/>
-        </w:rPr>
-        <w:t></w:t>
-      </w:r>
-      <w:r>
-        <w:rPr>
-          <w:rFonts w:ascii="GWIPA" w:hAnsi="GWIPA" w:cs="Arial"/>
-          <w:sz w:val="22"/>
-          <w:szCs w:val="24"/>
-        </w:rPr>
-        <w:t></w:t>
-      </w:r>
-      <w:r>
-        <w:rPr>
-          <w:rFonts w:ascii="GWIPA" w:hAnsi="GWIPA" w:cs="Arial"/>
-          <w:sz w:val="22"/>
-          <w:szCs w:val="24"/>
-        </w:rPr>
-        <w:t></w:t>
-      </w:r>
-      <w:r>
-        <w:rPr>
-          <w:rFonts w:ascii="GWIPA" w:hAnsi="GWIPA" w:cs="Arial"/>
-          <w:sz w:val="22"/>
-          <w:szCs w:val="24"/>
-        </w:rPr>
-        <w:t></w:t>
-      </w:r>
-      <w:r>
-        <w:rPr>
-          <w:rFonts w:ascii="GWIPA" w:hAnsi="GWIPA" w:cs="Arial"/>
-          <w:sz w:val="22"/>
-          <w:szCs w:val="24"/>
-        </w:rPr>
-        <w:t></w:t>
-      </w:r>
-      <w:r>
-        <w:rPr>
-          <w:rFonts w:ascii="GWIPA" w:hAnsi="GWIPA" w:cs="Arial"/>
-          <w:sz w:val="22"/>
-          <w:szCs w:val="24"/>
-        </w:rPr>
-        <w:t></w:t>
-      </w:r>
-      <w:r>
-        <w:rPr>
-          <w:rFonts w:ascii="GWIPA" w:hAnsi="GWIPA" w:cs="Arial"/>
-          <w:sz w:val="22"/>
-          <w:szCs w:val="24"/>
-        </w:rPr>
-        <w:t></w:t>
-      </w:r>
-      <w:r>
-        <w:rPr>
-          <w:rFonts w:ascii="GWIPA" w:hAnsi="GWIPA" w:cs="Arial"/>
-          <w:sz w:val="22"/>
-          <w:szCs w:val="24"/>
-        </w:rPr>
-        <w:t></w:t>
-      </w:r>
-      <w:r>
-        <w:rPr>
-          <w:rFonts w:ascii="GWIPA" w:hAnsi="GWIPA" w:cs="Arial"/>
-          <w:sz w:val="22"/>
-          <w:szCs w:val="24"/>
-        </w:rPr>
-        <w:t></w:t>
-      </w:r>
-      <w:r>
-        <w:rPr>
-          <w:rFonts w:ascii="GWIPA" w:hAnsi="GWIPA" w:cs="Arial"/>
-          <w:sz w:val="22"/>
-          <w:szCs w:val="24"/>
-        </w:rPr>
-        <w:t></w:t>
-      </w:r>
-      <w:r>
-        <w:rPr>
-          <w:rFonts w:ascii="Arial" w:hAnsi="Arial" w:cs="Arial" w:hint="eastAsia"/>
-          <w:sz w:val="22"/>
-          <w:szCs w:val="24"/>
-        </w:rPr>
-        <w:t>/</w:t>
-      </w:r>
-      <w:r>
-        <w:rPr>
-          <w:rFonts w:ascii="Arial" w:hAnsi="Arial" w:cs="Arial"/>
-          <w:sz w:val="22"/>
-          <w:szCs w:val="24"/>
-        </w:rPr>
-        <w:br/>
-      </w:r>
-      <w:r>
-        <w:rPr>
-          <w:rFonts w:ascii="Arial" w:hAnsi="Arial" w:cs="Arial" w:hint="eastAsia"/>
-          <w:sz w:val="22"/>
-          <w:szCs w:val="24"/>
-        </w:rPr>
-        <w:t>[C.] a group of islands and the sea surrounging them.</w:t>
-      </w:r>
-      <w:r>
-        <w:rPr>
-          <w:rFonts w:ascii="Arial" w:hAnsi="Arial" w:cs="Arial"/>
-          <w:sz w:val="22"/>
-          <w:szCs w:val="24"/>
-        </w:rPr>
-        <w:br/>
-      </w:r>
-      <w:r>
-        <w:rPr>
-          <w:rFonts w:ascii="Arial" w:hAnsi="Arial" w:cs="Arial" w:hint="eastAsia"/>
-          <w:sz w:val="22"/>
-          <w:szCs w:val="24"/>
-        </w:rPr>
-        <w:t xml:space="preserve">the Indonesian archipelago. </w:t>
-      </w:r>
-      <w:r>
-        <w:rPr>
-          <w:rFonts w:ascii="Arial" w:hAnsi="Arial" w:cs="Arial"/>
-          <w:sz w:val="22"/>
-          <w:szCs w:val="24"/>
-        </w:rPr>
-        <w:br/>
-      </w:r>
-      <w:r>
-        <w:rPr>
-          <w:rFonts w:ascii="Arial" w:hAnsi="Arial" w:cs="Arial" w:hint="eastAsia"/>
-          <w:sz w:val="22"/>
-          <w:szCs w:val="24"/>
-        </w:rPr>
-        <w:t>Philippines has over seven thousands archipelagos.</w:t>
-      </w:r>
-    </w:p>
-    <w:p>
-      <w:pPr>
-        <w:rPr>
-          <w:rFonts w:ascii="Arial" w:hAnsi="Arial" w:cs="Arial"/>
-          <w:sz w:val="22"/>
-          <w:szCs w:val="24"/>
-        </w:rPr>
-      </w:pPr>
-      <w:r>
-        <w:rPr>
-          <w:rFonts w:ascii="Arial" w:hAnsi="Arial" w:cs="Arial" w:hint="eastAsia"/>
-          <w:b/>
-          <w:bCs/>
-          <w:sz w:val="22"/>
-          <w:szCs w:val="24"/>
-        </w:rPr>
-        <w:t>sapphire</w:t>
-      </w:r>
-      <w:r>
-        <w:rPr>
-          <w:rFonts w:ascii="Arial" w:hAnsi="Arial" w:cs="Arial" w:hint="eastAsia"/>
-          <w:sz w:val="22"/>
-          <w:szCs w:val="24"/>
-        </w:rPr>
-        <w:t xml:space="preserve"> /</w:t>
-      </w:r>
-      <w:r>
-        <w:rPr>
-          <w:rFonts w:ascii="GWIPA" w:hAnsi="GWIPA" w:cs="Arial"/>
-          <w:sz w:val="22"/>
-          <w:szCs w:val="24"/>
-        </w:rPr>
-        <w:t></w:t>
-      </w:r>
-      <w:r>
-        <w:rPr>
-          <w:rFonts w:ascii="GWIPA" w:hAnsi="GWIPA" w:cs="Arial"/>
-          <w:sz w:val="22"/>
-          <w:szCs w:val="24"/>
-        </w:rPr>
-        <w:t></w:t>
-      </w:r>
-      <w:r>
-        <w:rPr>
-          <w:rFonts w:ascii="GWIPA" w:hAnsi="GWIPA" w:cs="Arial"/>
-          <w:sz w:val="22"/>
-          <w:szCs w:val="24"/>
-        </w:rPr>
-        <w:t></w:t>
-      </w:r>
-      <w:r>
-        <w:rPr>
-          <w:rFonts w:ascii="GWIPA" w:hAnsi="GWIPA" w:cs="Arial"/>
-          <w:sz w:val="22"/>
-          <w:szCs w:val="24"/>
-        </w:rPr>
-        <w:t></w:t>
-      </w:r>
-      <w:r>
-        <w:rPr>
-          <w:rFonts w:ascii="GWIPA" w:hAnsi="GWIPA" w:cs="Arial"/>
-          <w:sz w:val="22"/>
-          <w:szCs w:val="24"/>
-        </w:rPr>
-        <w:t></w:t>
-      </w:r>
-      <w:r>
-        <w:rPr>
-          <w:rFonts w:ascii="GWIPA" w:hAnsi="GWIPA" w:cs="Arial"/>
-          <w:sz w:val="22"/>
-          <w:szCs w:val="24"/>
-        </w:rPr>
-        <w:t></w:t>
-      </w:r>
-      <w:r>
-        <w:rPr>
-          <w:rFonts w:ascii="GWIPA" w:hAnsi="GWIPA" w:cs="Arial"/>
-          <w:sz w:val="22"/>
-          <w:szCs w:val="24"/>
-        </w:rPr>
-        <w:t></w:t>
-      </w:r>
-      <w:r>
-        <w:rPr>
-          <w:rFonts w:ascii="Arial" w:hAnsi="Arial" w:cs="Arial" w:hint="eastAsia"/>
-          <w:sz w:val="22"/>
-          <w:szCs w:val="24"/>
-        </w:rPr>
-        <w:t>/</w:t>
-      </w:r>
-      <w:r>
-        <w:rPr>
-          <w:rFonts w:ascii="Arial" w:hAnsi="Arial" w:cs="Arial"/>
-          <w:sz w:val="22"/>
-          <w:szCs w:val="24"/>
-        </w:rPr>
-        <w:br/>
-      </w:r>
-      <w:r>
-        <w:rPr>
-          <w:rFonts w:ascii="Arial" w:hAnsi="Arial" w:cs="Arial" w:hint="eastAsia"/>
-          <w:sz w:val="22"/>
-          <w:szCs w:val="24"/>
-        </w:rPr>
-        <w:t xml:space="preserve">[n.] </w:t>
-      </w:r>
-      <w:r>
-        <w:rPr>
-          <w:rFonts w:ascii="Arial" w:hAnsi="Arial" w:cs="Arial" w:hint="eastAsia"/>
-          <w:sz w:val="22"/>
-          <w:szCs w:val="24"/>
-        </w:rPr>
-        <w:t>蓝宝石</w:t>
-      </w:r>
-    </w:p>
-    <w:p>
-      <w:pPr>
-        <w:rPr>
-          <w:rFonts w:ascii="Arial" w:hAnsi="Arial" w:cs="Arial"/>
-          <w:sz w:val="22"/>
-          <w:szCs w:val="24"/>
-        </w:rPr>
-      </w:pPr>
-      <w:r>
-        <w:rPr>
-          <w:rFonts w:ascii="Arial" w:hAnsi="Arial" w:cs="Arial" w:hint="eastAsia"/>
-          <w:b/>
-          <w:bCs/>
-          <w:sz w:val="22"/>
-          <w:szCs w:val="24"/>
-        </w:rPr>
-        <w:t>plateau</w:t>
-      </w:r>
-      <w:r>
-        <w:rPr>
-          <w:rFonts w:ascii="Arial" w:hAnsi="Arial" w:cs="Arial" w:hint="eastAsia"/>
-          <w:sz w:val="22"/>
-          <w:szCs w:val="24"/>
-        </w:rPr>
-        <w:t xml:space="preserve"> /</w:t>
-      </w:r>
-      <w:r>
-        <w:rPr>
-          <w:rFonts w:ascii="GWIPA" w:hAnsi="GWIPA" w:cs="Arial"/>
-          <w:sz w:val="22"/>
-          <w:szCs w:val="24"/>
-        </w:rPr>
-        <w:t></w:t>
-      </w:r>
-      <w:r>
-        <w:rPr>
-          <w:rFonts w:ascii="GWIPA" w:hAnsi="GWIPA" w:cs="Arial"/>
-          <w:sz w:val="22"/>
-          <w:szCs w:val="24"/>
-        </w:rPr>
-        <w:t></w:t>
-      </w:r>
-      <w:r>
-        <w:rPr>
-          <w:rFonts w:ascii="GWIPA" w:hAnsi="GWIPA" w:cs="Arial"/>
-          <w:sz w:val="22"/>
-          <w:szCs w:val="24"/>
-        </w:rPr>
-        <w:t></w:t>
-      </w:r>
-      <w:r>
-        <w:rPr>
-          <w:rFonts w:ascii="GWIPA" w:hAnsi="GWIPA" w:cs="Arial"/>
-          <w:sz w:val="22"/>
-          <w:szCs w:val="24"/>
-        </w:rPr>
-        <w:t></w:t>
-      </w:r>
-      <w:r>
-        <w:rPr>
-          <w:rFonts w:ascii="GWIPA" w:hAnsi="GWIPA" w:cs="Arial"/>
-          <w:sz w:val="22"/>
-          <w:szCs w:val="24"/>
-        </w:rPr>
-        <w:t></w:t>
-      </w:r>
-      <w:r>
-        <w:rPr>
-          <w:rFonts w:ascii="GWIPA" w:hAnsi="GWIPA" w:cs="Arial"/>
-          <w:sz w:val="22"/>
-          <w:szCs w:val="24"/>
-        </w:rPr>
-        <w:t></w:t>
-      </w:r>
-      <w:r>
-        <w:rPr>
-          <w:rFonts w:ascii="GWIPA" w:hAnsi="GWIPA" w:cs="Arial"/>
-          <w:sz w:val="22"/>
-          <w:szCs w:val="24"/>
-        </w:rPr>
-        <w:t></w:t>
-      </w:r>
-      <w:r>
-        <w:rPr>
-          <w:rFonts w:ascii="Arial" w:hAnsi="Arial" w:cs="Arial" w:hint="eastAsia"/>
-          <w:sz w:val="22"/>
-          <w:szCs w:val="24"/>
-        </w:rPr>
-        <w:t>/</w:t>
-      </w:r>
-      <w:r>
-        <w:rPr>
-          <w:rFonts w:ascii="Arial" w:hAnsi="Arial" w:cs="Arial"/>
-          <w:sz w:val="22"/>
-          <w:szCs w:val="24"/>
-        </w:rPr>
-        <w:br/>
-      </w:r>
-      <w:r>
-        <w:rPr>
-          <w:rFonts w:ascii="Arial" w:hAnsi="Arial" w:cs="Arial" w:hint="eastAsia"/>
-          <w:sz w:val="22"/>
-          <w:szCs w:val="24"/>
-        </w:rPr>
-        <w:t xml:space="preserve">[n.] </w:t>
-      </w:r>
-      <w:r>
-        <w:rPr>
-          <w:rFonts w:ascii="Arial" w:hAnsi="Arial" w:cs="Arial" w:hint="eastAsia"/>
-          <w:sz w:val="22"/>
-          <w:szCs w:val="24"/>
-        </w:rPr>
-        <w:t>高原</w:t>
-      </w:r>
-    </w:p>
-    <w:p>
-      <w:pPr>
-        <w:rPr>
-          <w:rFonts w:ascii="Arial" w:hAnsi="Arial" w:cs="Arial"/>
-          <w:sz w:val="22"/>
-          <w:szCs w:val="24"/>
-        </w:rPr>
-      </w:pPr>
-      <w:r>
-        <w:rPr>
-          <w:rFonts w:ascii="Arial" w:hAnsi="Arial" w:cs="Arial" w:hint="eastAsia"/>
-          <w:b/>
-          <w:sz w:val="22"/>
-          <w:szCs w:val="24"/>
-        </w:rPr>
-        <w:t>mar</w:t>
-      </w:r>
-      <w:r>
-        <w:rPr>
-          <w:rFonts w:ascii="Arial" w:hAnsi="Arial" w:cs="Arial" w:hint="eastAsia"/>
-          <w:b/>
-          <w:sz w:val="22"/>
-          <w:szCs w:val="24"/>
-        </w:rPr>
-        <w:t>ble</w:t>
-      </w:r>
-      <w:r>
-        <w:rPr>
-          <w:rFonts w:ascii="Arial" w:hAnsi="Arial" w:cs="Arial"/>
-          <w:b/>
-          <w:sz w:val="22"/>
-          <w:szCs w:val="24"/>
-        </w:rPr>
-        <w:br/>
-      </w:r>
-      <w:r>
-        <w:rPr>
-          <w:rFonts w:ascii="Arial" w:hAnsi="Arial" w:cs="Arial" w:hint="eastAsia"/>
-          <w:sz w:val="22"/>
-          <w:szCs w:val="24"/>
-        </w:rPr>
-        <w:t xml:space="preserve">[n.] </w:t>
-      </w:r>
-      <w:r>
-        <w:rPr>
-          <w:rFonts w:ascii="Arial" w:hAnsi="Arial" w:cs="Arial" w:hint="eastAsia"/>
-          <w:sz w:val="22"/>
-          <w:szCs w:val="24"/>
-        </w:rPr>
-        <w:t>大理石</w:t>
-      </w:r>
-    </w:p>
-    <w:p>
-      <w:pPr>
-        <w:rPr>
-          <w:rFonts w:ascii="Arial" w:hAnsi="Arial" w:cs="Arial"/>
-        </w:rPr>
-      </w:pPr>
-    </w:p>
-    <w:p>
-      <w:pPr>
-        <w:rPr>
-          <w:rFonts w:ascii="Arial" w:hAnsi="Arial" w:cs="Arial"/>
+          <w:sz w:val="22"/>
+          <w:szCs w:val="24"/>
+        </w:rPr>
+        <w:t xml:space="preserve">[n. U.] the scientific study of the normal function of living things. </w:t>
+      </w:r>
+    </w:p>
+    <w:p>
+      <w:pPr>
+        <w:rPr>
+          <w:rFonts w:ascii="Arial" w:hAnsi="Arial" w:cs="Arial"/>
+          <w:sz w:val="22"/>
+          <w:szCs w:val="24"/>
+        </w:rPr>
+      </w:pPr>
+      <w:r>
+        <w:rPr>
+          <w:rFonts w:ascii="Arial" w:hAnsi="Arial" w:cs="Arial" w:hint="eastAsia"/>
+          <w:sz w:val="22"/>
+          <w:szCs w:val="24"/>
+        </w:rPr>
+        <w:t>e.g. the physiology of mamm</w:t>
+      </w:r>
+      <w:r>
+        <w:rPr>
+          <w:rFonts w:ascii="Arial" w:hAnsi="Arial" w:cs="Arial" w:hint="eastAsia"/>
+          <w:sz w:val="22"/>
+          <w:szCs w:val="24"/>
+        </w:rPr>
+        <w:t>o</w:t>
+      </w:r>
+      <w:r>
+        <w:rPr>
+          <w:rFonts w:ascii="Arial" w:hAnsi="Arial" w:cs="Arial" w:hint="eastAsia"/>
+          <w:sz w:val="22"/>
+          <w:szCs w:val="24"/>
+        </w:rPr>
+        <w:t xml:space="preserve">th. </w:t>
+      </w:r>
+    </w:p>
+    <w:p>
+      <w:pPr>
+        <w:rPr>
+          <w:rFonts w:ascii="Arial" w:hAnsi="Arial" w:cs="Arial"/>
+          <w:sz w:val="22"/>
+          <w:szCs w:val="24"/>
         </w:rPr>
       </w:pPr>
     </w:p>
@@ -9186,197 +8618,48 @@
           <w:sz w:val="32"/>
           <w:szCs w:val="36"/>
         </w:rPr>
-        <w:t>30. Animals</w:t>
-      </w:r>
-    </w:p>
-    <w:p>
-      <w:pPr>
-        <w:rPr>
-          <w:rFonts w:ascii="Arial" w:hAnsi="Arial" w:cs="Arial"/>
-          <w:sz w:val="22"/>
-          <w:szCs w:val="24"/>
-        </w:rPr>
-      </w:pPr>
-      <w:r>
-        <w:rPr>
-          <w:rFonts w:ascii="Arial" w:hAnsi="Arial" w:cs="Arial" w:hint="eastAsia"/>
-          <w:b/>
-          <w:bCs/>
-          <w:sz w:val="22"/>
-          <w:szCs w:val="24"/>
-        </w:rPr>
-        <w:t>reptile</w:t>
-      </w:r>
-      <w:r>
-        <w:rPr>
-          <w:rFonts w:ascii="Arial" w:hAnsi="Arial" w:cs="Arial" w:hint="eastAsia"/>
-          <w:sz w:val="22"/>
-          <w:szCs w:val="24"/>
-        </w:rPr>
-        <w:t xml:space="preserve"> /</w:t>
-      </w:r>
-      <w:r>
-        <w:rPr>
-          <w:rFonts w:ascii="GWIPA" w:hAnsi="GWIPA" w:cs="Arial"/>
-          <w:sz w:val="22"/>
-          <w:szCs w:val="24"/>
-        </w:rPr>
-        <w:t></w:t>
-      </w:r>
-      <w:r>
-        <w:rPr>
-          <w:rFonts w:ascii="GWIPA" w:hAnsi="GWIPA" w:cs="Arial"/>
-          <w:sz w:val="22"/>
-          <w:szCs w:val="24"/>
-        </w:rPr>
-        <w:t></w:t>
-      </w:r>
-      <w:r>
-        <w:rPr>
-          <w:rFonts w:ascii="GWIPA" w:hAnsi="GWIPA" w:cs="Arial"/>
-          <w:sz w:val="22"/>
-          <w:szCs w:val="24"/>
-        </w:rPr>
-        <w:t></w:t>
-      </w:r>
-      <w:r>
-        <w:rPr>
-          <w:rFonts w:ascii="GWIPA" w:hAnsi="GWIPA" w:cs="Arial"/>
-          <w:sz w:val="22"/>
-          <w:szCs w:val="24"/>
-        </w:rPr>
-        <w:t></w:t>
-      </w:r>
-      <w:r>
-        <w:rPr>
-          <w:rFonts w:ascii="GWIPA" w:hAnsi="GWIPA" w:cs="Arial"/>
-          <w:sz w:val="22"/>
-          <w:szCs w:val="24"/>
-        </w:rPr>
-        <w:t></w:t>
-      </w:r>
-      <w:r>
-        <w:rPr>
-          <w:rFonts w:ascii="GWIPA" w:hAnsi="GWIPA" w:cs="Arial"/>
-          <w:sz w:val="22"/>
-          <w:szCs w:val="24"/>
-        </w:rPr>
-        <w:t></w:t>
-      </w:r>
-      <w:r>
-        <w:rPr>
-          <w:rFonts w:ascii="GWIPA" w:hAnsi="GWIPA" w:cs="Arial"/>
-          <w:sz w:val="22"/>
-          <w:szCs w:val="24"/>
-        </w:rPr>
-        <w:t></w:t>
-      </w:r>
-      <w:r>
-        <w:rPr>
-          <w:rFonts w:ascii="GWIPA" w:hAnsi="GWIPA" w:cs="Arial"/>
-          <w:sz w:val="22"/>
-          <w:szCs w:val="24"/>
-        </w:rPr>
-        <w:t></w:t>
-      </w:r>
-      <w:r>
-        <w:rPr>
-          <w:rFonts w:ascii="Arial" w:hAnsi="Arial" w:cs="Arial" w:hint="eastAsia"/>
-          <w:sz w:val="22"/>
-          <w:szCs w:val="24"/>
-        </w:rPr>
-        <w:t>/</w:t>
-      </w:r>
-      <w:r>
-        <w:rPr>
-          <w:rFonts w:ascii="Arial" w:hAnsi="Arial" w:cs="Arial"/>
-          <w:sz w:val="22"/>
-          <w:szCs w:val="24"/>
-        </w:rPr>
-        <w:br/>
-      </w:r>
-      <w:r>
-        <w:rPr>
-          <w:rFonts w:ascii="Arial" w:hAnsi="Arial" w:cs="Arial" w:hint="eastAsia"/>
-          <w:sz w:val="22"/>
-          <w:szCs w:val="24"/>
-        </w:rPr>
-        <w:t xml:space="preserve">[n.] </w:t>
-      </w:r>
-      <w:r>
-        <w:rPr>
-          <w:rFonts w:ascii="Arial" w:hAnsi="Arial" w:cs="Arial" w:hint="eastAsia"/>
-          <w:sz w:val="22"/>
-          <w:szCs w:val="24"/>
-        </w:rPr>
-        <w:t>爬行动物</w:t>
-      </w:r>
-    </w:p>
-    <w:p>
-      <w:pPr>
-        <w:rPr>
-          <w:rFonts w:ascii="Arial" w:hAnsi="Arial" w:cs="Arial"/>
-          <w:sz w:val="22"/>
-          <w:szCs w:val="24"/>
-        </w:rPr>
-      </w:pPr>
-      <w:r>
-        <w:rPr>
-          <w:rFonts w:ascii="Arial" w:hAnsi="Arial" w:cs="Arial" w:hint="eastAsia"/>
-          <w:b/>
-          <w:bCs/>
-          <w:sz w:val="22"/>
-          <w:szCs w:val="24"/>
-        </w:rPr>
-        <w:t xml:space="preserve">tusk </w:t>
-      </w:r>
-      <w:r>
-        <w:rPr>
-          <w:rFonts w:ascii="Arial" w:hAnsi="Arial" w:cs="Arial"/>
-          <w:sz w:val="22"/>
-          <w:szCs w:val="24"/>
-        </w:rPr>
-        <w:br/>
-      </w:r>
-      <w:r>
-        <w:rPr>
-          <w:rFonts w:ascii="Arial" w:hAnsi="Arial" w:cs="Arial" w:hint="eastAsia"/>
-          <w:sz w:val="22"/>
-          <w:szCs w:val="24"/>
-        </w:rPr>
-        <w:t xml:space="preserve">[n.] either of the long curved teeth that stick out of the mouth of an elephant of </w:t>
-      </w:r>
-      <w:r>
-        <w:rPr>
-          <w:rFonts w:ascii="Arial" w:hAnsi="Arial" w:cs="Arial" w:hint="eastAsia"/>
-          <w:sz w:val="22"/>
-          <w:szCs w:val="24"/>
-        </w:rPr>
-        <w:t xml:space="preserve">some </w:t>
-      </w:r>
-      <w:r>
-        <w:rPr>
-          <w:rFonts w:ascii="Arial" w:hAnsi="Arial" w:cs="Arial" w:hint="eastAsia"/>
-          <w:sz w:val="22"/>
-          <w:szCs w:val="24"/>
-        </w:rPr>
-        <w:t>other animals.</w:t>
-      </w:r>
-      <w:r>
-        <w:rPr>
-          <w:rFonts w:ascii="Arial" w:hAnsi="Arial" w:cs="Arial" w:hint="eastAsia"/>
-          <w:sz w:val="22"/>
-          <w:szCs w:val="24"/>
-        </w:rPr>
-        <w:t xml:space="preserve"> (</w:t>
-      </w:r>
-      <w:r>
-        <w:rPr>
-          <w:rFonts w:ascii="Arial" w:hAnsi="Arial" w:cs="Arial" w:hint="eastAsia"/>
-          <w:sz w:val="22"/>
-          <w:szCs w:val="24"/>
-        </w:rPr>
-        <w:t>长牙，例如猛犸象的长牙</w:t>
+        <w:t>33, War and Army</w:t>
+      </w:r>
+    </w:p>
+    <w:p>
+      <w:pPr>
+        <w:rPr>
+          <w:rFonts w:ascii="Arial" w:hAnsi="Arial" w:cs="Arial"/>
+          <w:sz w:val="22"/>
+          <w:szCs w:val="24"/>
+        </w:rPr>
+      </w:pPr>
+      <w:r>
+        <w:rPr>
+          <w:rFonts w:ascii="Arial" w:hAnsi="Arial" w:cs="Arial" w:hint="eastAsia"/>
+          <w:sz w:val="22"/>
+          <w:szCs w:val="24"/>
+        </w:rPr>
+        <w:t>brigade</w:t>
+      </w:r>
+      <w:r>
+        <w:rPr>
+          <w:rFonts w:ascii="Arial" w:hAnsi="Arial" w:cs="Arial" w:hint="eastAsia"/>
+          <w:sz w:val="22"/>
+          <w:szCs w:val="24"/>
+        </w:rPr>
+        <w:t>(</w:t>
+      </w:r>
+      <w:r>
+        <w:rPr>
+          <w:rFonts w:ascii="Arial" w:hAnsi="Arial" w:cs="Arial" w:hint="eastAsia"/>
+          <w:sz w:val="22"/>
+          <w:szCs w:val="24"/>
+        </w:rPr>
+        <w:t>旅</w:t>
+      </w:r>
+      <w:r>
+        <w:rPr>
+          <w:rFonts w:ascii="Arial" w:hAnsi="Arial" w:cs="Arial" w:hint="eastAsia"/>
+          <w:sz w:val="22"/>
+          <w:szCs w:val="24"/>
+        </w:rPr>
+        <w:t>- from 3000 to 5000 troops</w:t>
       </w:r>
       <w:r>
         <w:rPr>
@@ -9386,83 +8669,46 @@
         </w:rPr>
         <w:t>)</w:t>
       </w:r>
-    </w:p>
-    <w:p>
-      <w:pPr>
-        <w:rPr>
-          <w:rFonts w:ascii="Arial" w:hAnsi="Arial" w:cs="Arial"/>
-          <w:sz w:val="22"/>
-          <w:szCs w:val="24"/>
-        </w:rPr>
-      </w:pPr>
-      <w:r>
-        <w:rPr>
-          <w:rFonts w:ascii="Arial" w:hAnsi="Arial" w:cs="Arial" w:hint="eastAsia"/>
-          <w:b/>
-          <w:bCs/>
-          <w:sz w:val="22"/>
-          <w:szCs w:val="24"/>
-        </w:rPr>
-        <w:t>ivory</w:t>
-      </w:r>
-      <w:r>
-        <w:rPr>
-          <w:rFonts w:ascii="Arial" w:hAnsi="Arial" w:cs="Arial"/>
-          <w:sz w:val="22"/>
-          <w:szCs w:val="24"/>
-        </w:rPr>
-        <w:br/>
-      </w:r>
-      <w:r>
-        <w:rPr>
-          <w:rFonts w:ascii="Arial" w:hAnsi="Arial" w:cs="Arial" w:hint="eastAsia"/>
-          <w:sz w:val="22"/>
-          <w:szCs w:val="24"/>
-        </w:rPr>
-        <w:t xml:space="preserve">1. [n.] </w:t>
-      </w:r>
-      <w:r>
-        <w:rPr>
-          <w:rFonts w:ascii="Arial" w:hAnsi="Arial" w:cs="Arial" w:hint="eastAsia"/>
-          <w:sz w:val="22"/>
-          <w:szCs w:val="24"/>
-        </w:rPr>
-        <w:t>象牙</w:t>
-      </w:r>
-      <w:r>
-        <w:rPr>
-          <w:rFonts w:ascii="Arial" w:hAnsi="Arial" w:cs="Arial" w:hint="eastAsia"/>
-          <w:sz w:val="22"/>
-          <w:szCs w:val="24"/>
-        </w:rPr>
-        <w:t>.</w:t>
-      </w:r>
-    </w:p>
-    <w:p>
-      <w:pPr>
-        <w:rPr>
-          <w:rFonts w:ascii="Arial" w:hAnsi="Arial" w:cs="Arial"/>
-          <w:sz w:val="22"/>
-          <w:szCs w:val="24"/>
-        </w:rPr>
-      </w:pPr>
-      <w:r>
-        <w:rPr>
-          <w:rFonts w:ascii="Arial" w:hAnsi="Arial" w:cs="Arial" w:hint="eastAsia"/>
-          <w:sz w:val="22"/>
-          <w:szCs w:val="24"/>
-        </w:rPr>
-        <w:t>2. [n.] an object made of ivory</w:t>
-      </w:r>
-    </w:p>
-    <w:p>
-      <w:pPr>
-        <w:rPr>
-          <w:rFonts w:ascii="Arial" w:hAnsi="Arial" w:cs="Arial"/>
-          <w:sz w:val="22"/>
-          <w:szCs w:val="24"/>
-        </w:rPr>
-      </w:pPr>
+      <w:r>
+        <w:rPr>
+          <w:rFonts w:ascii="Arial" w:hAnsi="Arial" w:cs="Arial" w:hint="eastAsia"/>
+          <w:sz w:val="22"/>
+          <w:szCs w:val="24"/>
+        </w:rPr>
+        <w:t xml:space="preserve"> &gt; battalio</w:t>
+      </w:r>
+      <w:r>
+        <w:rPr>
+          <w:rFonts w:ascii="Arial" w:hAnsi="Arial" w:cs="Arial" w:hint="eastAsia"/>
+          <w:sz w:val="22"/>
+          <w:szCs w:val="24"/>
+        </w:rPr>
+        <w:t>n(</w:t>
+      </w:r>
+      <w:r>
+        <w:rPr>
+          <w:rFonts w:ascii="Arial" w:hAnsi="Arial" w:cs="Arial" w:hint="eastAsia"/>
+          <w:sz w:val="22"/>
+          <w:szCs w:val="24"/>
+        </w:rPr>
+        <w:t>营</w:t>
+      </w:r>
+      <w:r>
+        <w:rPr>
+          <w:rFonts w:ascii="Arial" w:hAnsi="Arial" w:cs="Arial" w:hint="eastAsia"/>
+          <w:sz w:val="22"/>
+          <w:szCs w:val="24"/>
+        </w:rPr>
+        <w:t>-up to 1000 troops</w:t>
+      </w:r>
+      <w:r>
+        <w:rPr>
+          <w:rFonts w:ascii="Arial" w:hAnsi="Arial" w:cs="Arial" w:hint="eastAsia"/>
+          <w:sz w:val="22"/>
+          <w:szCs w:val="24"/>
+        </w:rPr>
+        <w:t>)</w:t>
+      </w:r>
     </w:p>
     <w:p>
       <w:pPr>
@@ -9485,187 +8731,89 @@
           <w:sz w:val="32"/>
           <w:szCs w:val="36"/>
         </w:rPr>
-        <w:t>31. -ology</w:t>
-      </w:r>
-    </w:p>
-    <w:p>
-      <w:pPr>
-        <w:rPr>
-          <w:rFonts w:ascii="Arial" w:hAnsi="Arial" w:cs="Arial"/>
-          <w:sz w:val="22"/>
-          <w:szCs w:val="24"/>
-        </w:rPr>
-      </w:pPr>
-      <w:r>
-        <w:rPr>
-          <w:rFonts w:ascii="Arial" w:hAnsi="Arial" w:cs="Arial" w:hint="eastAsia"/>
-          <w:b/>
-          <w:bCs/>
-          <w:sz w:val="22"/>
-          <w:szCs w:val="24"/>
-        </w:rPr>
-        <w:t>physiology</w:t>
-      </w:r>
-      <w:r>
-        <w:rPr>
-          <w:rFonts w:ascii="Arial" w:hAnsi="Arial" w:cs="Arial" w:hint="eastAsia"/>
-          <w:sz w:val="22"/>
-          <w:szCs w:val="24"/>
-        </w:rPr>
-        <w:t xml:space="preserve"> /</w:t>
-      </w:r>
-      <w:r>
-        <w:rPr>
-          <w:rFonts w:ascii="GWIPA" w:hAnsi="GWIPA" w:cs="Arial"/>
-          <w:sz w:val="22"/>
-          <w:szCs w:val="24"/>
-        </w:rPr>
-        <w:t></w:t>
-      </w:r>
-      <w:r>
-        <w:rPr>
-          <w:rFonts w:ascii="GWIPA" w:hAnsi="GWIPA" w:cs="Arial"/>
-          <w:sz w:val="22"/>
-          <w:szCs w:val="24"/>
-        </w:rPr>
-        <w:t></w:t>
-      </w:r>
-      <w:r>
-        <w:rPr>
-          <w:rFonts w:ascii="GWIPA" w:hAnsi="GWIPA" w:cs="Arial"/>
-          <w:sz w:val="22"/>
-          <w:szCs w:val="24"/>
-        </w:rPr>
-        <w:t></w:t>
-      </w:r>
-      <w:r>
-        <w:rPr>
-          <w:rFonts w:ascii="GWIPA" w:hAnsi="GWIPA" w:cs="Arial"/>
-          <w:sz w:val="22"/>
-          <w:szCs w:val="24"/>
-        </w:rPr>
-        <w:t></w:t>
-      </w:r>
-      <w:r>
-        <w:rPr>
-          <w:rFonts w:ascii="GWIPA" w:hAnsi="GWIPA" w:cs="Arial"/>
-          <w:sz w:val="22"/>
-          <w:szCs w:val="24"/>
-        </w:rPr>
-        <w:t></w:t>
-      </w:r>
-      <w:r>
-        <w:rPr>
-          <w:rFonts w:ascii="GWIPA" w:hAnsi="GWIPA" w:cs="Arial"/>
-          <w:sz w:val="22"/>
-          <w:szCs w:val="24"/>
-        </w:rPr>
-        <w:t></w:t>
-      </w:r>
-      <w:r>
-        <w:rPr>
-          <w:rFonts w:ascii="GWIPA" w:hAnsi="GWIPA" w:cs="Arial"/>
-          <w:sz w:val="22"/>
-          <w:szCs w:val="24"/>
-        </w:rPr>
-        <w:t></w:t>
-      </w:r>
-      <w:r>
-        <w:rPr>
-          <w:rFonts w:ascii="GWIPA" w:hAnsi="GWIPA" w:cs="Arial"/>
-          <w:sz w:val="22"/>
-          <w:szCs w:val="24"/>
-        </w:rPr>
-        <w:t></w:t>
-      </w:r>
-      <w:r>
-        <w:rPr>
-          <w:rFonts w:ascii="GWIPA" w:hAnsi="GWIPA" w:cs="Arial"/>
-          <w:sz w:val="22"/>
-          <w:szCs w:val="24"/>
-        </w:rPr>
-        <w:t></w:t>
-      </w:r>
-      <w:r>
-        <w:rPr>
-          <w:rFonts w:ascii="GWIPA" w:hAnsi="GWIPA" w:cs="Arial"/>
-          <w:sz w:val="22"/>
-          <w:szCs w:val="24"/>
-        </w:rPr>
-        <w:t></w:t>
-      </w:r>
-      <w:r>
-        <w:rPr>
-          <w:rFonts w:ascii="GWIPA" w:hAnsi="GWIPA" w:cs="Arial"/>
-          <w:sz w:val="22"/>
-          <w:szCs w:val="24"/>
-        </w:rPr>
-        <w:t></w:t>
-      </w:r>
-      <w:r>
-        <w:rPr>
-          <w:rFonts w:ascii="Arial" w:hAnsi="Arial" w:cs="Arial" w:hint="eastAsia"/>
-          <w:sz w:val="22"/>
-          <w:szCs w:val="24"/>
-        </w:rPr>
-        <w:t>/</w:t>
-      </w:r>
-      <w:r>
-        <w:rPr>
-          <w:rFonts w:ascii="Arial" w:hAnsi="Arial" w:cs="Arial"/>
-          <w:sz w:val="22"/>
-          <w:szCs w:val="24"/>
-        </w:rPr>
-        <w:br/>
-      </w:r>
-      <w:r>
-        <w:rPr>
-          <w:rFonts w:ascii="Arial" w:hAnsi="Arial" w:cs="Arial" w:hint="eastAsia"/>
-          <w:sz w:val="22"/>
-          <w:szCs w:val="24"/>
-        </w:rPr>
-        <w:t xml:space="preserve">[n. U.] the scientific study of the normal function of living things. </w:t>
-      </w:r>
-    </w:p>
-    <w:p>
-      <w:pPr>
-        <w:rPr>
-          <w:rFonts w:ascii="Arial" w:hAnsi="Arial" w:cs="Arial"/>
-          <w:sz w:val="22"/>
-          <w:szCs w:val="24"/>
-        </w:rPr>
-      </w:pPr>
-      <w:r>
-        <w:rPr>
-          <w:rFonts w:ascii="Arial" w:hAnsi="Arial" w:cs="Arial" w:hint="eastAsia"/>
-          <w:sz w:val="22"/>
-          <w:szCs w:val="24"/>
-        </w:rPr>
-        <w:t>e.g. the physiology of mamm</w:t>
-      </w:r>
-      <w:r>
-        <w:rPr>
-          <w:rFonts w:ascii="Arial" w:hAnsi="Arial" w:cs="Arial" w:hint="eastAsia"/>
-          <w:sz w:val="22"/>
-          <w:szCs w:val="24"/>
-        </w:rPr>
-        <w:t>o</w:t>
-      </w:r>
-      <w:r>
-        <w:rPr>
-          <w:rFonts w:ascii="Arial" w:hAnsi="Arial" w:cs="Arial" w:hint="eastAsia"/>
-          <w:sz w:val="22"/>
-          <w:szCs w:val="24"/>
-        </w:rPr>
-        <w:t xml:space="preserve">th. </w:t>
-      </w:r>
-    </w:p>
-    <w:p>
-      <w:pPr>
-        <w:rPr>
-          <w:rFonts w:ascii="Arial" w:hAnsi="Arial" w:cs="Arial"/>
-          <w:sz w:val="22"/>
-          <w:szCs w:val="24"/>
+        <w:t>34, Environment</w:t>
+      </w:r>
+    </w:p>
+    <w:p>
+      <w:pPr>
+        <w:rPr>
+          <w:rStyle w:val="pron"/>
+          <w:rFonts w:ascii="Arial" w:hAnsi="Arial" w:cs="Arial"/>
+        </w:rPr>
+      </w:pPr>
+      <w:r>
+        <w:rPr>
+          <w:rStyle w:val="pron"/>
+          <w:rFonts w:ascii="Arial" w:hAnsi="Arial" w:cs="Arial" w:hint="eastAsia"/>
+          <w:b/>
+          <w:bCs/>
+        </w:rPr>
+        <w:t>environmental degradation</w:t>
+      </w:r>
+      <w:r>
+        <w:rPr>
+          <w:rStyle w:val="pron"/>
+          <w:rFonts w:ascii="Arial" w:hAnsi="Arial" w:cs="Arial" w:hint="eastAsia"/>
+          <w:b/>
+          <w:bCs/>
+        </w:rPr>
+        <w:t xml:space="preserve">: </w:t>
+      </w:r>
+      <w:r>
+        <w:rPr>
+          <w:rStyle w:val="pron"/>
+          <w:rFonts w:ascii="Arial" w:hAnsi="Arial" w:cs="Arial" w:hint="eastAsia"/>
+        </w:rPr>
+        <w:t>环境恶化</w:t>
+      </w:r>
+    </w:p>
+    <w:p>
+      <w:pPr>
+        <w:rPr>
+          <w:rStyle w:val="pron"/>
+          <w:rFonts w:ascii="Arial" w:hAnsi="Arial" w:cs="Arial"/>
+        </w:rPr>
+      </w:pPr>
+      <w:r>
+        <w:rPr>
+          <w:rStyle w:val="pron"/>
+          <w:rFonts w:ascii="Arial" w:hAnsi="Arial" w:cs="Arial" w:hint="eastAsia"/>
+          <w:b/>
+          <w:bCs/>
+        </w:rPr>
+        <w:t>depletion of natural resources</w:t>
+      </w:r>
+      <w:r>
+        <w:rPr>
+          <w:rStyle w:val="pron"/>
+          <w:rFonts w:ascii="Arial" w:hAnsi="Arial" w:cs="Arial" w:hint="eastAsia"/>
+          <w:b/>
+          <w:bCs/>
+        </w:rPr>
+        <w:t>:</w:t>
+      </w:r>
+      <w:r>
+        <w:rPr>
+          <w:rStyle w:val="pron"/>
+          <w:rFonts w:ascii="Arial" w:hAnsi="Arial" w:cs="Arial" w:hint="eastAsia"/>
+          <w:b/>
+          <w:bCs/>
+        </w:rPr>
+        <w:t xml:space="preserve"> </w:t>
+      </w:r>
+      <w:r>
+        <w:rPr>
+          <w:rStyle w:val="pron"/>
+          <w:rFonts w:ascii="Arial" w:hAnsi="Arial" w:cs="Arial" w:hint="eastAsia"/>
+        </w:rPr>
+        <w:t>资源短缺</w:t>
+      </w:r>
+    </w:p>
+    <w:p>
+      <w:pPr>
+        <w:rPr>
+          <w:rStyle w:val="pron"/>
+          <w:rFonts w:ascii="Arial" w:hAnsi="Arial" w:cs="Arial"/>
         </w:rPr>
       </w:pPr>
     </w:p>
@@ -9690,97 +8838,75 @@
           <w:sz w:val="32"/>
           <w:szCs w:val="36"/>
         </w:rPr>
-        <w:t>33, War and Army</w:t>
-      </w:r>
-    </w:p>
-    <w:p>
-      <w:pPr>
-        <w:rPr>
-          <w:rFonts w:ascii="Arial" w:hAnsi="Arial" w:cs="Arial"/>
-          <w:sz w:val="22"/>
-          <w:szCs w:val="24"/>
-        </w:rPr>
-      </w:pPr>
-      <w:r>
-        <w:rPr>
-          <w:rFonts w:ascii="Arial" w:hAnsi="Arial" w:cs="Arial" w:hint="eastAsia"/>
-          <w:sz w:val="22"/>
-          <w:szCs w:val="24"/>
-        </w:rPr>
-        <w:t>brigade</w:t>
-      </w:r>
-      <w:r>
-        <w:rPr>
-          <w:rFonts w:ascii="Arial" w:hAnsi="Arial" w:cs="Arial" w:hint="eastAsia"/>
-          <w:sz w:val="22"/>
-          <w:szCs w:val="24"/>
-        </w:rPr>
-        <w:t>(</w:t>
-      </w:r>
-      <w:r>
-        <w:rPr>
-          <w:rFonts w:ascii="Arial" w:hAnsi="Arial" w:cs="Arial" w:hint="eastAsia"/>
-          <w:sz w:val="22"/>
-          <w:szCs w:val="24"/>
-        </w:rPr>
-        <w:t>旅</w:t>
-      </w:r>
-      <w:r>
-        <w:rPr>
-          <w:rFonts w:ascii="Arial" w:hAnsi="Arial" w:cs="Arial" w:hint="eastAsia"/>
-          <w:sz w:val="22"/>
-          <w:szCs w:val="24"/>
-        </w:rPr>
-        <w:t>- from 3000 to 5000 troops</w:t>
-      </w:r>
-      <w:r>
-        <w:rPr>
-          <w:rFonts w:ascii="Arial" w:hAnsi="Arial" w:cs="Arial" w:hint="eastAsia"/>
-          <w:sz w:val="22"/>
-          <w:szCs w:val="24"/>
-        </w:rPr>
-        <w:t>)</w:t>
-      </w:r>
-      <w:r>
-        <w:rPr>
-          <w:rFonts w:ascii="Arial" w:hAnsi="Arial" w:cs="Arial" w:hint="eastAsia"/>
-          <w:sz w:val="22"/>
-          <w:szCs w:val="24"/>
-        </w:rPr>
-        <w:t xml:space="preserve"> &gt; battalio</w:t>
-      </w:r>
-      <w:r>
-        <w:rPr>
-          <w:rFonts w:ascii="Arial" w:hAnsi="Arial" w:cs="Arial" w:hint="eastAsia"/>
-          <w:sz w:val="22"/>
-          <w:szCs w:val="24"/>
-        </w:rPr>
-        <w:t>n(</w:t>
-      </w:r>
-      <w:r>
-        <w:rPr>
-          <w:rFonts w:ascii="Arial" w:hAnsi="Arial" w:cs="Arial" w:hint="eastAsia"/>
-          <w:sz w:val="22"/>
-          <w:szCs w:val="24"/>
-        </w:rPr>
-        <w:t>营</w:t>
-      </w:r>
-      <w:r>
-        <w:rPr>
-          <w:rFonts w:ascii="Arial" w:hAnsi="Arial" w:cs="Arial" w:hint="eastAsia"/>
-          <w:sz w:val="22"/>
-          <w:szCs w:val="24"/>
-        </w:rPr>
-        <w:t>-up to 1000 troops</w:t>
-      </w:r>
-      <w:r>
-        <w:rPr>
-          <w:rFonts w:ascii="Arial" w:hAnsi="Arial" w:cs="Arial" w:hint="eastAsia"/>
-          <w:sz w:val="22"/>
-          <w:szCs w:val="24"/>
-        </w:rPr>
-        <w:t>)</w:t>
-      </w:r>
+        <w:t>35, Emotions</w:t>
+      </w:r>
+    </w:p>
+    <w:p>
+      <w:pPr>
+        <w:rPr>
+          <w:rStyle w:val="pron"/>
+          <w:rFonts w:ascii="Arial" w:hAnsi="Arial" w:cs="Arial"/>
+        </w:rPr>
+      </w:pPr>
+      <w:r>
+        <w:rPr>
+          <w:rStyle w:val="pron"/>
+          <w:rFonts w:ascii="Arial" w:hAnsi="Arial" w:cs="Arial" w:hint="eastAsia"/>
+          <w:b/>
+          <w:bCs/>
+        </w:rPr>
+        <w:t>longing</w:t>
+      </w:r>
+      <w:r>
+        <w:rPr>
+          <w:rStyle w:val="pron"/>
+          <w:rFonts w:ascii="Arial" w:hAnsi="Arial" w:cs="Arial"/>
+        </w:rPr>
+        <w:br/>
+      </w:r>
+      <w:r>
+        <w:rPr>
+          <w:rStyle w:val="pron"/>
+          <w:rFonts w:ascii="Arial" w:hAnsi="Arial" w:cs="Arial" w:hint="eastAsia"/>
+        </w:rPr>
+        <w:t xml:space="preserve">[n.C.U.] a strong feeling of wanting sth/sb. </w:t>
+      </w:r>
+      <w:r>
+        <w:rPr>
+          <w:rStyle w:val="pron"/>
+          <w:rFonts w:ascii="Arial" w:hAnsi="Arial" w:cs="Arial"/>
+        </w:rPr>
+        <w:br/>
+      </w:r>
+      <w:r>
+        <w:rPr>
+          <w:rStyle w:val="pron"/>
+          <w:rFonts w:ascii="Arial" w:hAnsi="Arial" w:cs="Arial" w:hint="eastAsia"/>
+        </w:rPr>
+        <w:t>a longing for home.</w:t>
+      </w:r>
+      <w:r>
+        <w:rPr>
+          <w:rStyle w:val="pron"/>
+          <w:rFonts w:ascii="Arial" w:hAnsi="Arial" w:cs="Arial"/>
+        </w:rPr>
+        <w:br/>
+      </w:r>
+      <w:r>
+        <w:rPr>
+          <w:rStyle w:val="pron"/>
+          <w:rFonts w:ascii="Arial" w:hAnsi="Arial" w:cs="Arial" w:hint="eastAsia"/>
+        </w:rPr>
+        <w:t xml:space="preserve">[ad.] </w:t>
+      </w:r>
+    </w:p>
+    <w:p>
+      <w:pPr>
+        <w:rPr>
+          <w:rStyle w:val="pron"/>
+          <w:rFonts w:ascii="Arial" w:hAnsi="Arial" w:cs="Arial"/>
+        </w:rPr>
+      </w:pPr>
     </w:p>
     <w:p>
       <w:pPr>
@@ -9803,91 +8929,321 @@
           <w:sz w:val="32"/>
           <w:szCs w:val="36"/>
         </w:rPr>
-        <w:t>34, Environment</w:t>
-      </w:r>
-    </w:p>
-    <w:p>
-      <w:pPr>
-        <w:rPr>
-          <w:rStyle w:val="pron"/>
-          <w:rFonts w:ascii="Arial" w:hAnsi="Arial" w:cs="Arial"/>
-        </w:rPr>
-      </w:pPr>
-      <w:r>
-        <w:rPr>
-          <w:rStyle w:val="pron"/>
-          <w:rFonts w:ascii="Arial" w:hAnsi="Arial" w:cs="Arial" w:hint="eastAsia"/>
-          <w:b/>
-          <w:bCs/>
-        </w:rPr>
-        <w:t>environmental degradation</w:t>
-      </w:r>
-      <w:r>
-        <w:rPr>
-          <w:rStyle w:val="pron"/>
-          <w:rFonts w:ascii="Arial" w:hAnsi="Arial" w:cs="Arial" w:hint="eastAsia"/>
-          <w:b/>
-          <w:bCs/>
-        </w:rPr>
-        <w:t xml:space="preserve">: </w:t>
-      </w:r>
-      <w:r>
-        <w:rPr>
-          <w:rStyle w:val="pron"/>
-          <w:rFonts w:ascii="Arial" w:hAnsi="Arial" w:cs="Arial" w:hint="eastAsia"/>
-        </w:rPr>
-        <w:t>环境恶化</w:t>
-      </w:r>
-    </w:p>
-    <w:p>
-      <w:pPr>
-        <w:rPr>
-          <w:rStyle w:val="pron"/>
-          <w:rFonts w:ascii="Arial" w:hAnsi="Arial" w:cs="Arial"/>
-        </w:rPr>
-      </w:pPr>
-      <w:r>
-        <w:rPr>
-          <w:rStyle w:val="pron"/>
-          <w:rFonts w:ascii="Arial" w:hAnsi="Arial" w:cs="Arial" w:hint="eastAsia"/>
-          <w:b/>
-          <w:bCs/>
-        </w:rPr>
-        <w:t>depletion of natural resources</w:t>
-      </w:r>
-      <w:r>
-        <w:rPr>
-          <w:rStyle w:val="pron"/>
-          <w:rFonts w:ascii="Arial" w:hAnsi="Arial" w:cs="Arial" w:hint="eastAsia"/>
-          <w:b/>
-          <w:bCs/>
-        </w:rPr>
-        <w:t>:</w:t>
-      </w:r>
-      <w:r>
-        <w:rPr>
-          <w:rStyle w:val="pron"/>
-          <w:rFonts w:ascii="Arial" w:hAnsi="Arial" w:cs="Arial" w:hint="eastAsia"/>
-          <w:b/>
-          <w:bCs/>
-        </w:rPr>
-        <w:t xml:space="preserve"> </w:t>
-      </w:r>
-      <w:r>
-        <w:rPr>
-          <w:rStyle w:val="pron"/>
-          <w:rFonts w:ascii="Arial" w:hAnsi="Arial" w:cs="Arial" w:hint="eastAsia"/>
-        </w:rPr>
-        <w:t>资源短缺</w:t>
-      </w:r>
-    </w:p>
-    <w:p>
-      <w:pPr>
-        <w:rPr>
-          <w:rStyle w:val="pron"/>
-          <w:rFonts w:ascii="Arial" w:hAnsi="Arial" w:cs="Arial"/>
-        </w:rPr>
-      </w:pPr>
+        <w:t>36, Family</w:t>
+      </w:r>
+    </w:p>
+    <w:p>
+      <w:pPr>
+        <w:rPr>
+          <w:rFonts w:ascii="Arial" w:hAnsi="Arial" w:cs="Arial"/>
+        </w:rPr>
+      </w:pPr>
+      <w:r>
+        <w:rPr>
+          <w:rStyle w:val="pron"/>
+          <w:rFonts w:ascii="Arial" w:hAnsi="Arial" w:cs="Arial" w:hint="eastAsia"/>
+          <w:b/>
+          <w:bCs/>
+        </w:rPr>
+        <w:lastRenderedPageBreak/>
+        <w:t>maternal</w:t>
+      </w:r>
+      <w:r>
+        <w:rPr>
+          <w:rStyle w:val="pron"/>
+          <w:rFonts w:ascii="Arial" w:hAnsi="Arial" w:cs="Arial" w:hint="eastAsia"/>
+        </w:rPr>
+        <w:t xml:space="preserve"> /</w:t>
+      </w:r>
+      <w:r>
+        <w:rPr>
+          <w:rStyle w:val="pron"/>
+          <w:rFonts w:ascii="GWIPA" w:hAnsi="GWIPA" w:cs="Arial"/>
+        </w:rPr>
+        <w:t></w:t>
+      </w:r>
+      <w:r>
+        <w:rPr>
+          <w:rStyle w:val="pron"/>
+          <w:rFonts w:ascii="GWIPA" w:hAnsi="GWIPA" w:cs="Arial"/>
+        </w:rPr>
+        <w:t></w:t>
+      </w:r>
+      <w:r>
+        <w:rPr>
+          <w:rStyle w:val="pron"/>
+          <w:rFonts w:ascii="GWIPA" w:hAnsi="GWIPA" w:cs="Arial"/>
+        </w:rPr>
+        <w:t></w:t>
+      </w:r>
+      <w:r>
+        <w:rPr>
+          <w:rStyle w:val="pron"/>
+          <w:rFonts w:ascii="GWIPA" w:hAnsi="GWIPA" w:cs="Arial"/>
+        </w:rPr>
+        <w:t></w:t>
+      </w:r>
+      <w:r>
+        <w:rPr>
+          <w:rStyle w:val="pron"/>
+          <w:rFonts w:ascii="GWIPA" w:hAnsi="GWIPA" w:cs="Arial"/>
+        </w:rPr>
+        <w:t></w:t>
+      </w:r>
+      <w:r>
+        <w:rPr>
+          <w:rStyle w:val="pron"/>
+          <w:rFonts w:ascii="GWIPA" w:hAnsi="GWIPA" w:cs="Arial"/>
+        </w:rPr>
+        <w:t></w:t>
+      </w:r>
+      <w:r>
+        <w:rPr>
+          <w:rStyle w:val="pron"/>
+          <w:rFonts w:ascii="GWIPA" w:hAnsi="GWIPA" w:cs="Arial"/>
+        </w:rPr>
+        <w:t></w:t>
+      </w:r>
+      <w:r>
+        <w:rPr>
+          <w:rStyle w:val="pron"/>
+          <w:rFonts w:ascii="GWIPA" w:hAnsi="GWIPA" w:cs="Arial"/>
+        </w:rPr>
+        <w:t></w:t>
+      </w:r>
+      <w:r>
+        <w:rPr>
+          <w:rStyle w:val="pron"/>
+          <w:rFonts w:ascii="Arial" w:hAnsi="Arial" w:cs="Arial" w:hint="eastAsia"/>
+        </w:rPr>
+        <w:t>/</w:t>
+      </w:r>
+      <w:r>
+        <w:rPr>
+          <w:rStyle w:val="pron"/>
+          <w:rFonts w:ascii="Arial" w:hAnsi="Arial" w:cs="Arial"/>
+        </w:rPr>
+        <w:br/>
+      </w:r>
+      <w:r>
+        <w:rPr>
+          <w:rStyle w:val="pron"/>
+          <w:rFonts w:ascii="Arial" w:hAnsi="Arial" w:cs="Arial" w:hint="eastAsia"/>
+        </w:rPr>
+        <w:t>[adj.] related through the mother</w:t>
+      </w:r>
+      <w:r>
+        <w:rPr>
+          <w:rStyle w:val="pron"/>
+          <w:rFonts w:ascii="Arial" w:hAnsi="Arial" w:cs="Arial"/>
+        </w:rPr>
+        <w:t>’</w:t>
+      </w:r>
+      <w:r>
+        <w:rPr>
+          <w:rStyle w:val="pron"/>
+          <w:rFonts w:ascii="Arial" w:hAnsi="Arial" w:cs="Arial" w:hint="eastAsia"/>
+        </w:rPr>
+        <w:t>s side of family</w:t>
+      </w:r>
+      <w:r>
+        <w:rPr>
+          <w:rStyle w:val="pron"/>
+          <w:rFonts w:ascii="Arial" w:hAnsi="Arial" w:cs="Arial" w:hint="eastAsia"/>
+        </w:rPr>
+        <w:t>.</w:t>
+      </w:r>
+      <w:r>
+        <w:rPr>
+          <w:rStyle w:val="pron"/>
+          <w:rFonts w:ascii="Arial" w:hAnsi="Arial" w:cs="Arial"/>
+        </w:rPr>
+        <w:br/>
+      </w:r>
+      <w:r>
+        <w:rPr>
+          <w:rStyle w:val="pron"/>
+          <w:rFonts w:ascii="Arial" w:hAnsi="Arial" w:cs="Arial" w:hint="eastAsia"/>
+        </w:rPr>
+        <w:t>my maternal grandmother.</w:t>
+      </w:r>
+      <w:r>
+        <w:rPr>
+          <w:rStyle w:val="pron"/>
+          <w:rFonts w:ascii="Arial" w:hAnsi="Arial" w:cs="Arial" w:hint="eastAsia"/>
+        </w:rPr>
+        <w:t xml:space="preserve"> (</w:t>
+      </w:r>
+      <w:r>
+        <w:rPr>
+          <w:rStyle w:val="pron"/>
+          <w:rFonts w:ascii="Arial" w:hAnsi="Arial" w:cs="Arial" w:hint="eastAsia"/>
+        </w:rPr>
+        <w:t>外婆</w:t>
+      </w:r>
+      <w:r>
+        <w:rPr>
+          <w:rStyle w:val="pron"/>
+          <w:rFonts w:ascii="Arial" w:hAnsi="Arial" w:cs="Arial" w:hint="eastAsia"/>
+        </w:rPr>
+        <w:t>)</w:t>
+      </w:r>
+      <w:r>
+        <w:rPr>
+          <w:rStyle w:val="pron"/>
+          <w:rFonts w:ascii="Arial" w:hAnsi="Arial" w:cs="Arial"/>
+        </w:rPr>
+        <w:br/>
+      </w:r>
+      <w:r>
+        <w:rPr>
+          <w:rStyle w:val="pron"/>
+          <w:rFonts w:ascii="Arial" w:hAnsi="Arial" w:cs="Arial" w:hint="eastAsia"/>
+          <w:b/>
+          <w:bCs/>
+        </w:rPr>
+        <w:t>paternal</w:t>
+      </w:r>
+      <w:r>
+        <w:rPr>
+          <w:rStyle w:val="pron"/>
+          <w:rFonts w:ascii="Arial" w:hAnsi="Arial" w:cs="Arial" w:hint="eastAsia"/>
+        </w:rPr>
+        <w:t xml:space="preserve"> /</w:t>
+      </w:r>
+      <w:r>
+        <w:rPr>
+          <w:rStyle w:val="pron"/>
+          <w:rFonts w:ascii="GWIPA" w:hAnsi="GWIPA" w:cs="Arial"/>
+        </w:rPr>
+        <w:t></w:t>
+      </w:r>
+      <w:r>
+        <w:rPr>
+          <w:rStyle w:val="pron"/>
+          <w:rFonts w:ascii="GWIPA" w:hAnsi="GWIPA" w:cs="Arial"/>
+        </w:rPr>
+        <w:t></w:t>
+      </w:r>
+      <w:r>
+        <w:rPr>
+          <w:rStyle w:val="pron"/>
+          <w:rFonts w:ascii="GWIPA" w:hAnsi="GWIPA" w:cs="Arial"/>
+        </w:rPr>
+        <w:t></w:t>
+      </w:r>
+      <w:r>
+        <w:rPr>
+          <w:rStyle w:val="pron"/>
+          <w:rFonts w:ascii="GWIPA" w:hAnsi="GWIPA" w:cs="Arial"/>
+        </w:rPr>
+        <w:t></w:t>
+      </w:r>
+      <w:r>
+        <w:rPr>
+          <w:rStyle w:val="pron"/>
+          <w:rFonts w:ascii="GWIPA" w:hAnsi="GWIPA" w:cs="Arial"/>
+        </w:rPr>
+        <w:t></w:t>
+      </w:r>
+      <w:r>
+        <w:rPr>
+          <w:rStyle w:val="pron"/>
+          <w:rFonts w:ascii="GWIPA" w:hAnsi="GWIPA" w:cs="Arial"/>
+        </w:rPr>
+        <w:t></w:t>
+      </w:r>
+      <w:r>
+        <w:rPr>
+          <w:rStyle w:val="pron"/>
+          <w:rFonts w:ascii="GWIPA" w:hAnsi="GWIPA" w:cs="Arial"/>
+        </w:rPr>
+        <w:t></w:t>
+      </w:r>
+      <w:r>
+        <w:rPr>
+          <w:rStyle w:val="pron"/>
+          <w:rFonts w:ascii="GWIPA" w:hAnsi="GWIPA" w:cs="Arial"/>
+        </w:rPr>
+        <w:t></w:t>
+      </w:r>
+      <w:r>
+        <w:rPr>
+          <w:rStyle w:val="pron"/>
+          <w:rFonts w:ascii="Arial" w:hAnsi="Arial" w:cs="Arial" w:hint="eastAsia"/>
+        </w:rPr>
+        <w:t>/</w:t>
+      </w:r>
+      <w:r>
+        <w:rPr>
+          <w:rStyle w:val="pron"/>
+          <w:rFonts w:ascii="Arial" w:hAnsi="Arial" w:cs="Arial"/>
+        </w:rPr>
+        <w:br/>
+      </w:r>
+      <w:r>
+        <w:rPr>
+          <w:rStyle w:val="pron"/>
+          <w:rFonts w:ascii="Arial" w:hAnsi="Arial" w:cs="Arial" w:hint="eastAsia"/>
+        </w:rPr>
+        <w:t>[adj.] related through the father</w:t>
+      </w:r>
+      <w:r>
+        <w:rPr>
+          <w:rStyle w:val="pron"/>
+          <w:rFonts w:ascii="Arial" w:hAnsi="Arial" w:cs="Arial"/>
+        </w:rPr>
+        <w:t>’</w:t>
+      </w:r>
+      <w:r>
+        <w:rPr>
+          <w:rStyle w:val="pron"/>
+          <w:rFonts w:ascii="Arial" w:hAnsi="Arial" w:cs="Arial" w:hint="eastAsia"/>
+        </w:rPr>
+        <w:t>s side of family</w:t>
+      </w:r>
+      <w:r>
+        <w:rPr>
+          <w:rStyle w:val="pron"/>
+          <w:rFonts w:ascii="Arial" w:hAnsi="Arial" w:cs="Arial" w:hint="eastAsia"/>
+        </w:rPr>
+        <w:t>.</w:t>
+      </w:r>
+      <w:r>
+        <w:rPr>
+          <w:rStyle w:val="pron"/>
+          <w:rFonts w:ascii="Arial" w:hAnsi="Arial" w:cs="Arial"/>
+        </w:rPr>
+        <w:br/>
+      </w:r>
+      <w:r>
+        <w:rPr>
+          <w:rStyle w:val="pron"/>
+          <w:rFonts w:ascii="Arial" w:hAnsi="Arial" w:cs="Arial" w:hint="eastAsia"/>
+        </w:rPr>
+        <w:t>my paternal grandmother (</w:t>
+      </w:r>
+      <w:r>
+        <w:rPr>
+          <w:rStyle w:val="pron"/>
+          <w:rFonts w:ascii="Arial" w:hAnsi="Arial" w:cs="Arial" w:hint="eastAsia"/>
+        </w:rPr>
+        <w:t>奶奶</w:t>
+      </w:r>
+      <w:r>
+        <w:rPr>
+          <w:rStyle w:val="pron"/>
+          <w:rFonts w:ascii="Arial" w:hAnsi="Arial" w:cs="Arial" w:hint="eastAsia"/>
+        </w:rPr>
+        <w:t>)</w:t>
+      </w:r>
+      <w:r>
+        <w:rPr>
+          <w:rStyle w:val="pron"/>
+          <w:rFonts w:ascii="Arial" w:hAnsi="Arial" w:cs="Arial"/>
+        </w:rPr>
+        <w:br/>
+      </w:r>
     </w:p>
     <w:p>
       <w:pPr>
@@ -9910,433 +9266,6 @@
           <w:sz w:val="32"/>
           <w:szCs w:val="36"/>
         </w:rPr>
-        <w:t>35, Emotions</w:t>
-      </w:r>
-    </w:p>
-    <w:p>
-      <w:pPr>
-        <w:rPr>
-          <w:rStyle w:val="pron"/>
-          <w:rFonts w:ascii="Arial" w:hAnsi="Arial" w:cs="Arial"/>
-        </w:rPr>
-      </w:pPr>
-      <w:r>
-        <w:rPr>
-          <w:rStyle w:val="pron"/>
-          <w:rFonts w:ascii="Arial" w:hAnsi="Arial" w:cs="Arial" w:hint="eastAsia"/>
-          <w:b/>
-          <w:bCs/>
-        </w:rPr>
-        <w:t>longing</w:t>
-      </w:r>
-      <w:r>
-        <w:rPr>
-          <w:rStyle w:val="pron"/>
-          <w:rFonts w:ascii="Arial" w:hAnsi="Arial" w:cs="Arial"/>
-        </w:rPr>
-        <w:br/>
-      </w:r>
-      <w:r>
-        <w:rPr>
-          <w:rStyle w:val="pron"/>
-          <w:rFonts w:ascii="Arial" w:hAnsi="Arial" w:cs="Arial" w:hint="eastAsia"/>
-        </w:rPr>
-        <w:t xml:space="preserve">[n.C.U.] a strong feeling of wanting sth/sb. </w:t>
-      </w:r>
-      <w:r>
-        <w:rPr>
-          <w:rStyle w:val="pron"/>
-          <w:rFonts w:ascii="Arial" w:hAnsi="Arial" w:cs="Arial"/>
-        </w:rPr>
-        <w:br/>
-      </w:r>
-      <w:r>
-        <w:rPr>
-          <w:rStyle w:val="pron"/>
-          <w:rFonts w:ascii="Arial" w:hAnsi="Arial" w:cs="Arial" w:hint="eastAsia"/>
-        </w:rPr>
-        <w:t>a longing for home.</w:t>
-      </w:r>
-      <w:r>
-        <w:rPr>
-          <w:rStyle w:val="pron"/>
-          <w:rFonts w:ascii="Arial" w:hAnsi="Arial" w:cs="Arial"/>
-        </w:rPr>
-        <w:br/>
-      </w:r>
-      <w:r>
-        <w:rPr>
-          <w:rStyle w:val="pron"/>
-          <w:rFonts w:ascii="Arial" w:hAnsi="Arial" w:cs="Arial" w:hint="eastAsia"/>
-        </w:rPr>
-        <w:t xml:space="preserve">[ad.] </w:t>
-      </w:r>
-    </w:p>
-    <w:p>
-      <w:pPr>
-        <w:rPr>
-          <w:rStyle w:val="pron"/>
-          <w:rFonts w:ascii="Arial" w:hAnsi="Arial" w:cs="Arial"/>
-        </w:rPr>
-      </w:pPr>
-    </w:p>
-    <w:p>
-      <w:pPr>
-        <w:outlineLvl w:val="0"/>
-        <w:rPr>
-          <w:rStyle w:val="pron"/>
-          <w:rFonts w:ascii="Times New Roman" w:hAnsi="Times New Roman" w:cs="Times New Roman"/>
-          <w:b/>
-          <w:bCs/>
-          <w:sz w:val="32"/>
-          <w:szCs w:val="36"/>
-        </w:rPr>
-      </w:pPr>
-      <w:r>
-        <w:rPr>
-          <w:rStyle w:val="pron"/>
-          <w:rFonts w:ascii="Times New Roman" w:hAnsi="Times New Roman" w:cs="Times New Roman" w:hint="eastAsia"/>
-          <w:b/>
-          <w:bCs/>
-          <w:sz w:val="32"/>
-          <w:szCs w:val="36"/>
-        </w:rPr>
-        <w:t>36, Family</w:t>
-      </w:r>
-    </w:p>
-    <w:p>
-      <w:pPr>
-        <w:rPr>
-          <w:rFonts w:ascii="Arial" w:hAnsi="Arial" w:cs="Arial"/>
-        </w:rPr>
-      </w:pPr>
-      <w:r>
-        <w:rPr>
-          <w:rStyle w:val="pron"/>
-          <w:rFonts w:ascii="Arial" w:hAnsi="Arial" w:cs="Arial" w:hint="eastAsia"/>
-          <w:b/>
-          <w:bCs/>
-        </w:rPr>
-        <w:t>maternal</w:t>
-      </w:r>
-      <w:r>
-        <w:rPr>
-          <w:rStyle w:val="pron"/>
-          <w:rFonts w:ascii="Arial" w:hAnsi="Arial" w:cs="Arial" w:hint="eastAsia"/>
-        </w:rPr>
-        <w:t xml:space="preserve"> /</w:t>
-      </w:r>
-      <w:r>
-        <w:rPr>
-          <w:rStyle w:val="pron"/>
-          <w:rFonts w:ascii="GWIPA" w:hAnsi="GWIPA" w:cs="Arial"/>
-        </w:rPr>
-        <w:t></w:t>
-      </w:r>
-      <w:r>
-        <w:rPr>
-          <w:rStyle w:val="pron"/>
-          <w:rFonts w:ascii="GWIPA" w:hAnsi="GWIPA" w:cs="Arial"/>
-        </w:rPr>
-        <w:t></w:t>
-      </w:r>
-      <w:r>
-        <w:rPr>
-          <w:rStyle w:val="pron"/>
-          <w:rFonts w:ascii="GWIPA" w:hAnsi="GWIPA" w:cs="Arial"/>
-        </w:rPr>
-        <w:t></w:t>
-      </w:r>
-      <w:r>
-        <w:rPr>
-          <w:rStyle w:val="pron"/>
-          <w:rFonts w:ascii="GWIPA" w:hAnsi="GWIPA" w:cs="Arial"/>
-        </w:rPr>
-        <w:t></w:t>
-      </w:r>
-      <w:r>
-        <w:rPr>
-          <w:rStyle w:val="pron"/>
-          <w:rFonts w:ascii="GWIPA" w:hAnsi="GWIPA" w:cs="Arial"/>
-        </w:rPr>
-        <w:t></w:t>
-      </w:r>
-      <w:r>
-        <w:rPr>
-          <w:rStyle w:val="pron"/>
-          <w:rFonts w:ascii="GWIPA" w:hAnsi="GWIPA" w:cs="Arial"/>
-        </w:rPr>
-        <w:t></w:t>
-      </w:r>
-      <w:r>
-        <w:rPr>
-          <w:rStyle w:val="pron"/>
-          <w:rFonts w:ascii="GWIPA" w:hAnsi="GWIPA" w:cs="Arial"/>
-        </w:rPr>
-        <w:t></w:t>
-      </w:r>
-      <w:r>
-        <w:rPr>
-          <w:rStyle w:val="pron"/>
-          <w:rFonts w:ascii="GWIPA" w:hAnsi="GWIPA" w:cs="Arial"/>
-        </w:rPr>
-        <w:t></w:t>
-      </w:r>
-      <w:r>
-        <w:rPr>
-          <w:rStyle w:val="pron"/>
-          <w:rFonts w:ascii="Arial" w:hAnsi="Arial" w:cs="Arial" w:hint="eastAsia"/>
-        </w:rPr>
-        <w:t>/</w:t>
-      </w:r>
-      <w:r>
-        <w:rPr>
-          <w:rStyle w:val="pron"/>
-          <w:rFonts w:ascii="Arial" w:hAnsi="Arial" w:cs="Arial"/>
-        </w:rPr>
-        <w:br/>
-      </w:r>
-      <w:r>
-        <w:rPr>
-          <w:rStyle w:val="pron"/>
-          <w:rFonts w:ascii="Arial" w:hAnsi="Arial" w:cs="Arial" w:hint="eastAsia"/>
-        </w:rPr>
-        <w:t>[adj.] related through the mother</w:t>
-      </w:r>
-      <w:r>
-        <w:rPr>
-          <w:rStyle w:val="pron"/>
-          <w:rFonts w:ascii="Arial" w:hAnsi="Arial" w:cs="Arial"/>
-        </w:rPr>
-        <w:t>’</w:t>
-      </w:r>
-      <w:r>
-        <w:rPr>
-          <w:rStyle w:val="pron"/>
-          <w:rFonts w:ascii="Arial" w:hAnsi="Arial" w:cs="Arial" w:hint="eastAsia"/>
-        </w:rPr>
-        <w:t>s side of family</w:t>
-      </w:r>
-      <w:r>
-        <w:rPr>
-          <w:rStyle w:val="pron"/>
-          <w:rFonts w:ascii="Arial" w:hAnsi="Arial" w:cs="Arial" w:hint="eastAsia"/>
-        </w:rPr>
-        <w:t>.</w:t>
-      </w:r>
-      <w:r>
-        <w:rPr>
-          <w:rStyle w:val="pron"/>
-          <w:rFonts w:ascii="Arial" w:hAnsi="Arial" w:cs="Arial"/>
-        </w:rPr>
-        <w:br/>
-      </w:r>
-      <w:r>
-        <w:rPr>
-          <w:rStyle w:val="pron"/>
-          <w:rFonts w:ascii="Arial" w:hAnsi="Arial" w:cs="Arial" w:hint="eastAsia"/>
-        </w:rPr>
-        <w:t>my maternal grandmother.</w:t>
-      </w:r>
-      <w:r>
-        <w:rPr>
-          <w:rStyle w:val="pron"/>
-          <w:rFonts w:ascii="Arial" w:hAnsi="Arial" w:cs="Arial" w:hint="eastAsia"/>
-        </w:rPr>
-        <w:t xml:space="preserve"> (</w:t>
-      </w:r>
-      <w:r>
-        <w:rPr>
-          <w:rStyle w:val="pron"/>
-          <w:rFonts w:ascii="Arial" w:hAnsi="Arial" w:cs="Arial" w:hint="eastAsia"/>
-        </w:rPr>
-        <w:t>外婆</w:t>
-      </w:r>
-      <w:r>
-        <w:rPr>
-          <w:rStyle w:val="pron"/>
-          <w:rFonts w:ascii="Arial" w:hAnsi="Arial" w:cs="Arial" w:hint="eastAsia"/>
-        </w:rPr>
-        <w:t>)</w:t>
-      </w:r>
-      <w:r>
-        <w:rPr>
-          <w:rStyle w:val="pron"/>
-          <w:rFonts w:ascii="Arial" w:hAnsi="Arial" w:cs="Arial"/>
-        </w:rPr>
-        <w:br/>
-      </w:r>
-      <w:r>
-        <w:rPr>
-          <w:rStyle w:val="pron"/>
-          <w:rFonts w:ascii="Arial" w:hAnsi="Arial" w:cs="Arial" w:hint="eastAsia"/>
-          <w:b/>
-          <w:bCs/>
-        </w:rPr>
-        <w:t>paternal</w:t>
-      </w:r>
-      <w:r>
-        <w:rPr>
-          <w:rStyle w:val="pron"/>
-          <w:rFonts w:ascii="Arial" w:hAnsi="Arial" w:cs="Arial" w:hint="eastAsia"/>
-        </w:rPr>
-        <w:t xml:space="preserve"> /</w:t>
-      </w:r>
-      <w:r>
-        <w:rPr>
-          <w:rStyle w:val="pron"/>
-          <w:rFonts w:ascii="GWIPA" w:hAnsi="GWIPA" w:cs="Arial"/>
-        </w:rPr>
-        <w:t></w:t>
-      </w:r>
-      <w:r>
-        <w:rPr>
-          <w:rStyle w:val="pron"/>
-          <w:rFonts w:ascii="GWIPA" w:hAnsi="GWIPA" w:cs="Arial"/>
-        </w:rPr>
-        <w:t></w:t>
-      </w:r>
-      <w:r>
-        <w:rPr>
-          <w:rStyle w:val="pron"/>
-          <w:rFonts w:ascii="GWIPA" w:hAnsi="GWIPA" w:cs="Arial"/>
-        </w:rPr>
-        <w:t></w:t>
-      </w:r>
-      <w:r>
-        <w:rPr>
-          <w:rStyle w:val="pron"/>
-          <w:rFonts w:ascii="GWIPA" w:hAnsi="GWIPA" w:cs="Arial"/>
-        </w:rPr>
-        <w:t></w:t>
-      </w:r>
-      <w:r>
-        <w:rPr>
-          <w:rStyle w:val="pron"/>
-          <w:rFonts w:ascii="GWIPA" w:hAnsi="GWIPA" w:cs="Arial"/>
-        </w:rPr>
-        <w:t></w:t>
-      </w:r>
-      <w:r>
-        <w:rPr>
-          <w:rStyle w:val="pron"/>
-          <w:rFonts w:ascii="GWIPA" w:hAnsi="GWIPA" w:cs="Arial"/>
-        </w:rPr>
-        <w:t></w:t>
-      </w:r>
-      <w:r>
-        <w:rPr>
-          <w:rStyle w:val="pron"/>
-          <w:rFonts w:ascii="GWIPA" w:hAnsi="GWIPA" w:cs="Arial"/>
-        </w:rPr>
-        <w:t></w:t>
-      </w:r>
-      <w:r>
-        <w:rPr>
-          <w:rStyle w:val="pron"/>
-          <w:rFonts w:ascii="GWIPA" w:hAnsi="GWIPA" w:cs="Arial"/>
-        </w:rPr>
-        <w:t></w:t>
-      </w:r>
-      <w:r>
-        <w:rPr>
-          <w:rStyle w:val="pron"/>
-          <w:rFonts w:ascii="Arial" w:hAnsi="Arial" w:cs="Arial" w:hint="eastAsia"/>
-        </w:rPr>
-        <w:t>/</w:t>
-      </w:r>
-      <w:r>
-        <w:rPr>
-          <w:rStyle w:val="pron"/>
-          <w:rFonts w:ascii="Arial" w:hAnsi="Arial" w:cs="Arial"/>
-        </w:rPr>
-        <w:br/>
-      </w:r>
-      <w:r>
-        <w:rPr>
-          <w:rStyle w:val="pron"/>
-          <w:rFonts w:ascii="Arial" w:hAnsi="Arial" w:cs="Arial" w:hint="eastAsia"/>
-        </w:rPr>
-        <w:t>[adj.] related through the father</w:t>
-      </w:r>
-      <w:r>
-        <w:rPr>
-          <w:rStyle w:val="pron"/>
-          <w:rFonts w:ascii="Arial" w:hAnsi="Arial" w:cs="Arial"/>
-        </w:rPr>
-        <w:t>’</w:t>
-      </w:r>
-      <w:r>
-        <w:rPr>
-          <w:rStyle w:val="pron"/>
-          <w:rFonts w:ascii="Arial" w:hAnsi="Arial" w:cs="Arial" w:hint="eastAsia"/>
-        </w:rPr>
-        <w:t>s side of family</w:t>
-      </w:r>
-      <w:r>
-        <w:rPr>
-          <w:rStyle w:val="pron"/>
-          <w:rFonts w:ascii="Arial" w:hAnsi="Arial" w:cs="Arial" w:hint="eastAsia"/>
-        </w:rPr>
-        <w:t>.</w:t>
-      </w:r>
-      <w:r>
-        <w:rPr>
-          <w:rStyle w:val="pron"/>
-          <w:rFonts w:ascii="Arial" w:hAnsi="Arial" w:cs="Arial"/>
-        </w:rPr>
-        <w:br/>
-      </w:r>
-      <w:r>
-        <w:rPr>
-          <w:rStyle w:val="pron"/>
-          <w:rFonts w:ascii="Arial" w:hAnsi="Arial" w:cs="Arial" w:hint="eastAsia"/>
-        </w:rPr>
-        <w:t>my paternal grandmother (</w:t>
-      </w:r>
-      <w:r>
-        <w:rPr>
-          <w:rStyle w:val="pron"/>
-          <w:rFonts w:ascii="Arial" w:hAnsi="Arial" w:cs="Arial" w:hint="eastAsia"/>
-        </w:rPr>
-        <w:t>奶奶</w:t>
-      </w:r>
-      <w:r>
-        <w:rPr>
-          <w:rStyle w:val="pron"/>
-          <w:rFonts w:ascii="Arial" w:hAnsi="Arial" w:cs="Arial" w:hint="eastAsia"/>
-        </w:rPr>
-        <w:t>)</w:t>
-      </w:r>
-      <w:r>
-        <w:rPr>
-          <w:rStyle w:val="pron"/>
-          <w:rFonts w:ascii="Arial" w:hAnsi="Arial" w:cs="Arial"/>
-        </w:rPr>
-        <w:br/>
-      </w:r>
-    </w:p>
-    <w:p>
-      <w:pPr>
-        <w:outlineLvl w:val="0"/>
-        <w:rPr>
-          <w:rStyle w:val="pron"/>
-          <w:rFonts w:ascii="Times New Roman" w:hAnsi="Times New Roman" w:cs="Times New Roman"/>
-          <w:b/>
-          <w:bCs/>
-          <w:sz w:val="32"/>
-          <w:szCs w:val="36"/>
-        </w:rPr>
-      </w:pPr>
-      <w:r>
-        <w:rPr>
-          <w:rStyle w:val="pron"/>
-          <w:rFonts w:ascii="Times New Roman" w:hAnsi="Times New Roman" w:cs="Times New Roman" w:hint="eastAsia"/>
-          <w:b/>
-          <w:bCs/>
-          <w:sz w:val="32"/>
-          <w:szCs w:val="36"/>
-        </w:rPr>
         <w:t>37, Politics</w:t>
       </w:r>
     </w:p>
@@ -10352,7 +9281,6 @@
           <w:b/>
           <w:bCs/>
         </w:rPr>
-        <w:lastRenderedPageBreak/>
         <w:t>overthrow</w:t>
       </w:r>
       <w:r>

--- a/Words/Categories of Collocations and Words.docx
+++ b/Words/Categories of Collocations and Words.docx
@@ -1217,7 +1217,7 @@
     <w:p>
       <w:pPr>
         <w:rPr>
-          <w:rFonts w:ascii="Arial" w:hAnsi="Arial" w:cs="Arial" w:hint="eastAsia"/>
+          <w:rFonts w:ascii="Arial" w:hAnsi="Arial" w:cs="Arial"/>
           <w:color w:val="202122"/>
           <w:sz w:val="23"/>
           <w:szCs w:val="23"/>
@@ -1465,8 +1465,6 @@
         </w:rPr>
         <w:t>位</w:t>
       </w:r>
-      <w:bookmarkStart w:id="0" w:name="_GoBack"/>
-      <w:bookmarkEnd w:id="0"/>
       <w:r>
         <w:rPr>
           <w:rFonts w:ascii="Arial" w:hAnsi="Arial" w:cs="Arial" w:hint="eastAsia"/>
@@ -5035,7 +5033,7 @@
       <w:pPr>
         <w:rPr>
           <w:rStyle w:val="pron"/>
-          <w:rFonts w:ascii="Arial" w:hAnsi="Arial" w:cs="Arial"/>
+          <w:rFonts w:ascii="Arial" w:hAnsi="Arial" w:cs="Arial" w:hint="eastAsia"/>
         </w:rPr>
       </w:pPr>
       <w:r>
@@ -5098,6 +5096,43 @@
         </w:rPr>
         <w:t>food additives.</w:t>
       </w:r>
+    </w:p>
+    <w:p>
+      <w:pPr>
+        <w:rPr>
+          <w:rFonts w:ascii="Times New Roman" w:hAnsi="Times New Roman" w:cs="Times New Roman" w:hint="eastAsia"/>
+        </w:rPr>
+      </w:pPr>
+      <w:r>
+        <w:rPr>
+          <w:rStyle w:val="pron"/>
+          <w:rFonts w:ascii="Arial" w:hAnsi="Arial" w:cs="Arial" w:hint="eastAsia"/>
+          <w:b/>
+        </w:rPr>
+        <w:t>five portions of fruit and vegetables</w:t>
+      </w:r>
+      <w:bookmarkStart w:id="0" w:name="_GoBack"/>
+      <w:bookmarkEnd w:id="0"/>
+      <w:r>
+        <w:rPr>
+          <w:rFonts w:ascii="Times New Roman" w:hAnsi="Times New Roman" w:cs="Times New Roman"/>
+        </w:rPr>
+        <w:br/>
+      </w:r>
+      <w:r>
+        <w:rPr>
+          <w:rFonts w:ascii="Times New Roman" w:hAnsi="Times New Roman" w:cs="Times New Roman" w:hint="eastAsia"/>
+        </w:rPr>
+        <w:t xml:space="preserve">They are five different kind of fruit and vegetables a person eats everyday to keep healthy. </w:t>
+      </w:r>
+    </w:p>
+    <w:p>
+      <w:pPr>
+        <w:rPr>
+          <w:rStyle w:val="pron"/>
+          <w:rFonts w:ascii="Arial" w:hAnsi="Arial" w:cs="Arial"/>
+        </w:rPr>
+      </w:pPr>
     </w:p>
     <w:p>
       <w:pPr>
@@ -5570,6 +5605,7 @@
           <w:rStyle w:val="pron"/>
           <w:rFonts w:ascii="Arial" w:hAnsi="Arial" w:cs="Arial"/>
         </w:rPr>
+        <w:lastRenderedPageBreak/>
         <w:t xml:space="preserve">sock [n. C.] </w:t>
       </w:r>
       <w:r>
@@ -5631,7 +5667,6 @@
           <w:rStyle w:val="pron"/>
           <w:rFonts w:ascii="Arial" w:hAnsi="Arial" w:cs="Arial"/>
         </w:rPr>
-        <w:lastRenderedPageBreak/>
         <w:t>receipt /</w:t>
       </w:r>
       <w:r>
@@ -7588,6 +7623,7 @@
         <w:rPr>
           <w:rFonts w:ascii="Arial" w:hAnsi="Arial" w:cs="Arial" w:hint="eastAsia"/>
         </w:rPr>
+        <w:lastRenderedPageBreak/>
         <w:t>The</w:t>
       </w:r>
       <w:r>
@@ -7777,7 +7813,6 @@
           <w:sz w:val="22"/>
           <w:szCs w:val="24"/>
         </w:rPr>
-        <w:lastRenderedPageBreak/>
         <w:t xml:space="preserve">the Indonesian archipelago. </w:t>
       </w:r>
       <w:r>
@@ -8897,6 +8932,7 @@
           <w:rStyle w:val="pron"/>
           <w:rFonts w:ascii="Arial" w:hAnsi="Arial" w:cs="Arial" w:hint="eastAsia"/>
         </w:rPr>
+        <w:lastRenderedPageBreak/>
         <w:t xml:space="preserve">[ad.] </w:t>
       </w:r>
     </w:p>
@@ -8945,7 +8981,6 @@
           <w:b/>
           <w:bCs/>
         </w:rPr>
-        <w:lastRenderedPageBreak/>
         <w:t>maternal</w:t>
       </w:r>
       <w:r>
@@ -10631,7 +10666,7 @@
   <a:extraClrSchemeLst/>
   <a:extLst>
     <a:ext uri="{05A4C25C-085E-4340-85A3-A5531E510DB2}">
-      <thm15:themeFamily xmlns="" xmlns:thm15="http://schemas.microsoft.com/office/thememl/2012/main" name="Office Theme" id="{62F939B6-93AF-4DB8-9C6B-D6C7DFDC589F}" vid="{4A3C46E8-61CC-4603-A589-7422A47A8E4A}"/>
+      <thm15:themeFamily xmlns:thm15="http://schemas.microsoft.com/office/thememl/2012/main" xmlns="" name="Office Theme" id="{62F939B6-93AF-4DB8-9C6B-D6C7DFDC589F}" vid="{4A3C46E8-61CC-4603-A589-7422A47A8E4A}"/>
     </a:ext>
   </a:extLst>
 </a:theme>

--- a/Words/Categories of Collocations and Words.docx
+++ b/Words/Categories of Collocations and Words.docx
@@ -5033,7 +5033,7 @@
       <w:pPr>
         <w:rPr>
           <w:rStyle w:val="pron"/>
-          <w:rFonts w:ascii="Arial" w:hAnsi="Arial" w:cs="Arial" w:hint="eastAsia"/>
+          <w:rFonts w:ascii="Arial" w:hAnsi="Arial" w:cs="Arial"/>
         </w:rPr>
       </w:pPr>
       <w:r>
@@ -5100,39 +5100,254 @@
     <w:p>
       <w:pPr>
         <w:rPr>
+          <w:rFonts w:ascii="Times New Roman" w:hAnsi="Times New Roman" w:cs="Times New Roman"/>
+        </w:rPr>
+      </w:pPr>
+      <w:r>
+        <w:rPr>
+          <w:rStyle w:val="pron"/>
+          <w:rFonts w:ascii="Arial" w:hAnsi="Arial" w:cs="Arial" w:hint="eastAsia"/>
+          <w:b/>
+        </w:rPr>
+        <w:t>five portions of fruit and vegetables</w:t>
+      </w:r>
+      <w:r>
+        <w:rPr>
+          <w:rFonts w:ascii="Times New Roman" w:hAnsi="Times New Roman" w:cs="Times New Roman"/>
+        </w:rPr>
+        <w:br/>
+      </w:r>
+      <w:r>
+        <w:rPr>
           <w:rFonts w:ascii="Times New Roman" w:hAnsi="Times New Roman" w:cs="Times New Roman" w:hint="eastAsia"/>
         </w:rPr>
-      </w:pPr>
-      <w:r>
-        <w:rPr>
-          <w:rStyle w:val="pron"/>
-          <w:rFonts w:ascii="Arial" w:hAnsi="Arial" w:cs="Arial" w:hint="eastAsia"/>
-          <w:b/>
-        </w:rPr>
-        <w:t>five portions of fruit and vegetables</w:t>
+        <w:t xml:space="preserve">They are five different kind of fruit and vegetables a person eats everyday to keep healthy. </w:t>
+      </w:r>
+    </w:p>
+    <w:p>
+      <w:pPr>
+        <w:rPr>
+          <w:rStyle w:val="pron"/>
+          <w:rFonts w:ascii="Arial" w:hAnsi="Arial" w:cs="Arial"/>
+        </w:rPr>
+      </w:pPr>
+    </w:p>
+    <w:p>
+      <w:pPr>
+        <w:rPr>
+          <w:rStyle w:val="pron"/>
+          <w:rFonts w:ascii="Arial" w:hAnsi="Arial" w:cs="Arial" w:hint="eastAsia"/>
+        </w:rPr>
+      </w:pPr>
+      <w:r>
+        <w:rPr>
+          <w:rStyle w:val="pron"/>
+          <w:rFonts w:ascii="Arial" w:hAnsi="Arial" w:cs="Arial" w:hint="eastAsia"/>
+          <w:b/>
+        </w:rPr>
+        <w:t>gastronomy</w:t>
+      </w:r>
+      <w:r>
+        <w:rPr>
+          <w:rStyle w:val="pron"/>
+          <w:rFonts w:ascii="Arial" w:hAnsi="Arial" w:cs="Arial" w:hint="eastAsia"/>
+        </w:rPr>
+        <w:t xml:space="preserve"> /</w:t>
+      </w:r>
+      <w:r>
+        <w:rPr>
+          <w:rStyle w:val="pron"/>
+          <w:rFonts w:ascii="GWIPA" w:hAnsi="GWIPA" w:cs="Arial"/>
+        </w:rPr>
+        <w:t></w:t>
+      </w:r>
+      <w:r>
+        <w:rPr>
+          <w:rStyle w:val="pron"/>
+          <w:rFonts w:ascii="GWIPA" w:hAnsi="GWIPA" w:cs="Arial"/>
+        </w:rPr>
+        <w:t></w:t>
+      </w:r>
+      <w:r>
+        <w:rPr>
+          <w:rStyle w:val="pron"/>
+          <w:rFonts w:ascii="GWIPA" w:hAnsi="GWIPA" w:cs="Arial"/>
+        </w:rPr>
+        <w:t></w:t>
+      </w:r>
+      <w:r>
+        <w:rPr>
+          <w:rStyle w:val="pron"/>
+          <w:rFonts w:ascii="GWIPA" w:hAnsi="GWIPA" w:cs="Arial"/>
+        </w:rPr>
+        <w:t></w:t>
+      </w:r>
+      <w:r>
+        <w:rPr>
+          <w:rStyle w:val="pron"/>
+          <w:rFonts w:ascii="GWIPA" w:hAnsi="GWIPA" w:cs="Arial"/>
+        </w:rPr>
+        <w:t></w:t>
+      </w:r>
+      <w:r>
+        <w:rPr>
+          <w:rStyle w:val="pron"/>
+          <w:rFonts w:ascii="GWIPA" w:hAnsi="GWIPA" w:cs="Arial"/>
+        </w:rPr>
+        <w:t></w:t>
+      </w:r>
+      <w:r>
+        <w:rPr>
+          <w:rStyle w:val="pron"/>
+          <w:rFonts w:ascii="GWIPA" w:hAnsi="GWIPA" w:cs="Arial"/>
+        </w:rPr>
+        <w:t></w:t>
+      </w:r>
+      <w:r>
+        <w:rPr>
+          <w:rStyle w:val="pron"/>
+          <w:rFonts w:ascii="GWIPA" w:hAnsi="GWIPA" w:cs="Arial"/>
+        </w:rPr>
+        <w:t></w:t>
+      </w:r>
+      <w:r>
+        <w:rPr>
+          <w:rStyle w:val="pron"/>
+          <w:rFonts w:ascii="GWIPA" w:hAnsi="GWIPA" w:cs="Arial"/>
+        </w:rPr>
+        <w:t></w:t>
+      </w:r>
+      <w:r>
+        <w:rPr>
+          <w:rStyle w:val="pron"/>
+          <w:rFonts w:ascii="GWIPA" w:hAnsi="GWIPA" w:cs="Arial"/>
+        </w:rPr>
+        <w:t></w:t>
+      </w:r>
+      <w:r>
+        <w:rPr>
+          <w:rStyle w:val="pron"/>
+          <w:rFonts w:ascii="GWIPA" w:hAnsi="GWIPA" w:cs="Arial"/>
+        </w:rPr>
+        <w:t></w:t>
+      </w:r>
+      <w:r>
+        <w:rPr>
+          <w:rStyle w:val="pron"/>
+          <w:rFonts w:ascii="Arial" w:hAnsi="Arial" w:cs="Arial" w:hint="eastAsia"/>
+        </w:rPr>
+        <w:t>/</w:t>
+      </w:r>
+      <w:r>
+        <w:rPr>
+          <w:rStyle w:val="pron"/>
+          <w:rFonts w:ascii="Arial" w:hAnsi="Arial" w:cs="Arial"/>
+        </w:rPr>
+        <w:br/>
+      </w:r>
+      <w:r>
+        <w:rPr>
+          <w:rStyle w:val="pron"/>
+          <w:rFonts w:ascii="Arial" w:hAnsi="Arial" w:cs="Arial" w:hint="eastAsia"/>
+        </w:rPr>
+        <w:t>[n.] the art and parctice of cooking and eating good food.</w:t>
+      </w:r>
+      <w:r>
+        <w:rPr>
+          <w:rStyle w:val="pron"/>
+          <w:rFonts w:ascii="Arial" w:hAnsi="Arial" w:cs="Arial"/>
+        </w:rPr>
+        <w:br/>
+      </w:r>
+      <w:r>
+        <w:rPr>
+          <w:rStyle w:val="pron"/>
+          <w:rFonts w:ascii="Arial" w:hAnsi="Arial" w:cs="Arial"/>
+        </w:rPr>
+        <w:t>烹饪法；美食学</w:t>
+      </w:r>
+    </w:p>
+    <w:p>
+      <w:pPr>
+        <w:rPr>
+          <w:rStyle w:val="pron"/>
+          <w:rFonts w:ascii="Arial" w:hAnsi="Arial" w:cs="Arial" w:hint="eastAsia"/>
+        </w:rPr>
+      </w:pPr>
+      <w:r>
+        <w:rPr>
+          <w:rStyle w:val="pron"/>
+          <w:rFonts w:ascii="Arial" w:hAnsi="Arial" w:cs="Arial" w:hint="eastAsia"/>
+          <w:b/>
+        </w:rPr>
+        <w:t>gastronomic</w:t>
+      </w:r>
+      <w:r>
+        <w:rPr>
+          <w:rStyle w:val="pron"/>
+          <w:rFonts w:ascii="Arial" w:hAnsi="Arial" w:cs="Arial" w:hint="eastAsia"/>
+        </w:rPr>
+        <w:t xml:space="preserve"> </w:t>
+      </w:r>
+      <w:r>
+        <w:rPr>
+          <w:rStyle w:val="pron"/>
+          <w:rFonts w:ascii="Arial" w:hAnsi="Arial" w:cs="Arial"/>
+        </w:rPr>
+        <w:br/>
+      </w:r>
+      <w:r>
+        <w:rPr>
+          <w:rStyle w:val="pron"/>
+          <w:rFonts w:ascii="Arial" w:hAnsi="Arial" w:cs="Arial" w:hint="eastAsia"/>
+        </w:rPr>
+        <w:t>[adj.]</w:t>
+      </w:r>
+      <w:r>
+        <w:rPr>
+          <w:rStyle w:val="pron"/>
+          <w:rFonts w:ascii="Arial" w:hAnsi="Arial" w:cs="Arial" w:hint="eastAsia"/>
+        </w:rPr>
+        <w:t xml:space="preserve"> connected with cooking and eating good food. </w:t>
+      </w:r>
+      <w:r>
+        <w:rPr>
+          <w:rStyle w:val="pron"/>
+          <w:rFonts w:ascii="Arial" w:hAnsi="Arial" w:cs="Arial"/>
+        </w:rPr>
+        <w:br/>
+      </w:r>
+      <w:r>
+        <w:rPr>
+          <w:rStyle w:val="pron"/>
+          <w:rFonts w:ascii="Arial" w:hAnsi="Arial" w:cs="Arial" w:hint="eastAsia"/>
+        </w:rPr>
+        <w:t xml:space="preserve">e.g. </w:t>
+      </w:r>
+      <w:r>
+        <w:rPr>
+          <w:rStyle w:val="pron"/>
+          <w:rFonts w:ascii="Arial" w:hAnsi="Arial" w:cs="Arial" w:hint="eastAsia"/>
+        </w:rPr>
+        <w:t xml:space="preserve">the gastronomic capital of France. </w:t>
+      </w:r>
+    </w:p>
+    <w:p>
+      <w:pPr>
+        <w:rPr>
+          <w:rStyle w:val="pron"/>
+          <w:rFonts w:ascii="Arial" w:hAnsi="Arial" w:cs="Arial" w:hint="eastAsia"/>
+        </w:rPr>
+      </w:pPr>
+      <w:r>
+        <w:rPr>
+          <w:rStyle w:val="pron"/>
+          <w:rFonts w:ascii="Arial" w:hAnsi="Arial" w:cs="Arial" w:hint="eastAsia"/>
+        </w:rPr>
+        <w:t xml:space="preserve">There are Arab gastronomic introductions. </w:t>
       </w:r>
       <w:bookmarkStart w:id="0" w:name="_GoBack"/>
       <w:bookmarkEnd w:id="0"/>
-      <w:r>
-        <w:rPr>
-          <w:rFonts w:ascii="Times New Roman" w:hAnsi="Times New Roman" w:cs="Times New Roman"/>
-        </w:rPr>
-        <w:br/>
-      </w:r>
-      <w:r>
-        <w:rPr>
-          <w:rFonts w:ascii="Times New Roman" w:hAnsi="Times New Roman" w:cs="Times New Roman" w:hint="eastAsia"/>
-        </w:rPr>
-        <w:t xml:space="preserve">They are five different kind of fruit and vegetables a person eats everyday to keep healthy. </w:t>
-      </w:r>
-    </w:p>
-    <w:p>
-      <w:pPr>
-        <w:rPr>
-          <w:rStyle w:val="pron"/>
-          <w:rFonts w:ascii="Arial" w:hAnsi="Arial" w:cs="Arial"/>
-        </w:rPr>
-      </w:pPr>
     </w:p>
     <w:p>
       <w:pPr>
@@ -5435,6 +5650,7 @@
           <w:rStyle w:val="pron"/>
           <w:rFonts w:ascii="Arial" w:hAnsi="Arial" w:cs="Arial"/>
         </w:rPr>
+        <w:lastRenderedPageBreak/>
         <w:t>1</w:t>
       </w:r>
       <w:r>
@@ -5605,7 +5821,6 @@
           <w:rStyle w:val="pron"/>
           <w:rFonts w:ascii="Arial" w:hAnsi="Arial" w:cs="Arial"/>
         </w:rPr>
-        <w:lastRenderedPageBreak/>
         <w:t xml:space="preserve">sock [n. C.] </w:t>
       </w:r>
       <w:r>
@@ -6676,6 +6891,7 @@
           <w:b/>
           <w:bCs/>
         </w:rPr>
+        <w:lastRenderedPageBreak/>
         <w:t xml:space="preserve">hostilities </w:t>
       </w:r>
     </w:p>
@@ -6955,20 +7171,20 @@
         <w:outlineLvl w:val="1"/>
         <w:rPr>
           <w:rStyle w:val="pron"/>
-          <w:rFonts w:ascii="Times New Roman" w:hAnsi="Times New Roman" w:cs="Times New Roman"/>
-          <w:b/>
-          <w:bCs/>
-          <w:sz w:val="28"/>
+          <w:rFonts w:ascii="Arial" w:hAnsi="Arial" w:cs="Arial"/>
+          <w:b/>
+          <w:bCs/>
+          <w:sz w:val="24"/>
           <w:szCs w:val="32"/>
         </w:rPr>
       </w:pPr>
       <w:r>
         <w:rPr>
           <w:rStyle w:val="pron"/>
-          <w:rFonts w:ascii="Times New Roman" w:hAnsi="Times New Roman" w:cs="Times New Roman"/>
-          <w:b/>
-          <w:bCs/>
-          <w:sz w:val="28"/>
+          <w:rFonts w:ascii="Arial" w:hAnsi="Arial" w:cs="Arial"/>
+          <w:b/>
+          <w:bCs/>
+          <w:sz w:val="24"/>
           <w:szCs w:val="32"/>
         </w:rPr>
         <w:t>25</w:t>
@@ -6976,10 +7192,10 @@
       <w:r>
         <w:rPr>
           <w:rStyle w:val="pron"/>
-          <w:rFonts w:ascii="Times New Roman" w:hAnsi="Times New Roman" w:cs="Times New Roman"/>
-          <w:b/>
-          <w:bCs/>
-          <w:sz w:val="28"/>
+          <w:rFonts w:ascii="Arial" w:hAnsi="Arial" w:cs="Arial"/>
+          <w:b/>
+          <w:bCs/>
+          <w:sz w:val="24"/>
           <w:szCs w:val="32"/>
         </w:rPr>
         <w:t>.1</w:t>
@@ -6987,10 +7203,10 @@
       <w:r>
         <w:rPr>
           <w:rStyle w:val="pron"/>
-          <w:rFonts w:ascii="Times New Roman" w:hAnsi="Times New Roman" w:cs="Times New Roman"/>
-          <w:b/>
-          <w:bCs/>
-          <w:sz w:val="28"/>
+          <w:rFonts w:ascii="Arial" w:hAnsi="Arial" w:cs="Arial"/>
+          <w:b/>
+          <w:bCs/>
+          <w:sz w:val="24"/>
           <w:szCs w:val="32"/>
         </w:rPr>
         <w:t xml:space="preserve"> </w:t>
@@ -6998,10 +7214,10 @@
       <w:r>
         <w:rPr>
           <w:rStyle w:val="pron"/>
-          <w:rFonts w:ascii="Times New Roman" w:hAnsi="Times New Roman" w:cs="Times New Roman"/>
-          <w:b/>
-          <w:bCs/>
-          <w:sz w:val="28"/>
+          <w:rFonts w:ascii="Arial" w:hAnsi="Arial" w:cs="Arial"/>
+          <w:b/>
+          <w:bCs/>
+          <w:sz w:val="24"/>
           <w:szCs w:val="32"/>
         </w:rPr>
         <w:t>F</w:t>
@@ -7009,10 +7225,10 @@
       <w:r>
         <w:rPr>
           <w:rStyle w:val="pron"/>
-          <w:rFonts w:ascii="Times New Roman" w:hAnsi="Times New Roman" w:cs="Times New Roman"/>
-          <w:b/>
-          <w:bCs/>
-          <w:sz w:val="28"/>
+          <w:rFonts w:ascii="Arial" w:hAnsi="Arial" w:cs="Arial"/>
+          <w:b/>
+          <w:bCs/>
+          <w:sz w:val="24"/>
           <w:szCs w:val="32"/>
         </w:rPr>
         <w:t>lowers</w:t>
@@ -7040,20 +7256,20 @@
         <w:outlineLvl w:val="1"/>
         <w:rPr>
           <w:rStyle w:val="pron"/>
-          <w:rFonts w:ascii="Times New Roman" w:hAnsi="Times New Roman" w:cs="Times New Roman"/>
-          <w:b/>
-          <w:bCs/>
-          <w:sz w:val="28"/>
+          <w:rFonts w:ascii="Arial" w:hAnsi="Arial" w:cs="Arial"/>
+          <w:b/>
+          <w:bCs/>
+          <w:sz w:val="24"/>
           <w:szCs w:val="32"/>
         </w:rPr>
       </w:pPr>
       <w:r>
         <w:rPr>
           <w:rStyle w:val="pron"/>
-          <w:rFonts w:ascii="Times New Roman" w:hAnsi="Times New Roman" w:cs="Times New Roman"/>
-          <w:b/>
-          <w:bCs/>
-          <w:sz w:val="28"/>
+          <w:rFonts w:ascii="Arial" w:hAnsi="Arial" w:cs="Arial"/>
+          <w:b/>
+          <w:bCs/>
+          <w:sz w:val="24"/>
           <w:szCs w:val="32"/>
         </w:rPr>
         <w:t>25.2 Trees</w:t>
@@ -7085,7 +7301,7 @@
       <w:pPr>
         <w:rPr>
           <w:rStyle w:val="pron"/>
-          <w:rFonts w:ascii="Arial" w:hAnsi="Arial" w:cs="Arial"/>
+          <w:rFonts w:ascii="Arial" w:hAnsi="Arial" w:cs="Arial" w:hint="eastAsia"/>
         </w:rPr>
       </w:pPr>
       <w:r>
@@ -7120,6 +7336,7 @@
       <w:r>
         <w:rPr>
           <w:noProof/>
+          <w:lang w:val="en-GB"/>
         </w:rPr>
         <w:drawing>
           <wp:inline distT="0" distB="0" distL="0" distR="0" wp14:anchorId="49BA7F4F" wp14:editId="1F186F82">
@@ -7160,10 +7377,311 @@
     </w:p>
     <w:p>
       <w:pPr>
-        <w:rPr>
-          <w:rStyle w:val="pron"/>
-          <w:rFonts w:ascii="Arial" w:hAnsi="Arial" w:cs="Arial"/>
-          <w:b/>
+        <w:outlineLvl w:val="1"/>
+        <w:rPr>
+          <w:rStyle w:val="pron"/>
+          <w:rFonts w:ascii="Arial" w:hAnsi="Arial" w:cs="Arial"/>
+          <w:b/>
+          <w:bCs/>
+          <w:sz w:val="24"/>
+          <w:szCs w:val="32"/>
+        </w:rPr>
+      </w:pPr>
+      <w:r>
+        <w:rPr>
+          <w:rStyle w:val="pron"/>
+          <w:rFonts w:ascii="Arial" w:hAnsi="Arial" w:cs="Arial" w:hint="eastAsia"/>
+          <w:b/>
+          <w:bCs/>
+          <w:sz w:val="24"/>
+          <w:szCs w:val="32"/>
+        </w:rPr>
+        <w:t xml:space="preserve">25.3 </w:t>
+      </w:r>
+      <w:r>
+        <w:rPr>
+          <w:rStyle w:val="pron"/>
+          <w:rFonts w:ascii="Arial" w:hAnsi="Arial" w:cs="Arial" w:hint="eastAsia"/>
+          <w:b/>
+          <w:bCs/>
+          <w:sz w:val="24"/>
+          <w:szCs w:val="32"/>
+        </w:rPr>
+        <w:t>Crops</w:t>
+      </w:r>
+      <w:r>
+        <w:rPr>
+          <w:rStyle w:val="pron"/>
+          <w:rFonts w:ascii="Arial" w:hAnsi="Arial" w:cs="Arial" w:hint="eastAsia"/>
+          <w:b/>
+          <w:bCs/>
+          <w:sz w:val="24"/>
+          <w:szCs w:val="32"/>
+        </w:rPr>
+        <w:t xml:space="preserve"> </w:t>
+      </w:r>
+    </w:p>
+    <w:p>
+      <w:pPr>
+        <w:rPr>
+          <w:rStyle w:val="pron"/>
+          <w:rFonts w:ascii="Times New Roman" w:hAnsi="Times New Roman" w:cs="Times New Roman" w:hint="eastAsia"/>
+          <w:bCs/>
+        </w:rPr>
+      </w:pPr>
+      <w:r>
+        <w:rPr>
+          <w:rStyle w:val="pron"/>
+          <w:rFonts w:ascii="Times New Roman" w:hAnsi="Times New Roman" w:cs="Times New Roman" w:hint="eastAsia"/>
+          <w:bCs/>
+        </w:rPr>
+        <w:t xml:space="preserve">broomcorn millet : </w:t>
+      </w:r>
+      <w:r>
+        <w:rPr>
+          <w:rStyle w:val="pron"/>
+          <w:rFonts w:ascii="Times New Roman" w:hAnsi="Times New Roman" w:cs="Times New Roman" w:hint="eastAsia"/>
+          <w:bCs/>
+        </w:rPr>
+        <w:t>高粱</w:t>
+      </w:r>
+    </w:p>
+    <w:p>
+      <w:pPr>
+        <w:rPr>
+          <w:rStyle w:val="pron"/>
+          <w:rFonts w:ascii="Times New Roman" w:hAnsi="Times New Roman" w:cs="Times New Roman" w:hint="eastAsia"/>
+          <w:bCs/>
+        </w:rPr>
+      </w:pPr>
+    </w:p>
+    <w:p>
+      <w:pPr>
+        <w:outlineLvl w:val="1"/>
+        <w:rPr>
+          <w:rStyle w:val="pron"/>
+          <w:rFonts w:ascii="Arial" w:hAnsi="Arial" w:cs="Arial"/>
+          <w:b/>
+          <w:bCs/>
+          <w:sz w:val="24"/>
+          <w:szCs w:val="32"/>
+        </w:rPr>
+      </w:pPr>
+      <w:r>
+        <w:rPr>
+          <w:rStyle w:val="pron"/>
+          <w:rFonts w:ascii="Arial" w:hAnsi="Arial" w:cs="Arial" w:hint="eastAsia"/>
+          <w:b/>
+          <w:bCs/>
+          <w:sz w:val="24"/>
+          <w:szCs w:val="32"/>
+        </w:rPr>
+        <w:t xml:space="preserve">25.4 </w:t>
+      </w:r>
+      <w:r>
+        <w:rPr>
+          <w:rStyle w:val="pron"/>
+          <w:rFonts w:ascii="Arial" w:hAnsi="Arial" w:cs="Arial" w:hint="eastAsia"/>
+          <w:b/>
+          <w:bCs/>
+          <w:sz w:val="24"/>
+          <w:szCs w:val="32"/>
+        </w:rPr>
+        <w:t>Vegetables</w:t>
+      </w:r>
+    </w:p>
+    <w:p>
+      <w:pPr>
+        <w:rPr>
+          <w:rStyle w:val="pron"/>
+          <w:rFonts w:ascii="Times New Roman" w:hAnsi="Times New Roman" w:cs="Times New Roman" w:hint="eastAsia"/>
+          <w:b/>
+          <w:bCs/>
+        </w:rPr>
+      </w:pPr>
+      <w:r>
+        <w:rPr>
+          <w:rStyle w:val="pron"/>
+          <w:rFonts w:ascii="Times New Roman" w:hAnsi="Times New Roman" w:cs="Times New Roman" w:hint="eastAsia"/>
+          <w:b/>
+          <w:bCs/>
+        </w:rPr>
+        <w:t>spinach /</w:t>
+      </w:r>
+      <w:r>
+        <w:rPr>
+          <w:rStyle w:val="pron"/>
+          <w:rFonts w:ascii="GWIPA" w:hAnsi="GWIPA" w:cs="Times New Roman"/>
+          <w:bCs/>
+        </w:rPr>
+        <w:t></w:t>
+      </w:r>
+      <w:r>
+        <w:rPr>
+          <w:rStyle w:val="pron"/>
+          <w:rFonts w:ascii="GWIPA" w:hAnsi="GWIPA" w:cs="Times New Roman"/>
+          <w:bCs/>
+        </w:rPr>
+        <w:t></w:t>
+      </w:r>
+      <w:r>
+        <w:rPr>
+          <w:rStyle w:val="pron"/>
+          <w:rFonts w:ascii="GWIPA" w:hAnsi="GWIPA" w:cs="Times New Roman"/>
+          <w:bCs/>
+        </w:rPr>
+        <w:t></w:t>
+      </w:r>
+      <w:r>
+        <w:rPr>
+          <w:rStyle w:val="pron"/>
+          <w:rFonts w:ascii="GWIPA" w:hAnsi="GWIPA" w:cs="Times New Roman"/>
+          <w:bCs/>
+        </w:rPr>
+        <w:t></w:t>
+      </w:r>
+      <w:r>
+        <w:rPr>
+          <w:rStyle w:val="pron"/>
+          <w:rFonts w:ascii="GWIPA" w:hAnsi="GWIPA" w:cs="Times New Roman"/>
+          <w:bCs/>
+        </w:rPr>
+        <w:t></w:t>
+      </w:r>
+      <w:r>
+        <w:rPr>
+          <w:rStyle w:val="pron"/>
+          <w:rFonts w:ascii="GWIPA" w:hAnsi="GWIPA" w:cs="Times New Roman"/>
+          <w:bCs/>
+        </w:rPr>
+        <w:t></w:t>
+      </w:r>
+      <w:r>
+        <w:rPr>
+          <w:rStyle w:val="pron"/>
+          <w:rFonts w:ascii="GWIPA" w:hAnsi="GWIPA" w:cs="Times New Roman"/>
+          <w:bCs/>
+        </w:rPr>
+        <w:t></w:t>
+      </w:r>
+      <w:r>
+        <w:rPr>
+          <w:rStyle w:val="pron"/>
+          <w:rFonts w:ascii="GWIPA" w:hAnsi="GWIPA" w:cs="Times New Roman"/>
+          <w:bCs/>
+        </w:rPr>
+        <w:t></w:t>
+      </w:r>
+      <w:r>
+        <w:rPr>
+          <w:rStyle w:val="pron"/>
+          <w:rFonts w:ascii="Times New Roman" w:hAnsi="Times New Roman" w:cs="Times New Roman" w:hint="eastAsia"/>
+          <w:b/>
+          <w:bCs/>
+        </w:rPr>
+        <w:t xml:space="preserve">/ [n.] </w:t>
+      </w:r>
+      <w:r>
+        <w:rPr>
+          <w:rStyle w:val="pron"/>
+          <w:rFonts w:ascii="Times New Roman" w:hAnsi="Times New Roman" w:cs="Times New Roman" w:hint="eastAsia"/>
+          <w:b/>
+          <w:bCs/>
+        </w:rPr>
+        <w:t>菠菜</w:t>
+      </w:r>
+    </w:p>
+    <w:p>
+      <w:pPr>
+        <w:rPr>
+          <w:rStyle w:val="pron"/>
+          <w:rFonts w:ascii="Times New Roman" w:hAnsi="Times New Roman" w:cs="Times New Roman" w:hint="eastAsia"/>
+          <w:b/>
+          <w:bCs/>
+        </w:rPr>
+      </w:pPr>
+    </w:p>
+    <w:p>
+      <w:pPr>
+        <w:outlineLvl w:val="1"/>
+        <w:rPr>
+          <w:rStyle w:val="pron"/>
+          <w:rFonts w:ascii="Arial" w:hAnsi="Arial" w:cs="Arial" w:hint="eastAsia"/>
+          <w:b/>
+          <w:bCs/>
+          <w:sz w:val="24"/>
+          <w:szCs w:val="32"/>
+        </w:rPr>
+      </w:pPr>
+      <w:r>
+        <w:rPr>
+          <w:rStyle w:val="pron"/>
+          <w:rFonts w:ascii="Arial" w:hAnsi="Arial" w:cs="Arial" w:hint="eastAsia"/>
+          <w:b/>
+          <w:bCs/>
+          <w:sz w:val="24"/>
+          <w:szCs w:val="32"/>
+        </w:rPr>
+        <w:t>25.x Others</w:t>
+      </w:r>
+    </w:p>
+    <w:p>
+      <w:pPr>
+        <w:rPr>
+          <w:rStyle w:val="pron"/>
+          <w:rFonts w:ascii="Times New Roman" w:hAnsi="Times New Roman" w:cs="Times New Roman" w:hint="eastAsia"/>
+          <w:bCs/>
+        </w:rPr>
+      </w:pPr>
+      <w:r>
+        <w:rPr>
+          <w:rStyle w:val="pron"/>
+          <w:rFonts w:ascii="Times New Roman" w:hAnsi="Times New Roman" w:cs="Times New Roman"/>
+          <w:b/>
+          <w:bCs/>
+        </w:rPr>
+        <w:t>foxtail</w:t>
+      </w:r>
+      <w:r>
+        <w:rPr>
+          <w:rStyle w:val="pron"/>
+          <w:rFonts w:ascii="Times New Roman" w:hAnsi="Times New Roman" w:cs="Times New Roman"/>
+          <w:bCs/>
+        </w:rPr>
+        <w:t xml:space="preserve">: </w:t>
+      </w:r>
+      <w:r>
+        <w:rPr>
+          <w:rStyle w:val="pron"/>
+          <w:rFonts w:ascii="Times New Roman" w:hAnsi="Times New Roman" w:cs="Times New Roman"/>
+          <w:bCs/>
+        </w:rPr>
+        <w:t>狗尾草</w:t>
+      </w:r>
+    </w:p>
+    <w:p>
+      <w:pPr>
+        <w:rPr>
+          <w:rStyle w:val="pron"/>
+          <w:rFonts w:ascii="Times New Roman" w:hAnsi="Times New Roman" w:cs="Times New Roman" w:hint="eastAsia"/>
+          <w:bCs/>
+        </w:rPr>
+      </w:pPr>
+    </w:p>
+    <w:p>
+      <w:pPr>
+        <w:rPr>
+          <w:rStyle w:val="pron"/>
+          <w:rFonts w:ascii="Times New Roman" w:hAnsi="Times New Roman" w:cs="Times New Roman" w:hint="eastAsia"/>
+          <w:bCs/>
+        </w:rPr>
+      </w:pPr>
+    </w:p>
+    <w:p>
+      <w:pPr>
+        <w:rPr>
+          <w:rStyle w:val="pron"/>
+          <w:rFonts w:ascii="Times New Roman" w:hAnsi="Times New Roman" w:cs="Times New Roman" w:hint="eastAsia"/>
           <w:bCs/>
         </w:rPr>
       </w:pPr>
@@ -7389,6 +7907,7 @@
           <w:rFonts w:ascii="Arial" w:hAnsi="Arial" w:cs="Arial" w:hint="eastAsia"/>
           <w:b/>
         </w:rPr>
+        <w:lastRenderedPageBreak/>
         <w:t>fountain pen</w:t>
       </w:r>
       <w:r>
@@ -7623,7 +8142,6 @@
         <w:rPr>
           <w:rFonts w:ascii="Arial" w:hAnsi="Arial" w:cs="Arial" w:hint="eastAsia"/>
         </w:rPr>
-        <w:lastRenderedPageBreak/>
         <w:t>The</w:t>
       </w:r>
       <w:r>
@@ -8604,6 +9122,7 @@
           <w:sz w:val="22"/>
           <w:szCs w:val="24"/>
         </w:rPr>
+        <w:lastRenderedPageBreak/>
         <w:t>e.g. the physiology of mamm</w:t>
       </w:r>
       <w:r>
@@ -8932,7 +9451,6 @@
           <w:rStyle w:val="pron"/>
           <w:rFonts w:ascii="Arial" w:hAnsi="Arial" w:cs="Arial" w:hint="eastAsia"/>
         </w:rPr>
-        <w:lastRenderedPageBreak/>
         <w:t xml:space="preserve">[ad.] </w:t>
       </w:r>
     </w:p>

--- a/Words/Categories of Collocations and Words.docx
+++ b/Words/Categories of Collocations and Words.docx
@@ -1,6 +1,6 @@
 
 <file path=word/document.xml><?xml version="1.0" encoding="utf-8"?>
-<w:document xmlns:wpc="http://schemas.microsoft.com/office/word/2010/wordprocessingCanvas" xmlns:mc="http://schemas.openxmlformats.org/markup-compatibility/2006" xmlns:o="urn:schemas-microsoft-com:office:office" xmlns:r="http://schemas.openxmlformats.org/officeDocument/2006/relationships" xmlns:m="http://schemas.openxmlformats.org/officeDocument/2006/math" xmlns:v="urn:schemas-microsoft-com:vml" xmlns:wp14="http://schemas.microsoft.com/office/word/2010/wordprocessingDrawing" xmlns:wp="http://schemas.openxmlformats.org/drawingml/2006/wordprocessingDrawing" xmlns:w10="urn:schemas-microsoft-com:office:word" xmlns:w="http://schemas.openxmlformats.org/wordprocessingml/2006/main" xmlns:w14="http://schemas.microsoft.com/office/word/2010/wordml" xmlns:wpg="http://schemas.microsoft.com/office/word/2010/wordprocessingGroup" xmlns:wpi="http://schemas.microsoft.com/office/word/2010/wordprocessingInk" xmlns:wne="http://schemas.microsoft.com/office/word/2006/wordml" xmlns:wps="http://schemas.microsoft.com/office/word/2010/wordprocessingShape" mc:Ignorable="w14 wp14">
+<w:document xmlns:wpc="http://schemas.microsoft.com/office/word/2010/wordprocessingCanvas" xmlns:cx="http://schemas.microsoft.com/office/drawing/2014/chartex" xmlns:cx1="http://schemas.microsoft.com/office/drawing/2015/9/8/chartex" xmlns:cx2="http://schemas.microsoft.com/office/drawing/2015/10/21/chartex" xmlns:cx3="http://schemas.microsoft.com/office/drawing/2016/5/9/chartex" xmlns:cx4="http://schemas.microsoft.com/office/drawing/2016/5/10/chartex" xmlns:cx5="http://schemas.microsoft.com/office/drawing/2016/5/11/chartex" xmlns:cx6="http://schemas.microsoft.com/office/drawing/2016/5/12/chartex" xmlns:cx7="http://schemas.microsoft.com/office/drawing/2016/5/13/chartex" xmlns:cx8="http://schemas.microsoft.com/office/drawing/2016/5/14/chartex" xmlns:mc="http://schemas.openxmlformats.org/markup-compatibility/2006" xmlns:aink="http://schemas.microsoft.com/office/drawing/2016/ink" xmlns:am3d="http://schemas.microsoft.com/office/drawing/2017/model3d" xmlns:o="urn:schemas-microsoft-com:office:office" xmlns:oel="http://schemas.microsoft.com/office/2019/extlst" xmlns:r="http://schemas.openxmlformats.org/officeDocument/2006/relationships" xmlns:m="http://schemas.openxmlformats.org/officeDocument/2006/math" xmlns:v="urn:schemas-microsoft-com:vml" xmlns:wp14="http://schemas.microsoft.com/office/word/2010/wordprocessingDrawing" xmlns:wp="http://schemas.openxmlformats.org/drawingml/2006/wordprocessingDrawing" xmlns:w10="urn:schemas-microsoft-com:office:word" xmlns:w="http://schemas.openxmlformats.org/wordprocessingml/2006/main" xmlns:w14="http://schemas.microsoft.com/office/word/2010/wordml" xmlns:w15="http://schemas.microsoft.com/office/word/2012/wordml" xmlns:w16cex="http://schemas.microsoft.com/office/word/2018/wordml/cex" xmlns:w16cid="http://schemas.microsoft.com/office/word/2016/wordml/cid" xmlns:w16="http://schemas.microsoft.com/office/word/2018/wordml" xmlns:w16du="http://schemas.microsoft.com/office/word/2023/wordml/word16du" xmlns:w16sdtdh="http://schemas.microsoft.com/office/word/2020/wordml/sdtdatahash" xmlns:w16sdtfl="http://schemas.microsoft.com/office/word/2024/wordml/sdtformatlock" xmlns:w16se="http://schemas.microsoft.com/office/word/2015/wordml/symex" xmlns:wpg="http://schemas.microsoft.com/office/word/2010/wordprocessingGroup" xmlns:wpi="http://schemas.microsoft.com/office/word/2010/wordprocessingInk" xmlns:wne="http://schemas.microsoft.com/office/word/2006/wordml" xmlns:wps="http://schemas.microsoft.com/office/word/2010/wordprocessingShape" mc:Ignorable="w14 w15 w16se w16cid w16 w16cex w16sdtdh w16sdtfl w16du wp14">
   <w:body>
     <w:p>
       <w:pPr>
@@ -1231,6 +1231,7 @@
           <w:sz w:val="23"/>
           <w:szCs w:val="23"/>
           <w:shd w:val="clear" w:color="auto" w:fill="FFFFFF"/>
+          <w:lang w:val="en-GB"/>
         </w:rPr>
       </w:pPr>
       <w:r>
@@ -1257,6 +1258,31 @@
     <w:p>
       <w:pPr>
         <w:rPr>
+          <w:lang w:val="en-GB"/>
+        </w:rPr>
+      </w:pPr>
+      <w:r>
+        <w:rPr>
+          <w:rFonts w:ascii="Arial" w:hAnsi="Arial" w:cs="Arial"/>
+          <w:color w:val="202122"/>
+          <w:sz w:val="23"/>
+          <w:szCs w:val="23"/>
+          <w:shd w:val="clear" w:color="auto" w:fill="FFFFFF"/>
+          <w:lang w:val="en-GB"/>
+        </w:rPr>
+        <w:t xml:space="preserve">decimal [n.] </w:t>
+      </w:r>
+      <w:r>
+        <w:rPr>
+          <w:rFonts w:hint="eastAsia"/>
+          <w:lang w:val="en-GB"/>
+        </w:rPr>
+        <w:t>小数</w:t>
+      </w:r>
+    </w:p>
+    <w:p>
+      <w:pPr>
+        <w:rPr>
           <w:rFonts w:ascii="Arial" w:hAnsi="Arial" w:cs="Arial"/>
           <w:color w:val="202122"/>
           <w:sz w:val="23"/>
@@ -1353,6 +1379,7 @@
           <w:szCs w:val="23"/>
           <w:shd w:val="clear" w:color="auto" w:fill="FFFFFF"/>
         </w:rPr>
+        <w:lastRenderedPageBreak/>
         <w:br/>
       </w:r>
       <w:r>
@@ -1363,7 +1390,6 @@
           <w:szCs w:val="23"/>
           <w:shd w:val="clear" w:color="auto" w:fill="FFFFFF"/>
         </w:rPr>
-        <w:lastRenderedPageBreak/>
         <w:t>parenthesis</w:t>
       </w:r>
       <w:r>
@@ -2031,7 +2057,7 @@
     <w:p>
       <w:pPr>
         <w:rPr>
-          <w:rFonts w:ascii="Arial" w:hAnsi="Arial" w:cs="Arial" w:hint="eastAsia"/>
+          <w:rFonts w:ascii="Arial" w:hAnsi="Arial" w:cs="Arial"/>
           <w:color w:val="202122"/>
           <w:sz w:val="23"/>
           <w:szCs w:val="23"/>
@@ -2112,7 +2138,7 @@
     <w:p>
       <w:pPr>
         <w:rPr>
-          <w:rFonts w:ascii="Arial" w:hAnsi="Arial" w:cs="Arial" w:hint="eastAsia"/>
+          <w:rFonts w:ascii="Arial" w:hAnsi="Arial" w:cs="Arial"/>
           <w:color w:val="202122"/>
           <w:sz w:val="23"/>
           <w:szCs w:val="23"/>
@@ -2143,7 +2169,7 @@
     <w:p>
       <w:pPr>
         <w:rPr>
-          <w:rFonts w:ascii="Arial" w:hAnsi="Arial" w:cs="Arial" w:hint="eastAsia"/>
+          <w:rFonts w:ascii="Arial" w:hAnsi="Arial" w:cs="Arial"/>
           <w:color w:val="202122"/>
           <w:sz w:val="23"/>
           <w:szCs w:val="23"/>
@@ -2222,8 +2248,6 @@
         </w:rPr>
         <w:t>次方根</w:t>
       </w:r>
-      <w:bookmarkStart w:id="0" w:name="_GoBack"/>
-      <w:bookmarkEnd w:id="0"/>
     </w:p>
     <w:p>
       <w:pPr>
@@ -3277,6 +3301,7 @@
           <w:sz w:val="24"/>
           <w:szCs w:val="24"/>
         </w:rPr>
+        <w:lastRenderedPageBreak/>
         <w:t>e.g. the development of new pharmaceuticals.</w:t>
       </w:r>
     </w:p>
@@ -4369,6 +4394,7 @@
           <w:rStyle w:val="pron"/>
           <w:rFonts w:ascii="Arial" w:hAnsi="Arial" w:cs="Arial"/>
         </w:rPr>
+        <w:lastRenderedPageBreak/>
         <w:t>oppressive</w:t>
       </w:r>
       <w:r>
@@ -4482,13 +4508,6 @@
           <w:rFonts w:ascii="Arial" w:hAnsi="Arial" w:cs="Arial"/>
         </w:rPr>
         <w:br/>
-      </w:r>
-      <w:r>
-        <w:rPr>
-          <w:rStyle w:val="pron"/>
-          <w:rFonts w:ascii="Arial" w:hAnsi="Arial" w:cs="Arial"/>
-        </w:rPr>
-        <w:lastRenderedPageBreak/>
         <w:t>(of the weather) extremely hot and unpleasant and lacking of fresh air.</w:t>
       </w:r>
     </w:p>
@@ -5496,6 +5515,7 @@
           <w:b/>
           <w:bCs/>
         </w:rPr>
+        <w:lastRenderedPageBreak/>
         <w:t>wheat</w:t>
       </w:r>
       <w:r>
@@ -5527,7 +5547,6 @@
           <w:b/>
           <w:bCs/>
         </w:rPr>
-        <w:lastRenderedPageBreak/>
         <w:t>cereal</w:t>
       </w:r>
       <w:r>
@@ -6774,6 +6793,7 @@
           <w:sz w:val="32"/>
           <w:szCs w:val="36"/>
         </w:rPr>
+        <w:lastRenderedPageBreak/>
         <w:t xml:space="preserve">22, </w:t>
       </w:r>
       <w:r>
@@ -6823,7 +6843,6 @@
           <w:rFonts w:ascii="Arial" w:hAnsi="Arial" w:cs="Arial"/>
           <w:b/>
         </w:rPr>
-        <w:lastRenderedPageBreak/>
         <w:t>farm</w:t>
       </w:r>
       <w:r>
@@ -7751,10 +7770,10 @@
       </w:r>
     </w:p>
     <w:p>
-      <w:hyperlink r:id="rId7" w:history="1">
+      <w:hyperlink r:id="rId6" w:history="1">
         <w:r>
           <w:rPr>
-            <w:rStyle w:val="a5"/>
+            <w:rStyle w:val="Hyperlink"/>
             <w:rFonts w:ascii="Arial" w:hAnsi="Arial" w:cs="Arial"/>
           </w:rPr>
           <w:t>images of words\bedroom.jpg</w:t>
@@ -7993,10 +8012,10 @@
           <w:rFonts w:ascii="Arial" w:hAnsi="Arial" w:cs="Arial"/>
         </w:rPr>
       </w:pPr>
-      <w:hyperlink r:id="rId8" w:history="1">
+      <w:hyperlink r:id="rId7" w:history="1">
         <w:r>
           <w:rPr>
-            <w:rStyle w:val="a5"/>
+            <w:rStyle w:val="Hyperlink"/>
             <w:rFonts w:ascii="Arial" w:hAnsi="Arial" w:cs="Arial"/>
           </w:rPr>
           <w:t>images of words\flowers.jpg</w:t>
@@ -8024,6 +8043,7 @@
           <w:sz w:val="24"/>
           <w:szCs w:val="32"/>
         </w:rPr>
+        <w:lastRenderedPageBreak/>
         <w:t>25.2 Trees</w:t>
       </w:r>
     </w:p>
@@ -8062,7 +8082,6 @@
           <w:rFonts w:ascii="Arial" w:hAnsi="Arial" w:cs="Arial" w:hint="eastAsia"/>
           <w:b/>
         </w:rPr>
-        <w:lastRenderedPageBreak/>
         <w:t xml:space="preserve">oak </w:t>
       </w:r>
       <w:r>
@@ -8107,7 +8126,7 @@
                     <pic:cNvPicPr/>
                   </pic:nvPicPr>
                   <pic:blipFill>
-                    <a:blip r:embed="rId9"/>
+                    <a:blip r:embed="rId8"/>
                     <a:stretch>
                       <a:fillRect/>
                     </a:stretch>
@@ -8946,6 +8965,7 @@
           <w:b/>
           <w:bCs/>
         </w:rPr>
+        <w:lastRenderedPageBreak/>
         <w:t>ordinal directions</w:t>
       </w:r>
       <w:r>
@@ -8976,14 +8996,7 @@
         <w:rPr>
           <w:rFonts w:ascii="Arial" w:hAnsi="Arial" w:cs="Arial" w:hint="eastAsia"/>
         </w:rPr>
-        <w:t xml:space="preserve"> are northwest, northeast, </w:t>
-      </w:r>
-      <w:r>
-        <w:rPr>
-          <w:rFonts w:ascii="Arial" w:hAnsi="Arial" w:cs="Arial" w:hint="eastAsia"/>
-        </w:rPr>
-        <w:lastRenderedPageBreak/>
-        <w:t>southwest, and southeast.</w:t>
+        <w:t xml:space="preserve"> are northwest, northeast, southwest, and southeast.</w:t>
       </w:r>
     </w:p>
     <w:p>
@@ -10259,6 +10272,7 @@
           <w:rStyle w:val="pron"/>
           <w:rFonts w:ascii="Arial" w:hAnsi="Arial" w:cs="Arial" w:hint="eastAsia"/>
         </w:rPr>
+        <w:lastRenderedPageBreak/>
         <w:t>a longing for home.</w:t>
       </w:r>
       <w:r>
@@ -11187,7 +11201,7 @@
 </file>
 
 <file path=word/endnotes.xml><?xml version="1.0" encoding="utf-8"?>
-<w:endnotes xmlns:wpc="http://schemas.microsoft.com/office/word/2010/wordprocessingCanvas" xmlns:mc="http://schemas.openxmlformats.org/markup-compatibility/2006" xmlns:o="urn:schemas-microsoft-com:office:office" xmlns:r="http://schemas.openxmlformats.org/officeDocument/2006/relationships" xmlns:m="http://schemas.openxmlformats.org/officeDocument/2006/math" xmlns:v="urn:schemas-microsoft-com:vml" xmlns:wp14="http://schemas.microsoft.com/office/word/2010/wordprocessingDrawing" xmlns:wp="http://schemas.openxmlformats.org/drawingml/2006/wordprocessingDrawing" xmlns:w10="urn:schemas-microsoft-com:office:word" xmlns:w="http://schemas.openxmlformats.org/wordprocessingml/2006/main" xmlns:w14="http://schemas.microsoft.com/office/word/2010/wordml" xmlns:wpg="http://schemas.microsoft.com/office/word/2010/wordprocessingGroup" xmlns:wpi="http://schemas.microsoft.com/office/word/2010/wordprocessingInk" xmlns:wne="http://schemas.microsoft.com/office/word/2006/wordml" xmlns:wps="http://schemas.microsoft.com/office/word/2010/wordprocessingShape" mc:Ignorable="w14 wp14">
+<w:endnotes xmlns:wpc="http://schemas.microsoft.com/office/word/2010/wordprocessingCanvas" xmlns:cx="http://schemas.microsoft.com/office/drawing/2014/chartex" xmlns:cx1="http://schemas.microsoft.com/office/drawing/2015/9/8/chartex" xmlns:cx2="http://schemas.microsoft.com/office/drawing/2015/10/21/chartex" xmlns:cx3="http://schemas.microsoft.com/office/drawing/2016/5/9/chartex" xmlns:cx4="http://schemas.microsoft.com/office/drawing/2016/5/10/chartex" xmlns:cx5="http://schemas.microsoft.com/office/drawing/2016/5/11/chartex" xmlns:cx6="http://schemas.microsoft.com/office/drawing/2016/5/12/chartex" xmlns:cx7="http://schemas.microsoft.com/office/drawing/2016/5/13/chartex" xmlns:cx8="http://schemas.microsoft.com/office/drawing/2016/5/14/chartex" xmlns:mc="http://schemas.openxmlformats.org/markup-compatibility/2006" xmlns:aink="http://schemas.microsoft.com/office/drawing/2016/ink" xmlns:am3d="http://schemas.microsoft.com/office/drawing/2017/model3d" xmlns:o="urn:schemas-microsoft-com:office:office" xmlns:oel="http://schemas.microsoft.com/office/2019/extlst" xmlns:r="http://schemas.openxmlformats.org/officeDocument/2006/relationships" xmlns:m="http://schemas.openxmlformats.org/officeDocument/2006/math" xmlns:v="urn:schemas-microsoft-com:vml" xmlns:wp14="http://schemas.microsoft.com/office/word/2010/wordprocessingDrawing" xmlns:wp="http://schemas.openxmlformats.org/drawingml/2006/wordprocessingDrawing" xmlns:w10="urn:schemas-microsoft-com:office:word" xmlns:w="http://schemas.openxmlformats.org/wordprocessingml/2006/main" xmlns:w14="http://schemas.microsoft.com/office/word/2010/wordml" xmlns:w15="http://schemas.microsoft.com/office/word/2012/wordml" xmlns:w16cex="http://schemas.microsoft.com/office/word/2018/wordml/cex" xmlns:w16cid="http://schemas.microsoft.com/office/word/2016/wordml/cid" xmlns:w16="http://schemas.microsoft.com/office/word/2018/wordml" xmlns:w16du="http://schemas.microsoft.com/office/word/2023/wordml/word16du" xmlns:w16sdtdh="http://schemas.microsoft.com/office/word/2020/wordml/sdtdatahash" xmlns:w16sdtfl="http://schemas.microsoft.com/office/word/2024/wordml/sdtformatlock" xmlns:w16se="http://schemas.microsoft.com/office/word/2015/wordml/symex" xmlns:wpg="http://schemas.microsoft.com/office/word/2010/wordprocessingGroup" xmlns:wpi="http://schemas.microsoft.com/office/word/2010/wordprocessingInk" xmlns:wne="http://schemas.microsoft.com/office/word/2006/wordml" xmlns:wps="http://schemas.microsoft.com/office/word/2010/wordprocessingShape" mc:Ignorable="w14 w15 w16se w16cid w16 w16cex w16sdtdh w16sdtfl w16du wp14">
   <w:endnote w:type="separator" w:id="-1">
     <w:p>
       <w:r>
@@ -11206,7 +11220,7 @@
 </file>
 
 <file path=word/footnotes.xml><?xml version="1.0" encoding="utf-8"?>
-<w:footnotes xmlns:wpc="http://schemas.microsoft.com/office/word/2010/wordprocessingCanvas" xmlns:mc="http://schemas.openxmlformats.org/markup-compatibility/2006" xmlns:o="urn:schemas-microsoft-com:office:office" xmlns:r="http://schemas.openxmlformats.org/officeDocument/2006/relationships" xmlns:m="http://schemas.openxmlformats.org/officeDocument/2006/math" xmlns:v="urn:schemas-microsoft-com:vml" xmlns:wp14="http://schemas.microsoft.com/office/word/2010/wordprocessingDrawing" xmlns:wp="http://schemas.openxmlformats.org/drawingml/2006/wordprocessingDrawing" xmlns:w10="urn:schemas-microsoft-com:office:word" xmlns:w="http://schemas.openxmlformats.org/wordprocessingml/2006/main" xmlns:w14="http://schemas.microsoft.com/office/word/2010/wordml" xmlns:wpg="http://schemas.microsoft.com/office/word/2010/wordprocessingGroup" xmlns:wpi="http://schemas.microsoft.com/office/word/2010/wordprocessingInk" xmlns:wne="http://schemas.microsoft.com/office/word/2006/wordml" xmlns:wps="http://schemas.microsoft.com/office/word/2010/wordprocessingShape" mc:Ignorable="w14 wp14">
+<w:footnotes xmlns:wpc="http://schemas.microsoft.com/office/word/2010/wordprocessingCanvas" xmlns:cx="http://schemas.microsoft.com/office/drawing/2014/chartex" xmlns:cx1="http://schemas.microsoft.com/office/drawing/2015/9/8/chartex" xmlns:cx2="http://schemas.microsoft.com/office/drawing/2015/10/21/chartex" xmlns:cx3="http://schemas.microsoft.com/office/drawing/2016/5/9/chartex" xmlns:cx4="http://schemas.microsoft.com/office/drawing/2016/5/10/chartex" xmlns:cx5="http://schemas.microsoft.com/office/drawing/2016/5/11/chartex" xmlns:cx6="http://schemas.microsoft.com/office/drawing/2016/5/12/chartex" xmlns:cx7="http://schemas.microsoft.com/office/drawing/2016/5/13/chartex" xmlns:cx8="http://schemas.microsoft.com/office/drawing/2016/5/14/chartex" xmlns:mc="http://schemas.openxmlformats.org/markup-compatibility/2006" xmlns:aink="http://schemas.microsoft.com/office/drawing/2016/ink" xmlns:am3d="http://schemas.microsoft.com/office/drawing/2017/model3d" xmlns:o="urn:schemas-microsoft-com:office:office" xmlns:oel="http://schemas.microsoft.com/office/2019/extlst" xmlns:r="http://schemas.openxmlformats.org/officeDocument/2006/relationships" xmlns:m="http://schemas.openxmlformats.org/officeDocument/2006/math" xmlns:v="urn:schemas-microsoft-com:vml" xmlns:wp14="http://schemas.microsoft.com/office/word/2010/wordprocessingDrawing" xmlns:wp="http://schemas.openxmlformats.org/drawingml/2006/wordprocessingDrawing" xmlns:w10="urn:schemas-microsoft-com:office:word" xmlns:w="http://schemas.openxmlformats.org/wordprocessingml/2006/main" xmlns:w14="http://schemas.microsoft.com/office/word/2010/wordml" xmlns:w15="http://schemas.microsoft.com/office/word/2012/wordml" xmlns:w16cex="http://schemas.microsoft.com/office/word/2018/wordml/cex" xmlns:w16cid="http://schemas.microsoft.com/office/word/2016/wordml/cid" xmlns:w16="http://schemas.microsoft.com/office/word/2018/wordml" xmlns:w16du="http://schemas.microsoft.com/office/word/2023/wordml/word16du" xmlns:w16sdtdh="http://schemas.microsoft.com/office/word/2020/wordml/sdtdatahash" xmlns:w16sdtfl="http://schemas.microsoft.com/office/word/2024/wordml/sdtformatlock" xmlns:w16se="http://schemas.microsoft.com/office/word/2015/wordml/symex" xmlns:wpg="http://schemas.microsoft.com/office/word/2010/wordprocessingGroup" xmlns:wpi="http://schemas.microsoft.com/office/word/2010/wordprocessingInk" xmlns:wne="http://schemas.microsoft.com/office/word/2006/wordml" xmlns:wps="http://schemas.microsoft.com/office/word/2010/wordprocessingShape" mc:Ignorable="w14 w15 w16se w16cid w16 w16cex w16sdtdh w16sdtfl w16du wp14">
   <w:footnote w:type="separator" w:id="-1">
     <w:p>
       <w:r>
@@ -11225,7 +11239,7 @@
 </file>
 
 <file path=word/styles.xml><?xml version="1.0" encoding="utf-8"?>
-<w:styles xmlns:mc="http://schemas.openxmlformats.org/markup-compatibility/2006" xmlns:r="http://schemas.openxmlformats.org/officeDocument/2006/relationships" xmlns:w="http://schemas.openxmlformats.org/wordprocessingml/2006/main" xmlns:w14="http://schemas.microsoft.com/office/word/2010/wordml" mc:Ignorable="w14">
+<w:styles xmlns:mc="http://schemas.openxmlformats.org/markup-compatibility/2006" xmlns:r="http://schemas.openxmlformats.org/officeDocument/2006/relationships" xmlns:w="http://schemas.openxmlformats.org/wordprocessingml/2006/main" xmlns:w14="http://schemas.microsoft.com/office/word/2010/wordml" xmlns:w15="http://schemas.microsoft.com/office/word/2012/wordml" xmlns:w16cex="http://schemas.microsoft.com/office/word/2018/wordml/cex" xmlns:w16cid="http://schemas.microsoft.com/office/word/2016/wordml/cid" xmlns:w16="http://schemas.microsoft.com/office/word/2018/wordml" xmlns:w16du="http://schemas.microsoft.com/office/word/2023/wordml/word16du" xmlns:w16sdtdh="http://schemas.microsoft.com/office/word/2020/wordml/sdtdatahash" xmlns:w16sdtfl="http://schemas.microsoft.com/office/word/2024/wordml/sdtformatlock" xmlns:w16se="http://schemas.microsoft.com/office/word/2015/wordml/symex" mc:Ignorable="w14 w15 w16se w16cid w16 w16cex w16sdtdh w16sdtfl w16du">
   <w:docDefaults>
     <w:rPrDefault>
       <w:rPr>
@@ -11238,146 +11252,385 @@
     </w:rPrDefault>
     <w:pPrDefault/>
   </w:docDefaults>
-  <w:latentStyles w:defLockedState="0" w:defUIPriority="99" w:defSemiHidden="1" w:defUnhideWhenUsed="1" w:defQFormat="0" w:count="267">
-    <w:lsdException w:name="Normal" w:semiHidden="0" w:uiPriority="0" w:unhideWhenUsed="0" w:qFormat="1"/>
-    <w:lsdException w:name="heading 1" w:semiHidden="0" w:uiPriority="9" w:unhideWhenUsed="0" w:qFormat="1"/>
-    <w:lsdException w:name="heading 2" w:uiPriority="9" w:qFormat="1"/>
-    <w:lsdException w:name="heading 3" w:uiPriority="9" w:qFormat="1"/>
-    <w:lsdException w:name="heading 4" w:uiPriority="9" w:qFormat="1"/>
-    <w:lsdException w:name="heading 5" w:uiPriority="9" w:qFormat="1"/>
-    <w:lsdException w:name="heading 6" w:uiPriority="9" w:qFormat="1"/>
-    <w:lsdException w:name="heading 7" w:uiPriority="9" w:qFormat="1"/>
-    <w:lsdException w:name="heading 8" w:uiPriority="9" w:qFormat="1"/>
-    <w:lsdException w:name="heading 9" w:uiPriority="9" w:qFormat="1"/>
-    <w:lsdException w:name="toc 1" w:uiPriority="39"/>
-    <w:lsdException w:name="toc 2" w:uiPriority="39"/>
-    <w:lsdException w:name="toc 3" w:uiPriority="39"/>
-    <w:lsdException w:name="toc 4" w:uiPriority="39"/>
-    <w:lsdException w:name="toc 5" w:uiPriority="39"/>
-    <w:lsdException w:name="toc 6" w:uiPriority="39"/>
-    <w:lsdException w:name="toc 7" w:uiPriority="39"/>
-    <w:lsdException w:name="toc 8" w:uiPriority="39"/>
-    <w:lsdException w:name="toc 9" w:uiPriority="39"/>
-    <w:lsdException w:name="caption" w:uiPriority="35" w:qFormat="1"/>
-    <w:lsdException w:name="Title" w:semiHidden="0" w:uiPriority="10" w:unhideWhenUsed="0" w:qFormat="1"/>
-    <w:lsdException w:name="Default Paragraph Font" w:uiPriority="1"/>
-    <w:lsdException w:name="Subtitle" w:semiHidden="0" w:uiPriority="11" w:unhideWhenUsed="0" w:qFormat="1"/>
-    <w:lsdException w:name="Strong" w:semiHidden="0" w:uiPriority="22" w:unhideWhenUsed="0" w:qFormat="1"/>
-    <w:lsdException w:name="Emphasis" w:semiHidden="0" w:uiPriority="20" w:unhideWhenUsed="0" w:qFormat="1"/>
-    <w:lsdException w:name="Table Grid" w:semiHidden="0" w:uiPriority="39" w:unhideWhenUsed="0"/>
-    <w:lsdException w:name="Placeholder Text" w:unhideWhenUsed="0"/>
-    <w:lsdException w:name="No Spacing" w:semiHidden="0" w:uiPriority="1" w:unhideWhenUsed="0" w:qFormat="1"/>
-    <w:lsdException w:name="Light Shading" w:semiHidden="0" w:uiPriority="60" w:unhideWhenUsed="0"/>
-    <w:lsdException w:name="Light List" w:semiHidden="0" w:uiPriority="61" w:unhideWhenUsed="0"/>
-    <w:lsdException w:name="Light Grid" w:semiHidden="0" w:uiPriority="62" w:unhideWhenUsed="0"/>
-    <w:lsdException w:name="Medium Shading 1" w:semiHidden="0" w:uiPriority="63" w:unhideWhenUsed="0"/>
-    <w:lsdException w:name="Medium Shading 2" w:semiHidden="0" w:uiPriority="64" w:unhideWhenUsed="0"/>
-    <w:lsdException w:name="Medium List 1" w:semiHidden="0" w:uiPriority="65" w:unhideWhenUsed="0"/>
-    <w:lsdException w:name="Medium List 2" w:semiHidden="0" w:uiPriority="66" w:unhideWhenUsed="0"/>
-    <w:lsdException w:name="Medium Grid 1" w:semiHidden="0" w:uiPriority="67" w:unhideWhenUsed="0"/>
-    <w:lsdException w:name="Medium Grid 2" w:semiHidden="0" w:uiPriority="68" w:unhideWhenUsed="0"/>
-    <w:lsdException w:name="Medium Grid 3" w:semiHidden="0" w:uiPriority="69" w:unhideWhenUsed="0"/>
-    <w:lsdException w:name="Dark List" w:semiHidden="0" w:uiPriority="70" w:unhideWhenUsed="0"/>
-    <w:lsdException w:name="Colorful Shading" w:semiHidden="0" w:uiPriority="71" w:unhideWhenUsed="0"/>
-    <w:lsdException w:name="Colorful List" w:semiHidden="0" w:uiPriority="72" w:unhideWhenUsed="0"/>
-    <w:lsdException w:name="Colorful Grid" w:semiHidden="0" w:uiPriority="73" w:unhideWhenUsed="0"/>
-    <w:lsdException w:name="Light Shading Accent 1" w:semiHidden="0" w:uiPriority="60" w:unhideWhenUsed="0"/>
-    <w:lsdException w:name="Light List Accent 1" w:semiHidden="0" w:uiPriority="61" w:unhideWhenUsed="0"/>
-    <w:lsdException w:name="Light Grid Accent 1" w:semiHidden="0" w:uiPriority="62" w:unhideWhenUsed="0"/>
-    <w:lsdException w:name="Medium Shading 1 Accent 1" w:semiHidden="0" w:uiPriority="63" w:unhideWhenUsed="0"/>
-    <w:lsdException w:name="Medium Shading 2 Accent 1" w:semiHidden="0" w:uiPriority="64" w:unhideWhenUsed="0"/>
-    <w:lsdException w:name="Medium List 1 Accent 1" w:semiHidden="0" w:uiPriority="65" w:unhideWhenUsed="0"/>
-    <w:lsdException w:name="Revision" w:unhideWhenUsed="0"/>
-    <w:lsdException w:name="List Paragraph" w:semiHidden="0" w:uiPriority="34" w:unhideWhenUsed="0" w:qFormat="1"/>
-    <w:lsdException w:name="Quote" w:semiHidden="0" w:uiPriority="29" w:unhideWhenUsed="0" w:qFormat="1"/>
-    <w:lsdException w:name="Intense Quote" w:semiHidden="0" w:uiPriority="30" w:unhideWhenUsed="0" w:qFormat="1"/>
-    <w:lsdException w:name="Medium List 2 Accent 1" w:semiHidden="0" w:uiPriority="66" w:unhideWhenUsed="0"/>
-    <w:lsdException w:name="Medium Grid 1 Accent 1" w:semiHidden="0" w:uiPriority="67" w:unhideWhenUsed="0"/>
-    <w:lsdException w:name="Medium Grid 2 Accent 1" w:semiHidden="0" w:uiPriority="68" w:unhideWhenUsed="0"/>
-    <w:lsdException w:name="Medium Grid 3 Accent 1" w:semiHidden="0" w:uiPriority="69" w:unhideWhenUsed="0"/>
-    <w:lsdException w:name="Dark List Accent 1" w:semiHidden="0" w:uiPriority="70" w:unhideWhenUsed="0"/>
-    <w:lsdException w:name="Colorful Shading Accent 1" w:semiHidden="0" w:uiPriority="71" w:unhideWhenUsed="0"/>
-    <w:lsdException w:name="Colorful List Accent 1" w:semiHidden="0" w:uiPriority="72" w:unhideWhenUsed="0"/>
-    <w:lsdException w:name="Colorful Grid Accent 1" w:semiHidden="0" w:uiPriority="73" w:unhideWhenUsed="0"/>
-    <w:lsdException w:name="Light Shading Accent 2" w:semiHidden="0" w:uiPriority="60" w:unhideWhenUsed="0"/>
-    <w:lsdException w:name="Light List Accent 2" w:semiHidden="0" w:uiPriority="61" w:unhideWhenUsed="0"/>
-    <w:lsdException w:name="Light Grid Accent 2" w:semiHidden="0" w:uiPriority="62" w:unhideWhenUsed="0"/>
-    <w:lsdException w:name="Medium Shading 1 Accent 2" w:semiHidden="0" w:uiPriority="63" w:unhideWhenUsed="0"/>
-    <w:lsdException w:name="Medium Shading 2 Accent 2" w:semiHidden="0" w:uiPriority="64" w:unhideWhenUsed="0"/>
-    <w:lsdException w:name="Medium List 1 Accent 2" w:semiHidden="0" w:uiPriority="65" w:unhideWhenUsed="0"/>
-    <w:lsdException w:name="Medium List 2 Accent 2" w:semiHidden="0" w:uiPriority="66" w:unhideWhenUsed="0"/>
-    <w:lsdException w:name="Medium Grid 1 Accent 2" w:semiHidden="0" w:uiPriority="67" w:unhideWhenUsed="0"/>
-    <w:lsdException w:name="Medium Grid 2 Accent 2" w:semiHidden="0" w:uiPriority="68" w:unhideWhenUsed="0"/>
-    <w:lsdException w:name="Medium Grid 3 Accent 2" w:semiHidden="0" w:uiPriority="69" w:unhideWhenUsed="0"/>
-    <w:lsdException w:name="Dark List Accent 2" w:semiHidden="0" w:uiPriority="70" w:unhideWhenUsed="0"/>
-    <w:lsdException w:name="Colorful Shading Accent 2" w:semiHidden="0" w:uiPriority="71" w:unhideWhenUsed="0"/>
-    <w:lsdException w:name="Colorful List Accent 2" w:semiHidden="0" w:uiPriority="72" w:unhideWhenUsed="0"/>
-    <w:lsdException w:name="Colorful Grid Accent 2" w:semiHidden="0" w:uiPriority="73" w:unhideWhenUsed="0"/>
-    <w:lsdException w:name="Light Shading Accent 3" w:semiHidden="0" w:uiPriority="60" w:unhideWhenUsed="0"/>
-    <w:lsdException w:name="Light List Accent 3" w:semiHidden="0" w:uiPriority="61" w:unhideWhenUsed="0"/>
-    <w:lsdException w:name="Light Grid Accent 3" w:semiHidden="0" w:uiPriority="62" w:unhideWhenUsed="0"/>
-    <w:lsdException w:name="Medium Shading 1 Accent 3" w:semiHidden="0" w:uiPriority="63" w:unhideWhenUsed="0"/>
-    <w:lsdException w:name="Medium Shading 2 Accent 3" w:semiHidden="0" w:uiPriority="64" w:unhideWhenUsed="0"/>
-    <w:lsdException w:name="Medium List 1 Accent 3" w:semiHidden="0" w:uiPriority="65" w:unhideWhenUsed="0"/>
-    <w:lsdException w:name="Medium List 2 Accent 3" w:semiHidden="0" w:uiPriority="66" w:unhideWhenUsed="0"/>
-    <w:lsdException w:name="Medium Grid 1 Accent 3" w:semiHidden="0" w:uiPriority="67" w:unhideWhenUsed="0"/>
-    <w:lsdException w:name="Medium Grid 2 Accent 3" w:semiHidden="0" w:uiPriority="68" w:unhideWhenUsed="0"/>
-    <w:lsdException w:name="Medium Grid 3 Accent 3" w:semiHidden="0" w:uiPriority="69" w:unhideWhenUsed="0"/>
-    <w:lsdException w:name="Dark List Accent 3" w:semiHidden="0" w:uiPriority="70" w:unhideWhenUsed="0"/>
-    <w:lsdException w:name="Colorful Shading Accent 3" w:semiHidden="0" w:uiPriority="71" w:unhideWhenUsed="0"/>
-    <w:lsdException w:name="Colorful List Accent 3" w:semiHidden="0" w:uiPriority="72" w:unhideWhenUsed="0"/>
-    <w:lsdException w:name="Colorful Grid Accent 3" w:semiHidden="0" w:uiPriority="73" w:unhideWhenUsed="0"/>
-    <w:lsdException w:name="Light Shading Accent 4" w:semiHidden="0" w:uiPriority="60" w:unhideWhenUsed="0"/>
-    <w:lsdException w:name="Light List Accent 4" w:semiHidden="0" w:uiPriority="61" w:unhideWhenUsed="0"/>
-    <w:lsdException w:name="Light Grid Accent 4" w:semiHidden="0" w:uiPriority="62" w:unhideWhenUsed="0"/>
-    <w:lsdException w:name="Medium Shading 1 Accent 4" w:semiHidden="0" w:uiPriority="63" w:unhideWhenUsed="0"/>
-    <w:lsdException w:name="Medium Shading 2 Accent 4" w:semiHidden="0" w:uiPriority="64" w:unhideWhenUsed="0"/>
-    <w:lsdException w:name="Medium List 1 Accent 4" w:semiHidden="0" w:uiPriority="65" w:unhideWhenUsed="0"/>
-    <w:lsdException w:name="Medium List 2 Accent 4" w:semiHidden="0" w:uiPriority="66" w:unhideWhenUsed="0"/>
-    <w:lsdException w:name="Medium Grid 1 Accent 4" w:semiHidden="0" w:uiPriority="67" w:unhideWhenUsed="0"/>
-    <w:lsdException w:name="Medium Grid 2 Accent 4" w:semiHidden="0" w:uiPriority="68" w:unhideWhenUsed="0"/>
-    <w:lsdException w:name="Medium Grid 3 Accent 4" w:semiHidden="0" w:uiPriority="69" w:unhideWhenUsed="0"/>
-    <w:lsdException w:name="Dark List Accent 4" w:semiHidden="0" w:uiPriority="70" w:unhideWhenUsed="0"/>
-    <w:lsdException w:name="Colorful Shading Accent 4" w:semiHidden="0" w:uiPriority="71" w:unhideWhenUsed="0"/>
-    <w:lsdException w:name="Colorful List Accent 4" w:semiHidden="0" w:uiPriority="72" w:unhideWhenUsed="0"/>
-    <w:lsdException w:name="Colorful Grid Accent 4" w:semiHidden="0" w:uiPriority="73" w:unhideWhenUsed="0"/>
-    <w:lsdException w:name="Light Shading Accent 5" w:semiHidden="0" w:uiPriority="60" w:unhideWhenUsed="0"/>
-    <w:lsdException w:name="Light List Accent 5" w:semiHidden="0" w:uiPriority="61" w:unhideWhenUsed="0"/>
-    <w:lsdException w:name="Light Grid Accent 5" w:semiHidden="0" w:uiPriority="62" w:unhideWhenUsed="0"/>
-    <w:lsdException w:name="Medium Shading 1 Accent 5" w:semiHidden="0" w:uiPriority="63" w:unhideWhenUsed="0"/>
-    <w:lsdException w:name="Medium Shading 2 Accent 5" w:semiHidden="0" w:uiPriority="64" w:unhideWhenUsed="0"/>
-    <w:lsdException w:name="Medium List 1 Accent 5" w:semiHidden="0" w:uiPriority="65" w:unhideWhenUsed="0"/>
-    <w:lsdException w:name="Medium List 2 Accent 5" w:semiHidden="0" w:uiPriority="66" w:unhideWhenUsed="0"/>
-    <w:lsdException w:name="Medium Grid 1 Accent 5" w:semiHidden="0" w:uiPriority="67" w:unhideWhenUsed="0"/>
-    <w:lsdException w:name="Medium Grid 2 Accent 5" w:semiHidden="0" w:uiPriority="68" w:unhideWhenUsed="0"/>
-    <w:lsdException w:name="Medium Grid 3 Accent 5" w:semiHidden="0" w:uiPriority="69" w:unhideWhenUsed="0"/>
-    <w:lsdException w:name="Dark List Accent 5" w:semiHidden="0" w:uiPriority="70" w:unhideWhenUsed="0"/>
-    <w:lsdException w:name="Colorful Shading Accent 5" w:semiHidden="0" w:uiPriority="71" w:unhideWhenUsed="0"/>
-    <w:lsdException w:name="Colorful List Accent 5" w:semiHidden="0" w:uiPriority="72" w:unhideWhenUsed="0"/>
-    <w:lsdException w:name="Colorful Grid Accent 5" w:semiHidden="0" w:uiPriority="73" w:unhideWhenUsed="0"/>
-    <w:lsdException w:name="Light Shading Accent 6" w:semiHidden="0" w:uiPriority="60" w:unhideWhenUsed="0"/>
-    <w:lsdException w:name="Light List Accent 6" w:semiHidden="0" w:uiPriority="61" w:unhideWhenUsed="0"/>
-    <w:lsdException w:name="Light Grid Accent 6" w:semiHidden="0" w:uiPriority="62" w:unhideWhenUsed="0"/>
-    <w:lsdException w:name="Medium Shading 1 Accent 6" w:semiHidden="0" w:uiPriority="63" w:unhideWhenUsed="0"/>
-    <w:lsdException w:name="Medium Shading 2 Accent 6" w:semiHidden="0" w:uiPriority="64" w:unhideWhenUsed="0"/>
-    <w:lsdException w:name="Medium List 1 Accent 6" w:semiHidden="0" w:uiPriority="65" w:unhideWhenUsed="0"/>
-    <w:lsdException w:name="Medium List 2 Accent 6" w:semiHidden="0" w:uiPriority="66" w:unhideWhenUsed="0"/>
-    <w:lsdException w:name="Medium Grid 1 Accent 6" w:semiHidden="0" w:uiPriority="67" w:unhideWhenUsed="0"/>
-    <w:lsdException w:name="Medium Grid 2 Accent 6" w:semiHidden="0" w:uiPriority="68" w:unhideWhenUsed="0"/>
-    <w:lsdException w:name="Medium Grid 3 Accent 6" w:semiHidden="0" w:uiPriority="69" w:unhideWhenUsed="0"/>
-    <w:lsdException w:name="Dark List Accent 6" w:semiHidden="0" w:uiPriority="70" w:unhideWhenUsed="0"/>
-    <w:lsdException w:name="Colorful Shading Accent 6" w:semiHidden="0" w:uiPriority="71" w:unhideWhenUsed="0"/>
-    <w:lsdException w:name="Colorful List Accent 6" w:semiHidden="0" w:uiPriority="72" w:unhideWhenUsed="0"/>
-    <w:lsdException w:name="Colorful Grid Accent 6" w:semiHidden="0" w:uiPriority="73" w:unhideWhenUsed="0"/>
-    <w:lsdException w:name="Subtle Emphasis" w:semiHidden="0" w:uiPriority="19" w:unhideWhenUsed="0" w:qFormat="1"/>
-    <w:lsdException w:name="Intense Emphasis" w:semiHidden="0" w:uiPriority="21" w:unhideWhenUsed="0" w:qFormat="1"/>
-    <w:lsdException w:name="Subtle Reference" w:semiHidden="0" w:uiPriority="31" w:unhideWhenUsed="0" w:qFormat="1"/>
-    <w:lsdException w:name="Intense Reference" w:semiHidden="0" w:uiPriority="32" w:unhideWhenUsed="0" w:qFormat="1"/>
-    <w:lsdException w:name="Book Title" w:semiHidden="0" w:uiPriority="33" w:unhideWhenUsed="0" w:qFormat="1"/>
-    <w:lsdException w:name="Bibliography" w:uiPriority="37"/>
-    <w:lsdException w:name="TOC Heading" w:uiPriority="39" w:qFormat="1"/>
+  <w:latentStyles w:defLockedState="0" w:defUIPriority="99" w:defSemiHidden="0" w:defUnhideWhenUsed="0" w:defQFormat="0" w:count="376">
+    <w:lsdException w:name="Normal" w:uiPriority="0" w:qFormat="1"/>
+    <w:lsdException w:name="heading 1" w:uiPriority="9" w:qFormat="1"/>
+    <w:lsdException w:name="heading 2" w:semiHidden="1" w:uiPriority="9" w:unhideWhenUsed="1" w:qFormat="1"/>
+    <w:lsdException w:name="heading 3" w:semiHidden="1" w:uiPriority="9" w:unhideWhenUsed="1" w:qFormat="1"/>
+    <w:lsdException w:name="heading 4" w:semiHidden="1" w:uiPriority="9" w:unhideWhenUsed="1" w:qFormat="1"/>
+    <w:lsdException w:name="heading 5" w:semiHidden="1" w:uiPriority="9" w:unhideWhenUsed="1" w:qFormat="1"/>
+    <w:lsdException w:name="heading 6" w:semiHidden="1" w:uiPriority="9" w:unhideWhenUsed="1" w:qFormat="1"/>
+    <w:lsdException w:name="heading 7" w:semiHidden="1" w:uiPriority="9" w:unhideWhenUsed="1" w:qFormat="1"/>
+    <w:lsdException w:name="heading 8" w:semiHidden="1" w:uiPriority="9" w:unhideWhenUsed="1" w:qFormat="1"/>
+    <w:lsdException w:name="heading 9" w:semiHidden="1" w:uiPriority="9" w:unhideWhenUsed="1" w:qFormat="1"/>
+    <w:lsdException w:name="index 1" w:semiHidden="1" w:unhideWhenUsed="1"/>
+    <w:lsdException w:name="index 2" w:semiHidden="1" w:unhideWhenUsed="1"/>
+    <w:lsdException w:name="index 3" w:semiHidden="1" w:unhideWhenUsed="1"/>
+    <w:lsdException w:name="index 4" w:semiHidden="1" w:unhideWhenUsed="1"/>
+    <w:lsdException w:name="index 5" w:semiHidden="1" w:unhideWhenUsed="1"/>
+    <w:lsdException w:name="index 6" w:semiHidden="1" w:unhideWhenUsed="1"/>
+    <w:lsdException w:name="index 7" w:semiHidden="1" w:unhideWhenUsed="1"/>
+    <w:lsdException w:name="index 8" w:semiHidden="1" w:unhideWhenUsed="1"/>
+    <w:lsdException w:name="index 9" w:semiHidden="1" w:unhideWhenUsed="1"/>
+    <w:lsdException w:name="toc 1" w:semiHidden="1" w:uiPriority="39" w:unhideWhenUsed="1"/>
+    <w:lsdException w:name="toc 2" w:semiHidden="1" w:uiPriority="39" w:unhideWhenUsed="1"/>
+    <w:lsdException w:name="toc 3" w:semiHidden="1" w:uiPriority="39" w:unhideWhenUsed="1"/>
+    <w:lsdException w:name="toc 4" w:semiHidden="1" w:uiPriority="39" w:unhideWhenUsed="1"/>
+    <w:lsdException w:name="toc 5" w:semiHidden="1" w:uiPriority="39" w:unhideWhenUsed="1"/>
+    <w:lsdException w:name="toc 6" w:semiHidden="1" w:uiPriority="39" w:unhideWhenUsed="1"/>
+    <w:lsdException w:name="toc 7" w:semiHidden="1" w:uiPriority="39" w:unhideWhenUsed="1"/>
+    <w:lsdException w:name="toc 8" w:semiHidden="1" w:uiPriority="39" w:unhideWhenUsed="1"/>
+    <w:lsdException w:name="toc 9" w:semiHidden="1" w:uiPriority="39" w:unhideWhenUsed="1"/>
+    <w:lsdException w:name="Normal Indent" w:semiHidden="1" w:unhideWhenUsed="1"/>
+    <w:lsdException w:name="footnote text" w:semiHidden="1" w:unhideWhenUsed="1"/>
+    <w:lsdException w:name="annotation text" w:semiHidden="1" w:unhideWhenUsed="1"/>
+    <w:lsdException w:name="header" w:semiHidden="1" w:unhideWhenUsed="1"/>
+    <w:lsdException w:name="footer" w:semiHidden="1" w:unhideWhenUsed="1"/>
+    <w:lsdException w:name="index heading" w:semiHidden="1" w:unhideWhenUsed="1"/>
+    <w:lsdException w:name="caption" w:semiHidden="1" w:uiPriority="35" w:unhideWhenUsed="1" w:qFormat="1"/>
+    <w:lsdException w:name="table of figures" w:semiHidden="1" w:unhideWhenUsed="1"/>
+    <w:lsdException w:name="envelope address" w:semiHidden="1" w:unhideWhenUsed="1"/>
+    <w:lsdException w:name="envelope return" w:semiHidden="1" w:unhideWhenUsed="1"/>
+    <w:lsdException w:name="footnote reference" w:semiHidden="1" w:unhideWhenUsed="1"/>
+    <w:lsdException w:name="annotation reference" w:semiHidden="1" w:unhideWhenUsed="1"/>
+    <w:lsdException w:name="line number" w:semiHidden="1" w:unhideWhenUsed="1"/>
+    <w:lsdException w:name="page number" w:semiHidden="1" w:unhideWhenUsed="1"/>
+    <w:lsdException w:name="endnote reference" w:semiHidden="1" w:unhideWhenUsed="1"/>
+    <w:lsdException w:name="endnote text" w:semiHidden="1" w:unhideWhenUsed="1"/>
+    <w:lsdException w:name="table of authorities" w:semiHidden="1" w:unhideWhenUsed="1"/>
+    <w:lsdException w:name="macro" w:semiHidden="1" w:unhideWhenUsed="1"/>
+    <w:lsdException w:name="toa heading" w:semiHidden="1" w:unhideWhenUsed="1"/>
+    <w:lsdException w:name="List" w:semiHidden="1" w:unhideWhenUsed="1"/>
+    <w:lsdException w:name="List Bullet" w:semiHidden="1" w:unhideWhenUsed="1"/>
+    <w:lsdException w:name="List Number" w:semiHidden="1" w:unhideWhenUsed="1"/>
+    <w:lsdException w:name="List 2" w:semiHidden="1" w:unhideWhenUsed="1"/>
+    <w:lsdException w:name="List 3" w:semiHidden="1" w:unhideWhenUsed="1"/>
+    <w:lsdException w:name="List 4" w:semiHidden="1" w:unhideWhenUsed="1"/>
+    <w:lsdException w:name="List 5" w:semiHidden="1" w:unhideWhenUsed="1"/>
+    <w:lsdException w:name="List Bullet 2" w:semiHidden="1" w:unhideWhenUsed="1"/>
+    <w:lsdException w:name="List Bullet 3" w:semiHidden="1" w:unhideWhenUsed="1"/>
+    <w:lsdException w:name="List Bullet 4" w:semiHidden="1" w:unhideWhenUsed="1"/>
+    <w:lsdException w:name="List Bullet 5" w:semiHidden="1" w:unhideWhenUsed="1"/>
+    <w:lsdException w:name="List Number 2" w:semiHidden="1" w:unhideWhenUsed="1"/>
+    <w:lsdException w:name="List Number 3" w:semiHidden="1" w:unhideWhenUsed="1"/>
+    <w:lsdException w:name="List Number 4" w:semiHidden="1" w:unhideWhenUsed="1"/>
+    <w:lsdException w:name="List Number 5" w:semiHidden="1" w:unhideWhenUsed="1"/>
+    <w:lsdException w:name="Title" w:uiPriority="10" w:qFormat="1"/>
+    <w:lsdException w:name="Closing" w:semiHidden="1" w:unhideWhenUsed="1"/>
+    <w:lsdException w:name="Signature" w:semiHidden="1" w:unhideWhenUsed="1"/>
+    <w:lsdException w:name="Default Paragraph Font" w:semiHidden="1" w:uiPriority="1" w:unhideWhenUsed="1"/>
+    <w:lsdException w:name="Body Text" w:semiHidden="1" w:unhideWhenUsed="1"/>
+    <w:lsdException w:name="Body Text Indent" w:semiHidden="1" w:unhideWhenUsed="1"/>
+    <w:lsdException w:name="List Continue" w:semiHidden="1" w:unhideWhenUsed="1"/>
+    <w:lsdException w:name="List Continue 2" w:semiHidden="1" w:unhideWhenUsed="1"/>
+    <w:lsdException w:name="List Continue 3" w:semiHidden="1" w:unhideWhenUsed="1"/>
+    <w:lsdException w:name="List Continue 4" w:semiHidden="1" w:unhideWhenUsed="1"/>
+    <w:lsdException w:name="List Continue 5" w:semiHidden="1" w:unhideWhenUsed="1"/>
+    <w:lsdException w:name="Message Header" w:semiHidden="1" w:unhideWhenUsed="1"/>
+    <w:lsdException w:name="Subtitle" w:uiPriority="11" w:qFormat="1"/>
+    <w:lsdException w:name="Salutation" w:semiHidden="1" w:unhideWhenUsed="1"/>
+    <w:lsdException w:name="Date" w:semiHidden="1" w:unhideWhenUsed="1"/>
+    <w:lsdException w:name="Body Text First Indent" w:semiHidden="1" w:unhideWhenUsed="1"/>
+    <w:lsdException w:name="Body Text First Indent 2" w:semiHidden="1" w:unhideWhenUsed="1"/>
+    <w:lsdException w:name="Note Heading" w:semiHidden="1" w:unhideWhenUsed="1"/>
+    <w:lsdException w:name="Body Text 2" w:semiHidden="1" w:unhideWhenUsed="1"/>
+    <w:lsdException w:name="Body Text 3" w:semiHidden="1" w:unhideWhenUsed="1"/>
+    <w:lsdException w:name="Body Text Indent 2" w:semiHidden="1" w:unhideWhenUsed="1"/>
+    <w:lsdException w:name="Body Text Indent 3" w:semiHidden="1" w:unhideWhenUsed="1"/>
+    <w:lsdException w:name="Block Text" w:semiHidden="1" w:unhideWhenUsed="1"/>
+    <w:lsdException w:name="Hyperlink" w:semiHidden="1" w:unhideWhenUsed="1"/>
+    <w:lsdException w:name="FollowedHyperlink" w:semiHidden="1" w:unhideWhenUsed="1"/>
+    <w:lsdException w:name="Strong" w:uiPriority="22" w:qFormat="1"/>
+    <w:lsdException w:name="Emphasis" w:uiPriority="20" w:qFormat="1"/>
+    <w:lsdException w:name="Document Map" w:semiHidden="1" w:unhideWhenUsed="1"/>
+    <w:lsdException w:name="Plain Text" w:semiHidden="1" w:unhideWhenUsed="1"/>
+    <w:lsdException w:name="E-mail Signature" w:semiHidden="1" w:unhideWhenUsed="1"/>
+    <w:lsdException w:name="HTML Top of Form" w:semiHidden="1" w:unhideWhenUsed="1"/>
+    <w:lsdException w:name="HTML Bottom of Form" w:semiHidden="1" w:unhideWhenUsed="1"/>
+    <w:lsdException w:name="Normal (Web)" w:semiHidden="1" w:unhideWhenUsed="1"/>
+    <w:lsdException w:name="HTML Acronym" w:semiHidden="1" w:unhideWhenUsed="1"/>
+    <w:lsdException w:name="HTML Address" w:semiHidden="1" w:unhideWhenUsed="1"/>
+    <w:lsdException w:name="HTML Cite" w:semiHidden="1" w:unhideWhenUsed="1"/>
+    <w:lsdException w:name="HTML Code" w:semiHidden="1" w:unhideWhenUsed="1"/>
+    <w:lsdException w:name="HTML Definition" w:semiHidden="1" w:unhideWhenUsed="1"/>
+    <w:lsdException w:name="HTML Keyboard" w:semiHidden="1" w:unhideWhenUsed="1"/>
+    <w:lsdException w:name="HTML Preformatted" w:semiHidden="1" w:unhideWhenUsed="1"/>
+    <w:lsdException w:name="HTML Sample" w:semiHidden="1" w:unhideWhenUsed="1"/>
+    <w:lsdException w:name="HTML Typewriter" w:semiHidden="1" w:unhideWhenUsed="1"/>
+    <w:lsdException w:name="HTML Variable" w:semiHidden="1" w:unhideWhenUsed="1"/>
+    <w:lsdException w:name="Normal Table" w:semiHidden="1" w:unhideWhenUsed="1"/>
+    <w:lsdException w:name="annotation subject" w:semiHidden="1" w:unhideWhenUsed="1"/>
+    <w:lsdException w:name="No List" w:semiHidden="1" w:unhideWhenUsed="1"/>
+    <w:lsdException w:name="Outline List 1" w:semiHidden="1" w:unhideWhenUsed="1"/>
+    <w:lsdException w:name="Outline List 2" w:semiHidden="1" w:unhideWhenUsed="1"/>
+    <w:lsdException w:name="Outline List 3" w:semiHidden="1" w:unhideWhenUsed="1"/>
+    <w:lsdException w:name="Table Simple 1" w:semiHidden="1" w:unhideWhenUsed="1"/>
+    <w:lsdException w:name="Table Simple 2" w:semiHidden="1" w:unhideWhenUsed="1"/>
+    <w:lsdException w:name="Table Simple 3" w:semiHidden="1" w:unhideWhenUsed="1"/>
+    <w:lsdException w:name="Table Classic 1" w:semiHidden="1" w:unhideWhenUsed="1"/>
+    <w:lsdException w:name="Table Classic 2" w:semiHidden="1" w:unhideWhenUsed="1"/>
+    <w:lsdException w:name="Table Classic 3" w:semiHidden="1" w:unhideWhenUsed="1"/>
+    <w:lsdException w:name="Table Classic 4" w:semiHidden="1" w:unhideWhenUsed="1"/>
+    <w:lsdException w:name="Table Colorful 1" w:semiHidden="1" w:unhideWhenUsed="1"/>
+    <w:lsdException w:name="Table Colorful 2" w:semiHidden="1" w:unhideWhenUsed="1"/>
+    <w:lsdException w:name="Table Colorful 3" w:semiHidden="1" w:unhideWhenUsed="1"/>
+    <w:lsdException w:name="Table Columns 1" w:semiHidden="1" w:unhideWhenUsed="1"/>
+    <w:lsdException w:name="Table Columns 2" w:semiHidden="1" w:unhideWhenUsed="1"/>
+    <w:lsdException w:name="Table Columns 3" w:semiHidden="1" w:unhideWhenUsed="1"/>
+    <w:lsdException w:name="Table Columns 4" w:semiHidden="1" w:unhideWhenUsed="1"/>
+    <w:lsdException w:name="Table Columns 5" w:semiHidden="1" w:unhideWhenUsed="1"/>
+    <w:lsdException w:name="Table Grid 1" w:semiHidden="1" w:unhideWhenUsed="1"/>
+    <w:lsdException w:name="Table Grid 2" w:semiHidden="1" w:unhideWhenUsed="1"/>
+    <w:lsdException w:name="Table Grid 3" w:semiHidden="1" w:unhideWhenUsed="1"/>
+    <w:lsdException w:name="Table Grid 4" w:semiHidden="1" w:unhideWhenUsed="1"/>
+    <w:lsdException w:name="Table Grid 5" w:semiHidden="1" w:unhideWhenUsed="1"/>
+    <w:lsdException w:name="Table Grid 6" w:semiHidden="1" w:unhideWhenUsed="1"/>
+    <w:lsdException w:name="Table Grid 7" w:semiHidden="1" w:unhideWhenUsed="1"/>
+    <w:lsdException w:name="Table Grid 8" w:semiHidden="1" w:unhideWhenUsed="1"/>
+    <w:lsdException w:name="Table List 1" w:semiHidden="1" w:unhideWhenUsed="1"/>
+    <w:lsdException w:name="Table List 2" w:semiHidden="1" w:unhideWhenUsed="1"/>
+    <w:lsdException w:name="Table List 3" w:semiHidden="1" w:unhideWhenUsed="1"/>
+    <w:lsdException w:name="Table List 4" w:semiHidden="1" w:unhideWhenUsed="1"/>
+    <w:lsdException w:name="Table List 5" w:semiHidden="1" w:unhideWhenUsed="1"/>
+    <w:lsdException w:name="Table List 6" w:semiHidden="1" w:unhideWhenUsed="1"/>
+    <w:lsdException w:name="Table List 7" w:semiHidden="1" w:unhideWhenUsed="1"/>
+    <w:lsdException w:name="Table List 8" w:semiHidden="1" w:unhideWhenUsed="1"/>
+    <w:lsdException w:name="Table 3D effects 1" w:semiHidden="1" w:unhideWhenUsed="1"/>
+    <w:lsdException w:name="Table 3D effects 2" w:semiHidden="1" w:unhideWhenUsed="1"/>
+    <w:lsdException w:name="Table 3D effects 3" w:semiHidden="1" w:unhideWhenUsed="1"/>
+    <w:lsdException w:name="Table Contemporary" w:semiHidden="1" w:unhideWhenUsed="1"/>
+    <w:lsdException w:name="Table Elegant" w:semiHidden="1" w:unhideWhenUsed="1"/>
+    <w:lsdException w:name="Table Professional" w:semiHidden="1" w:unhideWhenUsed="1"/>
+    <w:lsdException w:name="Table Subtle 1" w:semiHidden="1" w:unhideWhenUsed="1"/>
+    <w:lsdException w:name="Table Subtle 2" w:semiHidden="1" w:unhideWhenUsed="1"/>
+    <w:lsdException w:name="Table Web 1" w:semiHidden="1" w:unhideWhenUsed="1"/>
+    <w:lsdException w:name="Table Web 2" w:semiHidden="1" w:unhideWhenUsed="1"/>
+    <w:lsdException w:name="Table Web 3" w:semiHidden="1" w:unhideWhenUsed="1"/>
+    <w:lsdException w:name="Balloon Text" w:semiHidden="1" w:unhideWhenUsed="1"/>
+    <w:lsdException w:name="Table Grid" w:uiPriority="39"/>
+    <w:lsdException w:name="Table Theme" w:semiHidden="1" w:unhideWhenUsed="1"/>
+    <w:lsdException w:name="Placeholder Text" w:semiHidden="1"/>
+    <w:lsdException w:name="No Spacing" w:uiPriority="1" w:qFormat="1"/>
+    <w:lsdException w:name="Light Shading" w:uiPriority="60"/>
+    <w:lsdException w:name="Light List" w:uiPriority="61"/>
+    <w:lsdException w:name="Light Grid" w:uiPriority="62"/>
+    <w:lsdException w:name="Medium Shading 1" w:uiPriority="63"/>
+    <w:lsdException w:name="Medium Shading 2" w:uiPriority="64"/>
+    <w:lsdException w:name="Medium List 1" w:uiPriority="65"/>
+    <w:lsdException w:name="Medium List 2" w:uiPriority="66"/>
+    <w:lsdException w:name="Medium Grid 1" w:uiPriority="67"/>
+    <w:lsdException w:name="Medium Grid 2" w:uiPriority="68"/>
+    <w:lsdException w:name="Medium Grid 3" w:uiPriority="69"/>
+    <w:lsdException w:name="Dark List" w:uiPriority="70"/>
+    <w:lsdException w:name="Colorful Shading" w:uiPriority="71"/>
+    <w:lsdException w:name="Colorful List" w:uiPriority="72"/>
+    <w:lsdException w:name="Colorful Grid" w:uiPriority="73"/>
+    <w:lsdException w:name="Light Shading Accent 1" w:uiPriority="60"/>
+    <w:lsdException w:name="Light List Accent 1" w:uiPriority="61"/>
+    <w:lsdException w:name="Light Grid Accent 1" w:uiPriority="62"/>
+    <w:lsdException w:name="Medium Shading 1 Accent 1" w:uiPriority="63"/>
+    <w:lsdException w:name="Medium Shading 2 Accent 1" w:uiPriority="64"/>
+    <w:lsdException w:name="Medium List 1 Accent 1" w:uiPriority="65"/>
+    <w:lsdException w:name="Revision" w:semiHidden="1"/>
+    <w:lsdException w:name="List Paragraph" w:uiPriority="34" w:qFormat="1"/>
+    <w:lsdException w:name="Quote" w:uiPriority="29" w:qFormat="1"/>
+    <w:lsdException w:name="Intense Quote" w:uiPriority="30" w:qFormat="1"/>
+    <w:lsdException w:name="Medium List 2 Accent 1" w:uiPriority="66"/>
+    <w:lsdException w:name="Medium Grid 1 Accent 1" w:uiPriority="67"/>
+    <w:lsdException w:name="Medium Grid 2 Accent 1" w:uiPriority="68"/>
+    <w:lsdException w:name="Medium Grid 3 Accent 1" w:uiPriority="69"/>
+    <w:lsdException w:name="Dark List Accent 1" w:uiPriority="70"/>
+    <w:lsdException w:name="Colorful Shading Accent 1" w:uiPriority="71"/>
+    <w:lsdException w:name="Colorful List Accent 1" w:uiPriority="72"/>
+    <w:lsdException w:name="Colorful Grid Accent 1" w:uiPriority="73"/>
+    <w:lsdException w:name="Light Shading Accent 2" w:uiPriority="60"/>
+    <w:lsdException w:name="Light List Accent 2" w:uiPriority="61"/>
+    <w:lsdException w:name="Light Grid Accent 2" w:uiPriority="62"/>
+    <w:lsdException w:name="Medium Shading 1 Accent 2" w:uiPriority="63"/>
+    <w:lsdException w:name="Medium Shading 2 Accent 2" w:uiPriority="64"/>
+    <w:lsdException w:name="Medium List 1 Accent 2" w:uiPriority="65"/>
+    <w:lsdException w:name="Medium List 2 Accent 2" w:uiPriority="66"/>
+    <w:lsdException w:name="Medium Grid 1 Accent 2" w:uiPriority="67"/>
+    <w:lsdException w:name="Medium Grid 2 Accent 2" w:uiPriority="68"/>
+    <w:lsdException w:name="Medium Grid 3 Accent 2" w:uiPriority="69"/>
+    <w:lsdException w:name="Dark List Accent 2" w:uiPriority="70"/>
+    <w:lsdException w:name="Colorful Shading Accent 2" w:uiPriority="71"/>
+    <w:lsdException w:name="Colorful List Accent 2" w:uiPriority="72"/>
+    <w:lsdException w:name="Colorful Grid Accent 2" w:uiPriority="73"/>
+    <w:lsdException w:name="Light Shading Accent 3" w:uiPriority="60"/>
+    <w:lsdException w:name="Light List Accent 3" w:uiPriority="61"/>
+    <w:lsdException w:name="Light Grid Accent 3" w:uiPriority="62"/>
+    <w:lsdException w:name="Medium Shading 1 Accent 3" w:uiPriority="63"/>
+    <w:lsdException w:name="Medium Shading 2 Accent 3" w:uiPriority="64"/>
+    <w:lsdException w:name="Medium List 1 Accent 3" w:uiPriority="65"/>
+    <w:lsdException w:name="Medium List 2 Accent 3" w:uiPriority="66"/>
+    <w:lsdException w:name="Medium Grid 1 Accent 3" w:uiPriority="67"/>
+    <w:lsdException w:name="Medium Grid 2 Accent 3" w:uiPriority="68"/>
+    <w:lsdException w:name="Medium Grid 3 Accent 3" w:uiPriority="69"/>
+    <w:lsdException w:name="Dark List Accent 3" w:uiPriority="70"/>
+    <w:lsdException w:name="Colorful Shading Accent 3" w:uiPriority="71"/>
+    <w:lsdException w:name="Colorful List Accent 3" w:uiPriority="72"/>
+    <w:lsdException w:name="Colorful Grid Accent 3" w:uiPriority="73"/>
+    <w:lsdException w:name="Light Shading Accent 4" w:uiPriority="60"/>
+    <w:lsdException w:name="Light List Accent 4" w:uiPriority="61"/>
+    <w:lsdException w:name="Light Grid Accent 4" w:uiPriority="62"/>
+    <w:lsdException w:name="Medium Shading 1 Accent 4" w:uiPriority="63"/>
+    <w:lsdException w:name="Medium Shading 2 Accent 4" w:uiPriority="64"/>
+    <w:lsdException w:name="Medium List 1 Accent 4" w:uiPriority="65"/>
+    <w:lsdException w:name="Medium List 2 Accent 4" w:uiPriority="66"/>
+    <w:lsdException w:name="Medium Grid 1 Accent 4" w:uiPriority="67"/>
+    <w:lsdException w:name="Medium Grid 2 Accent 4" w:uiPriority="68"/>
+    <w:lsdException w:name="Medium Grid 3 Accent 4" w:uiPriority="69"/>
+    <w:lsdException w:name="Dark List Accent 4" w:uiPriority="70"/>
+    <w:lsdException w:name="Colorful Shading Accent 4" w:uiPriority="71"/>
+    <w:lsdException w:name="Colorful List Accent 4" w:uiPriority="72"/>
+    <w:lsdException w:name="Colorful Grid Accent 4" w:uiPriority="73"/>
+    <w:lsdException w:name="Light Shading Accent 5" w:uiPriority="60"/>
+    <w:lsdException w:name="Light List Accent 5" w:uiPriority="61"/>
+    <w:lsdException w:name="Light Grid Accent 5" w:uiPriority="62"/>
+    <w:lsdException w:name="Medium Shading 1 Accent 5" w:uiPriority="63"/>
+    <w:lsdException w:name="Medium Shading 2 Accent 5" w:uiPriority="64"/>
+    <w:lsdException w:name="Medium List 1 Accent 5" w:uiPriority="65"/>
+    <w:lsdException w:name="Medium List 2 Accent 5" w:uiPriority="66"/>
+    <w:lsdException w:name="Medium Grid 1 Accent 5" w:uiPriority="67"/>
+    <w:lsdException w:name="Medium Grid 2 Accent 5" w:uiPriority="68"/>
+    <w:lsdException w:name="Medium Grid 3 Accent 5" w:uiPriority="69"/>
+    <w:lsdException w:name="Dark List Accent 5" w:uiPriority="70"/>
+    <w:lsdException w:name="Colorful Shading Accent 5" w:uiPriority="71"/>
+    <w:lsdException w:name="Colorful List Accent 5" w:uiPriority="72"/>
+    <w:lsdException w:name="Colorful Grid Accent 5" w:uiPriority="73"/>
+    <w:lsdException w:name="Light Shading Accent 6" w:uiPriority="60"/>
+    <w:lsdException w:name="Light List Accent 6" w:uiPriority="61"/>
+    <w:lsdException w:name="Light Grid Accent 6" w:uiPriority="62"/>
+    <w:lsdException w:name="Medium Shading 1 Accent 6" w:uiPriority="63"/>
+    <w:lsdException w:name="Medium Shading 2 Accent 6" w:uiPriority="64"/>
+    <w:lsdException w:name="Medium List 1 Accent 6" w:uiPriority="65"/>
+    <w:lsdException w:name="Medium List 2 Accent 6" w:uiPriority="66"/>
+    <w:lsdException w:name="Medium Grid 1 Accent 6" w:uiPriority="67"/>
+    <w:lsdException w:name="Medium Grid 2 Accent 6" w:uiPriority="68"/>
+    <w:lsdException w:name="Medium Grid 3 Accent 6" w:uiPriority="69"/>
+    <w:lsdException w:name="Dark List Accent 6" w:uiPriority="70"/>
+    <w:lsdException w:name="Colorful Shading Accent 6" w:uiPriority="71"/>
+    <w:lsdException w:name="Colorful List Accent 6" w:uiPriority="72"/>
+    <w:lsdException w:name="Colorful Grid Accent 6" w:uiPriority="73"/>
+    <w:lsdException w:name="Subtle Emphasis" w:uiPriority="19" w:qFormat="1"/>
+    <w:lsdException w:name="Intense Emphasis" w:uiPriority="21" w:qFormat="1"/>
+    <w:lsdException w:name="Subtle Reference" w:uiPriority="31" w:qFormat="1"/>
+    <w:lsdException w:name="Intense Reference" w:uiPriority="32" w:qFormat="1"/>
+    <w:lsdException w:name="Book Title" w:uiPriority="33" w:qFormat="1"/>
+    <w:lsdException w:name="Bibliography" w:semiHidden="1" w:uiPriority="37" w:unhideWhenUsed="1"/>
+    <w:lsdException w:name="TOC Heading" w:semiHidden="1" w:uiPriority="39" w:unhideWhenUsed="1" w:qFormat="1"/>
+    <w:lsdException w:name="Plain Table 1" w:uiPriority="41"/>
+    <w:lsdException w:name="Plain Table 2" w:uiPriority="42"/>
+    <w:lsdException w:name="Plain Table 3" w:uiPriority="43"/>
+    <w:lsdException w:name="Plain Table 4" w:uiPriority="44"/>
+    <w:lsdException w:name="Plain Table 5" w:uiPriority="45"/>
+    <w:lsdException w:name="Grid Table Light" w:uiPriority="40"/>
+    <w:lsdException w:name="Grid Table 1 Light" w:uiPriority="46"/>
+    <w:lsdException w:name="Grid Table 2" w:uiPriority="47"/>
+    <w:lsdException w:name="Grid Table 3" w:uiPriority="48"/>
+    <w:lsdException w:name="Grid Table 4" w:uiPriority="49"/>
+    <w:lsdException w:name="Grid Table 5 Dark" w:uiPriority="50"/>
+    <w:lsdException w:name="Grid Table 6 Colorful" w:uiPriority="51"/>
+    <w:lsdException w:name="Grid Table 7 Colorful" w:uiPriority="52"/>
+    <w:lsdException w:name="Grid Table 1 Light Accent 1" w:uiPriority="46"/>
+    <w:lsdException w:name="Grid Table 2 Accent 1" w:uiPriority="47"/>
+    <w:lsdException w:name="Grid Table 3 Accent 1" w:uiPriority="48"/>
+    <w:lsdException w:name="Grid Table 4 Accent 1" w:uiPriority="49"/>
+    <w:lsdException w:name="Grid Table 5 Dark Accent 1" w:uiPriority="50"/>
+    <w:lsdException w:name="Grid Table 6 Colorful Accent 1" w:uiPriority="51"/>
+    <w:lsdException w:name="Grid Table 7 Colorful Accent 1" w:uiPriority="52"/>
+    <w:lsdException w:name="Grid Table 1 Light Accent 2" w:uiPriority="46"/>
+    <w:lsdException w:name="Grid Table 2 Accent 2" w:uiPriority="47"/>
+    <w:lsdException w:name="Grid Table 3 Accent 2" w:uiPriority="48"/>
+    <w:lsdException w:name="Grid Table 4 Accent 2" w:uiPriority="49"/>
+    <w:lsdException w:name="Grid Table 5 Dark Accent 2" w:uiPriority="50"/>
+    <w:lsdException w:name="Grid Table 6 Colorful Accent 2" w:uiPriority="51"/>
+    <w:lsdException w:name="Grid Table 7 Colorful Accent 2" w:uiPriority="52"/>
+    <w:lsdException w:name="Grid Table 1 Light Accent 3" w:uiPriority="46"/>
+    <w:lsdException w:name="Grid Table 2 Accent 3" w:uiPriority="47"/>
+    <w:lsdException w:name="Grid Table 3 Accent 3" w:uiPriority="48"/>
+    <w:lsdException w:name="Grid Table 4 Accent 3" w:uiPriority="49"/>
+    <w:lsdException w:name="Grid Table 5 Dark Accent 3" w:uiPriority="50"/>
+    <w:lsdException w:name="Grid Table 6 Colorful Accent 3" w:uiPriority="51"/>
+    <w:lsdException w:name="Grid Table 7 Colorful Accent 3" w:uiPriority="52"/>
+    <w:lsdException w:name="Grid Table 1 Light Accent 4" w:uiPriority="46"/>
+    <w:lsdException w:name="Grid Table 2 Accent 4" w:uiPriority="47"/>
+    <w:lsdException w:name="Grid Table 3 Accent 4" w:uiPriority="48"/>
+    <w:lsdException w:name="Grid Table 4 Accent 4" w:uiPriority="49"/>
+    <w:lsdException w:name="Grid Table 5 Dark Accent 4" w:uiPriority="50"/>
+    <w:lsdException w:name="Grid Table 6 Colorful Accent 4" w:uiPriority="51"/>
+    <w:lsdException w:name="Grid Table 7 Colorful Accent 4" w:uiPriority="52"/>
+    <w:lsdException w:name="Grid Table 1 Light Accent 5" w:uiPriority="46"/>
+    <w:lsdException w:name="Grid Table 2 Accent 5" w:uiPriority="47"/>
+    <w:lsdException w:name="Grid Table 3 Accent 5" w:uiPriority="48"/>
+    <w:lsdException w:name="Grid Table 4 Accent 5" w:uiPriority="49"/>
+    <w:lsdException w:name="Grid Table 5 Dark Accent 5" w:uiPriority="50"/>
+    <w:lsdException w:name="Grid Table 6 Colorful Accent 5" w:uiPriority="51"/>
+    <w:lsdException w:name="Grid Table 7 Colorful Accent 5" w:uiPriority="52"/>
+    <w:lsdException w:name="Grid Table 1 Light Accent 6" w:uiPriority="46"/>
+    <w:lsdException w:name="Grid Table 2 Accent 6" w:uiPriority="47"/>
+    <w:lsdException w:name="Grid Table 3 Accent 6" w:uiPriority="48"/>
+    <w:lsdException w:name="Grid Table 4 Accent 6" w:uiPriority="49"/>
+    <w:lsdException w:name="Grid Table 5 Dark Accent 6" w:uiPriority="50"/>
+    <w:lsdException w:name="Grid Table 6 Colorful Accent 6" w:uiPriority="51"/>
+    <w:lsdException w:name="Grid Table 7 Colorful Accent 6" w:uiPriority="52"/>
+    <w:lsdException w:name="List Table 1 Light" w:uiPriority="46"/>
+    <w:lsdException w:name="List Table 2" w:uiPriority="47"/>
+    <w:lsdException w:name="List Table 3" w:uiPriority="48"/>
+    <w:lsdException w:name="List Table 4" w:uiPriority="49"/>
+    <w:lsdException w:name="List Table 5 Dark" w:uiPriority="50"/>
+    <w:lsdException w:name="List Table 6 Colorful" w:uiPriority="51"/>
+    <w:lsdException w:name="List Table 7 Colorful" w:uiPriority="52"/>
+    <w:lsdException w:name="List Table 1 Light Accent 1" w:uiPriority="46"/>
+    <w:lsdException w:name="List Table 2 Accent 1" w:uiPriority="47"/>
+    <w:lsdException w:name="List Table 3 Accent 1" w:uiPriority="48"/>
+    <w:lsdException w:name="List Table 4 Accent 1" w:uiPriority="49"/>
+    <w:lsdException w:name="List Table 5 Dark Accent 1" w:uiPriority="50"/>
+    <w:lsdException w:name="List Table 6 Colorful Accent 1" w:uiPriority="51"/>
+    <w:lsdException w:name="List Table 7 Colorful Accent 1" w:uiPriority="52"/>
+    <w:lsdException w:name="List Table 1 Light Accent 2" w:uiPriority="46"/>
+    <w:lsdException w:name="List Table 2 Accent 2" w:uiPriority="47"/>
+    <w:lsdException w:name="List Table 3 Accent 2" w:uiPriority="48"/>
+    <w:lsdException w:name="List Table 4 Accent 2" w:uiPriority="49"/>
+    <w:lsdException w:name="List Table 5 Dark Accent 2" w:uiPriority="50"/>
+    <w:lsdException w:name="List Table 6 Colorful Accent 2" w:uiPriority="51"/>
+    <w:lsdException w:name="List Table 7 Colorful Accent 2" w:uiPriority="52"/>
+    <w:lsdException w:name="List Table 1 Light Accent 3" w:uiPriority="46"/>
+    <w:lsdException w:name="List Table 2 Accent 3" w:uiPriority="47"/>
+    <w:lsdException w:name="List Table 3 Accent 3" w:uiPriority="48"/>
+    <w:lsdException w:name="List Table 4 Accent 3" w:uiPriority="49"/>
+    <w:lsdException w:name="List Table 5 Dark Accent 3" w:uiPriority="50"/>
+    <w:lsdException w:name="List Table 6 Colorful Accent 3" w:uiPriority="51"/>
+    <w:lsdException w:name="List Table 7 Colorful Accent 3" w:uiPriority="52"/>
+    <w:lsdException w:name="List Table 1 Light Accent 4" w:uiPriority="46"/>
+    <w:lsdException w:name="List Table 2 Accent 4" w:uiPriority="47"/>
+    <w:lsdException w:name="List Table 3 Accent 4" w:uiPriority="48"/>
+    <w:lsdException w:name="List Table 4 Accent 4" w:uiPriority="49"/>
+    <w:lsdException w:name="List Table 5 Dark Accent 4" w:uiPriority="50"/>
+    <w:lsdException w:name="List Table 6 Colorful Accent 4" w:uiPriority="51"/>
+    <w:lsdException w:name="List Table 7 Colorful Accent 4" w:uiPriority="52"/>
+    <w:lsdException w:name="List Table 1 Light Accent 5" w:uiPriority="46"/>
+    <w:lsdException w:name="List Table 2 Accent 5" w:uiPriority="47"/>
+    <w:lsdException w:name="List Table 3 Accent 5" w:uiPriority="48"/>
+    <w:lsdException w:name="List Table 4 Accent 5" w:uiPriority="49"/>
+    <w:lsdException w:name="List Table 5 Dark Accent 5" w:uiPriority="50"/>
+    <w:lsdException w:name="List Table 6 Colorful Accent 5" w:uiPriority="51"/>
+    <w:lsdException w:name="List Table 7 Colorful Accent 5" w:uiPriority="52"/>
+    <w:lsdException w:name="List Table 1 Light Accent 6" w:uiPriority="46"/>
+    <w:lsdException w:name="List Table 2 Accent 6" w:uiPriority="47"/>
+    <w:lsdException w:name="List Table 3 Accent 6" w:uiPriority="48"/>
+    <w:lsdException w:name="List Table 4 Accent 6" w:uiPriority="49"/>
+    <w:lsdException w:name="List Table 5 Dark Accent 6" w:uiPriority="50"/>
+    <w:lsdException w:name="List Table 6 Colorful Accent 6" w:uiPriority="51"/>
+    <w:lsdException w:name="List Table 7 Colorful Accent 6" w:uiPriority="52"/>
+    <w:lsdException w:name="Mention" w:semiHidden="1" w:unhideWhenUsed="1"/>
+    <w:lsdException w:name="Smart Hyperlink" w:semiHidden="1" w:unhideWhenUsed="1"/>
+    <w:lsdException w:name="Hashtag" w:semiHidden="1" w:unhideWhenUsed="1"/>
+    <w:lsdException w:name="Unresolved Mention" w:semiHidden="1" w:unhideWhenUsed="1"/>
+    <w:lsdException w:name="Smart Link" w:semiHidden="1" w:unhideWhenUsed="1"/>
   </w:latentStyles>
-  <w:style w:type="paragraph" w:default="1" w:styleId="a">
+  <w:style w:type="paragraph" w:default="1" w:styleId="Normal">
     <w:name w:val="Normal"/>
     <w:qFormat/>
     <w:rsid w:val="009A5213"/>
@@ -11386,13 +11639,12 @@
       <w:jc w:val="both"/>
     </w:pPr>
   </w:style>
-  <w:style w:type="character" w:default="1" w:styleId="a0">
+  <w:style w:type="character" w:default="1" w:styleId="DefaultParagraphFont">
     <w:name w:val="Default Paragraph Font"/>
     <w:uiPriority w:val="1"/>
-    <w:semiHidden/>
     <w:unhideWhenUsed/>
   </w:style>
-  <w:style w:type="table" w:default="1" w:styleId="a1">
+  <w:style w:type="table" w:default="1" w:styleId="TableNormal">
     <w:name w:val="Normal Table"/>
     <w:uiPriority w:val="99"/>
     <w:semiHidden/>
@@ -11407,7 +11659,7 @@
       </w:tblCellMar>
     </w:tblPr>
   </w:style>
-  <w:style w:type="numbering" w:default="1" w:styleId="a2">
+  <w:style w:type="numbering" w:default="1" w:styleId="NoList">
     <w:name w:val="No List"/>
     <w:uiPriority w:val="99"/>
     <w:semiHidden/>
@@ -11415,38 +11667,38 @@
   </w:style>
   <w:style w:type="character" w:customStyle="1" w:styleId="ei-g">
     <w:name w:val="ei-g"/>
-    <w:basedOn w:val="a0"/>
+    <w:basedOn w:val="DefaultParagraphFont"/>
     <w:rsid w:val="00E1555D"/>
   </w:style>
   <w:style w:type="character" w:customStyle="1" w:styleId="phon-gb">
     <w:name w:val="phon-gb"/>
-    <w:basedOn w:val="a0"/>
+    <w:basedOn w:val="DefaultParagraphFont"/>
     <w:rsid w:val="00E1555D"/>
   </w:style>
   <w:style w:type="character" w:customStyle="1" w:styleId="z">
     <w:name w:val="z"/>
-    <w:basedOn w:val="a0"/>
+    <w:basedOn w:val="DefaultParagraphFont"/>
     <w:rsid w:val="00E1555D"/>
   </w:style>
   <w:style w:type="character" w:customStyle="1" w:styleId="zphon-us">
     <w:name w:val="z_phon-us"/>
-    <w:basedOn w:val="a0"/>
+    <w:basedOn w:val="DefaultParagraphFont"/>
     <w:rsid w:val="00E1555D"/>
   </w:style>
   <w:style w:type="character" w:customStyle="1" w:styleId="phon-us">
     <w:name w:val="phon-us"/>
-    <w:basedOn w:val="a0"/>
+    <w:basedOn w:val="DefaultParagraphFont"/>
     <w:rsid w:val="00E1555D"/>
   </w:style>
   <w:style w:type="character" w:customStyle="1" w:styleId="zei-g">
     <w:name w:val="z_ei-g"/>
-    <w:basedOn w:val="a0"/>
+    <w:basedOn w:val="DefaultParagraphFont"/>
     <w:rsid w:val="00E1555D"/>
   </w:style>
-  <w:style w:type="paragraph" w:styleId="a3">
+  <w:style w:type="paragraph" w:styleId="Header">
     <w:name w:val="header"/>
-    <w:basedOn w:val="a"/>
-    <w:link w:val="Char"/>
+    <w:basedOn w:val="Normal"/>
+    <w:link w:val="HeaderChar"/>
     <w:uiPriority w:val="99"/>
     <w:unhideWhenUsed/>
     <w:rsid w:val="00C103F3"/>
@@ -11463,10 +11715,10 @@
       <w:szCs w:val="18"/>
     </w:rPr>
   </w:style>
-  <w:style w:type="character" w:customStyle="1" w:styleId="Char">
-    <w:name w:val="页眉 Char"/>
-    <w:basedOn w:val="a0"/>
-    <w:link w:val="a3"/>
+  <w:style w:type="character" w:customStyle="1" w:styleId="HeaderChar">
+    <w:name w:val="Header Char"/>
+    <w:basedOn w:val="DefaultParagraphFont"/>
+    <w:link w:val="Header"/>
     <w:uiPriority w:val="99"/>
     <w:rsid w:val="00C103F3"/>
     <w:rPr>
@@ -11474,10 +11726,10 @@
       <w:szCs w:val="18"/>
     </w:rPr>
   </w:style>
-  <w:style w:type="paragraph" w:styleId="a4">
+  <w:style w:type="paragraph" w:styleId="Footer">
     <w:name w:val="footer"/>
-    <w:basedOn w:val="a"/>
-    <w:link w:val="Char0"/>
+    <w:basedOn w:val="Normal"/>
+    <w:link w:val="FooterChar"/>
     <w:uiPriority w:val="99"/>
     <w:unhideWhenUsed/>
     <w:rsid w:val="00C103F3"/>
@@ -11494,10 +11746,10 @@
       <w:szCs w:val="18"/>
     </w:rPr>
   </w:style>
-  <w:style w:type="character" w:customStyle="1" w:styleId="Char0">
-    <w:name w:val="页脚 Char"/>
-    <w:basedOn w:val="a0"/>
-    <w:link w:val="a4"/>
+  <w:style w:type="character" w:customStyle="1" w:styleId="FooterChar">
+    <w:name w:val="Footer Char"/>
+    <w:basedOn w:val="DefaultParagraphFont"/>
+    <w:link w:val="Footer"/>
     <w:uiPriority w:val="99"/>
     <w:rsid w:val="00C103F3"/>
     <w:rPr>
@@ -11507,27 +11759,27 @@
   </w:style>
   <w:style w:type="character" w:customStyle="1" w:styleId="pron">
     <w:name w:val="pron"/>
-    <w:basedOn w:val="a0"/>
+    <w:basedOn w:val="DefaultParagraphFont"/>
     <w:rsid w:val="004F218D"/>
   </w:style>
   <w:style w:type="character" w:customStyle="1" w:styleId="ipa">
     <w:name w:val="ipa"/>
-    <w:basedOn w:val="a0"/>
+    <w:basedOn w:val="DefaultParagraphFont"/>
     <w:rsid w:val="004F218D"/>
   </w:style>
   <w:style w:type="character" w:customStyle="1" w:styleId="sp">
     <w:name w:val="sp"/>
-    <w:basedOn w:val="a0"/>
+    <w:basedOn w:val="DefaultParagraphFont"/>
     <w:rsid w:val="008476B1"/>
   </w:style>
   <w:style w:type="character" w:customStyle="1" w:styleId="richtext">
     <w:name w:val="richtext"/>
-    <w:basedOn w:val="a0"/>
+    <w:basedOn w:val="DefaultParagraphFont"/>
     <w:rsid w:val="0002197C"/>
   </w:style>
-  <w:style w:type="character" w:styleId="a5">
+  <w:style w:type="character" w:styleId="Hyperlink">
     <w:name w:val="Hyperlink"/>
-    <w:basedOn w:val="a0"/>
+    <w:basedOn w:val="DefaultParagraphFont"/>
     <w:uiPriority w:val="99"/>
     <w:unhideWhenUsed/>
     <w:rsid w:val="006E741E"/>
@@ -11536,9 +11788,9 @@
       <w:u w:val="single"/>
     </w:rPr>
   </w:style>
-  <w:style w:type="character" w:customStyle="1" w:styleId="UnresolvedMention">
-    <w:name w:val="Unresolved Mention"/>
-    <w:basedOn w:val="a0"/>
+  <w:style w:type="character" w:customStyle="1" w:styleId="UnresolvedMention1">
+    <w:name w:val="Unresolved Mention1"/>
+    <w:basedOn w:val="DefaultParagraphFont"/>
     <w:uiPriority w:val="99"/>
     <w:semiHidden/>
     <w:unhideWhenUsed/>
@@ -11550,12 +11802,12 @@
   </w:style>
   <w:style w:type="character" w:customStyle="1" w:styleId="transcribedword">
     <w:name w:val="transcribed_word"/>
-    <w:basedOn w:val="a0"/>
+    <w:basedOn w:val="DefaultParagraphFont"/>
     <w:rsid w:val="00F07C7A"/>
   </w:style>
-  <w:style w:type="character" w:styleId="a6">
+  <w:style w:type="character" w:styleId="FollowedHyperlink">
     <w:name w:val="FollowedHyperlink"/>
-    <w:basedOn w:val="a0"/>
+    <w:basedOn w:val="DefaultParagraphFont"/>
     <w:uiPriority w:val="99"/>
     <w:semiHidden/>
     <w:unhideWhenUsed/>
@@ -11565,10 +11817,10 @@
       <w:u w:val="single"/>
     </w:rPr>
   </w:style>
-  <w:style w:type="paragraph" w:styleId="a7">
+  <w:style w:type="paragraph" w:styleId="BalloonText">
     <w:name w:val="Balloon Text"/>
-    <w:basedOn w:val="a"/>
-    <w:link w:val="Char1"/>
+    <w:basedOn w:val="Normal"/>
+    <w:link w:val="BalloonTextChar"/>
     <w:uiPriority w:val="99"/>
     <w:semiHidden/>
     <w:unhideWhenUsed/>
@@ -11579,381 +11831,10 @@
       <w:szCs w:val="18"/>
     </w:rPr>
   </w:style>
-  <w:style w:type="character" w:customStyle="1" w:styleId="Char1">
-    <w:name w:val="批注框文本 Char"/>
-    <w:basedOn w:val="a0"/>
-    <w:link w:val="a7"/>
-    <w:uiPriority w:val="99"/>
-    <w:semiHidden/>
-    <w:rsid w:val="00465E79"/>
-    <w:rPr>
-      <w:rFonts w:ascii="宋体" w:eastAsia="宋体"/>
-      <w:sz w:val="18"/>
-      <w:szCs w:val="18"/>
-    </w:rPr>
-  </w:style>
-</w:styles>
-</file>
-
-<file path=word/stylesWithEffects.xml><?xml version="1.0" encoding="utf-8"?>
-<w:styles xmlns:wpc="http://schemas.microsoft.com/office/word/2010/wordprocessingCanvas" xmlns:mc="http://schemas.openxmlformats.org/markup-compatibility/2006" xmlns:o="urn:schemas-microsoft-com:office:office" xmlns:r="http://schemas.openxmlformats.org/officeDocument/2006/relationships" xmlns:m="http://schemas.openxmlformats.org/officeDocument/2006/math" xmlns:v="urn:schemas-microsoft-com:vml" xmlns:wp14="http://schemas.microsoft.com/office/word/2010/wordprocessingDrawing" xmlns:wp="http://schemas.openxmlformats.org/drawingml/2006/wordprocessingDrawing" xmlns:w10="urn:schemas-microsoft-com:office:word" xmlns:w="http://schemas.openxmlformats.org/wordprocessingml/2006/main" xmlns:w14="http://schemas.microsoft.com/office/word/2010/wordml" xmlns:wpg="http://schemas.microsoft.com/office/word/2010/wordprocessingGroup" xmlns:wpi="http://schemas.microsoft.com/office/word/2010/wordprocessingInk" xmlns:wne="http://schemas.microsoft.com/office/word/2006/wordml" xmlns:wps="http://schemas.microsoft.com/office/word/2010/wordprocessingShape" mc:Ignorable="w14 wp14">
-  <w:docDefaults>
-    <w:rPrDefault>
-      <w:rPr>
-        <w:rFonts w:asciiTheme="minorHAnsi" w:eastAsiaTheme="minorEastAsia" w:hAnsiTheme="minorHAnsi" w:cstheme="minorBidi"/>
-        <w:kern w:val="2"/>
-        <w:sz w:val="21"/>
-        <w:szCs w:val="22"/>
-        <w:lang w:val="en-US" w:eastAsia="zh-CN" w:bidi="ar-SA"/>
-      </w:rPr>
-    </w:rPrDefault>
-    <w:pPrDefault/>
-  </w:docDefaults>
-  <w:latentStyles w:defLockedState="0" w:defUIPriority="99" w:defSemiHidden="1" w:defUnhideWhenUsed="1" w:defQFormat="0" w:count="267">
-    <w:lsdException w:name="Normal" w:semiHidden="0" w:uiPriority="0" w:unhideWhenUsed="0" w:qFormat="1"/>
-    <w:lsdException w:name="heading 1" w:semiHidden="0" w:uiPriority="9" w:unhideWhenUsed="0" w:qFormat="1"/>
-    <w:lsdException w:name="heading 2" w:uiPriority="9" w:qFormat="1"/>
-    <w:lsdException w:name="heading 3" w:uiPriority="9" w:qFormat="1"/>
-    <w:lsdException w:name="heading 4" w:uiPriority="9" w:qFormat="1"/>
-    <w:lsdException w:name="heading 5" w:uiPriority="9" w:qFormat="1"/>
-    <w:lsdException w:name="heading 6" w:uiPriority="9" w:qFormat="1"/>
-    <w:lsdException w:name="heading 7" w:uiPriority="9" w:qFormat="1"/>
-    <w:lsdException w:name="heading 8" w:uiPriority="9" w:qFormat="1"/>
-    <w:lsdException w:name="heading 9" w:uiPriority="9" w:qFormat="1"/>
-    <w:lsdException w:name="toc 1" w:uiPriority="39"/>
-    <w:lsdException w:name="toc 2" w:uiPriority="39"/>
-    <w:lsdException w:name="toc 3" w:uiPriority="39"/>
-    <w:lsdException w:name="toc 4" w:uiPriority="39"/>
-    <w:lsdException w:name="toc 5" w:uiPriority="39"/>
-    <w:lsdException w:name="toc 6" w:uiPriority="39"/>
-    <w:lsdException w:name="toc 7" w:uiPriority="39"/>
-    <w:lsdException w:name="toc 8" w:uiPriority="39"/>
-    <w:lsdException w:name="toc 9" w:uiPriority="39"/>
-    <w:lsdException w:name="caption" w:uiPriority="35" w:qFormat="1"/>
-    <w:lsdException w:name="Title" w:semiHidden="0" w:uiPriority="10" w:unhideWhenUsed="0" w:qFormat="1"/>
-    <w:lsdException w:name="Default Paragraph Font" w:uiPriority="1"/>
-    <w:lsdException w:name="Subtitle" w:semiHidden="0" w:uiPriority="11" w:unhideWhenUsed="0" w:qFormat="1"/>
-    <w:lsdException w:name="Strong" w:semiHidden="0" w:uiPriority="22" w:unhideWhenUsed="0" w:qFormat="1"/>
-    <w:lsdException w:name="Emphasis" w:semiHidden="0" w:uiPriority="20" w:unhideWhenUsed="0" w:qFormat="1"/>
-    <w:lsdException w:name="Table Grid" w:semiHidden="0" w:uiPriority="39" w:unhideWhenUsed="0"/>
-    <w:lsdException w:name="Placeholder Text" w:unhideWhenUsed="0"/>
-    <w:lsdException w:name="No Spacing" w:semiHidden="0" w:uiPriority="1" w:unhideWhenUsed="0" w:qFormat="1"/>
-    <w:lsdException w:name="Light Shading" w:semiHidden="0" w:uiPriority="60" w:unhideWhenUsed="0"/>
-    <w:lsdException w:name="Light List" w:semiHidden="0" w:uiPriority="61" w:unhideWhenUsed="0"/>
-    <w:lsdException w:name="Light Grid" w:semiHidden="0" w:uiPriority="62" w:unhideWhenUsed="0"/>
-    <w:lsdException w:name="Medium Shading 1" w:semiHidden="0" w:uiPriority="63" w:unhideWhenUsed="0"/>
-    <w:lsdException w:name="Medium Shading 2" w:semiHidden="0" w:uiPriority="64" w:unhideWhenUsed="0"/>
-    <w:lsdException w:name="Medium List 1" w:semiHidden="0" w:uiPriority="65" w:unhideWhenUsed="0"/>
-    <w:lsdException w:name="Medium List 2" w:semiHidden="0" w:uiPriority="66" w:unhideWhenUsed="0"/>
-    <w:lsdException w:name="Medium Grid 1" w:semiHidden="0" w:uiPriority="67" w:unhideWhenUsed="0"/>
-    <w:lsdException w:name="Medium Grid 2" w:semiHidden="0" w:uiPriority="68" w:unhideWhenUsed="0"/>
-    <w:lsdException w:name="Medium Grid 3" w:semiHidden="0" w:uiPriority="69" w:unhideWhenUsed="0"/>
-    <w:lsdException w:name="Dark List" w:semiHidden="0" w:uiPriority="70" w:unhideWhenUsed="0"/>
-    <w:lsdException w:name="Colorful Shading" w:semiHidden="0" w:uiPriority="71" w:unhideWhenUsed="0"/>
-    <w:lsdException w:name="Colorful List" w:semiHidden="0" w:uiPriority="72" w:unhideWhenUsed="0"/>
-    <w:lsdException w:name="Colorful Grid" w:semiHidden="0" w:uiPriority="73" w:unhideWhenUsed="0"/>
-    <w:lsdException w:name="Light Shading Accent 1" w:semiHidden="0" w:uiPriority="60" w:unhideWhenUsed="0"/>
-    <w:lsdException w:name="Light List Accent 1" w:semiHidden="0" w:uiPriority="61" w:unhideWhenUsed="0"/>
-    <w:lsdException w:name="Light Grid Accent 1" w:semiHidden="0" w:uiPriority="62" w:unhideWhenUsed="0"/>
-    <w:lsdException w:name="Medium Shading 1 Accent 1" w:semiHidden="0" w:uiPriority="63" w:unhideWhenUsed="0"/>
-    <w:lsdException w:name="Medium Shading 2 Accent 1" w:semiHidden="0" w:uiPriority="64" w:unhideWhenUsed="0"/>
-    <w:lsdException w:name="Medium List 1 Accent 1" w:semiHidden="0" w:uiPriority="65" w:unhideWhenUsed="0"/>
-    <w:lsdException w:name="Revision" w:unhideWhenUsed="0"/>
-    <w:lsdException w:name="List Paragraph" w:semiHidden="0" w:uiPriority="34" w:unhideWhenUsed="0" w:qFormat="1"/>
-    <w:lsdException w:name="Quote" w:semiHidden="0" w:uiPriority="29" w:unhideWhenUsed="0" w:qFormat="1"/>
-    <w:lsdException w:name="Intense Quote" w:semiHidden="0" w:uiPriority="30" w:unhideWhenUsed="0" w:qFormat="1"/>
-    <w:lsdException w:name="Medium List 2 Accent 1" w:semiHidden="0" w:uiPriority="66" w:unhideWhenUsed="0"/>
-    <w:lsdException w:name="Medium Grid 1 Accent 1" w:semiHidden="0" w:uiPriority="67" w:unhideWhenUsed="0"/>
-    <w:lsdException w:name="Medium Grid 2 Accent 1" w:semiHidden="0" w:uiPriority="68" w:unhideWhenUsed="0"/>
-    <w:lsdException w:name="Medium Grid 3 Accent 1" w:semiHidden="0" w:uiPriority="69" w:unhideWhenUsed="0"/>
-    <w:lsdException w:name="Dark List Accent 1" w:semiHidden="0" w:uiPriority="70" w:unhideWhenUsed="0"/>
-    <w:lsdException w:name="Colorful Shading Accent 1" w:semiHidden="0" w:uiPriority="71" w:unhideWhenUsed="0"/>
-    <w:lsdException w:name="Colorful List Accent 1" w:semiHidden="0" w:uiPriority="72" w:unhideWhenUsed="0"/>
-    <w:lsdException w:name="Colorful Grid Accent 1" w:semiHidden="0" w:uiPriority="73" w:unhideWhenUsed="0"/>
-    <w:lsdException w:name="Light Shading Accent 2" w:semiHidden="0" w:uiPriority="60" w:unhideWhenUsed="0"/>
-    <w:lsdException w:name="Light List Accent 2" w:semiHidden="0" w:uiPriority="61" w:unhideWhenUsed="0"/>
-    <w:lsdException w:name="Light Grid Accent 2" w:semiHidden="0" w:uiPriority="62" w:unhideWhenUsed="0"/>
-    <w:lsdException w:name="Medium Shading 1 Accent 2" w:semiHidden="0" w:uiPriority="63" w:unhideWhenUsed="0"/>
-    <w:lsdException w:name="Medium Shading 2 Accent 2" w:semiHidden="0" w:uiPriority="64" w:unhideWhenUsed="0"/>
-    <w:lsdException w:name="Medium List 1 Accent 2" w:semiHidden="0" w:uiPriority="65" w:unhideWhenUsed="0"/>
-    <w:lsdException w:name="Medium List 2 Accent 2" w:semiHidden="0" w:uiPriority="66" w:unhideWhenUsed="0"/>
-    <w:lsdException w:name="Medium Grid 1 Accent 2" w:semiHidden="0" w:uiPriority="67" w:unhideWhenUsed="0"/>
-    <w:lsdException w:name="Medium Grid 2 Accent 2" w:semiHidden="0" w:uiPriority="68" w:unhideWhenUsed="0"/>
-    <w:lsdException w:name="Medium Grid 3 Accent 2" w:semiHidden="0" w:uiPriority="69" w:unhideWhenUsed="0"/>
-    <w:lsdException w:name="Dark List Accent 2" w:semiHidden="0" w:uiPriority="70" w:unhideWhenUsed="0"/>
-    <w:lsdException w:name="Colorful Shading Accent 2" w:semiHidden="0" w:uiPriority="71" w:unhideWhenUsed="0"/>
-    <w:lsdException w:name="Colorful List Accent 2" w:semiHidden="0" w:uiPriority="72" w:unhideWhenUsed="0"/>
-    <w:lsdException w:name="Colorful Grid Accent 2" w:semiHidden="0" w:uiPriority="73" w:unhideWhenUsed="0"/>
-    <w:lsdException w:name="Light Shading Accent 3" w:semiHidden="0" w:uiPriority="60" w:unhideWhenUsed="0"/>
-    <w:lsdException w:name="Light List Accent 3" w:semiHidden="0" w:uiPriority="61" w:unhideWhenUsed="0"/>
-    <w:lsdException w:name="Light Grid Accent 3" w:semiHidden="0" w:uiPriority="62" w:unhideWhenUsed="0"/>
-    <w:lsdException w:name="Medium Shading 1 Accent 3" w:semiHidden="0" w:uiPriority="63" w:unhideWhenUsed="0"/>
-    <w:lsdException w:name="Medium Shading 2 Accent 3" w:semiHidden="0" w:uiPriority="64" w:unhideWhenUsed="0"/>
-    <w:lsdException w:name="Medium List 1 Accent 3" w:semiHidden="0" w:uiPriority="65" w:unhideWhenUsed="0"/>
-    <w:lsdException w:name="Medium List 2 Accent 3" w:semiHidden="0" w:uiPriority="66" w:unhideWhenUsed="0"/>
-    <w:lsdException w:name="Medium Grid 1 Accent 3" w:semiHidden="0" w:uiPriority="67" w:unhideWhenUsed="0"/>
-    <w:lsdException w:name="Medium Grid 2 Accent 3" w:semiHidden="0" w:uiPriority="68" w:unhideWhenUsed="0"/>
-    <w:lsdException w:name="Medium Grid 3 Accent 3" w:semiHidden="0" w:uiPriority="69" w:unhideWhenUsed="0"/>
-    <w:lsdException w:name="Dark List Accent 3" w:semiHidden="0" w:uiPriority="70" w:unhideWhenUsed="0"/>
-    <w:lsdException w:name="Colorful Shading Accent 3" w:semiHidden="0" w:uiPriority="71" w:unhideWhenUsed="0"/>
-    <w:lsdException w:name="Colorful List Accent 3" w:semiHidden="0" w:uiPriority="72" w:unhideWhenUsed="0"/>
-    <w:lsdException w:name="Colorful Grid Accent 3" w:semiHidden="0" w:uiPriority="73" w:unhideWhenUsed="0"/>
-    <w:lsdException w:name="Light Shading Accent 4" w:semiHidden="0" w:uiPriority="60" w:unhideWhenUsed="0"/>
-    <w:lsdException w:name="Light List Accent 4" w:semiHidden="0" w:uiPriority="61" w:unhideWhenUsed="0"/>
-    <w:lsdException w:name="Light Grid Accent 4" w:semiHidden="0" w:uiPriority="62" w:unhideWhenUsed="0"/>
-    <w:lsdException w:name="Medium Shading 1 Accent 4" w:semiHidden="0" w:uiPriority="63" w:unhideWhenUsed="0"/>
-    <w:lsdException w:name="Medium Shading 2 Accent 4" w:semiHidden="0" w:uiPriority="64" w:unhideWhenUsed="0"/>
-    <w:lsdException w:name="Medium List 1 Accent 4" w:semiHidden="0" w:uiPriority="65" w:unhideWhenUsed="0"/>
-    <w:lsdException w:name="Medium List 2 Accent 4" w:semiHidden="0" w:uiPriority="66" w:unhideWhenUsed="0"/>
-    <w:lsdException w:name="Medium Grid 1 Accent 4" w:semiHidden="0" w:uiPriority="67" w:unhideWhenUsed="0"/>
-    <w:lsdException w:name="Medium Grid 2 Accent 4" w:semiHidden="0" w:uiPriority="68" w:unhideWhenUsed="0"/>
-    <w:lsdException w:name="Medium Grid 3 Accent 4" w:semiHidden="0" w:uiPriority="69" w:unhideWhenUsed="0"/>
-    <w:lsdException w:name="Dark List Accent 4" w:semiHidden="0" w:uiPriority="70" w:unhideWhenUsed="0"/>
-    <w:lsdException w:name="Colorful Shading Accent 4" w:semiHidden="0" w:uiPriority="71" w:unhideWhenUsed="0"/>
-    <w:lsdException w:name="Colorful List Accent 4" w:semiHidden="0" w:uiPriority="72" w:unhideWhenUsed="0"/>
-    <w:lsdException w:name="Colorful Grid Accent 4" w:semiHidden="0" w:uiPriority="73" w:unhideWhenUsed="0"/>
-    <w:lsdException w:name="Light Shading Accent 5" w:semiHidden="0" w:uiPriority="60" w:unhideWhenUsed="0"/>
-    <w:lsdException w:name="Light List Accent 5" w:semiHidden="0" w:uiPriority="61" w:unhideWhenUsed="0"/>
-    <w:lsdException w:name="Light Grid Accent 5" w:semiHidden="0" w:uiPriority="62" w:unhideWhenUsed="0"/>
-    <w:lsdException w:name="Medium Shading 1 Accent 5" w:semiHidden="0" w:uiPriority="63" w:unhideWhenUsed="0"/>
-    <w:lsdException w:name="Medium Shading 2 Accent 5" w:semiHidden="0" w:uiPriority="64" w:unhideWhenUsed="0"/>
-    <w:lsdException w:name="Medium List 1 Accent 5" w:semiHidden="0" w:uiPriority="65" w:unhideWhenUsed="0"/>
-    <w:lsdException w:name="Medium List 2 Accent 5" w:semiHidden="0" w:uiPriority="66" w:unhideWhenUsed="0"/>
-    <w:lsdException w:name="Medium Grid 1 Accent 5" w:semiHidden="0" w:uiPriority="67" w:unhideWhenUsed="0"/>
-    <w:lsdException w:name="Medium Grid 2 Accent 5" w:semiHidden="0" w:uiPriority="68" w:unhideWhenUsed="0"/>
-    <w:lsdException w:name="Medium Grid 3 Accent 5" w:semiHidden="0" w:uiPriority="69" w:unhideWhenUsed="0"/>
-    <w:lsdException w:name="Dark List Accent 5" w:semiHidden="0" w:uiPriority="70" w:unhideWhenUsed="0"/>
-    <w:lsdException w:name="Colorful Shading Accent 5" w:semiHidden="0" w:uiPriority="71" w:unhideWhenUsed="0"/>
-    <w:lsdException w:name="Colorful List Accent 5" w:semiHidden="0" w:uiPriority="72" w:unhideWhenUsed="0"/>
-    <w:lsdException w:name="Colorful Grid Accent 5" w:semiHidden="0" w:uiPriority="73" w:unhideWhenUsed="0"/>
-    <w:lsdException w:name="Light Shading Accent 6" w:semiHidden="0" w:uiPriority="60" w:unhideWhenUsed="0"/>
-    <w:lsdException w:name="Light List Accent 6" w:semiHidden="0" w:uiPriority="61" w:unhideWhenUsed="0"/>
-    <w:lsdException w:name="Light Grid Accent 6" w:semiHidden="0" w:uiPriority="62" w:unhideWhenUsed="0"/>
-    <w:lsdException w:name="Medium Shading 1 Accent 6" w:semiHidden="0" w:uiPriority="63" w:unhideWhenUsed="0"/>
-    <w:lsdException w:name="Medium Shading 2 Accent 6" w:semiHidden="0" w:uiPriority="64" w:unhideWhenUsed="0"/>
-    <w:lsdException w:name="Medium List 1 Accent 6" w:semiHidden="0" w:uiPriority="65" w:unhideWhenUsed="0"/>
-    <w:lsdException w:name="Medium List 2 Accent 6" w:semiHidden="0" w:uiPriority="66" w:unhideWhenUsed="0"/>
-    <w:lsdException w:name="Medium Grid 1 Accent 6" w:semiHidden="0" w:uiPriority="67" w:unhideWhenUsed="0"/>
-    <w:lsdException w:name="Medium Grid 2 Accent 6" w:semiHidden="0" w:uiPriority="68" w:unhideWhenUsed="0"/>
-    <w:lsdException w:name="Medium Grid 3 Accent 6" w:semiHidden="0" w:uiPriority="69" w:unhideWhenUsed="0"/>
-    <w:lsdException w:name="Dark List Accent 6" w:semiHidden="0" w:uiPriority="70" w:unhideWhenUsed="0"/>
-    <w:lsdException w:name="Colorful Shading Accent 6" w:semiHidden="0" w:uiPriority="71" w:unhideWhenUsed="0"/>
-    <w:lsdException w:name="Colorful List Accent 6" w:semiHidden="0" w:uiPriority="72" w:unhideWhenUsed="0"/>
-    <w:lsdException w:name="Colorful Grid Accent 6" w:semiHidden="0" w:uiPriority="73" w:unhideWhenUsed="0"/>
-    <w:lsdException w:name="Subtle Emphasis" w:semiHidden="0" w:uiPriority="19" w:unhideWhenUsed="0" w:qFormat="1"/>
-    <w:lsdException w:name="Intense Emphasis" w:semiHidden="0" w:uiPriority="21" w:unhideWhenUsed="0" w:qFormat="1"/>
-    <w:lsdException w:name="Subtle Reference" w:semiHidden="0" w:uiPriority="31" w:unhideWhenUsed="0" w:qFormat="1"/>
-    <w:lsdException w:name="Intense Reference" w:semiHidden="0" w:uiPriority="32" w:unhideWhenUsed="0" w:qFormat="1"/>
-    <w:lsdException w:name="Book Title" w:semiHidden="0" w:uiPriority="33" w:unhideWhenUsed="0" w:qFormat="1"/>
-    <w:lsdException w:name="Bibliography" w:uiPriority="37"/>
-    <w:lsdException w:name="TOC Heading" w:uiPriority="39" w:qFormat="1"/>
-  </w:latentStyles>
-  <w:style w:type="paragraph" w:default="1" w:styleId="a">
-    <w:name w:val="Normal"/>
-    <w:qFormat/>
-    <w:rsid w:val="009A5213"/>
-    <w:pPr>
-      <w:widowControl w:val="0"/>
-      <w:jc w:val="both"/>
-    </w:pPr>
-  </w:style>
-  <w:style w:type="character" w:default="1" w:styleId="a0">
-    <w:name w:val="Default Paragraph Font"/>
-    <w:uiPriority w:val="1"/>
-    <w:semiHidden/>
-    <w:unhideWhenUsed/>
-  </w:style>
-  <w:style w:type="table" w:default="1" w:styleId="a1">
-    <w:name w:val="Normal Table"/>
-    <w:uiPriority w:val="99"/>
-    <w:semiHidden/>
-    <w:unhideWhenUsed/>
-    <w:tblPr>
-      <w:tblInd w:w="0" w:type="dxa"/>
-      <w:tblCellMar>
-        <w:top w:w="0" w:type="dxa"/>
-        <w:left w:w="108" w:type="dxa"/>
-        <w:bottom w:w="0" w:type="dxa"/>
-        <w:right w:w="108" w:type="dxa"/>
-      </w:tblCellMar>
-    </w:tblPr>
-  </w:style>
-  <w:style w:type="numbering" w:default="1" w:styleId="a2">
-    <w:name w:val="No List"/>
-    <w:uiPriority w:val="99"/>
-    <w:semiHidden/>
-    <w:unhideWhenUsed/>
-  </w:style>
-  <w:style w:type="character" w:customStyle="1" w:styleId="ei-g">
-    <w:name w:val="ei-g"/>
-    <w:basedOn w:val="a0"/>
-    <w:rsid w:val="00E1555D"/>
-  </w:style>
-  <w:style w:type="character" w:customStyle="1" w:styleId="phon-gb">
-    <w:name w:val="phon-gb"/>
-    <w:basedOn w:val="a0"/>
-    <w:rsid w:val="00E1555D"/>
-  </w:style>
-  <w:style w:type="character" w:customStyle="1" w:styleId="z">
-    <w:name w:val="z"/>
-    <w:basedOn w:val="a0"/>
-    <w:rsid w:val="00E1555D"/>
-  </w:style>
-  <w:style w:type="character" w:customStyle="1" w:styleId="zphon-us">
-    <w:name w:val="z_phon-us"/>
-    <w:basedOn w:val="a0"/>
-    <w:rsid w:val="00E1555D"/>
-  </w:style>
-  <w:style w:type="character" w:customStyle="1" w:styleId="phon-us">
-    <w:name w:val="phon-us"/>
-    <w:basedOn w:val="a0"/>
-    <w:rsid w:val="00E1555D"/>
-  </w:style>
-  <w:style w:type="character" w:customStyle="1" w:styleId="zei-g">
-    <w:name w:val="z_ei-g"/>
-    <w:basedOn w:val="a0"/>
-    <w:rsid w:val="00E1555D"/>
-  </w:style>
-  <w:style w:type="paragraph" w:styleId="a3">
-    <w:name w:val="header"/>
-    <w:basedOn w:val="a"/>
-    <w:link w:val="Char"/>
-    <w:uiPriority w:val="99"/>
-    <w:unhideWhenUsed/>
-    <w:rsid w:val="00C103F3"/>
-    <w:pPr>
-      <w:tabs>
-        <w:tab w:val="center" w:pos="4153"/>
-        <w:tab w:val="right" w:pos="8306"/>
-      </w:tabs>
-      <w:snapToGrid w:val="0"/>
-      <w:jc w:val="center"/>
-    </w:pPr>
-    <w:rPr>
-      <w:sz w:val="18"/>
-      <w:szCs w:val="18"/>
-    </w:rPr>
-  </w:style>
-  <w:style w:type="character" w:customStyle="1" w:styleId="Char">
-    <w:name w:val="页眉 Char"/>
-    <w:basedOn w:val="a0"/>
-    <w:link w:val="a3"/>
-    <w:uiPriority w:val="99"/>
-    <w:rsid w:val="00C103F3"/>
-    <w:rPr>
-      <w:sz w:val="18"/>
-      <w:szCs w:val="18"/>
-    </w:rPr>
-  </w:style>
-  <w:style w:type="paragraph" w:styleId="a4">
-    <w:name w:val="footer"/>
-    <w:basedOn w:val="a"/>
-    <w:link w:val="Char0"/>
-    <w:uiPriority w:val="99"/>
-    <w:unhideWhenUsed/>
-    <w:rsid w:val="00C103F3"/>
-    <w:pPr>
-      <w:tabs>
-        <w:tab w:val="center" w:pos="4153"/>
-        <w:tab w:val="right" w:pos="8306"/>
-      </w:tabs>
-      <w:snapToGrid w:val="0"/>
-      <w:jc w:val="left"/>
-    </w:pPr>
-    <w:rPr>
-      <w:sz w:val="18"/>
-      <w:szCs w:val="18"/>
-    </w:rPr>
-  </w:style>
-  <w:style w:type="character" w:customStyle="1" w:styleId="Char0">
-    <w:name w:val="页脚 Char"/>
-    <w:basedOn w:val="a0"/>
-    <w:link w:val="a4"/>
-    <w:uiPriority w:val="99"/>
-    <w:rsid w:val="00C103F3"/>
-    <w:rPr>
-      <w:sz w:val="18"/>
-      <w:szCs w:val="18"/>
-    </w:rPr>
-  </w:style>
-  <w:style w:type="character" w:customStyle="1" w:styleId="pron">
-    <w:name w:val="pron"/>
-    <w:basedOn w:val="a0"/>
-    <w:rsid w:val="004F218D"/>
-  </w:style>
-  <w:style w:type="character" w:customStyle="1" w:styleId="ipa">
-    <w:name w:val="ipa"/>
-    <w:basedOn w:val="a0"/>
-    <w:rsid w:val="004F218D"/>
-  </w:style>
-  <w:style w:type="character" w:customStyle="1" w:styleId="sp">
-    <w:name w:val="sp"/>
-    <w:basedOn w:val="a0"/>
-    <w:rsid w:val="008476B1"/>
-  </w:style>
-  <w:style w:type="character" w:customStyle="1" w:styleId="richtext">
-    <w:name w:val="richtext"/>
-    <w:basedOn w:val="a0"/>
-    <w:rsid w:val="0002197C"/>
-  </w:style>
-  <w:style w:type="character" w:styleId="a5">
-    <w:name w:val="Hyperlink"/>
-    <w:basedOn w:val="a0"/>
-    <w:uiPriority w:val="99"/>
-    <w:unhideWhenUsed/>
-    <w:rsid w:val="006E741E"/>
-    <w:rPr>
-      <w:color w:val="0563C1" w:themeColor="hyperlink"/>
-      <w:u w:val="single"/>
-    </w:rPr>
-  </w:style>
-  <w:style w:type="character" w:customStyle="1" w:styleId="UnresolvedMention">
-    <w:name w:val="Unresolved Mention"/>
-    <w:basedOn w:val="a0"/>
-    <w:uiPriority w:val="99"/>
-    <w:semiHidden/>
-    <w:unhideWhenUsed/>
-    <w:rsid w:val="006E741E"/>
-    <w:rPr>
-      <w:color w:val="605E5C"/>
-      <w:shd w:val="clear" w:color="auto" w:fill="E1DFDD"/>
-    </w:rPr>
-  </w:style>
-  <w:style w:type="character" w:customStyle="1" w:styleId="transcribedword">
-    <w:name w:val="transcribed_word"/>
-    <w:basedOn w:val="a0"/>
-    <w:rsid w:val="00F07C7A"/>
-  </w:style>
-  <w:style w:type="character" w:styleId="a6">
-    <w:name w:val="FollowedHyperlink"/>
-    <w:basedOn w:val="a0"/>
-    <w:uiPriority w:val="99"/>
-    <w:semiHidden/>
-    <w:unhideWhenUsed/>
-    <w:rsid w:val="00D67ADF"/>
-    <w:rPr>
-      <w:color w:val="954F72" w:themeColor="followedHyperlink"/>
-      <w:u w:val="single"/>
-    </w:rPr>
-  </w:style>
-  <w:style w:type="paragraph" w:styleId="a7">
-    <w:name w:val="Balloon Text"/>
-    <w:basedOn w:val="a"/>
-    <w:link w:val="Char1"/>
-    <w:uiPriority w:val="99"/>
-    <w:semiHidden/>
-    <w:unhideWhenUsed/>
-    <w:rsid w:val="00465E79"/>
-    <w:rPr>
-      <w:rFonts w:ascii="宋体" w:eastAsia="宋体"/>
-      <w:sz w:val="18"/>
-      <w:szCs w:val="18"/>
-    </w:rPr>
-  </w:style>
-  <w:style w:type="character" w:customStyle="1" w:styleId="Char1">
-    <w:name w:val="批注框文本 Char"/>
-    <w:basedOn w:val="a0"/>
-    <w:link w:val="a7"/>
+  <w:style w:type="character" w:customStyle="1" w:styleId="BalloonTextChar">
+    <w:name w:val="Balloon Text Char"/>
+    <w:basedOn w:val="DefaultParagraphFont"/>
+    <w:link w:val="BalloonText"/>
     <w:uiPriority w:val="99"/>
     <w:semiHidden/>
     <w:rsid w:val="00465E79"/>
@@ -12255,7 +12136,7 @@
   <a:extraClrSchemeLst/>
   <a:extLst>
     <a:ext uri="{05A4C25C-085E-4340-85A3-A5531E510DB2}">
-      <thm15:themeFamily xmlns:thm15="http://schemas.microsoft.com/office/thememl/2012/main" xmlns="" name="Office Theme" id="{62F939B6-93AF-4DB8-9C6B-D6C7DFDC589F}" vid="{4A3C46E8-61CC-4603-A589-7422A47A8E4A}"/>
+      <thm15:themeFamily xmlns:thm15="http://schemas.microsoft.com/office/thememl/2012/main" name="Office Theme" id="{62F939B6-93AF-4DB8-9C6B-D6C7DFDC589F}" vid="{4A3C46E8-61CC-4603-A589-7422A47A8E4A}"/>
     </a:ext>
   </a:extLst>
 </a:theme>
